--- a/arb/docx/39.content.docx
+++ b/arb/docx/39.content.docx
@@ -768,6 +768,22 @@
       </w:r>
       <w:r>
         <w:rPr>
+          <w:lang w:val="ar_AE" w:bidi="ar_AE"/>
+        </w:rPr>
+        <w:t>מַשָּׂ֥א דְבַר־יְהוָ֖ה</w:t>
+      </w:r>
+    </w:p>
+    <w:p>
+      <w:pPr>
+        <w:bidi/>
+      </w:pPr>
+      <w:r>
+        <w:rPr>
+          <w:lang w:val="ar_AE" w:bidi="ar_AE"/>
+        </w:rPr>
+      </w:r>
+      <w:r>
+        <w:rPr>
           <w:b/>
           <w:lang w:val="ar_AE" w:bidi="ar_AE"/>
         </w:rPr>
@@ -887,6 +903,22 @@
       </w:r>
       <w:r>
         <w:rPr>
+          <w:lang w:val="ar_AE" w:bidi="ar_AE"/>
+        </w:rPr>
+        <w:t>דְבַר־יְהוָ֖ה</w:t>
+      </w:r>
+    </w:p>
+    <w:p>
+      <w:pPr>
+        <w:bidi/>
+      </w:pPr>
+      <w:r>
+        <w:rPr>
+          <w:lang w:val="ar_AE" w:bidi="ar_AE"/>
+        </w:rPr>
+      </w:r>
+      <w:r>
+        <w:rPr>
           <w:b/>
           <w:lang w:val="ar_AE" w:bidi="ar_AE"/>
         </w:rPr>
@@ -992,6 +1024,22 @@
       </w:r>
       <w:r>
         <w:rPr>
+          <w:lang w:val="ar_AE" w:bidi="ar_AE"/>
+        </w:rPr>
+        <w:t>אֶל־יִשְׂרָאֵ֑ל</w:t>
+      </w:r>
+    </w:p>
+    <w:p>
+      <w:pPr>
+        <w:bidi/>
+      </w:pPr>
+      <w:r>
+        <w:rPr>
+          <w:lang w:val="ar_AE" w:bidi="ar_AE"/>
+        </w:rPr>
+      </w:r>
+      <w:r>
+        <w:rPr>
           <w:b/>
           <w:lang w:val="ar_AE" w:bidi="ar_AE"/>
         </w:rPr>
@@ -1111,6 +1159,22 @@
       </w:r>
       <w:r>
         <w:rPr>
+          <w:lang w:val="ar_AE" w:bidi="ar_AE"/>
+        </w:rPr>
+        <w:t>בְּ⁠יַ֖ד</w:t>
+      </w:r>
+    </w:p>
+    <w:p>
+      <w:pPr>
+        <w:bidi/>
+      </w:pPr>
+      <w:r>
+        <w:rPr>
+          <w:lang w:val="ar_AE" w:bidi="ar_AE"/>
+        </w:rPr>
+      </w:r>
+      <w:r>
+        <w:rPr>
           <w:b/>
           <w:lang w:val="ar_AE" w:bidi="ar_AE"/>
         </w:rPr>
@@ -1230,6 +1294,22 @@
       </w:r>
       <w:r>
         <w:rPr>
+          <w:lang w:val="ar_AE" w:bidi="ar_AE"/>
+        </w:rPr>
+        <w:t>מַלְאָכִֽי</w:t>
+      </w:r>
+    </w:p>
+    <w:p>
+      <w:pPr>
+        <w:bidi/>
+      </w:pPr>
+      <w:r>
+        <w:rPr>
+          <w:lang w:val="ar_AE" w:bidi="ar_AE"/>
+        </w:rPr>
+      </w:r>
+      <w:r>
+        <w:rPr>
           <w:b/>
           <w:lang w:val="ar_AE" w:bidi="ar_AE"/>
         </w:rPr>
@@ -1349,6 +1429,22 @@
       </w:r>
       <w:r>
         <w:rPr>
+          <w:lang w:val="ar_AE" w:bidi="ar_AE"/>
+        </w:rPr>
+        <w:t>אָהַ֤בְתִּי אֶתְ⁠כֶם֙ אָמַ֣ר יְהוָ֔ה</w:t>
+      </w:r>
+    </w:p>
+    <w:p>
+      <w:pPr>
+        <w:bidi/>
+      </w:pPr>
+      <w:r>
+        <w:rPr>
+          <w:lang w:val="ar_AE" w:bidi="ar_AE"/>
+        </w:rPr>
+      </w:r>
+      <w:r>
+        <w:rPr>
           <w:b/>
           <w:lang w:val="ar_AE" w:bidi="ar_AE"/>
         </w:rPr>
@@ -1455,6 +1551,22 @@
       </w:r>
       <w:r>
         <w:rPr>
+          <w:lang w:val="ar_AE" w:bidi="ar_AE"/>
+        </w:rPr>
+        <w:t>אֶתְ⁠כֶם֙</w:t>
+      </w:r>
+    </w:p>
+    <w:p>
+      <w:pPr>
+        <w:bidi/>
+      </w:pPr>
+      <w:r>
+        <w:rPr>
+          <w:lang w:val="ar_AE" w:bidi="ar_AE"/>
+        </w:rPr>
+      </w:r>
+      <w:r>
+        <w:rPr>
           <w:b/>
           <w:lang w:val="ar_AE" w:bidi="ar_AE"/>
         </w:rPr>
@@ -1574,6 +1686,22 @@
       </w:r>
       <w:r>
         <w:rPr>
+          <w:lang w:val="ar_AE" w:bidi="ar_AE"/>
+        </w:rPr>
+        <w:t>וַ⁠אֲמַרְתֶּ֖ם</w:t>
+      </w:r>
+    </w:p>
+    <w:p>
+      <w:pPr>
+        <w:bidi/>
+      </w:pPr>
+      <w:r>
+        <w:rPr>
+          <w:lang w:val="ar_AE" w:bidi="ar_AE"/>
+        </w:rPr>
+      </w:r>
+      <w:r>
+        <w:rPr>
           <w:b/>
           <w:lang w:val="ar_AE" w:bidi="ar_AE"/>
         </w:rPr>
@@ -1680,6 +1808,22 @@
       </w:r>
       <w:r>
         <w:rPr>
+          <w:lang w:val="ar_AE" w:bidi="ar_AE"/>
+        </w:rPr>
+        <w:t>הֲ⁠לוֹא־אָ֨ח עֵשָׂ֤ו לְ⁠יַֽעֲקֹב֙ נְאֻם־יְהוָ֔ה וָ⁠אֹהַ֖ב אֶֽת־יַעֲקֹֽב</w:t>
+      </w:r>
+    </w:p>
+    <w:p>
+      <w:pPr>
+        <w:bidi/>
+      </w:pPr>
+      <w:r>
+        <w:rPr>
+          <w:lang w:val="ar_AE" w:bidi="ar_AE"/>
+        </w:rPr>
+      </w:r>
+      <w:r>
+        <w:rPr>
           <w:b/>
           <w:lang w:val="ar_AE" w:bidi="ar_AE"/>
         </w:rPr>
@@ -1799,6 +1943,22 @@
       </w:r>
       <w:r>
         <w:rPr>
+          <w:lang w:val="ar_AE" w:bidi="ar_AE"/>
+        </w:rPr>
+        <w:t>הֲ⁠לוֹא־אָ֨ח עֵשָׂ֤ו לְ⁠יַֽעֲקֹב֙</w:t>
+      </w:r>
+    </w:p>
+    <w:p>
+      <w:pPr>
+        <w:bidi/>
+      </w:pPr>
+      <w:r>
+        <w:rPr>
+          <w:lang w:val="ar_AE" w:bidi="ar_AE"/>
+        </w:rPr>
+      </w:r>
+      <w:r>
+        <w:rPr>
           <w:b/>
           <w:lang w:val="ar_AE" w:bidi="ar_AE"/>
         </w:rPr>
@@ -1891,6 +2051,22 @@
       </w:r>
       <w:r>
         <w:rPr>
+          <w:lang w:val="ar_AE" w:bidi="ar_AE"/>
+        </w:rPr>
+        <w:t>הֲ⁠לוֹא־אָ֨ח עֵשָׂ֤ו לְ⁠יַֽעֲקֹב֙</w:t>
+      </w:r>
+    </w:p>
+    <w:p>
+      <w:pPr>
+        <w:bidi/>
+      </w:pPr>
+      <w:r>
+        <w:rPr>
+          <w:lang w:val="ar_AE" w:bidi="ar_AE"/>
+        </w:rPr>
+      </w:r>
+      <w:r>
+        <w:rPr>
           <w:b/>
           <w:lang w:val="ar_AE" w:bidi="ar_AE"/>
         </w:rPr>
@@ -2023,6 +2199,22 @@
       </w:r>
       <w:r>
         <w:rPr>
+          <w:lang w:val="ar_AE" w:bidi="ar_AE"/>
+        </w:rPr>
+        <w:t>נְאֻם־יְהוָ֔ה</w:t>
+      </w:r>
+    </w:p>
+    <w:p>
+      <w:pPr>
+        <w:bidi/>
+      </w:pPr>
+      <w:r>
+        <w:rPr>
+          <w:lang w:val="ar_AE" w:bidi="ar_AE"/>
+        </w:rPr>
+      </w:r>
+      <w:r>
+        <w:rPr>
           <w:b/>
           <w:lang w:val="ar_AE" w:bidi="ar_AE"/>
         </w:rPr>
@@ -2129,6 +2321,22 @@
       </w:r>
       <w:r>
         <w:rPr>
+          <w:lang w:val="ar_AE" w:bidi="ar_AE"/>
+        </w:rPr>
+        <w:t>וָ⁠אֹהַ֖ב אֶֽת־יַעֲקֹֽב</w:t>
+      </w:r>
+    </w:p>
+    <w:p>
+      <w:pPr>
+        <w:bidi/>
+      </w:pPr>
+      <w:r>
+        <w:rPr>
+          <w:lang w:val="ar_AE" w:bidi="ar_AE"/>
+        </w:rPr>
+      </w:r>
+      <w:r>
+        <w:rPr>
           <w:b/>
           <w:lang w:val="ar_AE" w:bidi="ar_AE"/>
         </w:rPr>
@@ -2241,6 +2449,22 @@
       </w:r>
       <w:r>
         <w:rPr>
+          <w:lang w:val="ar_AE" w:bidi="ar_AE"/>
+        </w:rPr>
+        <w:t>וָ⁠אֹהַ֖ב אֶֽת־יַעֲקֹֽב׃ וְ⁠אֶת־עֵשָׂ֖ו שָׂנֵ֑אתִי</w:t>
+      </w:r>
+    </w:p>
+    <w:p>
+      <w:pPr>
+        <w:bidi/>
+      </w:pPr>
+      <w:r>
+        <w:rPr>
+          <w:lang w:val="ar_AE" w:bidi="ar_AE"/>
+        </w:rPr>
+      </w:r>
+      <w:r>
+        <w:rPr>
           <w:b/>
           <w:lang w:val="ar_AE" w:bidi="ar_AE"/>
         </w:rPr>
@@ -2347,6 +2571,22 @@
       </w:r>
       <w:r>
         <w:rPr>
+          <w:lang w:val="ar_AE" w:bidi="ar_AE"/>
+        </w:rPr>
+        <w:t>וְ⁠אֶת־עֵשָׂ֖ו שָׂנֵ֑אתִי</w:t>
+      </w:r>
+    </w:p>
+    <w:p>
+      <w:pPr>
+        <w:bidi/>
+      </w:pPr>
+      <w:r>
+        <w:rPr>
+          <w:lang w:val="ar_AE" w:bidi="ar_AE"/>
+        </w:rPr>
+      </w:r>
+      <w:r>
+        <w:rPr>
           <w:b/>
           <w:lang w:val="ar_AE" w:bidi="ar_AE"/>
         </w:rPr>
@@ -2466,6 +2706,22 @@
       </w:r>
       <w:r>
         <w:rPr>
+          <w:lang w:val="ar_AE" w:bidi="ar_AE"/>
+        </w:rPr>
+        <w:t>שְׁמָמָ֔ה</w:t>
+      </w:r>
+    </w:p>
+    <w:p>
+      <w:pPr>
+        <w:bidi/>
+      </w:pPr>
+      <w:r>
+        <w:rPr>
+          <w:lang w:val="ar_AE" w:bidi="ar_AE"/>
+        </w:rPr>
+      </w:r>
+      <w:r>
+        <w:rPr>
           <w:b/>
           <w:lang w:val="ar_AE" w:bidi="ar_AE"/>
         </w:rPr>
@@ -2585,6 +2841,22 @@
       </w:r>
       <w:r>
         <w:rPr>
+          <w:lang w:val="ar_AE" w:bidi="ar_AE"/>
+        </w:rPr>
+        <w:t>לְ⁠תַנּ֥וֹת</w:t>
+      </w:r>
+    </w:p>
+    <w:p>
+      <w:pPr>
+        <w:bidi/>
+      </w:pPr>
+      <w:r>
+        <w:rPr>
+          <w:lang w:val="ar_AE" w:bidi="ar_AE"/>
+        </w:rPr>
+      </w:r>
+      <w:r>
+        <w:rPr>
           <w:b/>
           <w:lang w:val="ar_AE" w:bidi="ar_AE"/>
         </w:rPr>
@@ -2698,6 +2970,22 @@
       </w:r>
       <w:r>
         <w:rPr>
+          <w:lang w:val="ar_AE" w:bidi="ar_AE"/>
+        </w:rPr>
+        <w:t>כִּֽי־תֹאמַ֨ר אֱד֜וֹם</w:t>
+      </w:r>
+    </w:p>
+    <w:p>
+      <w:pPr>
+        <w:bidi/>
+      </w:pPr>
+      <w:r>
+        <w:rPr>
+          <w:lang w:val="ar_AE" w:bidi="ar_AE"/>
+        </w:rPr>
+      </w:r>
+      <w:r>
+        <w:rPr>
           <w:b/>
           <w:lang w:val="ar_AE" w:bidi="ar_AE"/>
         </w:rPr>
@@ -2817,6 +3105,22 @@
       </w:r>
       <w:r>
         <w:rPr>
+          <w:lang w:val="ar_AE" w:bidi="ar_AE"/>
+        </w:rPr>
+        <w:t>רֻשַּׁ֗שְׁנוּ</w:t>
+      </w:r>
+    </w:p>
+    <w:p>
+      <w:pPr>
+        <w:bidi/>
+      </w:pPr>
+      <w:r>
+        <w:rPr>
+          <w:lang w:val="ar_AE" w:bidi="ar_AE"/>
+        </w:rPr>
+      </w:r>
+      <w:r>
+        <w:rPr>
           <w:b/>
           <w:lang w:val="ar_AE" w:bidi="ar_AE"/>
         </w:rPr>
@@ -2923,6 +3227,22 @@
       </w:r>
       <w:r>
         <w:rPr>
+          <w:lang w:val="ar_AE" w:bidi="ar_AE"/>
+        </w:rPr>
+        <w:t>וְ⁠קָרְא֤וּ לָ⁠הֶם֙ גְּב֣וּל רִשְׁעָ֔ה וְ⁠הָ⁠עָ֛ם אֲשֶׁר־זָעַ֥ם יְהוָ֖ה עַד־עוֹלָֽם</w:t>
+      </w:r>
+    </w:p>
+    <w:p>
+      <w:pPr>
+        <w:bidi/>
+      </w:pPr>
+      <w:r>
+        <w:rPr>
+          <w:lang w:val="ar_AE" w:bidi="ar_AE"/>
+        </w:rPr>
+      </w:r>
+      <w:r>
+        <w:rPr>
           <w:b/>
           <w:lang w:val="ar_AE" w:bidi="ar_AE"/>
         </w:rPr>
@@ -3029,6 +3349,22 @@
       </w:r>
       <w:r>
         <w:rPr>
+          <w:lang w:val="ar_AE" w:bidi="ar_AE"/>
+        </w:rPr>
+        <w:t>וְ⁠קָרְא֤וּ לָ⁠הֶם֙</w:t>
+      </w:r>
+    </w:p>
+    <w:p>
+      <w:pPr>
+        <w:bidi/>
+      </w:pPr>
+      <w:r>
+        <w:rPr>
+          <w:lang w:val="ar_AE" w:bidi="ar_AE"/>
+        </w:rPr>
+      </w:r>
+      <w:r>
+        <w:rPr>
           <w:b/>
           <w:lang w:val="ar_AE" w:bidi="ar_AE"/>
         </w:rPr>
@@ -3134,6 +3470,22 @@
       </w:r>
       <w:r>
         <w:rPr>
+          <w:lang w:val="ar_AE" w:bidi="ar_AE"/>
+        </w:rPr>
+        <w:t>גְּב֣וּל רִשְׁעָ֔ה</w:t>
+      </w:r>
+    </w:p>
+    <w:p>
+      <w:pPr>
+        <w:bidi/>
+      </w:pPr>
+      <w:r>
+        <w:rPr>
+          <w:lang w:val="ar_AE" w:bidi="ar_AE"/>
+        </w:rPr>
+      </w:r>
+      <w:r>
+        <w:rPr>
           <w:b/>
           <w:lang w:val="ar_AE" w:bidi="ar_AE"/>
         </w:rPr>
@@ -3253,6 +3605,22 @@
       </w:r>
       <w:r>
         <w:rPr>
+          <w:lang w:val="ar_AE" w:bidi="ar_AE"/>
+        </w:rPr>
+        <w:t>וְ⁠עֵינֵי⁠כֶ֖ם תִּרְאֶ֑ינָה וְ⁠אַתֶּ֤ם תֹּֽאמְרוּ֙ יִגְדַּ֣ל יְהוָ֔ה מֵ⁠עַ֖ל לִ⁠גְב֥וּל יִשְׂרָאֵֽל</w:t>
+      </w:r>
+    </w:p>
+    <w:p>
+      <w:pPr>
+        <w:bidi/>
+      </w:pPr>
+      <w:r>
+        <w:rPr>
+          <w:lang w:val="ar_AE" w:bidi="ar_AE"/>
+        </w:rPr>
+      </w:r>
+      <w:r>
+        <w:rPr>
           <w:b/>
           <w:lang w:val="ar_AE" w:bidi="ar_AE"/>
         </w:rPr>
@@ -3359,6 +3727,22 @@
       </w:r>
       <w:r>
         <w:rPr>
+          <w:lang w:val="ar_AE" w:bidi="ar_AE"/>
+        </w:rPr>
+        <w:t>וְ⁠עֵינֵי⁠כֶ֖ם תִּרְאֶ֑ינָה</w:t>
+      </w:r>
+    </w:p>
+    <w:p>
+      <w:pPr>
+        <w:bidi/>
+      </w:pPr>
+      <w:r>
+        <w:rPr>
+          <w:lang w:val="ar_AE" w:bidi="ar_AE"/>
+        </w:rPr>
+      </w:r>
+      <w:r>
+        <w:rPr>
           <w:b/>
           <w:lang w:val="ar_AE" w:bidi="ar_AE"/>
         </w:rPr>
@@ -3478,6 +3862,22 @@
       </w:r>
       <w:r>
         <w:rPr>
+          <w:lang w:val="ar_AE" w:bidi="ar_AE"/>
+        </w:rPr>
+        <w:t>וְ⁠עֵינֵי⁠כֶ֖ם תִּרְאֶ֑ינָה וְ⁠אַתֶּ֤ם תֹּֽאמְרוּ֙ יִגְדַּ֣ל יְהוָ֔ה מֵ⁠עַ֖ל לִ⁠גְב֥וּל יִשְׂרָאֵֽל</w:t>
+      </w:r>
+    </w:p>
+    <w:p>
+      <w:pPr>
+        <w:bidi/>
+      </w:pPr>
+      <w:r>
+        <w:rPr>
+          <w:lang w:val="ar_AE" w:bidi="ar_AE"/>
+        </w:rPr>
+      </w:r>
+      <w:r>
+        <w:rPr>
           <w:b/>
           <w:lang w:val="ar_AE" w:bidi="ar_AE"/>
         </w:rPr>
@@ -3584,6 +3984,22 @@
       </w:r>
       <w:r>
         <w:rPr>
+          <w:lang w:val="ar_AE" w:bidi="ar_AE"/>
+        </w:rPr>
+        <w:t>וְ⁠אִם־אָ֣ב אָ֣נִי אַיֵּ֣ה כְבוֹדִ֡⁠י וְ⁠אִם־אֲדוֹנִ֣ים אָנִי֩ אַיֵּ֨ה מוֹרָאִ֜⁠י</w:t>
+      </w:r>
+    </w:p>
+    <w:p>
+      <w:pPr>
+        <w:bidi/>
+      </w:pPr>
+      <w:r>
+        <w:rPr>
+          <w:lang w:val="ar_AE" w:bidi="ar_AE"/>
+        </w:rPr>
+      </w:r>
+      <w:r>
+        <w:rPr>
           <w:b/>
           <w:lang w:val="ar_AE" w:bidi="ar_AE"/>
         </w:rPr>
@@ -3690,6 +4106,22 @@
       </w:r>
       <w:r>
         <w:rPr>
+          <w:lang w:val="ar_AE" w:bidi="ar_AE"/>
+        </w:rPr>
+        <w:t>שְׁמִ֔⁠י &amp; אֶת־שְׁמֶֽ⁠ךָ</w:t>
+      </w:r>
+    </w:p>
+    <w:p>
+      <w:pPr>
+        <w:bidi/>
+      </w:pPr>
+      <w:r>
+        <w:rPr>
+          <w:lang w:val="ar_AE" w:bidi="ar_AE"/>
+        </w:rPr>
+      </w:r>
+      <w:r>
+        <w:rPr>
           <w:b/>
           <w:lang w:val="ar_AE" w:bidi="ar_AE"/>
         </w:rPr>
@@ -3823,6 +4255,22 @@
       </w:r>
       <w:r>
         <w:rPr>
+          <w:lang w:val="ar_AE" w:bidi="ar_AE"/>
+        </w:rPr>
+        <w:t>לֶ֣חֶם מְגֹאָ֔ל</w:t>
+      </w:r>
+    </w:p>
+    <w:p>
+      <w:pPr>
+        <w:bidi/>
+      </w:pPr>
+      <w:r>
+        <w:rPr>
+          <w:lang w:val="ar_AE" w:bidi="ar_AE"/>
+        </w:rPr>
+      </w:r>
+      <w:r>
+        <w:rPr>
           <w:b/>
           <w:lang w:val="ar_AE" w:bidi="ar_AE"/>
         </w:rPr>
@@ -3929,6 +4377,22 @@
       </w:r>
       <w:r>
         <w:rPr>
+          <w:lang w:val="ar_AE" w:bidi="ar_AE"/>
+        </w:rPr>
+        <w:t>וַ⁠אֲמַרְתֶּ֖ם בַּ⁠מֶּ֣ה גֵֽאַלְנ֑וּ⁠ךָ בֶּ⁠אֱמָרְ⁠כֶ֕ם שֻׁלְחַ֥ן יְהוָ֖ה נִבְזֶ֥ה הֽוּא</w:t>
+      </w:r>
+    </w:p>
+    <w:p>
+      <w:pPr>
+        <w:bidi/>
+      </w:pPr>
+      <w:r>
+        <w:rPr>
+          <w:lang w:val="ar_AE" w:bidi="ar_AE"/>
+        </w:rPr>
+      </w:r>
+      <w:r>
+        <w:rPr>
           <w:b/>
           <w:lang w:val="ar_AE" w:bidi="ar_AE"/>
         </w:rPr>
@@ -4035,6 +4499,22 @@
       </w:r>
       <w:r>
         <w:rPr>
+          <w:lang w:val="ar_AE" w:bidi="ar_AE"/>
+        </w:rPr>
+        <w:t>שֻׁלְחַ֥ן יְהוָ֖ה נִבְזֶ֥ה הֽוּא</w:t>
+      </w:r>
+    </w:p>
+    <w:p>
+      <w:pPr>
+        <w:bidi/>
+      </w:pPr>
+      <w:r>
+        <w:rPr>
+          <w:lang w:val="ar_AE" w:bidi="ar_AE"/>
+        </w:rPr>
+      </w:r>
+      <w:r>
+        <w:rPr>
           <w:b/>
           <w:lang w:val="ar_AE" w:bidi="ar_AE"/>
         </w:rPr>
@@ -4141,6 +4621,22 @@
       </w:r>
       <w:r>
         <w:rPr>
+          <w:lang w:val="ar_AE" w:bidi="ar_AE"/>
+        </w:rPr>
+        <w:t>שֻׁלְחַ֥ן יְהוָ֖ה</w:t>
+      </w:r>
+    </w:p>
+    <w:p>
+      <w:pPr>
+        <w:bidi/>
+      </w:pPr>
+      <w:r>
+        <w:rPr>
+          <w:lang w:val="ar_AE" w:bidi="ar_AE"/>
+        </w:rPr>
+      </w:r>
+      <w:r>
+        <w:rPr>
           <w:b/>
           <w:lang w:val="ar_AE" w:bidi="ar_AE"/>
         </w:rPr>
@@ -4246,6 +4742,22 @@
       </w:r>
       <w:r>
         <w:rPr>
+          <w:lang w:val="ar_AE" w:bidi="ar_AE"/>
+        </w:rPr>
+        <w:t>וְ⁠כִֽי־תַגִּשׁ֨וּ⁠ן עִוֵּ֤ר לִ⁠זְבֹּ֨חַ֙ אֵ֣ין רָ֔ע וְ⁠כִ֥י תַגִּ֛ישׁוּ פִּסֵּ֥חַ וְ⁠חֹלֶ֖ה אֵ֣ין רָ֑ע</w:t>
+      </w:r>
+    </w:p>
+    <w:p>
+      <w:pPr>
+        <w:bidi/>
+      </w:pPr>
+      <w:r>
+        <w:rPr>
+          <w:lang w:val="ar_AE" w:bidi="ar_AE"/>
+        </w:rPr>
+      </w:r>
+      <w:r>
+        <w:rPr>
           <w:b/>
           <w:lang w:val="ar_AE" w:bidi="ar_AE"/>
         </w:rPr>
@@ -4352,6 +4864,22 @@
       </w:r>
       <w:r>
         <w:rPr>
+          <w:lang w:val="ar_AE" w:bidi="ar_AE"/>
+        </w:rPr>
+        <w:t>עִוֵּ֤ר &amp; פִּסֵּ֥חַ וְ⁠חֹלֶ֖ה</w:t>
+      </w:r>
+    </w:p>
+    <w:p>
+      <w:pPr>
+        <w:bidi/>
+      </w:pPr>
+      <w:r>
+        <w:rPr>
+          <w:lang w:val="ar_AE" w:bidi="ar_AE"/>
+        </w:rPr>
+      </w:r>
+      <w:r>
+        <w:rPr>
           <w:b/>
           <w:lang w:val="ar_AE" w:bidi="ar_AE"/>
         </w:rPr>
@@ -4472,6 +5000,22 @@
       </w:r>
       <w:r>
         <w:rPr>
+          <w:lang w:val="ar_AE" w:bidi="ar_AE"/>
+        </w:rPr>
+        <w:t>הַקְרִיבֵ֨⁠הוּ</w:t>
+      </w:r>
+    </w:p>
+    <w:p>
+      <w:pPr>
+        <w:bidi/>
+      </w:pPr>
+      <w:r>
+        <w:rPr>
+          <w:lang w:val="ar_AE" w:bidi="ar_AE"/>
+        </w:rPr>
+      </w:r>
+      <w:r>
+        <w:rPr>
           <w:b/>
           <w:lang w:val="ar_AE" w:bidi="ar_AE"/>
         </w:rPr>
@@ -4591,6 +5135,22 @@
       </w:r>
       <w:r>
         <w:rPr>
+          <w:lang w:val="ar_AE" w:bidi="ar_AE"/>
+        </w:rPr>
+        <w:t>לְ⁠פֶחָתֶ֗⁠ךָ הֲ⁠יִּרְצְ⁠ךָ֙ &amp; פָנֶ֔י⁠ךָ</w:t>
+      </w:r>
+    </w:p>
+    <w:p>
+      <w:pPr>
+        <w:bidi/>
+      </w:pPr>
+      <w:r>
+        <w:rPr>
+          <w:lang w:val="ar_AE" w:bidi="ar_AE"/>
+        </w:rPr>
+      </w:r>
+      <w:r>
+        <w:rPr>
           <w:b/>
           <w:lang w:val="ar_AE" w:bidi="ar_AE"/>
         </w:rPr>
@@ -4711,6 +5271,22 @@
       </w:r>
       <w:r>
         <w:rPr>
+          <w:lang w:val="ar_AE" w:bidi="ar_AE"/>
+        </w:rPr>
+        <w:t>הֲ⁠יִּרְצְ⁠ךָ֙ א֚וֹ הֲ⁠יִשָּׂ֣א פָנֶ֔י⁠ךָ</w:t>
+      </w:r>
+    </w:p>
+    <w:p>
+      <w:pPr>
+        <w:bidi/>
+      </w:pPr>
+      <w:r>
+        <w:rPr>
+          <w:lang w:val="ar_AE" w:bidi="ar_AE"/>
+        </w:rPr>
+      </w:r>
+      <w:r>
+        <w:rPr>
           <w:b/>
           <w:lang w:val="ar_AE" w:bidi="ar_AE"/>
         </w:rPr>
@@ -4817,6 +5393,22 @@
       </w:r>
       <w:r>
         <w:rPr>
+          <w:lang w:val="ar_AE" w:bidi="ar_AE"/>
+        </w:rPr>
+        <w:t>הֲ⁠יִּרְצְ⁠ךָ֙ א֚וֹ הֲ⁠יִשָּׂ֣א פָנֶ֔י⁠ךָ</w:t>
+      </w:r>
+    </w:p>
+    <w:p>
+      <w:pPr>
+        <w:bidi/>
+      </w:pPr>
+      <w:r>
+        <w:rPr>
+          <w:lang w:val="ar_AE" w:bidi="ar_AE"/>
+        </w:rPr>
+      </w:r>
+      <w:r>
+        <w:rPr>
           <w:b/>
           <w:lang w:val="ar_AE" w:bidi="ar_AE"/>
         </w:rPr>
@@ -4949,6 +5541,22 @@
       </w:r>
       <w:r>
         <w:rPr>
+          <w:lang w:val="ar_AE" w:bidi="ar_AE"/>
+        </w:rPr>
+        <w:t>א֚וֹ הֲ⁠יִשָּׂ֣א פָנֶ֔י⁠ךָ</w:t>
+      </w:r>
+    </w:p>
+    <w:p>
+      <w:pPr>
+        <w:bidi/>
+      </w:pPr>
+      <w:r>
+        <w:rPr>
+          <w:lang w:val="ar_AE" w:bidi="ar_AE"/>
+        </w:rPr>
+      </w:r>
+      <w:r>
+        <w:rPr>
           <w:b/>
           <w:lang w:val="ar_AE" w:bidi="ar_AE"/>
         </w:rPr>
@@ -5055,6 +5663,22 @@
       </w:r>
       <w:r>
         <w:rPr>
+          <w:lang w:val="ar_AE" w:bidi="ar_AE"/>
+        </w:rPr>
+        <w:t>וְ⁠עַתָּ֛ה</w:t>
+      </w:r>
+    </w:p>
+    <w:p>
+      <w:pPr>
+        <w:bidi/>
+      </w:pPr>
+      <w:r>
+        <w:rPr>
+          <w:lang w:val="ar_AE" w:bidi="ar_AE"/>
+        </w:rPr>
+      </w:r>
+      <w:r>
+        <w:rPr>
           <w:b/>
           <w:lang w:val="ar_AE" w:bidi="ar_AE"/>
         </w:rPr>
@@ -5174,6 +5798,22 @@
       </w:r>
       <w:r>
         <w:rPr>
+          <w:lang w:val="ar_AE" w:bidi="ar_AE"/>
+        </w:rPr>
+        <w:t>פְנֵי־אֵ֖ל וִֽ⁠יחָנֵ֑⁠נוּ</w:t>
+      </w:r>
+    </w:p>
+    <w:p>
+      <w:pPr>
+        <w:bidi/>
+      </w:pPr>
+      <w:r>
+        <w:rPr>
+          <w:lang w:val="ar_AE" w:bidi="ar_AE"/>
+        </w:rPr>
+      </w:r>
+      <w:r>
+        <w:rPr>
           <w:b/>
           <w:lang w:val="ar_AE" w:bidi="ar_AE"/>
         </w:rPr>
@@ -5280,6 +5920,22 @@
       </w:r>
       <w:r>
         <w:rPr>
+          <w:lang w:val="ar_AE" w:bidi="ar_AE"/>
+        </w:rPr>
+        <w:t>פְנֵי־אֵ֖ל</w:t>
+      </w:r>
+    </w:p>
+    <w:p>
+      <w:pPr>
+        <w:bidi/>
+      </w:pPr>
+      <w:r>
+        <w:rPr>
+          <w:lang w:val="ar_AE" w:bidi="ar_AE"/>
+        </w:rPr>
+      </w:r>
+      <w:r>
+        <w:rPr>
           <w:b/>
           <w:lang w:val="ar_AE" w:bidi="ar_AE"/>
         </w:rPr>
@@ -5399,6 +6055,22 @@
       </w:r>
       <w:r>
         <w:rPr>
+          <w:lang w:val="ar_AE" w:bidi="ar_AE"/>
+        </w:rPr>
+        <w:t>פְנֵי־אֵ֖ל</w:t>
+      </w:r>
+    </w:p>
+    <w:p>
+      <w:pPr>
+        <w:bidi/>
+      </w:pPr>
+      <w:r>
+        <w:rPr>
+          <w:lang w:val="ar_AE" w:bidi="ar_AE"/>
+        </w:rPr>
+      </w:r>
+      <w:r>
+        <w:rPr>
           <w:b/>
           <w:lang w:val="ar_AE" w:bidi="ar_AE"/>
         </w:rPr>
@@ -5516,6 +6188,22 @@
       </w:r>
       <w:r>
         <w:rPr>
+          <w:lang w:val="ar_AE" w:bidi="ar_AE"/>
+        </w:rPr>
+        <w:t>וִֽ⁠יחָנֵ֑⁠נוּ</w:t>
+      </w:r>
+    </w:p>
+    <w:p>
+      <w:pPr>
+        <w:bidi/>
+      </w:pPr>
+      <w:r>
+        <w:rPr>
+          <w:lang w:val="ar_AE" w:bidi="ar_AE"/>
+        </w:rPr>
+      </w:r>
+      <w:r>
+        <w:rPr>
           <w:b/>
           <w:lang w:val="ar_AE" w:bidi="ar_AE"/>
         </w:rPr>
@@ -5635,6 +6323,22 @@
       </w:r>
       <w:r>
         <w:rPr>
+          <w:lang w:val="ar_AE" w:bidi="ar_AE"/>
+        </w:rPr>
+        <w:t>מִ⁠יֶּדְ⁠כֶם֙ הָ֣יְתָה זֹּ֔את</w:t>
+      </w:r>
+    </w:p>
+    <w:p>
+      <w:pPr>
+        <w:bidi/>
+      </w:pPr>
+      <w:r>
+        <w:rPr>
+          <w:lang w:val="ar_AE" w:bidi="ar_AE"/>
+        </w:rPr>
+      </w:r>
+      <w:r>
+        <w:rPr>
           <w:b/>
           <w:lang w:val="ar_AE" w:bidi="ar_AE"/>
         </w:rPr>
@@ -5754,6 +6458,22 @@
       </w:r>
       <w:r>
         <w:rPr>
+          <w:lang w:val="ar_AE" w:bidi="ar_AE"/>
+        </w:rPr>
+        <w:t>מִ⁠יֶּדְ⁠כֶם֙</w:t>
+      </w:r>
+    </w:p>
+    <w:p>
+      <w:pPr>
+        <w:bidi/>
+      </w:pPr>
+      <w:r>
+        <w:rPr>
+          <w:lang w:val="ar_AE" w:bidi="ar_AE"/>
+        </w:rPr>
+      </w:r>
+      <w:r>
+        <w:rPr>
           <w:b/>
           <w:lang w:val="ar_AE" w:bidi="ar_AE"/>
         </w:rPr>
@@ -5847,6 +6567,22 @@
         <w:rPr>
           <w:lang w:val="ar_AE" w:bidi="ar_AE"/>
         </w:rPr>
+      </w:r>
+    </w:p>
+    <w:p>
+      <w:pPr>
+        <w:bidi/>
+      </w:pPr>
+      <w:r>
+        <w:rPr>
+          <w:lang w:val="ar_AE" w:bidi="ar_AE"/>
+        </w:rPr>
+      </w:r>
+      <w:r>
+        <w:rPr>
+          <w:lang w:val="ar_AE" w:bidi="ar_AE"/>
+        </w:rPr>
+        <w:t>מִ⁠יֶּדְ⁠כֶם֙</w:t>
       </w:r>
     </w:p>
     <w:p>
@@ -6089,6 +6825,22 @@
       </w:r>
       <w:r>
         <w:rPr>
+          <w:lang w:val="ar_AE" w:bidi="ar_AE"/>
+        </w:rPr>
+        <w:t>הֲ⁠יִשָּׂ֤א מִ⁠כֶּם֙ פָּנִ֔ים</w:t>
+      </w:r>
+    </w:p>
+    <w:p>
+      <w:pPr>
+        <w:bidi/>
+      </w:pPr>
+      <w:r>
+        <w:rPr>
+          <w:lang w:val="ar_AE" w:bidi="ar_AE"/>
+        </w:rPr>
+      </w:r>
+      <w:r>
+        <w:rPr>
           <w:b/>
           <w:lang w:val="ar_AE" w:bidi="ar_AE"/>
         </w:rPr>
@@ -6181,6 +6933,22 @@
       </w:r>
       <w:r>
         <w:rPr>
+          <w:lang w:val="ar_AE" w:bidi="ar_AE"/>
+        </w:rPr>
+        <w:t>מִ֤י גַם־בָּ⁠כֶם֙ וְ⁠יִסְגֹּ֣ר דְּלָתַ֔יִם וְ⁠לֹֽא־תָאִ֥ירוּ מִזְבְּחִ֖⁠י חִנָּ֑ם</w:t>
+      </w:r>
+    </w:p>
+    <w:p>
+      <w:pPr>
+        <w:bidi/>
+      </w:pPr>
+      <w:r>
+        <w:rPr>
+          <w:lang w:val="ar_AE" w:bidi="ar_AE"/>
+        </w:rPr>
+      </w:r>
+      <w:r>
+        <w:rPr>
           <w:b/>
           <w:lang w:val="ar_AE" w:bidi="ar_AE"/>
         </w:rPr>
@@ -6287,6 +7055,22 @@
       </w:r>
       <w:r>
         <w:rPr>
+          <w:lang w:val="ar_AE" w:bidi="ar_AE"/>
+        </w:rPr>
+        <w:t>דְּלָתַ֔יִם</w:t>
+      </w:r>
+    </w:p>
+    <w:p>
+      <w:pPr>
+        <w:bidi/>
+      </w:pPr>
+      <w:r>
+        <w:rPr>
+          <w:lang w:val="ar_AE" w:bidi="ar_AE"/>
+        </w:rPr>
+      </w:r>
+      <w:r>
+        <w:rPr>
           <w:b/>
           <w:lang w:val="ar_AE" w:bidi="ar_AE"/>
         </w:rPr>
@@ -6406,6 +7190,22 @@
       </w:r>
       <w:r>
         <w:rPr>
+          <w:lang w:val="ar_AE" w:bidi="ar_AE"/>
+        </w:rPr>
+        <w:t>אֶרְצֶ֥ה מִ⁠יֶּדְ⁠כֶֽם</w:t>
+      </w:r>
+    </w:p>
+    <w:p>
+      <w:pPr>
+        <w:bidi/>
+      </w:pPr>
+      <w:r>
+        <w:rPr>
+          <w:lang w:val="ar_AE" w:bidi="ar_AE"/>
+        </w:rPr>
+      </w:r>
+      <w:r>
+        <w:rPr>
           <w:b/>
           <w:lang w:val="ar_AE" w:bidi="ar_AE"/>
         </w:rPr>
@@ -6525,6 +7325,22 @@
       </w:r>
       <w:r>
         <w:rPr>
+          <w:lang w:val="ar_AE" w:bidi="ar_AE"/>
+        </w:rPr>
+        <w:t>מִ⁠יֶּדְ⁠כֶֽם</w:t>
+      </w:r>
+    </w:p>
+    <w:p>
+      <w:pPr>
+        <w:bidi/>
+      </w:pPr>
+      <w:r>
+        <w:rPr>
+          <w:lang w:val="ar_AE" w:bidi="ar_AE"/>
+        </w:rPr>
+      </w:r>
+      <w:r>
+        <w:rPr>
           <w:b/>
           <w:lang w:val="ar_AE" w:bidi="ar_AE"/>
         </w:rPr>
@@ -6644,6 +7460,22 @@
       </w:r>
       <w:r>
         <w:rPr>
+          <w:lang w:val="ar_AE" w:bidi="ar_AE"/>
+        </w:rPr>
+        <w:t>מִ⁠מִּזְרַח־שֶׁ֜מֶשׁ וְ⁠עַד־מְבוֹא֗⁠וֹ</w:t>
+      </w:r>
+    </w:p>
+    <w:p>
+      <w:pPr>
+        <w:bidi/>
+      </w:pPr>
+      <w:r>
+        <w:rPr>
+          <w:lang w:val="ar_AE" w:bidi="ar_AE"/>
+        </w:rPr>
+      </w:r>
+      <w:r>
+        <w:rPr>
           <w:b/>
           <w:lang w:val="ar_AE" w:bidi="ar_AE"/>
         </w:rPr>
@@ -6776,6 +7608,22 @@
       </w:r>
       <w:r>
         <w:rPr>
+          <w:lang w:val="ar_AE" w:bidi="ar_AE"/>
+        </w:rPr>
+        <w:t>מִ⁠מִּזְרַח־שֶׁ֜מֶשׁ וְ⁠עַד־מְבוֹא֗⁠וֹ</w:t>
+      </w:r>
+    </w:p>
+    <w:p>
+      <w:pPr>
+        <w:bidi/>
+      </w:pPr>
+      <w:r>
+        <w:rPr>
+          <w:lang w:val="ar_AE" w:bidi="ar_AE"/>
+        </w:rPr>
+      </w:r>
+      <w:r>
+        <w:rPr>
           <w:b/>
           <w:lang w:val="ar_AE" w:bidi="ar_AE"/>
         </w:rPr>
@@ -6855,6 +7703,22 @@
         <w:rPr>
           <w:lang w:val="ar_AE" w:bidi="ar_AE"/>
         </w:rPr>
+      </w:r>
+    </w:p>
+    <w:p>
+      <w:pPr>
+        <w:bidi/>
+      </w:pPr>
+      <w:r>
+        <w:rPr>
+          <w:lang w:val="ar_AE" w:bidi="ar_AE"/>
+        </w:rPr>
+      </w:r>
+      <w:r>
+        <w:rPr>
+          <w:lang w:val="ar_AE" w:bidi="ar_AE"/>
+        </w:rPr>
+        <w:t>גָּד֤וֹל שְׁמִ⁠י֙ &amp; גָד֤וֹל שְׁמִ⁠י֙</w:t>
       </w:r>
     </w:p>
     <w:p>
@@ -7019,6 +7883,22 @@
       </w:r>
       <w:r>
         <w:rPr>
+          <w:lang w:val="ar_AE" w:bidi="ar_AE"/>
+        </w:rPr>
+        <w:t>גָּד֤וֹל שְׁמִ⁠י֙</w:t>
+      </w:r>
+    </w:p>
+    <w:p>
+      <w:pPr>
+        <w:bidi/>
+      </w:pPr>
+      <w:r>
+        <w:rPr>
+          <w:lang w:val="ar_AE" w:bidi="ar_AE"/>
+        </w:rPr>
+      </w:r>
+      <w:r>
+        <w:rPr>
           <w:b/>
           <w:lang w:val="ar_AE" w:bidi="ar_AE"/>
         </w:rPr>
@@ -7125,6 +8005,22 @@
       </w:r>
       <w:r>
         <w:rPr>
+          <w:lang w:val="ar_AE" w:bidi="ar_AE"/>
+        </w:rPr>
+        <w:t>לִ⁠שְׁמִ֖⁠י</w:t>
+      </w:r>
+    </w:p>
+    <w:p>
+      <w:pPr>
+        <w:bidi/>
+      </w:pPr>
+      <w:r>
+        <w:rPr>
+          <w:lang w:val="ar_AE" w:bidi="ar_AE"/>
+        </w:rPr>
+      </w:r>
+      <w:r>
+        <w:rPr>
           <w:b/>
           <w:lang w:val="ar_AE" w:bidi="ar_AE"/>
         </w:rPr>
@@ -7244,6 +8140,22 @@
       </w:r>
       <w:r>
         <w:rPr>
+          <w:lang w:val="ar_AE" w:bidi="ar_AE"/>
+        </w:rPr>
+        <w:t>וְ⁠אַתֶּ֖ם מְחַלְּלִ֣ים אוֹת֑⁠וֹ</w:t>
+      </w:r>
+    </w:p>
+    <w:p>
+      <w:pPr>
+        <w:bidi/>
+      </w:pPr>
+      <w:r>
+        <w:rPr>
+          <w:lang w:val="ar_AE" w:bidi="ar_AE"/>
+        </w:rPr>
+      </w:r>
+      <w:r>
+        <w:rPr>
           <w:b/>
           <w:lang w:val="ar_AE" w:bidi="ar_AE"/>
         </w:rPr>
@@ -7363,6 +8275,22 @@
       </w:r>
       <w:r>
         <w:rPr>
+          <w:lang w:val="ar_AE" w:bidi="ar_AE"/>
+        </w:rPr>
+        <w:t>וְ⁠אַתֶּ֖ם מְחַלְּלִ֣ים אוֹת֑⁠וֹ בֶּ⁠אֱמָרְ⁠כֶ֗ם שֻׁלְחַ֤ן אֲדֹנָ⁠י֙ מְגֹאָ֣ל ה֔וּא וְ⁠נִיב֖⁠וֹ נִבְזֶ֥ה אָכְלֽ⁠וֹ</w:t>
+      </w:r>
+    </w:p>
+    <w:p>
+      <w:pPr>
+        <w:bidi/>
+      </w:pPr>
+      <w:r>
+        <w:rPr>
+          <w:lang w:val="ar_AE" w:bidi="ar_AE"/>
+        </w:rPr>
+      </w:r>
+      <w:r>
+        <w:rPr>
           <w:b/>
           <w:lang w:val="ar_AE" w:bidi="ar_AE"/>
         </w:rPr>
@@ -7456,6 +8384,22 @@
         <w:rPr>
           <w:lang w:val="ar_AE" w:bidi="ar_AE"/>
         </w:rPr>
+      </w:r>
+    </w:p>
+    <w:p>
+      <w:pPr>
+        <w:bidi/>
+      </w:pPr>
+      <w:r>
+        <w:rPr>
+          <w:lang w:val="ar_AE" w:bidi="ar_AE"/>
+        </w:rPr>
+      </w:r>
+      <w:r>
+        <w:rPr>
+          <w:lang w:val="ar_AE" w:bidi="ar_AE"/>
+        </w:rPr>
+        <w:t>שֻׁלְחַ֤ן אֲדֹנָ⁠י֙</w:t>
       </w:r>
     </w:p>
     <w:p>
@@ -7593,6 +8537,22 @@
       </w:r>
       <w:r>
         <w:rPr>
+          <w:lang w:val="ar_AE" w:bidi="ar_AE"/>
+        </w:rPr>
+        <w:t>אֲדֹנָ⁠י֙</w:t>
+      </w:r>
+    </w:p>
+    <w:p>
+      <w:pPr>
+        <w:bidi/>
+      </w:pPr>
+      <w:r>
+        <w:rPr>
+          <w:lang w:val="ar_AE" w:bidi="ar_AE"/>
+        </w:rPr>
+      </w:r>
+      <w:r>
+        <w:rPr>
           <w:b/>
           <w:lang w:val="ar_AE" w:bidi="ar_AE"/>
         </w:rPr>
@@ -7717,6 +8677,22 @@
       </w:r>
       <w:r>
         <w:rPr>
+          <w:lang w:val="ar_AE" w:bidi="ar_AE"/>
+        </w:rPr>
+        <w:t>מְגֹאָ֣ל ה֔וּא</w:t>
+      </w:r>
+    </w:p>
+    <w:p>
+      <w:pPr>
+        <w:bidi/>
+      </w:pPr>
+      <w:r>
+        <w:rPr>
+          <w:lang w:val="ar_AE" w:bidi="ar_AE"/>
+        </w:rPr>
+      </w:r>
+      <w:r>
+        <w:rPr>
           <w:b/>
           <w:lang w:val="ar_AE" w:bidi="ar_AE"/>
         </w:rPr>
@@ -7835,6 +8811,22 @@
       </w:r>
       <w:r>
         <w:rPr>
+          <w:lang w:val="ar_AE" w:bidi="ar_AE"/>
+        </w:rPr>
+        <w:t>וְ⁠נִיב֖⁠וֹ</w:t>
+      </w:r>
+    </w:p>
+    <w:p>
+      <w:pPr>
+        <w:bidi/>
+      </w:pPr>
+      <w:r>
+        <w:rPr>
+          <w:lang w:val="ar_AE" w:bidi="ar_AE"/>
+        </w:rPr>
+      </w:r>
+      <w:r>
+        <w:rPr>
           <w:b/>
           <w:lang w:val="ar_AE" w:bidi="ar_AE"/>
         </w:rPr>
@@ -7954,6 +8946,22 @@
       </w:r>
       <w:r>
         <w:rPr>
+          <w:lang w:val="ar_AE" w:bidi="ar_AE"/>
+        </w:rPr>
+        <w:t>אָכְלֽ⁠וֹ</w:t>
+      </w:r>
+    </w:p>
+    <w:p>
+      <w:pPr>
+        <w:bidi/>
+      </w:pPr>
+      <w:r>
+        <w:rPr>
+          <w:lang w:val="ar_AE" w:bidi="ar_AE"/>
+        </w:rPr>
+      </w:r>
+      <w:r>
+        <w:rPr>
           <w:b/>
           <w:lang w:val="ar_AE" w:bidi="ar_AE"/>
         </w:rPr>
@@ -8073,6 +9081,22 @@
       </w:r>
       <w:r>
         <w:rPr>
+          <w:lang w:val="ar_AE" w:bidi="ar_AE"/>
+        </w:rPr>
+        <w:t>נִבְזֶ֥ה</w:t>
+      </w:r>
+    </w:p>
+    <w:p>
+      <w:pPr>
+        <w:bidi/>
+      </w:pPr>
+      <w:r>
+        <w:rPr>
+          <w:lang w:val="ar_AE" w:bidi="ar_AE"/>
+        </w:rPr>
+      </w:r>
+      <w:r>
+        <w:rPr>
           <w:b/>
           <w:lang w:val="ar_AE" w:bidi="ar_AE"/>
         </w:rPr>
@@ -8179,6 +9203,22 @@
       </w:r>
       <w:r>
         <w:rPr>
+          <w:lang w:val="ar_AE" w:bidi="ar_AE"/>
+        </w:rPr>
+        <w:t>וַ⁠אֲמַרְתֶּם֩ הִנֵּ֨ה מַ⁠תְּלָאָ֜ה</w:t>
+      </w:r>
+    </w:p>
+    <w:p>
+      <w:pPr>
+        <w:bidi/>
+      </w:pPr>
+      <w:r>
+        <w:rPr>
+          <w:lang w:val="ar_AE" w:bidi="ar_AE"/>
+        </w:rPr>
+      </w:r>
+      <w:r>
+        <w:rPr>
           <w:b/>
           <w:lang w:val="ar_AE" w:bidi="ar_AE"/>
         </w:rPr>
@@ -8285,6 +9325,22 @@
       </w:r>
       <w:r>
         <w:rPr>
+          <w:lang w:val="ar_AE" w:bidi="ar_AE"/>
+        </w:rPr>
+        <w:t>הִנֵּ֨ה</w:t>
+      </w:r>
+    </w:p>
+    <w:p>
+      <w:pPr>
+        <w:bidi/>
+      </w:pPr>
+      <w:r>
+        <w:rPr>
+          <w:lang w:val="ar_AE" w:bidi="ar_AE"/>
+        </w:rPr>
+      </w:r>
+      <w:r>
+        <w:rPr>
           <w:b/>
           <w:lang w:val="ar_AE" w:bidi="ar_AE"/>
         </w:rPr>
@@ -8377,6 +9433,22 @@
       </w:r>
       <w:r>
         <w:rPr>
+          <w:lang w:val="ar_AE" w:bidi="ar_AE"/>
+        </w:rPr>
+        <w:t>מַ⁠תְּלָאָ֜ה</w:t>
+      </w:r>
+    </w:p>
+    <w:p>
+      <w:pPr>
+        <w:bidi/>
+      </w:pPr>
+      <w:r>
+        <w:rPr>
+          <w:lang w:val="ar_AE" w:bidi="ar_AE"/>
+        </w:rPr>
+      </w:r>
+      <w:r>
+        <w:rPr>
           <w:b/>
           <w:lang w:val="ar_AE" w:bidi="ar_AE"/>
         </w:rPr>
@@ -8483,6 +9555,22 @@
       </w:r>
       <w:r>
         <w:rPr>
+          <w:lang w:val="ar_AE" w:bidi="ar_AE"/>
+        </w:rPr>
+        <w:t>וְ⁠הִפַּחְתֶּ֣ם אוֹת֗⁠וֹ</w:t>
+      </w:r>
+    </w:p>
+    <w:p>
+      <w:pPr>
+        <w:bidi/>
+      </w:pPr>
+      <w:r>
+        <w:rPr>
+          <w:lang w:val="ar_AE" w:bidi="ar_AE"/>
+        </w:rPr>
+      </w:r>
+      <w:r>
+        <w:rPr>
           <w:b/>
           <w:lang w:val="ar_AE" w:bidi="ar_AE"/>
         </w:rPr>
@@ -8602,6 +9690,22 @@
       </w:r>
       <w:r>
         <w:rPr>
+          <w:lang w:val="ar_AE" w:bidi="ar_AE"/>
+        </w:rPr>
+        <w:t>גָּז֗וּל וְ⁠אֶת־הַ⁠פִּסֵּ֨חַ֙ וְ⁠אֶת־הַ֣⁠חוֹלֶ֔ה</w:t>
+      </w:r>
+    </w:p>
+    <w:p>
+      <w:pPr>
+        <w:bidi/>
+      </w:pPr>
+      <w:r>
+        <w:rPr>
+          <w:lang w:val="ar_AE" w:bidi="ar_AE"/>
+        </w:rPr>
+      </w:r>
+      <w:r>
+        <w:rPr>
           <w:b/>
           <w:lang w:val="ar_AE" w:bidi="ar_AE"/>
         </w:rPr>
@@ -8747,6 +9851,22 @@
       </w:r>
       <w:r>
         <w:rPr>
+          <w:lang w:val="ar_AE" w:bidi="ar_AE"/>
+        </w:rPr>
+        <w:t>גָּז֗וּל</w:t>
+      </w:r>
+    </w:p>
+    <w:p>
+      <w:pPr>
+        <w:bidi/>
+      </w:pPr>
+      <w:r>
+        <w:rPr>
+          <w:lang w:val="ar_AE" w:bidi="ar_AE"/>
+        </w:rPr>
+      </w:r>
+      <w:r>
+        <w:rPr>
           <w:b/>
           <w:lang w:val="ar_AE" w:bidi="ar_AE"/>
         </w:rPr>
@@ -8844,6 +9964,22 @@
       </w:r>
       <w:r>
         <w:rPr>
+          <w:lang w:val="ar_AE" w:bidi="ar_AE"/>
+        </w:rPr>
+        <w:t>גָּז֗וּל</w:t>
+      </w:r>
+    </w:p>
+    <w:p>
+      <w:pPr>
+        <w:bidi/>
+      </w:pPr>
+      <w:r>
+        <w:rPr>
+          <w:lang w:val="ar_AE" w:bidi="ar_AE"/>
+        </w:rPr>
+      </w:r>
+      <w:r>
+        <w:rPr>
           <w:b/>
           <w:lang w:val="ar_AE" w:bidi="ar_AE"/>
         </w:rPr>
@@ -8936,6 +10072,22 @@
       </w:r>
       <w:r>
         <w:rPr>
+          <w:lang w:val="ar_AE" w:bidi="ar_AE"/>
+        </w:rPr>
+        <w:t>הַ⁠אֶרְצֶ֥ה אוֹתָ֛⁠הּ מִ⁠יֶּדְ⁠כֶ֖ם</w:t>
+      </w:r>
+    </w:p>
+    <w:p>
+      <w:pPr>
+        <w:bidi/>
+      </w:pPr>
+      <w:r>
+        <w:rPr>
+          <w:lang w:val="ar_AE" w:bidi="ar_AE"/>
+        </w:rPr>
+      </w:r>
+      <w:r>
+        <w:rPr>
           <w:b/>
           <w:lang w:val="ar_AE" w:bidi="ar_AE"/>
         </w:rPr>
@@ -9042,6 +10194,22 @@
       </w:r>
       <w:r>
         <w:rPr>
+          <w:lang w:val="ar_AE" w:bidi="ar_AE"/>
+        </w:rPr>
+        <w:t>וְ⁠אָר֣וּר נוֹכֵ֗ל וְ⁠יֵ֤שׁ בְּ⁠עֶדְר⁠וֹ֙ זָכָ֔ר וְ⁠נֹדֵ֛ר וְ⁠זֹבֵ֥חַ מָשְׁחָ֖ת לַֽ⁠אדֹנָ֑⁠י</w:t>
+      </w:r>
+    </w:p>
+    <w:p>
+      <w:pPr>
+        <w:bidi/>
+      </w:pPr>
+      <w:r>
+        <w:rPr>
+          <w:lang w:val="ar_AE" w:bidi="ar_AE"/>
+        </w:rPr>
+      </w:r>
+      <w:r>
+        <w:rPr>
           <w:b/>
           <w:lang w:val="ar_AE" w:bidi="ar_AE"/>
         </w:rPr>
@@ -9148,6 +10316,22 @@
       </w:r>
       <w:r>
         <w:rPr>
+          <w:lang w:val="ar_AE" w:bidi="ar_AE"/>
+        </w:rPr>
+        <w:t>וְ⁠אָר֣וּר</w:t>
+      </w:r>
+    </w:p>
+    <w:p>
+      <w:pPr>
+        <w:bidi/>
+      </w:pPr>
+      <w:r>
+        <w:rPr>
+          <w:lang w:val="ar_AE" w:bidi="ar_AE"/>
+        </w:rPr>
+      </w:r>
+      <w:r>
+        <w:rPr>
           <w:b/>
           <w:lang w:val="ar_AE" w:bidi="ar_AE"/>
         </w:rPr>
@@ -9254,6 +10438,22 @@
       </w:r>
       <w:r>
         <w:rPr>
+          <w:lang w:val="ar_AE" w:bidi="ar_AE"/>
+        </w:rPr>
+        <w:t>וְ⁠יֵ֤שׁ בְּ⁠עֶדְר⁠וֹ֙ זָכָ֔ר</w:t>
+      </w:r>
+    </w:p>
+    <w:p>
+      <w:pPr>
+        <w:bidi/>
+      </w:pPr>
+      <w:r>
+        <w:rPr>
+          <w:lang w:val="ar_AE" w:bidi="ar_AE"/>
+        </w:rPr>
+      </w:r>
+      <w:r>
+        <w:rPr>
           <w:b/>
           <w:lang w:val="ar_AE" w:bidi="ar_AE"/>
         </w:rPr>
@@ -9360,6 +10560,22 @@
       </w:r>
       <w:r>
         <w:rPr>
+          <w:lang w:val="ar_AE" w:bidi="ar_AE"/>
+        </w:rPr>
+        <w:t>מָשְׁחָ֖ת</w:t>
+      </w:r>
+    </w:p>
+    <w:p>
+      <w:pPr>
+        <w:bidi/>
+      </w:pPr>
+      <w:r>
+        <w:rPr>
+          <w:lang w:val="ar_AE" w:bidi="ar_AE"/>
+        </w:rPr>
+      </w:r>
+      <w:r>
+        <w:rPr>
           <w:b/>
           <w:lang w:val="ar_AE" w:bidi="ar_AE"/>
         </w:rPr>
@@ -9479,6 +10695,22 @@
       </w:r>
       <w:r>
         <w:rPr>
+          <w:lang w:val="ar_AE" w:bidi="ar_AE"/>
+        </w:rPr>
+        <w:t>לַֽ⁠אדֹנָ֑⁠י &amp; אָמַר֙ יְהוָ֣ה צְבָא֔וֹת</w:t>
+      </w:r>
+    </w:p>
+    <w:p>
+      <w:pPr>
+        <w:bidi/>
+      </w:pPr>
+      <w:r>
+        <w:rPr>
+          <w:lang w:val="ar_AE" w:bidi="ar_AE"/>
+        </w:rPr>
+      </w:r>
+      <w:r>
+        <w:rPr>
           <w:b/>
           <w:lang w:val="ar_AE" w:bidi="ar_AE"/>
         </w:rPr>
@@ -9598,6 +10830,22 @@
         <w:rPr>
           <w:lang w:val="ar_AE" w:bidi="ar_AE"/>
         </w:rPr>
+      </w:r>
+    </w:p>
+    <w:p>
+      <w:pPr>
+        <w:bidi/>
+      </w:pPr>
+      <w:r>
+        <w:rPr>
+          <w:lang w:val="ar_AE" w:bidi="ar_AE"/>
+        </w:rPr>
+      </w:r>
+      <w:r>
+        <w:rPr>
+          <w:lang w:val="ar_AE" w:bidi="ar_AE"/>
+        </w:rPr>
+        <w:t>וּ⁠שְׁמִ֖⁠י נוֹרָ֥א בַ⁠גּוֹיִֽם</w:t>
       </w:r>
     </w:p>
     <w:p>
@@ -10318,6 +11566,22 @@
       </w:r>
       <w:r>
         <w:rPr>
+          <w:lang w:val="ar_AE" w:bidi="ar_AE"/>
+        </w:rPr>
+        <w:t>לֹ֣א תִשְׁמְע֡וּ</w:t>
+      </w:r>
+    </w:p>
+    <w:p>
+      <w:pPr>
+        <w:bidi/>
+      </w:pPr>
+      <w:r>
+        <w:rPr>
+          <w:lang w:val="ar_AE" w:bidi="ar_AE"/>
+        </w:rPr>
+      </w:r>
+      <w:r>
+        <w:rPr>
           <w:b/>
           <w:lang w:val="ar_AE" w:bidi="ar_AE"/>
         </w:rPr>
@@ -10437,6 +11701,22 @@
       </w:r>
       <w:r>
         <w:rPr>
+          <w:lang w:val="ar_AE" w:bidi="ar_AE"/>
+        </w:rPr>
+        <w:t>לֹא֩ תָשִׂ֨ימוּ עַל־לֵ֜ב &amp; אֵינְ⁠כֶ֖ם שָׂמִ֥ים עַל־לֵֽב</w:t>
+      </w:r>
+    </w:p>
+    <w:p>
+      <w:pPr>
+        <w:bidi/>
+      </w:pPr>
+      <w:r>
+        <w:rPr>
+          <w:lang w:val="ar_AE" w:bidi="ar_AE"/>
+        </w:rPr>
+      </w:r>
+      <w:r>
+        <w:rPr>
           <w:b/>
           <w:lang w:val="ar_AE" w:bidi="ar_AE"/>
         </w:rPr>
@@ -10557,6 +11837,22 @@
       </w:r>
       <w:r>
         <w:rPr>
+          <w:lang w:val="ar_AE" w:bidi="ar_AE"/>
+        </w:rPr>
+        <w:t>לָ⁠תֵ֧ת כָּב֣וֹד לִ⁠שְׁמִ֗⁠י</w:t>
+      </w:r>
+    </w:p>
+    <w:p>
+      <w:pPr>
+        <w:bidi/>
+      </w:pPr>
+      <w:r>
+        <w:rPr>
+          <w:lang w:val="ar_AE" w:bidi="ar_AE"/>
+        </w:rPr>
+      </w:r>
+      <w:r>
+        <w:rPr>
           <w:b/>
           <w:lang w:val="ar_AE" w:bidi="ar_AE"/>
         </w:rPr>
@@ -10676,6 +11972,22 @@
       </w:r>
       <w:r>
         <w:rPr>
+          <w:lang w:val="ar_AE" w:bidi="ar_AE"/>
+        </w:rPr>
+        <w:t>לִ⁠שְׁמִ֗⁠י</w:t>
+      </w:r>
+    </w:p>
+    <w:p>
+      <w:pPr>
+        <w:bidi/>
+      </w:pPr>
+      <w:r>
+        <w:rPr>
+          <w:lang w:val="ar_AE" w:bidi="ar_AE"/>
+        </w:rPr>
+      </w:r>
+      <w:r>
+        <w:rPr>
           <w:b/>
           <w:lang w:val="ar_AE" w:bidi="ar_AE"/>
         </w:rPr>
@@ -10795,6 +12107,22 @@
       </w:r>
       <w:r>
         <w:rPr>
+          <w:lang w:val="ar_AE" w:bidi="ar_AE"/>
+        </w:rPr>
+        <w:t>וְ⁠שִׁלַּחְתִּ֤י בָ⁠כֶם֙ אֶת־הַ⁠מְּאֵרָ֔ה</w:t>
+      </w:r>
+    </w:p>
+    <w:p>
+      <w:pPr>
+        <w:bidi/>
+      </w:pPr>
+      <w:r>
+        <w:rPr>
+          <w:lang w:val="ar_AE" w:bidi="ar_AE"/>
+        </w:rPr>
+      </w:r>
+      <w:r>
+        <w:rPr>
           <w:b/>
           <w:lang w:val="ar_AE" w:bidi="ar_AE"/>
         </w:rPr>
@@ -10927,6 +12255,22 @@
       </w:r>
       <w:r>
         <w:rPr>
+          <w:lang w:val="ar_AE" w:bidi="ar_AE"/>
+        </w:rPr>
+        <w:t>וְ⁠אָרוֹתִ֖י אֶת־בִּרְכֽוֹתֵי⁠כֶ֑ם</w:t>
+      </w:r>
+    </w:p>
+    <w:p>
+      <w:pPr>
+        <w:bidi/>
+      </w:pPr>
+      <w:r>
+        <w:rPr>
+          <w:lang w:val="ar_AE" w:bidi="ar_AE"/>
+        </w:rPr>
+      </w:r>
+      <w:r>
+        <w:rPr>
           <w:b/>
           <w:lang w:val="ar_AE" w:bidi="ar_AE"/>
         </w:rPr>
@@ -11032,6 +12376,22 @@
       </w:r>
       <w:r>
         <w:rPr>
+          <w:lang w:val="ar_AE" w:bidi="ar_AE"/>
+        </w:rPr>
+        <w:t>אָרוֹתִ֔י⁠הָ</w:t>
+      </w:r>
+    </w:p>
+    <w:p>
+      <w:pPr>
+        <w:bidi/>
+      </w:pPr>
+      <w:r>
+        <w:rPr>
+          <w:lang w:val="ar_AE" w:bidi="ar_AE"/>
+        </w:rPr>
+      </w:r>
+      <w:r>
+        <w:rPr>
           <w:b/>
           <w:lang w:val="ar_AE" w:bidi="ar_AE"/>
         </w:rPr>
@@ -11164,6 +12524,22 @@
       </w:r>
       <w:r>
         <w:rPr>
+          <w:lang w:val="ar_AE" w:bidi="ar_AE"/>
+        </w:rPr>
+        <w:t>הִנְ⁠נִ֨י גֹעֵ֤ר</w:t>
+      </w:r>
+    </w:p>
+    <w:p>
+      <w:pPr>
+        <w:bidi/>
+      </w:pPr>
+      <w:r>
+        <w:rPr>
+          <w:lang w:val="ar_AE" w:bidi="ar_AE"/>
+        </w:rPr>
+      </w:r>
+      <w:r>
+        <w:rPr>
           <w:b/>
           <w:lang w:val="ar_AE" w:bidi="ar_AE"/>
         </w:rPr>
@@ -11283,6 +12659,22 @@
       </w:r>
       <w:r>
         <w:rPr>
+          <w:lang w:val="ar_AE" w:bidi="ar_AE"/>
+        </w:rPr>
+        <w:t>גֹעֵ֤ר לָ⁠כֶם֙ אֶת־הַ⁠זֶּ֔רַע</w:t>
+      </w:r>
+    </w:p>
+    <w:p>
+      <w:pPr>
+        <w:bidi/>
+      </w:pPr>
+      <w:r>
+        <w:rPr>
+          <w:lang w:val="ar_AE" w:bidi="ar_AE"/>
+        </w:rPr>
+      </w:r>
+      <w:r>
+        <w:rPr>
           <w:b/>
           <w:lang w:val="ar_AE" w:bidi="ar_AE"/>
         </w:rPr>
@@ -11402,6 +12794,22 @@
       </w:r>
       <w:r>
         <w:rPr>
+          <w:lang w:val="ar_AE" w:bidi="ar_AE"/>
+        </w:rPr>
+        <w:t>וְ⁠זֵרִ֤יתִי פֶ֨רֶשׁ֙ עַל־פְּנֵי⁠כֶ֔ם</w:t>
+      </w:r>
+    </w:p>
+    <w:p>
+      <w:pPr>
+        <w:bidi/>
+      </w:pPr>
+      <w:r>
+        <w:rPr>
+          <w:lang w:val="ar_AE" w:bidi="ar_AE"/>
+        </w:rPr>
+      </w:r>
+      <w:r>
+        <w:rPr>
           <w:b/>
           <w:lang w:val="ar_AE" w:bidi="ar_AE"/>
         </w:rPr>
@@ -11521,6 +12929,22 @@
       </w:r>
       <w:r>
         <w:rPr>
+          <w:lang w:val="ar_AE" w:bidi="ar_AE"/>
+        </w:rPr>
+        <w:t>פֶּ֖רֶשׁ חַגֵּי⁠כֶ֑ם</w:t>
+      </w:r>
+    </w:p>
+    <w:p>
+      <w:pPr>
+        <w:bidi/>
+      </w:pPr>
+      <w:r>
+        <w:rPr>
+          <w:lang w:val="ar_AE" w:bidi="ar_AE"/>
+        </w:rPr>
+      </w:r>
+      <w:r>
+        <w:rPr>
           <w:b/>
           <w:lang w:val="ar_AE" w:bidi="ar_AE"/>
         </w:rPr>
@@ -11640,6 +13064,22 @@
       </w:r>
       <w:r>
         <w:rPr>
+          <w:lang w:val="ar_AE" w:bidi="ar_AE"/>
+        </w:rPr>
+        <w:t>וְ⁠נָשָׂ֥א אֶתְ⁠כֶ֖ם אֵלָֽי⁠ו</w:t>
+      </w:r>
+    </w:p>
+    <w:p>
+      <w:pPr>
+        <w:bidi/>
+      </w:pPr>
+      <w:r>
+        <w:rPr>
+          <w:lang w:val="ar_AE" w:bidi="ar_AE"/>
+        </w:rPr>
+      </w:r>
+      <w:r>
+        <w:rPr>
           <w:b/>
           <w:lang w:val="ar_AE" w:bidi="ar_AE"/>
         </w:rPr>
@@ -11746,6 +13186,22 @@
       </w:r>
       <w:r>
         <w:rPr>
+          <w:lang w:val="ar_AE" w:bidi="ar_AE"/>
+        </w:rPr>
+        <w:t>שִׁלַּ֣חְתִּי אֲלֵי⁠כֶ֔ם אֵ֖ת הַ⁠מִּצְוָ֣ה הַ⁠זֹּ֑את</w:t>
+      </w:r>
+    </w:p>
+    <w:p>
+      <w:pPr>
+        <w:bidi/>
+      </w:pPr>
+      <w:r>
+        <w:rPr>
+          <w:lang w:val="ar_AE" w:bidi="ar_AE"/>
+        </w:rPr>
+      </w:r>
+      <w:r>
+        <w:rPr>
           <w:b/>
           <w:lang w:val="ar_AE" w:bidi="ar_AE"/>
         </w:rPr>
@@ -11865,6 +13321,22 @@
         <w:rPr>
           <w:lang w:val="ar_AE" w:bidi="ar_AE"/>
         </w:rPr>
+      </w:r>
+    </w:p>
+    <w:p>
+      <w:pPr>
+        <w:bidi/>
+      </w:pPr>
+      <w:r>
+        <w:rPr>
+          <w:lang w:val="ar_AE" w:bidi="ar_AE"/>
+        </w:rPr>
+      </w:r>
+      <w:r>
+        <w:rPr>
+          <w:lang w:val="ar_AE" w:bidi="ar_AE"/>
+        </w:rPr>
+        <w:t>לִֽ⁠הְי֤וֹת בְּרִיתִ⁠י֙ אֶת־לֵוִ֔י</w:t>
       </w:r>
     </w:p>
     <w:p>
@@ -12028,6 +13500,22 @@
       </w:r>
       <w:r>
         <w:rPr>
+          <w:lang w:val="ar_AE" w:bidi="ar_AE"/>
+        </w:rPr>
+        <w:t>לֵוִ֔י</w:t>
+      </w:r>
+    </w:p>
+    <w:p>
+      <w:pPr>
+        <w:bidi/>
+      </w:pPr>
+      <w:r>
+        <w:rPr>
+          <w:lang w:val="ar_AE" w:bidi="ar_AE"/>
+        </w:rPr>
+      </w:r>
+      <w:r>
+        <w:rPr>
           <w:b/>
           <w:lang w:val="ar_AE" w:bidi="ar_AE"/>
         </w:rPr>
@@ -12147,6 +13635,22 @@
       </w:r>
       <w:r>
         <w:rPr>
+          <w:lang w:val="ar_AE" w:bidi="ar_AE"/>
+        </w:rPr>
+        <w:t>בְּרִיתִ֣⁠י ׀ הָיְתָ֣ה אִתּ֗⁠וֹ הַֽ⁠חַיִּים֙ וְ⁠הַ֨⁠שָּׁל֔וֹם</w:t>
+      </w:r>
+    </w:p>
+    <w:p>
+      <w:pPr>
+        <w:bidi/>
+      </w:pPr>
+      <w:r>
+        <w:rPr>
+          <w:lang w:val="ar_AE" w:bidi="ar_AE"/>
+        </w:rPr>
+      </w:r>
+      <w:r>
+        <w:rPr>
           <w:b/>
           <w:lang w:val="ar_AE" w:bidi="ar_AE"/>
         </w:rPr>
@@ -12279,6 +13783,22 @@
       </w:r>
       <w:r>
         <w:rPr>
+          <w:lang w:val="ar_AE" w:bidi="ar_AE"/>
+        </w:rPr>
+        <w:t>הָיְתָ֣ה אִתּ֗⁠וֹ &amp; ל֥⁠וֹ &amp; וַ⁠יִּֽירָאֵ֑⁠נִי &amp; נִחַ֥ת הֽוּא</w:t>
+      </w:r>
+    </w:p>
+    <w:p>
+      <w:pPr>
+        <w:bidi/>
+      </w:pPr>
+      <w:r>
+        <w:rPr>
+          <w:lang w:val="ar_AE" w:bidi="ar_AE"/>
+        </w:rPr>
+      </w:r>
+      <w:r>
+        <w:rPr>
           <w:b/>
           <w:lang w:val="ar_AE" w:bidi="ar_AE"/>
         </w:rPr>
@@ -12427,6 +13947,22 @@
       </w:r>
       <w:r>
         <w:rPr>
+          <w:lang w:val="ar_AE" w:bidi="ar_AE"/>
+        </w:rPr>
+        <w:t>וַ⁠יִּֽירָאֵ֑⁠נִי וּ⁠מִ⁠פְּנֵ֥י שְׁמִ֖⁠י נִחַ֥ת הֽוּא</w:t>
+      </w:r>
+    </w:p>
+    <w:p>
+      <w:pPr>
+        <w:bidi/>
+      </w:pPr>
+      <w:r>
+        <w:rPr>
+          <w:lang w:val="ar_AE" w:bidi="ar_AE"/>
+        </w:rPr>
+      </w:r>
+      <w:r>
+        <w:rPr>
           <w:b/>
           <w:lang w:val="ar_AE" w:bidi="ar_AE"/>
         </w:rPr>
@@ -12533,6 +14069,22 @@
       </w:r>
       <w:r>
         <w:rPr>
+          <w:lang w:val="ar_AE" w:bidi="ar_AE"/>
+        </w:rPr>
+        <w:t>שְׁמִ֖⁠י</w:t>
+      </w:r>
+    </w:p>
+    <w:p>
+      <w:pPr>
+        <w:bidi/>
+      </w:pPr>
+      <w:r>
+        <w:rPr>
+          <w:lang w:val="ar_AE" w:bidi="ar_AE"/>
+        </w:rPr>
+      </w:r>
+      <w:r>
+        <w:rPr>
           <w:b/>
           <w:lang w:val="ar_AE" w:bidi="ar_AE"/>
         </w:rPr>
@@ -12652,6 +14204,22 @@
       </w:r>
       <w:r>
         <w:rPr>
+          <w:lang w:val="ar_AE" w:bidi="ar_AE"/>
+        </w:rPr>
+        <w:t>בְּ⁠פִ֔י⁠הוּ &amp; בִ⁠שְׂפָתָ֑י⁠ו &amp; הָלַ֣ךְ &amp; הֵשִׁ֥יב</w:t>
+      </w:r>
+    </w:p>
+    <w:p>
+      <w:pPr>
+        <w:bidi/>
+      </w:pPr>
+      <w:r>
+        <w:rPr>
+          <w:lang w:val="ar_AE" w:bidi="ar_AE"/>
+        </w:rPr>
+      </w:r>
+      <w:r>
+        <w:rPr>
           <w:b/>
           <w:lang w:val="ar_AE" w:bidi="ar_AE"/>
         </w:rPr>
@@ -12800,6 +14368,22 @@
       </w:r>
       <w:r>
         <w:rPr>
+          <w:lang w:val="ar_AE" w:bidi="ar_AE"/>
+        </w:rPr>
+        <w:t>תּוֹרַ֤ת אֱמֶת֙ הָיְתָ֣ה בְּ⁠פִ֔י⁠הוּ</w:t>
+      </w:r>
+    </w:p>
+    <w:p>
+      <w:pPr>
+        <w:bidi/>
+      </w:pPr>
+      <w:r>
+        <w:rPr>
+          <w:lang w:val="ar_AE" w:bidi="ar_AE"/>
+        </w:rPr>
+      </w:r>
+      <w:r>
+        <w:rPr>
           <w:b/>
           <w:lang w:val="ar_AE" w:bidi="ar_AE"/>
         </w:rPr>
@@ -12919,6 +14503,22 @@
       </w:r>
       <w:r>
         <w:rPr>
+          <w:lang w:val="ar_AE" w:bidi="ar_AE"/>
+        </w:rPr>
+        <w:t>תּוֹרַ֤ת אֱמֶת֙ הָיְתָ֣ה בְּ⁠פִ֔י⁠הוּ</w:t>
+      </w:r>
+    </w:p>
+    <w:p>
+      <w:pPr>
+        <w:bidi/>
+      </w:pPr>
+      <w:r>
+        <w:rPr>
+          <w:lang w:val="ar_AE" w:bidi="ar_AE"/>
+        </w:rPr>
+      </w:r>
+      <w:r>
+        <w:rPr>
           <w:b/>
           <w:lang w:val="ar_AE" w:bidi="ar_AE"/>
         </w:rPr>
@@ -13024,6 +14624,22 @@
       </w:r>
       <w:r>
         <w:rPr>
+          <w:lang w:val="ar_AE" w:bidi="ar_AE"/>
+        </w:rPr>
+        <w:t>וְ⁠עַוְלָ֖ה לֹא־נִמְצָ֣א בִ⁠שְׂפָתָ֑י⁠ו</w:t>
+      </w:r>
+    </w:p>
+    <w:p>
+      <w:pPr>
+        <w:bidi/>
+      </w:pPr>
+      <w:r>
+        <w:rPr>
+          <w:lang w:val="ar_AE" w:bidi="ar_AE"/>
+        </w:rPr>
+      </w:r>
+      <w:r>
+        <w:rPr>
           <w:b/>
           <w:lang w:val="ar_AE" w:bidi="ar_AE"/>
         </w:rPr>
@@ -13143,6 +14759,22 @@
       </w:r>
       <w:r>
         <w:rPr>
+          <w:lang w:val="ar_AE" w:bidi="ar_AE"/>
+        </w:rPr>
+        <w:t>וְ⁠עַוְלָ֖ה לֹא־נִמְצָ֣א בִ⁠שְׂפָתָ֑י⁠ו</w:t>
+      </w:r>
+    </w:p>
+    <w:p>
+      <w:pPr>
+        <w:bidi/>
+      </w:pPr>
+      <w:r>
+        <w:rPr>
+          <w:lang w:val="ar_AE" w:bidi="ar_AE"/>
+        </w:rPr>
+      </w:r>
+      <w:r>
+        <w:rPr>
           <w:b/>
           <w:lang w:val="ar_AE" w:bidi="ar_AE"/>
         </w:rPr>
@@ -13248,6 +14880,22 @@
       </w:r>
       <w:r>
         <w:rPr>
+          <w:lang w:val="ar_AE" w:bidi="ar_AE"/>
+        </w:rPr>
+        <w:t>וְ⁠עַוְלָ֖ה לֹא־נִמְצָ֣א בִ⁠שְׂפָתָ֑י⁠ו</w:t>
+      </w:r>
+    </w:p>
+    <w:p>
+      <w:pPr>
+        <w:bidi/>
+      </w:pPr>
+      <w:r>
+        <w:rPr>
+          <w:lang w:val="ar_AE" w:bidi="ar_AE"/>
+        </w:rPr>
+      </w:r>
+      <w:r>
+        <w:rPr>
           <w:b/>
           <w:lang w:val="ar_AE" w:bidi="ar_AE"/>
         </w:rPr>
@@ -13353,6 +15001,22 @@
       </w:r>
       <w:r>
         <w:rPr>
+          <w:lang w:val="ar_AE" w:bidi="ar_AE"/>
+        </w:rPr>
+        <w:t>בְּ⁠שָׁל֤וֹם וּ⁠בְ⁠מִישׁוֹר֙</w:t>
+      </w:r>
+    </w:p>
+    <w:p>
+      <w:pPr>
+        <w:bidi/>
+      </w:pPr>
+      <w:r>
+        <w:rPr>
+          <w:lang w:val="ar_AE" w:bidi="ar_AE"/>
+        </w:rPr>
+      </w:r>
+      <w:r>
+        <w:rPr>
           <w:b/>
           <w:lang w:val="ar_AE" w:bidi="ar_AE"/>
         </w:rPr>
@@ -13485,6 +15149,22 @@
       </w:r>
       <w:r>
         <w:rPr>
+          <w:lang w:val="ar_AE" w:bidi="ar_AE"/>
+        </w:rPr>
+        <w:t>הָלַ֣ךְ אִתִּ֔⁠י</w:t>
+      </w:r>
+    </w:p>
+    <w:p>
+      <w:pPr>
+        <w:bidi/>
+      </w:pPr>
+      <w:r>
+        <w:rPr>
+          <w:lang w:val="ar_AE" w:bidi="ar_AE"/>
+        </w:rPr>
+      </w:r>
+      <w:r>
+        <w:rPr>
           <w:b/>
           <w:lang w:val="ar_AE" w:bidi="ar_AE"/>
         </w:rPr>
@@ -13604,6 +15284,22 @@
       </w:r>
       <w:r>
         <w:rPr>
+          <w:lang w:val="ar_AE" w:bidi="ar_AE"/>
+        </w:rPr>
+        <w:t>וְ⁠רַבִּ֖ים הֵשִׁ֥יב מֵ⁠עָוֺֽן</w:t>
+      </w:r>
+    </w:p>
+    <w:p>
+      <w:pPr>
+        <w:bidi/>
+      </w:pPr>
+      <w:r>
+        <w:rPr>
+          <w:lang w:val="ar_AE" w:bidi="ar_AE"/>
+        </w:rPr>
+      </w:r>
+      <w:r>
+        <w:rPr>
           <w:b/>
           <w:lang w:val="ar_AE" w:bidi="ar_AE"/>
         </w:rPr>
@@ -13736,6 +15432,22 @@
       </w:r>
       <w:r>
         <w:rPr>
+          <w:lang w:val="ar_AE" w:bidi="ar_AE"/>
+        </w:rPr>
+        <w:t>מֵ⁠עָוֺֽן</w:t>
+      </w:r>
+    </w:p>
+    <w:p>
+      <w:pPr>
+        <w:bidi/>
+      </w:pPr>
+      <w:r>
+        <w:rPr>
+          <w:lang w:val="ar_AE" w:bidi="ar_AE"/>
+        </w:rPr>
+      </w:r>
+      <w:r>
+        <w:rPr>
           <w:b/>
           <w:lang w:val="ar_AE" w:bidi="ar_AE"/>
         </w:rPr>
@@ -13848,6 +15560,22 @@
       </w:r>
       <w:r>
         <w:rPr>
+          <w:lang w:val="ar_AE" w:bidi="ar_AE"/>
+        </w:rPr>
+        <w:t>שִׂפְתֵ֤י כֹהֵן֙ יִשְׁמְרוּ־דַ֔עַת</w:t>
+      </w:r>
+    </w:p>
+    <w:p>
+      <w:pPr>
+        <w:bidi/>
+      </w:pPr>
+      <w:r>
+        <w:rPr>
+          <w:lang w:val="ar_AE" w:bidi="ar_AE"/>
+        </w:rPr>
+      </w:r>
+      <w:r>
+        <w:rPr>
           <w:b/>
           <w:lang w:val="ar_AE" w:bidi="ar_AE"/>
         </w:rPr>
@@ -13967,6 +15695,22 @@
       </w:r>
       <w:r>
         <w:rPr>
+          <w:lang w:val="ar_AE" w:bidi="ar_AE"/>
+        </w:rPr>
+        <w:t>יִשְׁמְרוּ־דַ֔עַת</w:t>
+      </w:r>
+    </w:p>
+    <w:p>
+      <w:pPr>
+        <w:bidi/>
+      </w:pPr>
+      <w:r>
+        <w:rPr>
+          <w:lang w:val="ar_AE" w:bidi="ar_AE"/>
+        </w:rPr>
+      </w:r>
+      <w:r>
+        <w:rPr>
           <w:b/>
           <w:lang w:val="ar_AE" w:bidi="ar_AE"/>
         </w:rPr>
@@ -14099,6 +15843,22 @@
       </w:r>
       <w:r>
         <w:rPr>
+          <w:lang w:val="ar_AE" w:bidi="ar_AE"/>
+        </w:rPr>
+        <w:t>יִשְׁמְרוּ־דַ֔עַת</w:t>
+      </w:r>
+    </w:p>
+    <w:p>
+      <w:pPr>
+        <w:bidi/>
+      </w:pPr>
+      <w:r>
+        <w:rPr>
+          <w:lang w:val="ar_AE" w:bidi="ar_AE"/>
+        </w:rPr>
+      </w:r>
+      <w:r>
+        <w:rPr>
           <w:b/>
           <w:lang w:val="ar_AE" w:bidi="ar_AE"/>
         </w:rPr>
@@ -14204,6 +15964,22 @@
       </w:r>
       <w:r>
         <w:rPr>
+          <w:lang w:val="ar_AE" w:bidi="ar_AE"/>
+        </w:rPr>
+        <w:t>יְבַקְשׁ֣וּ</w:t>
+      </w:r>
+    </w:p>
+    <w:p>
+      <w:pPr>
+        <w:bidi/>
+      </w:pPr>
+      <w:r>
+        <w:rPr>
+          <w:lang w:val="ar_AE" w:bidi="ar_AE"/>
+        </w:rPr>
+      </w:r>
+      <w:r>
+        <w:rPr>
           <w:b/>
           <w:lang w:val="ar_AE" w:bidi="ar_AE"/>
         </w:rPr>
@@ -14310,6 +16086,22 @@
       </w:r>
       <w:r>
         <w:rPr>
+          <w:lang w:val="ar_AE" w:bidi="ar_AE"/>
+        </w:rPr>
+        <w:t>וְ⁠תוֹרָ֖ה יְבַקְשׁ֣וּ</w:t>
+      </w:r>
+    </w:p>
+    <w:p>
+      <w:pPr>
+        <w:bidi/>
+      </w:pPr>
+      <w:r>
+        <w:rPr>
+          <w:lang w:val="ar_AE" w:bidi="ar_AE"/>
+        </w:rPr>
+      </w:r>
+      <w:r>
+        <w:rPr>
           <w:b/>
           <w:lang w:val="ar_AE" w:bidi="ar_AE"/>
         </w:rPr>
@@ -14429,6 +16221,22 @@
       </w:r>
       <w:r>
         <w:rPr>
+          <w:lang w:val="ar_AE" w:bidi="ar_AE"/>
+        </w:rPr>
+        <w:t>מִ⁠פִּ֑י⁠הוּ</w:t>
+      </w:r>
+    </w:p>
+    <w:p>
+      <w:pPr>
+        <w:bidi/>
+      </w:pPr>
+      <w:r>
+        <w:rPr>
+          <w:lang w:val="ar_AE" w:bidi="ar_AE"/>
+        </w:rPr>
+      </w:r>
+      <w:r>
+        <w:rPr>
           <w:b/>
           <w:lang w:val="ar_AE" w:bidi="ar_AE"/>
         </w:rPr>
@@ -14548,6 +16356,22 @@
       </w:r>
       <w:r>
         <w:rPr>
+          <w:lang w:val="ar_AE" w:bidi="ar_AE"/>
+        </w:rPr>
+        <w:t>מַלְאַ֥ךְ יְהוָֽה־צְבָא֖וֹת</w:t>
+      </w:r>
+    </w:p>
+    <w:p>
+      <w:pPr>
+        <w:bidi/>
+      </w:pPr>
+      <w:r>
+        <w:rPr>
+          <w:lang w:val="ar_AE" w:bidi="ar_AE"/>
+        </w:rPr>
+      </w:r>
+      <w:r>
+        <w:rPr>
           <w:b/>
           <w:lang w:val="ar_AE" w:bidi="ar_AE"/>
         </w:rPr>
@@ -14641,6 +16465,22 @@
         <w:rPr>
           <w:lang w:val="ar_AE" w:bidi="ar_AE"/>
         </w:rPr>
+      </w:r>
+    </w:p>
+    <w:p>
+      <w:pPr>
+        <w:bidi/>
+      </w:pPr>
+      <w:r>
+        <w:rPr>
+          <w:lang w:val="ar_AE" w:bidi="ar_AE"/>
+        </w:rPr>
+      </w:r>
+      <w:r>
+        <w:rPr>
+          <w:lang w:val="ar_AE" w:bidi="ar_AE"/>
+        </w:rPr>
+        <w:t>וְ⁠אַתֶּם֙ סַרְתֶּ֣ם מִן־הַ⁠דֶּ֔רֶךְ</w:t>
       </w:r>
     </w:p>
     <w:p>
@@ -14778,6 +16618,22 @@
       </w:r>
       <w:r>
         <w:rPr>
+          <w:lang w:val="ar_AE" w:bidi="ar_AE"/>
+        </w:rPr>
+        <w:t>הִכְשַׁלְתֶּ֥ם רַבִּ֖ים</w:t>
+      </w:r>
+    </w:p>
+    <w:p>
+      <w:pPr>
+        <w:bidi/>
+      </w:pPr>
+      <w:r>
+        <w:rPr>
+          <w:lang w:val="ar_AE" w:bidi="ar_AE"/>
+        </w:rPr>
+      </w:r>
+      <w:r>
+        <w:rPr>
           <w:b/>
           <w:lang w:val="ar_AE" w:bidi="ar_AE"/>
         </w:rPr>
@@ -14897,6 +16753,22 @@
       </w:r>
       <w:r>
         <w:rPr>
+          <w:lang w:val="ar_AE" w:bidi="ar_AE"/>
+        </w:rPr>
+        <w:t>בַּ⁠תּוֹרָ֑ה</w:t>
+      </w:r>
+    </w:p>
+    <w:p>
+      <w:pPr>
+        <w:bidi/>
+      </w:pPr>
+      <w:r>
+        <w:rPr>
+          <w:lang w:val="ar_AE" w:bidi="ar_AE"/>
+        </w:rPr>
+      </w:r>
+      <w:r>
+        <w:rPr>
           <w:b/>
           <w:lang w:val="ar_AE" w:bidi="ar_AE"/>
         </w:rPr>
@@ -15003,6 +16875,22 @@
         <w:rPr>
           <w:lang w:val="ar_AE" w:bidi="ar_AE"/>
         </w:rPr>
+      </w:r>
+    </w:p>
+    <w:p>
+      <w:pPr>
+        <w:bidi/>
+      </w:pPr>
+      <w:r>
+        <w:rPr>
+          <w:lang w:val="ar_AE" w:bidi="ar_AE"/>
+        </w:rPr>
+      </w:r>
+      <w:r>
+        <w:rPr>
+          <w:lang w:val="ar_AE" w:bidi="ar_AE"/>
+        </w:rPr>
+        <w:t>שִֽׁחַתֶּם֙</w:t>
       </w:r>
     </w:p>
     <w:p>
@@ -15166,6 +17054,22 @@
       </w:r>
       <w:r>
         <w:rPr>
+          <w:lang w:val="ar_AE" w:bidi="ar_AE"/>
+        </w:rPr>
+        <w:t>הַ⁠לֵּוִ֔י</w:t>
+      </w:r>
+    </w:p>
+    <w:p>
+      <w:pPr>
+        <w:bidi/>
+      </w:pPr>
+      <w:r>
+        <w:rPr>
+          <w:lang w:val="ar_AE" w:bidi="ar_AE"/>
+        </w:rPr>
+      </w:r>
+      <w:r>
+        <w:rPr>
           <w:b/>
           <w:lang w:val="ar_AE" w:bidi="ar_AE"/>
         </w:rPr>
@@ -15290,6 +17194,22 @@
       </w:r>
       <w:r>
         <w:rPr>
+          <w:lang w:val="ar_AE" w:bidi="ar_AE"/>
+        </w:rPr>
+        <w:t>וְ⁠נֹשְׂאִ֥ים פָּנִ֖ים</w:t>
+      </w:r>
+    </w:p>
+    <w:p>
+      <w:pPr>
+        <w:bidi/>
+      </w:pPr>
+      <w:r>
+        <w:rPr>
+          <w:lang w:val="ar_AE" w:bidi="ar_AE"/>
+        </w:rPr>
+      </w:r>
+      <w:r>
+        <w:rPr>
           <w:b/>
           <w:lang w:val="ar_AE" w:bidi="ar_AE"/>
         </w:rPr>
@@ -15414,6 +17334,22 @@
       </w:r>
       <w:r>
         <w:rPr>
+          <w:lang w:val="ar_AE" w:bidi="ar_AE"/>
+        </w:rPr>
+        <w:t>בַּ⁠תּוֹרָֽה</w:t>
+      </w:r>
+    </w:p>
+    <w:p>
+      <w:pPr>
+        <w:bidi/>
+      </w:pPr>
+      <w:r>
+        <w:rPr>
+          <w:lang w:val="ar_AE" w:bidi="ar_AE"/>
+        </w:rPr>
+      </w:r>
+      <w:r>
+        <w:rPr>
           <w:b/>
           <w:lang w:val="ar_AE" w:bidi="ar_AE"/>
         </w:rPr>
@@ -15533,6 +17469,22 @@
       </w:r>
       <w:r>
         <w:rPr>
+          <w:lang w:val="ar_AE" w:bidi="ar_AE"/>
+        </w:rPr>
+        <w:t>הֲ⁠ל֨וֹא אָ֤ב אֶחָד֙ לְ⁠כֻלָּ֔⁠נוּ הֲ⁠ל֛וֹא אֵ֥ל אֶֽחָ֖ד בְּרָאָ֑⁠נוּ</w:t>
+      </w:r>
+    </w:p>
+    <w:p>
+      <w:pPr>
+        <w:bidi/>
+      </w:pPr>
+      <w:r>
+        <w:rPr>
+          <w:lang w:val="ar_AE" w:bidi="ar_AE"/>
+        </w:rPr>
+      </w:r>
+      <w:r>
+        <w:rPr>
           <w:b/>
           <w:lang w:val="ar_AE" w:bidi="ar_AE"/>
         </w:rPr>
@@ -15639,6 +17591,22 @@
       </w:r>
       <w:r>
         <w:rPr>
+          <w:lang w:val="ar_AE" w:bidi="ar_AE"/>
+        </w:rPr>
+        <w:t>הֲ⁠ל֨וֹא אָ֤ב אֶחָד֙ לְ⁠כֻלָּ֔⁠נוּ הֲ⁠ל֛וֹא אֵ֥ל אֶֽחָ֖ד בְּרָאָ֑⁠נוּ</w:t>
+      </w:r>
+    </w:p>
+    <w:p>
+      <w:pPr>
+        <w:bidi/>
+      </w:pPr>
+      <w:r>
+        <w:rPr>
+          <w:lang w:val="ar_AE" w:bidi="ar_AE"/>
+        </w:rPr>
+      </w:r>
+      <w:r>
+        <w:rPr>
           <w:b/>
           <w:lang w:val="ar_AE" w:bidi="ar_AE"/>
         </w:rPr>
@@ -15731,6 +17699,22 @@
       </w:r>
       <w:r>
         <w:rPr>
+          <w:lang w:val="ar_AE" w:bidi="ar_AE"/>
+        </w:rPr>
+        <w:t>מַדּ֗וּעַ נִבְגַּד֙ אִ֣ישׁ בְּ⁠אָחִ֔י⁠ו לְ⁠חַלֵּ֖ל בְּרִ֥ית אֲבֹתֵֽי⁠נוּ</w:t>
+      </w:r>
+    </w:p>
+    <w:p>
+      <w:pPr>
+        <w:bidi/>
+      </w:pPr>
+      <w:r>
+        <w:rPr>
+          <w:lang w:val="ar_AE" w:bidi="ar_AE"/>
+        </w:rPr>
+      </w:r>
+      <w:r>
+        <w:rPr>
           <w:b/>
           <w:lang w:val="ar_AE" w:bidi="ar_AE"/>
         </w:rPr>
@@ -15837,6 +17821,22 @@
       </w:r>
       <w:r>
         <w:rPr>
+          <w:lang w:val="ar_AE" w:bidi="ar_AE"/>
+        </w:rPr>
+        <w:t>אִ֣ישׁ בְּ⁠אָחִ֔י⁠ו</w:t>
+      </w:r>
+    </w:p>
+    <w:p>
+      <w:pPr>
+        <w:bidi/>
+      </w:pPr>
+      <w:r>
+        <w:rPr>
+          <w:lang w:val="ar_AE" w:bidi="ar_AE"/>
+        </w:rPr>
+      </w:r>
+      <w:r>
+        <w:rPr>
           <w:b/>
           <w:lang w:val="ar_AE" w:bidi="ar_AE"/>
         </w:rPr>
@@ -15943,6 +17943,22 @@
       </w:r>
       <w:r>
         <w:rPr>
+          <w:lang w:val="ar_AE" w:bidi="ar_AE"/>
+        </w:rPr>
+        <w:t>אֲבֹתֵֽי⁠נוּ</w:t>
+      </w:r>
+    </w:p>
+    <w:p>
+      <w:pPr>
+        <w:bidi/>
+      </w:pPr>
+      <w:r>
+        <w:rPr>
+          <w:lang w:val="ar_AE" w:bidi="ar_AE"/>
+        </w:rPr>
+      </w:r>
+      <w:r>
+        <w:rPr>
           <w:b/>
           <w:lang w:val="ar_AE" w:bidi="ar_AE"/>
         </w:rPr>
@@ -16062,6 +18078,22 @@
       </w:r>
       <w:r>
         <w:rPr>
+          <w:lang w:val="ar_AE" w:bidi="ar_AE"/>
+        </w:rPr>
+        <w:t>בָּגְדָ֣ה יְהוּדָ֔ה וְ⁠תוֹעֵבָ֛ה נֶעֶשְׂתָ֥ה בְ⁠יִשְׂרָאֵ֖ל וּ⁠בִ⁠ירֽוּשָׁלִָ֑ם</w:t>
+      </w:r>
+    </w:p>
+    <w:p>
+      <w:pPr>
+        <w:bidi/>
+      </w:pPr>
+      <w:r>
+        <w:rPr>
+          <w:lang w:val="ar_AE" w:bidi="ar_AE"/>
+        </w:rPr>
+      </w:r>
+      <w:r>
+        <w:rPr>
           <w:b/>
           <w:lang w:val="ar_AE" w:bidi="ar_AE"/>
         </w:rPr>
@@ -16168,6 +18200,22 @@
       </w:r>
       <w:r>
         <w:rPr>
+          <w:lang w:val="ar_AE" w:bidi="ar_AE"/>
+        </w:rPr>
+        <w:t>בָּגְדָ֣ה יְהוּדָ֔ה &amp; חִלֵּ֣ל יְהוּדָ֗ה</w:t>
+      </w:r>
+    </w:p>
+    <w:p>
+      <w:pPr>
+        <w:bidi/>
+      </w:pPr>
+      <w:r>
+        <w:rPr>
+          <w:lang w:val="ar_AE" w:bidi="ar_AE"/>
+        </w:rPr>
+      </w:r>
+      <w:r>
+        <w:rPr>
           <w:b/>
           <w:lang w:val="ar_AE" w:bidi="ar_AE"/>
         </w:rPr>
@@ -16288,6 +18336,22 @@
       </w:r>
       <w:r>
         <w:rPr>
+          <w:lang w:val="ar_AE" w:bidi="ar_AE"/>
+        </w:rPr>
+        <w:t>וְ⁠תוֹעֵבָ֛ה נֶעֶשְׂתָ֥ה בְ⁠יִשְׂרָאֵ֖ל וּ⁠בִ⁠ירֽוּשָׁלִָ֑ם</w:t>
+      </w:r>
+    </w:p>
+    <w:p>
+      <w:pPr>
+        <w:bidi/>
+      </w:pPr>
+      <w:r>
+        <w:rPr>
+          <w:lang w:val="ar_AE" w:bidi="ar_AE"/>
+        </w:rPr>
+      </w:r>
+      <w:r>
+        <w:rPr>
           <w:b/>
           <w:lang w:val="ar_AE" w:bidi="ar_AE"/>
         </w:rPr>
@@ -16394,6 +18458,22 @@
       </w:r>
       <w:r>
         <w:rPr>
+          <w:lang w:val="ar_AE" w:bidi="ar_AE"/>
+        </w:rPr>
+        <w:t>וּ⁠בָעַ֖ל בַּת־אֵ֥ל נֵכָֽר</w:t>
+      </w:r>
+    </w:p>
+    <w:p>
+      <w:pPr>
+        <w:bidi/>
+      </w:pPr>
+      <w:r>
+        <w:rPr>
+          <w:lang w:val="ar_AE" w:bidi="ar_AE"/>
+        </w:rPr>
+      </w:r>
+      <w:r>
+        <w:rPr>
           <w:b/>
           <w:lang w:val="ar_AE" w:bidi="ar_AE"/>
         </w:rPr>
@@ -16512,6 +18592,22 @@
       </w:r>
       <w:r>
         <w:rPr>
+          <w:lang w:val="ar_AE" w:bidi="ar_AE"/>
+        </w:rPr>
+        <w:t>יַכְרֵ֨ת יְהוָ֜ה &amp; מֵ⁠אָהֳלֵ֖י יַֽעֲקֹ֑ב</w:t>
+      </w:r>
+    </w:p>
+    <w:p>
+      <w:pPr>
+        <w:bidi/>
+      </w:pPr>
+      <w:r>
+        <w:rPr>
+          <w:lang w:val="ar_AE" w:bidi="ar_AE"/>
+        </w:rPr>
+      </w:r>
+      <w:r>
+        <w:rPr>
           <w:b/>
           <w:lang w:val="ar_AE" w:bidi="ar_AE"/>
         </w:rPr>
@@ -16631,6 +18727,22 @@
       </w:r>
       <w:r>
         <w:rPr>
+          <w:lang w:val="ar_AE" w:bidi="ar_AE"/>
+        </w:rPr>
+        <w:t>יַכְרֵ֨ת יְהוָ֜ה</w:t>
+      </w:r>
+    </w:p>
+    <w:p>
+      <w:pPr>
+        <w:bidi/>
+      </w:pPr>
+      <w:r>
+        <w:rPr>
+          <w:lang w:val="ar_AE" w:bidi="ar_AE"/>
+        </w:rPr>
+      </w:r>
+      <w:r>
+        <w:rPr>
           <w:b/>
           <w:lang w:val="ar_AE" w:bidi="ar_AE"/>
         </w:rPr>
@@ -16750,6 +18862,22 @@
       </w:r>
       <w:r>
         <w:rPr>
+          <w:lang w:val="ar_AE" w:bidi="ar_AE"/>
+        </w:rPr>
+        <w:t>מֵ⁠אָהֳלֵ֖י יַֽעֲקֹ֑ב</w:t>
+      </w:r>
+    </w:p>
+    <w:p>
+      <w:pPr>
+        <w:bidi/>
+      </w:pPr>
+      <w:r>
+        <w:rPr>
+          <w:lang w:val="ar_AE" w:bidi="ar_AE"/>
+        </w:rPr>
+      </w:r>
+      <w:r>
+        <w:rPr>
           <w:b/>
           <w:lang w:val="ar_AE" w:bidi="ar_AE"/>
         </w:rPr>
@@ -16869,6 +18997,22 @@
       </w:r>
       <w:r>
         <w:rPr>
+          <w:lang w:val="ar_AE" w:bidi="ar_AE"/>
+        </w:rPr>
+        <w:t>לָ⁠אִ֨ישׁ</w:t>
+      </w:r>
+    </w:p>
+    <w:p>
+      <w:pPr>
+        <w:bidi/>
+      </w:pPr>
+      <w:r>
+        <w:rPr>
+          <w:lang w:val="ar_AE" w:bidi="ar_AE"/>
+        </w:rPr>
+      </w:r>
+      <w:r>
+        <w:rPr>
           <w:b/>
           <w:lang w:val="ar_AE" w:bidi="ar_AE"/>
         </w:rPr>
@@ -16988,6 +19132,22 @@
       </w:r>
       <w:r>
         <w:rPr>
+          <w:lang w:val="ar_AE" w:bidi="ar_AE"/>
+        </w:rPr>
+        <w:t>עֵ֣ר וְ⁠עֹנֶ֔ה</w:t>
+      </w:r>
+    </w:p>
+    <w:p>
+      <w:pPr>
+        <w:bidi/>
+      </w:pPr>
+      <w:r>
+        <w:rPr>
+          <w:lang w:val="ar_AE" w:bidi="ar_AE"/>
+        </w:rPr>
+      </w:r>
+      <w:r>
+        <w:rPr>
           <w:b/>
           <w:lang w:val="ar_AE" w:bidi="ar_AE"/>
         </w:rPr>
@@ -17120,6 +19280,22 @@
       </w:r>
       <w:r>
         <w:rPr>
+          <w:lang w:val="ar_AE" w:bidi="ar_AE"/>
+        </w:rPr>
+        <w:t>כַּסּ֤וֹת דִּמְעָה֙ אֶת־מִזְבַּ֣ח יְהוָ֔ה</w:t>
+      </w:r>
+    </w:p>
+    <w:p>
+      <w:pPr>
+        <w:bidi/>
+      </w:pPr>
+      <w:r>
+        <w:rPr>
+          <w:lang w:val="ar_AE" w:bidi="ar_AE"/>
+        </w:rPr>
+      </w:r>
+      <w:r>
+        <w:rPr>
           <w:b/>
           <w:lang w:val="ar_AE" w:bidi="ar_AE"/>
         </w:rPr>
@@ -17226,6 +19402,22 @@
       </w:r>
       <w:r>
         <w:rPr>
+          <w:lang w:val="ar_AE" w:bidi="ar_AE"/>
+        </w:rPr>
+        <w:t>פְּנוֹת֙ אֶל־הַ⁠מִּנְחָ֔ה וְ⁠לָ⁠קַ֥חַת רָצ֖וֹן מִ⁠יֶּדְ⁠כֶֽם</w:t>
+      </w:r>
+    </w:p>
+    <w:p>
+      <w:pPr>
+        <w:bidi/>
+      </w:pPr>
+      <w:r>
+        <w:rPr>
+          <w:lang w:val="ar_AE" w:bidi="ar_AE"/>
+        </w:rPr>
+      </w:r>
+      <w:r>
+        <w:rPr>
           <w:b/>
           <w:lang w:val="ar_AE" w:bidi="ar_AE"/>
         </w:rPr>
@@ -17332,6 +19524,22 @@
       </w:r>
       <w:r>
         <w:rPr>
+          <w:lang w:val="ar_AE" w:bidi="ar_AE"/>
+        </w:rPr>
+        <w:t>פְּנוֹת֙ אֶל־הַ⁠מִּנְחָ֔ה</w:t>
+      </w:r>
+    </w:p>
+    <w:p>
+      <w:pPr>
+        <w:bidi/>
+      </w:pPr>
+      <w:r>
+        <w:rPr>
+          <w:lang w:val="ar_AE" w:bidi="ar_AE"/>
+        </w:rPr>
+      </w:r>
+      <w:r>
+        <w:rPr>
           <w:b/>
           <w:lang w:val="ar_AE" w:bidi="ar_AE"/>
         </w:rPr>
@@ -17451,6 +19659,22 @@
       </w:r>
       <w:r>
         <w:rPr>
+          <w:lang w:val="ar_AE" w:bidi="ar_AE"/>
+        </w:rPr>
+        <w:t>מִ⁠יֶּדְ⁠כֶֽם</w:t>
+      </w:r>
+    </w:p>
+    <w:p>
+      <w:pPr>
+        <w:bidi/>
+      </w:pPr>
+      <w:r>
+        <w:rPr>
+          <w:lang w:val="ar_AE" w:bidi="ar_AE"/>
+        </w:rPr>
+      </w:r>
+      <w:r>
+        <w:rPr>
           <w:b/>
           <w:lang w:val="ar_AE" w:bidi="ar_AE"/>
         </w:rPr>
@@ -17570,6 +19794,22 @@
       </w:r>
       <w:r>
         <w:rPr>
+          <w:lang w:val="ar_AE" w:bidi="ar_AE"/>
+        </w:rPr>
+        <w:t>יְהוָה֩ הֵעִ֨יד בֵּינְ⁠ךָ֜ וּ⁠בֵ֣ין ׀ אֵ֣שֶׁת נְעוּרֶ֗י⁠ךָ</w:t>
+      </w:r>
+    </w:p>
+    <w:p>
+      <w:pPr>
+        <w:bidi/>
+      </w:pPr>
+      <w:r>
+        <w:rPr>
+          <w:lang w:val="ar_AE" w:bidi="ar_AE"/>
+        </w:rPr>
+      </w:r>
+      <w:r>
+        <w:rPr>
           <w:b/>
           <w:lang w:val="ar_AE" w:bidi="ar_AE"/>
         </w:rPr>
@@ -17676,6 +19916,22 @@
       </w:r>
       <w:r>
         <w:rPr>
+          <w:lang w:val="ar_AE" w:bidi="ar_AE"/>
+        </w:rPr>
+        <w:t>בֵּינְ⁠ךָ֜ &amp; נְעוּרֶ֗י⁠ךָ &amp; אַתָּה֙ בָּגַ֣דְתָּה &amp; חֲבֶרְתְּ⁠ךָ֖ &amp; בְּרִיתֶֽ⁠ךָ</w:t>
+      </w:r>
+    </w:p>
+    <w:p>
+      <w:pPr>
+        <w:bidi/>
+      </w:pPr>
+      <w:r>
+        <w:rPr>
+          <w:lang w:val="ar_AE" w:bidi="ar_AE"/>
+        </w:rPr>
+      </w:r>
+      <w:r>
+        <w:rPr>
           <w:b/>
           <w:lang w:val="ar_AE" w:bidi="ar_AE"/>
         </w:rPr>
@@ -17838,6 +20094,22 @@
       </w:r>
       <w:r>
         <w:rPr>
+          <w:lang w:val="ar_AE" w:bidi="ar_AE"/>
+        </w:rPr>
+        <w:t>אֵ֣שֶׁת נְעוּרֶ֗י⁠ךָ</w:t>
+      </w:r>
+    </w:p>
+    <w:p>
+      <w:pPr>
+        <w:bidi/>
+      </w:pPr>
+      <w:r>
+        <w:rPr>
+          <w:lang w:val="ar_AE" w:bidi="ar_AE"/>
+        </w:rPr>
+      </w:r>
+      <w:r>
+        <w:rPr>
           <w:b/>
           <w:lang w:val="ar_AE" w:bidi="ar_AE"/>
         </w:rPr>
@@ -17944,6 +20216,22 @@
       </w:r>
       <w:r>
         <w:rPr>
+          <w:lang w:val="ar_AE" w:bidi="ar_AE"/>
+        </w:rPr>
+        <w:t>וְ⁠לֹא־אֶחָ֣ד עָשָׂ֗ה וּ⁠שְׁאָ֥ר ר֨וּחַ֙ ל֔⁠וֹ</w:t>
+      </w:r>
+    </w:p>
+    <w:p>
+      <w:pPr>
+        <w:bidi/>
+      </w:pPr>
+      <w:r>
+        <w:rPr>
+          <w:lang w:val="ar_AE" w:bidi="ar_AE"/>
+        </w:rPr>
+      </w:r>
+      <w:r>
+        <w:rPr>
           <w:b/>
           <w:lang w:val="ar_AE" w:bidi="ar_AE"/>
         </w:rPr>
@@ -18050,6 +20338,22 @@
       </w:r>
       <w:r>
         <w:rPr>
+          <w:lang w:val="ar_AE" w:bidi="ar_AE"/>
+        </w:rPr>
+        <w:t>וּ⁠שְׁאָ֥ר ר֨וּחַ֙ ל֔⁠וֹ</w:t>
+      </w:r>
+    </w:p>
+    <w:p>
+      <w:pPr>
+        <w:bidi/>
+      </w:pPr>
+      <w:r>
+        <w:rPr>
+          <w:lang w:val="ar_AE" w:bidi="ar_AE"/>
+        </w:rPr>
+      </w:r>
+      <w:r>
+        <w:rPr>
           <w:b/>
           <w:lang w:val="ar_AE" w:bidi="ar_AE"/>
         </w:rPr>
@@ -18182,6 +20486,22 @@
       </w:r>
       <w:r>
         <w:rPr>
+          <w:lang w:val="ar_AE" w:bidi="ar_AE"/>
+        </w:rPr>
+        <w:t>וּ⁠מָה֙ הָֽ⁠אֶחָ֔ד מְבַקֵּ֖שׁ זֶ֣רַע אֱלֹהִ֑ים</w:t>
+      </w:r>
+    </w:p>
+    <w:p>
+      <w:pPr>
+        <w:bidi/>
+      </w:pPr>
+      <w:r>
+        <w:rPr>
+          <w:lang w:val="ar_AE" w:bidi="ar_AE"/>
+        </w:rPr>
+      </w:r>
+      <w:r>
+        <w:rPr>
           <w:b/>
           <w:lang w:val="ar_AE" w:bidi="ar_AE"/>
         </w:rPr>
@@ -18301,6 +20621,22 @@
       </w:r>
       <w:r>
         <w:rPr>
+          <w:lang w:val="ar_AE" w:bidi="ar_AE"/>
+        </w:rPr>
+        <w:t>זֶ֣רַע אֱלֹהִ֑ים</w:t>
+      </w:r>
+    </w:p>
+    <w:p>
+      <w:pPr>
+        <w:bidi/>
+      </w:pPr>
+      <w:r>
+        <w:rPr>
+          <w:lang w:val="ar_AE" w:bidi="ar_AE"/>
+        </w:rPr>
+      </w:r>
+      <w:r>
+        <w:rPr>
           <w:b/>
           <w:lang w:val="ar_AE" w:bidi="ar_AE"/>
         </w:rPr>
@@ -18407,6 +20743,22 @@
       </w:r>
       <w:r>
         <w:rPr>
+          <w:lang w:val="ar_AE" w:bidi="ar_AE"/>
+        </w:rPr>
+        <w:t>וְ⁠נִשְׁמַרְתֶּם֙ בְּ⁠ר֣וּחֲ⁠כֶ֔ם</w:t>
+      </w:r>
+    </w:p>
+    <w:p>
+      <w:pPr>
+        <w:bidi/>
+      </w:pPr>
+      <w:r>
+        <w:rPr>
+          <w:lang w:val="ar_AE" w:bidi="ar_AE"/>
+        </w:rPr>
+      </w:r>
+      <w:r>
+        <w:rPr>
           <w:b/>
           <w:lang w:val="ar_AE" w:bidi="ar_AE"/>
         </w:rPr>
@@ -18526,6 +20878,22 @@
       </w:r>
       <w:r>
         <w:rPr>
+          <w:lang w:val="ar_AE" w:bidi="ar_AE"/>
+        </w:rPr>
+        <w:t>וְ⁠כִסָּ֤ה חָמָס֙ עַל־לְבוּשׁ֔⁠וֹ</w:t>
+      </w:r>
+    </w:p>
+    <w:p>
+      <w:pPr>
+        <w:bidi/>
+      </w:pPr>
+      <w:r>
+        <w:rPr>
+          <w:lang w:val="ar_AE" w:bidi="ar_AE"/>
+        </w:rPr>
+      </w:r>
+      <w:r>
+        <w:rPr>
           <w:b/>
           <w:lang w:val="ar_AE" w:bidi="ar_AE"/>
         </w:rPr>
@@ -18645,6 +21013,22 @@
       </w:r>
       <w:r>
         <w:rPr>
+          <w:lang w:val="ar_AE" w:bidi="ar_AE"/>
+        </w:rPr>
+        <w:t>וְ⁠נִשְׁמַרְתֶּ֥ם בְּ⁠רוּחֲ⁠כֶ֖ם</w:t>
+      </w:r>
+    </w:p>
+    <w:p>
+      <w:pPr>
+        <w:bidi/>
+      </w:pPr>
+      <w:r>
+        <w:rPr>
+          <w:lang w:val="ar_AE" w:bidi="ar_AE"/>
+        </w:rPr>
+      </w:r>
+      <w:r>
+        <w:rPr>
           <w:b/>
           <w:lang w:val="ar_AE" w:bidi="ar_AE"/>
         </w:rPr>
@@ -18751,6 +21135,22 @@
       </w:r>
       <w:r>
         <w:rPr>
+          <w:lang w:val="ar_AE" w:bidi="ar_AE"/>
+        </w:rPr>
+        <w:t>בְּ⁠דִבְרֵי⁠כֶ֔ם</w:t>
+      </w:r>
+    </w:p>
+    <w:p>
+      <w:pPr>
+        <w:bidi/>
+      </w:pPr>
+      <w:r>
+        <w:rPr>
+          <w:lang w:val="ar_AE" w:bidi="ar_AE"/>
+        </w:rPr>
+      </w:r>
+      <w:r>
+        <w:rPr>
           <w:b/>
           <w:lang w:val="ar_AE" w:bidi="ar_AE"/>
         </w:rPr>
@@ -18870,6 +21270,22 @@
       </w:r>
       <w:r>
         <w:rPr>
+          <w:lang w:val="ar_AE" w:bidi="ar_AE"/>
+        </w:rPr>
+        <w:t>עֹ֨שֵׂה רָ֜ע</w:t>
+      </w:r>
+    </w:p>
+    <w:p>
+      <w:pPr>
+        <w:bidi/>
+      </w:pPr>
+      <w:r>
+        <w:rPr>
+          <w:lang w:val="ar_AE" w:bidi="ar_AE"/>
+        </w:rPr>
+      </w:r>
+      <w:r>
+        <w:rPr>
           <w:b/>
           <w:lang w:val="ar_AE" w:bidi="ar_AE"/>
         </w:rPr>
@@ -18989,6 +21405,22 @@
       </w:r>
       <w:r>
         <w:rPr>
+          <w:lang w:val="ar_AE" w:bidi="ar_AE"/>
+        </w:rPr>
+        <w:t>בְּ⁠עֵינֵ֣י יְהוָ֗ה</w:t>
+      </w:r>
+    </w:p>
+    <w:p>
+      <w:pPr>
+        <w:bidi/>
+      </w:pPr>
+      <w:r>
+        <w:rPr>
+          <w:lang w:val="ar_AE" w:bidi="ar_AE"/>
+        </w:rPr>
+      </w:r>
+      <w:r>
+        <w:rPr>
           <w:b/>
           <w:lang w:val="ar_AE" w:bidi="ar_AE"/>
         </w:rPr>
@@ -19108,6 +21540,22 @@
       </w:r>
       <w:r>
         <w:rPr>
+          <w:lang w:val="ar_AE" w:bidi="ar_AE"/>
+        </w:rPr>
+        <w:t>אַיֵּ֖ה אֱלֹהֵ֥י הַ⁠מִּשְׁפָּֽט</w:t>
+      </w:r>
+    </w:p>
+    <w:p>
+      <w:pPr>
+        <w:bidi/>
+      </w:pPr>
+      <w:r>
+        <w:rPr>
+          <w:lang w:val="ar_AE" w:bidi="ar_AE"/>
+        </w:rPr>
+      </w:r>
+      <w:r>
+        <w:rPr>
           <w:b/>
           <w:lang w:val="ar_AE" w:bidi="ar_AE"/>
         </w:rPr>
@@ -19227,6 +21675,22 @@
       </w:r>
       <w:r>
         <w:rPr>
+          <w:lang w:val="ar_AE" w:bidi="ar_AE"/>
+        </w:rPr>
+        <w:t>אַיֵּ֖ה אֱלֹהֵ֥י הַ⁠מִּשְׁפָּֽט</w:t>
+      </w:r>
+    </w:p>
+    <w:p>
+      <w:pPr>
+        <w:bidi/>
+      </w:pPr>
+      <w:r>
+        <w:rPr>
+          <w:lang w:val="ar_AE" w:bidi="ar_AE"/>
+        </w:rPr>
+      </w:r>
+      <w:r>
+        <w:rPr>
           <w:b/>
           <w:lang w:val="ar_AE" w:bidi="ar_AE"/>
         </w:rPr>
@@ -19419,6 +21883,22 @@
         <w:rPr>
           <w:lang w:val="ar_AE" w:bidi="ar_AE"/>
         </w:rPr>
+      </w:r>
+    </w:p>
+    <w:p>
+      <w:pPr>
+        <w:bidi/>
+      </w:pPr>
+      <w:r>
+        <w:rPr>
+          <w:lang w:val="ar_AE" w:bidi="ar_AE"/>
+        </w:rPr>
+      </w:r>
+      <w:r>
+        <w:rPr>
+          <w:lang w:val="ar_AE" w:bidi="ar_AE"/>
+        </w:rPr>
+        <w:t>הִנְ⁠נִ֤י שֹׁלֵחַ֙</w:t>
       </w:r>
     </w:p>
     <w:p>
@@ -19569,6 +22049,22 @@
       </w:r>
       <w:r>
         <w:rPr>
+          <w:lang w:val="ar_AE" w:bidi="ar_AE"/>
+        </w:rPr>
+        <w:t>וּ⁠פִנָּה־דֶ֖רֶךְ לְ⁠פָנָ֑⁠י</w:t>
+      </w:r>
+    </w:p>
+    <w:p>
+      <w:pPr>
+        <w:bidi/>
+      </w:pPr>
+      <w:r>
+        <w:rPr>
+          <w:lang w:val="ar_AE" w:bidi="ar_AE"/>
+        </w:rPr>
+      </w:r>
+      <w:r>
+        <w:rPr>
           <w:b/>
           <w:lang w:val="ar_AE" w:bidi="ar_AE"/>
         </w:rPr>
@@ -19688,6 +22184,22 @@
       </w:r>
       <w:r>
         <w:rPr>
+          <w:lang w:val="ar_AE" w:bidi="ar_AE"/>
+        </w:rPr>
+        <w:t>וּ⁠פִנָּה־דֶ֖רֶךְ לְ⁠פָנָ֑⁠י</w:t>
+      </w:r>
+    </w:p>
+    <w:p>
+      <w:pPr>
+        <w:bidi/>
+      </w:pPr>
+      <w:r>
+        <w:rPr>
+          <w:lang w:val="ar_AE" w:bidi="ar_AE"/>
+        </w:rPr>
+      </w:r>
+      <w:r>
+        <w:rPr>
           <w:b/>
           <w:lang w:val="ar_AE" w:bidi="ar_AE"/>
         </w:rPr>
@@ -19780,6 +22292,22 @@
         <w:rPr>
           <w:lang w:val="ar_AE" w:bidi="ar_AE"/>
         </w:rPr>
+      </w:r>
+    </w:p>
+    <w:p>
+      <w:pPr>
+        <w:bidi/>
+      </w:pPr>
+      <w:r>
+        <w:rPr>
+          <w:lang w:val="ar_AE" w:bidi="ar_AE"/>
+        </w:rPr>
+      </w:r>
+      <w:r>
+        <w:rPr>
+          <w:lang w:val="ar_AE" w:bidi="ar_AE"/>
+        </w:rPr>
+        <w:t>הִנֵּה</w:t>
       </w:r>
     </w:p>
     <w:p>
@@ -19917,6 +22445,22 @@
       </w:r>
       <w:r>
         <w:rPr>
+          <w:lang w:val="ar_AE" w:bidi="ar_AE"/>
+        </w:rPr>
+        <w:t>וּ⁠מִ֤י מְכַלְכֵּל֙ אֶת־י֣וֹם בּוֹא֔⁠וֹ וּ⁠מִ֥י הָ⁠עֹמֵ֖ד בְּ⁠הֵרָֽאוֹת֑⁠וֹ כִּֽי־הוּא֙ כְּ⁠אֵ֣שׁ מְצָרֵ֔ף וּ⁠כְ⁠בֹרִ֖ית מְכַבְּסִֽים</w:t>
+      </w:r>
+    </w:p>
+    <w:p>
+      <w:pPr>
+        <w:bidi/>
+      </w:pPr>
+      <w:r>
+        <w:rPr>
+          <w:lang w:val="ar_AE" w:bidi="ar_AE"/>
+        </w:rPr>
+      </w:r>
+      <w:r>
+        <w:rPr>
           <w:b/>
           <w:lang w:val="ar_AE" w:bidi="ar_AE"/>
         </w:rPr>
@@ -20023,6 +22567,22 @@
       </w:r>
       <w:r>
         <w:rPr>
+          <w:lang w:val="ar_AE" w:bidi="ar_AE"/>
+        </w:rPr>
+        <w:t>וּ⁠מִ֤י מְכַלְכֵּל֙ אֶת־י֣וֹם בּוֹא֔⁠וֹ וּ⁠מִ֥י הָ⁠עֹמֵ֖ד בְּ⁠הֵרָֽאוֹת֑⁠וֹ</w:t>
+      </w:r>
+    </w:p>
+    <w:p>
+      <w:pPr>
+        <w:bidi/>
+      </w:pPr>
+      <w:r>
+        <w:rPr>
+          <w:lang w:val="ar_AE" w:bidi="ar_AE"/>
+        </w:rPr>
+      </w:r>
+      <w:r>
+        <w:rPr>
           <w:b/>
           <w:lang w:val="ar_AE" w:bidi="ar_AE"/>
         </w:rPr>
@@ -20129,6 +22689,22 @@
       </w:r>
       <w:r>
         <w:rPr>
+          <w:lang w:val="ar_AE" w:bidi="ar_AE"/>
+        </w:rPr>
+        <w:t>וּ⁠מִ֤י מְכַלְכֵּל֙ אֶת־י֣וֹם בּוֹא֔⁠וֹ וּ⁠מִ֥י הָ⁠עֹמֵ֖ד בְּ⁠הֵרָֽאוֹת֑⁠וֹ</w:t>
+      </w:r>
+    </w:p>
+    <w:p>
+      <w:pPr>
+        <w:bidi/>
+      </w:pPr>
+      <w:r>
+        <w:rPr>
+          <w:lang w:val="ar_AE" w:bidi="ar_AE"/>
+        </w:rPr>
+      </w:r>
+      <w:r>
+        <w:rPr>
           <w:b/>
           <w:lang w:val="ar_AE" w:bidi="ar_AE"/>
         </w:rPr>
@@ -20235,6 +22811,22 @@
       </w:r>
       <w:r>
         <w:rPr>
+          <w:lang w:val="ar_AE" w:bidi="ar_AE"/>
+        </w:rPr>
+        <w:t>הָ⁠עֹמֵ֖ד</w:t>
+      </w:r>
+    </w:p>
+    <w:p>
+      <w:pPr>
+        <w:bidi/>
+      </w:pPr>
+      <w:r>
+        <w:rPr>
+          <w:lang w:val="ar_AE" w:bidi="ar_AE"/>
+        </w:rPr>
+      </w:r>
+      <w:r>
+        <w:rPr>
           <w:b/>
           <w:lang w:val="ar_AE" w:bidi="ar_AE"/>
         </w:rPr>
@@ -20354,6 +22946,22 @@
       </w:r>
       <w:r>
         <w:rPr>
+          <w:lang w:val="ar_AE" w:bidi="ar_AE"/>
+        </w:rPr>
+        <w:t>הוּא֙ כְּ⁠אֵ֣שׁ מְצָרֵ֔ף וּ⁠כְ⁠בֹרִ֖ית מְכַבְּסִֽים</w:t>
+      </w:r>
+    </w:p>
+    <w:p>
+      <w:pPr>
+        <w:bidi/>
+      </w:pPr>
+      <w:r>
+        <w:rPr>
+          <w:lang w:val="ar_AE" w:bidi="ar_AE"/>
+        </w:rPr>
+      </w:r>
+      <w:r>
+        <w:rPr>
           <w:b/>
           <w:lang w:val="ar_AE" w:bidi="ar_AE"/>
         </w:rPr>
@@ -20460,6 +23068,22 @@
       </w:r>
       <w:r>
         <w:rPr>
+          <w:lang w:val="ar_AE" w:bidi="ar_AE"/>
+        </w:rPr>
+        <w:t>וְ⁠יָשַׁ֨ב מְצָרֵ֤ף וּ⁠מְטַהֵר֙ כֶּ֔סֶף</w:t>
+      </w:r>
+    </w:p>
+    <w:p>
+      <w:pPr>
+        <w:bidi/>
+      </w:pPr>
+      <w:r>
+        <w:rPr>
+          <w:lang w:val="ar_AE" w:bidi="ar_AE"/>
+        </w:rPr>
+      </w:r>
+      <w:r>
+        <w:rPr>
           <w:b/>
           <w:lang w:val="ar_AE" w:bidi="ar_AE"/>
         </w:rPr>
@@ -20579,6 +23203,22 @@
       </w:r>
       <w:r>
         <w:rPr>
+          <w:lang w:val="ar_AE" w:bidi="ar_AE"/>
+        </w:rPr>
+        <w:t>אֶת־בְּנֵֽי־לֵוִי֙</w:t>
+      </w:r>
+    </w:p>
+    <w:p>
+      <w:pPr>
+        <w:bidi/>
+      </w:pPr>
+      <w:r>
+        <w:rPr>
+          <w:lang w:val="ar_AE" w:bidi="ar_AE"/>
+        </w:rPr>
+      </w:r>
+      <w:r>
+        <w:rPr>
           <w:b/>
           <w:lang w:val="ar_AE" w:bidi="ar_AE"/>
         </w:rPr>
@@ -20711,6 +23351,22 @@
       </w:r>
       <w:r>
         <w:rPr>
+          <w:lang w:val="ar_AE" w:bidi="ar_AE"/>
+        </w:rPr>
+        <w:t>וְ⁠זִקַּ֣ק אֹתָ֔⁠ם כַּ⁠זָּהָ֖ב וְ⁠כַ⁠כָּ֑סֶף</w:t>
+      </w:r>
+    </w:p>
+    <w:p>
+      <w:pPr>
+        <w:bidi/>
+      </w:pPr>
+      <w:r>
+        <w:rPr>
+          <w:lang w:val="ar_AE" w:bidi="ar_AE"/>
+        </w:rPr>
+      </w:r>
+      <w:r>
+        <w:rPr>
           <w:b/>
           <w:lang w:val="ar_AE" w:bidi="ar_AE"/>
         </w:rPr>
@@ -20817,6 +23473,22 @@
       </w:r>
       <w:r>
         <w:rPr>
+          <w:lang w:val="ar_AE" w:bidi="ar_AE"/>
+        </w:rPr>
+        <w:t>מִנְחַ֥ת יְהוּדָ֖ה וִ⁠ירֽוּשָׁלִָ֑ם</w:t>
+      </w:r>
+    </w:p>
+    <w:p>
+      <w:pPr>
+        <w:bidi/>
+      </w:pPr>
+      <w:r>
+        <w:rPr>
+          <w:lang w:val="ar_AE" w:bidi="ar_AE"/>
+        </w:rPr>
+      </w:r>
+      <w:r>
+        <w:rPr>
           <w:b/>
           <w:lang w:val="ar_AE" w:bidi="ar_AE"/>
         </w:rPr>
@@ -20923,6 +23595,22 @@
       </w:r>
       <w:r>
         <w:rPr>
+          <w:lang w:val="ar_AE" w:bidi="ar_AE"/>
+        </w:rPr>
+        <w:t>כִּ⁠ימֵ֣י עוֹלָ֔ם וּ⁠כְ⁠שָׁנִ֖ים קַדְמֹנִיּֽוֹת</w:t>
+      </w:r>
+    </w:p>
+    <w:p>
+      <w:pPr>
+        <w:bidi/>
+      </w:pPr>
+      <w:r>
+        <w:rPr>
+          <w:lang w:val="ar_AE" w:bidi="ar_AE"/>
+        </w:rPr>
+      </w:r>
+      <w:r>
+        <w:rPr>
           <w:b/>
           <w:lang w:val="ar_AE" w:bidi="ar_AE"/>
         </w:rPr>
@@ -21029,6 +23717,22 @@
       </w:r>
       <w:r>
         <w:rPr>
+          <w:lang w:val="ar_AE" w:bidi="ar_AE"/>
+        </w:rPr>
+        <w:t>בַּֽ⁠מְכַשְּׁפִים֙ וּ⁠בַ⁠מְנָ֣אֲפִ֔ים וּ⁠בַ⁠נִּשְׁבָּעִ֖ים לַ⁠שָּׁ֑קֶר וּ⁠בְ⁠עֹשְׁקֵ֣י שְׂכַר־שָׂ֠כִיר אַלְמָנָ֨ה וְ⁠יָת֤וֹם וּ⁠מַטֵּי־גֵר֙ וְ⁠לֹ֣א יְרֵא֔וּ⁠נִי</w:t>
+      </w:r>
+    </w:p>
+    <w:p>
+      <w:pPr>
+        <w:bidi/>
+      </w:pPr>
+      <w:r>
+        <w:rPr>
+          <w:lang w:val="ar_AE" w:bidi="ar_AE"/>
+        </w:rPr>
+      </w:r>
+      <w:r>
+        <w:rPr>
           <w:b/>
           <w:lang w:val="ar_AE" w:bidi="ar_AE"/>
         </w:rPr>
@@ -21121,6 +23825,22 @@
       </w:r>
       <w:r>
         <w:rPr>
+          <w:lang w:val="ar_AE" w:bidi="ar_AE"/>
+        </w:rPr>
+        <w:t>לַ⁠מִּשְׁפָּט֒</w:t>
+      </w:r>
+    </w:p>
+    <w:p>
+      <w:pPr>
+        <w:bidi/>
+      </w:pPr>
+      <w:r>
+        <w:rPr>
+          <w:lang w:val="ar_AE" w:bidi="ar_AE"/>
+        </w:rPr>
+      </w:r>
+      <w:r>
+        <w:rPr>
           <w:b/>
           <w:lang w:val="ar_AE" w:bidi="ar_AE"/>
         </w:rPr>
@@ -21240,6 +23960,22 @@
       </w:r>
       <w:r>
         <w:rPr>
+          <w:lang w:val="ar_AE" w:bidi="ar_AE"/>
+        </w:rPr>
+        <w:t>וְ⁠הָיִ֣יתִי ׀ עֵ֣ד מְמַהֵ֗ר בַּֽ⁠מְכַשְּׁפִים֙ וּ⁠בַ⁠מְנָ֣אֲפִ֔ים וּ⁠בַ⁠נִּשְׁבָּעִ֖ים לַ⁠שָּׁ֑קֶר וּ⁠בְ⁠עֹשְׁקֵ֣י שְׂכַר־שָׂ֠כִיר אַלְמָנָ֨ה וְ⁠יָת֤וֹם וּ⁠מַטֵּי־גֵר֙</w:t>
+      </w:r>
+    </w:p>
+    <w:p>
+      <w:pPr>
+        <w:bidi/>
+      </w:pPr>
+      <w:r>
+        <w:rPr>
+          <w:lang w:val="ar_AE" w:bidi="ar_AE"/>
+        </w:rPr>
+      </w:r>
+      <w:r>
+        <w:rPr>
           <w:b/>
           <w:lang w:val="ar_AE" w:bidi="ar_AE"/>
         </w:rPr>
@@ -21345,6 +24081,22 @@
       </w:r>
       <w:r>
         <w:rPr>
+          <w:lang w:val="ar_AE" w:bidi="ar_AE"/>
+        </w:rPr>
+        <w:t>וּ⁠בְ⁠עֹשְׁקֵ֣י שְׂכַר</w:t>
+      </w:r>
+    </w:p>
+    <w:p>
+      <w:pPr>
+        <w:bidi/>
+      </w:pPr>
+      <w:r>
+        <w:rPr>
+          <w:lang w:val="ar_AE" w:bidi="ar_AE"/>
+        </w:rPr>
+      </w:r>
+      <w:r>
+        <w:rPr>
           <w:b/>
           <w:lang w:val="ar_AE" w:bidi="ar_AE"/>
         </w:rPr>
@@ -21464,6 +24216,22 @@
       </w:r>
       <w:r>
         <w:rPr>
+          <w:lang w:val="ar_AE" w:bidi="ar_AE"/>
+        </w:rPr>
+        <w:t>שָׂ֠כִיר אַלְמָנָ֨ה וְ⁠יָת֤וֹם &amp; גֵר֙</w:t>
+      </w:r>
+    </w:p>
+    <w:p>
+      <w:pPr>
+        <w:bidi/>
+      </w:pPr>
+      <w:r>
+        <w:rPr>
+          <w:lang w:val="ar_AE" w:bidi="ar_AE"/>
+        </w:rPr>
+      </w:r>
+      <w:r>
+        <w:rPr>
           <w:b/>
           <w:lang w:val="ar_AE" w:bidi="ar_AE"/>
         </w:rPr>
@@ -21636,6 +24404,22 @@
       </w:r>
       <w:r>
         <w:rPr>
+          <w:lang w:val="ar_AE" w:bidi="ar_AE"/>
+        </w:rPr>
+        <w:t>וּ⁠מַטֵּי־גֵר֙</w:t>
+      </w:r>
+    </w:p>
+    <w:p>
+      <w:pPr>
+        <w:bidi/>
+      </w:pPr>
+      <w:r>
+        <w:rPr>
+          <w:lang w:val="ar_AE" w:bidi="ar_AE"/>
+        </w:rPr>
+      </w:r>
+      <w:r>
+        <w:rPr>
           <w:b/>
           <w:lang w:val="ar_AE" w:bidi="ar_AE"/>
         </w:rPr>
@@ -21742,6 +24526,22 @@
       </w:r>
       <w:r>
         <w:rPr>
+          <w:lang w:val="ar_AE" w:bidi="ar_AE"/>
+        </w:rPr>
+        <w:t>כִּ֛י אֲנִ֥י יְהוָ֖ה לֹ֣א שָׁנִ֑יתִי וְ⁠אַתֶּ֥ם בְּנֵֽי־יַעֲקֹ֖ב לֹ֥א כְלִיתֶֽם</w:t>
+      </w:r>
+    </w:p>
+    <w:p>
+      <w:pPr>
+        <w:bidi/>
+      </w:pPr>
+      <w:r>
+        <w:rPr>
+          <w:lang w:val="ar_AE" w:bidi="ar_AE"/>
+        </w:rPr>
+      </w:r>
+      <w:r>
+        <w:rPr>
           <w:b/>
           <w:lang w:val="ar_AE" w:bidi="ar_AE"/>
         </w:rPr>
@@ -21874,6 +24674,22 @@
       </w:r>
       <w:r>
         <w:rPr>
+          <w:lang w:val="ar_AE" w:bidi="ar_AE"/>
+        </w:rPr>
+        <w:t>לֹ֣א שָׁנִ֑יתִי</w:t>
+      </w:r>
+    </w:p>
+    <w:p>
+      <w:pPr>
+        <w:bidi/>
+      </w:pPr>
+      <w:r>
+        <w:rPr>
+          <w:lang w:val="ar_AE" w:bidi="ar_AE"/>
+        </w:rPr>
+      </w:r>
+      <w:r>
+        <w:rPr>
           <w:b/>
           <w:lang w:val="ar_AE" w:bidi="ar_AE"/>
         </w:rPr>
@@ -21980,6 +24796,22 @@
         <w:rPr>
           <w:lang w:val="ar_AE" w:bidi="ar_AE"/>
         </w:rPr>
+      </w:r>
+    </w:p>
+    <w:p>
+      <w:pPr>
+        <w:bidi/>
+      </w:pPr>
+      <w:r>
+        <w:rPr>
+          <w:lang w:val="ar_AE" w:bidi="ar_AE"/>
+        </w:rPr>
+      </w:r>
+      <w:r>
+        <w:rPr>
+          <w:lang w:val="ar_AE" w:bidi="ar_AE"/>
+        </w:rPr>
+        <w:t>בְּנֵֽי־יַעֲקֹ֖ב</w:t>
       </w:r>
     </w:p>
     <w:p>
@@ -22117,6 +24949,22 @@
       </w:r>
       <w:r>
         <w:rPr>
+          <w:lang w:val="ar_AE" w:bidi="ar_AE"/>
+        </w:rPr>
+        <w:t>אֲבֹתֵי⁠כֶ֜ם</w:t>
+      </w:r>
+    </w:p>
+    <w:p>
+      <w:pPr>
+        <w:bidi/>
+      </w:pPr>
+      <w:r>
+        <w:rPr>
+          <w:lang w:val="ar_AE" w:bidi="ar_AE"/>
+        </w:rPr>
+      </w:r>
+      <w:r>
+        <w:rPr>
           <w:b/>
           <w:lang w:val="ar_AE" w:bidi="ar_AE"/>
         </w:rPr>
@@ -22236,6 +25084,22 @@
       </w:r>
       <w:r>
         <w:rPr>
+          <w:lang w:val="ar_AE" w:bidi="ar_AE"/>
+        </w:rPr>
+        <w:t>סַרְתֶּ֤ם מֵֽ⁠חֻקַּ⁠י֙ וְ⁠לֹ֣א שְׁמַרְתֶּ֔ם</w:t>
+      </w:r>
+    </w:p>
+    <w:p>
+      <w:pPr>
+        <w:bidi/>
+      </w:pPr>
+      <w:r>
+        <w:rPr>
+          <w:lang w:val="ar_AE" w:bidi="ar_AE"/>
+        </w:rPr>
+      </w:r>
+      <w:r>
+        <w:rPr>
           <w:b/>
           <w:lang w:val="ar_AE" w:bidi="ar_AE"/>
         </w:rPr>
@@ -22342,6 +25206,22 @@
       </w:r>
       <w:r>
         <w:rPr>
+          <w:lang w:val="ar_AE" w:bidi="ar_AE"/>
+        </w:rPr>
+        <w:t>סַרְתֶּ֤ם מֵֽ⁠חֻקַּ⁠י֙</w:t>
+      </w:r>
+    </w:p>
+    <w:p>
+      <w:pPr>
+        <w:bidi/>
+      </w:pPr>
+      <w:r>
+        <w:rPr>
+          <w:lang w:val="ar_AE" w:bidi="ar_AE"/>
+        </w:rPr>
+      </w:r>
+      <w:r>
+        <w:rPr>
           <w:b/>
           <w:lang w:val="ar_AE" w:bidi="ar_AE"/>
         </w:rPr>
@@ -22447,6 +25327,22 @@
       </w:r>
       <w:r>
         <w:rPr>
+          <w:lang w:val="ar_AE" w:bidi="ar_AE"/>
+        </w:rPr>
+        <w:t>וַ⁠אֲמַרְתֶּ֖ם בַּ⁠מֶּ֥ה נָשֽׁוּב</w:t>
+      </w:r>
+    </w:p>
+    <w:p>
+      <w:pPr>
+        <w:bidi/>
+      </w:pPr>
+      <w:r>
+        <w:rPr>
+          <w:lang w:val="ar_AE" w:bidi="ar_AE"/>
+        </w:rPr>
+      </w:r>
+      <w:r>
+        <w:rPr>
           <w:b/>
           <w:lang w:val="ar_AE" w:bidi="ar_AE"/>
         </w:rPr>
@@ -22540,6 +25436,22 @@
         <w:rPr>
           <w:lang w:val="ar_AE" w:bidi="ar_AE"/>
         </w:rPr>
+      </w:r>
+    </w:p>
+    <w:p>
+      <w:pPr>
+        <w:bidi/>
+      </w:pPr>
+      <w:r>
+        <w:rPr>
+          <w:lang w:val="ar_AE" w:bidi="ar_AE"/>
+        </w:rPr>
+      </w:r>
+      <w:r>
+        <w:rPr>
+          <w:lang w:val="ar_AE" w:bidi="ar_AE"/>
+        </w:rPr>
+        <w:t>הֲ⁠יִקְבַּ֨ע אָדָ֜ם אֱלֹהִ֗ים כִּ֤י אַתֶּם֙ קֹבְעִ֣ים אֹתִ֔⁠י</w:t>
       </w:r>
     </w:p>
     <w:p>
@@ -22690,6 +25602,22 @@
       </w:r>
       <w:r>
         <w:rPr>
+          <w:lang w:val="ar_AE" w:bidi="ar_AE"/>
+        </w:rPr>
+        <w:t>וַ⁠אֲמַרְתֶּ֖ם בַּ⁠מֶּ֣ה קְבַעֲנ֑וּ⁠ךָ</w:t>
+      </w:r>
+    </w:p>
+    <w:p>
+      <w:pPr>
+        <w:bidi/>
+      </w:pPr>
+      <w:r>
+        <w:rPr>
+          <w:lang w:val="ar_AE" w:bidi="ar_AE"/>
+        </w:rPr>
+      </w:r>
+      <w:r>
+        <w:rPr>
           <w:b/>
           <w:lang w:val="ar_AE" w:bidi="ar_AE"/>
         </w:rPr>
@@ -22796,6 +25724,22 @@
       </w:r>
       <w:r>
         <w:rPr>
+          <w:lang w:val="ar_AE" w:bidi="ar_AE"/>
+        </w:rPr>
+        <w:t>הַֽ⁠מַּעֲשֵׂ֖ר וְ⁠הַ⁠תְּרוּמָֽה</w:t>
+      </w:r>
+    </w:p>
+    <w:p>
+      <w:pPr>
+        <w:bidi/>
+      </w:pPr>
+      <w:r>
+        <w:rPr>
+          <w:lang w:val="ar_AE" w:bidi="ar_AE"/>
+        </w:rPr>
+      </w:r>
+      <w:r>
+        <w:rPr>
           <w:b/>
           <w:lang w:val="ar_AE" w:bidi="ar_AE"/>
         </w:rPr>
@@ -22902,6 +25846,22 @@
       </w:r>
       <w:r>
         <w:rPr>
+          <w:lang w:val="ar_AE" w:bidi="ar_AE"/>
+        </w:rPr>
+        <w:t>בַּ⁠מְּאֵרָה֙ אַתֶּ֣ם נֵֽאָרִ֔ים וְ⁠אֹתִ֖⁠י אַתֶּ֣ם קֹבְעִ֑ים</w:t>
+      </w:r>
+    </w:p>
+    <w:p>
+      <w:pPr>
+        <w:bidi/>
+      </w:pPr>
+      <w:r>
+        <w:rPr>
+          <w:lang w:val="ar_AE" w:bidi="ar_AE"/>
+        </w:rPr>
+      </w:r>
+      <w:r>
+        <w:rPr>
           <w:b/>
           <w:lang w:val="ar_AE" w:bidi="ar_AE"/>
         </w:rPr>
@@ -23008,6 +25968,22 @@
       </w:r>
       <w:r>
         <w:rPr>
+          <w:lang w:val="ar_AE" w:bidi="ar_AE"/>
+        </w:rPr>
+        <w:t>בַּ⁠מְּאֵרָה֙ אַתֶּ֣ם נֵֽאָרִ֔ים</w:t>
+      </w:r>
+    </w:p>
+    <w:p>
+      <w:pPr>
+        <w:bidi/>
+      </w:pPr>
+      <w:r>
+        <w:rPr>
+          <w:lang w:val="ar_AE" w:bidi="ar_AE"/>
+        </w:rPr>
+      </w:r>
+      <w:r>
+        <w:rPr>
           <w:b/>
           <w:lang w:val="ar_AE" w:bidi="ar_AE"/>
         </w:rPr>
@@ -23114,6 +26090,22 @@
       </w:r>
       <w:r>
         <w:rPr>
+          <w:lang w:val="ar_AE" w:bidi="ar_AE"/>
+        </w:rPr>
+        <w:t>בַּ⁠מְּאֵרָה֙ אַתֶּ֣ם נֵֽאָרִ֔ים</w:t>
+      </w:r>
+    </w:p>
+    <w:p>
+      <w:pPr>
+        <w:bidi/>
+      </w:pPr>
+      <w:r>
+        <w:rPr>
+          <w:lang w:val="ar_AE" w:bidi="ar_AE"/>
+        </w:rPr>
+      </w:r>
+      <w:r>
+        <w:rPr>
           <w:b/>
           <w:lang w:val="ar_AE" w:bidi="ar_AE"/>
         </w:rPr>
@@ -23206,6 +26198,22 @@
       </w:r>
       <w:r>
         <w:rPr>
+          <w:lang w:val="ar_AE" w:bidi="ar_AE"/>
+        </w:rPr>
+        <w:t>הַ⁠גּ֖וֹי כֻּלּֽ⁠וֹ</w:t>
+      </w:r>
+    </w:p>
+    <w:p>
+      <w:pPr>
+        <w:bidi/>
+      </w:pPr>
+      <w:r>
+        <w:rPr>
+          <w:lang w:val="ar_AE" w:bidi="ar_AE"/>
+        </w:rPr>
+      </w:r>
+      <w:r>
+        <w:rPr>
           <w:b/>
           <w:lang w:val="ar_AE" w:bidi="ar_AE"/>
         </w:rPr>
@@ -23325,6 +26333,22 @@
       </w:r>
       <w:r>
         <w:rPr>
+          <w:lang w:val="ar_AE" w:bidi="ar_AE"/>
+        </w:rPr>
+        <w:t>בֵּ֣ית הָ⁠אוֹצָ֗ר</w:t>
+      </w:r>
+    </w:p>
+    <w:p>
+      <w:pPr>
+        <w:bidi/>
+      </w:pPr>
+      <w:r>
+        <w:rPr>
+          <w:lang w:val="ar_AE" w:bidi="ar_AE"/>
+        </w:rPr>
+      </w:r>
+      <w:r>
+        <w:rPr>
           <w:b/>
           <w:lang w:val="ar_AE" w:bidi="ar_AE"/>
         </w:rPr>
@@ -23444,6 +26468,22 @@
       </w:r>
       <w:r>
         <w:rPr>
+          <w:lang w:val="ar_AE" w:bidi="ar_AE"/>
+        </w:rPr>
+        <w:t>טֶ֨רֶף֙ בְּ⁠בֵיתִ֔⁠י</w:t>
+      </w:r>
+    </w:p>
+    <w:p>
+      <w:pPr>
+        <w:bidi/>
+      </w:pPr>
+      <w:r>
+        <w:rPr>
+          <w:lang w:val="ar_AE" w:bidi="ar_AE"/>
+        </w:rPr>
+      </w:r>
+      <w:r>
+        <w:rPr>
           <w:b/>
           <w:lang w:val="ar_AE" w:bidi="ar_AE"/>
         </w:rPr>
@@ -23563,6 +26603,22 @@
       </w:r>
       <w:r>
         <w:rPr>
+          <w:lang w:val="ar_AE" w:bidi="ar_AE"/>
+        </w:rPr>
+        <w:t>אִם־לֹ֧א אֶפְתַּ֣ח לָ⁠כֶ֗ם אֵ֚ת אֲרֻבּ֣וֹת הַ⁠שָּׁמַ֔יִם וַ⁠הֲרִיקֹתִ֥י לָ⁠כֶ֛ם בְּרָכָ֖ה</w:t>
+      </w:r>
+    </w:p>
+    <w:p>
+      <w:pPr>
+        <w:bidi/>
+      </w:pPr>
+      <w:r>
+        <w:rPr>
+          <w:lang w:val="ar_AE" w:bidi="ar_AE"/>
+        </w:rPr>
+      </w:r>
+      <w:r>
+        <w:rPr>
           <w:b/>
           <w:lang w:val="ar_AE" w:bidi="ar_AE"/>
         </w:rPr>
@@ -23669,6 +26725,22 @@
       </w:r>
       <w:r>
         <w:rPr>
+          <w:lang w:val="ar_AE" w:bidi="ar_AE"/>
+        </w:rPr>
+        <w:t>בְּרָכָ֖ה</w:t>
+      </w:r>
+    </w:p>
+    <w:p>
+      <w:pPr>
+        <w:bidi/>
+      </w:pPr>
+      <w:r>
+        <w:rPr>
+          <w:lang w:val="ar_AE" w:bidi="ar_AE"/>
+        </w:rPr>
+      </w:r>
+      <w:r>
+        <w:rPr>
           <w:b/>
           <w:lang w:val="ar_AE" w:bidi="ar_AE"/>
         </w:rPr>
@@ -23788,6 +26860,22 @@
       </w:r>
       <w:r>
         <w:rPr>
+          <w:lang w:val="ar_AE" w:bidi="ar_AE"/>
+        </w:rPr>
+        <w:t>עַד־בְּלִי־דָֽי</w:t>
+      </w:r>
+    </w:p>
+    <w:p>
+      <w:pPr>
+        <w:bidi/>
+      </w:pPr>
+      <w:r>
+        <w:rPr>
+          <w:lang w:val="ar_AE" w:bidi="ar_AE"/>
+        </w:rPr>
+      </w:r>
+      <w:r>
+        <w:rPr>
           <w:b/>
           <w:lang w:val="ar_AE" w:bidi="ar_AE"/>
         </w:rPr>
@@ -23907,6 +26995,22 @@
       </w:r>
       <w:r>
         <w:rPr>
+          <w:lang w:val="ar_AE" w:bidi="ar_AE"/>
+        </w:rPr>
+        <w:t>וְ⁠גָעַרְתִּ֤י לָ⁠כֶם֙ בָּֽ⁠אֹכֵ֔ל</w:t>
+      </w:r>
+    </w:p>
+    <w:p>
+      <w:pPr>
+        <w:bidi/>
+      </w:pPr>
+      <w:r>
+        <w:rPr>
+          <w:lang w:val="ar_AE" w:bidi="ar_AE"/>
+        </w:rPr>
+      </w:r>
+      <w:r>
+        <w:rPr>
           <w:b/>
           <w:lang w:val="ar_AE" w:bidi="ar_AE"/>
         </w:rPr>
@@ -24026,6 +27130,22 @@
       </w:r>
       <w:r>
         <w:rPr>
+          <w:lang w:val="ar_AE" w:bidi="ar_AE"/>
+        </w:rPr>
+        <w:t>וְ⁠גָעַרְתִּ֤י לָ⁠כֶם֙ בָּֽ⁠אֹכֵ֔ל</w:t>
+      </w:r>
+    </w:p>
+    <w:p>
+      <w:pPr>
+        <w:bidi/>
+      </w:pPr>
+      <w:r>
+        <w:rPr>
+          <w:lang w:val="ar_AE" w:bidi="ar_AE"/>
+        </w:rPr>
+      </w:r>
+      <w:r>
+        <w:rPr>
           <w:b/>
           <w:lang w:val="ar_AE" w:bidi="ar_AE"/>
         </w:rPr>
@@ -24131,6 +27251,22 @@
       </w:r>
       <w:r>
         <w:rPr>
+          <w:lang w:val="ar_AE" w:bidi="ar_AE"/>
+        </w:rPr>
+        <w:t>אֶת־פְּרִ֣י הָ⁠אֲדָמָ֑ה</w:t>
+      </w:r>
+    </w:p>
+    <w:p>
+      <w:pPr>
+        <w:bidi/>
+      </w:pPr>
+      <w:r>
+        <w:rPr>
+          <w:lang w:val="ar_AE" w:bidi="ar_AE"/>
+        </w:rPr>
+      </w:r>
+      <w:r>
+        <w:rPr>
           <w:b/>
           <w:lang w:val="ar_AE" w:bidi="ar_AE"/>
         </w:rPr>
@@ -24250,6 +27386,22 @@
       </w:r>
       <w:r>
         <w:rPr>
+          <w:lang w:val="ar_AE" w:bidi="ar_AE"/>
+        </w:rPr>
+        <w:t>וְ⁠לֹא־תְשַׁכֵּ֨ל לָ⁠כֶ֤ם הַ⁠גֶּ֨פֶן֙ בַּ⁠שָּׂדֶ֔ה</w:t>
+      </w:r>
+    </w:p>
+    <w:p>
+      <w:pPr>
+        <w:bidi/>
+      </w:pPr>
+      <w:r>
+        <w:rPr>
+          <w:lang w:val="ar_AE" w:bidi="ar_AE"/>
+        </w:rPr>
+      </w:r>
+      <w:r>
+        <w:rPr>
           <w:b/>
           <w:lang w:val="ar_AE" w:bidi="ar_AE"/>
         </w:rPr>
@@ -24369,6 +27521,22 @@
       </w:r>
       <w:r>
         <w:rPr>
+          <w:lang w:val="ar_AE" w:bidi="ar_AE"/>
+        </w:rPr>
+        <w:t>אֶ֣רֶץ חֵ֔פֶץ</w:t>
+      </w:r>
+    </w:p>
+    <w:p>
+      <w:pPr>
+        <w:bidi/>
+      </w:pPr>
+      <w:r>
+        <w:rPr>
+          <w:lang w:val="ar_AE" w:bidi="ar_AE"/>
+        </w:rPr>
+      </w:r>
+      <w:r>
+        <w:rPr>
           <w:b/>
           <w:lang w:val="ar_AE" w:bidi="ar_AE"/>
         </w:rPr>
@@ -24488,6 +27656,22 @@
       </w:r>
       <w:r>
         <w:rPr>
+          <w:lang w:val="ar_AE" w:bidi="ar_AE"/>
+        </w:rPr>
+        <w:t>חָזְק֥וּ עָלַ֛⁠י דִּבְרֵי⁠כֶ֖ם</w:t>
+      </w:r>
+    </w:p>
+    <w:p>
+      <w:pPr>
+        <w:bidi/>
+      </w:pPr>
+      <w:r>
+        <w:rPr>
+          <w:lang w:val="ar_AE" w:bidi="ar_AE"/>
+        </w:rPr>
+      </w:r>
+      <w:r>
+        <w:rPr>
           <w:b/>
           <w:lang w:val="ar_AE" w:bidi="ar_AE"/>
         </w:rPr>
@@ -24607,6 +27791,22 @@
       </w:r>
       <w:r>
         <w:rPr>
+          <w:lang w:val="ar_AE" w:bidi="ar_AE"/>
+        </w:rPr>
+        <w:t>וַ⁠אֲמַרְתֶּ֕ם מַה־נִּדְבַּ֖רְנוּ עָלֶֽי⁠ךָ</w:t>
+      </w:r>
+    </w:p>
+    <w:p>
+      <w:pPr>
+        <w:bidi/>
+      </w:pPr>
+      <w:r>
+        <w:rPr>
+          <w:lang w:val="ar_AE" w:bidi="ar_AE"/>
+        </w:rPr>
+      </w:r>
+      <w:r>
+        <w:rPr>
           <w:b/>
           <w:lang w:val="ar_AE" w:bidi="ar_AE"/>
         </w:rPr>
@@ -24713,6 +27913,22 @@
       </w:r>
       <w:r>
         <w:rPr>
+          <w:lang w:val="ar_AE" w:bidi="ar_AE"/>
+        </w:rPr>
+        <w:t>אֲמַרְתֶּ֕ם שָׁ֖וְא עֲבֹ֣ד אֱלֹהִ֑ים וּ⁠מַה־בֶּ֗צַע כִּ֤י שָׁמַ֨רְנוּ֙ מִשְׁמַרְתּ֔⁠וֹ וְ⁠כִ֤י הָלַ֨כְנוּ֙ קְדֹ֣רַנִּ֔ית מִ⁠פְּנֵ֖י יְהוָ֥ה צְבָאֽוֹת</w:t>
+      </w:r>
+    </w:p>
+    <w:p>
+      <w:pPr>
+        <w:bidi/>
+      </w:pPr>
+      <w:r>
+        <w:rPr>
+          <w:lang w:val="ar_AE" w:bidi="ar_AE"/>
+        </w:rPr>
+      </w:r>
+      <w:r>
+        <w:rPr>
           <w:b/>
           <w:lang w:val="ar_AE" w:bidi="ar_AE"/>
         </w:rPr>
@@ -24819,6 +28035,22 @@
       </w:r>
       <w:r>
         <w:rPr>
+          <w:lang w:val="ar_AE" w:bidi="ar_AE"/>
+        </w:rPr>
+        <w:t>הָלַ֨כְנוּ֙</w:t>
+      </w:r>
+    </w:p>
+    <w:p>
+      <w:pPr>
+        <w:bidi/>
+      </w:pPr>
+      <w:r>
+        <w:rPr>
+          <w:lang w:val="ar_AE" w:bidi="ar_AE"/>
+        </w:rPr>
+      </w:r>
+      <w:r>
+        <w:rPr>
           <w:b/>
           <w:lang w:val="ar_AE" w:bidi="ar_AE"/>
         </w:rPr>
@@ -24924,6 +28156,22 @@
       </w:r>
       <w:r>
         <w:rPr>
+          <w:lang w:val="ar_AE" w:bidi="ar_AE"/>
+        </w:rPr>
+        <w:t>מִ⁠פְּנֵ֖י יְהוָ֥ה צְבָאֽוֹת</w:t>
+      </w:r>
+    </w:p>
+    <w:p>
+      <w:pPr>
+        <w:bidi/>
+      </w:pPr>
+      <w:r>
+        <w:rPr>
+          <w:lang w:val="ar_AE" w:bidi="ar_AE"/>
+        </w:rPr>
+      </w:r>
+      <w:r>
+        <w:rPr>
           <w:b/>
           <w:lang w:val="ar_AE" w:bidi="ar_AE"/>
         </w:rPr>
@@ -25043,6 +28291,22 @@
       </w:r>
       <w:r>
         <w:rPr>
+          <w:lang w:val="ar_AE" w:bidi="ar_AE"/>
+        </w:rPr>
+        <w:t>וְ⁠עַתָּ֕ה אֲנַ֖חְנוּ מְאַשְּׁרִ֣ים זֵדִ֑ים גַּם־נִבְנוּ֙ עֹשֵׂ֣י רִשְׁעָ֔ה גַּ֧ם בָּחֲנ֛וּ אֱלֹהִ֖ים וַ⁠יִּמָּלֵֽטוּ</w:t>
+      </w:r>
+    </w:p>
+    <w:p>
+      <w:pPr>
+        <w:bidi/>
+      </w:pPr>
+      <w:r>
+        <w:rPr>
+          <w:lang w:val="ar_AE" w:bidi="ar_AE"/>
+        </w:rPr>
+      </w:r>
+      <w:r>
+        <w:rPr>
           <w:b/>
           <w:lang w:val="ar_AE" w:bidi="ar_AE"/>
         </w:rPr>
@@ -25149,6 +28413,22 @@
       </w:r>
       <w:r>
         <w:rPr>
+          <w:lang w:val="ar_AE" w:bidi="ar_AE"/>
+        </w:rPr>
+        <w:t>נִבְנוּ֙ עֹשֵׂ֣י רִשְׁעָ֔ה</w:t>
+      </w:r>
+    </w:p>
+    <w:p>
+      <w:pPr>
+        <w:bidi/>
+      </w:pPr>
+      <w:r>
+        <w:rPr>
+          <w:lang w:val="ar_AE" w:bidi="ar_AE"/>
+        </w:rPr>
+      </w:r>
+      <w:r>
+        <w:rPr>
           <w:b/>
           <w:lang w:val="ar_AE" w:bidi="ar_AE"/>
         </w:rPr>
@@ -25255,6 +28535,22 @@
       </w:r>
       <w:r>
         <w:rPr>
+          <w:lang w:val="ar_AE" w:bidi="ar_AE"/>
+        </w:rPr>
+        <w:t>עֹשֵׂ֣י רִשְׁעָ֔ה</w:t>
+      </w:r>
+    </w:p>
+    <w:p>
+      <w:pPr>
+        <w:bidi/>
+      </w:pPr>
+      <w:r>
+        <w:rPr>
+          <w:lang w:val="ar_AE" w:bidi="ar_AE"/>
+        </w:rPr>
+      </w:r>
+      <w:r>
+        <w:rPr>
           <w:b/>
           <w:lang w:val="ar_AE" w:bidi="ar_AE"/>
         </w:rPr>
@@ -25360,6 +28656,22 @@
       </w:r>
       <w:r>
         <w:rPr>
+          <w:lang w:val="ar_AE" w:bidi="ar_AE"/>
+        </w:rPr>
+        <w:t>אִ֣ישׁ אֶת־רֵעֵ֑⁠הוּ</w:t>
+      </w:r>
+    </w:p>
+    <w:p>
+      <w:pPr>
+        <w:bidi/>
+      </w:pPr>
+      <w:r>
+        <w:rPr>
+          <w:lang w:val="ar_AE" w:bidi="ar_AE"/>
+        </w:rPr>
+      </w:r>
+      <w:r>
+        <w:rPr>
           <w:b/>
           <w:lang w:val="ar_AE" w:bidi="ar_AE"/>
         </w:rPr>
@@ -25466,6 +28778,22 @@
       </w:r>
       <w:r>
         <w:rPr>
+          <w:lang w:val="ar_AE" w:bidi="ar_AE"/>
+        </w:rPr>
+        <w:t>וַ⁠יַּקְשֵׁ֤ב יְהוָה֙ וַ⁠יִּשְׁמָ֔ע</w:t>
+      </w:r>
+    </w:p>
+    <w:p>
+      <w:pPr>
+        <w:bidi/>
+      </w:pPr>
+      <w:r>
+        <w:rPr>
+          <w:lang w:val="ar_AE" w:bidi="ar_AE"/>
+        </w:rPr>
+      </w:r>
+      <w:r>
+        <w:rPr>
           <w:b/>
           <w:lang w:val="ar_AE" w:bidi="ar_AE"/>
         </w:rPr>
@@ -25572,6 +28900,22 @@
       </w:r>
       <w:r>
         <w:rPr>
+          <w:lang w:val="ar_AE" w:bidi="ar_AE"/>
+        </w:rPr>
+        <w:t>וַ֠⁠יִּכָּתֵב סֵ֣פֶר זִכָּר֤וֹן</w:t>
+      </w:r>
+    </w:p>
+    <w:p>
+      <w:pPr>
+        <w:bidi/>
+      </w:pPr>
+      <w:r>
+        <w:rPr>
+          <w:lang w:val="ar_AE" w:bidi="ar_AE"/>
+        </w:rPr>
+      </w:r>
+      <w:r>
+        <w:rPr>
           <w:b/>
           <w:lang w:val="ar_AE" w:bidi="ar_AE"/>
         </w:rPr>
@@ -25678,6 +29022,22 @@
       </w:r>
       <w:r>
         <w:rPr>
+          <w:lang w:val="ar_AE" w:bidi="ar_AE"/>
+        </w:rPr>
+        <w:t>לְ⁠פָנָי⁠ו֙</w:t>
+      </w:r>
+    </w:p>
+    <w:p>
+      <w:pPr>
+        <w:bidi/>
+      </w:pPr>
+      <w:r>
+        <w:rPr>
+          <w:lang w:val="ar_AE" w:bidi="ar_AE"/>
+        </w:rPr>
+      </w:r>
+      <w:r>
+        <w:rPr>
           <w:b/>
           <w:lang w:val="ar_AE" w:bidi="ar_AE"/>
         </w:rPr>
@@ -25797,6 +29157,22 @@
       </w:r>
       <w:r>
         <w:rPr>
+          <w:lang w:val="ar_AE" w:bidi="ar_AE"/>
+        </w:rPr>
+        <w:t>לְ⁠יִרְאֵ֣י יְהוָ֔ה וּ⁠לְ⁠חֹשְׁבֵ֖י שְׁמֽ⁠וֹ</w:t>
+      </w:r>
+    </w:p>
+    <w:p>
+      <w:pPr>
+        <w:bidi/>
+      </w:pPr>
+      <w:r>
+        <w:rPr>
+          <w:lang w:val="ar_AE" w:bidi="ar_AE"/>
+        </w:rPr>
+      </w:r>
+      <w:r>
+        <w:rPr>
           <w:b/>
           <w:lang w:val="ar_AE" w:bidi="ar_AE"/>
         </w:rPr>
@@ -25903,6 +29279,22 @@
       </w:r>
       <w:r>
         <w:rPr>
+          <w:lang w:val="ar_AE" w:bidi="ar_AE"/>
+        </w:rPr>
+        <w:t>וּ⁠לְ⁠חֹשְׁבֵ֖י שְׁמֽ⁠וֹ</w:t>
+      </w:r>
+    </w:p>
+    <w:p>
+      <w:pPr>
+        <w:bidi/>
+      </w:pPr>
+      <w:r>
+        <w:rPr>
+          <w:lang w:val="ar_AE" w:bidi="ar_AE"/>
+        </w:rPr>
+      </w:r>
+      <w:r>
+        <w:rPr>
           <w:b/>
           <w:lang w:val="ar_AE" w:bidi="ar_AE"/>
         </w:rPr>
@@ -26022,6 +29414,22 @@
       </w:r>
       <w:r>
         <w:rPr>
+          <w:lang w:val="ar_AE" w:bidi="ar_AE"/>
+        </w:rPr>
+        <w:t>וְ⁠הָ֣יוּ לִ֗⁠י אָמַר֙ יְהוָ֣ה צְבָא֔וֹת &amp; סְגֻלָּ֑ה</w:t>
+      </w:r>
+    </w:p>
+    <w:p>
+      <w:pPr>
+        <w:bidi/>
+      </w:pPr>
+      <w:r>
+        <w:rPr>
+          <w:lang w:val="ar_AE" w:bidi="ar_AE"/>
+        </w:rPr>
+      </w:r>
+      <w:r>
+        <w:rPr>
           <w:b/>
           <w:lang w:val="ar_AE" w:bidi="ar_AE"/>
         </w:rPr>
@@ -26141,6 +29549,22 @@
       </w:r>
       <w:r>
         <w:rPr>
+          <w:lang w:val="ar_AE" w:bidi="ar_AE"/>
+        </w:rPr>
+        <w:t>לַ⁠יּ֕וֹם אֲשֶׁ֥ר אֲנִ֖י עֹשֶׂ֣ה</w:t>
+      </w:r>
+    </w:p>
+    <w:p>
+      <w:pPr>
+        <w:bidi/>
+      </w:pPr>
+      <w:r>
+        <w:rPr>
+          <w:lang w:val="ar_AE" w:bidi="ar_AE"/>
+        </w:rPr>
+      </w:r>
+      <w:r>
+        <w:rPr>
           <w:b/>
           <w:lang w:val="ar_AE" w:bidi="ar_AE"/>
         </w:rPr>
@@ -26273,6 +29697,22 @@
       </w:r>
       <w:r>
         <w:rPr>
+          <w:lang w:val="ar_AE" w:bidi="ar_AE"/>
+        </w:rPr>
+        <w:t>כַּֽ⁠אֲשֶׁר֙</w:t>
+      </w:r>
+    </w:p>
+    <w:p>
+      <w:pPr>
+        <w:bidi/>
+      </w:pPr>
+      <w:r>
+        <w:rPr>
+          <w:lang w:val="ar_AE" w:bidi="ar_AE"/>
+        </w:rPr>
+      </w:r>
+      <w:r>
+        <w:rPr>
           <w:b/>
           <w:lang w:val="ar_AE" w:bidi="ar_AE"/>
         </w:rPr>
@@ -26392,6 +29832,22 @@
       </w:r>
       <w:r>
         <w:rPr>
+          <w:lang w:val="ar_AE" w:bidi="ar_AE"/>
+        </w:rPr>
+        <w:t>וְ⁠שַׁבְתֶּם֙ וּ⁠רְאִיתֶ֔ם</w:t>
+      </w:r>
+    </w:p>
+    <w:p>
+      <w:pPr>
+        <w:bidi/>
+      </w:pPr>
+      <w:r>
+        <w:rPr>
+          <w:lang w:val="ar_AE" w:bidi="ar_AE"/>
+        </w:rPr>
+      </w:r>
+      <w:r>
+        <w:rPr>
           <w:b/>
           <w:lang w:val="ar_AE" w:bidi="ar_AE"/>
         </w:rPr>
@@ -26498,6 +29954,22 @@
       </w:r>
       <w:r>
         <w:rPr>
+          <w:lang w:val="ar_AE" w:bidi="ar_AE"/>
+        </w:rPr>
+        <w:t>וְ⁠שַׁבְתֶּם֙ וּ⁠רְאִיתֶ֔ם</w:t>
+      </w:r>
+    </w:p>
+    <w:p>
+      <w:pPr>
+        <w:bidi/>
+      </w:pPr>
+      <w:r>
+        <w:rPr>
+          <w:lang w:val="ar_AE" w:bidi="ar_AE"/>
+        </w:rPr>
+      </w:r>
+      <w:r>
+        <w:rPr>
           <w:b/>
           <w:lang w:val="ar_AE" w:bidi="ar_AE"/>
         </w:rPr>
@@ -26603,6 +30075,22 @@
       </w:r>
       <w:r>
         <w:rPr>
+          <w:lang w:val="ar_AE" w:bidi="ar_AE"/>
+        </w:rPr>
+        <w:t>בֵּ֥ין צַדִּ֖יק לְ⁠רָשָׁ֑ע</w:t>
+      </w:r>
+    </w:p>
+    <w:p>
+      <w:pPr>
+        <w:bidi/>
+      </w:pPr>
+      <w:r>
+        <w:rPr>
+          <w:lang w:val="ar_AE" w:bidi="ar_AE"/>
+        </w:rPr>
+      </w:r>
+      <w:r>
+        <w:rPr>
           <w:b/>
           <w:lang w:val="ar_AE" w:bidi="ar_AE"/>
         </w:rPr>
@@ -26709,6 +30197,22 @@
       </w:r>
       <w:r>
         <w:rPr>
+          <w:lang w:val="ar_AE" w:bidi="ar_AE"/>
+        </w:rPr>
+        <w:t>בֵּ֥ין צַדִּ֖יק לְ⁠רָשָׁ֑ע בֵּ֚ין עֹבֵ֣ד אֱלֹהִ֔ים לַ⁠אֲשֶׁ֖ר לֹ֥א עֲבָדֽ⁠וֹ</w:t>
+      </w:r>
+    </w:p>
+    <w:p>
+      <w:pPr>
+        <w:bidi/>
+      </w:pPr>
+      <w:r>
+        <w:rPr>
+          <w:lang w:val="ar_AE" w:bidi="ar_AE"/>
+        </w:rPr>
+      </w:r>
+      <w:r>
+        <w:rPr>
           <w:b/>
           <w:lang w:val="ar_AE" w:bidi="ar_AE"/>
         </w:rPr>
@@ -26802,6 +30306,22 @@
         <w:rPr>
           <w:lang w:val="ar_AE" w:bidi="ar_AE"/>
         </w:rPr>
+      </w:r>
+    </w:p>
+    <w:p>
+      <w:pPr>
+        <w:bidi/>
+      </w:pPr>
+      <w:r>
+        <w:rPr>
+          <w:lang w:val="ar_AE" w:bidi="ar_AE"/>
+        </w:rPr>
+      </w:r>
+      <w:r>
+        <w:rPr>
+          <w:lang w:val="ar_AE" w:bidi="ar_AE"/>
+        </w:rPr>
+        <w:t>צַדִּ֖יק לְ⁠רָשָׁ֑ע</w:t>
       </w:r>
     </w:p>
     <w:p>
@@ -27070,6 +30590,22 @@
       </w:r>
       <w:r>
         <w:rPr>
+          <w:lang w:val="ar_AE" w:bidi="ar_AE"/>
+        </w:rPr>
+        <w:t>הִנֵּ֤ה</w:t>
+      </w:r>
+    </w:p>
+    <w:p>
+      <w:pPr>
+        <w:bidi/>
+      </w:pPr>
+      <w:r>
+        <w:rPr>
+          <w:lang w:val="ar_AE" w:bidi="ar_AE"/>
+        </w:rPr>
+      </w:r>
+      <w:r>
+        <w:rPr>
           <w:b/>
           <w:lang w:val="ar_AE" w:bidi="ar_AE"/>
         </w:rPr>
@@ -27176,6 +30712,22 @@
       </w:r>
       <w:r>
         <w:rPr>
+          <w:lang w:val="ar_AE" w:bidi="ar_AE"/>
+        </w:rPr>
+        <w:t>בֹּעֵ֖ר כַּ⁠תַּנּ֑וּר וְ⁠הָי֨וּ כָל־זֵדִ֜ים וְ⁠כָל־עֹשֵׂ֤ה רִשְׁעָה֙ קַ֔שׁ</w:t>
+      </w:r>
+    </w:p>
+    <w:p>
+      <w:pPr>
+        <w:bidi/>
+      </w:pPr>
+      <w:r>
+        <w:rPr>
+          <w:lang w:val="ar_AE" w:bidi="ar_AE"/>
+        </w:rPr>
+      </w:r>
+      <w:r>
+        <w:rPr>
           <w:b/>
           <w:lang w:val="ar_AE" w:bidi="ar_AE"/>
         </w:rPr>
@@ -27295,6 +30847,22 @@
       </w:r>
       <w:r>
         <w:rPr>
+          <w:lang w:val="ar_AE" w:bidi="ar_AE"/>
+        </w:rPr>
+        <w:t>כָל־זֵדִ֜ים</w:t>
+      </w:r>
+    </w:p>
+    <w:p>
+      <w:pPr>
+        <w:bidi/>
+      </w:pPr>
+      <w:r>
+        <w:rPr>
+          <w:lang w:val="ar_AE" w:bidi="ar_AE"/>
+        </w:rPr>
+      </w:r>
+      <w:r>
+        <w:rPr>
           <w:b/>
           <w:lang w:val="ar_AE" w:bidi="ar_AE"/>
         </w:rPr>
@@ -27400,6 +30968,22 @@
       </w:r>
       <w:r>
         <w:rPr>
+          <w:lang w:val="ar_AE" w:bidi="ar_AE"/>
+        </w:rPr>
+        <w:t>וְ⁠כָל־עֹשֵׂ֤ה רִשְׁעָה֙</w:t>
+      </w:r>
+    </w:p>
+    <w:p>
+      <w:pPr>
+        <w:bidi/>
+      </w:pPr>
+      <w:r>
+        <w:rPr>
+          <w:lang w:val="ar_AE" w:bidi="ar_AE"/>
+        </w:rPr>
+      </w:r>
+      <w:r>
+        <w:rPr>
           <w:b/>
           <w:lang w:val="ar_AE" w:bidi="ar_AE"/>
         </w:rPr>
@@ -27519,6 +31103,22 @@
       </w:r>
       <w:r>
         <w:rPr>
+          <w:lang w:val="ar_AE" w:bidi="ar_AE"/>
+        </w:rPr>
+        <w:t>וְ⁠הָי֨וּ כָל־זֵדִ֜ים וְ⁠כָל־עֹשֵׂ֤ה רִשְׁעָה֙ קַ֔שׁ</w:t>
+      </w:r>
+    </w:p>
+    <w:p>
+      <w:pPr>
+        <w:bidi/>
+      </w:pPr>
+      <w:r>
+        <w:rPr>
+          <w:lang w:val="ar_AE" w:bidi="ar_AE"/>
+        </w:rPr>
+      </w:r>
+      <w:r>
+        <w:rPr>
           <w:b/>
           <w:lang w:val="ar_AE" w:bidi="ar_AE"/>
         </w:rPr>
@@ -27651,6 +31251,22 @@
       </w:r>
       <w:r>
         <w:rPr>
+          <w:lang w:val="ar_AE" w:bidi="ar_AE"/>
+        </w:rPr>
+        <w:t>לָ⁠הֶ֖ם שֹׁ֥רֶשׁ וְ⁠עָנָֽף</w:t>
+      </w:r>
+    </w:p>
+    <w:p>
+      <w:pPr>
+        <w:bidi/>
+      </w:pPr>
+      <w:r>
+        <w:rPr>
+          <w:lang w:val="ar_AE" w:bidi="ar_AE"/>
+        </w:rPr>
+      </w:r>
+      <w:r>
+        <w:rPr>
           <w:b/>
           <w:lang w:val="ar_AE" w:bidi="ar_AE"/>
         </w:rPr>
@@ -27757,6 +31373,22 @@
       </w:r>
       <w:r>
         <w:rPr>
+          <w:lang w:val="ar_AE" w:bidi="ar_AE"/>
+        </w:rPr>
+        <w:t>וְ⁠זָרְחָ֨ה לָ⁠כֶ֜ם יִרְאֵ֤י שְׁמִ⁠י֙ שֶׁ֣מֶשׁ צְדָקָ֔ה</w:t>
+      </w:r>
+    </w:p>
+    <w:p>
+      <w:pPr>
+        <w:bidi/>
+      </w:pPr>
+      <w:r>
+        <w:rPr>
+          <w:lang w:val="ar_AE" w:bidi="ar_AE"/>
+        </w:rPr>
+      </w:r>
+      <w:r>
+        <w:rPr>
           <w:b/>
           <w:lang w:val="ar_AE" w:bidi="ar_AE"/>
         </w:rPr>
@@ -27914,6 +31546,22 @@
       </w:r>
       <w:r>
         <w:rPr>
+          <w:lang w:val="ar_AE" w:bidi="ar_AE"/>
+        </w:rPr>
+        <w:t>יִרְאֵ֤י שְׁמִ⁠י֙</w:t>
+      </w:r>
+    </w:p>
+    <w:p>
+      <w:pPr>
+        <w:bidi/>
+      </w:pPr>
+      <w:r>
+        <w:rPr>
+          <w:lang w:val="ar_AE" w:bidi="ar_AE"/>
+        </w:rPr>
+      </w:r>
+      <w:r>
+        <w:rPr>
           <w:b/>
           <w:lang w:val="ar_AE" w:bidi="ar_AE"/>
         </w:rPr>
@@ -28033,6 +31681,22 @@
       </w:r>
       <w:r>
         <w:rPr>
+          <w:lang w:val="ar_AE" w:bidi="ar_AE"/>
+        </w:rPr>
+        <w:t>וּ⁠מַרְפֵּ֖א בִּ⁠כְנָפֶ֑י⁠הָ</w:t>
+      </w:r>
+    </w:p>
+    <w:p>
+      <w:pPr>
+        <w:bidi/>
+      </w:pPr>
+      <w:r>
+        <w:rPr>
+          <w:lang w:val="ar_AE" w:bidi="ar_AE"/>
+        </w:rPr>
+      </w:r>
+      <w:r>
+        <w:rPr>
           <w:b/>
           <w:lang w:val="ar_AE" w:bidi="ar_AE"/>
         </w:rPr>
@@ -28152,6 +31816,22 @@
       </w:r>
       <w:r>
         <w:rPr>
+          <w:lang w:val="ar_AE" w:bidi="ar_AE"/>
+        </w:rPr>
+        <w:t>וִֽ⁠יצָאתֶ֥ם וּ⁠פִשְׁתֶּ֖ם</w:t>
+      </w:r>
+    </w:p>
+    <w:p>
+      <w:pPr>
+        <w:bidi/>
+      </w:pPr>
+      <w:r>
+        <w:rPr>
+          <w:lang w:val="ar_AE" w:bidi="ar_AE"/>
+        </w:rPr>
+      </w:r>
+      <w:r>
+        <w:rPr>
           <w:b/>
           <w:lang w:val="ar_AE" w:bidi="ar_AE"/>
         </w:rPr>
@@ -28271,6 +31951,22 @@
       </w:r>
       <w:r>
         <w:rPr>
+          <w:lang w:val="ar_AE" w:bidi="ar_AE"/>
+        </w:rPr>
+        <w:t>כְּ⁠עֶגְלֵ֥י מַרְבֵּֽק</w:t>
+      </w:r>
+    </w:p>
+    <w:p>
+      <w:pPr>
+        <w:bidi/>
+      </w:pPr>
+      <w:r>
+        <w:rPr>
+          <w:lang w:val="ar_AE" w:bidi="ar_AE"/>
+        </w:rPr>
+      </w:r>
+      <w:r>
+        <w:rPr>
           <w:b/>
           <w:lang w:val="ar_AE" w:bidi="ar_AE"/>
         </w:rPr>
@@ -28377,6 +32073,22 @@
       </w:r>
       <w:r>
         <w:rPr>
+          <w:lang w:val="ar_AE" w:bidi="ar_AE"/>
+        </w:rPr>
+        <w:t>וְ⁠עַסּוֹתֶ֣ם רְשָׁעִ֔ים כִּֽי־יִהְי֣וּ אֵ֔פֶר תַּ֖חַת כַּפּ֣וֹת רַגְלֵי⁠כֶ֑ם</w:t>
+      </w:r>
+    </w:p>
+    <w:p>
+      <w:pPr>
+        <w:bidi/>
+      </w:pPr>
+      <w:r>
+        <w:rPr>
+          <w:lang w:val="ar_AE" w:bidi="ar_AE"/>
+        </w:rPr>
+      </w:r>
+      <w:r>
+        <w:rPr>
           <w:b/>
           <w:lang w:val="ar_AE" w:bidi="ar_AE"/>
         </w:rPr>
@@ -28483,6 +32195,22 @@
       </w:r>
       <w:r>
         <w:rPr>
+          <w:lang w:val="ar_AE" w:bidi="ar_AE"/>
+        </w:rPr>
+        <w:t>וְ⁠עַסּוֹתֶ֣ם רְשָׁעִ֔ים</w:t>
+      </w:r>
+    </w:p>
+    <w:p>
+      <w:pPr>
+        <w:bidi/>
+      </w:pPr>
+      <w:r>
+        <w:rPr>
+          <w:lang w:val="ar_AE" w:bidi="ar_AE"/>
+        </w:rPr>
+      </w:r>
+      <w:r>
+        <w:rPr>
           <w:b/>
           <w:lang w:val="ar_AE" w:bidi="ar_AE"/>
         </w:rPr>
@@ -28602,6 +32330,22 @@
       </w:r>
       <w:r>
         <w:rPr>
+          <w:lang w:val="ar_AE" w:bidi="ar_AE"/>
+        </w:rPr>
+        <w:t>רְשָׁעִ֔ים</w:t>
+      </w:r>
+    </w:p>
+    <w:p>
+      <w:pPr>
+        <w:bidi/>
+      </w:pPr>
+      <w:r>
+        <w:rPr>
+          <w:lang w:val="ar_AE" w:bidi="ar_AE"/>
+        </w:rPr>
+      </w:r>
+      <w:r>
+        <w:rPr>
           <w:b/>
           <w:lang w:val="ar_AE" w:bidi="ar_AE"/>
         </w:rPr>
@@ -28721,6 +32465,22 @@
       </w:r>
       <w:r>
         <w:rPr>
+          <w:lang w:val="ar_AE" w:bidi="ar_AE"/>
+        </w:rPr>
+        <w:t>כִּֽי־יִהְי֣וּ אֵ֔פֶר תַּ֖חַת כַּפּ֣וֹת רַגְלֵי⁠כֶ֑ם</w:t>
+      </w:r>
+    </w:p>
+    <w:p>
+      <w:pPr>
+        <w:bidi/>
+      </w:pPr>
+      <w:r>
+        <w:rPr>
+          <w:lang w:val="ar_AE" w:bidi="ar_AE"/>
+        </w:rPr>
+      </w:r>
+      <w:r>
+        <w:rPr>
           <w:b/>
           <w:lang w:val="ar_AE" w:bidi="ar_AE"/>
         </w:rPr>
@@ -28827,6 +32587,22 @@
         <w:rPr>
           <w:lang w:val="ar_AE" w:bidi="ar_AE"/>
         </w:rPr>
+      </w:r>
+    </w:p>
+    <w:p>
+      <w:pPr>
+        <w:bidi/>
+      </w:pPr>
+      <w:r>
+        <w:rPr>
+          <w:lang w:val="ar_AE" w:bidi="ar_AE"/>
+        </w:rPr>
+      </w:r>
+      <w:r>
+        <w:rPr>
+          <w:lang w:val="ar_AE" w:bidi="ar_AE"/>
+        </w:rPr>
+        <w:t>בַּ⁠יּוֹם֙ אֲשֶׁ֣ר אֲנִ֣י עֹשֶׂ֔ה</w:t>
       </w:r>
     </w:p>
     <w:p>
@@ -28964,6 +32740,22 @@
       </w:r>
       <w:r>
         <w:rPr>
+          <w:lang w:val="ar_AE" w:bidi="ar_AE"/>
+        </w:rPr>
+        <w:t>זִכְר֕וּ</w:t>
+      </w:r>
+    </w:p>
+    <w:p>
+      <w:pPr>
+        <w:bidi/>
+      </w:pPr>
+      <w:r>
+        <w:rPr>
+          <w:lang w:val="ar_AE" w:bidi="ar_AE"/>
+        </w:rPr>
+      </w:r>
+      <w:r>
+        <w:rPr>
           <w:b/>
           <w:lang w:val="ar_AE" w:bidi="ar_AE"/>
         </w:rPr>
@@ -29083,6 +32875,22 @@
       </w:r>
       <w:r>
         <w:rPr>
+          <w:lang w:val="ar_AE" w:bidi="ar_AE"/>
+        </w:rPr>
+        <w:t>חֻקִּ֖ים וּ⁠מִשְׁפָּטִֽים</w:t>
+      </w:r>
+    </w:p>
+    <w:p>
+      <w:pPr>
+        <w:bidi/>
+      </w:pPr>
+      <w:r>
+        <w:rPr>
+          <w:lang w:val="ar_AE" w:bidi="ar_AE"/>
+        </w:rPr>
+      </w:r>
+      <w:r>
+        <w:rPr>
           <w:b/>
           <w:lang w:val="ar_AE" w:bidi="ar_AE"/>
         </w:rPr>
@@ -29176,6 +32984,22 @@
         <w:rPr>
           <w:lang w:val="ar_AE" w:bidi="ar_AE"/>
         </w:rPr>
+      </w:r>
+    </w:p>
+    <w:p>
+      <w:pPr>
+        <w:bidi/>
+      </w:pPr>
+      <w:r>
+        <w:rPr>
+          <w:lang w:val="ar_AE" w:bidi="ar_AE"/>
+        </w:rPr>
+      </w:r>
+      <w:r>
+        <w:rPr>
+          <w:lang w:val="ar_AE" w:bidi="ar_AE"/>
+        </w:rPr>
+        <w:t>הִנֵּ֤ה</w:t>
       </w:r>
     </w:p>
     <w:p>
@@ -29313,6 +33137,22 @@
       </w:r>
       <w:r>
         <w:rPr>
+          <w:lang w:val="ar_AE" w:bidi="ar_AE"/>
+        </w:rPr>
+        <w:t>לִ⁠פְנֵ֗י בּ֚וֹא</w:t>
+      </w:r>
+    </w:p>
+    <w:p>
+      <w:pPr>
+        <w:bidi/>
+      </w:pPr>
+      <w:r>
+        <w:rPr>
+          <w:lang w:val="ar_AE" w:bidi="ar_AE"/>
+        </w:rPr>
+      </w:r>
+      <w:r>
+        <w:rPr>
           <w:b/>
           <w:lang w:val="ar_AE" w:bidi="ar_AE"/>
         </w:rPr>
@@ -29405,6 +33245,22 @@
       </w:r>
       <w:r>
         <w:rPr>
+          <w:lang w:val="ar_AE" w:bidi="ar_AE"/>
+        </w:rPr>
+        <w:t>י֣וֹם יְהוָ֔ה הַ⁠גָּד֖וֹל וְ⁠הַ⁠נּוֹרָֽא</w:t>
+      </w:r>
+    </w:p>
+    <w:p>
+      <w:pPr>
+        <w:bidi/>
+      </w:pPr>
+      <w:r>
+        <w:rPr>
+          <w:lang w:val="ar_AE" w:bidi="ar_AE"/>
+        </w:rPr>
+      </w:r>
+      <w:r>
+        <w:rPr>
           <w:b/>
           <w:lang w:val="ar_AE" w:bidi="ar_AE"/>
         </w:rPr>
@@ -29511,6 +33367,22 @@
       </w:r>
       <w:r>
         <w:rPr>
+          <w:lang w:val="ar_AE" w:bidi="ar_AE"/>
+        </w:rPr>
+        <w:t>וְ⁠הֵשִׁ֤יב לֵב־אָבוֹת֙ עַל־בָּנִ֔ים וְ⁠לֵ֥ב בָּנִ֖ים עַל־אֲבוֹתָ֑⁠ם</w:t>
+      </w:r>
+    </w:p>
+    <w:p>
+      <w:pPr>
+        <w:bidi/>
+      </w:pPr>
+      <w:r>
+        <w:rPr>
+          <w:lang w:val="ar_AE" w:bidi="ar_AE"/>
+        </w:rPr>
+      </w:r>
+      <w:r>
+        <w:rPr>
           <w:b/>
           <w:lang w:val="ar_AE" w:bidi="ar_AE"/>
         </w:rPr>
@@ -29643,6 +33515,22 @@
       </w:r>
       <w:r>
         <w:rPr>
+          <w:lang w:val="ar_AE" w:bidi="ar_AE"/>
+        </w:rPr>
+        <w:t>וְ⁠הֵשִׁ֤יב לֵב־אָבוֹת֙ עַל־בָּנִ֔ים וְ⁠לֵ֥ב בָּנִ֖ים עַל־אֲבוֹתָ֑⁠ם</w:t>
+      </w:r>
+    </w:p>
+    <w:p>
+      <w:pPr>
+        <w:bidi/>
+      </w:pPr>
+      <w:r>
+        <w:rPr>
+          <w:lang w:val="ar_AE" w:bidi="ar_AE"/>
+        </w:rPr>
+      </w:r>
+      <w:r>
+        <w:rPr>
           <w:b/>
           <w:lang w:val="ar_AE" w:bidi="ar_AE"/>
         </w:rPr>
@@ -29735,6 +33623,22 @@
       </w:r>
       <w:r>
         <w:rPr>
+          <w:lang w:val="ar_AE" w:bidi="ar_AE"/>
+        </w:rPr>
+        <w:t>וְ⁠לֵ֥ב בָּנִ֖ים עַל־אֲבוֹתָ֑⁠ם</w:t>
+      </w:r>
+    </w:p>
+    <w:p>
+      <w:pPr>
+        <w:bidi/>
+      </w:pPr>
+      <w:r>
+        <w:rPr>
+          <w:lang w:val="ar_AE" w:bidi="ar_AE"/>
+        </w:rPr>
+      </w:r>
+      <w:r>
+        <w:rPr>
           <w:b/>
           <w:lang w:val="ar_AE" w:bidi="ar_AE"/>
         </w:rPr>
@@ -29828,6 +33732,22 @@
         <w:rPr>
           <w:lang w:val="ar_AE" w:bidi="ar_AE"/>
         </w:rPr>
+      </w:r>
+    </w:p>
+    <w:p>
+      <w:pPr>
+        <w:bidi/>
+      </w:pPr>
+      <w:r>
+        <w:rPr>
+          <w:lang w:val="ar_AE" w:bidi="ar_AE"/>
+        </w:rPr>
+      </w:r>
+      <w:r>
+        <w:rPr>
+          <w:lang w:val="ar_AE" w:bidi="ar_AE"/>
+        </w:rPr>
+        <w:t>לֵב &amp; וְ⁠לֵ֥ב</w:t>
       </w:r>
     </w:p>
     <w:p>

--- a/arb/docx/39.content.docx
+++ b/arb/docx/39.content.docx
@@ -32,51 +32,16 @@
     </w:p>
     <w:p>
       <w:pPr>
-        <w:pStyle w:val="Heading2"/>
-        <w:bidi/>
-      </w:pPr>
-      <w:r>
-        <w:rPr>
-          <w:lang w:val="ar_AE" w:bidi="ar_AE"/>
-        </w:rPr>
-        <w:t>License Information</w:t>
-      </w:r>
-      <w:r>
-        <w:rPr>
-          <w:lang w:val="ar_AE" w:bidi="ar_AE"/>
-        </w:rPr>
-      </w:r>
-    </w:p>
-    <w:p>
-      <w:pPr>
-        <w:bidi/>
-      </w:pPr>
-      <w:r>
-        <w:rPr>
-          <w:lang w:val="ar_AE" w:bidi="ar_AE"/>
-        </w:rPr>
-      </w:r>
-      <w:r>
-        <w:rPr>
-          <w:b/>
-          <w:lang w:val="ar_AE" w:bidi="ar_AE"/>
-        </w:rPr>
-        <w:t>ملاحظات الترجمة (كلمة متكشفة)</w:t>
-      </w:r>
-      <w:r>
-        <w:rPr>
-          <w:lang w:val="ar_AE" w:bidi="ar_AE"/>
-        </w:rPr>
-        <w:t xml:space="preserve"> (Arabic) is based on</w:t>
-      </w:r>
-      <w:r>
-        <w:rPr>
-          <w:lang w:val="ar_AE" w:bidi="ar_AE"/>
-        </w:rPr>
-        <w:t xml:space="preserve">: </w:t>
-      </w:r>
-      <w:r>
-        <w:rPr>
+        <w:bidi/>
+      </w:pPr>
+      <w:r>
+        <w:rPr>
+          <w:lang w:val="ar_AE" w:bidi="ar_AE"/>
+        </w:rPr>
+      </w:r>
+      <w:r>
+        <w:rPr>
+          <w:b/>
           <w:lang w:val="ar_AE" w:bidi="ar_AE"/>
         </w:rPr>
         <w:t>unfoldingWord® Translation Notes</w:t>
@@ -85,64 +50,31 @@
         <w:rPr>
           <w:lang w:val="ar_AE" w:bidi="ar_AE"/>
         </w:rPr>
-        <w:t xml:space="preserve">, </w:t>
-      </w:r>
-      <w:hyperlink r:id="rId13">
-        <w:r>
-          <w:rPr>
-            <w:lang w:val="ar_AE" w:bidi="ar_AE"/>
-          </w:rPr>
-          <w:rPr>
-            <w:color w:val="0000EE"/>
-            <w:u w:val="single"/>
-          </w:rPr>
-          <w:t>unfoldingWord</w:t>
-        </w:r>
-      </w:hyperlink>
-      <w:r>
-        <w:rPr>
-          <w:lang w:val="ar_AE" w:bidi="ar_AE"/>
-        </w:rPr>
-        <w:t xml:space="preserve">, 2022, which is licensed under a </w:t>
-      </w:r>
-      <w:hyperlink r:id="rId14">
-        <w:r>
-          <w:rPr>
-            <w:lang w:val="ar_AE" w:bidi="ar_AE"/>
-          </w:rPr>
-          <w:rPr>
-            <w:color w:val="0000EE"/>
-            <w:u w:val="single"/>
-          </w:rPr>
-          <w:t>CC BY-SA 4.0 license</w:t>
-        </w:r>
-      </w:hyperlink>
-      <w:r>
-        <w:rPr>
-          <w:lang w:val="ar_AE" w:bidi="ar_AE"/>
-        </w:rPr>
-        <w:t>.</w:t>
-      </w:r>
-      <w:r>
-        <w:rPr>
-          <w:lang w:val="ar_AE" w:bidi="ar_AE"/>
-        </w:rPr>
-      </w:r>
-    </w:p>
-    <w:p>
-      <w:pPr>
-        <w:bidi/>
-      </w:pPr>
-      <w:r>
-        <w:rPr>
-          <w:lang w:val="ar_AE" w:bidi="ar_AE"/>
-        </w:rPr>
-      </w:r>
-      <w:r>
-        <w:rPr>
-          <w:lang w:val="ar_AE" w:bidi="ar_AE"/>
-        </w:rPr>
-        <w:t>This PDF version is provided under the same license.</w:t>
+        <w:t xml:space="preserve"> © 2022 unfoldingWord. Released under CC BY-SA 4.0 license. </w:t>
+      </w:r>
+      <w:r>
+        <w:rPr>
+          <w:lang w:val="ar_AE" w:bidi="ar_AE"/>
+        </w:rPr>
+        <w:t>unfoldingWord® Translation Notes</w:t>
+      </w:r>
+      <w:r>
+        <w:rPr>
+          <w:lang w:val="ar_AE" w:bidi="ar_AE"/>
+        </w:rPr>
+        <w:t xml:space="preserve"> has been adapted in the following languages: Tok Pisin, Arabic (عربي), French (Français), Hindi (हिंदी), Indonesian (Bahasa Indonesia), Portuguese (Português), Russian (Русский), Spanish (Español), Swahili (Kiswahili), and Simplified Chinese (简体中文) from </w:t>
+      </w:r>
+      <w:r>
+        <w:rPr>
+          <w:lang w:val="ar_AE" w:bidi="ar_AE"/>
+        </w:rPr>
+        <w:t>unfoldingWord® Translation Notes</w:t>
+      </w:r>
+      <w:r>
+        <w:rPr>
+          <w:lang w:val="ar_AE" w:bidi="ar_AE"/>
+        </w:rPr>
+        <w:t xml:space="preserve"> © 2022 unfoldingWord. Released under CC BY-SA 4.0 license by Mission Mutual</w:t>
       </w:r>
       <w:r>
         <w:rPr>
@@ -413,7 +345,7 @@
         </w:rPr>
         <w:t>يمكن ترجمة الوصف في عنوان السفر (</w:t>
       </w:r>
-      <w:hyperlink r:id="rId15">
+      <w:hyperlink r:id="rId13">
         <w:r>
           <w:rPr>
             <w:lang w:val="ar_AE" w:bidi="ar_AE"/>
@@ -431,7 +363,7 @@
         </w:rPr>
         <w:t xml:space="preserve">) إما "وحي كلمة الرب لإسرائيل عن يد ملاخي" أو "وحي كلمة الرب لإسرائيل عن يد رسولي (ملاكي)". يظهر التعبير الأخير في تلك الجملة أيضًا في </w:t>
       </w:r>
-      <w:hyperlink r:id="rId16">
+      <w:hyperlink r:id="rId14">
         <w:r>
           <w:rPr>
             <w:lang w:val="ar_AE" w:bidi="ar_AE"/>
@@ -768,22 +700,6 @@
       </w:r>
       <w:r>
         <w:rPr>
-          <w:lang w:val="ar_AE" w:bidi="ar_AE"/>
-        </w:rPr>
-        <w:t>מַשָּׂ֥א דְבַר־יְהוָ֖ה</w:t>
-      </w:r>
-    </w:p>
-    <w:p>
-      <w:pPr>
-        <w:bidi/>
-      </w:pPr>
-      <w:r>
-        <w:rPr>
-          <w:lang w:val="ar_AE" w:bidi="ar_AE"/>
-        </w:rPr>
-      </w:r>
-      <w:r>
-        <w:rPr>
           <w:b/>
           <w:lang w:val="ar_AE" w:bidi="ar_AE"/>
         </w:rPr>
@@ -903,22 +819,6 @@
       </w:r>
       <w:r>
         <w:rPr>
-          <w:lang w:val="ar_AE" w:bidi="ar_AE"/>
-        </w:rPr>
-        <w:t>דְבַר־יְהוָ֖ה</w:t>
-      </w:r>
-    </w:p>
-    <w:p>
-      <w:pPr>
-        <w:bidi/>
-      </w:pPr>
-      <w:r>
-        <w:rPr>
-          <w:lang w:val="ar_AE" w:bidi="ar_AE"/>
-        </w:rPr>
-      </w:r>
-      <w:r>
-        <w:rPr>
           <w:b/>
           <w:lang w:val="ar_AE" w:bidi="ar_AE"/>
         </w:rPr>
@@ -1024,22 +924,6 @@
       </w:r>
       <w:r>
         <w:rPr>
-          <w:lang w:val="ar_AE" w:bidi="ar_AE"/>
-        </w:rPr>
-        <w:t>אֶל־יִשְׂרָאֵ֑ל</w:t>
-      </w:r>
-    </w:p>
-    <w:p>
-      <w:pPr>
-        <w:bidi/>
-      </w:pPr>
-      <w:r>
-        <w:rPr>
-          <w:lang w:val="ar_AE" w:bidi="ar_AE"/>
-        </w:rPr>
-      </w:r>
-      <w:r>
-        <w:rPr>
           <w:b/>
           <w:lang w:val="ar_AE" w:bidi="ar_AE"/>
         </w:rPr>
@@ -1159,22 +1043,6 @@
       </w:r>
       <w:r>
         <w:rPr>
-          <w:lang w:val="ar_AE" w:bidi="ar_AE"/>
-        </w:rPr>
-        <w:t>בְּ⁠יַ֖ד</w:t>
-      </w:r>
-    </w:p>
-    <w:p>
-      <w:pPr>
-        <w:bidi/>
-      </w:pPr>
-      <w:r>
-        <w:rPr>
-          <w:lang w:val="ar_AE" w:bidi="ar_AE"/>
-        </w:rPr>
-      </w:r>
-      <w:r>
-        <w:rPr>
           <w:b/>
           <w:lang w:val="ar_AE" w:bidi="ar_AE"/>
         </w:rPr>
@@ -1294,22 +1162,6 @@
       </w:r>
       <w:r>
         <w:rPr>
-          <w:lang w:val="ar_AE" w:bidi="ar_AE"/>
-        </w:rPr>
-        <w:t>מַלְאָכִֽי</w:t>
-      </w:r>
-    </w:p>
-    <w:p>
-      <w:pPr>
-        <w:bidi/>
-      </w:pPr>
-      <w:r>
-        <w:rPr>
-          <w:lang w:val="ar_AE" w:bidi="ar_AE"/>
-        </w:rPr>
-      </w:r>
-      <w:r>
-        <w:rPr>
           <w:b/>
           <w:lang w:val="ar_AE" w:bidi="ar_AE"/>
         </w:rPr>
@@ -1429,22 +1281,6 @@
       </w:r>
       <w:r>
         <w:rPr>
-          <w:lang w:val="ar_AE" w:bidi="ar_AE"/>
-        </w:rPr>
-        <w:t>אָהַ֤בְתִּי אֶתְ⁠כֶם֙ אָמַ֣ר יְהוָ֔ה</w:t>
-      </w:r>
-    </w:p>
-    <w:p>
-      <w:pPr>
-        <w:bidi/>
-      </w:pPr>
-      <w:r>
-        <w:rPr>
-          <w:lang w:val="ar_AE" w:bidi="ar_AE"/>
-        </w:rPr>
-      </w:r>
-      <w:r>
-        <w:rPr>
           <w:b/>
           <w:lang w:val="ar_AE" w:bidi="ar_AE"/>
         </w:rPr>
@@ -1551,22 +1387,6 @@
       </w:r>
       <w:r>
         <w:rPr>
-          <w:lang w:val="ar_AE" w:bidi="ar_AE"/>
-        </w:rPr>
-        <w:t>אֶתְ⁠כֶם֙</w:t>
-      </w:r>
-    </w:p>
-    <w:p>
-      <w:pPr>
-        <w:bidi/>
-      </w:pPr>
-      <w:r>
-        <w:rPr>
-          <w:lang w:val="ar_AE" w:bidi="ar_AE"/>
-        </w:rPr>
-      </w:r>
-      <w:r>
-        <w:rPr>
           <w:b/>
           <w:lang w:val="ar_AE" w:bidi="ar_AE"/>
         </w:rPr>
@@ -1686,22 +1506,6 @@
       </w:r>
       <w:r>
         <w:rPr>
-          <w:lang w:val="ar_AE" w:bidi="ar_AE"/>
-        </w:rPr>
-        <w:t>וַ⁠אֲמַרְתֶּ֖ם</w:t>
-      </w:r>
-    </w:p>
-    <w:p>
-      <w:pPr>
-        <w:bidi/>
-      </w:pPr>
-      <w:r>
-        <w:rPr>
-          <w:lang w:val="ar_AE" w:bidi="ar_AE"/>
-        </w:rPr>
-      </w:r>
-      <w:r>
-        <w:rPr>
           <w:b/>
           <w:lang w:val="ar_AE" w:bidi="ar_AE"/>
         </w:rPr>
@@ -1808,22 +1612,6 @@
       </w:r>
       <w:r>
         <w:rPr>
-          <w:lang w:val="ar_AE" w:bidi="ar_AE"/>
-        </w:rPr>
-        <w:t>הֲ⁠לוֹא־אָ֨ח עֵשָׂ֤ו לְ⁠יַֽעֲקֹב֙ נְאֻם־יְהוָ֔ה וָ⁠אֹהַ֖ב אֶֽת־יַעֲקֹֽב</w:t>
-      </w:r>
-    </w:p>
-    <w:p>
-      <w:pPr>
-        <w:bidi/>
-      </w:pPr>
-      <w:r>
-        <w:rPr>
-          <w:lang w:val="ar_AE" w:bidi="ar_AE"/>
-        </w:rPr>
-      </w:r>
-      <w:r>
-        <w:rPr>
           <w:b/>
           <w:lang w:val="ar_AE" w:bidi="ar_AE"/>
         </w:rPr>
@@ -1943,22 +1731,6 @@
       </w:r>
       <w:r>
         <w:rPr>
-          <w:lang w:val="ar_AE" w:bidi="ar_AE"/>
-        </w:rPr>
-        <w:t>הֲ⁠לוֹא־אָ֨ח עֵשָׂ֤ו לְ⁠יַֽעֲקֹב֙</w:t>
-      </w:r>
-    </w:p>
-    <w:p>
-      <w:pPr>
-        <w:bidi/>
-      </w:pPr>
-      <w:r>
-        <w:rPr>
-          <w:lang w:val="ar_AE" w:bidi="ar_AE"/>
-        </w:rPr>
-      </w:r>
-      <w:r>
-        <w:rPr>
           <w:b/>
           <w:lang w:val="ar_AE" w:bidi="ar_AE"/>
         </w:rPr>
@@ -2051,22 +1823,6 @@
       </w:r>
       <w:r>
         <w:rPr>
-          <w:lang w:val="ar_AE" w:bidi="ar_AE"/>
-        </w:rPr>
-        <w:t>הֲ⁠לוֹא־אָ֨ח עֵשָׂ֤ו לְ⁠יַֽעֲקֹב֙</w:t>
-      </w:r>
-    </w:p>
-    <w:p>
-      <w:pPr>
-        <w:bidi/>
-      </w:pPr>
-      <w:r>
-        <w:rPr>
-          <w:lang w:val="ar_AE" w:bidi="ar_AE"/>
-        </w:rPr>
-      </w:r>
-      <w:r>
-        <w:rPr>
           <w:b/>
           <w:lang w:val="ar_AE" w:bidi="ar_AE"/>
         </w:rPr>
@@ -2199,22 +1955,6 @@
       </w:r>
       <w:r>
         <w:rPr>
-          <w:lang w:val="ar_AE" w:bidi="ar_AE"/>
-        </w:rPr>
-        <w:t>נְאֻם־יְהוָ֔ה</w:t>
-      </w:r>
-    </w:p>
-    <w:p>
-      <w:pPr>
-        <w:bidi/>
-      </w:pPr>
-      <w:r>
-        <w:rPr>
-          <w:lang w:val="ar_AE" w:bidi="ar_AE"/>
-        </w:rPr>
-      </w:r>
-      <w:r>
-        <w:rPr>
           <w:b/>
           <w:lang w:val="ar_AE" w:bidi="ar_AE"/>
         </w:rPr>
@@ -2321,22 +2061,6 @@
       </w:r>
       <w:r>
         <w:rPr>
-          <w:lang w:val="ar_AE" w:bidi="ar_AE"/>
-        </w:rPr>
-        <w:t>וָ⁠אֹהַ֖ב אֶֽת־יַעֲקֹֽב</w:t>
-      </w:r>
-    </w:p>
-    <w:p>
-      <w:pPr>
-        <w:bidi/>
-      </w:pPr>
-      <w:r>
-        <w:rPr>
-          <w:lang w:val="ar_AE" w:bidi="ar_AE"/>
-        </w:rPr>
-      </w:r>
-      <w:r>
-        <w:rPr>
           <w:b/>
           <w:lang w:val="ar_AE" w:bidi="ar_AE"/>
         </w:rPr>
@@ -2449,22 +2173,6 @@
       </w:r>
       <w:r>
         <w:rPr>
-          <w:lang w:val="ar_AE" w:bidi="ar_AE"/>
-        </w:rPr>
-        <w:t>וָ⁠אֹהַ֖ב אֶֽת־יַעֲקֹֽב׃ וְ⁠אֶת־עֵשָׂ֖ו שָׂנֵ֑אתִי</w:t>
-      </w:r>
-    </w:p>
-    <w:p>
-      <w:pPr>
-        <w:bidi/>
-      </w:pPr>
-      <w:r>
-        <w:rPr>
-          <w:lang w:val="ar_AE" w:bidi="ar_AE"/>
-        </w:rPr>
-      </w:r>
-      <w:r>
-        <w:rPr>
           <w:b/>
           <w:lang w:val="ar_AE" w:bidi="ar_AE"/>
         </w:rPr>
@@ -2571,22 +2279,6 @@
       </w:r>
       <w:r>
         <w:rPr>
-          <w:lang w:val="ar_AE" w:bidi="ar_AE"/>
-        </w:rPr>
-        <w:t>וְ⁠אֶת־עֵשָׂ֖ו שָׂנֵ֑אתִי</w:t>
-      </w:r>
-    </w:p>
-    <w:p>
-      <w:pPr>
-        <w:bidi/>
-      </w:pPr>
-      <w:r>
-        <w:rPr>
-          <w:lang w:val="ar_AE" w:bidi="ar_AE"/>
-        </w:rPr>
-      </w:r>
-      <w:r>
-        <w:rPr>
           <w:b/>
           <w:lang w:val="ar_AE" w:bidi="ar_AE"/>
         </w:rPr>
@@ -2706,22 +2398,6 @@
       </w:r>
       <w:r>
         <w:rPr>
-          <w:lang w:val="ar_AE" w:bidi="ar_AE"/>
-        </w:rPr>
-        <w:t>שְׁמָמָ֔ה</w:t>
-      </w:r>
-    </w:p>
-    <w:p>
-      <w:pPr>
-        <w:bidi/>
-      </w:pPr>
-      <w:r>
-        <w:rPr>
-          <w:lang w:val="ar_AE" w:bidi="ar_AE"/>
-        </w:rPr>
-      </w:r>
-      <w:r>
-        <w:rPr>
           <w:b/>
           <w:lang w:val="ar_AE" w:bidi="ar_AE"/>
         </w:rPr>
@@ -2841,22 +2517,6 @@
       </w:r>
       <w:r>
         <w:rPr>
-          <w:lang w:val="ar_AE" w:bidi="ar_AE"/>
-        </w:rPr>
-        <w:t>לְ⁠תַנּ֥וֹת</w:t>
-      </w:r>
-    </w:p>
-    <w:p>
-      <w:pPr>
-        <w:bidi/>
-      </w:pPr>
-      <w:r>
-        <w:rPr>
-          <w:lang w:val="ar_AE" w:bidi="ar_AE"/>
-        </w:rPr>
-      </w:r>
-      <w:r>
-        <w:rPr>
           <w:b/>
           <w:lang w:val="ar_AE" w:bidi="ar_AE"/>
         </w:rPr>
@@ -2970,22 +2630,6 @@
       </w:r>
       <w:r>
         <w:rPr>
-          <w:lang w:val="ar_AE" w:bidi="ar_AE"/>
-        </w:rPr>
-        <w:t>כִּֽי־תֹאמַ֨ר אֱד֜וֹם</w:t>
-      </w:r>
-    </w:p>
-    <w:p>
-      <w:pPr>
-        <w:bidi/>
-      </w:pPr>
-      <w:r>
-        <w:rPr>
-          <w:lang w:val="ar_AE" w:bidi="ar_AE"/>
-        </w:rPr>
-      </w:r>
-      <w:r>
-        <w:rPr>
           <w:b/>
           <w:lang w:val="ar_AE" w:bidi="ar_AE"/>
         </w:rPr>
@@ -3105,22 +2749,6 @@
       </w:r>
       <w:r>
         <w:rPr>
-          <w:lang w:val="ar_AE" w:bidi="ar_AE"/>
-        </w:rPr>
-        <w:t>רֻשַּׁ֗שְׁנוּ</w:t>
-      </w:r>
-    </w:p>
-    <w:p>
-      <w:pPr>
-        <w:bidi/>
-      </w:pPr>
-      <w:r>
-        <w:rPr>
-          <w:lang w:val="ar_AE" w:bidi="ar_AE"/>
-        </w:rPr>
-      </w:r>
-      <w:r>
-        <w:rPr>
           <w:b/>
           <w:lang w:val="ar_AE" w:bidi="ar_AE"/>
         </w:rPr>
@@ -3227,22 +2855,6 @@
       </w:r>
       <w:r>
         <w:rPr>
-          <w:lang w:val="ar_AE" w:bidi="ar_AE"/>
-        </w:rPr>
-        <w:t>וְ⁠קָרְא֤וּ לָ⁠הֶם֙ גְּב֣וּל רִשְׁעָ֔ה וְ⁠הָ⁠עָ֛ם אֲשֶׁר־זָעַ֥ם יְהוָ֖ה עַד־עוֹלָֽם</w:t>
-      </w:r>
-    </w:p>
-    <w:p>
-      <w:pPr>
-        <w:bidi/>
-      </w:pPr>
-      <w:r>
-        <w:rPr>
-          <w:lang w:val="ar_AE" w:bidi="ar_AE"/>
-        </w:rPr>
-      </w:r>
-      <w:r>
-        <w:rPr>
           <w:b/>
           <w:lang w:val="ar_AE" w:bidi="ar_AE"/>
         </w:rPr>
@@ -3349,22 +2961,6 @@
       </w:r>
       <w:r>
         <w:rPr>
-          <w:lang w:val="ar_AE" w:bidi="ar_AE"/>
-        </w:rPr>
-        <w:t>וְ⁠קָרְא֤וּ לָ⁠הֶם֙</w:t>
-      </w:r>
-    </w:p>
-    <w:p>
-      <w:pPr>
-        <w:bidi/>
-      </w:pPr>
-      <w:r>
-        <w:rPr>
-          <w:lang w:val="ar_AE" w:bidi="ar_AE"/>
-        </w:rPr>
-      </w:r>
-      <w:r>
-        <w:rPr>
           <w:b/>
           <w:lang w:val="ar_AE" w:bidi="ar_AE"/>
         </w:rPr>
@@ -3470,22 +3066,6 @@
       </w:r>
       <w:r>
         <w:rPr>
-          <w:lang w:val="ar_AE" w:bidi="ar_AE"/>
-        </w:rPr>
-        <w:t>גְּב֣וּל רִשְׁעָ֔ה</w:t>
-      </w:r>
-    </w:p>
-    <w:p>
-      <w:pPr>
-        <w:bidi/>
-      </w:pPr>
-      <w:r>
-        <w:rPr>
-          <w:lang w:val="ar_AE" w:bidi="ar_AE"/>
-        </w:rPr>
-      </w:r>
-      <w:r>
-        <w:rPr>
           <w:b/>
           <w:lang w:val="ar_AE" w:bidi="ar_AE"/>
         </w:rPr>
@@ -3605,22 +3185,6 @@
       </w:r>
       <w:r>
         <w:rPr>
-          <w:lang w:val="ar_AE" w:bidi="ar_AE"/>
-        </w:rPr>
-        <w:t>וְ⁠עֵינֵי⁠כֶ֖ם תִּרְאֶ֑ינָה וְ⁠אַתֶּ֤ם תֹּֽאמְרוּ֙ יִגְדַּ֣ל יְהוָ֔ה מֵ⁠עַ֖ל לִ⁠גְב֥וּל יִשְׂרָאֵֽל</w:t>
-      </w:r>
-    </w:p>
-    <w:p>
-      <w:pPr>
-        <w:bidi/>
-      </w:pPr>
-      <w:r>
-        <w:rPr>
-          <w:lang w:val="ar_AE" w:bidi="ar_AE"/>
-        </w:rPr>
-      </w:r>
-      <w:r>
-        <w:rPr>
           <w:b/>
           <w:lang w:val="ar_AE" w:bidi="ar_AE"/>
         </w:rPr>
@@ -3727,22 +3291,6 @@
       </w:r>
       <w:r>
         <w:rPr>
-          <w:lang w:val="ar_AE" w:bidi="ar_AE"/>
-        </w:rPr>
-        <w:t>וְ⁠עֵינֵי⁠כֶ֖ם תִּרְאֶ֑ינָה</w:t>
-      </w:r>
-    </w:p>
-    <w:p>
-      <w:pPr>
-        <w:bidi/>
-      </w:pPr>
-      <w:r>
-        <w:rPr>
-          <w:lang w:val="ar_AE" w:bidi="ar_AE"/>
-        </w:rPr>
-      </w:r>
-      <w:r>
-        <w:rPr>
           <w:b/>
           <w:lang w:val="ar_AE" w:bidi="ar_AE"/>
         </w:rPr>
@@ -3862,22 +3410,6 @@
       </w:r>
       <w:r>
         <w:rPr>
-          <w:lang w:val="ar_AE" w:bidi="ar_AE"/>
-        </w:rPr>
-        <w:t>וְ⁠עֵינֵי⁠כֶ֖ם תִּרְאֶ֑ינָה וְ⁠אַתֶּ֤ם תֹּֽאמְרוּ֙ יִגְדַּ֣ל יְהוָ֔ה מֵ⁠עַ֖ל לִ⁠גְב֥וּל יִשְׂרָאֵֽל</w:t>
-      </w:r>
-    </w:p>
-    <w:p>
-      <w:pPr>
-        <w:bidi/>
-      </w:pPr>
-      <w:r>
-        <w:rPr>
-          <w:lang w:val="ar_AE" w:bidi="ar_AE"/>
-        </w:rPr>
-      </w:r>
-      <w:r>
-        <w:rPr>
           <w:b/>
           <w:lang w:val="ar_AE" w:bidi="ar_AE"/>
         </w:rPr>
@@ -3984,22 +3516,6 @@
       </w:r>
       <w:r>
         <w:rPr>
-          <w:lang w:val="ar_AE" w:bidi="ar_AE"/>
-        </w:rPr>
-        <w:t>וְ⁠אִם־אָ֣ב אָ֣נִי אַיֵּ֣ה כְבוֹדִ֡⁠י וְ⁠אִם־אֲדוֹנִ֣ים אָנִי֩ אַיֵּ֨ה מוֹרָאִ֜⁠י</w:t>
-      </w:r>
-    </w:p>
-    <w:p>
-      <w:pPr>
-        <w:bidi/>
-      </w:pPr>
-      <w:r>
-        <w:rPr>
-          <w:lang w:val="ar_AE" w:bidi="ar_AE"/>
-        </w:rPr>
-      </w:r>
-      <w:r>
-        <w:rPr>
           <w:b/>
           <w:lang w:val="ar_AE" w:bidi="ar_AE"/>
         </w:rPr>
@@ -4106,22 +3622,6 @@
       </w:r>
       <w:r>
         <w:rPr>
-          <w:lang w:val="ar_AE" w:bidi="ar_AE"/>
-        </w:rPr>
-        <w:t>שְׁמִ֔⁠י &amp; אֶת־שְׁמֶֽ⁠ךָ</w:t>
-      </w:r>
-    </w:p>
-    <w:p>
-      <w:pPr>
-        <w:bidi/>
-      </w:pPr>
-      <w:r>
-        <w:rPr>
-          <w:lang w:val="ar_AE" w:bidi="ar_AE"/>
-        </w:rPr>
-      </w:r>
-      <w:r>
-        <w:rPr>
           <w:b/>
           <w:lang w:val="ar_AE" w:bidi="ar_AE"/>
         </w:rPr>
@@ -4255,22 +3755,6 @@
       </w:r>
       <w:r>
         <w:rPr>
-          <w:lang w:val="ar_AE" w:bidi="ar_AE"/>
-        </w:rPr>
-        <w:t>לֶ֣חֶם מְגֹאָ֔ל</w:t>
-      </w:r>
-    </w:p>
-    <w:p>
-      <w:pPr>
-        <w:bidi/>
-      </w:pPr>
-      <w:r>
-        <w:rPr>
-          <w:lang w:val="ar_AE" w:bidi="ar_AE"/>
-        </w:rPr>
-      </w:r>
-      <w:r>
-        <w:rPr>
           <w:b/>
           <w:lang w:val="ar_AE" w:bidi="ar_AE"/>
         </w:rPr>
@@ -4377,22 +3861,6 @@
       </w:r>
       <w:r>
         <w:rPr>
-          <w:lang w:val="ar_AE" w:bidi="ar_AE"/>
-        </w:rPr>
-        <w:t>וַ⁠אֲמַרְתֶּ֖ם בַּ⁠מֶּ֣ה גֵֽאַלְנ֑וּ⁠ךָ בֶּ⁠אֱמָרְ⁠כֶ֕ם שֻׁלְחַ֥ן יְהוָ֖ה נִבְזֶ֥ה הֽוּא</w:t>
-      </w:r>
-    </w:p>
-    <w:p>
-      <w:pPr>
-        <w:bidi/>
-      </w:pPr>
-      <w:r>
-        <w:rPr>
-          <w:lang w:val="ar_AE" w:bidi="ar_AE"/>
-        </w:rPr>
-      </w:r>
-      <w:r>
-        <w:rPr>
           <w:b/>
           <w:lang w:val="ar_AE" w:bidi="ar_AE"/>
         </w:rPr>
@@ -4499,22 +3967,6 @@
       </w:r>
       <w:r>
         <w:rPr>
-          <w:lang w:val="ar_AE" w:bidi="ar_AE"/>
-        </w:rPr>
-        <w:t>שֻׁלְחַ֥ן יְהוָ֖ה נִבְזֶ֥ה הֽוּא</w:t>
-      </w:r>
-    </w:p>
-    <w:p>
-      <w:pPr>
-        <w:bidi/>
-      </w:pPr>
-      <w:r>
-        <w:rPr>
-          <w:lang w:val="ar_AE" w:bidi="ar_AE"/>
-        </w:rPr>
-      </w:r>
-      <w:r>
-        <w:rPr>
           <w:b/>
           <w:lang w:val="ar_AE" w:bidi="ar_AE"/>
         </w:rPr>
@@ -4621,22 +4073,6 @@
       </w:r>
       <w:r>
         <w:rPr>
-          <w:lang w:val="ar_AE" w:bidi="ar_AE"/>
-        </w:rPr>
-        <w:t>שֻׁלְחַ֥ן יְהוָ֖ה</w:t>
-      </w:r>
-    </w:p>
-    <w:p>
-      <w:pPr>
-        <w:bidi/>
-      </w:pPr>
-      <w:r>
-        <w:rPr>
-          <w:lang w:val="ar_AE" w:bidi="ar_AE"/>
-        </w:rPr>
-      </w:r>
-      <w:r>
-        <w:rPr>
           <w:b/>
           <w:lang w:val="ar_AE" w:bidi="ar_AE"/>
         </w:rPr>
@@ -4742,22 +4178,6 @@
       </w:r>
       <w:r>
         <w:rPr>
-          <w:lang w:val="ar_AE" w:bidi="ar_AE"/>
-        </w:rPr>
-        <w:t>וְ⁠כִֽי־תַגִּשׁ֨וּ⁠ן עִוֵּ֤ר לִ⁠זְבֹּ֨חַ֙ אֵ֣ין רָ֔ע וְ⁠כִ֥י תַגִּ֛ישׁוּ פִּסֵּ֥חַ וְ⁠חֹלֶ֖ה אֵ֣ין רָ֑ע</w:t>
-      </w:r>
-    </w:p>
-    <w:p>
-      <w:pPr>
-        <w:bidi/>
-      </w:pPr>
-      <w:r>
-        <w:rPr>
-          <w:lang w:val="ar_AE" w:bidi="ar_AE"/>
-        </w:rPr>
-      </w:r>
-      <w:r>
-        <w:rPr>
           <w:b/>
           <w:lang w:val="ar_AE" w:bidi="ar_AE"/>
         </w:rPr>
@@ -4864,22 +4284,6 @@
       </w:r>
       <w:r>
         <w:rPr>
-          <w:lang w:val="ar_AE" w:bidi="ar_AE"/>
-        </w:rPr>
-        <w:t>עִוֵּ֤ר &amp; פִּסֵּ֥חַ וְ⁠חֹלֶ֖ה</w:t>
-      </w:r>
-    </w:p>
-    <w:p>
-      <w:pPr>
-        <w:bidi/>
-      </w:pPr>
-      <w:r>
-        <w:rPr>
-          <w:lang w:val="ar_AE" w:bidi="ar_AE"/>
-        </w:rPr>
-      </w:r>
-      <w:r>
-        <w:rPr>
           <w:b/>
           <w:lang w:val="ar_AE" w:bidi="ar_AE"/>
         </w:rPr>
@@ -5000,22 +4404,6 @@
       </w:r>
       <w:r>
         <w:rPr>
-          <w:lang w:val="ar_AE" w:bidi="ar_AE"/>
-        </w:rPr>
-        <w:t>הַקְרִיבֵ֨⁠הוּ</w:t>
-      </w:r>
-    </w:p>
-    <w:p>
-      <w:pPr>
-        <w:bidi/>
-      </w:pPr>
-      <w:r>
-        <w:rPr>
-          <w:lang w:val="ar_AE" w:bidi="ar_AE"/>
-        </w:rPr>
-      </w:r>
-      <w:r>
-        <w:rPr>
           <w:b/>
           <w:lang w:val="ar_AE" w:bidi="ar_AE"/>
         </w:rPr>
@@ -5135,22 +4523,6 @@
       </w:r>
       <w:r>
         <w:rPr>
-          <w:lang w:val="ar_AE" w:bidi="ar_AE"/>
-        </w:rPr>
-        <w:t>לְ⁠פֶחָתֶ֗⁠ךָ הֲ⁠יִּרְצְ⁠ךָ֙ &amp; פָנֶ֔י⁠ךָ</w:t>
-      </w:r>
-    </w:p>
-    <w:p>
-      <w:pPr>
-        <w:bidi/>
-      </w:pPr>
-      <w:r>
-        <w:rPr>
-          <w:lang w:val="ar_AE" w:bidi="ar_AE"/>
-        </w:rPr>
-      </w:r>
-      <w:r>
-        <w:rPr>
           <w:b/>
           <w:lang w:val="ar_AE" w:bidi="ar_AE"/>
         </w:rPr>
@@ -5271,22 +4643,6 @@
       </w:r>
       <w:r>
         <w:rPr>
-          <w:lang w:val="ar_AE" w:bidi="ar_AE"/>
-        </w:rPr>
-        <w:t>הֲ⁠יִּרְצְ⁠ךָ֙ א֚וֹ הֲ⁠יִשָּׂ֣א פָנֶ֔י⁠ךָ</w:t>
-      </w:r>
-    </w:p>
-    <w:p>
-      <w:pPr>
-        <w:bidi/>
-      </w:pPr>
-      <w:r>
-        <w:rPr>
-          <w:lang w:val="ar_AE" w:bidi="ar_AE"/>
-        </w:rPr>
-      </w:r>
-      <w:r>
-        <w:rPr>
           <w:b/>
           <w:lang w:val="ar_AE" w:bidi="ar_AE"/>
         </w:rPr>
@@ -5393,22 +4749,6 @@
       </w:r>
       <w:r>
         <w:rPr>
-          <w:lang w:val="ar_AE" w:bidi="ar_AE"/>
-        </w:rPr>
-        <w:t>הֲ⁠יִּרְצְ⁠ךָ֙ א֚וֹ הֲ⁠יִשָּׂ֣א פָנֶ֔י⁠ךָ</w:t>
-      </w:r>
-    </w:p>
-    <w:p>
-      <w:pPr>
-        <w:bidi/>
-      </w:pPr>
-      <w:r>
-        <w:rPr>
-          <w:lang w:val="ar_AE" w:bidi="ar_AE"/>
-        </w:rPr>
-      </w:r>
-      <w:r>
-        <w:rPr>
           <w:b/>
           <w:lang w:val="ar_AE" w:bidi="ar_AE"/>
         </w:rPr>
@@ -5541,22 +4881,6 @@
       </w:r>
       <w:r>
         <w:rPr>
-          <w:lang w:val="ar_AE" w:bidi="ar_AE"/>
-        </w:rPr>
-        <w:t>א֚וֹ הֲ⁠יִשָּׂ֣א פָנֶ֔י⁠ךָ</w:t>
-      </w:r>
-    </w:p>
-    <w:p>
-      <w:pPr>
-        <w:bidi/>
-      </w:pPr>
-      <w:r>
-        <w:rPr>
-          <w:lang w:val="ar_AE" w:bidi="ar_AE"/>
-        </w:rPr>
-      </w:r>
-      <w:r>
-        <w:rPr>
           <w:b/>
           <w:lang w:val="ar_AE" w:bidi="ar_AE"/>
         </w:rPr>
@@ -5663,22 +4987,6 @@
       </w:r>
       <w:r>
         <w:rPr>
-          <w:lang w:val="ar_AE" w:bidi="ar_AE"/>
-        </w:rPr>
-        <w:t>וְ⁠עַתָּ֛ה</w:t>
-      </w:r>
-    </w:p>
-    <w:p>
-      <w:pPr>
-        <w:bidi/>
-      </w:pPr>
-      <w:r>
-        <w:rPr>
-          <w:lang w:val="ar_AE" w:bidi="ar_AE"/>
-        </w:rPr>
-      </w:r>
-      <w:r>
-        <w:rPr>
           <w:b/>
           <w:lang w:val="ar_AE" w:bidi="ar_AE"/>
         </w:rPr>
@@ -5798,22 +5106,6 @@
       </w:r>
       <w:r>
         <w:rPr>
-          <w:lang w:val="ar_AE" w:bidi="ar_AE"/>
-        </w:rPr>
-        <w:t>פְנֵי־אֵ֖ל וִֽ⁠יחָנֵ֑⁠נוּ</w:t>
-      </w:r>
-    </w:p>
-    <w:p>
-      <w:pPr>
-        <w:bidi/>
-      </w:pPr>
-      <w:r>
-        <w:rPr>
-          <w:lang w:val="ar_AE" w:bidi="ar_AE"/>
-        </w:rPr>
-      </w:r>
-      <w:r>
-        <w:rPr>
           <w:b/>
           <w:lang w:val="ar_AE" w:bidi="ar_AE"/>
         </w:rPr>
@@ -5920,22 +5212,6 @@
       </w:r>
       <w:r>
         <w:rPr>
-          <w:lang w:val="ar_AE" w:bidi="ar_AE"/>
-        </w:rPr>
-        <w:t>פְנֵי־אֵ֖ל</w:t>
-      </w:r>
-    </w:p>
-    <w:p>
-      <w:pPr>
-        <w:bidi/>
-      </w:pPr>
-      <w:r>
-        <w:rPr>
-          <w:lang w:val="ar_AE" w:bidi="ar_AE"/>
-        </w:rPr>
-      </w:r>
-      <w:r>
-        <w:rPr>
           <w:b/>
           <w:lang w:val="ar_AE" w:bidi="ar_AE"/>
         </w:rPr>
@@ -6055,22 +5331,6 @@
       </w:r>
       <w:r>
         <w:rPr>
-          <w:lang w:val="ar_AE" w:bidi="ar_AE"/>
-        </w:rPr>
-        <w:t>פְנֵי־אֵ֖ל</w:t>
-      </w:r>
-    </w:p>
-    <w:p>
-      <w:pPr>
-        <w:bidi/>
-      </w:pPr>
-      <w:r>
-        <w:rPr>
-          <w:lang w:val="ar_AE" w:bidi="ar_AE"/>
-        </w:rPr>
-      </w:r>
-      <w:r>
-        <w:rPr>
           <w:b/>
           <w:lang w:val="ar_AE" w:bidi="ar_AE"/>
         </w:rPr>
@@ -6188,22 +5448,6 @@
       </w:r>
       <w:r>
         <w:rPr>
-          <w:lang w:val="ar_AE" w:bidi="ar_AE"/>
-        </w:rPr>
-        <w:t>וִֽ⁠יחָנֵ֑⁠נוּ</w:t>
-      </w:r>
-    </w:p>
-    <w:p>
-      <w:pPr>
-        <w:bidi/>
-      </w:pPr>
-      <w:r>
-        <w:rPr>
-          <w:lang w:val="ar_AE" w:bidi="ar_AE"/>
-        </w:rPr>
-      </w:r>
-      <w:r>
-        <w:rPr>
           <w:b/>
           <w:lang w:val="ar_AE" w:bidi="ar_AE"/>
         </w:rPr>
@@ -6323,22 +5567,6 @@
       </w:r>
       <w:r>
         <w:rPr>
-          <w:lang w:val="ar_AE" w:bidi="ar_AE"/>
-        </w:rPr>
-        <w:t>מִ⁠יֶּדְ⁠כֶם֙ הָ֣יְתָה זֹּ֔את</w:t>
-      </w:r>
-    </w:p>
-    <w:p>
-      <w:pPr>
-        <w:bidi/>
-      </w:pPr>
-      <w:r>
-        <w:rPr>
-          <w:lang w:val="ar_AE" w:bidi="ar_AE"/>
-        </w:rPr>
-      </w:r>
-      <w:r>
-        <w:rPr>
           <w:b/>
           <w:lang w:val="ar_AE" w:bidi="ar_AE"/>
         </w:rPr>
@@ -6458,22 +5686,6 @@
       </w:r>
       <w:r>
         <w:rPr>
-          <w:lang w:val="ar_AE" w:bidi="ar_AE"/>
-        </w:rPr>
-        <w:t>מִ⁠יֶּדְ⁠כֶם֙</w:t>
-      </w:r>
-    </w:p>
-    <w:p>
-      <w:pPr>
-        <w:bidi/>
-      </w:pPr>
-      <w:r>
-        <w:rPr>
-          <w:lang w:val="ar_AE" w:bidi="ar_AE"/>
-        </w:rPr>
-      </w:r>
-      <w:r>
-        <w:rPr>
           <w:b/>
           <w:lang w:val="ar_AE" w:bidi="ar_AE"/>
         </w:rPr>
@@ -6580,22 +5792,6 @@
       </w:r>
       <w:r>
         <w:rPr>
-          <w:lang w:val="ar_AE" w:bidi="ar_AE"/>
-        </w:rPr>
-        <w:t>מִ⁠יֶּדְ⁠כֶם֙</w:t>
-      </w:r>
-    </w:p>
-    <w:p>
-      <w:pPr>
-        <w:bidi/>
-      </w:pPr>
-      <w:r>
-        <w:rPr>
-          <w:lang w:val="ar_AE" w:bidi="ar_AE"/>
-        </w:rPr>
-      </w:r>
-      <w:r>
-        <w:rPr>
           <w:b/>
           <w:lang w:val="ar_AE" w:bidi="ar_AE"/>
         </w:rPr>
@@ -6736,7 +5932,7 @@
         </w:rPr>
         <w:t xml:space="preserve">انظر كيف ترجمت التعبير المشابه في </w:t>
       </w:r>
-      <w:hyperlink r:id="rId17">
+      <w:hyperlink r:id="rId15">
         <w:r>
           <w:rPr>
             <w:lang w:val="ar_AE" w:bidi="ar_AE"/>
@@ -6825,22 +6021,6 @@
       </w:r>
       <w:r>
         <w:rPr>
-          <w:lang w:val="ar_AE" w:bidi="ar_AE"/>
-        </w:rPr>
-        <w:t>הֲ⁠יִשָּׂ֤א מִ⁠כֶּם֙ פָּנִ֔ים</w:t>
-      </w:r>
-    </w:p>
-    <w:p>
-      <w:pPr>
-        <w:bidi/>
-      </w:pPr>
-      <w:r>
-        <w:rPr>
-          <w:lang w:val="ar_AE" w:bidi="ar_AE"/>
-        </w:rPr>
-      </w:r>
-      <w:r>
-        <w:rPr>
           <w:b/>
           <w:lang w:val="ar_AE" w:bidi="ar_AE"/>
         </w:rPr>
@@ -6933,22 +6113,6 @@
       </w:r>
       <w:r>
         <w:rPr>
-          <w:lang w:val="ar_AE" w:bidi="ar_AE"/>
-        </w:rPr>
-        <w:t>מִ֤י גַם־בָּ⁠כֶם֙ וְ⁠יִסְגֹּ֣ר דְּלָתַ֔יִם וְ⁠לֹֽא־תָאִ֥ירוּ מִזְבְּחִ֖⁠י חִנָּ֑ם</w:t>
-      </w:r>
-    </w:p>
-    <w:p>
-      <w:pPr>
-        <w:bidi/>
-      </w:pPr>
-      <w:r>
-        <w:rPr>
-          <w:lang w:val="ar_AE" w:bidi="ar_AE"/>
-        </w:rPr>
-      </w:r>
-      <w:r>
-        <w:rPr>
           <w:b/>
           <w:lang w:val="ar_AE" w:bidi="ar_AE"/>
         </w:rPr>
@@ -7055,22 +6219,6 @@
       </w:r>
       <w:r>
         <w:rPr>
-          <w:lang w:val="ar_AE" w:bidi="ar_AE"/>
-        </w:rPr>
-        <w:t>דְּלָתַ֔יִם</w:t>
-      </w:r>
-    </w:p>
-    <w:p>
-      <w:pPr>
-        <w:bidi/>
-      </w:pPr>
-      <w:r>
-        <w:rPr>
-          <w:lang w:val="ar_AE" w:bidi="ar_AE"/>
-        </w:rPr>
-      </w:r>
-      <w:r>
-        <w:rPr>
           <w:b/>
           <w:lang w:val="ar_AE" w:bidi="ar_AE"/>
         </w:rPr>
@@ -7190,22 +6338,6 @@
       </w:r>
       <w:r>
         <w:rPr>
-          <w:lang w:val="ar_AE" w:bidi="ar_AE"/>
-        </w:rPr>
-        <w:t>אֶרְצֶ֥ה מִ⁠יֶּדְ⁠כֶֽם</w:t>
-      </w:r>
-    </w:p>
-    <w:p>
-      <w:pPr>
-        <w:bidi/>
-      </w:pPr>
-      <w:r>
-        <w:rPr>
-          <w:lang w:val="ar_AE" w:bidi="ar_AE"/>
-        </w:rPr>
-      </w:r>
-      <w:r>
-        <w:rPr>
           <w:b/>
           <w:lang w:val="ar_AE" w:bidi="ar_AE"/>
         </w:rPr>
@@ -7325,22 +6457,6 @@
       </w:r>
       <w:r>
         <w:rPr>
-          <w:lang w:val="ar_AE" w:bidi="ar_AE"/>
-        </w:rPr>
-        <w:t>מִ⁠יֶּדְ⁠כֶֽם</w:t>
-      </w:r>
-    </w:p>
-    <w:p>
-      <w:pPr>
-        <w:bidi/>
-      </w:pPr>
-      <w:r>
-        <w:rPr>
-          <w:lang w:val="ar_AE" w:bidi="ar_AE"/>
-        </w:rPr>
-      </w:r>
-      <w:r>
-        <w:rPr>
           <w:b/>
           <w:lang w:val="ar_AE" w:bidi="ar_AE"/>
         </w:rPr>
@@ -7460,22 +6576,6 @@
       </w:r>
       <w:r>
         <w:rPr>
-          <w:lang w:val="ar_AE" w:bidi="ar_AE"/>
-        </w:rPr>
-        <w:t>מִ⁠מִּזְרַח־שֶׁ֜מֶשׁ וְ⁠עַד־מְבוֹא֗⁠וֹ</w:t>
-      </w:r>
-    </w:p>
-    <w:p>
-      <w:pPr>
-        <w:bidi/>
-      </w:pPr>
-      <w:r>
-        <w:rPr>
-          <w:lang w:val="ar_AE" w:bidi="ar_AE"/>
-        </w:rPr>
-      </w:r>
-      <w:r>
-        <w:rPr>
           <w:b/>
           <w:lang w:val="ar_AE" w:bidi="ar_AE"/>
         </w:rPr>
@@ -7608,22 +6708,6 @@
       </w:r>
       <w:r>
         <w:rPr>
-          <w:lang w:val="ar_AE" w:bidi="ar_AE"/>
-        </w:rPr>
-        <w:t>מִ⁠מִּזְרַח־שֶׁ֜מֶשׁ וְ⁠עַד־מְבוֹא֗⁠וֹ</w:t>
-      </w:r>
-    </w:p>
-    <w:p>
-      <w:pPr>
-        <w:bidi/>
-      </w:pPr>
-      <w:r>
-        <w:rPr>
-          <w:lang w:val="ar_AE" w:bidi="ar_AE"/>
-        </w:rPr>
-      </w:r>
-      <w:r>
-        <w:rPr>
           <w:b/>
           <w:lang w:val="ar_AE" w:bidi="ar_AE"/>
         </w:rPr>
@@ -7716,22 +6800,6 @@
       </w:r>
       <w:r>
         <w:rPr>
-          <w:lang w:val="ar_AE" w:bidi="ar_AE"/>
-        </w:rPr>
-        <w:t>גָּד֤וֹל שְׁמִ⁠י֙ &amp; גָד֤וֹל שְׁמִ⁠י֙</w:t>
-      </w:r>
-    </w:p>
-    <w:p>
-      <w:pPr>
-        <w:bidi/>
-      </w:pPr>
-      <w:r>
-        <w:rPr>
-          <w:lang w:val="ar_AE" w:bidi="ar_AE"/>
-        </w:rPr>
-      </w:r>
-      <w:r>
-        <w:rPr>
           <w:b/>
           <w:lang w:val="ar_AE" w:bidi="ar_AE"/>
         </w:rPr>
@@ -7794,7 +6862,7 @@
         </w:rPr>
         <w:t xml:space="preserve">بمعنى سمعته. انظر كيف ترجمتَ التعبير نفسه في </w:t>
       </w:r>
-      <w:hyperlink r:id="rId18">
+      <w:hyperlink r:id="rId16">
         <w:r>
           <w:rPr>
             <w:lang w:val="ar_AE" w:bidi="ar_AE"/>
@@ -7883,22 +6951,6 @@
       </w:r>
       <w:r>
         <w:rPr>
-          <w:lang w:val="ar_AE" w:bidi="ar_AE"/>
-        </w:rPr>
-        <w:t>גָּד֤וֹל שְׁמִ⁠י֙</w:t>
-      </w:r>
-    </w:p>
-    <w:p>
-      <w:pPr>
-        <w:bidi/>
-      </w:pPr>
-      <w:r>
-        <w:rPr>
-          <w:lang w:val="ar_AE" w:bidi="ar_AE"/>
-        </w:rPr>
-      </w:r>
-      <w:r>
-        <w:rPr>
           <w:b/>
           <w:lang w:val="ar_AE" w:bidi="ar_AE"/>
         </w:rPr>
@@ -8005,22 +7057,6 @@
       </w:r>
       <w:r>
         <w:rPr>
-          <w:lang w:val="ar_AE" w:bidi="ar_AE"/>
-        </w:rPr>
-        <w:t>לִ⁠שְׁמִ֖⁠י</w:t>
-      </w:r>
-    </w:p>
-    <w:p>
-      <w:pPr>
-        <w:bidi/>
-      </w:pPr>
-      <w:r>
-        <w:rPr>
-          <w:lang w:val="ar_AE" w:bidi="ar_AE"/>
-        </w:rPr>
-      </w:r>
-      <w:r>
-        <w:rPr>
           <w:b/>
           <w:lang w:val="ar_AE" w:bidi="ar_AE"/>
         </w:rPr>
@@ -8140,22 +7176,6 @@
       </w:r>
       <w:r>
         <w:rPr>
-          <w:lang w:val="ar_AE" w:bidi="ar_AE"/>
-        </w:rPr>
-        <w:t>וְ⁠אַתֶּ֖ם מְחַלְּלִ֣ים אוֹת֑⁠וֹ</w:t>
-      </w:r>
-    </w:p>
-    <w:p>
-      <w:pPr>
-        <w:bidi/>
-      </w:pPr>
-      <w:r>
-        <w:rPr>
-          <w:lang w:val="ar_AE" w:bidi="ar_AE"/>
-        </w:rPr>
-      </w:r>
-      <w:r>
-        <w:rPr>
           <w:b/>
           <w:lang w:val="ar_AE" w:bidi="ar_AE"/>
         </w:rPr>
@@ -8275,22 +7295,6 @@
       </w:r>
       <w:r>
         <w:rPr>
-          <w:lang w:val="ar_AE" w:bidi="ar_AE"/>
-        </w:rPr>
-        <w:t>וְ⁠אַתֶּ֖ם מְחַלְּלִ֣ים אוֹת֑⁠וֹ בֶּ⁠אֱמָרְ⁠כֶ֗ם שֻׁלְחַ֤ן אֲדֹנָ⁠י֙ מְגֹאָ֣ל ה֔וּא וְ⁠נִיב֖⁠וֹ נִבְזֶ֥ה אָכְלֽ⁠וֹ</w:t>
-      </w:r>
-    </w:p>
-    <w:p>
-      <w:pPr>
-        <w:bidi/>
-      </w:pPr>
-      <w:r>
-        <w:rPr>
-          <w:lang w:val="ar_AE" w:bidi="ar_AE"/>
-        </w:rPr>
-      </w:r>
-      <w:r>
-        <w:rPr>
           <w:b/>
           <w:lang w:val="ar_AE" w:bidi="ar_AE"/>
         </w:rPr>
@@ -8397,22 +7401,6 @@
       </w:r>
       <w:r>
         <w:rPr>
-          <w:lang w:val="ar_AE" w:bidi="ar_AE"/>
-        </w:rPr>
-        <w:t>שֻׁלְחַ֤ן אֲדֹנָ⁠י֙</w:t>
-      </w:r>
-    </w:p>
-    <w:p>
-      <w:pPr>
-        <w:bidi/>
-      </w:pPr>
-      <w:r>
-        <w:rPr>
-          <w:lang w:val="ar_AE" w:bidi="ar_AE"/>
-        </w:rPr>
-      </w:r>
-      <w:r>
-        <w:rPr>
           <w:b/>
           <w:lang w:val="ar_AE" w:bidi="ar_AE"/>
         </w:rPr>
@@ -8448,7 +7436,7 @@
         </w:rPr>
         <w:t xml:space="preserve">لاحظ كيف ترجمت نفس التعبير في </w:t>
       </w:r>
-      <w:hyperlink r:id="rId19">
+      <w:hyperlink r:id="rId17">
         <w:r>
           <w:rPr>
             <w:lang w:val="ar_AE" w:bidi="ar_AE"/>
@@ -8537,22 +7525,6 @@
       </w:r>
       <w:r>
         <w:rPr>
-          <w:lang w:val="ar_AE" w:bidi="ar_AE"/>
-        </w:rPr>
-        <w:t>אֲדֹנָ⁠י֙</w:t>
-      </w:r>
-    </w:p>
-    <w:p>
-      <w:pPr>
-        <w:bidi/>
-      </w:pPr>
-      <w:r>
-        <w:rPr>
-          <w:lang w:val="ar_AE" w:bidi="ar_AE"/>
-        </w:rPr>
-      </w:r>
-      <w:r>
-        <w:rPr>
           <w:b/>
           <w:lang w:val="ar_AE" w:bidi="ar_AE"/>
         </w:rPr>
@@ -8588,7 +7560,7 @@
         </w:rPr>
         <w:t xml:space="preserve">في عبارة مُشابهة في (ملاخي </w:t>
       </w:r>
-      <w:hyperlink r:id="rId19">
+      <w:hyperlink r:id="rId17">
         <w:r>
           <w:rPr>
             <w:lang w:val="ar_AE" w:bidi="ar_AE"/>
@@ -8677,22 +7649,6 @@
       </w:r>
       <w:r>
         <w:rPr>
-          <w:lang w:val="ar_AE" w:bidi="ar_AE"/>
-        </w:rPr>
-        <w:t>מְגֹאָ֣ל ה֔וּא</w:t>
-      </w:r>
-    </w:p>
-    <w:p>
-      <w:pPr>
-        <w:bidi/>
-      </w:pPr>
-      <w:r>
-        <w:rPr>
-          <w:lang w:val="ar_AE" w:bidi="ar_AE"/>
-        </w:rPr>
-      </w:r>
-      <w:r>
-        <w:rPr>
           <w:b/>
           <w:lang w:val="ar_AE" w:bidi="ar_AE"/>
         </w:rPr>
@@ -8811,22 +7767,6 @@
       </w:r>
       <w:r>
         <w:rPr>
-          <w:lang w:val="ar_AE" w:bidi="ar_AE"/>
-        </w:rPr>
-        <w:t>וְ⁠נִיב֖⁠וֹ</w:t>
-      </w:r>
-    </w:p>
-    <w:p>
-      <w:pPr>
-        <w:bidi/>
-      </w:pPr>
-      <w:r>
-        <w:rPr>
-          <w:lang w:val="ar_AE" w:bidi="ar_AE"/>
-        </w:rPr>
-      </w:r>
-      <w:r>
-        <w:rPr>
           <w:b/>
           <w:lang w:val="ar_AE" w:bidi="ar_AE"/>
         </w:rPr>
@@ -8946,22 +7886,6 @@
       </w:r>
       <w:r>
         <w:rPr>
-          <w:lang w:val="ar_AE" w:bidi="ar_AE"/>
-        </w:rPr>
-        <w:t>אָכְלֽ⁠וֹ</w:t>
-      </w:r>
-    </w:p>
-    <w:p>
-      <w:pPr>
-        <w:bidi/>
-      </w:pPr>
-      <w:r>
-        <w:rPr>
-          <w:lang w:val="ar_AE" w:bidi="ar_AE"/>
-        </w:rPr>
-      </w:r>
-      <w:r>
-        <w:rPr>
           <w:b/>
           <w:lang w:val="ar_AE" w:bidi="ar_AE"/>
         </w:rPr>
@@ -9081,22 +8005,6 @@
       </w:r>
       <w:r>
         <w:rPr>
-          <w:lang w:val="ar_AE" w:bidi="ar_AE"/>
-        </w:rPr>
-        <w:t>נִבְזֶ֥ה</w:t>
-      </w:r>
-    </w:p>
-    <w:p>
-      <w:pPr>
-        <w:bidi/>
-      </w:pPr>
-      <w:r>
-        <w:rPr>
-          <w:lang w:val="ar_AE" w:bidi="ar_AE"/>
-        </w:rPr>
-      </w:r>
-      <w:r>
-        <w:rPr>
           <w:b/>
           <w:lang w:val="ar_AE" w:bidi="ar_AE"/>
         </w:rPr>
@@ -9203,22 +8111,6 @@
       </w:r>
       <w:r>
         <w:rPr>
-          <w:lang w:val="ar_AE" w:bidi="ar_AE"/>
-        </w:rPr>
-        <w:t>וַ⁠אֲמַרְתֶּם֩ הִנֵּ֨ה מַ⁠תְּלָאָ֜ה</w:t>
-      </w:r>
-    </w:p>
-    <w:p>
-      <w:pPr>
-        <w:bidi/>
-      </w:pPr>
-      <w:r>
-        <w:rPr>
-          <w:lang w:val="ar_AE" w:bidi="ar_AE"/>
-        </w:rPr>
-      </w:r>
-      <w:r>
-        <w:rPr>
           <w:b/>
           <w:lang w:val="ar_AE" w:bidi="ar_AE"/>
         </w:rPr>
@@ -9325,22 +8217,6 @@
       </w:r>
       <w:r>
         <w:rPr>
-          <w:lang w:val="ar_AE" w:bidi="ar_AE"/>
-        </w:rPr>
-        <w:t>הִנֵּ֨ה</w:t>
-      </w:r>
-    </w:p>
-    <w:p>
-      <w:pPr>
-        <w:bidi/>
-      </w:pPr>
-      <w:r>
-        <w:rPr>
-          <w:lang w:val="ar_AE" w:bidi="ar_AE"/>
-        </w:rPr>
-      </w:r>
-      <w:r>
-        <w:rPr>
           <w:b/>
           <w:lang w:val="ar_AE" w:bidi="ar_AE"/>
         </w:rPr>
@@ -9433,22 +8309,6 @@
       </w:r>
       <w:r>
         <w:rPr>
-          <w:lang w:val="ar_AE" w:bidi="ar_AE"/>
-        </w:rPr>
-        <w:t>מַ⁠תְּלָאָ֜ה</w:t>
-      </w:r>
-    </w:p>
-    <w:p>
-      <w:pPr>
-        <w:bidi/>
-      </w:pPr>
-      <w:r>
-        <w:rPr>
-          <w:lang w:val="ar_AE" w:bidi="ar_AE"/>
-        </w:rPr>
-      </w:r>
-      <w:r>
-        <w:rPr>
           <w:b/>
           <w:lang w:val="ar_AE" w:bidi="ar_AE"/>
         </w:rPr>
@@ -9555,22 +8415,6 @@
       </w:r>
       <w:r>
         <w:rPr>
-          <w:lang w:val="ar_AE" w:bidi="ar_AE"/>
-        </w:rPr>
-        <w:t>וְ⁠הִפַּחְתֶּ֣ם אוֹת֗⁠וֹ</w:t>
-      </w:r>
-    </w:p>
-    <w:p>
-      <w:pPr>
-        <w:bidi/>
-      </w:pPr>
-      <w:r>
-        <w:rPr>
-          <w:lang w:val="ar_AE" w:bidi="ar_AE"/>
-        </w:rPr>
-      </w:r>
-      <w:r>
-        <w:rPr>
           <w:b/>
           <w:lang w:val="ar_AE" w:bidi="ar_AE"/>
         </w:rPr>
@@ -9690,22 +8534,6 @@
       </w:r>
       <w:r>
         <w:rPr>
-          <w:lang w:val="ar_AE" w:bidi="ar_AE"/>
-        </w:rPr>
-        <w:t>גָּז֗וּל וְ⁠אֶת־הַ⁠פִּסֵּ֨חַ֙ וְ⁠אֶת־הַ֣⁠חוֹלֶ֔ה</w:t>
-      </w:r>
-    </w:p>
-    <w:p>
-      <w:pPr>
-        <w:bidi/>
-      </w:pPr>
-      <w:r>
-        <w:rPr>
-          <w:lang w:val="ar_AE" w:bidi="ar_AE"/>
-        </w:rPr>
-      </w:r>
-      <w:r>
-        <w:rPr>
           <w:b/>
           <w:lang w:val="ar_AE" w:bidi="ar_AE"/>
         </w:rPr>
@@ -9851,22 +8679,6 @@
       </w:r>
       <w:r>
         <w:rPr>
-          <w:lang w:val="ar_AE" w:bidi="ar_AE"/>
-        </w:rPr>
-        <w:t>גָּז֗וּל</w:t>
-      </w:r>
-    </w:p>
-    <w:p>
-      <w:pPr>
-        <w:bidi/>
-      </w:pPr>
-      <w:r>
-        <w:rPr>
-          <w:lang w:val="ar_AE" w:bidi="ar_AE"/>
-        </w:rPr>
-      </w:r>
-      <w:r>
-        <w:rPr>
           <w:b/>
           <w:lang w:val="ar_AE" w:bidi="ar_AE"/>
         </w:rPr>
@@ -9964,22 +8776,6 @@
       </w:r>
       <w:r>
         <w:rPr>
-          <w:lang w:val="ar_AE" w:bidi="ar_AE"/>
-        </w:rPr>
-        <w:t>גָּז֗וּל</w:t>
-      </w:r>
-    </w:p>
-    <w:p>
-      <w:pPr>
-        <w:bidi/>
-      </w:pPr>
-      <w:r>
-        <w:rPr>
-          <w:lang w:val="ar_AE" w:bidi="ar_AE"/>
-        </w:rPr>
-      </w:r>
-      <w:r>
-        <w:rPr>
           <w:b/>
           <w:lang w:val="ar_AE" w:bidi="ar_AE"/>
         </w:rPr>
@@ -10072,22 +8868,6 @@
       </w:r>
       <w:r>
         <w:rPr>
-          <w:lang w:val="ar_AE" w:bidi="ar_AE"/>
-        </w:rPr>
-        <w:t>הַ⁠אֶרְצֶ֥ה אוֹתָ֛⁠הּ מִ⁠יֶּדְ⁠כֶ֖ם</w:t>
-      </w:r>
-    </w:p>
-    <w:p>
-      <w:pPr>
-        <w:bidi/>
-      </w:pPr>
-      <w:r>
-        <w:rPr>
-          <w:lang w:val="ar_AE" w:bidi="ar_AE"/>
-        </w:rPr>
-      </w:r>
-      <w:r>
-        <w:rPr>
           <w:b/>
           <w:lang w:val="ar_AE" w:bidi="ar_AE"/>
         </w:rPr>
@@ -10194,22 +8974,6 @@
       </w:r>
       <w:r>
         <w:rPr>
-          <w:lang w:val="ar_AE" w:bidi="ar_AE"/>
-        </w:rPr>
-        <w:t>וְ⁠אָר֣וּר נוֹכֵ֗ל וְ⁠יֵ֤שׁ בְּ⁠עֶדְר⁠וֹ֙ זָכָ֔ר וְ⁠נֹדֵ֛ר וְ⁠זֹבֵ֥חַ מָשְׁחָ֖ת לַֽ⁠אדֹנָ֑⁠י</w:t>
-      </w:r>
-    </w:p>
-    <w:p>
-      <w:pPr>
-        <w:bidi/>
-      </w:pPr>
-      <w:r>
-        <w:rPr>
-          <w:lang w:val="ar_AE" w:bidi="ar_AE"/>
-        </w:rPr>
-      </w:r>
-      <w:r>
-        <w:rPr>
           <w:b/>
           <w:lang w:val="ar_AE" w:bidi="ar_AE"/>
         </w:rPr>
@@ -10316,22 +9080,6 @@
       </w:r>
       <w:r>
         <w:rPr>
-          <w:lang w:val="ar_AE" w:bidi="ar_AE"/>
-        </w:rPr>
-        <w:t>וְ⁠אָר֣וּר</w:t>
-      </w:r>
-    </w:p>
-    <w:p>
-      <w:pPr>
-        <w:bidi/>
-      </w:pPr>
-      <w:r>
-        <w:rPr>
-          <w:lang w:val="ar_AE" w:bidi="ar_AE"/>
-        </w:rPr>
-      </w:r>
-      <w:r>
-        <w:rPr>
           <w:b/>
           <w:lang w:val="ar_AE" w:bidi="ar_AE"/>
         </w:rPr>
@@ -10438,22 +9186,6 @@
       </w:r>
       <w:r>
         <w:rPr>
-          <w:lang w:val="ar_AE" w:bidi="ar_AE"/>
-        </w:rPr>
-        <w:t>וְ⁠יֵ֤שׁ בְּ⁠עֶדְר⁠וֹ֙ זָכָ֔ר</w:t>
-      </w:r>
-    </w:p>
-    <w:p>
-      <w:pPr>
-        <w:bidi/>
-      </w:pPr>
-      <w:r>
-        <w:rPr>
-          <w:lang w:val="ar_AE" w:bidi="ar_AE"/>
-        </w:rPr>
-      </w:r>
-      <w:r>
-        <w:rPr>
           <w:b/>
           <w:lang w:val="ar_AE" w:bidi="ar_AE"/>
         </w:rPr>
@@ -10560,22 +9292,6 @@
       </w:r>
       <w:r>
         <w:rPr>
-          <w:lang w:val="ar_AE" w:bidi="ar_AE"/>
-        </w:rPr>
-        <w:t>מָשְׁחָ֖ת</w:t>
-      </w:r>
-    </w:p>
-    <w:p>
-      <w:pPr>
-        <w:bidi/>
-      </w:pPr>
-      <w:r>
-        <w:rPr>
-          <w:lang w:val="ar_AE" w:bidi="ar_AE"/>
-        </w:rPr>
-      </w:r>
-      <w:r>
-        <w:rPr>
           <w:b/>
           <w:lang w:val="ar_AE" w:bidi="ar_AE"/>
         </w:rPr>
@@ -10695,22 +9411,6 @@
       </w:r>
       <w:r>
         <w:rPr>
-          <w:lang w:val="ar_AE" w:bidi="ar_AE"/>
-        </w:rPr>
-        <w:t>לַֽ⁠אדֹנָ֑⁠י &amp; אָמַר֙ יְהוָ֣ה צְבָא֔וֹת</w:t>
-      </w:r>
-    </w:p>
-    <w:p>
-      <w:pPr>
-        <w:bidi/>
-      </w:pPr>
-      <w:r>
-        <w:rPr>
-          <w:lang w:val="ar_AE" w:bidi="ar_AE"/>
-        </w:rPr>
-      </w:r>
-      <w:r>
-        <w:rPr>
           <w:b/>
           <w:lang w:val="ar_AE" w:bidi="ar_AE"/>
         </w:rPr>
@@ -10843,22 +9543,6 @@
       </w:r>
       <w:r>
         <w:rPr>
-          <w:lang w:val="ar_AE" w:bidi="ar_AE"/>
-        </w:rPr>
-        <w:t>וּ⁠שְׁמִ֖⁠י נוֹרָ֥א בַ⁠גּוֹיִֽם</w:t>
-      </w:r>
-    </w:p>
-    <w:p>
-      <w:pPr>
-        <w:bidi/>
-      </w:pPr>
-      <w:r>
-        <w:rPr>
-          <w:lang w:val="ar_AE" w:bidi="ar_AE"/>
-        </w:rPr>
-      </w:r>
-      <w:r>
-        <w:rPr>
           <w:b/>
           <w:lang w:val="ar_AE" w:bidi="ar_AE"/>
         </w:rPr>
@@ -11066,7 +9750,7 @@
         </w:rPr>
         <w:t xml:space="preserve">هنا يبدو أن الرب يشير ضمنيًا إلى ما قاله في </w:t>
       </w:r>
-      <w:hyperlink r:id="rId20">
+      <w:hyperlink r:id="rId18">
         <w:r>
           <w:rPr>
             <w:lang w:val="ar_AE" w:bidi="ar_AE"/>
@@ -11174,7 +9858,7 @@
         </w:rPr>
         <w:t xml:space="preserve"> أيضًا أن هذا كان عهدًا دائمًا لن ينتهي. تشير الملاحظات على </w:t>
       </w:r>
-      <w:hyperlink r:id="rId21">
+      <w:hyperlink r:id="rId19">
         <w:r>
           <w:rPr>
             <w:lang w:val="ar_AE" w:bidi="ar_AE"/>
@@ -11477,7 +10161,7 @@
         </w:rPr>
         <w:t xml:space="preserve">لاحظ كيف ترجمت نفس التعبير في </w:t>
       </w:r>
-      <w:hyperlink r:id="rId22">
+      <w:hyperlink r:id="rId20">
         <w:r>
           <w:rPr>
             <w:lang w:val="ar_AE" w:bidi="ar_AE"/>
@@ -11566,22 +10250,6 @@
       </w:r>
       <w:r>
         <w:rPr>
-          <w:lang w:val="ar_AE" w:bidi="ar_AE"/>
-        </w:rPr>
-        <w:t>לֹ֣א תִשְׁמְע֡וּ</w:t>
-      </w:r>
-    </w:p>
-    <w:p>
-      <w:pPr>
-        <w:bidi/>
-      </w:pPr>
-      <w:r>
-        <w:rPr>
-          <w:lang w:val="ar_AE" w:bidi="ar_AE"/>
-        </w:rPr>
-      </w:r>
-      <w:r>
-        <w:rPr>
           <w:b/>
           <w:lang w:val="ar_AE" w:bidi="ar_AE"/>
         </w:rPr>
@@ -11701,22 +10369,6 @@
       </w:r>
       <w:r>
         <w:rPr>
-          <w:lang w:val="ar_AE" w:bidi="ar_AE"/>
-        </w:rPr>
-        <w:t>לֹא֩ תָשִׂ֨ימוּ עַל־לֵ֜ב &amp; אֵינְ⁠כֶ֖ם שָׂמִ֥ים עַל־לֵֽב</w:t>
-      </w:r>
-    </w:p>
-    <w:p>
-      <w:pPr>
-        <w:bidi/>
-      </w:pPr>
-      <w:r>
-        <w:rPr>
-          <w:lang w:val="ar_AE" w:bidi="ar_AE"/>
-        </w:rPr>
-      </w:r>
-      <w:r>
-        <w:rPr>
           <w:b/>
           <w:lang w:val="ar_AE" w:bidi="ar_AE"/>
         </w:rPr>
@@ -11837,22 +10489,6 @@
       </w:r>
       <w:r>
         <w:rPr>
-          <w:lang w:val="ar_AE" w:bidi="ar_AE"/>
-        </w:rPr>
-        <w:t>לָ⁠תֵ֧ת כָּב֣וֹד לִ⁠שְׁמִ֗⁠י</w:t>
-      </w:r>
-    </w:p>
-    <w:p>
-      <w:pPr>
-        <w:bidi/>
-      </w:pPr>
-      <w:r>
-        <w:rPr>
-          <w:lang w:val="ar_AE" w:bidi="ar_AE"/>
-        </w:rPr>
-      </w:r>
-      <w:r>
-        <w:rPr>
           <w:b/>
           <w:lang w:val="ar_AE" w:bidi="ar_AE"/>
         </w:rPr>
@@ -11972,22 +10608,6 @@
       </w:r>
       <w:r>
         <w:rPr>
-          <w:lang w:val="ar_AE" w:bidi="ar_AE"/>
-        </w:rPr>
-        <w:t>לִ⁠שְׁמִ֗⁠י</w:t>
-      </w:r>
-    </w:p>
-    <w:p>
-      <w:pPr>
-        <w:bidi/>
-      </w:pPr>
-      <w:r>
-        <w:rPr>
-          <w:lang w:val="ar_AE" w:bidi="ar_AE"/>
-        </w:rPr>
-      </w:r>
-      <w:r>
-        <w:rPr>
           <w:b/>
           <w:lang w:val="ar_AE" w:bidi="ar_AE"/>
         </w:rPr>
@@ -12107,22 +10727,6 @@
       </w:r>
       <w:r>
         <w:rPr>
-          <w:lang w:val="ar_AE" w:bidi="ar_AE"/>
-        </w:rPr>
-        <w:t>וְ⁠שִׁלַּחְתִּ֤י בָ⁠כֶם֙ אֶת־הַ⁠מְּאֵרָ֔ה</w:t>
-      </w:r>
-    </w:p>
-    <w:p>
-      <w:pPr>
-        <w:bidi/>
-      </w:pPr>
-      <w:r>
-        <w:rPr>
-          <w:lang w:val="ar_AE" w:bidi="ar_AE"/>
-        </w:rPr>
-      </w:r>
-      <w:r>
-        <w:rPr>
           <w:b/>
           <w:lang w:val="ar_AE" w:bidi="ar_AE"/>
         </w:rPr>
@@ -12255,22 +10859,6 @@
       </w:r>
       <w:r>
         <w:rPr>
-          <w:lang w:val="ar_AE" w:bidi="ar_AE"/>
-        </w:rPr>
-        <w:t>וְ⁠אָרוֹתִ֖י אֶת־בִּרְכֽוֹתֵי⁠כֶ֑ם</w:t>
-      </w:r>
-    </w:p>
-    <w:p>
-      <w:pPr>
-        <w:bidi/>
-      </w:pPr>
-      <w:r>
-        <w:rPr>
-          <w:lang w:val="ar_AE" w:bidi="ar_AE"/>
-        </w:rPr>
-      </w:r>
-      <w:r>
-        <w:rPr>
           <w:b/>
           <w:lang w:val="ar_AE" w:bidi="ar_AE"/>
         </w:rPr>
@@ -12376,22 +10964,6 @@
       </w:r>
       <w:r>
         <w:rPr>
-          <w:lang w:val="ar_AE" w:bidi="ar_AE"/>
-        </w:rPr>
-        <w:t>אָרוֹתִ֔י⁠הָ</w:t>
-      </w:r>
-    </w:p>
-    <w:p>
-      <w:pPr>
-        <w:bidi/>
-      </w:pPr>
-      <w:r>
-        <w:rPr>
-          <w:lang w:val="ar_AE" w:bidi="ar_AE"/>
-        </w:rPr>
-      </w:r>
-      <w:r>
-        <w:rPr>
           <w:b/>
           <w:lang w:val="ar_AE" w:bidi="ar_AE"/>
         </w:rPr>
@@ -12524,22 +11096,6 @@
       </w:r>
       <w:r>
         <w:rPr>
-          <w:lang w:val="ar_AE" w:bidi="ar_AE"/>
-        </w:rPr>
-        <w:t>הִנְ⁠נִ֨י גֹעֵ֤ר</w:t>
-      </w:r>
-    </w:p>
-    <w:p>
-      <w:pPr>
-        <w:bidi/>
-      </w:pPr>
-      <w:r>
-        <w:rPr>
-          <w:lang w:val="ar_AE" w:bidi="ar_AE"/>
-        </w:rPr>
-      </w:r>
-      <w:r>
-        <w:rPr>
           <w:b/>
           <w:lang w:val="ar_AE" w:bidi="ar_AE"/>
         </w:rPr>
@@ -12659,22 +11215,6 @@
       </w:r>
       <w:r>
         <w:rPr>
-          <w:lang w:val="ar_AE" w:bidi="ar_AE"/>
-        </w:rPr>
-        <w:t>גֹעֵ֤ר לָ⁠כֶם֙ אֶת־הַ⁠זֶּ֔רַע</w:t>
-      </w:r>
-    </w:p>
-    <w:p>
-      <w:pPr>
-        <w:bidi/>
-      </w:pPr>
-      <w:r>
-        <w:rPr>
-          <w:lang w:val="ar_AE" w:bidi="ar_AE"/>
-        </w:rPr>
-      </w:r>
-      <w:r>
-        <w:rPr>
           <w:b/>
           <w:lang w:val="ar_AE" w:bidi="ar_AE"/>
         </w:rPr>
@@ -12794,22 +11334,6 @@
       </w:r>
       <w:r>
         <w:rPr>
-          <w:lang w:val="ar_AE" w:bidi="ar_AE"/>
-        </w:rPr>
-        <w:t>וְ⁠זֵרִ֤יתִי פֶ֨רֶשׁ֙ עַל־פְּנֵי⁠כֶ֔ם</w:t>
-      </w:r>
-    </w:p>
-    <w:p>
-      <w:pPr>
-        <w:bidi/>
-      </w:pPr>
-      <w:r>
-        <w:rPr>
-          <w:lang w:val="ar_AE" w:bidi="ar_AE"/>
-        </w:rPr>
-      </w:r>
-      <w:r>
-        <w:rPr>
           <w:b/>
           <w:lang w:val="ar_AE" w:bidi="ar_AE"/>
         </w:rPr>
@@ -12929,22 +11453,6 @@
       </w:r>
       <w:r>
         <w:rPr>
-          <w:lang w:val="ar_AE" w:bidi="ar_AE"/>
-        </w:rPr>
-        <w:t>פֶּ֖רֶשׁ חַגֵּי⁠כֶ֑ם</w:t>
-      </w:r>
-    </w:p>
-    <w:p>
-      <w:pPr>
-        <w:bidi/>
-      </w:pPr>
-      <w:r>
-        <w:rPr>
-          <w:lang w:val="ar_AE" w:bidi="ar_AE"/>
-        </w:rPr>
-      </w:r>
-      <w:r>
-        <w:rPr>
           <w:b/>
           <w:lang w:val="ar_AE" w:bidi="ar_AE"/>
         </w:rPr>
@@ -13064,22 +11572,6 @@
       </w:r>
       <w:r>
         <w:rPr>
-          <w:lang w:val="ar_AE" w:bidi="ar_AE"/>
-        </w:rPr>
-        <w:t>וְ⁠נָשָׂ֥א אֶתְ⁠כֶ֖ם אֵלָֽי⁠ו</w:t>
-      </w:r>
-    </w:p>
-    <w:p>
-      <w:pPr>
-        <w:bidi/>
-      </w:pPr>
-      <w:r>
-        <w:rPr>
-          <w:lang w:val="ar_AE" w:bidi="ar_AE"/>
-        </w:rPr>
-      </w:r>
-      <w:r>
-        <w:rPr>
           <w:b/>
           <w:lang w:val="ar_AE" w:bidi="ar_AE"/>
         </w:rPr>
@@ -13186,22 +11678,6 @@
       </w:r>
       <w:r>
         <w:rPr>
-          <w:lang w:val="ar_AE" w:bidi="ar_AE"/>
-        </w:rPr>
-        <w:t>שִׁלַּ֣חְתִּי אֲלֵי⁠כֶ֔ם אֵ֖ת הַ⁠מִּצְוָ֣ה הַ⁠זֹּ֑את</w:t>
-      </w:r>
-    </w:p>
-    <w:p>
-      <w:pPr>
-        <w:bidi/>
-      </w:pPr>
-      <w:r>
-        <w:rPr>
-          <w:lang w:val="ar_AE" w:bidi="ar_AE"/>
-        </w:rPr>
-      </w:r>
-      <w:r>
-        <w:rPr>
           <w:b/>
           <w:lang w:val="ar_AE" w:bidi="ar_AE"/>
         </w:rPr>
@@ -13334,22 +11810,6 @@
       </w:r>
       <w:r>
         <w:rPr>
-          <w:lang w:val="ar_AE" w:bidi="ar_AE"/>
-        </w:rPr>
-        <w:t>לִֽ⁠הְי֤וֹת בְּרִיתִ⁠י֙ אֶת־לֵוִ֔י</w:t>
-      </w:r>
-    </w:p>
-    <w:p>
-      <w:pPr>
-        <w:bidi/>
-      </w:pPr>
-      <w:r>
-        <w:rPr>
-          <w:lang w:val="ar_AE" w:bidi="ar_AE"/>
-        </w:rPr>
-      </w:r>
-      <w:r>
-        <w:rPr>
           <w:b/>
           <w:lang w:val="ar_AE" w:bidi="ar_AE"/>
         </w:rPr>
@@ -13411,7 +11871,7 @@
         </w:rPr>
         <w:t xml:space="preserve">. ويقول في </w:t>
       </w:r>
-      <w:hyperlink r:id="rId23">
+      <w:hyperlink r:id="rId21">
         <w:r>
           <w:rPr>
             <w:lang w:val="ar_AE" w:bidi="ar_AE"/>
@@ -13500,22 +11960,6 @@
       </w:r>
       <w:r>
         <w:rPr>
-          <w:lang w:val="ar_AE" w:bidi="ar_AE"/>
-        </w:rPr>
-        <w:t>לֵוִ֔י</w:t>
-      </w:r>
-    </w:p>
-    <w:p>
-      <w:pPr>
-        <w:bidi/>
-      </w:pPr>
-      <w:r>
-        <w:rPr>
-          <w:lang w:val="ar_AE" w:bidi="ar_AE"/>
-        </w:rPr>
-      </w:r>
-      <w:r>
-        <w:rPr>
           <w:b/>
           <w:lang w:val="ar_AE" w:bidi="ar_AE"/>
         </w:rPr>
@@ -13635,22 +12079,6 @@
       </w:r>
       <w:r>
         <w:rPr>
-          <w:lang w:val="ar_AE" w:bidi="ar_AE"/>
-        </w:rPr>
-        <w:t>בְּרִיתִ֣⁠י ׀ הָיְתָ֣ה אִתּ֗⁠וֹ הַֽ⁠חַיִּים֙ וְ⁠הַ֨⁠שָּׁל֔וֹם</w:t>
-      </w:r>
-    </w:p>
-    <w:p>
-      <w:pPr>
-        <w:bidi/>
-      </w:pPr>
-      <w:r>
-        <w:rPr>
-          <w:lang w:val="ar_AE" w:bidi="ar_AE"/>
-        </w:rPr>
-      </w:r>
-      <w:r>
-        <w:rPr>
           <w:b/>
           <w:lang w:val="ar_AE" w:bidi="ar_AE"/>
         </w:rPr>
@@ -13783,22 +12211,6 @@
       </w:r>
       <w:r>
         <w:rPr>
-          <w:lang w:val="ar_AE" w:bidi="ar_AE"/>
-        </w:rPr>
-        <w:t>הָיְתָ֣ה אִתּ֗⁠וֹ &amp; ל֥⁠וֹ &amp; וַ⁠יִּֽירָאֵ֑⁠נִי &amp; נִחַ֥ת הֽוּא</w:t>
-      </w:r>
-    </w:p>
-    <w:p>
-      <w:pPr>
-        <w:bidi/>
-      </w:pPr>
-      <w:r>
-        <w:rPr>
-          <w:lang w:val="ar_AE" w:bidi="ar_AE"/>
-        </w:rPr>
-      </w:r>
-      <w:r>
-        <w:rPr>
           <w:b/>
           <w:lang w:val="ar_AE" w:bidi="ar_AE"/>
         </w:rPr>
@@ -13947,22 +12359,6 @@
       </w:r>
       <w:r>
         <w:rPr>
-          <w:lang w:val="ar_AE" w:bidi="ar_AE"/>
-        </w:rPr>
-        <w:t>וַ⁠יִּֽירָאֵ֑⁠נִי וּ⁠מִ⁠פְּנֵ֥י שְׁמִ֖⁠י נִחַ֥ת הֽוּא</w:t>
-      </w:r>
-    </w:p>
-    <w:p>
-      <w:pPr>
-        <w:bidi/>
-      </w:pPr>
-      <w:r>
-        <w:rPr>
-          <w:lang w:val="ar_AE" w:bidi="ar_AE"/>
-        </w:rPr>
-      </w:r>
-      <w:r>
-        <w:rPr>
           <w:b/>
           <w:lang w:val="ar_AE" w:bidi="ar_AE"/>
         </w:rPr>
@@ -14069,22 +12465,6 @@
       </w:r>
       <w:r>
         <w:rPr>
-          <w:lang w:val="ar_AE" w:bidi="ar_AE"/>
-        </w:rPr>
-        <w:t>שְׁמִ֖⁠י</w:t>
-      </w:r>
-    </w:p>
-    <w:p>
-      <w:pPr>
-        <w:bidi/>
-      </w:pPr>
-      <w:r>
-        <w:rPr>
-          <w:lang w:val="ar_AE" w:bidi="ar_AE"/>
-        </w:rPr>
-      </w:r>
-      <w:r>
-        <w:rPr>
           <w:b/>
           <w:lang w:val="ar_AE" w:bidi="ar_AE"/>
         </w:rPr>
@@ -14204,22 +12584,6 @@
       </w:r>
       <w:r>
         <w:rPr>
-          <w:lang w:val="ar_AE" w:bidi="ar_AE"/>
-        </w:rPr>
-        <w:t>בְּ⁠פִ֔י⁠הוּ &amp; בִ⁠שְׂפָתָ֑י⁠ו &amp; הָלַ֣ךְ &amp; הֵשִׁ֥יב</w:t>
-      </w:r>
-    </w:p>
-    <w:p>
-      <w:pPr>
-        <w:bidi/>
-      </w:pPr>
-      <w:r>
-        <w:rPr>
-          <w:lang w:val="ar_AE" w:bidi="ar_AE"/>
-        </w:rPr>
-      </w:r>
-      <w:r>
-        <w:rPr>
           <w:b/>
           <w:lang w:val="ar_AE" w:bidi="ar_AE"/>
         </w:rPr>
@@ -14368,22 +12732,6 @@
       </w:r>
       <w:r>
         <w:rPr>
-          <w:lang w:val="ar_AE" w:bidi="ar_AE"/>
-        </w:rPr>
-        <w:t>תּוֹרַ֤ת אֱמֶת֙ הָיְתָ֣ה בְּ⁠פִ֔י⁠הוּ</w:t>
-      </w:r>
-    </w:p>
-    <w:p>
-      <w:pPr>
-        <w:bidi/>
-      </w:pPr>
-      <w:r>
-        <w:rPr>
-          <w:lang w:val="ar_AE" w:bidi="ar_AE"/>
-        </w:rPr>
-      </w:r>
-      <w:r>
-        <w:rPr>
           <w:b/>
           <w:lang w:val="ar_AE" w:bidi="ar_AE"/>
         </w:rPr>
@@ -14503,22 +12851,6 @@
       </w:r>
       <w:r>
         <w:rPr>
-          <w:lang w:val="ar_AE" w:bidi="ar_AE"/>
-        </w:rPr>
-        <w:t>תּוֹרַ֤ת אֱמֶת֙ הָיְתָ֣ה בְּ⁠פִ֔י⁠הוּ</w:t>
-      </w:r>
-    </w:p>
-    <w:p>
-      <w:pPr>
-        <w:bidi/>
-      </w:pPr>
-      <w:r>
-        <w:rPr>
-          <w:lang w:val="ar_AE" w:bidi="ar_AE"/>
-        </w:rPr>
-      </w:r>
-      <w:r>
-        <w:rPr>
           <w:b/>
           <w:lang w:val="ar_AE" w:bidi="ar_AE"/>
         </w:rPr>
@@ -14624,22 +12956,6 @@
       </w:r>
       <w:r>
         <w:rPr>
-          <w:lang w:val="ar_AE" w:bidi="ar_AE"/>
-        </w:rPr>
-        <w:t>וְ⁠עַוְלָ֖ה לֹא־נִמְצָ֣א בִ⁠שְׂפָתָ֑י⁠ו</w:t>
-      </w:r>
-    </w:p>
-    <w:p>
-      <w:pPr>
-        <w:bidi/>
-      </w:pPr>
-      <w:r>
-        <w:rPr>
-          <w:lang w:val="ar_AE" w:bidi="ar_AE"/>
-        </w:rPr>
-      </w:r>
-      <w:r>
-        <w:rPr>
           <w:b/>
           <w:lang w:val="ar_AE" w:bidi="ar_AE"/>
         </w:rPr>
@@ -14759,22 +13075,6 @@
       </w:r>
       <w:r>
         <w:rPr>
-          <w:lang w:val="ar_AE" w:bidi="ar_AE"/>
-        </w:rPr>
-        <w:t>וְ⁠עַוְלָ֖ה לֹא־נִמְצָ֣א בִ⁠שְׂפָתָ֑י⁠ו</w:t>
-      </w:r>
-    </w:p>
-    <w:p>
-      <w:pPr>
-        <w:bidi/>
-      </w:pPr>
-      <w:r>
-        <w:rPr>
-          <w:lang w:val="ar_AE" w:bidi="ar_AE"/>
-        </w:rPr>
-      </w:r>
-      <w:r>
-        <w:rPr>
           <w:b/>
           <w:lang w:val="ar_AE" w:bidi="ar_AE"/>
         </w:rPr>
@@ -14880,22 +13180,6 @@
       </w:r>
       <w:r>
         <w:rPr>
-          <w:lang w:val="ar_AE" w:bidi="ar_AE"/>
-        </w:rPr>
-        <w:t>וְ⁠עַוְלָ֖ה לֹא־נִמְצָ֣א בִ⁠שְׂפָתָ֑י⁠ו</w:t>
-      </w:r>
-    </w:p>
-    <w:p>
-      <w:pPr>
-        <w:bidi/>
-      </w:pPr>
-      <w:r>
-        <w:rPr>
-          <w:lang w:val="ar_AE" w:bidi="ar_AE"/>
-        </w:rPr>
-      </w:r>
-      <w:r>
-        <w:rPr>
           <w:b/>
           <w:lang w:val="ar_AE" w:bidi="ar_AE"/>
         </w:rPr>
@@ -15001,22 +13285,6 @@
       </w:r>
       <w:r>
         <w:rPr>
-          <w:lang w:val="ar_AE" w:bidi="ar_AE"/>
-        </w:rPr>
-        <w:t>בְּ⁠שָׁל֤וֹם וּ⁠בְ⁠מִישׁוֹר֙</w:t>
-      </w:r>
-    </w:p>
-    <w:p>
-      <w:pPr>
-        <w:bidi/>
-      </w:pPr>
-      <w:r>
-        <w:rPr>
-          <w:lang w:val="ar_AE" w:bidi="ar_AE"/>
-        </w:rPr>
-      </w:r>
-      <w:r>
-        <w:rPr>
           <w:b/>
           <w:lang w:val="ar_AE" w:bidi="ar_AE"/>
         </w:rPr>
@@ -15149,22 +13417,6 @@
       </w:r>
       <w:r>
         <w:rPr>
-          <w:lang w:val="ar_AE" w:bidi="ar_AE"/>
-        </w:rPr>
-        <w:t>הָלַ֣ךְ אִתִּ֔⁠י</w:t>
-      </w:r>
-    </w:p>
-    <w:p>
-      <w:pPr>
-        <w:bidi/>
-      </w:pPr>
-      <w:r>
-        <w:rPr>
-          <w:lang w:val="ar_AE" w:bidi="ar_AE"/>
-        </w:rPr>
-      </w:r>
-      <w:r>
-        <w:rPr>
           <w:b/>
           <w:lang w:val="ar_AE" w:bidi="ar_AE"/>
         </w:rPr>
@@ -15284,22 +13536,6 @@
       </w:r>
       <w:r>
         <w:rPr>
-          <w:lang w:val="ar_AE" w:bidi="ar_AE"/>
-        </w:rPr>
-        <w:t>וְ⁠רַבִּ֖ים הֵשִׁ֥יב מֵ⁠עָוֺֽן</w:t>
-      </w:r>
-    </w:p>
-    <w:p>
-      <w:pPr>
-        <w:bidi/>
-      </w:pPr>
-      <w:r>
-        <w:rPr>
-          <w:lang w:val="ar_AE" w:bidi="ar_AE"/>
-        </w:rPr>
-      </w:r>
-      <w:r>
-        <w:rPr>
           <w:b/>
           <w:lang w:val="ar_AE" w:bidi="ar_AE"/>
         </w:rPr>
@@ -15432,22 +13668,6 @@
       </w:r>
       <w:r>
         <w:rPr>
-          <w:lang w:val="ar_AE" w:bidi="ar_AE"/>
-        </w:rPr>
-        <w:t>מֵ⁠עָוֺֽן</w:t>
-      </w:r>
-    </w:p>
-    <w:p>
-      <w:pPr>
-        <w:bidi/>
-      </w:pPr>
-      <w:r>
-        <w:rPr>
-          <w:lang w:val="ar_AE" w:bidi="ar_AE"/>
-        </w:rPr>
-      </w:r>
-      <w:r>
-        <w:rPr>
           <w:b/>
           <w:lang w:val="ar_AE" w:bidi="ar_AE"/>
         </w:rPr>
@@ -15560,22 +13780,6 @@
       </w:r>
       <w:r>
         <w:rPr>
-          <w:lang w:val="ar_AE" w:bidi="ar_AE"/>
-        </w:rPr>
-        <w:t>שִׂפְתֵ֤י כֹהֵן֙ יִשְׁמְרוּ־דַ֔עַת</w:t>
-      </w:r>
-    </w:p>
-    <w:p>
-      <w:pPr>
-        <w:bidi/>
-      </w:pPr>
-      <w:r>
-        <w:rPr>
-          <w:lang w:val="ar_AE" w:bidi="ar_AE"/>
-        </w:rPr>
-      </w:r>
-      <w:r>
-        <w:rPr>
           <w:b/>
           <w:lang w:val="ar_AE" w:bidi="ar_AE"/>
         </w:rPr>
@@ -15695,22 +13899,6 @@
       </w:r>
       <w:r>
         <w:rPr>
-          <w:lang w:val="ar_AE" w:bidi="ar_AE"/>
-        </w:rPr>
-        <w:t>יִשְׁמְרוּ־דַ֔עַת</w:t>
-      </w:r>
-    </w:p>
-    <w:p>
-      <w:pPr>
-        <w:bidi/>
-      </w:pPr>
-      <w:r>
-        <w:rPr>
-          <w:lang w:val="ar_AE" w:bidi="ar_AE"/>
-        </w:rPr>
-      </w:r>
-      <w:r>
-        <w:rPr>
           <w:b/>
           <w:lang w:val="ar_AE" w:bidi="ar_AE"/>
         </w:rPr>
@@ -15843,22 +14031,6 @@
       </w:r>
       <w:r>
         <w:rPr>
-          <w:lang w:val="ar_AE" w:bidi="ar_AE"/>
-        </w:rPr>
-        <w:t>יִשְׁמְרוּ־דַ֔עַת</w:t>
-      </w:r>
-    </w:p>
-    <w:p>
-      <w:pPr>
-        <w:bidi/>
-      </w:pPr>
-      <w:r>
-        <w:rPr>
-          <w:lang w:val="ar_AE" w:bidi="ar_AE"/>
-        </w:rPr>
-      </w:r>
-      <w:r>
-        <w:rPr>
           <w:b/>
           <w:lang w:val="ar_AE" w:bidi="ar_AE"/>
         </w:rPr>
@@ -15964,22 +14136,6 @@
       </w:r>
       <w:r>
         <w:rPr>
-          <w:lang w:val="ar_AE" w:bidi="ar_AE"/>
-        </w:rPr>
-        <w:t>יְבַקְשׁ֣וּ</w:t>
-      </w:r>
-    </w:p>
-    <w:p>
-      <w:pPr>
-        <w:bidi/>
-      </w:pPr>
-      <w:r>
-        <w:rPr>
-          <w:lang w:val="ar_AE" w:bidi="ar_AE"/>
-        </w:rPr>
-      </w:r>
-      <w:r>
-        <w:rPr>
           <w:b/>
           <w:lang w:val="ar_AE" w:bidi="ar_AE"/>
         </w:rPr>
@@ -16086,22 +14242,6 @@
       </w:r>
       <w:r>
         <w:rPr>
-          <w:lang w:val="ar_AE" w:bidi="ar_AE"/>
-        </w:rPr>
-        <w:t>וְ⁠תוֹרָ֖ה יְבַקְשׁ֣וּ</w:t>
-      </w:r>
-    </w:p>
-    <w:p>
-      <w:pPr>
-        <w:bidi/>
-      </w:pPr>
-      <w:r>
-        <w:rPr>
-          <w:lang w:val="ar_AE" w:bidi="ar_AE"/>
-        </w:rPr>
-      </w:r>
-      <w:r>
-        <w:rPr>
           <w:b/>
           <w:lang w:val="ar_AE" w:bidi="ar_AE"/>
         </w:rPr>
@@ -16221,22 +14361,6 @@
       </w:r>
       <w:r>
         <w:rPr>
-          <w:lang w:val="ar_AE" w:bidi="ar_AE"/>
-        </w:rPr>
-        <w:t>מִ⁠פִּ֑י⁠הוּ</w:t>
-      </w:r>
-    </w:p>
-    <w:p>
-      <w:pPr>
-        <w:bidi/>
-      </w:pPr>
-      <w:r>
-        <w:rPr>
-          <w:lang w:val="ar_AE" w:bidi="ar_AE"/>
-        </w:rPr>
-      </w:r>
-      <w:r>
-        <w:rPr>
           <w:b/>
           <w:lang w:val="ar_AE" w:bidi="ar_AE"/>
         </w:rPr>
@@ -16356,22 +14480,6 @@
       </w:r>
       <w:r>
         <w:rPr>
-          <w:lang w:val="ar_AE" w:bidi="ar_AE"/>
-        </w:rPr>
-        <w:t>מַלְאַ֥ךְ יְהוָֽה־צְבָא֖וֹת</w:t>
-      </w:r>
-    </w:p>
-    <w:p>
-      <w:pPr>
-        <w:bidi/>
-      </w:pPr>
-      <w:r>
-        <w:rPr>
-          <w:lang w:val="ar_AE" w:bidi="ar_AE"/>
-        </w:rPr>
-      </w:r>
-      <w:r>
-        <w:rPr>
           <w:b/>
           <w:lang w:val="ar_AE" w:bidi="ar_AE"/>
         </w:rPr>
@@ -16478,22 +14586,6 @@
       </w:r>
       <w:r>
         <w:rPr>
-          <w:lang w:val="ar_AE" w:bidi="ar_AE"/>
-        </w:rPr>
-        <w:t>וְ⁠אַתֶּם֙ סַרְתֶּ֣ם מִן־הַ⁠דֶּ֔רֶךְ</w:t>
-      </w:r>
-    </w:p>
-    <w:p>
-      <w:pPr>
-        <w:bidi/>
-      </w:pPr>
-      <w:r>
-        <w:rPr>
-          <w:lang w:val="ar_AE" w:bidi="ar_AE"/>
-        </w:rPr>
-      </w:r>
-      <w:r>
-        <w:rPr>
           <w:b/>
           <w:lang w:val="ar_AE" w:bidi="ar_AE"/>
         </w:rPr>
@@ -16529,7 +14621,7 @@
         </w:rPr>
         <w:t xml:space="preserve">انظر كيف ترجمت الصورة المشابهة في </w:t>
       </w:r>
-      <w:hyperlink r:id="rId24">
+      <w:hyperlink r:id="rId22">
         <w:r>
           <w:rPr>
             <w:lang w:val="ar_AE" w:bidi="ar_AE"/>
@@ -16618,22 +14710,6 @@
       </w:r>
       <w:r>
         <w:rPr>
-          <w:lang w:val="ar_AE" w:bidi="ar_AE"/>
-        </w:rPr>
-        <w:t>הִכְשַׁלְתֶּ֥ם רַבִּ֖ים</w:t>
-      </w:r>
-    </w:p>
-    <w:p>
-      <w:pPr>
-        <w:bidi/>
-      </w:pPr>
-      <w:r>
-        <w:rPr>
-          <w:lang w:val="ar_AE" w:bidi="ar_AE"/>
-        </w:rPr>
-      </w:r>
-      <w:r>
-        <w:rPr>
           <w:b/>
           <w:lang w:val="ar_AE" w:bidi="ar_AE"/>
         </w:rPr>
@@ -16753,22 +14829,6 @@
       </w:r>
       <w:r>
         <w:rPr>
-          <w:lang w:val="ar_AE" w:bidi="ar_AE"/>
-        </w:rPr>
-        <w:t>בַּ⁠תּוֹרָ֑ה</w:t>
-      </w:r>
-    </w:p>
-    <w:p>
-      <w:pPr>
-        <w:bidi/>
-      </w:pPr>
-      <w:r>
-        <w:rPr>
-          <w:lang w:val="ar_AE" w:bidi="ar_AE"/>
-        </w:rPr>
-      </w:r>
-      <w:r>
-        <w:rPr>
           <w:b/>
           <w:lang w:val="ar_AE" w:bidi="ar_AE"/>
         </w:rPr>
@@ -16888,22 +14948,6 @@
       </w:r>
       <w:r>
         <w:rPr>
-          <w:lang w:val="ar_AE" w:bidi="ar_AE"/>
-        </w:rPr>
-        <w:t>שִֽׁחַתֶּם֙</w:t>
-      </w:r>
-    </w:p>
-    <w:p>
-      <w:pPr>
-        <w:bidi/>
-      </w:pPr>
-      <w:r>
-        <w:rPr>
-          <w:lang w:val="ar_AE" w:bidi="ar_AE"/>
-        </w:rPr>
-      </w:r>
-      <w:r>
-        <w:rPr>
           <w:b/>
           <w:lang w:val="ar_AE" w:bidi="ar_AE"/>
         </w:rPr>
@@ -16965,7 +15009,7 @@
         </w:rPr>
         <w:t xml:space="preserve">هؤلاء الكهنة، أي أفسدوه فعليًا وجعلوه عديم الفائدة، مثل المحاصيل التي تأكلها الآفات والتي وُصفت بنفس المصطلح في </w:t>
       </w:r>
-      <w:hyperlink r:id="rId25">
+      <w:hyperlink r:id="rId23">
         <w:r>
           <w:rPr>
             <w:lang w:val="ar_AE" w:bidi="ar_AE"/>
@@ -17054,22 +15098,6 @@
       </w:r>
       <w:r>
         <w:rPr>
-          <w:lang w:val="ar_AE" w:bidi="ar_AE"/>
-        </w:rPr>
-        <w:t>הַ⁠לֵּוִ֔י</w:t>
-      </w:r>
-    </w:p>
-    <w:p>
-      <w:pPr>
-        <w:bidi/>
-      </w:pPr>
-      <w:r>
-        <w:rPr>
-          <w:lang w:val="ar_AE" w:bidi="ar_AE"/>
-        </w:rPr>
-      </w:r>
-      <w:r>
-        <w:rPr>
           <w:b/>
           <w:lang w:val="ar_AE" w:bidi="ar_AE"/>
         </w:rPr>
@@ -17105,7 +15133,7 @@
         </w:rPr>
         <w:t xml:space="preserve">انظر كيف ترجمت نفس التعبير في </w:t>
       </w:r>
-      <w:hyperlink r:id="rId26">
+      <w:hyperlink r:id="rId24">
         <w:r>
           <w:rPr>
             <w:lang w:val="ar_AE" w:bidi="ar_AE"/>
@@ -17194,22 +15222,6 @@
       </w:r>
       <w:r>
         <w:rPr>
-          <w:lang w:val="ar_AE" w:bidi="ar_AE"/>
-        </w:rPr>
-        <w:t>וְ⁠נֹשְׂאִ֥ים פָּנִ֖ים</w:t>
-      </w:r>
-    </w:p>
-    <w:p>
-      <w:pPr>
-        <w:bidi/>
-      </w:pPr>
-      <w:r>
-        <w:rPr>
-          <w:lang w:val="ar_AE" w:bidi="ar_AE"/>
-        </w:rPr>
-      </w:r>
-      <w:r>
-        <w:rPr>
           <w:b/>
           <w:lang w:val="ar_AE" w:bidi="ar_AE"/>
         </w:rPr>
@@ -17245,7 +15257,7 @@
         </w:rPr>
         <w:t xml:space="preserve">انظر كيف ترجمت التعبير المماثل في </w:t>
       </w:r>
-      <w:hyperlink r:id="rId17">
+      <w:hyperlink r:id="rId15">
         <w:r>
           <w:rPr>
             <w:lang w:val="ar_AE" w:bidi="ar_AE"/>
@@ -17334,22 +15346,6 @@
       </w:r>
       <w:r>
         <w:rPr>
-          <w:lang w:val="ar_AE" w:bidi="ar_AE"/>
-        </w:rPr>
-        <w:t>בַּ⁠תּוֹרָֽה</w:t>
-      </w:r>
-    </w:p>
-    <w:p>
-      <w:pPr>
-        <w:bidi/>
-      </w:pPr>
-      <w:r>
-        <w:rPr>
-          <w:lang w:val="ar_AE" w:bidi="ar_AE"/>
-        </w:rPr>
-      </w:r>
-      <w:r>
-        <w:rPr>
           <w:b/>
           <w:lang w:val="ar_AE" w:bidi="ar_AE"/>
         </w:rPr>
@@ -17469,22 +15465,6 @@
       </w:r>
       <w:r>
         <w:rPr>
-          <w:lang w:val="ar_AE" w:bidi="ar_AE"/>
-        </w:rPr>
-        <w:t>הֲ⁠ל֨וֹא אָ֤ב אֶחָד֙ לְ⁠כֻלָּ֔⁠נוּ הֲ⁠ל֛וֹא אֵ֥ל אֶֽחָ֖ד בְּרָאָ֑⁠נוּ</w:t>
-      </w:r>
-    </w:p>
-    <w:p>
-      <w:pPr>
-        <w:bidi/>
-      </w:pPr>
-      <w:r>
-        <w:rPr>
-          <w:lang w:val="ar_AE" w:bidi="ar_AE"/>
-        </w:rPr>
-      </w:r>
-      <w:r>
-        <w:rPr>
           <w:b/>
           <w:lang w:val="ar_AE" w:bidi="ar_AE"/>
         </w:rPr>
@@ -17591,22 +15571,6 @@
       </w:r>
       <w:r>
         <w:rPr>
-          <w:lang w:val="ar_AE" w:bidi="ar_AE"/>
-        </w:rPr>
-        <w:t>הֲ⁠ל֨וֹא אָ֤ב אֶחָד֙ לְ⁠כֻלָּ֔⁠נוּ הֲ⁠ל֛וֹא אֵ֥ל אֶֽחָ֖ד בְּרָאָ֑⁠נוּ</w:t>
-      </w:r>
-    </w:p>
-    <w:p>
-      <w:pPr>
-        <w:bidi/>
-      </w:pPr>
-      <w:r>
-        <w:rPr>
-          <w:lang w:val="ar_AE" w:bidi="ar_AE"/>
-        </w:rPr>
-      </w:r>
-      <w:r>
-        <w:rPr>
           <w:b/>
           <w:lang w:val="ar_AE" w:bidi="ar_AE"/>
         </w:rPr>
@@ -17699,22 +15663,6 @@
       </w:r>
       <w:r>
         <w:rPr>
-          <w:lang w:val="ar_AE" w:bidi="ar_AE"/>
-        </w:rPr>
-        <w:t>מַדּ֗וּעַ נִבְגַּד֙ אִ֣ישׁ בְּ⁠אָחִ֔י⁠ו לְ⁠חַלֵּ֖ל בְּרִ֥ית אֲבֹתֵֽי⁠נוּ</w:t>
-      </w:r>
-    </w:p>
-    <w:p>
-      <w:pPr>
-        <w:bidi/>
-      </w:pPr>
-      <w:r>
-        <w:rPr>
-          <w:lang w:val="ar_AE" w:bidi="ar_AE"/>
-        </w:rPr>
-      </w:r>
-      <w:r>
-        <w:rPr>
           <w:b/>
           <w:lang w:val="ar_AE" w:bidi="ar_AE"/>
         </w:rPr>
@@ -17821,22 +15769,6 @@
       </w:r>
       <w:r>
         <w:rPr>
-          <w:lang w:val="ar_AE" w:bidi="ar_AE"/>
-        </w:rPr>
-        <w:t>אִ֣ישׁ בְּ⁠אָחִ֔י⁠ו</w:t>
-      </w:r>
-    </w:p>
-    <w:p>
-      <w:pPr>
-        <w:bidi/>
-      </w:pPr>
-      <w:r>
-        <w:rPr>
-          <w:lang w:val="ar_AE" w:bidi="ar_AE"/>
-        </w:rPr>
-      </w:r>
-      <w:r>
-        <w:rPr>
           <w:b/>
           <w:lang w:val="ar_AE" w:bidi="ar_AE"/>
         </w:rPr>
@@ -17943,22 +15875,6 @@
       </w:r>
       <w:r>
         <w:rPr>
-          <w:lang w:val="ar_AE" w:bidi="ar_AE"/>
-        </w:rPr>
-        <w:t>אֲבֹתֵֽי⁠נוּ</w:t>
-      </w:r>
-    </w:p>
-    <w:p>
-      <w:pPr>
-        <w:bidi/>
-      </w:pPr>
-      <w:r>
-        <w:rPr>
-          <w:lang w:val="ar_AE" w:bidi="ar_AE"/>
-        </w:rPr>
-      </w:r>
-      <w:r>
-        <w:rPr>
           <w:b/>
           <w:lang w:val="ar_AE" w:bidi="ar_AE"/>
         </w:rPr>
@@ -18078,22 +15994,6 @@
       </w:r>
       <w:r>
         <w:rPr>
-          <w:lang w:val="ar_AE" w:bidi="ar_AE"/>
-        </w:rPr>
-        <w:t>בָּגְדָ֣ה יְהוּדָ֔ה וְ⁠תוֹעֵבָ֛ה נֶעֶשְׂתָ֥ה בְ⁠יִשְׂרָאֵ֖ל וּ⁠בִ⁠ירֽוּשָׁלִָ֑ם</w:t>
-      </w:r>
-    </w:p>
-    <w:p>
-      <w:pPr>
-        <w:bidi/>
-      </w:pPr>
-      <w:r>
-        <w:rPr>
-          <w:lang w:val="ar_AE" w:bidi="ar_AE"/>
-        </w:rPr>
-      </w:r>
-      <w:r>
-        <w:rPr>
           <w:b/>
           <w:lang w:val="ar_AE" w:bidi="ar_AE"/>
         </w:rPr>
@@ -18200,22 +16100,6 @@
       </w:r>
       <w:r>
         <w:rPr>
-          <w:lang w:val="ar_AE" w:bidi="ar_AE"/>
-        </w:rPr>
-        <w:t>בָּגְדָ֣ה יְהוּדָ֔ה &amp; חִלֵּ֣ל יְהוּדָ֗ה</w:t>
-      </w:r>
-    </w:p>
-    <w:p>
-      <w:pPr>
-        <w:bidi/>
-      </w:pPr>
-      <w:r>
-        <w:rPr>
-          <w:lang w:val="ar_AE" w:bidi="ar_AE"/>
-        </w:rPr>
-      </w:r>
-      <w:r>
-        <w:rPr>
           <w:b/>
           <w:lang w:val="ar_AE" w:bidi="ar_AE"/>
         </w:rPr>
@@ -18336,22 +16220,6 @@
       </w:r>
       <w:r>
         <w:rPr>
-          <w:lang w:val="ar_AE" w:bidi="ar_AE"/>
-        </w:rPr>
-        <w:t>וְ⁠תוֹעֵבָ֛ה נֶעֶשְׂתָ֥ה בְ⁠יִשְׂרָאֵ֖ל וּ⁠בִ⁠ירֽוּשָׁלִָ֑ם</w:t>
-      </w:r>
-    </w:p>
-    <w:p>
-      <w:pPr>
-        <w:bidi/>
-      </w:pPr>
-      <w:r>
-        <w:rPr>
-          <w:lang w:val="ar_AE" w:bidi="ar_AE"/>
-        </w:rPr>
-      </w:r>
-      <w:r>
-        <w:rPr>
           <w:b/>
           <w:lang w:val="ar_AE" w:bidi="ar_AE"/>
         </w:rPr>
@@ -18458,22 +16326,6 @@
       </w:r>
       <w:r>
         <w:rPr>
-          <w:lang w:val="ar_AE" w:bidi="ar_AE"/>
-        </w:rPr>
-        <w:t>וּ⁠בָעַ֖ל בַּת־אֵ֥ל נֵכָֽר</w:t>
-      </w:r>
-    </w:p>
-    <w:p>
-      <w:pPr>
-        <w:bidi/>
-      </w:pPr>
-      <w:r>
-        <w:rPr>
-          <w:lang w:val="ar_AE" w:bidi="ar_AE"/>
-        </w:rPr>
-      </w:r>
-      <w:r>
-        <w:rPr>
           <w:b/>
           <w:lang w:val="ar_AE" w:bidi="ar_AE"/>
         </w:rPr>
@@ -18592,22 +16444,6 @@
       </w:r>
       <w:r>
         <w:rPr>
-          <w:lang w:val="ar_AE" w:bidi="ar_AE"/>
-        </w:rPr>
-        <w:t>יַכְרֵ֨ת יְהוָ֜ה &amp; מֵ⁠אָהֳלֵ֖י יַֽעֲקֹ֑ב</w:t>
-      </w:r>
-    </w:p>
-    <w:p>
-      <w:pPr>
-        <w:bidi/>
-      </w:pPr>
-      <w:r>
-        <w:rPr>
-          <w:lang w:val="ar_AE" w:bidi="ar_AE"/>
-        </w:rPr>
-      </w:r>
-      <w:r>
-        <w:rPr>
           <w:b/>
           <w:lang w:val="ar_AE" w:bidi="ar_AE"/>
         </w:rPr>
@@ -18727,22 +16563,6 @@
       </w:r>
       <w:r>
         <w:rPr>
-          <w:lang w:val="ar_AE" w:bidi="ar_AE"/>
-        </w:rPr>
-        <w:t>יַכְרֵ֨ת יְהוָ֜ה</w:t>
-      </w:r>
-    </w:p>
-    <w:p>
-      <w:pPr>
-        <w:bidi/>
-      </w:pPr>
-      <w:r>
-        <w:rPr>
-          <w:lang w:val="ar_AE" w:bidi="ar_AE"/>
-        </w:rPr>
-      </w:r>
-      <w:r>
-        <w:rPr>
           <w:b/>
           <w:lang w:val="ar_AE" w:bidi="ar_AE"/>
         </w:rPr>
@@ -18862,22 +16682,6 @@
       </w:r>
       <w:r>
         <w:rPr>
-          <w:lang w:val="ar_AE" w:bidi="ar_AE"/>
-        </w:rPr>
-        <w:t>מֵ⁠אָהֳלֵ֖י יַֽעֲקֹ֑ב</w:t>
-      </w:r>
-    </w:p>
-    <w:p>
-      <w:pPr>
-        <w:bidi/>
-      </w:pPr>
-      <w:r>
-        <w:rPr>
-          <w:lang w:val="ar_AE" w:bidi="ar_AE"/>
-        </w:rPr>
-      </w:r>
-      <w:r>
-        <w:rPr>
           <w:b/>
           <w:lang w:val="ar_AE" w:bidi="ar_AE"/>
         </w:rPr>
@@ -18997,22 +16801,6 @@
       </w:r>
       <w:r>
         <w:rPr>
-          <w:lang w:val="ar_AE" w:bidi="ar_AE"/>
-        </w:rPr>
-        <w:t>לָ⁠אִ֨ישׁ</w:t>
-      </w:r>
-    </w:p>
-    <w:p>
-      <w:pPr>
-        <w:bidi/>
-      </w:pPr>
-      <w:r>
-        <w:rPr>
-          <w:lang w:val="ar_AE" w:bidi="ar_AE"/>
-        </w:rPr>
-      </w:r>
-      <w:r>
-        <w:rPr>
           <w:b/>
           <w:lang w:val="ar_AE" w:bidi="ar_AE"/>
         </w:rPr>
@@ -19132,22 +16920,6 @@
       </w:r>
       <w:r>
         <w:rPr>
-          <w:lang w:val="ar_AE" w:bidi="ar_AE"/>
-        </w:rPr>
-        <w:t>עֵ֣ר וְ⁠עֹנֶ֔ה</w:t>
-      </w:r>
-    </w:p>
-    <w:p>
-      <w:pPr>
-        <w:bidi/>
-      </w:pPr>
-      <w:r>
-        <w:rPr>
-          <w:lang w:val="ar_AE" w:bidi="ar_AE"/>
-        </w:rPr>
-      </w:r>
-      <w:r>
-        <w:rPr>
           <w:b/>
           <w:lang w:val="ar_AE" w:bidi="ar_AE"/>
         </w:rPr>
@@ -19280,22 +17052,6 @@
       </w:r>
       <w:r>
         <w:rPr>
-          <w:lang w:val="ar_AE" w:bidi="ar_AE"/>
-        </w:rPr>
-        <w:t>כַּסּ֤וֹת דִּמְעָה֙ אֶת־מִזְבַּ֣ח יְהוָ֔ה</w:t>
-      </w:r>
-    </w:p>
-    <w:p>
-      <w:pPr>
-        <w:bidi/>
-      </w:pPr>
-      <w:r>
-        <w:rPr>
-          <w:lang w:val="ar_AE" w:bidi="ar_AE"/>
-        </w:rPr>
-      </w:r>
-      <w:r>
-        <w:rPr>
           <w:b/>
           <w:lang w:val="ar_AE" w:bidi="ar_AE"/>
         </w:rPr>
@@ -19402,22 +17158,6 @@
       </w:r>
       <w:r>
         <w:rPr>
-          <w:lang w:val="ar_AE" w:bidi="ar_AE"/>
-        </w:rPr>
-        <w:t>פְּנוֹת֙ אֶל־הַ⁠מִּנְחָ֔ה וְ⁠לָ⁠קַ֥חַת רָצ֖וֹן מִ⁠יֶּדְ⁠כֶֽם</w:t>
-      </w:r>
-    </w:p>
-    <w:p>
-      <w:pPr>
-        <w:bidi/>
-      </w:pPr>
-      <w:r>
-        <w:rPr>
-          <w:lang w:val="ar_AE" w:bidi="ar_AE"/>
-        </w:rPr>
-      </w:r>
-      <w:r>
-        <w:rPr>
           <w:b/>
           <w:lang w:val="ar_AE" w:bidi="ar_AE"/>
         </w:rPr>
@@ -19524,22 +17264,6 @@
       </w:r>
       <w:r>
         <w:rPr>
-          <w:lang w:val="ar_AE" w:bidi="ar_AE"/>
-        </w:rPr>
-        <w:t>פְּנוֹת֙ אֶל־הַ⁠מִּנְחָ֔ה</w:t>
-      </w:r>
-    </w:p>
-    <w:p>
-      <w:pPr>
-        <w:bidi/>
-      </w:pPr>
-      <w:r>
-        <w:rPr>
-          <w:lang w:val="ar_AE" w:bidi="ar_AE"/>
-        </w:rPr>
-      </w:r>
-      <w:r>
-        <w:rPr>
           <w:b/>
           <w:lang w:val="ar_AE" w:bidi="ar_AE"/>
         </w:rPr>
@@ -19659,22 +17383,6 @@
       </w:r>
       <w:r>
         <w:rPr>
-          <w:lang w:val="ar_AE" w:bidi="ar_AE"/>
-        </w:rPr>
-        <w:t>מִ⁠יֶּדְ⁠כֶֽם</w:t>
-      </w:r>
-    </w:p>
-    <w:p>
-      <w:pPr>
-        <w:bidi/>
-      </w:pPr>
-      <w:r>
-        <w:rPr>
-          <w:lang w:val="ar_AE" w:bidi="ar_AE"/>
-        </w:rPr>
-      </w:r>
-      <w:r>
-        <w:rPr>
           <w:b/>
           <w:lang w:val="ar_AE" w:bidi="ar_AE"/>
         </w:rPr>
@@ -19794,22 +17502,6 @@
       </w:r>
       <w:r>
         <w:rPr>
-          <w:lang w:val="ar_AE" w:bidi="ar_AE"/>
-        </w:rPr>
-        <w:t>יְהוָה֩ הֵעִ֨יד בֵּינְ⁠ךָ֜ וּ⁠בֵ֣ין ׀ אֵ֣שֶׁת נְעוּרֶ֗י⁠ךָ</w:t>
-      </w:r>
-    </w:p>
-    <w:p>
-      <w:pPr>
-        <w:bidi/>
-      </w:pPr>
-      <w:r>
-        <w:rPr>
-          <w:lang w:val="ar_AE" w:bidi="ar_AE"/>
-        </w:rPr>
-      </w:r>
-      <w:r>
-        <w:rPr>
           <w:b/>
           <w:lang w:val="ar_AE" w:bidi="ar_AE"/>
         </w:rPr>
@@ -19916,22 +17608,6 @@
       </w:r>
       <w:r>
         <w:rPr>
-          <w:lang w:val="ar_AE" w:bidi="ar_AE"/>
-        </w:rPr>
-        <w:t>בֵּינְ⁠ךָ֜ &amp; נְעוּרֶ֗י⁠ךָ &amp; אַתָּה֙ בָּגַ֣דְתָּה &amp; חֲבֶרְתְּ⁠ךָ֖ &amp; בְּרִיתֶֽ⁠ךָ</w:t>
-      </w:r>
-    </w:p>
-    <w:p>
-      <w:pPr>
-        <w:bidi/>
-      </w:pPr>
-      <w:r>
-        <w:rPr>
-          <w:lang w:val="ar_AE" w:bidi="ar_AE"/>
-        </w:rPr>
-      </w:r>
-      <w:r>
-        <w:rPr>
           <w:b/>
           <w:lang w:val="ar_AE" w:bidi="ar_AE"/>
         </w:rPr>
@@ -20094,22 +17770,6 @@
       </w:r>
       <w:r>
         <w:rPr>
-          <w:lang w:val="ar_AE" w:bidi="ar_AE"/>
-        </w:rPr>
-        <w:t>אֵ֣שֶׁת נְעוּרֶ֗י⁠ךָ</w:t>
-      </w:r>
-    </w:p>
-    <w:p>
-      <w:pPr>
-        <w:bidi/>
-      </w:pPr>
-      <w:r>
-        <w:rPr>
-          <w:lang w:val="ar_AE" w:bidi="ar_AE"/>
-        </w:rPr>
-      </w:r>
-      <w:r>
-        <w:rPr>
           <w:b/>
           <w:lang w:val="ar_AE" w:bidi="ar_AE"/>
         </w:rPr>
@@ -20216,22 +17876,6 @@
       </w:r>
       <w:r>
         <w:rPr>
-          <w:lang w:val="ar_AE" w:bidi="ar_AE"/>
-        </w:rPr>
-        <w:t>וְ⁠לֹא־אֶחָ֣ד עָשָׂ֗ה וּ⁠שְׁאָ֥ר ר֨וּחַ֙ ל֔⁠וֹ</w:t>
-      </w:r>
-    </w:p>
-    <w:p>
-      <w:pPr>
-        <w:bidi/>
-      </w:pPr>
-      <w:r>
-        <w:rPr>
-          <w:lang w:val="ar_AE" w:bidi="ar_AE"/>
-        </w:rPr>
-      </w:r>
-      <w:r>
-        <w:rPr>
           <w:b/>
           <w:lang w:val="ar_AE" w:bidi="ar_AE"/>
         </w:rPr>
@@ -20338,22 +17982,6 @@
       </w:r>
       <w:r>
         <w:rPr>
-          <w:lang w:val="ar_AE" w:bidi="ar_AE"/>
-        </w:rPr>
-        <w:t>וּ⁠שְׁאָ֥ר ר֨וּחַ֙ ל֔⁠וֹ</w:t>
-      </w:r>
-    </w:p>
-    <w:p>
-      <w:pPr>
-        <w:bidi/>
-      </w:pPr>
-      <w:r>
-        <w:rPr>
-          <w:lang w:val="ar_AE" w:bidi="ar_AE"/>
-        </w:rPr>
-      </w:r>
-      <w:r>
-        <w:rPr>
           <w:b/>
           <w:lang w:val="ar_AE" w:bidi="ar_AE"/>
         </w:rPr>
@@ -20486,22 +18114,6 @@
       </w:r>
       <w:r>
         <w:rPr>
-          <w:lang w:val="ar_AE" w:bidi="ar_AE"/>
-        </w:rPr>
-        <w:t>וּ⁠מָה֙ הָֽ⁠אֶחָ֔ד מְבַקֵּ֖שׁ זֶ֣רַע אֱלֹהִ֑ים</w:t>
-      </w:r>
-    </w:p>
-    <w:p>
-      <w:pPr>
-        <w:bidi/>
-      </w:pPr>
-      <w:r>
-        <w:rPr>
-          <w:lang w:val="ar_AE" w:bidi="ar_AE"/>
-        </w:rPr>
-      </w:r>
-      <w:r>
-        <w:rPr>
           <w:b/>
           <w:lang w:val="ar_AE" w:bidi="ar_AE"/>
         </w:rPr>
@@ -20621,22 +18233,6 @@
       </w:r>
       <w:r>
         <w:rPr>
-          <w:lang w:val="ar_AE" w:bidi="ar_AE"/>
-        </w:rPr>
-        <w:t>זֶ֣רַע אֱלֹהִ֑ים</w:t>
-      </w:r>
-    </w:p>
-    <w:p>
-      <w:pPr>
-        <w:bidi/>
-      </w:pPr>
-      <w:r>
-        <w:rPr>
-          <w:lang w:val="ar_AE" w:bidi="ar_AE"/>
-        </w:rPr>
-      </w:r>
-      <w:r>
-        <w:rPr>
           <w:b/>
           <w:lang w:val="ar_AE" w:bidi="ar_AE"/>
         </w:rPr>
@@ -20743,22 +18339,6 @@
       </w:r>
       <w:r>
         <w:rPr>
-          <w:lang w:val="ar_AE" w:bidi="ar_AE"/>
-        </w:rPr>
-        <w:t>וְ⁠נִשְׁמַרְתֶּם֙ בְּ⁠ר֣וּחֲ⁠כֶ֔ם</w:t>
-      </w:r>
-    </w:p>
-    <w:p>
-      <w:pPr>
-        <w:bidi/>
-      </w:pPr>
-      <w:r>
-        <w:rPr>
-          <w:lang w:val="ar_AE" w:bidi="ar_AE"/>
-        </w:rPr>
-      </w:r>
-      <w:r>
-        <w:rPr>
           <w:b/>
           <w:lang w:val="ar_AE" w:bidi="ar_AE"/>
         </w:rPr>
@@ -20878,22 +18458,6 @@
       </w:r>
       <w:r>
         <w:rPr>
-          <w:lang w:val="ar_AE" w:bidi="ar_AE"/>
-        </w:rPr>
-        <w:t>וְ⁠כִסָּ֤ה חָמָס֙ עַל־לְבוּשׁ֔⁠וֹ</w:t>
-      </w:r>
-    </w:p>
-    <w:p>
-      <w:pPr>
-        <w:bidi/>
-      </w:pPr>
-      <w:r>
-        <w:rPr>
-          <w:lang w:val="ar_AE" w:bidi="ar_AE"/>
-        </w:rPr>
-      </w:r>
-      <w:r>
-        <w:rPr>
           <w:b/>
           <w:lang w:val="ar_AE" w:bidi="ar_AE"/>
         </w:rPr>
@@ -21013,22 +18577,6 @@
       </w:r>
       <w:r>
         <w:rPr>
-          <w:lang w:val="ar_AE" w:bidi="ar_AE"/>
-        </w:rPr>
-        <w:t>וְ⁠נִשְׁמַרְתֶּ֥ם בְּ⁠רוּחֲ⁠כֶ֖ם</w:t>
-      </w:r>
-    </w:p>
-    <w:p>
-      <w:pPr>
-        <w:bidi/>
-      </w:pPr>
-      <w:r>
-        <w:rPr>
-          <w:lang w:val="ar_AE" w:bidi="ar_AE"/>
-        </w:rPr>
-      </w:r>
-      <w:r>
-        <w:rPr>
           <w:b/>
           <w:lang w:val="ar_AE" w:bidi="ar_AE"/>
         </w:rPr>
@@ -21135,22 +18683,6 @@
       </w:r>
       <w:r>
         <w:rPr>
-          <w:lang w:val="ar_AE" w:bidi="ar_AE"/>
-        </w:rPr>
-        <w:t>בְּ⁠דִבְרֵי⁠כֶ֔ם</w:t>
-      </w:r>
-    </w:p>
-    <w:p>
-      <w:pPr>
-        <w:bidi/>
-      </w:pPr>
-      <w:r>
-        <w:rPr>
-          <w:lang w:val="ar_AE" w:bidi="ar_AE"/>
-        </w:rPr>
-      </w:r>
-      <w:r>
-        <w:rPr>
           <w:b/>
           <w:lang w:val="ar_AE" w:bidi="ar_AE"/>
         </w:rPr>
@@ -21270,22 +18802,6 @@
       </w:r>
       <w:r>
         <w:rPr>
-          <w:lang w:val="ar_AE" w:bidi="ar_AE"/>
-        </w:rPr>
-        <w:t>עֹ֨שֵׂה רָ֜ע</w:t>
-      </w:r>
-    </w:p>
-    <w:p>
-      <w:pPr>
-        <w:bidi/>
-      </w:pPr>
-      <w:r>
-        <w:rPr>
-          <w:lang w:val="ar_AE" w:bidi="ar_AE"/>
-        </w:rPr>
-      </w:r>
-      <w:r>
-        <w:rPr>
           <w:b/>
           <w:lang w:val="ar_AE" w:bidi="ar_AE"/>
         </w:rPr>
@@ -21405,22 +18921,6 @@
       </w:r>
       <w:r>
         <w:rPr>
-          <w:lang w:val="ar_AE" w:bidi="ar_AE"/>
-        </w:rPr>
-        <w:t>בְּ⁠עֵינֵ֣י יְהוָ֗ה</w:t>
-      </w:r>
-    </w:p>
-    <w:p>
-      <w:pPr>
-        <w:bidi/>
-      </w:pPr>
-      <w:r>
-        <w:rPr>
-          <w:lang w:val="ar_AE" w:bidi="ar_AE"/>
-        </w:rPr>
-      </w:r>
-      <w:r>
-        <w:rPr>
           <w:b/>
           <w:lang w:val="ar_AE" w:bidi="ar_AE"/>
         </w:rPr>
@@ -21540,22 +19040,6 @@
       </w:r>
       <w:r>
         <w:rPr>
-          <w:lang w:val="ar_AE" w:bidi="ar_AE"/>
-        </w:rPr>
-        <w:t>אַיֵּ֖ה אֱלֹהֵ֥י הַ⁠מִּשְׁפָּֽט</w:t>
-      </w:r>
-    </w:p>
-    <w:p>
-      <w:pPr>
-        <w:bidi/>
-      </w:pPr>
-      <w:r>
-        <w:rPr>
-          <w:lang w:val="ar_AE" w:bidi="ar_AE"/>
-        </w:rPr>
-      </w:r>
-      <w:r>
-        <w:rPr>
           <w:b/>
           <w:lang w:val="ar_AE" w:bidi="ar_AE"/>
         </w:rPr>
@@ -21675,22 +19159,6 @@
       </w:r>
       <w:r>
         <w:rPr>
-          <w:lang w:val="ar_AE" w:bidi="ar_AE"/>
-        </w:rPr>
-        <w:t>אַיֵּ֖ה אֱלֹהֵ֥י הַ⁠מִּשְׁפָּֽט</w:t>
-      </w:r>
-    </w:p>
-    <w:p>
-      <w:pPr>
-        <w:bidi/>
-      </w:pPr>
-      <w:r>
-        <w:rPr>
-          <w:lang w:val="ar_AE" w:bidi="ar_AE"/>
-        </w:rPr>
-      </w:r>
-      <w:r>
-        <w:rPr>
           <w:b/>
           <w:lang w:val="ar_AE" w:bidi="ar_AE"/>
         </w:rPr>
@@ -21896,22 +19364,6 @@
       </w:r>
       <w:r>
         <w:rPr>
-          <w:lang w:val="ar_AE" w:bidi="ar_AE"/>
-        </w:rPr>
-        <w:t>הִנְ⁠נִ֤י שֹׁלֵחַ֙</w:t>
-      </w:r>
-    </w:p>
-    <w:p>
-      <w:pPr>
-        <w:bidi/>
-      </w:pPr>
-      <w:r>
-        <w:rPr>
-          <w:lang w:val="ar_AE" w:bidi="ar_AE"/>
-        </w:rPr>
-      </w:r>
-      <w:r>
-        <w:rPr>
           <w:b/>
           <w:lang w:val="ar_AE" w:bidi="ar_AE"/>
         </w:rPr>
@@ -21960,7 +19412,7 @@
         </w:rPr>
         <w:t xml:space="preserve"> للإشارة إلى أنهم على وشك القيام بشيء ما. انظر كيف ترجمت التعبير المشابه في </w:t>
       </w:r>
-      <w:hyperlink r:id="rId27">
+      <w:hyperlink r:id="rId25">
         <w:r>
           <w:rPr>
             <w:lang w:val="ar_AE" w:bidi="ar_AE"/>
@@ -22049,22 +19501,6 @@
       </w:r>
       <w:r>
         <w:rPr>
-          <w:lang w:val="ar_AE" w:bidi="ar_AE"/>
-        </w:rPr>
-        <w:t>וּ⁠פִנָּה־דֶ֖רֶךְ לְ⁠פָנָ֑⁠י</w:t>
-      </w:r>
-    </w:p>
-    <w:p>
-      <w:pPr>
-        <w:bidi/>
-      </w:pPr>
-      <w:r>
-        <w:rPr>
-          <w:lang w:val="ar_AE" w:bidi="ar_AE"/>
-        </w:rPr>
-      </w:r>
-      <w:r>
-        <w:rPr>
           <w:b/>
           <w:lang w:val="ar_AE" w:bidi="ar_AE"/>
         </w:rPr>
@@ -22184,22 +19620,6 @@
       </w:r>
       <w:r>
         <w:rPr>
-          <w:lang w:val="ar_AE" w:bidi="ar_AE"/>
-        </w:rPr>
-        <w:t>וּ⁠פִנָּה־דֶ֖רֶךְ לְ⁠פָנָ֑⁠י</w:t>
-      </w:r>
-    </w:p>
-    <w:p>
-      <w:pPr>
-        <w:bidi/>
-      </w:pPr>
-      <w:r>
-        <w:rPr>
-          <w:lang w:val="ar_AE" w:bidi="ar_AE"/>
-        </w:rPr>
-      </w:r>
-      <w:r>
-        <w:rPr>
           <w:b/>
           <w:lang w:val="ar_AE" w:bidi="ar_AE"/>
         </w:rPr>
@@ -22305,22 +19725,6 @@
       </w:r>
       <w:r>
         <w:rPr>
-          <w:lang w:val="ar_AE" w:bidi="ar_AE"/>
-        </w:rPr>
-        <w:t>הִנֵּה</w:t>
-      </w:r>
-    </w:p>
-    <w:p>
-      <w:pPr>
-        <w:bidi/>
-      </w:pPr>
-      <w:r>
-        <w:rPr>
-          <w:lang w:val="ar_AE" w:bidi="ar_AE"/>
-        </w:rPr>
-      </w:r>
-      <w:r>
-        <w:rPr>
           <w:b/>
           <w:lang w:val="ar_AE" w:bidi="ar_AE"/>
         </w:rPr>
@@ -22356,7 +19760,7 @@
         </w:rPr>
         <w:t xml:space="preserve">يستخدم الربّ هذه الكلمة لجذب انتباه الناس. انظر كيف ترجمت استخدامًا مشابهًا لهذه الكلمة في </w:t>
       </w:r>
-      <w:hyperlink r:id="rId28">
+      <w:hyperlink r:id="rId26">
         <w:r>
           <w:rPr>
             <w:lang w:val="ar_AE" w:bidi="ar_AE"/>
@@ -22445,22 +19849,6 @@
       </w:r>
       <w:r>
         <w:rPr>
-          <w:lang w:val="ar_AE" w:bidi="ar_AE"/>
-        </w:rPr>
-        <w:t>וּ⁠מִ֤י מְכַלְכֵּל֙ אֶת־י֣וֹם בּוֹא֔⁠וֹ וּ⁠מִ֥י הָ⁠עֹמֵ֖ד בְּ⁠הֵרָֽאוֹת֑⁠וֹ כִּֽי־הוּא֙ כְּ⁠אֵ֣שׁ מְצָרֵ֔ף וּ⁠כְ⁠בֹרִ֖ית מְכַבְּסִֽים</w:t>
-      </w:r>
-    </w:p>
-    <w:p>
-      <w:pPr>
-        <w:bidi/>
-      </w:pPr>
-      <w:r>
-        <w:rPr>
-          <w:lang w:val="ar_AE" w:bidi="ar_AE"/>
-        </w:rPr>
-      </w:r>
-      <w:r>
-        <w:rPr>
           <w:b/>
           <w:lang w:val="ar_AE" w:bidi="ar_AE"/>
         </w:rPr>
@@ -22567,22 +19955,6 @@
       </w:r>
       <w:r>
         <w:rPr>
-          <w:lang w:val="ar_AE" w:bidi="ar_AE"/>
-        </w:rPr>
-        <w:t>וּ⁠מִ֤י מְכַלְכֵּל֙ אֶת־י֣וֹם בּוֹא֔⁠וֹ וּ⁠מִ֥י הָ⁠עֹמֵ֖ד בְּ⁠הֵרָֽאוֹת֑⁠וֹ</w:t>
-      </w:r>
-    </w:p>
-    <w:p>
-      <w:pPr>
-        <w:bidi/>
-      </w:pPr>
-      <w:r>
-        <w:rPr>
-          <w:lang w:val="ar_AE" w:bidi="ar_AE"/>
-        </w:rPr>
-      </w:r>
-      <w:r>
-        <w:rPr>
           <w:b/>
           <w:lang w:val="ar_AE" w:bidi="ar_AE"/>
         </w:rPr>
@@ -22689,22 +20061,6 @@
       </w:r>
       <w:r>
         <w:rPr>
-          <w:lang w:val="ar_AE" w:bidi="ar_AE"/>
-        </w:rPr>
-        <w:t>וּ⁠מִ֤י מְכַלְכֵּל֙ אֶת־י֣וֹם בּוֹא֔⁠וֹ וּ⁠מִ֥י הָ⁠עֹמֵ֖ד בְּ⁠הֵרָֽאוֹת֑⁠וֹ</w:t>
-      </w:r>
-    </w:p>
-    <w:p>
-      <w:pPr>
-        <w:bidi/>
-      </w:pPr>
-      <w:r>
-        <w:rPr>
-          <w:lang w:val="ar_AE" w:bidi="ar_AE"/>
-        </w:rPr>
-      </w:r>
-      <w:r>
-        <w:rPr>
           <w:b/>
           <w:lang w:val="ar_AE" w:bidi="ar_AE"/>
         </w:rPr>
@@ -22811,22 +20167,6 @@
       </w:r>
       <w:r>
         <w:rPr>
-          <w:lang w:val="ar_AE" w:bidi="ar_AE"/>
-        </w:rPr>
-        <w:t>הָ⁠עֹמֵ֖ד</w:t>
-      </w:r>
-    </w:p>
-    <w:p>
-      <w:pPr>
-        <w:bidi/>
-      </w:pPr>
-      <w:r>
-        <w:rPr>
-          <w:lang w:val="ar_AE" w:bidi="ar_AE"/>
-        </w:rPr>
-      </w:r>
-      <w:r>
-        <w:rPr>
           <w:b/>
           <w:lang w:val="ar_AE" w:bidi="ar_AE"/>
         </w:rPr>
@@ -22946,22 +20286,6 @@
       </w:r>
       <w:r>
         <w:rPr>
-          <w:lang w:val="ar_AE" w:bidi="ar_AE"/>
-        </w:rPr>
-        <w:t>הוּא֙ כְּ⁠אֵ֣שׁ מְצָרֵ֔ף וּ⁠כְ⁠בֹרִ֖ית מְכַבְּסִֽים</w:t>
-      </w:r>
-    </w:p>
-    <w:p>
-      <w:pPr>
-        <w:bidi/>
-      </w:pPr>
-      <w:r>
-        <w:rPr>
-          <w:lang w:val="ar_AE" w:bidi="ar_AE"/>
-        </w:rPr>
-      </w:r>
-      <w:r>
-        <w:rPr>
           <w:b/>
           <w:lang w:val="ar_AE" w:bidi="ar_AE"/>
         </w:rPr>
@@ -23068,22 +20392,6 @@
       </w:r>
       <w:r>
         <w:rPr>
-          <w:lang w:val="ar_AE" w:bidi="ar_AE"/>
-        </w:rPr>
-        <w:t>וְ⁠יָשַׁ֨ב מְצָרֵ֤ף וּ⁠מְטַהֵר֙ כֶּ֔סֶף</w:t>
-      </w:r>
-    </w:p>
-    <w:p>
-      <w:pPr>
-        <w:bidi/>
-      </w:pPr>
-      <w:r>
-        <w:rPr>
-          <w:lang w:val="ar_AE" w:bidi="ar_AE"/>
-        </w:rPr>
-      </w:r>
-      <w:r>
-        <w:rPr>
           <w:b/>
           <w:lang w:val="ar_AE" w:bidi="ar_AE"/>
         </w:rPr>
@@ -23203,22 +20511,6 @@
       </w:r>
       <w:r>
         <w:rPr>
-          <w:lang w:val="ar_AE" w:bidi="ar_AE"/>
-        </w:rPr>
-        <w:t>אֶת־בְּנֵֽי־לֵוִי֙</w:t>
-      </w:r>
-    </w:p>
-    <w:p>
-      <w:pPr>
-        <w:bidi/>
-      </w:pPr>
-      <w:r>
-        <w:rPr>
-          <w:lang w:val="ar_AE" w:bidi="ar_AE"/>
-        </w:rPr>
-      </w:r>
-      <w:r>
-        <w:rPr>
           <w:b/>
           <w:lang w:val="ar_AE" w:bidi="ar_AE"/>
         </w:rPr>
@@ -23351,22 +20643,6 @@
       </w:r>
       <w:r>
         <w:rPr>
-          <w:lang w:val="ar_AE" w:bidi="ar_AE"/>
-        </w:rPr>
-        <w:t>וְ⁠זִקַּ֣ק אֹתָ֔⁠ם כַּ⁠זָּהָ֖ב וְ⁠כַ⁠כָּ֑סֶף</w:t>
-      </w:r>
-    </w:p>
-    <w:p>
-      <w:pPr>
-        <w:bidi/>
-      </w:pPr>
-      <w:r>
-        <w:rPr>
-          <w:lang w:val="ar_AE" w:bidi="ar_AE"/>
-        </w:rPr>
-      </w:r>
-      <w:r>
-        <w:rPr>
           <w:b/>
           <w:lang w:val="ar_AE" w:bidi="ar_AE"/>
         </w:rPr>
@@ -23473,22 +20749,6 @@
       </w:r>
       <w:r>
         <w:rPr>
-          <w:lang w:val="ar_AE" w:bidi="ar_AE"/>
-        </w:rPr>
-        <w:t>מִנְחַ֥ת יְהוּדָ֖ה וִ⁠ירֽוּשָׁלִָ֑ם</w:t>
-      </w:r>
-    </w:p>
-    <w:p>
-      <w:pPr>
-        <w:bidi/>
-      </w:pPr>
-      <w:r>
-        <w:rPr>
-          <w:lang w:val="ar_AE" w:bidi="ar_AE"/>
-        </w:rPr>
-      </w:r>
-      <w:r>
-        <w:rPr>
           <w:b/>
           <w:lang w:val="ar_AE" w:bidi="ar_AE"/>
         </w:rPr>
@@ -23595,22 +20855,6 @@
       </w:r>
       <w:r>
         <w:rPr>
-          <w:lang w:val="ar_AE" w:bidi="ar_AE"/>
-        </w:rPr>
-        <w:t>כִּ⁠ימֵ֣י עוֹלָ֔ם וּ⁠כְ⁠שָׁנִ֖ים קַדְמֹנִיּֽוֹת</w:t>
-      </w:r>
-    </w:p>
-    <w:p>
-      <w:pPr>
-        <w:bidi/>
-      </w:pPr>
-      <w:r>
-        <w:rPr>
-          <w:lang w:val="ar_AE" w:bidi="ar_AE"/>
-        </w:rPr>
-      </w:r>
-      <w:r>
-        <w:rPr>
           <w:b/>
           <w:lang w:val="ar_AE" w:bidi="ar_AE"/>
         </w:rPr>
@@ -23717,22 +20961,6 @@
       </w:r>
       <w:r>
         <w:rPr>
-          <w:lang w:val="ar_AE" w:bidi="ar_AE"/>
-        </w:rPr>
-        <w:t>בַּֽ⁠מְכַשְּׁפִים֙ וּ⁠בַ⁠מְנָ֣אֲפִ֔ים וּ⁠בַ⁠נִּשְׁבָּעִ֖ים לַ⁠שָּׁ֑קֶר וּ⁠בְ⁠עֹשְׁקֵ֣י שְׂכַר־שָׂ֠כִיר אַלְמָנָ֨ה וְ⁠יָת֤וֹם וּ⁠מַטֵּי־גֵר֙ וְ⁠לֹ֣א יְרֵא֔וּ⁠נִי</w:t>
-      </w:r>
-    </w:p>
-    <w:p>
-      <w:pPr>
-        <w:bidi/>
-      </w:pPr>
-      <w:r>
-        <w:rPr>
-          <w:lang w:val="ar_AE" w:bidi="ar_AE"/>
-        </w:rPr>
-      </w:r>
-      <w:r>
-        <w:rPr>
           <w:b/>
           <w:lang w:val="ar_AE" w:bidi="ar_AE"/>
         </w:rPr>
@@ -23825,22 +21053,6 @@
       </w:r>
       <w:r>
         <w:rPr>
-          <w:lang w:val="ar_AE" w:bidi="ar_AE"/>
-        </w:rPr>
-        <w:t>לַ⁠מִּשְׁפָּט֒</w:t>
-      </w:r>
-    </w:p>
-    <w:p>
-      <w:pPr>
-        <w:bidi/>
-      </w:pPr>
-      <w:r>
-        <w:rPr>
-          <w:lang w:val="ar_AE" w:bidi="ar_AE"/>
-        </w:rPr>
-      </w:r>
-      <w:r>
-        <w:rPr>
           <w:b/>
           <w:lang w:val="ar_AE" w:bidi="ar_AE"/>
         </w:rPr>
@@ -23960,22 +21172,6 @@
       </w:r>
       <w:r>
         <w:rPr>
-          <w:lang w:val="ar_AE" w:bidi="ar_AE"/>
-        </w:rPr>
-        <w:t>וְ⁠הָיִ֣יתִי ׀ עֵ֣ד מְמַהֵ֗ר בַּֽ⁠מְכַשְּׁפִים֙ וּ⁠בַ⁠מְנָ֣אֲפִ֔ים וּ⁠בַ⁠נִּשְׁבָּעִ֖ים לַ⁠שָּׁ֑קֶר וּ⁠בְ⁠עֹשְׁקֵ֣י שְׂכַר־שָׂ֠כִיר אַלְמָנָ֨ה וְ⁠יָת֤וֹם וּ⁠מַטֵּי־גֵר֙</w:t>
-      </w:r>
-    </w:p>
-    <w:p>
-      <w:pPr>
-        <w:bidi/>
-      </w:pPr>
-      <w:r>
-        <w:rPr>
-          <w:lang w:val="ar_AE" w:bidi="ar_AE"/>
-        </w:rPr>
-      </w:r>
-      <w:r>
-        <w:rPr>
           <w:b/>
           <w:lang w:val="ar_AE" w:bidi="ar_AE"/>
         </w:rPr>
@@ -24081,22 +21277,6 @@
       </w:r>
       <w:r>
         <w:rPr>
-          <w:lang w:val="ar_AE" w:bidi="ar_AE"/>
-        </w:rPr>
-        <w:t>וּ⁠בְ⁠עֹשְׁקֵ֣י שְׂכַר</w:t>
-      </w:r>
-    </w:p>
-    <w:p>
-      <w:pPr>
-        <w:bidi/>
-      </w:pPr>
-      <w:r>
-        <w:rPr>
-          <w:lang w:val="ar_AE" w:bidi="ar_AE"/>
-        </w:rPr>
-      </w:r>
-      <w:r>
-        <w:rPr>
           <w:b/>
           <w:lang w:val="ar_AE" w:bidi="ar_AE"/>
         </w:rPr>
@@ -24216,22 +21396,6 @@
       </w:r>
       <w:r>
         <w:rPr>
-          <w:lang w:val="ar_AE" w:bidi="ar_AE"/>
-        </w:rPr>
-        <w:t>שָׂ֠כִיר אַלְמָנָ֨ה וְ⁠יָת֤וֹם &amp; גֵר֙</w:t>
-      </w:r>
-    </w:p>
-    <w:p>
-      <w:pPr>
-        <w:bidi/>
-      </w:pPr>
-      <w:r>
-        <w:rPr>
-          <w:lang w:val="ar_AE" w:bidi="ar_AE"/>
-        </w:rPr>
-      </w:r>
-      <w:r>
-        <w:rPr>
           <w:b/>
           <w:lang w:val="ar_AE" w:bidi="ar_AE"/>
         </w:rPr>
@@ -24404,22 +21568,6 @@
       </w:r>
       <w:r>
         <w:rPr>
-          <w:lang w:val="ar_AE" w:bidi="ar_AE"/>
-        </w:rPr>
-        <w:t>וּ⁠מַטֵּי־גֵר֙</w:t>
-      </w:r>
-    </w:p>
-    <w:p>
-      <w:pPr>
-        <w:bidi/>
-      </w:pPr>
-      <w:r>
-        <w:rPr>
-          <w:lang w:val="ar_AE" w:bidi="ar_AE"/>
-        </w:rPr>
-      </w:r>
-      <w:r>
-        <w:rPr>
           <w:b/>
           <w:lang w:val="ar_AE" w:bidi="ar_AE"/>
         </w:rPr>
@@ -24526,22 +21674,6 @@
       </w:r>
       <w:r>
         <w:rPr>
-          <w:lang w:val="ar_AE" w:bidi="ar_AE"/>
-        </w:rPr>
-        <w:t>כִּ֛י אֲנִ֥י יְהוָ֖ה לֹ֣א שָׁנִ֑יתִי וְ⁠אַתֶּ֥ם בְּנֵֽי־יַעֲקֹ֖ב לֹ֥א כְלִיתֶֽם</w:t>
-      </w:r>
-    </w:p>
-    <w:p>
-      <w:pPr>
-        <w:bidi/>
-      </w:pPr>
-      <w:r>
-        <w:rPr>
-          <w:lang w:val="ar_AE" w:bidi="ar_AE"/>
-        </w:rPr>
-      </w:r>
-      <w:r>
-        <w:rPr>
           <w:b/>
           <w:lang w:val="ar_AE" w:bidi="ar_AE"/>
         </w:rPr>
@@ -24674,22 +21806,6 @@
       </w:r>
       <w:r>
         <w:rPr>
-          <w:lang w:val="ar_AE" w:bidi="ar_AE"/>
-        </w:rPr>
-        <w:t>לֹ֣א שָׁנִ֑יתִי</w:t>
-      </w:r>
-    </w:p>
-    <w:p>
-      <w:pPr>
-        <w:bidi/>
-      </w:pPr>
-      <w:r>
-        <w:rPr>
-          <w:lang w:val="ar_AE" w:bidi="ar_AE"/>
-        </w:rPr>
-      </w:r>
-      <w:r>
-        <w:rPr>
           <w:b/>
           <w:lang w:val="ar_AE" w:bidi="ar_AE"/>
         </w:rPr>
@@ -24809,22 +21925,6 @@
       </w:r>
       <w:r>
         <w:rPr>
-          <w:lang w:val="ar_AE" w:bidi="ar_AE"/>
-        </w:rPr>
-        <w:t>בְּנֵֽי־יַעֲקֹ֖ב</w:t>
-      </w:r>
-    </w:p>
-    <w:p>
-      <w:pPr>
-        <w:bidi/>
-      </w:pPr>
-      <w:r>
-        <w:rPr>
-          <w:lang w:val="ar_AE" w:bidi="ar_AE"/>
-        </w:rPr>
-      </w:r>
-      <w:r>
-        <w:rPr>
           <w:b/>
           <w:lang w:val="ar_AE" w:bidi="ar_AE"/>
         </w:rPr>
@@ -24860,7 +21960,7 @@
         </w:rPr>
         <w:t xml:space="preserve">يتحدث الربّ عن بني إسرائيل كما لو كانوا أبناء سلفهم يعقوب. انظر كيف ترجمت التعبير المماثل في </w:t>
       </w:r>
-      <w:hyperlink r:id="rId23">
+      <w:hyperlink r:id="rId21">
         <w:r>
           <w:rPr>
             <w:lang w:val="ar_AE" w:bidi="ar_AE"/>
@@ -24949,22 +22049,6 @@
       </w:r>
       <w:r>
         <w:rPr>
-          <w:lang w:val="ar_AE" w:bidi="ar_AE"/>
-        </w:rPr>
-        <w:t>אֲבֹתֵי⁠כֶ֜ם</w:t>
-      </w:r>
-    </w:p>
-    <w:p>
-      <w:pPr>
-        <w:bidi/>
-      </w:pPr>
-      <w:r>
-        <w:rPr>
-          <w:lang w:val="ar_AE" w:bidi="ar_AE"/>
-        </w:rPr>
-      </w:r>
-      <w:r>
-        <w:rPr>
           <w:b/>
           <w:lang w:val="ar_AE" w:bidi="ar_AE"/>
         </w:rPr>
@@ -25084,22 +22168,6 @@
       </w:r>
       <w:r>
         <w:rPr>
-          <w:lang w:val="ar_AE" w:bidi="ar_AE"/>
-        </w:rPr>
-        <w:t>סַרְתֶּ֤ם מֵֽ⁠חֻקַּ⁠י֙ וְ⁠לֹ֣א שְׁמַרְתֶּ֔ם</w:t>
-      </w:r>
-    </w:p>
-    <w:p>
-      <w:pPr>
-        <w:bidi/>
-      </w:pPr>
-      <w:r>
-        <w:rPr>
-          <w:lang w:val="ar_AE" w:bidi="ar_AE"/>
-        </w:rPr>
-      </w:r>
-      <w:r>
-        <w:rPr>
           <w:b/>
           <w:lang w:val="ar_AE" w:bidi="ar_AE"/>
         </w:rPr>
@@ -25206,22 +22274,6 @@
       </w:r>
       <w:r>
         <w:rPr>
-          <w:lang w:val="ar_AE" w:bidi="ar_AE"/>
-        </w:rPr>
-        <w:t>סַרְתֶּ֤ם מֵֽ⁠חֻקַּ⁠י֙</w:t>
-      </w:r>
-    </w:p>
-    <w:p>
-      <w:pPr>
-        <w:bidi/>
-      </w:pPr>
-      <w:r>
-        <w:rPr>
-          <w:lang w:val="ar_AE" w:bidi="ar_AE"/>
-        </w:rPr>
-      </w:r>
-      <w:r>
-        <w:rPr>
           <w:b/>
           <w:lang w:val="ar_AE" w:bidi="ar_AE"/>
         </w:rPr>
@@ -25327,22 +22379,6 @@
       </w:r>
       <w:r>
         <w:rPr>
-          <w:lang w:val="ar_AE" w:bidi="ar_AE"/>
-        </w:rPr>
-        <w:t>וַ⁠אֲמַרְתֶּ֖ם בַּ⁠מֶּ֥ה נָשֽׁוּב</w:t>
-      </w:r>
-    </w:p>
-    <w:p>
-      <w:pPr>
-        <w:bidi/>
-      </w:pPr>
-      <w:r>
-        <w:rPr>
-          <w:lang w:val="ar_AE" w:bidi="ar_AE"/>
-        </w:rPr>
-      </w:r>
-      <w:r>
-        <w:rPr>
           <w:b/>
           <w:lang w:val="ar_AE" w:bidi="ar_AE"/>
         </w:rPr>
@@ -25449,22 +22485,6 @@
       </w:r>
       <w:r>
         <w:rPr>
-          <w:lang w:val="ar_AE" w:bidi="ar_AE"/>
-        </w:rPr>
-        <w:t>הֲ⁠יִקְבַּ֨ע אָדָ֜ם אֱלֹהִ֗ים כִּ֤י אַתֶּם֙ קֹבְעִ֣ים אֹתִ֔⁠י</w:t>
-      </w:r>
-    </w:p>
-    <w:p>
-      <w:pPr>
-        <w:bidi/>
-      </w:pPr>
-      <w:r>
-        <w:rPr>
-          <w:lang w:val="ar_AE" w:bidi="ar_AE"/>
-        </w:rPr>
-      </w:r>
-      <w:r>
-        <w:rPr>
           <w:b/>
           <w:lang w:val="ar_AE" w:bidi="ar_AE"/>
         </w:rPr>
@@ -25513,7 +22533,7 @@
         </w:rPr>
         <w:t xml:space="preserve">" للحصول على معلومات، بل يطرح السؤال ويجيب عنه بنفسه. انظر كيف ترجمت الحالة المماثلة في </w:t>
       </w:r>
-      <w:hyperlink r:id="rId29">
+      <w:hyperlink r:id="rId27">
         <w:r>
           <w:rPr>
             <w:lang w:val="ar_AE" w:bidi="ar_AE"/>
@@ -25602,22 +22622,6 @@
       </w:r>
       <w:r>
         <w:rPr>
-          <w:lang w:val="ar_AE" w:bidi="ar_AE"/>
-        </w:rPr>
-        <w:t>וַ⁠אֲמַרְתֶּ֖ם בַּ⁠מֶּ֣ה קְבַעֲנ֑וּ⁠ךָ</w:t>
-      </w:r>
-    </w:p>
-    <w:p>
-      <w:pPr>
-        <w:bidi/>
-      </w:pPr>
-      <w:r>
-        <w:rPr>
-          <w:lang w:val="ar_AE" w:bidi="ar_AE"/>
-        </w:rPr>
-      </w:r>
-      <w:r>
-        <w:rPr>
           <w:b/>
           <w:lang w:val="ar_AE" w:bidi="ar_AE"/>
         </w:rPr>
@@ -25724,22 +22728,6 @@
       </w:r>
       <w:r>
         <w:rPr>
-          <w:lang w:val="ar_AE" w:bidi="ar_AE"/>
-        </w:rPr>
-        <w:t>הַֽ⁠מַּעֲשֵׂ֖ר וְ⁠הַ⁠תְּרוּמָֽה</w:t>
-      </w:r>
-    </w:p>
-    <w:p>
-      <w:pPr>
-        <w:bidi/>
-      </w:pPr>
-      <w:r>
-        <w:rPr>
-          <w:lang w:val="ar_AE" w:bidi="ar_AE"/>
-        </w:rPr>
-      </w:r>
-      <w:r>
-        <w:rPr>
           <w:b/>
           <w:lang w:val="ar_AE" w:bidi="ar_AE"/>
         </w:rPr>
@@ -25846,22 +22834,6 @@
       </w:r>
       <w:r>
         <w:rPr>
-          <w:lang w:val="ar_AE" w:bidi="ar_AE"/>
-        </w:rPr>
-        <w:t>בַּ⁠מְּאֵרָה֙ אַתֶּ֣ם נֵֽאָרִ֔ים וְ⁠אֹתִ֖⁠י אַתֶּ֣ם קֹבְעִ֑ים</w:t>
-      </w:r>
-    </w:p>
-    <w:p>
-      <w:pPr>
-        <w:bidi/>
-      </w:pPr>
-      <w:r>
-        <w:rPr>
-          <w:lang w:val="ar_AE" w:bidi="ar_AE"/>
-        </w:rPr>
-      </w:r>
-      <w:r>
-        <w:rPr>
           <w:b/>
           <w:lang w:val="ar_AE" w:bidi="ar_AE"/>
         </w:rPr>
@@ -25968,22 +22940,6 @@
       </w:r>
       <w:r>
         <w:rPr>
-          <w:lang w:val="ar_AE" w:bidi="ar_AE"/>
-        </w:rPr>
-        <w:t>בַּ⁠מְּאֵרָה֙ אַתֶּ֣ם נֵֽאָרִ֔ים</w:t>
-      </w:r>
-    </w:p>
-    <w:p>
-      <w:pPr>
-        <w:bidi/>
-      </w:pPr>
-      <w:r>
-        <w:rPr>
-          <w:lang w:val="ar_AE" w:bidi="ar_AE"/>
-        </w:rPr>
-      </w:r>
-      <w:r>
-        <w:rPr>
           <w:b/>
           <w:lang w:val="ar_AE" w:bidi="ar_AE"/>
         </w:rPr>
@@ -26090,22 +23046,6 @@
       </w:r>
       <w:r>
         <w:rPr>
-          <w:lang w:val="ar_AE" w:bidi="ar_AE"/>
-        </w:rPr>
-        <w:t>בַּ⁠מְּאֵרָה֙ אַתֶּ֣ם נֵֽאָרִ֔ים</w:t>
-      </w:r>
-    </w:p>
-    <w:p>
-      <w:pPr>
-        <w:bidi/>
-      </w:pPr>
-      <w:r>
-        <w:rPr>
-          <w:lang w:val="ar_AE" w:bidi="ar_AE"/>
-        </w:rPr>
-      </w:r>
-      <w:r>
-        <w:rPr>
           <w:b/>
           <w:lang w:val="ar_AE" w:bidi="ar_AE"/>
         </w:rPr>
@@ -26198,22 +23138,6 @@
       </w:r>
       <w:r>
         <w:rPr>
-          <w:lang w:val="ar_AE" w:bidi="ar_AE"/>
-        </w:rPr>
-        <w:t>הַ⁠גּ֖וֹי כֻּלּֽ⁠וֹ</w:t>
-      </w:r>
-    </w:p>
-    <w:p>
-      <w:pPr>
-        <w:bidi/>
-      </w:pPr>
-      <w:r>
-        <w:rPr>
-          <w:lang w:val="ar_AE" w:bidi="ar_AE"/>
-        </w:rPr>
-      </w:r>
-      <w:r>
-        <w:rPr>
           <w:b/>
           <w:lang w:val="ar_AE" w:bidi="ar_AE"/>
         </w:rPr>
@@ -26333,22 +23257,6 @@
       </w:r>
       <w:r>
         <w:rPr>
-          <w:lang w:val="ar_AE" w:bidi="ar_AE"/>
-        </w:rPr>
-        <w:t>בֵּ֣ית הָ⁠אוֹצָ֗ר</w:t>
-      </w:r>
-    </w:p>
-    <w:p>
-      <w:pPr>
-        <w:bidi/>
-      </w:pPr>
-      <w:r>
-        <w:rPr>
-          <w:lang w:val="ar_AE" w:bidi="ar_AE"/>
-        </w:rPr>
-      </w:r>
-      <w:r>
-        <w:rPr>
           <w:b/>
           <w:lang w:val="ar_AE" w:bidi="ar_AE"/>
         </w:rPr>
@@ -26468,22 +23376,6 @@
       </w:r>
       <w:r>
         <w:rPr>
-          <w:lang w:val="ar_AE" w:bidi="ar_AE"/>
-        </w:rPr>
-        <w:t>טֶ֨רֶף֙ בְּ⁠בֵיתִ֔⁠י</w:t>
-      </w:r>
-    </w:p>
-    <w:p>
-      <w:pPr>
-        <w:bidi/>
-      </w:pPr>
-      <w:r>
-        <w:rPr>
-          <w:lang w:val="ar_AE" w:bidi="ar_AE"/>
-        </w:rPr>
-      </w:r>
-      <w:r>
-        <w:rPr>
           <w:b/>
           <w:lang w:val="ar_AE" w:bidi="ar_AE"/>
         </w:rPr>
@@ -26603,22 +23495,6 @@
       </w:r>
       <w:r>
         <w:rPr>
-          <w:lang w:val="ar_AE" w:bidi="ar_AE"/>
-        </w:rPr>
-        <w:t>אִם־לֹ֧א אֶפְתַּ֣ח לָ⁠כֶ֗ם אֵ֚ת אֲרֻבּ֣וֹת הַ⁠שָּׁמַ֔יִם וַ⁠הֲרִיקֹתִ֥י לָ⁠כֶ֛ם בְּרָכָ֖ה</w:t>
-      </w:r>
-    </w:p>
-    <w:p>
-      <w:pPr>
-        <w:bidi/>
-      </w:pPr>
-      <w:r>
-        <w:rPr>
-          <w:lang w:val="ar_AE" w:bidi="ar_AE"/>
-        </w:rPr>
-      </w:r>
-      <w:r>
-        <w:rPr>
           <w:b/>
           <w:lang w:val="ar_AE" w:bidi="ar_AE"/>
         </w:rPr>
@@ -26725,22 +23601,6 @@
       </w:r>
       <w:r>
         <w:rPr>
-          <w:lang w:val="ar_AE" w:bidi="ar_AE"/>
-        </w:rPr>
-        <w:t>בְּרָכָ֖ה</w:t>
-      </w:r>
-    </w:p>
-    <w:p>
-      <w:pPr>
-        <w:bidi/>
-      </w:pPr>
-      <w:r>
-        <w:rPr>
-          <w:lang w:val="ar_AE" w:bidi="ar_AE"/>
-        </w:rPr>
-      </w:r>
-      <w:r>
-        <w:rPr>
           <w:b/>
           <w:lang w:val="ar_AE" w:bidi="ar_AE"/>
         </w:rPr>
@@ -26860,22 +23720,6 @@
       </w:r>
       <w:r>
         <w:rPr>
-          <w:lang w:val="ar_AE" w:bidi="ar_AE"/>
-        </w:rPr>
-        <w:t>עַד־בְּלִי־דָֽי</w:t>
-      </w:r>
-    </w:p>
-    <w:p>
-      <w:pPr>
-        <w:bidi/>
-      </w:pPr>
-      <w:r>
-        <w:rPr>
-          <w:lang w:val="ar_AE" w:bidi="ar_AE"/>
-        </w:rPr>
-      </w:r>
-      <w:r>
-        <w:rPr>
           <w:b/>
           <w:lang w:val="ar_AE" w:bidi="ar_AE"/>
         </w:rPr>
@@ -26995,22 +23839,6 @@
       </w:r>
       <w:r>
         <w:rPr>
-          <w:lang w:val="ar_AE" w:bidi="ar_AE"/>
-        </w:rPr>
-        <w:t>וְ⁠גָעַרְתִּ֤י לָ⁠כֶם֙ בָּֽ⁠אֹכֵ֔ל</w:t>
-      </w:r>
-    </w:p>
-    <w:p>
-      <w:pPr>
-        <w:bidi/>
-      </w:pPr>
-      <w:r>
-        <w:rPr>
-          <w:lang w:val="ar_AE" w:bidi="ar_AE"/>
-        </w:rPr>
-      </w:r>
-      <w:r>
-        <w:rPr>
           <w:b/>
           <w:lang w:val="ar_AE" w:bidi="ar_AE"/>
         </w:rPr>
@@ -27130,22 +23958,6 @@
       </w:r>
       <w:r>
         <w:rPr>
-          <w:lang w:val="ar_AE" w:bidi="ar_AE"/>
-        </w:rPr>
-        <w:t>וְ⁠גָעַרְתִּ֤י לָ⁠כֶם֙ בָּֽ⁠אֹכֵ֔ל</w:t>
-      </w:r>
-    </w:p>
-    <w:p>
-      <w:pPr>
-        <w:bidi/>
-      </w:pPr>
-      <w:r>
-        <w:rPr>
-          <w:lang w:val="ar_AE" w:bidi="ar_AE"/>
-        </w:rPr>
-      </w:r>
-      <w:r>
-        <w:rPr>
           <w:b/>
           <w:lang w:val="ar_AE" w:bidi="ar_AE"/>
         </w:rPr>
@@ -27251,22 +24063,6 @@
       </w:r>
       <w:r>
         <w:rPr>
-          <w:lang w:val="ar_AE" w:bidi="ar_AE"/>
-        </w:rPr>
-        <w:t>אֶת־פְּרִ֣י הָ⁠אֲדָמָ֑ה</w:t>
-      </w:r>
-    </w:p>
-    <w:p>
-      <w:pPr>
-        <w:bidi/>
-      </w:pPr>
-      <w:r>
-        <w:rPr>
-          <w:lang w:val="ar_AE" w:bidi="ar_AE"/>
-        </w:rPr>
-      </w:r>
-      <w:r>
-        <w:rPr>
           <w:b/>
           <w:lang w:val="ar_AE" w:bidi="ar_AE"/>
         </w:rPr>
@@ -27386,22 +24182,6 @@
       </w:r>
       <w:r>
         <w:rPr>
-          <w:lang w:val="ar_AE" w:bidi="ar_AE"/>
-        </w:rPr>
-        <w:t>וְ⁠לֹא־תְשַׁכֵּ֨ל לָ⁠כֶ֤ם הַ⁠גֶּ֨פֶן֙ בַּ⁠שָּׂדֶ֔ה</w:t>
-      </w:r>
-    </w:p>
-    <w:p>
-      <w:pPr>
-        <w:bidi/>
-      </w:pPr>
-      <w:r>
-        <w:rPr>
-          <w:lang w:val="ar_AE" w:bidi="ar_AE"/>
-        </w:rPr>
-      </w:r>
-      <w:r>
-        <w:rPr>
           <w:b/>
           <w:lang w:val="ar_AE" w:bidi="ar_AE"/>
         </w:rPr>
@@ -27521,22 +24301,6 @@
       </w:r>
       <w:r>
         <w:rPr>
-          <w:lang w:val="ar_AE" w:bidi="ar_AE"/>
-        </w:rPr>
-        <w:t>אֶ֣רֶץ חֵ֔פֶץ</w:t>
-      </w:r>
-    </w:p>
-    <w:p>
-      <w:pPr>
-        <w:bidi/>
-      </w:pPr>
-      <w:r>
-        <w:rPr>
-          <w:lang w:val="ar_AE" w:bidi="ar_AE"/>
-        </w:rPr>
-      </w:r>
-      <w:r>
-        <w:rPr>
           <w:b/>
           <w:lang w:val="ar_AE" w:bidi="ar_AE"/>
         </w:rPr>
@@ -27656,22 +24420,6 @@
       </w:r>
       <w:r>
         <w:rPr>
-          <w:lang w:val="ar_AE" w:bidi="ar_AE"/>
-        </w:rPr>
-        <w:t>חָזְק֥וּ עָלַ֛⁠י דִּבְרֵי⁠כֶ֖ם</w:t>
-      </w:r>
-    </w:p>
-    <w:p>
-      <w:pPr>
-        <w:bidi/>
-      </w:pPr>
-      <w:r>
-        <w:rPr>
-          <w:lang w:val="ar_AE" w:bidi="ar_AE"/>
-        </w:rPr>
-      </w:r>
-      <w:r>
-        <w:rPr>
           <w:b/>
           <w:lang w:val="ar_AE" w:bidi="ar_AE"/>
         </w:rPr>
@@ -27791,22 +24539,6 @@
       </w:r>
       <w:r>
         <w:rPr>
-          <w:lang w:val="ar_AE" w:bidi="ar_AE"/>
-        </w:rPr>
-        <w:t>וַ⁠אֲמַרְתֶּ֕ם מַה־נִּדְבַּ֖רְנוּ עָלֶֽי⁠ךָ</w:t>
-      </w:r>
-    </w:p>
-    <w:p>
-      <w:pPr>
-        <w:bidi/>
-      </w:pPr>
-      <w:r>
-        <w:rPr>
-          <w:lang w:val="ar_AE" w:bidi="ar_AE"/>
-        </w:rPr>
-      </w:r>
-      <w:r>
-        <w:rPr>
           <w:b/>
           <w:lang w:val="ar_AE" w:bidi="ar_AE"/>
         </w:rPr>
@@ -27913,22 +24645,6 @@
       </w:r>
       <w:r>
         <w:rPr>
-          <w:lang w:val="ar_AE" w:bidi="ar_AE"/>
-        </w:rPr>
-        <w:t>אֲמַרְתֶּ֕ם שָׁ֖וְא עֲבֹ֣ד אֱלֹהִ֑ים וּ⁠מַה־בֶּ֗צַע כִּ֤י שָׁמַ֨רְנוּ֙ מִשְׁמַרְתּ֔⁠וֹ וְ⁠כִ֤י הָלַ֨כְנוּ֙ קְדֹ֣רַנִּ֔ית מִ⁠פְּנֵ֖י יְהוָ֥ה צְבָאֽוֹת</w:t>
-      </w:r>
-    </w:p>
-    <w:p>
-      <w:pPr>
-        <w:bidi/>
-      </w:pPr>
-      <w:r>
-        <w:rPr>
-          <w:lang w:val="ar_AE" w:bidi="ar_AE"/>
-        </w:rPr>
-      </w:r>
-      <w:r>
-        <w:rPr>
           <w:b/>
           <w:lang w:val="ar_AE" w:bidi="ar_AE"/>
         </w:rPr>
@@ -28035,22 +24751,6 @@
       </w:r>
       <w:r>
         <w:rPr>
-          <w:lang w:val="ar_AE" w:bidi="ar_AE"/>
-        </w:rPr>
-        <w:t>הָלַ֨כְנוּ֙</w:t>
-      </w:r>
-    </w:p>
-    <w:p>
-      <w:pPr>
-        <w:bidi/>
-      </w:pPr>
-      <w:r>
-        <w:rPr>
-          <w:lang w:val="ar_AE" w:bidi="ar_AE"/>
-        </w:rPr>
-      </w:r>
-      <w:r>
-        <w:rPr>
           <w:b/>
           <w:lang w:val="ar_AE" w:bidi="ar_AE"/>
         </w:rPr>
@@ -28156,22 +24856,6 @@
       </w:r>
       <w:r>
         <w:rPr>
-          <w:lang w:val="ar_AE" w:bidi="ar_AE"/>
-        </w:rPr>
-        <w:t>מִ⁠פְּנֵ֖י יְהוָ֥ה צְבָאֽוֹת</w:t>
-      </w:r>
-    </w:p>
-    <w:p>
-      <w:pPr>
-        <w:bidi/>
-      </w:pPr>
-      <w:r>
-        <w:rPr>
-          <w:lang w:val="ar_AE" w:bidi="ar_AE"/>
-        </w:rPr>
-      </w:r>
-      <w:r>
-        <w:rPr>
           <w:b/>
           <w:lang w:val="ar_AE" w:bidi="ar_AE"/>
         </w:rPr>
@@ -28291,22 +24975,6 @@
       </w:r>
       <w:r>
         <w:rPr>
-          <w:lang w:val="ar_AE" w:bidi="ar_AE"/>
-        </w:rPr>
-        <w:t>וְ⁠עַתָּ֕ה אֲנַ֖חְנוּ מְאַשְּׁרִ֣ים זֵדִ֑ים גַּם־נִבְנוּ֙ עֹשֵׂ֣י רִשְׁעָ֔ה גַּ֧ם בָּחֲנ֛וּ אֱלֹהִ֖ים וַ⁠יִּמָּלֵֽטוּ</w:t>
-      </w:r>
-    </w:p>
-    <w:p>
-      <w:pPr>
-        <w:bidi/>
-      </w:pPr>
-      <w:r>
-        <w:rPr>
-          <w:lang w:val="ar_AE" w:bidi="ar_AE"/>
-        </w:rPr>
-      </w:r>
-      <w:r>
-        <w:rPr>
           <w:b/>
           <w:lang w:val="ar_AE" w:bidi="ar_AE"/>
         </w:rPr>
@@ -28413,22 +25081,6 @@
       </w:r>
       <w:r>
         <w:rPr>
-          <w:lang w:val="ar_AE" w:bidi="ar_AE"/>
-        </w:rPr>
-        <w:t>נִבְנוּ֙ עֹשֵׂ֣י רִשְׁעָ֔ה</w:t>
-      </w:r>
-    </w:p>
-    <w:p>
-      <w:pPr>
-        <w:bidi/>
-      </w:pPr>
-      <w:r>
-        <w:rPr>
-          <w:lang w:val="ar_AE" w:bidi="ar_AE"/>
-        </w:rPr>
-      </w:r>
-      <w:r>
-        <w:rPr>
           <w:b/>
           <w:lang w:val="ar_AE" w:bidi="ar_AE"/>
         </w:rPr>
@@ -28535,22 +25187,6 @@
       </w:r>
       <w:r>
         <w:rPr>
-          <w:lang w:val="ar_AE" w:bidi="ar_AE"/>
-        </w:rPr>
-        <w:t>עֹשֵׂ֣י רִשְׁעָ֔ה</w:t>
-      </w:r>
-    </w:p>
-    <w:p>
-      <w:pPr>
-        <w:bidi/>
-      </w:pPr>
-      <w:r>
-        <w:rPr>
-          <w:lang w:val="ar_AE" w:bidi="ar_AE"/>
-        </w:rPr>
-      </w:r>
-      <w:r>
-        <w:rPr>
           <w:b/>
           <w:lang w:val="ar_AE" w:bidi="ar_AE"/>
         </w:rPr>
@@ -28656,22 +25292,6 @@
       </w:r>
       <w:r>
         <w:rPr>
-          <w:lang w:val="ar_AE" w:bidi="ar_AE"/>
-        </w:rPr>
-        <w:t>אִ֣ישׁ אֶת־רֵעֵ֑⁠הוּ</w:t>
-      </w:r>
-    </w:p>
-    <w:p>
-      <w:pPr>
-        <w:bidi/>
-      </w:pPr>
-      <w:r>
-        <w:rPr>
-          <w:lang w:val="ar_AE" w:bidi="ar_AE"/>
-        </w:rPr>
-      </w:r>
-      <w:r>
-        <w:rPr>
           <w:b/>
           <w:lang w:val="ar_AE" w:bidi="ar_AE"/>
         </w:rPr>
@@ -28778,22 +25398,6 @@
       </w:r>
       <w:r>
         <w:rPr>
-          <w:lang w:val="ar_AE" w:bidi="ar_AE"/>
-        </w:rPr>
-        <w:t>וַ⁠יַּקְשֵׁ֤ב יְהוָה֙ וַ⁠יִּשְׁמָ֔ע</w:t>
-      </w:r>
-    </w:p>
-    <w:p>
-      <w:pPr>
-        <w:bidi/>
-      </w:pPr>
-      <w:r>
-        <w:rPr>
-          <w:lang w:val="ar_AE" w:bidi="ar_AE"/>
-        </w:rPr>
-      </w:r>
-      <w:r>
-        <w:rPr>
           <w:b/>
           <w:lang w:val="ar_AE" w:bidi="ar_AE"/>
         </w:rPr>
@@ -28900,22 +25504,6 @@
       </w:r>
       <w:r>
         <w:rPr>
-          <w:lang w:val="ar_AE" w:bidi="ar_AE"/>
-        </w:rPr>
-        <w:t>וַ֠⁠יִּכָּתֵב סֵ֣פֶר זִכָּר֤וֹן</w:t>
-      </w:r>
-    </w:p>
-    <w:p>
-      <w:pPr>
-        <w:bidi/>
-      </w:pPr>
-      <w:r>
-        <w:rPr>
-          <w:lang w:val="ar_AE" w:bidi="ar_AE"/>
-        </w:rPr>
-      </w:r>
-      <w:r>
-        <w:rPr>
           <w:b/>
           <w:lang w:val="ar_AE" w:bidi="ar_AE"/>
         </w:rPr>
@@ -29022,22 +25610,6 @@
       </w:r>
       <w:r>
         <w:rPr>
-          <w:lang w:val="ar_AE" w:bidi="ar_AE"/>
-        </w:rPr>
-        <w:t>לְ⁠פָנָי⁠ו֙</w:t>
-      </w:r>
-    </w:p>
-    <w:p>
-      <w:pPr>
-        <w:bidi/>
-      </w:pPr>
-      <w:r>
-        <w:rPr>
-          <w:lang w:val="ar_AE" w:bidi="ar_AE"/>
-        </w:rPr>
-      </w:r>
-      <w:r>
-        <w:rPr>
           <w:b/>
           <w:lang w:val="ar_AE" w:bidi="ar_AE"/>
         </w:rPr>
@@ -29157,22 +25729,6 @@
       </w:r>
       <w:r>
         <w:rPr>
-          <w:lang w:val="ar_AE" w:bidi="ar_AE"/>
-        </w:rPr>
-        <w:t>לְ⁠יִרְאֵ֣י יְהוָ֔ה וּ⁠לְ⁠חֹשְׁבֵ֖י שְׁמֽ⁠וֹ</w:t>
-      </w:r>
-    </w:p>
-    <w:p>
-      <w:pPr>
-        <w:bidi/>
-      </w:pPr>
-      <w:r>
-        <w:rPr>
-          <w:lang w:val="ar_AE" w:bidi="ar_AE"/>
-        </w:rPr>
-      </w:r>
-      <w:r>
-        <w:rPr>
           <w:b/>
           <w:lang w:val="ar_AE" w:bidi="ar_AE"/>
         </w:rPr>
@@ -29279,22 +25835,6 @@
       </w:r>
       <w:r>
         <w:rPr>
-          <w:lang w:val="ar_AE" w:bidi="ar_AE"/>
-        </w:rPr>
-        <w:t>וּ⁠לְ⁠חֹשְׁבֵ֖י שְׁמֽ⁠וֹ</w:t>
-      </w:r>
-    </w:p>
-    <w:p>
-      <w:pPr>
-        <w:bidi/>
-      </w:pPr>
-      <w:r>
-        <w:rPr>
-          <w:lang w:val="ar_AE" w:bidi="ar_AE"/>
-        </w:rPr>
-      </w:r>
-      <w:r>
-        <w:rPr>
           <w:b/>
           <w:lang w:val="ar_AE" w:bidi="ar_AE"/>
         </w:rPr>
@@ -29414,22 +25954,6 @@
       </w:r>
       <w:r>
         <w:rPr>
-          <w:lang w:val="ar_AE" w:bidi="ar_AE"/>
-        </w:rPr>
-        <w:t>וְ⁠הָ֣יוּ לִ֗⁠י אָמַר֙ יְהוָ֣ה צְבָא֔וֹת &amp; סְגֻלָּ֑ה</w:t>
-      </w:r>
-    </w:p>
-    <w:p>
-      <w:pPr>
-        <w:bidi/>
-      </w:pPr>
-      <w:r>
-        <w:rPr>
-          <w:lang w:val="ar_AE" w:bidi="ar_AE"/>
-        </w:rPr>
-      </w:r>
-      <w:r>
-        <w:rPr>
           <w:b/>
           <w:lang w:val="ar_AE" w:bidi="ar_AE"/>
         </w:rPr>
@@ -29549,22 +26073,6 @@
       </w:r>
       <w:r>
         <w:rPr>
-          <w:lang w:val="ar_AE" w:bidi="ar_AE"/>
-        </w:rPr>
-        <w:t>לַ⁠יּ֕וֹם אֲשֶׁ֥ר אֲנִ֖י עֹשֶׂ֣ה</w:t>
-      </w:r>
-    </w:p>
-    <w:p>
-      <w:pPr>
-        <w:bidi/>
-      </w:pPr>
-      <w:r>
-        <w:rPr>
-          <w:lang w:val="ar_AE" w:bidi="ar_AE"/>
-        </w:rPr>
-      </w:r>
-      <w:r>
-        <w:rPr>
           <w:b/>
           <w:lang w:val="ar_AE" w:bidi="ar_AE"/>
         </w:rPr>
@@ -29697,22 +26205,6 @@
       </w:r>
       <w:r>
         <w:rPr>
-          <w:lang w:val="ar_AE" w:bidi="ar_AE"/>
-        </w:rPr>
-        <w:t>כַּֽ⁠אֲשֶׁר֙</w:t>
-      </w:r>
-    </w:p>
-    <w:p>
-      <w:pPr>
-        <w:bidi/>
-      </w:pPr>
-      <w:r>
-        <w:rPr>
-          <w:lang w:val="ar_AE" w:bidi="ar_AE"/>
-        </w:rPr>
-      </w:r>
-      <w:r>
-        <w:rPr>
           <w:b/>
           <w:lang w:val="ar_AE" w:bidi="ar_AE"/>
         </w:rPr>
@@ -29832,22 +26324,6 @@
       </w:r>
       <w:r>
         <w:rPr>
-          <w:lang w:val="ar_AE" w:bidi="ar_AE"/>
-        </w:rPr>
-        <w:t>וְ⁠שַׁבְתֶּם֙ וּ⁠רְאִיתֶ֔ם</w:t>
-      </w:r>
-    </w:p>
-    <w:p>
-      <w:pPr>
-        <w:bidi/>
-      </w:pPr>
-      <w:r>
-        <w:rPr>
-          <w:lang w:val="ar_AE" w:bidi="ar_AE"/>
-        </w:rPr>
-      </w:r>
-      <w:r>
-        <w:rPr>
           <w:b/>
           <w:lang w:val="ar_AE" w:bidi="ar_AE"/>
         </w:rPr>
@@ -29954,22 +26430,6 @@
       </w:r>
       <w:r>
         <w:rPr>
-          <w:lang w:val="ar_AE" w:bidi="ar_AE"/>
-        </w:rPr>
-        <w:t>וְ⁠שַׁבְתֶּם֙ וּ⁠רְאִיתֶ֔ם</w:t>
-      </w:r>
-    </w:p>
-    <w:p>
-      <w:pPr>
-        <w:bidi/>
-      </w:pPr>
-      <w:r>
-        <w:rPr>
-          <w:lang w:val="ar_AE" w:bidi="ar_AE"/>
-        </w:rPr>
-      </w:r>
-      <w:r>
-        <w:rPr>
           <w:b/>
           <w:lang w:val="ar_AE" w:bidi="ar_AE"/>
         </w:rPr>
@@ -30075,22 +26535,6 @@
       </w:r>
       <w:r>
         <w:rPr>
-          <w:lang w:val="ar_AE" w:bidi="ar_AE"/>
-        </w:rPr>
-        <w:t>בֵּ֥ין צַדִּ֖יק לְ⁠רָשָׁ֑ע</w:t>
-      </w:r>
-    </w:p>
-    <w:p>
-      <w:pPr>
-        <w:bidi/>
-      </w:pPr>
-      <w:r>
-        <w:rPr>
-          <w:lang w:val="ar_AE" w:bidi="ar_AE"/>
-        </w:rPr>
-      </w:r>
-      <w:r>
-        <w:rPr>
           <w:b/>
           <w:lang w:val="ar_AE" w:bidi="ar_AE"/>
         </w:rPr>
@@ -30197,22 +26641,6 @@
       </w:r>
       <w:r>
         <w:rPr>
-          <w:lang w:val="ar_AE" w:bidi="ar_AE"/>
-        </w:rPr>
-        <w:t>בֵּ֥ין צַדִּ֖יק לְ⁠רָשָׁ֑ע בֵּ֚ין עֹבֵ֣ד אֱלֹהִ֔ים לַ⁠אֲשֶׁ֖ר לֹ֥א עֲבָדֽ⁠וֹ</w:t>
-      </w:r>
-    </w:p>
-    <w:p>
-      <w:pPr>
-        <w:bidi/>
-      </w:pPr>
-      <w:r>
-        <w:rPr>
-          <w:lang w:val="ar_AE" w:bidi="ar_AE"/>
-        </w:rPr>
-      </w:r>
-      <w:r>
-        <w:rPr>
           <w:b/>
           <w:lang w:val="ar_AE" w:bidi="ar_AE"/>
         </w:rPr>
@@ -30319,22 +26747,6 @@
       </w:r>
       <w:r>
         <w:rPr>
-          <w:lang w:val="ar_AE" w:bidi="ar_AE"/>
-        </w:rPr>
-        <w:t>צַדִּ֖יק לְ⁠רָשָׁ֑ע</w:t>
-      </w:r>
-    </w:p>
-    <w:p>
-      <w:pPr>
-        <w:bidi/>
-      </w:pPr>
-      <w:r>
-        <w:rPr>
-          <w:lang w:val="ar_AE" w:bidi="ar_AE"/>
-        </w:rPr>
-      </w:r>
-      <w:r>
-        <w:rPr>
           <w:b/>
           <w:lang w:val="ar_AE" w:bidi="ar_AE"/>
         </w:rPr>
@@ -30523,7 +26935,7 @@
         </w:rPr>
         <w:t>بينما قد يكون مستمعو ملاخي والأجيال اللاحقة من اليهود قد توقعوا أن تتحقق هذه النبوة بعودة إيليا نفسه، فقد أوضح يسوع أنها تحققت من خلال حياة وشهادة يوحنا المعمدان (</w:t>
       </w:r>
-      <w:hyperlink r:id="rId30">
+      <w:hyperlink r:id="rId28">
         <w:r>
           <w:rPr>
             <w:lang w:val="ar_AE" w:bidi="ar_AE"/>
@@ -30590,22 +27002,6 @@
       </w:r>
       <w:r>
         <w:rPr>
-          <w:lang w:val="ar_AE" w:bidi="ar_AE"/>
-        </w:rPr>
-        <w:t>הִנֵּ֤ה</w:t>
-      </w:r>
-    </w:p>
-    <w:p>
-      <w:pPr>
-        <w:bidi/>
-      </w:pPr>
-      <w:r>
-        <w:rPr>
-          <w:lang w:val="ar_AE" w:bidi="ar_AE"/>
-        </w:rPr>
-      </w:r>
-      <w:r>
-        <w:rPr>
           <w:b/>
           <w:lang w:val="ar_AE" w:bidi="ar_AE"/>
         </w:rPr>
@@ -30712,22 +27108,6 @@
       </w:r>
       <w:r>
         <w:rPr>
-          <w:lang w:val="ar_AE" w:bidi="ar_AE"/>
-        </w:rPr>
-        <w:t>בֹּעֵ֖ר כַּ⁠תַּנּ֑וּר וְ⁠הָי֨וּ כָל־זֵדִ֜ים וְ⁠כָל־עֹשֵׂ֤ה רִשְׁעָה֙ קַ֔שׁ</w:t>
-      </w:r>
-    </w:p>
-    <w:p>
-      <w:pPr>
-        <w:bidi/>
-      </w:pPr>
-      <w:r>
-        <w:rPr>
-          <w:lang w:val="ar_AE" w:bidi="ar_AE"/>
-        </w:rPr>
-      </w:r>
-      <w:r>
-        <w:rPr>
           <w:b/>
           <w:lang w:val="ar_AE" w:bidi="ar_AE"/>
         </w:rPr>
@@ -30847,22 +27227,6 @@
       </w:r>
       <w:r>
         <w:rPr>
-          <w:lang w:val="ar_AE" w:bidi="ar_AE"/>
-        </w:rPr>
-        <w:t>כָל־זֵדִ֜ים</w:t>
-      </w:r>
-    </w:p>
-    <w:p>
-      <w:pPr>
-        <w:bidi/>
-      </w:pPr>
-      <w:r>
-        <w:rPr>
-          <w:lang w:val="ar_AE" w:bidi="ar_AE"/>
-        </w:rPr>
-      </w:r>
-      <w:r>
-        <w:rPr>
           <w:b/>
           <w:lang w:val="ar_AE" w:bidi="ar_AE"/>
         </w:rPr>
@@ -30968,22 +27332,6 @@
       </w:r>
       <w:r>
         <w:rPr>
-          <w:lang w:val="ar_AE" w:bidi="ar_AE"/>
-        </w:rPr>
-        <w:t>וְ⁠כָל־עֹשֵׂ֤ה רִשְׁעָה֙</w:t>
-      </w:r>
-    </w:p>
-    <w:p>
-      <w:pPr>
-        <w:bidi/>
-      </w:pPr>
-      <w:r>
-        <w:rPr>
-          <w:lang w:val="ar_AE" w:bidi="ar_AE"/>
-        </w:rPr>
-      </w:r>
-      <w:r>
-        <w:rPr>
           <w:b/>
           <w:lang w:val="ar_AE" w:bidi="ar_AE"/>
         </w:rPr>
@@ -31103,22 +27451,6 @@
       </w:r>
       <w:r>
         <w:rPr>
-          <w:lang w:val="ar_AE" w:bidi="ar_AE"/>
-        </w:rPr>
-        <w:t>וְ⁠הָי֨וּ כָל־זֵדִ֜ים וְ⁠כָל־עֹשֵׂ֤ה רִשְׁעָה֙ קַ֔שׁ</w:t>
-      </w:r>
-    </w:p>
-    <w:p>
-      <w:pPr>
-        <w:bidi/>
-      </w:pPr>
-      <w:r>
-        <w:rPr>
-          <w:lang w:val="ar_AE" w:bidi="ar_AE"/>
-        </w:rPr>
-      </w:r>
-      <w:r>
-        <w:rPr>
           <w:b/>
           <w:lang w:val="ar_AE" w:bidi="ar_AE"/>
         </w:rPr>
@@ -31251,22 +27583,6 @@
       </w:r>
       <w:r>
         <w:rPr>
-          <w:lang w:val="ar_AE" w:bidi="ar_AE"/>
-        </w:rPr>
-        <w:t>לָ⁠הֶ֖ם שֹׁ֥רֶשׁ וְ⁠עָנָֽף</w:t>
-      </w:r>
-    </w:p>
-    <w:p>
-      <w:pPr>
-        <w:bidi/>
-      </w:pPr>
-      <w:r>
-        <w:rPr>
-          <w:lang w:val="ar_AE" w:bidi="ar_AE"/>
-        </w:rPr>
-      </w:r>
-      <w:r>
-        <w:rPr>
           <w:b/>
           <w:lang w:val="ar_AE" w:bidi="ar_AE"/>
         </w:rPr>
@@ -31373,22 +27689,6 @@
       </w:r>
       <w:r>
         <w:rPr>
-          <w:lang w:val="ar_AE" w:bidi="ar_AE"/>
-        </w:rPr>
-        <w:t>וְ⁠זָרְחָ֨ה לָ⁠כֶ֜ם יִרְאֵ֤י שְׁמִ⁠י֙ שֶׁ֣מֶשׁ צְדָקָ֔ה</w:t>
-      </w:r>
-    </w:p>
-    <w:p>
-      <w:pPr>
-        <w:bidi/>
-      </w:pPr>
-      <w:r>
-        <w:rPr>
-          <w:lang w:val="ar_AE" w:bidi="ar_AE"/>
-        </w:rPr>
-      </w:r>
-      <w:r>
-        <w:rPr>
           <w:b/>
           <w:lang w:val="ar_AE" w:bidi="ar_AE"/>
         </w:rPr>
@@ -31546,22 +27846,6 @@
       </w:r>
       <w:r>
         <w:rPr>
-          <w:lang w:val="ar_AE" w:bidi="ar_AE"/>
-        </w:rPr>
-        <w:t>יִרְאֵ֤י שְׁמִ⁠י֙</w:t>
-      </w:r>
-    </w:p>
-    <w:p>
-      <w:pPr>
-        <w:bidi/>
-      </w:pPr>
-      <w:r>
-        <w:rPr>
-          <w:lang w:val="ar_AE" w:bidi="ar_AE"/>
-        </w:rPr>
-      </w:r>
-      <w:r>
-        <w:rPr>
           <w:b/>
           <w:lang w:val="ar_AE" w:bidi="ar_AE"/>
         </w:rPr>
@@ -31681,22 +27965,6 @@
       </w:r>
       <w:r>
         <w:rPr>
-          <w:lang w:val="ar_AE" w:bidi="ar_AE"/>
-        </w:rPr>
-        <w:t>וּ⁠מַרְפֵּ֖א בִּ⁠כְנָפֶ֑י⁠הָ</w:t>
-      </w:r>
-    </w:p>
-    <w:p>
-      <w:pPr>
-        <w:bidi/>
-      </w:pPr>
-      <w:r>
-        <w:rPr>
-          <w:lang w:val="ar_AE" w:bidi="ar_AE"/>
-        </w:rPr>
-      </w:r>
-      <w:r>
-        <w:rPr>
           <w:b/>
           <w:lang w:val="ar_AE" w:bidi="ar_AE"/>
         </w:rPr>
@@ -31816,22 +28084,6 @@
       </w:r>
       <w:r>
         <w:rPr>
-          <w:lang w:val="ar_AE" w:bidi="ar_AE"/>
-        </w:rPr>
-        <w:t>וִֽ⁠יצָאתֶ֥ם וּ⁠פִשְׁתֶּ֖ם</w:t>
-      </w:r>
-    </w:p>
-    <w:p>
-      <w:pPr>
-        <w:bidi/>
-      </w:pPr>
-      <w:r>
-        <w:rPr>
-          <w:lang w:val="ar_AE" w:bidi="ar_AE"/>
-        </w:rPr>
-      </w:r>
-      <w:r>
-        <w:rPr>
           <w:b/>
           <w:lang w:val="ar_AE" w:bidi="ar_AE"/>
         </w:rPr>
@@ -31951,22 +28203,6 @@
       </w:r>
       <w:r>
         <w:rPr>
-          <w:lang w:val="ar_AE" w:bidi="ar_AE"/>
-        </w:rPr>
-        <w:t>כְּ⁠עֶגְלֵ֥י מַרְבֵּֽק</w:t>
-      </w:r>
-    </w:p>
-    <w:p>
-      <w:pPr>
-        <w:bidi/>
-      </w:pPr>
-      <w:r>
-        <w:rPr>
-          <w:lang w:val="ar_AE" w:bidi="ar_AE"/>
-        </w:rPr>
-      </w:r>
-      <w:r>
-        <w:rPr>
           <w:b/>
           <w:lang w:val="ar_AE" w:bidi="ar_AE"/>
         </w:rPr>
@@ -32073,22 +28309,6 @@
       </w:r>
       <w:r>
         <w:rPr>
-          <w:lang w:val="ar_AE" w:bidi="ar_AE"/>
-        </w:rPr>
-        <w:t>וְ⁠עַסּוֹתֶ֣ם רְשָׁעִ֔ים כִּֽי־יִהְי֣וּ אֵ֔פֶר תַּ֖חַת כַּפּ֣וֹת רַגְלֵי⁠כֶ֑ם</w:t>
-      </w:r>
-    </w:p>
-    <w:p>
-      <w:pPr>
-        <w:bidi/>
-      </w:pPr>
-      <w:r>
-        <w:rPr>
-          <w:lang w:val="ar_AE" w:bidi="ar_AE"/>
-        </w:rPr>
-      </w:r>
-      <w:r>
-        <w:rPr>
           <w:b/>
           <w:lang w:val="ar_AE" w:bidi="ar_AE"/>
         </w:rPr>
@@ -32195,22 +28415,6 @@
       </w:r>
       <w:r>
         <w:rPr>
-          <w:lang w:val="ar_AE" w:bidi="ar_AE"/>
-        </w:rPr>
-        <w:t>וְ⁠עַסּוֹתֶ֣ם רְשָׁעִ֔ים</w:t>
-      </w:r>
-    </w:p>
-    <w:p>
-      <w:pPr>
-        <w:bidi/>
-      </w:pPr>
-      <w:r>
-        <w:rPr>
-          <w:lang w:val="ar_AE" w:bidi="ar_AE"/>
-        </w:rPr>
-      </w:r>
-      <w:r>
-        <w:rPr>
           <w:b/>
           <w:lang w:val="ar_AE" w:bidi="ar_AE"/>
         </w:rPr>
@@ -32330,22 +28534,6 @@
       </w:r>
       <w:r>
         <w:rPr>
-          <w:lang w:val="ar_AE" w:bidi="ar_AE"/>
-        </w:rPr>
-        <w:t>רְשָׁעִ֔ים</w:t>
-      </w:r>
-    </w:p>
-    <w:p>
-      <w:pPr>
-        <w:bidi/>
-      </w:pPr>
-      <w:r>
-        <w:rPr>
-          <w:lang w:val="ar_AE" w:bidi="ar_AE"/>
-        </w:rPr>
-      </w:r>
-      <w:r>
-        <w:rPr>
           <w:b/>
           <w:lang w:val="ar_AE" w:bidi="ar_AE"/>
         </w:rPr>
@@ -32465,22 +28653,6 @@
       </w:r>
       <w:r>
         <w:rPr>
-          <w:lang w:val="ar_AE" w:bidi="ar_AE"/>
-        </w:rPr>
-        <w:t>כִּֽי־יִהְי֣וּ אֵ֔פֶר תַּ֖חַת כַּפּ֣וֹת רַגְלֵי⁠כֶ֑ם</w:t>
-      </w:r>
-    </w:p>
-    <w:p>
-      <w:pPr>
-        <w:bidi/>
-      </w:pPr>
-      <w:r>
-        <w:rPr>
-          <w:lang w:val="ar_AE" w:bidi="ar_AE"/>
-        </w:rPr>
-      </w:r>
-      <w:r>
-        <w:rPr>
           <w:b/>
           <w:lang w:val="ar_AE" w:bidi="ar_AE"/>
         </w:rPr>
@@ -32600,22 +28772,6 @@
       </w:r>
       <w:r>
         <w:rPr>
-          <w:lang w:val="ar_AE" w:bidi="ar_AE"/>
-        </w:rPr>
-        <w:t>בַּ⁠יּוֹם֙ אֲשֶׁ֣ר אֲנִ֣י עֹשֶׂ֔ה</w:t>
-      </w:r>
-    </w:p>
-    <w:p>
-      <w:pPr>
-        <w:bidi/>
-      </w:pPr>
-      <w:r>
-        <w:rPr>
-          <w:lang w:val="ar_AE" w:bidi="ar_AE"/>
-        </w:rPr>
-      </w:r>
-      <w:r>
-        <w:rPr>
           <w:b/>
           <w:lang w:val="ar_AE" w:bidi="ar_AE"/>
         </w:rPr>
@@ -32651,7 +28807,7 @@
         </w:rPr>
         <w:t xml:space="preserve">انظر كيف ترجمت هذا التعبير في </w:t>
       </w:r>
-      <w:hyperlink r:id="rId31">
+      <w:hyperlink r:id="rId29">
         <w:r>
           <w:rPr>
             <w:lang w:val="ar_AE" w:bidi="ar_AE"/>
@@ -32740,22 +28896,6 @@
       </w:r>
       <w:r>
         <w:rPr>
-          <w:lang w:val="ar_AE" w:bidi="ar_AE"/>
-        </w:rPr>
-        <w:t>זִכְר֕וּ</w:t>
-      </w:r>
-    </w:p>
-    <w:p>
-      <w:pPr>
-        <w:bidi/>
-      </w:pPr>
-      <w:r>
-        <w:rPr>
-          <w:lang w:val="ar_AE" w:bidi="ar_AE"/>
-        </w:rPr>
-      </w:r>
-      <w:r>
-        <w:rPr>
           <w:b/>
           <w:lang w:val="ar_AE" w:bidi="ar_AE"/>
         </w:rPr>
@@ -32875,22 +29015,6 @@
       </w:r>
       <w:r>
         <w:rPr>
-          <w:lang w:val="ar_AE" w:bidi="ar_AE"/>
-        </w:rPr>
-        <w:t>חֻקִּ֖ים וּ⁠מִשְׁפָּטִֽים</w:t>
-      </w:r>
-    </w:p>
-    <w:p>
-      <w:pPr>
-        <w:bidi/>
-      </w:pPr>
-      <w:r>
-        <w:rPr>
-          <w:lang w:val="ar_AE" w:bidi="ar_AE"/>
-        </w:rPr>
-      </w:r>
-      <w:r>
-        <w:rPr>
           <w:b/>
           <w:lang w:val="ar_AE" w:bidi="ar_AE"/>
         </w:rPr>
@@ -32997,22 +29121,6 @@
       </w:r>
       <w:r>
         <w:rPr>
-          <w:lang w:val="ar_AE" w:bidi="ar_AE"/>
-        </w:rPr>
-        <w:t>הִנֵּ֤ה</w:t>
-      </w:r>
-    </w:p>
-    <w:p>
-      <w:pPr>
-        <w:bidi/>
-      </w:pPr>
-      <w:r>
-        <w:rPr>
-          <w:lang w:val="ar_AE" w:bidi="ar_AE"/>
-        </w:rPr>
-      </w:r>
-      <w:r>
-        <w:rPr>
           <w:b/>
           <w:lang w:val="ar_AE" w:bidi="ar_AE"/>
         </w:rPr>
@@ -33048,7 +29156,7 @@
         </w:rPr>
         <w:t xml:space="preserve">انظر كيف ترجمت هذا التعبير في </w:t>
       </w:r>
-      <w:hyperlink r:id="rId32">
+      <w:hyperlink r:id="rId30">
         <w:r>
           <w:rPr>
             <w:lang w:val="ar_AE" w:bidi="ar_AE"/>
@@ -33137,22 +29245,6 @@
       </w:r>
       <w:r>
         <w:rPr>
-          <w:lang w:val="ar_AE" w:bidi="ar_AE"/>
-        </w:rPr>
-        <w:t>לִ⁠פְנֵ֗י בּ֚וֹא</w:t>
-      </w:r>
-    </w:p>
-    <w:p>
-      <w:pPr>
-        <w:bidi/>
-      </w:pPr>
-      <w:r>
-        <w:rPr>
-          <w:lang w:val="ar_AE" w:bidi="ar_AE"/>
-        </w:rPr>
-      </w:r>
-      <w:r>
-        <w:rPr>
           <w:b/>
           <w:lang w:val="ar_AE" w:bidi="ar_AE"/>
         </w:rPr>
@@ -33245,22 +29337,6 @@
       </w:r>
       <w:r>
         <w:rPr>
-          <w:lang w:val="ar_AE" w:bidi="ar_AE"/>
-        </w:rPr>
-        <w:t>י֣וֹם יְהוָ֔ה הַ⁠גָּד֖וֹל וְ⁠הַ⁠נּוֹרָֽא</w:t>
-      </w:r>
-    </w:p>
-    <w:p>
-      <w:pPr>
-        <w:bidi/>
-      </w:pPr>
-      <w:r>
-        <w:rPr>
-          <w:lang w:val="ar_AE" w:bidi="ar_AE"/>
-        </w:rPr>
-      </w:r>
-      <w:r>
-        <w:rPr>
           <w:b/>
           <w:lang w:val="ar_AE" w:bidi="ar_AE"/>
         </w:rPr>
@@ -33367,22 +29443,6 @@
       </w:r>
       <w:r>
         <w:rPr>
-          <w:lang w:val="ar_AE" w:bidi="ar_AE"/>
-        </w:rPr>
-        <w:t>וְ⁠הֵשִׁ֤יב לֵב־אָבוֹת֙ עַל־בָּנִ֔ים וְ⁠לֵ֥ב בָּנִ֖ים עַל־אֲבוֹתָ֑⁠ם</w:t>
-      </w:r>
-    </w:p>
-    <w:p>
-      <w:pPr>
-        <w:bidi/>
-      </w:pPr>
-      <w:r>
-        <w:rPr>
-          <w:lang w:val="ar_AE" w:bidi="ar_AE"/>
-        </w:rPr>
-      </w:r>
-      <w:r>
-        <w:rPr>
           <w:b/>
           <w:lang w:val="ar_AE" w:bidi="ar_AE"/>
         </w:rPr>
@@ -33515,22 +29575,6 @@
       </w:r>
       <w:r>
         <w:rPr>
-          <w:lang w:val="ar_AE" w:bidi="ar_AE"/>
-        </w:rPr>
-        <w:t>וְ⁠הֵשִׁ֤יב לֵב־אָבוֹת֙ עַל־בָּנִ֔ים וְ⁠לֵ֥ב בָּנִ֖ים עַל־אֲבוֹתָ֑⁠ם</w:t>
-      </w:r>
-    </w:p>
-    <w:p>
-      <w:pPr>
-        <w:bidi/>
-      </w:pPr>
-      <w:r>
-        <w:rPr>
-          <w:lang w:val="ar_AE" w:bidi="ar_AE"/>
-        </w:rPr>
-      </w:r>
-      <w:r>
-        <w:rPr>
           <w:b/>
           <w:lang w:val="ar_AE" w:bidi="ar_AE"/>
         </w:rPr>
@@ -33623,22 +29667,6 @@
       </w:r>
       <w:r>
         <w:rPr>
-          <w:lang w:val="ar_AE" w:bidi="ar_AE"/>
-        </w:rPr>
-        <w:t>וְ⁠לֵ֥ב בָּנִ֖ים עַל־אֲבוֹתָ֑⁠ם</w:t>
-      </w:r>
-    </w:p>
-    <w:p>
-      <w:pPr>
-        <w:bidi/>
-      </w:pPr>
-      <w:r>
-        <w:rPr>
-          <w:lang w:val="ar_AE" w:bidi="ar_AE"/>
-        </w:rPr>
-      </w:r>
-      <w:r>
-        <w:rPr>
           <w:b/>
           <w:lang w:val="ar_AE" w:bidi="ar_AE"/>
         </w:rPr>
@@ -33732,22 +29760,6 @@
         <w:rPr>
           <w:lang w:val="ar_AE" w:bidi="ar_AE"/>
         </w:rPr>
-      </w:r>
-    </w:p>
-    <w:p>
-      <w:pPr>
-        <w:bidi/>
-      </w:pPr>
-      <w:r>
-        <w:rPr>
-          <w:lang w:val="ar_AE" w:bidi="ar_AE"/>
-        </w:rPr>
-      </w:r>
-      <w:r>
-        <w:rPr>
-          <w:lang w:val="ar_AE" w:bidi="ar_AE"/>
-        </w:rPr>
-        <w:t>לֵב &amp; וְ⁠לֵ֥ב</w:t>
       </w:r>
     </w:p>
     <w:p>

--- a/arb/docx/39.content.docx
+++ b/arb/docx/39.content.docx
@@ -32,16 +32,51 @@
     </w:p>
     <w:p>
       <w:pPr>
-        <w:bidi/>
-      </w:pPr>
-      <w:r>
-        <w:rPr>
-          <w:lang w:val="ar_AE" w:bidi="ar_AE"/>
-        </w:rPr>
-      </w:r>
-      <w:r>
-        <w:rPr>
-          <w:b/>
+        <w:pStyle w:val="Heading2"/>
+        <w:bidi/>
+      </w:pPr>
+      <w:r>
+        <w:rPr>
+          <w:lang w:val="ar_AE" w:bidi="ar_AE"/>
+        </w:rPr>
+        <w:t>License Information</w:t>
+      </w:r>
+      <w:r>
+        <w:rPr>
+          <w:lang w:val="ar_AE" w:bidi="ar_AE"/>
+        </w:rPr>
+      </w:r>
+    </w:p>
+    <w:p>
+      <w:pPr>
+        <w:bidi/>
+      </w:pPr>
+      <w:r>
+        <w:rPr>
+          <w:lang w:val="ar_AE" w:bidi="ar_AE"/>
+        </w:rPr>
+      </w:r>
+      <w:r>
+        <w:rPr>
+          <w:b/>
+          <w:lang w:val="ar_AE" w:bidi="ar_AE"/>
+        </w:rPr>
+        <w:t>ملاحظات الترجمة (كلمة متكشفة)</w:t>
+      </w:r>
+      <w:r>
+        <w:rPr>
+          <w:lang w:val="ar_AE" w:bidi="ar_AE"/>
+        </w:rPr>
+        <w:t xml:space="preserve"> (Arabic) is based on</w:t>
+      </w:r>
+      <w:r>
+        <w:rPr>
+          <w:lang w:val="ar_AE" w:bidi="ar_AE"/>
+        </w:rPr>
+        <w:t xml:space="preserve">: </w:t>
+      </w:r>
+      <w:r>
+        <w:rPr>
           <w:lang w:val="ar_AE" w:bidi="ar_AE"/>
         </w:rPr>
         <w:t>unfoldingWord® Translation Notes</w:t>
@@ -50,31 +85,64 @@
         <w:rPr>
           <w:lang w:val="ar_AE" w:bidi="ar_AE"/>
         </w:rPr>
-        <w:t xml:space="preserve"> © 2022 unfoldingWord. Released under CC BY-SA 4.0 license. </w:t>
-      </w:r>
-      <w:r>
-        <w:rPr>
-          <w:lang w:val="ar_AE" w:bidi="ar_AE"/>
-        </w:rPr>
-        <w:t>unfoldingWord® Translation Notes</w:t>
-      </w:r>
-      <w:r>
-        <w:rPr>
-          <w:lang w:val="ar_AE" w:bidi="ar_AE"/>
-        </w:rPr>
-        <w:t xml:space="preserve"> has been adapted in the following languages: Tok Pisin, Arabic (عربي), French (Français), Hindi (हिंदी), Indonesian (Bahasa Indonesia), Portuguese (Português), Russian (Русский), Spanish (Español), Swahili (Kiswahili), and Simplified Chinese (简体中文) from </w:t>
-      </w:r>
-      <w:r>
-        <w:rPr>
-          <w:lang w:val="ar_AE" w:bidi="ar_AE"/>
-        </w:rPr>
-        <w:t>unfoldingWord® Translation Notes</w:t>
-      </w:r>
-      <w:r>
-        <w:rPr>
-          <w:lang w:val="ar_AE" w:bidi="ar_AE"/>
-        </w:rPr>
-        <w:t xml:space="preserve"> © 2022 unfoldingWord. Released under CC BY-SA 4.0 license by Mission Mutual</w:t>
+        <w:t xml:space="preserve">, </w:t>
+      </w:r>
+      <w:hyperlink r:id="rId13">
+        <w:r>
+          <w:rPr>
+            <w:lang w:val="ar_AE" w:bidi="ar_AE"/>
+          </w:rPr>
+          <w:rPr>
+            <w:color w:val="0000EE"/>
+            <w:u w:val="single"/>
+          </w:rPr>
+          <w:t>unfoldingWord</w:t>
+        </w:r>
+      </w:hyperlink>
+      <w:r>
+        <w:rPr>
+          <w:lang w:val="ar_AE" w:bidi="ar_AE"/>
+        </w:rPr>
+        <w:t xml:space="preserve">, 2022, which is licensed under a </w:t>
+      </w:r>
+      <w:hyperlink r:id="rId14">
+        <w:r>
+          <w:rPr>
+            <w:lang w:val="ar_AE" w:bidi="ar_AE"/>
+          </w:rPr>
+          <w:rPr>
+            <w:color w:val="0000EE"/>
+            <w:u w:val="single"/>
+          </w:rPr>
+          <w:t>CC BY-SA 4.0 license</w:t>
+        </w:r>
+      </w:hyperlink>
+      <w:r>
+        <w:rPr>
+          <w:lang w:val="ar_AE" w:bidi="ar_AE"/>
+        </w:rPr>
+        <w:t>.</w:t>
+      </w:r>
+      <w:r>
+        <w:rPr>
+          <w:lang w:val="ar_AE" w:bidi="ar_AE"/>
+        </w:rPr>
+      </w:r>
+    </w:p>
+    <w:p>
+      <w:pPr>
+        <w:bidi/>
+      </w:pPr>
+      <w:r>
+        <w:rPr>
+          <w:lang w:val="ar_AE" w:bidi="ar_AE"/>
+        </w:rPr>
+      </w:r>
+      <w:r>
+        <w:rPr>
+          <w:lang w:val="ar_AE" w:bidi="ar_AE"/>
+        </w:rPr>
+        <w:t>This PDF version is provided under the same license.</w:t>
       </w:r>
       <w:r>
         <w:rPr>
@@ -345,7 +413,7 @@
         </w:rPr>
         <w:t>يمكن ترجمة الوصف في عنوان السفر (</w:t>
       </w:r>
-      <w:hyperlink r:id="rId13">
+      <w:hyperlink r:id="rId15">
         <w:r>
           <w:rPr>
             <w:lang w:val="ar_AE" w:bidi="ar_AE"/>
@@ -363,7 +431,7 @@
         </w:rPr>
         <w:t xml:space="preserve">) إما "وحي كلمة الرب لإسرائيل عن يد ملاخي" أو "وحي كلمة الرب لإسرائيل عن يد رسولي (ملاكي)". يظهر التعبير الأخير في تلك الجملة أيضًا في </w:t>
       </w:r>
-      <w:hyperlink r:id="rId14">
+      <w:hyperlink r:id="rId16">
         <w:r>
           <w:rPr>
             <w:lang w:val="ar_AE" w:bidi="ar_AE"/>
@@ -700,6 +768,22 @@
       </w:r>
       <w:r>
         <w:rPr>
+          <w:lang w:val="ar_AE" w:bidi="ar_AE"/>
+        </w:rPr>
+        <w:t>מַשָּׂ֥א דְבַר־יְהוָ֖ה</w:t>
+      </w:r>
+    </w:p>
+    <w:p>
+      <w:pPr>
+        <w:bidi/>
+      </w:pPr>
+      <w:r>
+        <w:rPr>
+          <w:lang w:val="ar_AE" w:bidi="ar_AE"/>
+        </w:rPr>
+      </w:r>
+      <w:r>
+        <w:rPr>
           <w:b/>
           <w:lang w:val="ar_AE" w:bidi="ar_AE"/>
         </w:rPr>
@@ -819,6 +903,22 @@
       </w:r>
       <w:r>
         <w:rPr>
+          <w:lang w:val="ar_AE" w:bidi="ar_AE"/>
+        </w:rPr>
+        <w:t>דְבַר־יְהוָ֖ה</w:t>
+      </w:r>
+    </w:p>
+    <w:p>
+      <w:pPr>
+        <w:bidi/>
+      </w:pPr>
+      <w:r>
+        <w:rPr>
+          <w:lang w:val="ar_AE" w:bidi="ar_AE"/>
+        </w:rPr>
+      </w:r>
+      <w:r>
+        <w:rPr>
           <w:b/>
           <w:lang w:val="ar_AE" w:bidi="ar_AE"/>
         </w:rPr>
@@ -924,6 +1024,22 @@
       </w:r>
       <w:r>
         <w:rPr>
+          <w:lang w:val="ar_AE" w:bidi="ar_AE"/>
+        </w:rPr>
+        <w:t>אֶל־יִשְׂרָאֵ֑ל</w:t>
+      </w:r>
+    </w:p>
+    <w:p>
+      <w:pPr>
+        <w:bidi/>
+      </w:pPr>
+      <w:r>
+        <w:rPr>
+          <w:lang w:val="ar_AE" w:bidi="ar_AE"/>
+        </w:rPr>
+      </w:r>
+      <w:r>
+        <w:rPr>
           <w:b/>
           <w:lang w:val="ar_AE" w:bidi="ar_AE"/>
         </w:rPr>
@@ -1043,6 +1159,22 @@
       </w:r>
       <w:r>
         <w:rPr>
+          <w:lang w:val="ar_AE" w:bidi="ar_AE"/>
+        </w:rPr>
+        <w:t>בְּ⁠יַ֖ד</w:t>
+      </w:r>
+    </w:p>
+    <w:p>
+      <w:pPr>
+        <w:bidi/>
+      </w:pPr>
+      <w:r>
+        <w:rPr>
+          <w:lang w:val="ar_AE" w:bidi="ar_AE"/>
+        </w:rPr>
+      </w:r>
+      <w:r>
+        <w:rPr>
           <w:b/>
           <w:lang w:val="ar_AE" w:bidi="ar_AE"/>
         </w:rPr>
@@ -1162,6 +1294,22 @@
       </w:r>
       <w:r>
         <w:rPr>
+          <w:lang w:val="ar_AE" w:bidi="ar_AE"/>
+        </w:rPr>
+        <w:t>מַלְאָכִֽי</w:t>
+      </w:r>
+    </w:p>
+    <w:p>
+      <w:pPr>
+        <w:bidi/>
+      </w:pPr>
+      <w:r>
+        <w:rPr>
+          <w:lang w:val="ar_AE" w:bidi="ar_AE"/>
+        </w:rPr>
+      </w:r>
+      <w:r>
+        <w:rPr>
           <w:b/>
           <w:lang w:val="ar_AE" w:bidi="ar_AE"/>
         </w:rPr>
@@ -1281,6 +1429,22 @@
       </w:r>
       <w:r>
         <w:rPr>
+          <w:lang w:val="ar_AE" w:bidi="ar_AE"/>
+        </w:rPr>
+        <w:t>אָהַ֤בְתִּי אֶתְ⁠כֶם֙ אָמַ֣ר יְהוָ֔ה</w:t>
+      </w:r>
+    </w:p>
+    <w:p>
+      <w:pPr>
+        <w:bidi/>
+      </w:pPr>
+      <w:r>
+        <w:rPr>
+          <w:lang w:val="ar_AE" w:bidi="ar_AE"/>
+        </w:rPr>
+      </w:r>
+      <w:r>
+        <w:rPr>
           <w:b/>
           <w:lang w:val="ar_AE" w:bidi="ar_AE"/>
         </w:rPr>
@@ -1387,6 +1551,22 @@
       </w:r>
       <w:r>
         <w:rPr>
+          <w:lang w:val="ar_AE" w:bidi="ar_AE"/>
+        </w:rPr>
+        <w:t>אֶתְ⁠כֶם֙</w:t>
+      </w:r>
+    </w:p>
+    <w:p>
+      <w:pPr>
+        <w:bidi/>
+      </w:pPr>
+      <w:r>
+        <w:rPr>
+          <w:lang w:val="ar_AE" w:bidi="ar_AE"/>
+        </w:rPr>
+      </w:r>
+      <w:r>
+        <w:rPr>
           <w:b/>
           <w:lang w:val="ar_AE" w:bidi="ar_AE"/>
         </w:rPr>
@@ -1506,6 +1686,22 @@
       </w:r>
       <w:r>
         <w:rPr>
+          <w:lang w:val="ar_AE" w:bidi="ar_AE"/>
+        </w:rPr>
+        <w:t>וַ⁠אֲמַרְתֶּ֖ם</w:t>
+      </w:r>
+    </w:p>
+    <w:p>
+      <w:pPr>
+        <w:bidi/>
+      </w:pPr>
+      <w:r>
+        <w:rPr>
+          <w:lang w:val="ar_AE" w:bidi="ar_AE"/>
+        </w:rPr>
+      </w:r>
+      <w:r>
+        <w:rPr>
           <w:b/>
           <w:lang w:val="ar_AE" w:bidi="ar_AE"/>
         </w:rPr>
@@ -1612,6 +1808,22 @@
       </w:r>
       <w:r>
         <w:rPr>
+          <w:lang w:val="ar_AE" w:bidi="ar_AE"/>
+        </w:rPr>
+        <w:t>הֲ⁠לוֹא־אָ֨ח עֵשָׂ֤ו לְ⁠יַֽעֲקֹב֙ נְאֻם־יְהוָ֔ה וָ⁠אֹהַ֖ב אֶֽת־יַעֲקֹֽב</w:t>
+      </w:r>
+    </w:p>
+    <w:p>
+      <w:pPr>
+        <w:bidi/>
+      </w:pPr>
+      <w:r>
+        <w:rPr>
+          <w:lang w:val="ar_AE" w:bidi="ar_AE"/>
+        </w:rPr>
+      </w:r>
+      <w:r>
+        <w:rPr>
           <w:b/>
           <w:lang w:val="ar_AE" w:bidi="ar_AE"/>
         </w:rPr>
@@ -1731,6 +1943,22 @@
       </w:r>
       <w:r>
         <w:rPr>
+          <w:lang w:val="ar_AE" w:bidi="ar_AE"/>
+        </w:rPr>
+        <w:t>הֲ⁠לוֹא־אָ֨ח עֵשָׂ֤ו לְ⁠יַֽעֲקֹב֙</w:t>
+      </w:r>
+    </w:p>
+    <w:p>
+      <w:pPr>
+        <w:bidi/>
+      </w:pPr>
+      <w:r>
+        <w:rPr>
+          <w:lang w:val="ar_AE" w:bidi="ar_AE"/>
+        </w:rPr>
+      </w:r>
+      <w:r>
+        <w:rPr>
           <w:b/>
           <w:lang w:val="ar_AE" w:bidi="ar_AE"/>
         </w:rPr>
@@ -1823,6 +2051,22 @@
       </w:r>
       <w:r>
         <w:rPr>
+          <w:lang w:val="ar_AE" w:bidi="ar_AE"/>
+        </w:rPr>
+        <w:t>הֲ⁠לוֹא־אָ֨ח עֵשָׂ֤ו לְ⁠יַֽעֲקֹב֙</w:t>
+      </w:r>
+    </w:p>
+    <w:p>
+      <w:pPr>
+        <w:bidi/>
+      </w:pPr>
+      <w:r>
+        <w:rPr>
+          <w:lang w:val="ar_AE" w:bidi="ar_AE"/>
+        </w:rPr>
+      </w:r>
+      <w:r>
+        <w:rPr>
           <w:b/>
           <w:lang w:val="ar_AE" w:bidi="ar_AE"/>
         </w:rPr>
@@ -1955,6 +2199,22 @@
       </w:r>
       <w:r>
         <w:rPr>
+          <w:lang w:val="ar_AE" w:bidi="ar_AE"/>
+        </w:rPr>
+        <w:t>נְאֻם־יְהוָ֔ה</w:t>
+      </w:r>
+    </w:p>
+    <w:p>
+      <w:pPr>
+        <w:bidi/>
+      </w:pPr>
+      <w:r>
+        <w:rPr>
+          <w:lang w:val="ar_AE" w:bidi="ar_AE"/>
+        </w:rPr>
+      </w:r>
+      <w:r>
+        <w:rPr>
           <w:b/>
           <w:lang w:val="ar_AE" w:bidi="ar_AE"/>
         </w:rPr>
@@ -2061,6 +2321,22 @@
       </w:r>
       <w:r>
         <w:rPr>
+          <w:lang w:val="ar_AE" w:bidi="ar_AE"/>
+        </w:rPr>
+        <w:t>וָ⁠אֹהַ֖ב אֶֽת־יַעֲקֹֽב</w:t>
+      </w:r>
+    </w:p>
+    <w:p>
+      <w:pPr>
+        <w:bidi/>
+      </w:pPr>
+      <w:r>
+        <w:rPr>
+          <w:lang w:val="ar_AE" w:bidi="ar_AE"/>
+        </w:rPr>
+      </w:r>
+      <w:r>
+        <w:rPr>
           <w:b/>
           <w:lang w:val="ar_AE" w:bidi="ar_AE"/>
         </w:rPr>
@@ -2173,6 +2449,22 @@
       </w:r>
       <w:r>
         <w:rPr>
+          <w:lang w:val="ar_AE" w:bidi="ar_AE"/>
+        </w:rPr>
+        <w:t>וָ⁠אֹהַ֖ב אֶֽת־יַעֲקֹֽב׃ וְ⁠אֶת־עֵשָׂ֖ו שָׂנֵ֑אתִי</w:t>
+      </w:r>
+    </w:p>
+    <w:p>
+      <w:pPr>
+        <w:bidi/>
+      </w:pPr>
+      <w:r>
+        <w:rPr>
+          <w:lang w:val="ar_AE" w:bidi="ar_AE"/>
+        </w:rPr>
+      </w:r>
+      <w:r>
+        <w:rPr>
           <w:b/>
           <w:lang w:val="ar_AE" w:bidi="ar_AE"/>
         </w:rPr>
@@ -2279,6 +2571,22 @@
       </w:r>
       <w:r>
         <w:rPr>
+          <w:lang w:val="ar_AE" w:bidi="ar_AE"/>
+        </w:rPr>
+        <w:t>וְ⁠אֶת־עֵשָׂ֖ו שָׂנֵ֑אתִי</w:t>
+      </w:r>
+    </w:p>
+    <w:p>
+      <w:pPr>
+        <w:bidi/>
+      </w:pPr>
+      <w:r>
+        <w:rPr>
+          <w:lang w:val="ar_AE" w:bidi="ar_AE"/>
+        </w:rPr>
+      </w:r>
+      <w:r>
+        <w:rPr>
           <w:b/>
           <w:lang w:val="ar_AE" w:bidi="ar_AE"/>
         </w:rPr>
@@ -2398,6 +2706,22 @@
       </w:r>
       <w:r>
         <w:rPr>
+          <w:lang w:val="ar_AE" w:bidi="ar_AE"/>
+        </w:rPr>
+        <w:t>שְׁמָמָ֔ה</w:t>
+      </w:r>
+    </w:p>
+    <w:p>
+      <w:pPr>
+        <w:bidi/>
+      </w:pPr>
+      <w:r>
+        <w:rPr>
+          <w:lang w:val="ar_AE" w:bidi="ar_AE"/>
+        </w:rPr>
+      </w:r>
+      <w:r>
+        <w:rPr>
           <w:b/>
           <w:lang w:val="ar_AE" w:bidi="ar_AE"/>
         </w:rPr>
@@ -2517,6 +2841,22 @@
       </w:r>
       <w:r>
         <w:rPr>
+          <w:lang w:val="ar_AE" w:bidi="ar_AE"/>
+        </w:rPr>
+        <w:t>לְ⁠תַנּ֥וֹת</w:t>
+      </w:r>
+    </w:p>
+    <w:p>
+      <w:pPr>
+        <w:bidi/>
+      </w:pPr>
+      <w:r>
+        <w:rPr>
+          <w:lang w:val="ar_AE" w:bidi="ar_AE"/>
+        </w:rPr>
+      </w:r>
+      <w:r>
+        <w:rPr>
           <w:b/>
           <w:lang w:val="ar_AE" w:bidi="ar_AE"/>
         </w:rPr>
@@ -2630,6 +2970,22 @@
       </w:r>
       <w:r>
         <w:rPr>
+          <w:lang w:val="ar_AE" w:bidi="ar_AE"/>
+        </w:rPr>
+        <w:t>כִּֽי־תֹאמַ֨ר אֱד֜וֹם</w:t>
+      </w:r>
+    </w:p>
+    <w:p>
+      <w:pPr>
+        <w:bidi/>
+      </w:pPr>
+      <w:r>
+        <w:rPr>
+          <w:lang w:val="ar_AE" w:bidi="ar_AE"/>
+        </w:rPr>
+      </w:r>
+      <w:r>
+        <w:rPr>
           <w:b/>
           <w:lang w:val="ar_AE" w:bidi="ar_AE"/>
         </w:rPr>
@@ -2749,6 +3105,22 @@
       </w:r>
       <w:r>
         <w:rPr>
+          <w:lang w:val="ar_AE" w:bidi="ar_AE"/>
+        </w:rPr>
+        <w:t>רֻשַּׁ֗שְׁנוּ</w:t>
+      </w:r>
+    </w:p>
+    <w:p>
+      <w:pPr>
+        <w:bidi/>
+      </w:pPr>
+      <w:r>
+        <w:rPr>
+          <w:lang w:val="ar_AE" w:bidi="ar_AE"/>
+        </w:rPr>
+      </w:r>
+      <w:r>
+        <w:rPr>
           <w:b/>
           <w:lang w:val="ar_AE" w:bidi="ar_AE"/>
         </w:rPr>
@@ -2855,6 +3227,22 @@
       </w:r>
       <w:r>
         <w:rPr>
+          <w:lang w:val="ar_AE" w:bidi="ar_AE"/>
+        </w:rPr>
+        <w:t>וְ⁠קָרְא֤וּ לָ⁠הֶם֙ גְּב֣וּל רִשְׁעָ֔ה וְ⁠הָ⁠עָ֛ם אֲשֶׁר־זָעַ֥ם יְהוָ֖ה עַד־עוֹלָֽם</w:t>
+      </w:r>
+    </w:p>
+    <w:p>
+      <w:pPr>
+        <w:bidi/>
+      </w:pPr>
+      <w:r>
+        <w:rPr>
+          <w:lang w:val="ar_AE" w:bidi="ar_AE"/>
+        </w:rPr>
+      </w:r>
+      <w:r>
+        <w:rPr>
           <w:b/>
           <w:lang w:val="ar_AE" w:bidi="ar_AE"/>
         </w:rPr>
@@ -2961,6 +3349,22 @@
       </w:r>
       <w:r>
         <w:rPr>
+          <w:lang w:val="ar_AE" w:bidi="ar_AE"/>
+        </w:rPr>
+        <w:t>וְ⁠קָרְא֤וּ לָ⁠הֶם֙</w:t>
+      </w:r>
+    </w:p>
+    <w:p>
+      <w:pPr>
+        <w:bidi/>
+      </w:pPr>
+      <w:r>
+        <w:rPr>
+          <w:lang w:val="ar_AE" w:bidi="ar_AE"/>
+        </w:rPr>
+      </w:r>
+      <w:r>
+        <w:rPr>
           <w:b/>
           <w:lang w:val="ar_AE" w:bidi="ar_AE"/>
         </w:rPr>
@@ -3066,6 +3470,22 @@
       </w:r>
       <w:r>
         <w:rPr>
+          <w:lang w:val="ar_AE" w:bidi="ar_AE"/>
+        </w:rPr>
+        <w:t>גְּב֣וּל רִשְׁעָ֔ה</w:t>
+      </w:r>
+    </w:p>
+    <w:p>
+      <w:pPr>
+        <w:bidi/>
+      </w:pPr>
+      <w:r>
+        <w:rPr>
+          <w:lang w:val="ar_AE" w:bidi="ar_AE"/>
+        </w:rPr>
+      </w:r>
+      <w:r>
+        <w:rPr>
           <w:b/>
           <w:lang w:val="ar_AE" w:bidi="ar_AE"/>
         </w:rPr>
@@ -3185,6 +3605,22 @@
       </w:r>
       <w:r>
         <w:rPr>
+          <w:lang w:val="ar_AE" w:bidi="ar_AE"/>
+        </w:rPr>
+        <w:t>וְ⁠עֵינֵי⁠כֶ֖ם תִּרְאֶ֑ינָה וְ⁠אַתֶּ֤ם תֹּֽאמְרוּ֙ יִגְדַּ֣ל יְהוָ֔ה מֵ⁠עַ֖ל לִ⁠גְב֥וּל יִשְׂרָאֵֽל</w:t>
+      </w:r>
+    </w:p>
+    <w:p>
+      <w:pPr>
+        <w:bidi/>
+      </w:pPr>
+      <w:r>
+        <w:rPr>
+          <w:lang w:val="ar_AE" w:bidi="ar_AE"/>
+        </w:rPr>
+      </w:r>
+      <w:r>
+        <w:rPr>
           <w:b/>
           <w:lang w:val="ar_AE" w:bidi="ar_AE"/>
         </w:rPr>
@@ -3291,6 +3727,22 @@
       </w:r>
       <w:r>
         <w:rPr>
+          <w:lang w:val="ar_AE" w:bidi="ar_AE"/>
+        </w:rPr>
+        <w:t>וְ⁠עֵינֵי⁠כֶ֖ם תִּרְאֶ֑ינָה</w:t>
+      </w:r>
+    </w:p>
+    <w:p>
+      <w:pPr>
+        <w:bidi/>
+      </w:pPr>
+      <w:r>
+        <w:rPr>
+          <w:lang w:val="ar_AE" w:bidi="ar_AE"/>
+        </w:rPr>
+      </w:r>
+      <w:r>
+        <w:rPr>
           <w:b/>
           <w:lang w:val="ar_AE" w:bidi="ar_AE"/>
         </w:rPr>
@@ -3410,6 +3862,22 @@
       </w:r>
       <w:r>
         <w:rPr>
+          <w:lang w:val="ar_AE" w:bidi="ar_AE"/>
+        </w:rPr>
+        <w:t>וְ⁠עֵינֵי⁠כֶ֖ם תִּרְאֶ֑ינָה וְ⁠אַתֶּ֤ם תֹּֽאמְרוּ֙ יִגְדַּ֣ל יְהוָ֔ה מֵ⁠עַ֖ל לִ⁠גְב֥וּל יִשְׂרָאֵֽל</w:t>
+      </w:r>
+    </w:p>
+    <w:p>
+      <w:pPr>
+        <w:bidi/>
+      </w:pPr>
+      <w:r>
+        <w:rPr>
+          <w:lang w:val="ar_AE" w:bidi="ar_AE"/>
+        </w:rPr>
+      </w:r>
+      <w:r>
+        <w:rPr>
           <w:b/>
           <w:lang w:val="ar_AE" w:bidi="ar_AE"/>
         </w:rPr>
@@ -3516,6 +3984,22 @@
       </w:r>
       <w:r>
         <w:rPr>
+          <w:lang w:val="ar_AE" w:bidi="ar_AE"/>
+        </w:rPr>
+        <w:t>וְ⁠אִם־אָ֣ב אָ֣נִי אַיֵּ֣ה כְבוֹדִ֡⁠י וְ⁠אִם־אֲדוֹנִ֣ים אָנִי֩ אַיֵּ֨ה מוֹרָאִ֜⁠י</w:t>
+      </w:r>
+    </w:p>
+    <w:p>
+      <w:pPr>
+        <w:bidi/>
+      </w:pPr>
+      <w:r>
+        <w:rPr>
+          <w:lang w:val="ar_AE" w:bidi="ar_AE"/>
+        </w:rPr>
+      </w:r>
+      <w:r>
+        <w:rPr>
           <w:b/>
           <w:lang w:val="ar_AE" w:bidi="ar_AE"/>
         </w:rPr>
@@ -3622,6 +4106,22 @@
       </w:r>
       <w:r>
         <w:rPr>
+          <w:lang w:val="ar_AE" w:bidi="ar_AE"/>
+        </w:rPr>
+        <w:t>שְׁמִ֔⁠י &amp; אֶת־שְׁמֶֽ⁠ךָ</w:t>
+      </w:r>
+    </w:p>
+    <w:p>
+      <w:pPr>
+        <w:bidi/>
+      </w:pPr>
+      <w:r>
+        <w:rPr>
+          <w:lang w:val="ar_AE" w:bidi="ar_AE"/>
+        </w:rPr>
+      </w:r>
+      <w:r>
+        <w:rPr>
           <w:b/>
           <w:lang w:val="ar_AE" w:bidi="ar_AE"/>
         </w:rPr>
@@ -3755,6 +4255,22 @@
       </w:r>
       <w:r>
         <w:rPr>
+          <w:lang w:val="ar_AE" w:bidi="ar_AE"/>
+        </w:rPr>
+        <w:t>לֶ֣חֶם מְגֹאָ֔ל</w:t>
+      </w:r>
+    </w:p>
+    <w:p>
+      <w:pPr>
+        <w:bidi/>
+      </w:pPr>
+      <w:r>
+        <w:rPr>
+          <w:lang w:val="ar_AE" w:bidi="ar_AE"/>
+        </w:rPr>
+      </w:r>
+      <w:r>
+        <w:rPr>
           <w:b/>
           <w:lang w:val="ar_AE" w:bidi="ar_AE"/>
         </w:rPr>
@@ -3861,6 +4377,22 @@
       </w:r>
       <w:r>
         <w:rPr>
+          <w:lang w:val="ar_AE" w:bidi="ar_AE"/>
+        </w:rPr>
+        <w:t>וַ⁠אֲמַרְתֶּ֖ם בַּ⁠מֶּ֣ה גֵֽאַלְנ֑וּ⁠ךָ בֶּ⁠אֱמָרְ⁠כֶ֕ם שֻׁלְחַ֥ן יְהוָ֖ה נִבְזֶ֥ה הֽוּא</w:t>
+      </w:r>
+    </w:p>
+    <w:p>
+      <w:pPr>
+        <w:bidi/>
+      </w:pPr>
+      <w:r>
+        <w:rPr>
+          <w:lang w:val="ar_AE" w:bidi="ar_AE"/>
+        </w:rPr>
+      </w:r>
+      <w:r>
+        <w:rPr>
           <w:b/>
           <w:lang w:val="ar_AE" w:bidi="ar_AE"/>
         </w:rPr>
@@ -3967,6 +4499,22 @@
       </w:r>
       <w:r>
         <w:rPr>
+          <w:lang w:val="ar_AE" w:bidi="ar_AE"/>
+        </w:rPr>
+        <w:t>שֻׁלְחַ֥ן יְהוָ֖ה נִבְזֶ֥ה הֽוּא</w:t>
+      </w:r>
+    </w:p>
+    <w:p>
+      <w:pPr>
+        <w:bidi/>
+      </w:pPr>
+      <w:r>
+        <w:rPr>
+          <w:lang w:val="ar_AE" w:bidi="ar_AE"/>
+        </w:rPr>
+      </w:r>
+      <w:r>
+        <w:rPr>
           <w:b/>
           <w:lang w:val="ar_AE" w:bidi="ar_AE"/>
         </w:rPr>
@@ -4073,6 +4621,22 @@
       </w:r>
       <w:r>
         <w:rPr>
+          <w:lang w:val="ar_AE" w:bidi="ar_AE"/>
+        </w:rPr>
+        <w:t>שֻׁלְחַ֥ן יְהוָ֖ה</w:t>
+      </w:r>
+    </w:p>
+    <w:p>
+      <w:pPr>
+        <w:bidi/>
+      </w:pPr>
+      <w:r>
+        <w:rPr>
+          <w:lang w:val="ar_AE" w:bidi="ar_AE"/>
+        </w:rPr>
+      </w:r>
+      <w:r>
+        <w:rPr>
           <w:b/>
           <w:lang w:val="ar_AE" w:bidi="ar_AE"/>
         </w:rPr>
@@ -4178,6 +4742,22 @@
       </w:r>
       <w:r>
         <w:rPr>
+          <w:lang w:val="ar_AE" w:bidi="ar_AE"/>
+        </w:rPr>
+        <w:t>וְ⁠כִֽי־תַגִּשׁ֨וּ⁠ן עִוֵּ֤ר לִ⁠זְבֹּ֨חַ֙ אֵ֣ין רָ֔ע וְ⁠כִ֥י תַגִּ֛ישׁוּ פִּסֵּ֥חַ וְ⁠חֹלֶ֖ה אֵ֣ין רָ֑ע</w:t>
+      </w:r>
+    </w:p>
+    <w:p>
+      <w:pPr>
+        <w:bidi/>
+      </w:pPr>
+      <w:r>
+        <w:rPr>
+          <w:lang w:val="ar_AE" w:bidi="ar_AE"/>
+        </w:rPr>
+      </w:r>
+      <w:r>
+        <w:rPr>
           <w:b/>
           <w:lang w:val="ar_AE" w:bidi="ar_AE"/>
         </w:rPr>
@@ -4284,6 +4864,22 @@
       </w:r>
       <w:r>
         <w:rPr>
+          <w:lang w:val="ar_AE" w:bidi="ar_AE"/>
+        </w:rPr>
+        <w:t>עִוֵּ֤ר &amp; פִּסֵּ֥חַ וְ⁠חֹלֶ֖ה</w:t>
+      </w:r>
+    </w:p>
+    <w:p>
+      <w:pPr>
+        <w:bidi/>
+      </w:pPr>
+      <w:r>
+        <w:rPr>
+          <w:lang w:val="ar_AE" w:bidi="ar_AE"/>
+        </w:rPr>
+      </w:r>
+      <w:r>
+        <w:rPr>
           <w:b/>
           <w:lang w:val="ar_AE" w:bidi="ar_AE"/>
         </w:rPr>
@@ -4404,6 +5000,22 @@
       </w:r>
       <w:r>
         <w:rPr>
+          <w:lang w:val="ar_AE" w:bidi="ar_AE"/>
+        </w:rPr>
+        <w:t>הַקְרִיבֵ֨⁠הוּ</w:t>
+      </w:r>
+    </w:p>
+    <w:p>
+      <w:pPr>
+        <w:bidi/>
+      </w:pPr>
+      <w:r>
+        <w:rPr>
+          <w:lang w:val="ar_AE" w:bidi="ar_AE"/>
+        </w:rPr>
+      </w:r>
+      <w:r>
+        <w:rPr>
           <w:b/>
           <w:lang w:val="ar_AE" w:bidi="ar_AE"/>
         </w:rPr>
@@ -4523,6 +5135,22 @@
       </w:r>
       <w:r>
         <w:rPr>
+          <w:lang w:val="ar_AE" w:bidi="ar_AE"/>
+        </w:rPr>
+        <w:t>לְ⁠פֶחָתֶ֗⁠ךָ הֲ⁠יִּרְצְ⁠ךָ֙ &amp; פָנֶ֔י⁠ךָ</w:t>
+      </w:r>
+    </w:p>
+    <w:p>
+      <w:pPr>
+        <w:bidi/>
+      </w:pPr>
+      <w:r>
+        <w:rPr>
+          <w:lang w:val="ar_AE" w:bidi="ar_AE"/>
+        </w:rPr>
+      </w:r>
+      <w:r>
+        <w:rPr>
           <w:b/>
           <w:lang w:val="ar_AE" w:bidi="ar_AE"/>
         </w:rPr>
@@ -4643,6 +5271,22 @@
       </w:r>
       <w:r>
         <w:rPr>
+          <w:lang w:val="ar_AE" w:bidi="ar_AE"/>
+        </w:rPr>
+        <w:t>הֲ⁠יִּרְצְ⁠ךָ֙ א֚וֹ הֲ⁠יִשָּׂ֣א פָנֶ֔י⁠ךָ</w:t>
+      </w:r>
+    </w:p>
+    <w:p>
+      <w:pPr>
+        <w:bidi/>
+      </w:pPr>
+      <w:r>
+        <w:rPr>
+          <w:lang w:val="ar_AE" w:bidi="ar_AE"/>
+        </w:rPr>
+      </w:r>
+      <w:r>
+        <w:rPr>
           <w:b/>
           <w:lang w:val="ar_AE" w:bidi="ar_AE"/>
         </w:rPr>
@@ -4749,6 +5393,22 @@
       </w:r>
       <w:r>
         <w:rPr>
+          <w:lang w:val="ar_AE" w:bidi="ar_AE"/>
+        </w:rPr>
+        <w:t>הֲ⁠יִּרְצְ⁠ךָ֙ א֚וֹ הֲ⁠יִשָּׂ֣א פָנֶ֔י⁠ךָ</w:t>
+      </w:r>
+    </w:p>
+    <w:p>
+      <w:pPr>
+        <w:bidi/>
+      </w:pPr>
+      <w:r>
+        <w:rPr>
+          <w:lang w:val="ar_AE" w:bidi="ar_AE"/>
+        </w:rPr>
+      </w:r>
+      <w:r>
+        <w:rPr>
           <w:b/>
           <w:lang w:val="ar_AE" w:bidi="ar_AE"/>
         </w:rPr>
@@ -4881,6 +5541,22 @@
       </w:r>
       <w:r>
         <w:rPr>
+          <w:lang w:val="ar_AE" w:bidi="ar_AE"/>
+        </w:rPr>
+        <w:t>א֚וֹ הֲ⁠יִשָּׂ֣א פָנֶ֔י⁠ךָ</w:t>
+      </w:r>
+    </w:p>
+    <w:p>
+      <w:pPr>
+        <w:bidi/>
+      </w:pPr>
+      <w:r>
+        <w:rPr>
+          <w:lang w:val="ar_AE" w:bidi="ar_AE"/>
+        </w:rPr>
+      </w:r>
+      <w:r>
+        <w:rPr>
           <w:b/>
           <w:lang w:val="ar_AE" w:bidi="ar_AE"/>
         </w:rPr>
@@ -4987,6 +5663,22 @@
       </w:r>
       <w:r>
         <w:rPr>
+          <w:lang w:val="ar_AE" w:bidi="ar_AE"/>
+        </w:rPr>
+        <w:t>וְ⁠עַתָּ֛ה</w:t>
+      </w:r>
+    </w:p>
+    <w:p>
+      <w:pPr>
+        <w:bidi/>
+      </w:pPr>
+      <w:r>
+        <w:rPr>
+          <w:lang w:val="ar_AE" w:bidi="ar_AE"/>
+        </w:rPr>
+      </w:r>
+      <w:r>
+        <w:rPr>
           <w:b/>
           <w:lang w:val="ar_AE" w:bidi="ar_AE"/>
         </w:rPr>
@@ -5106,6 +5798,22 @@
       </w:r>
       <w:r>
         <w:rPr>
+          <w:lang w:val="ar_AE" w:bidi="ar_AE"/>
+        </w:rPr>
+        <w:t>פְנֵי־אֵ֖ל וִֽ⁠יחָנֵ֑⁠נוּ</w:t>
+      </w:r>
+    </w:p>
+    <w:p>
+      <w:pPr>
+        <w:bidi/>
+      </w:pPr>
+      <w:r>
+        <w:rPr>
+          <w:lang w:val="ar_AE" w:bidi="ar_AE"/>
+        </w:rPr>
+      </w:r>
+      <w:r>
+        <w:rPr>
           <w:b/>
           <w:lang w:val="ar_AE" w:bidi="ar_AE"/>
         </w:rPr>
@@ -5212,6 +5920,22 @@
       </w:r>
       <w:r>
         <w:rPr>
+          <w:lang w:val="ar_AE" w:bidi="ar_AE"/>
+        </w:rPr>
+        <w:t>פְנֵי־אֵ֖ל</w:t>
+      </w:r>
+    </w:p>
+    <w:p>
+      <w:pPr>
+        <w:bidi/>
+      </w:pPr>
+      <w:r>
+        <w:rPr>
+          <w:lang w:val="ar_AE" w:bidi="ar_AE"/>
+        </w:rPr>
+      </w:r>
+      <w:r>
+        <w:rPr>
           <w:b/>
           <w:lang w:val="ar_AE" w:bidi="ar_AE"/>
         </w:rPr>
@@ -5331,6 +6055,22 @@
       </w:r>
       <w:r>
         <w:rPr>
+          <w:lang w:val="ar_AE" w:bidi="ar_AE"/>
+        </w:rPr>
+        <w:t>פְנֵי־אֵ֖ל</w:t>
+      </w:r>
+    </w:p>
+    <w:p>
+      <w:pPr>
+        <w:bidi/>
+      </w:pPr>
+      <w:r>
+        <w:rPr>
+          <w:lang w:val="ar_AE" w:bidi="ar_AE"/>
+        </w:rPr>
+      </w:r>
+      <w:r>
+        <w:rPr>
           <w:b/>
           <w:lang w:val="ar_AE" w:bidi="ar_AE"/>
         </w:rPr>
@@ -5448,6 +6188,22 @@
       </w:r>
       <w:r>
         <w:rPr>
+          <w:lang w:val="ar_AE" w:bidi="ar_AE"/>
+        </w:rPr>
+        <w:t>וִֽ⁠יחָנֵ֑⁠נוּ</w:t>
+      </w:r>
+    </w:p>
+    <w:p>
+      <w:pPr>
+        <w:bidi/>
+      </w:pPr>
+      <w:r>
+        <w:rPr>
+          <w:lang w:val="ar_AE" w:bidi="ar_AE"/>
+        </w:rPr>
+      </w:r>
+      <w:r>
+        <w:rPr>
           <w:b/>
           <w:lang w:val="ar_AE" w:bidi="ar_AE"/>
         </w:rPr>
@@ -5567,6 +6323,22 @@
       </w:r>
       <w:r>
         <w:rPr>
+          <w:lang w:val="ar_AE" w:bidi="ar_AE"/>
+        </w:rPr>
+        <w:t>מִ⁠יֶּדְ⁠כֶם֙ הָ֣יְתָה זֹּ֔את</w:t>
+      </w:r>
+    </w:p>
+    <w:p>
+      <w:pPr>
+        <w:bidi/>
+      </w:pPr>
+      <w:r>
+        <w:rPr>
+          <w:lang w:val="ar_AE" w:bidi="ar_AE"/>
+        </w:rPr>
+      </w:r>
+      <w:r>
+        <w:rPr>
           <w:b/>
           <w:lang w:val="ar_AE" w:bidi="ar_AE"/>
         </w:rPr>
@@ -5686,6 +6458,22 @@
       </w:r>
       <w:r>
         <w:rPr>
+          <w:lang w:val="ar_AE" w:bidi="ar_AE"/>
+        </w:rPr>
+        <w:t>מִ⁠יֶּדְ⁠כֶם֙</w:t>
+      </w:r>
+    </w:p>
+    <w:p>
+      <w:pPr>
+        <w:bidi/>
+      </w:pPr>
+      <w:r>
+        <w:rPr>
+          <w:lang w:val="ar_AE" w:bidi="ar_AE"/>
+        </w:rPr>
+      </w:r>
+      <w:r>
+        <w:rPr>
           <w:b/>
           <w:lang w:val="ar_AE" w:bidi="ar_AE"/>
         </w:rPr>
@@ -5792,6 +6580,22 @@
       </w:r>
       <w:r>
         <w:rPr>
+          <w:lang w:val="ar_AE" w:bidi="ar_AE"/>
+        </w:rPr>
+        <w:t>מִ⁠יֶּדְ⁠כֶם֙</w:t>
+      </w:r>
+    </w:p>
+    <w:p>
+      <w:pPr>
+        <w:bidi/>
+      </w:pPr>
+      <w:r>
+        <w:rPr>
+          <w:lang w:val="ar_AE" w:bidi="ar_AE"/>
+        </w:rPr>
+      </w:r>
+      <w:r>
+        <w:rPr>
           <w:b/>
           <w:lang w:val="ar_AE" w:bidi="ar_AE"/>
         </w:rPr>
@@ -5932,7 +6736,7 @@
         </w:rPr>
         <w:t xml:space="preserve">انظر كيف ترجمت التعبير المشابه في </w:t>
       </w:r>
-      <w:hyperlink r:id="rId15">
+      <w:hyperlink r:id="rId17">
         <w:r>
           <w:rPr>
             <w:lang w:val="ar_AE" w:bidi="ar_AE"/>
@@ -6021,6 +6825,22 @@
       </w:r>
       <w:r>
         <w:rPr>
+          <w:lang w:val="ar_AE" w:bidi="ar_AE"/>
+        </w:rPr>
+        <w:t>הֲ⁠יִשָּׂ֤א מִ⁠כֶּם֙ פָּנִ֔ים</w:t>
+      </w:r>
+    </w:p>
+    <w:p>
+      <w:pPr>
+        <w:bidi/>
+      </w:pPr>
+      <w:r>
+        <w:rPr>
+          <w:lang w:val="ar_AE" w:bidi="ar_AE"/>
+        </w:rPr>
+      </w:r>
+      <w:r>
+        <w:rPr>
           <w:b/>
           <w:lang w:val="ar_AE" w:bidi="ar_AE"/>
         </w:rPr>
@@ -6113,6 +6933,22 @@
       </w:r>
       <w:r>
         <w:rPr>
+          <w:lang w:val="ar_AE" w:bidi="ar_AE"/>
+        </w:rPr>
+        <w:t>מִ֤י גַם־בָּ⁠כֶם֙ וְ⁠יִסְגֹּ֣ר דְּלָתַ֔יִם וְ⁠לֹֽא־תָאִ֥ירוּ מִזְבְּחִ֖⁠י חִנָּ֑ם</w:t>
+      </w:r>
+    </w:p>
+    <w:p>
+      <w:pPr>
+        <w:bidi/>
+      </w:pPr>
+      <w:r>
+        <w:rPr>
+          <w:lang w:val="ar_AE" w:bidi="ar_AE"/>
+        </w:rPr>
+      </w:r>
+      <w:r>
+        <w:rPr>
           <w:b/>
           <w:lang w:val="ar_AE" w:bidi="ar_AE"/>
         </w:rPr>
@@ -6219,6 +7055,22 @@
       </w:r>
       <w:r>
         <w:rPr>
+          <w:lang w:val="ar_AE" w:bidi="ar_AE"/>
+        </w:rPr>
+        <w:t>דְּלָתַ֔יִם</w:t>
+      </w:r>
+    </w:p>
+    <w:p>
+      <w:pPr>
+        <w:bidi/>
+      </w:pPr>
+      <w:r>
+        <w:rPr>
+          <w:lang w:val="ar_AE" w:bidi="ar_AE"/>
+        </w:rPr>
+      </w:r>
+      <w:r>
+        <w:rPr>
           <w:b/>
           <w:lang w:val="ar_AE" w:bidi="ar_AE"/>
         </w:rPr>
@@ -6338,6 +7190,22 @@
       </w:r>
       <w:r>
         <w:rPr>
+          <w:lang w:val="ar_AE" w:bidi="ar_AE"/>
+        </w:rPr>
+        <w:t>אֶרְצֶ֥ה מִ⁠יֶּדְ⁠כֶֽם</w:t>
+      </w:r>
+    </w:p>
+    <w:p>
+      <w:pPr>
+        <w:bidi/>
+      </w:pPr>
+      <w:r>
+        <w:rPr>
+          <w:lang w:val="ar_AE" w:bidi="ar_AE"/>
+        </w:rPr>
+      </w:r>
+      <w:r>
+        <w:rPr>
           <w:b/>
           <w:lang w:val="ar_AE" w:bidi="ar_AE"/>
         </w:rPr>
@@ -6457,6 +7325,22 @@
       </w:r>
       <w:r>
         <w:rPr>
+          <w:lang w:val="ar_AE" w:bidi="ar_AE"/>
+        </w:rPr>
+        <w:t>מִ⁠יֶּדְ⁠כֶֽם</w:t>
+      </w:r>
+    </w:p>
+    <w:p>
+      <w:pPr>
+        <w:bidi/>
+      </w:pPr>
+      <w:r>
+        <w:rPr>
+          <w:lang w:val="ar_AE" w:bidi="ar_AE"/>
+        </w:rPr>
+      </w:r>
+      <w:r>
+        <w:rPr>
           <w:b/>
           <w:lang w:val="ar_AE" w:bidi="ar_AE"/>
         </w:rPr>
@@ -6576,6 +7460,22 @@
       </w:r>
       <w:r>
         <w:rPr>
+          <w:lang w:val="ar_AE" w:bidi="ar_AE"/>
+        </w:rPr>
+        <w:t>מִ⁠מִּזְרַח־שֶׁ֜מֶשׁ וְ⁠עַד־מְבוֹא֗⁠וֹ</w:t>
+      </w:r>
+    </w:p>
+    <w:p>
+      <w:pPr>
+        <w:bidi/>
+      </w:pPr>
+      <w:r>
+        <w:rPr>
+          <w:lang w:val="ar_AE" w:bidi="ar_AE"/>
+        </w:rPr>
+      </w:r>
+      <w:r>
+        <w:rPr>
           <w:b/>
           <w:lang w:val="ar_AE" w:bidi="ar_AE"/>
         </w:rPr>
@@ -6708,6 +7608,22 @@
       </w:r>
       <w:r>
         <w:rPr>
+          <w:lang w:val="ar_AE" w:bidi="ar_AE"/>
+        </w:rPr>
+        <w:t>מִ⁠מִּזְרַח־שֶׁ֜מֶשׁ וְ⁠עַד־מְבוֹא֗⁠וֹ</w:t>
+      </w:r>
+    </w:p>
+    <w:p>
+      <w:pPr>
+        <w:bidi/>
+      </w:pPr>
+      <w:r>
+        <w:rPr>
+          <w:lang w:val="ar_AE" w:bidi="ar_AE"/>
+        </w:rPr>
+      </w:r>
+      <w:r>
+        <w:rPr>
           <w:b/>
           <w:lang w:val="ar_AE" w:bidi="ar_AE"/>
         </w:rPr>
@@ -6800,6 +7716,22 @@
       </w:r>
       <w:r>
         <w:rPr>
+          <w:lang w:val="ar_AE" w:bidi="ar_AE"/>
+        </w:rPr>
+        <w:t>גָּד֤וֹל שְׁמִ⁠י֙ &amp; גָד֤וֹל שְׁמִ⁠י֙</w:t>
+      </w:r>
+    </w:p>
+    <w:p>
+      <w:pPr>
+        <w:bidi/>
+      </w:pPr>
+      <w:r>
+        <w:rPr>
+          <w:lang w:val="ar_AE" w:bidi="ar_AE"/>
+        </w:rPr>
+      </w:r>
+      <w:r>
+        <w:rPr>
           <w:b/>
           <w:lang w:val="ar_AE" w:bidi="ar_AE"/>
         </w:rPr>
@@ -6862,7 +7794,7 @@
         </w:rPr>
         <w:t xml:space="preserve">بمعنى سمعته. انظر كيف ترجمتَ التعبير نفسه في </w:t>
       </w:r>
-      <w:hyperlink r:id="rId16">
+      <w:hyperlink r:id="rId18">
         <w:r>
           <w:rPr>
             <w:lang w:val="ar_AE" w:bidi="ar_AE"/>
@@ -6951,6 +7883,22 @@
       </w:r>
       <w:r>
         <w:rPr>
+          <w:lang w:val="ar_AE" w:bidi="ar_AE"/>
+        </w:rPr>
+        <w:t>גָּד֤וֹל שְׁמִ⁠י֙</w:t>
+      </w:r>
+    </w:p>
+    <w:p>
+      <w:pPr>
+        <w:bidi/>
+      </w:pPr>
+      <w:r>
+        <w:rPr>
+          <w:lang w:val="ar_AE" w:bidi="ar_AE"/>
+        </w:rPr>
+      </w:r>
+      <w:r>
+        <w:rPr>
           <w:b/>
           <w:lang w:val="ar_AE" w:bidi="ar_AE"/>
         </w:rPr>
@@ -7057,6 +8005,22 @@
       </w:r>
       <w:r>
         <w:rPr>
+          <w:lang w:val="ar_AE" w:bidi="ar_AE"/>
+        </w:rPr>
+        <w:t>לִ⁠שְׁמִ֖⁠י</w:t>
+      </w:r>
+    </w:p>
+    <w:p>
+      <w:pPr>
+        <w:bidi/>
+      </w:pPr>
+      <w:r>
+        <w:rPr>
+          <w:lang w:val="ar_AE" w:bidi="ar_AE"/>
+        </w:rPr>
+      </w:r>
+      <w:r>
+        <w:rPr>
           <w:b/>
           <w:lang w:val="ar_AE" w:bidi="ar_AE"/>
         </w:rPr>
@@ -7176,6 +8140,22 @@
       </w:r>
       <w:r>
         <w:rPr>
+          <w:lang w:val="ar_AE" w:bidi="ar_AE"/>
+        </w:rPr>
+        <w:t>וְ⁠אַתֶּ֖ם מְחַלְּלִ֣ים אוֹת֑⁠וֹ</w:t>
+      </w:r>
+    </w:p>
+    <w:p>
+      <w:pPr>
+        <w:bidi/>
+      </w:pPr>
+      <w:r>
+        <w:rPr>
+          <w:lang w:val="ar_AE" w:bidi="ar_AE"/>
+        </w:rPr>
+      </w:r>
+      <w:r>
+        <w:rPr>
           <w:b/>
           <w:lang w:val="ar_AE" w:bidi="ar_AE"/>
         </w:rPr>
@@ -7295,6 +8275,22 @@
       </w:r>
       <w:r>
         <w:rPr>
+          <w:lang w:val="ar_AE" w:bidi="ar_AE"/>
+        </w:rPr>
+        <w:t>וְ⁠אַתֶּ֖ם מְחַלְּלִ֣ים אוֹת֑⁠וֹ בֶּ⁠אֱמָרְ⁠כֶ֗ם שֻׁלְחַ֤ן אֲדֹנָ⁠י֙ מְגֹאָ֣ל ה֔וּא וְ⁠נִיב֖⁠וֹ נִבְזֶ֥ה אָכְלֽ⁠וֹ</w:t>
+      </w:r>
+    </w:p>
+    <w:p>
+      <w:pPr>
+        <w:bidi/>
+      </w:pPr>
+      <w:r>
+        <w:rPr>
+          <w:lang w:val="ar_AE" w:bidi="ar_AE"/>
+        </w:rPr>
+      </w:r>
+      <w:r>
+        <w:rPr>
           <w:b/>
           <w:lang w:val="ar_AE" w:bidi="ar_AE"/>
         </w:rPr>
@@ -7401,6 +8397,22 @@
       </w:r>
       <w:r>
         <w:rPr>
+          <w:lang w:val="ar_AE" w:bidi="ar_AE"/>
+        </w:rPr>
+        <w:t>שֻׁלְחַ֤ן אֲדֹנָ⁠י֙</w:t>
+      </w:r>
+    </w:p>
+    <w:p>
+      <w:pPr>
+        <w:bidi/>
+      </w:pPr>
+      <w:r>
+        <w:rPr>
+          <w:lang w:val="ar_AE" w:bidi="ar_AE"/>
+        </w:rPr>
+      </w:r>
+      <w:r>
+        <w:rPr>
           <w:b/>
           <w:lang w:val="ar_AE" w:bidi="ar_AE"/>
         </w:rPr>
@@ -7436,7 +8448,7 @@
         </w:rPr>
         <w:t xml:space="preserve">لاحظ كيف ترجمت نفس التعبير في </w:t>
       </w:r>
-      <w:hyperlink r:id="rId17">
+      <w:hyperlink r:id="rId19">
         <w:r>
           <w:rPr>
             <w:lang w:val="ar_AE" w:bidi="ar_AE"/>
@@ -7525,6 +8537,22 @@
       </w:r>
       <w:r>
         <w:rPr>
+          <w:lang w:val="ar_AE" w:bidi="ar_AE"/>
+        </w:rPr>
+        <w:t>אֲדֹנָ⁠י֙</w:t>
+      </w:r>
+    </w:p>
+    <w:p>
+      <w:pPr>
+        <w:bidi/>
+      </w:pPr>
+      <w:r>
+        <w:rPr>
+          <w:lang w:val="ar_AE" w:bidi="ar_AE"/>
+        </w:rPr>
+      </w:r>
+      <w:r>
+        <w:rPr>
           <w:b/>
           <w:lang w:val="ar_AE" w:bidi="ar_AE"/>
         </w:rPr>
@@ -7560,7 +8588,7 @@
         </w:rPr>
         <w:t xml:space="preserve">في عبارة مُشابهة في (ملاخي </w:t>
       </w:r>
-      <w:hyperlink r:id="rId17">
+      <w:hyperlink r:id="rId19">
         <w:r>
           <w:rPr>
             <w:lang w:val="ar_AE" w:bidi="ar_AE"/>
@@ -7649,6 +8677,22 @@
       </w:r>
       <w:r>
         <w:rPr>
+          <w:lang w:val="ar_AE" w:bidi="ar_AE"/>
+        </w:rPr>
+        <w:t>מְגֹאָ֣ל ה֔וּא</w:t>
+      </w:r>
+    </w:p>
+    <w:p>
+      <w:pPr>
+        <w:bidi/>
+      </w:pPr>
+      <w:r>
+        <w:rPr>
+          <w:lang w:val="ar_AE" w:bidi="ar_AE"/>
+        </w:rPr>
+      </w:r>
+      <w:r>
+        <w:rPr>
           <w:b/>
           <w:lang w:val="ar_AE" w:bidi="ar_AE"/>
         </w:rPr>
@@ -7767,6 +8811,22 @@
       </w:r>
       <w:r>
         <w:rPr>
+          <w:lang w:val="ar_AE" w:bidi="ar_AE"/>
+        </w:rPr>
+        <w:t>וְ⁠נִיב֖⁠וֹ</w:t>
+      </w:r>
+    </w:p>
+    <w:p>
+      <w:pPr>
+        <w:bidi/>
+      </w:pPr>
+      <w:r>
+        <w:rPr>
+          <w:lang w:val="ar_AE" w:bidi="ar_AE"/>
+        </w:rPr>
+      </w:r>
+      <w:r>
+        <w:rPr>
           <w:b/>
           <w:lang w:val="ar_AE" w:bidi="ar_AE"/>
         </w:rPr>
@@ -7886,6 +8946,22 @@
       </w:r>
       <w:r>
         <w:rPr>
+          <w:lang w:val="ar_AE" w:bidi="ar_AE"/>
+        </w:rPr>
+        <w:t>אָכְלֽ⁠וֹ</w:t>
+      </w:r>
+    </w:p>
+    <w:p>
+      <w:pPr>
+        <w:bidi/>
+      </w:pPr>
+      <w:r>
+        <w:rPr>
+          <w:lang w:val="ar_AE" w:bidi="ar_AE"/>
+        </w:rPr>
+      </w:r>
+      <w:r>
+        <w:rPr>
           <w:b/>
           <w:lang w:val="ar_AE" w:bidi="ar_AE"/>
         </w:rPr>
@@ -8005,6 +9081,22 @@
       </w:r>
       <w:r>
         <w:rPr>
+          <w:lang w:val="ar_AE" w:bidi="ar_AE"/>
+        </w:rPr>
+        <w:t>נִבְזֶ֥ה</w:t>
+      </w:r>
+    </w:p>
+    <w:p>
+      <w:pPr>
+        <w:bidi/>
+      </w:pPr>
+      <w:r>
+        <w:rPr>
+          <w:lang w:val="ar_AE" w:bidi="ar_AE"/>
+        </w:rPr>
+      </w:r>
+      <w:r>
+        <w:rPr>
           <w:b/>
           <w:lang w:val="ar_AE" w:bidi="ar_AE"/>
         </w:rPr>
@@ -8111,6 +9203,22 @@
       </w:r>
       <w:r>
         <w:rPr>
+          <w:lang w:val="ar_AE" w:bidi="ar_AE"/>
+        </w:rPr>
+        <w:t>וַ⁠אֲמַרְתֶּם֩ הִנֵּ֨ה מַ⁠תְּלָאָ֜ה</w:t>
+      </w:r>
+    </w:p>
+    <w:p>
+      <w:pPr>
+        <w:bidi/>
+      </w:pPr>
+      <w:r>
+        <w:rPr>
+          <w:lang w:val="ar_AE" w:bidi="ar_AE"/>
+        </w:rPr>
+      </w:r>
+      <w:r>
+        <w:rPr>
           <w:b/>
           <w:lang w:val="ar_AE" w:bidi="ar_AE"/>
         </w:rPr>
@@ -8217,6 +9325,22 @@
       </w:r>
       <w:r>
         <w:rPr>
+          <w:lang w:val="ar_AE" w:bidi="ar_AE"/>
+        </w:rPr>
+        <w:t>הִנֵּ֨ה</w:t>
+      </w:r>
+    </w:p>
+    <w:p>
+      <w:pPr>
+        <w:bidi/>
+      </w:pPr>
+      <w:r>
+        <w:rPr>
+          <w:lang w:val="ar_AE" w:bidi="ar_AE"/>
+        </w:rPr>
+      </w:r>
+      <w:r>
+        <w:rPr>
           <w:b/>
           <w:lang w:val="ar_AE" w:bidi="ar_AE"/>
         </w:rPr>
@@ -8309,6 +9433,22 @@
       </w:r>
       <w:r>
         <w:rPr>
+          <w:lang w:val="ar_AE" w:bidi="ar_AE"/>
+        </w:rPr>
+        <w:t>מַ⁠תְּלָאָ֜ה</w:t>
+      </w:r>
+    </w:p>
+    <w:p>
+      <w:pPr>
+        <w:bidi/>
+      </w:pPr>
+      <w:r>
+        <w:rPr>
+          <w:lang w:val="ar_AE" w:bidi="ar_AE"/>
+        </w:rPr>
+      </w:r>
+      <w:r>
+        <w:rPr>
           <w:b/>
           <w:lang w:val="ar_AE" w:bidi="ar_AE"/>
         </w:rPr>
@@ -8415,6 +9555,22 @@
       </w:r>
       <w:r>
         <w:rPr>
+          <w:lang w:val="ar_AE" w:bidi="ar_AE"/>
+        </w:rPr>
+        <w:t>וְ⁠הִפַּחְתֶּ֣ם אוֹת֗⁠וֹ</w:t>
+      </w:r>
+    </w:p>
+    <w:p>
+      <w:pPr>
+        <w:bidi/>
+      </w:pPr>
+      <w:r>
+        <w:rPr>
+          <w:lang w:val="ar_AE" w:bidi="ar_AE"/>
+        </w:rPr>
+      </w:r>
+      <w:r>
+        <w:rPr>
           <w:b/>
           <w:lang w:val="ar_AE" w:bidi="ar_AE"/>
         </w:rPr>
@@ -8534,6 +9690,22 @@
       </w:r>
       <w:r>
         <w:rPr>
+          <w:lang w:val="ar_AE" w:bidi="ar_AE"/>
+        </w:rPr>
+        <w:t>גָּז֗וּל וְ⁠אֶת־הַ⁠פִּסֵּ֨חַ֙ וְ⁠אֶת־הַ֣⁠חוֹלֶ֔ה</w:t>
+      </w:r>
+    </w:p>
+    <w:p>
+      <w:pPr>
+        <w:bidi/>
+      </w:pPr>
+      <w:r>
+        <w:rPr>
+          <w:lang w:val="ar_AE" w:bidi="ar_AE"/>
+        </w:rPr>
+      </w:r>
+      <w:r>
+        <w:rPr>
           <w:b/>
           <w:lang w:val="ar_AE" w:bidi="ar_AE"/>
         </w:rPr>
@@ -8679,6 +9851,22 @@
       </w:r>
       <w:r>
         <w:rPr>
+          <w:lang w:val="ar_AE" w:bidi="ar_AE"/>
+        </w:rPr>
+        <w:t>גָּז֗וּל</w:t>
+      </w:r>
+    </w:p>
+    <w:p>
+      <w:pPr>
+        <w:bidi/>
+      </w:pPr>
+      <w:r>
+        <w:rPr>
+          <w:lang w:val="ar_AE" w:bidi="ar_AE"/>
+        </w:rPr>
+      </w:r>
+      <w:r>
+        <w:rPr>
           <w:b/>
           <w:lang w:val="ar_AE" w:bidi="ar_AE"/>
         </w:rPr>
@@ -8776,6 +9964,22 @@
       </w:r>
       <w:r>
         <w:rPr>
+          <w:lang w:val="ar_AE" w:bidi="ar_AE"/>
+        </w:rPr>
+        <w:t>גָּז֗וּל</w:t>
+      </w:r>
+    </w:p>
+    <w:p>
+      <w:pPr>
+        <w:bidi/>
+      </w:pPr>
+      <w:r>
+        <w:rPr>
+          <w:lang w:val="ar_AE" w:bidi="ar_AE"/>
+        </w:rPr>
+      </w:r>
+      <w:r>
+        <w:rPr>
           <w:b/>
           <w:lang w:val="ar_AE" w:bidi="ar_AE"/>
         </w:rPr>
@@ -8868,6 +10072,22 @@
       </w:r>
       <w:r>
         <w:rPr>
+          <w:lang w:val="ar_AE" w:bidi="ar_AE"/>
+        </w:rPr>
+        <w:t>הַ⁠אֶרְצֶ֥ה אוֹתָ֛⁠הּ מִ⁠יֶּדְ⁠כֶ֖ם</w:t>
+      </w:r>
+    </w:p>
+    <w:p>
+      <w:pPr>
+        <w:bidi/>
+      </w:pPr>
+      <w:r>
+        <w:rPr>
+          <w:lang w:val="ar_AE" w:bidi="ar_AE"/>
+        </w:rPr>
+      </w:r>
+      <w:r>
+        <w:rPr>
           <w:b/>
           <w:lang w:val="ar_AE" w:bidi="ar_AE"/>
         </w:rPr>
@@ -8974,6 +10194,22 @@
       </w:r>
       <w:r>
         <w:rPr>
+          <w:lang w:val="ar_AE" w:bidi="ar_AE"/>
+        </w:rPr>
+        <w:t>וְ⁠אָר֣וּר נוֹכֵ֗ל וְ⁠יֵ֤שׁ בְּ⁠עֶדְר⁠וֹ֙ זָכָ֔ר וְ⁠נֹדֵ֛ר וְ⁠זֹבֵ֥חַ מָשְׁחָ֖ת לַֽ⁠אדֹנָ֑⁠י</w:t>
+      </w:r>
+    </w:p>
+    <w:p>
+      <w:pPr>
+        <w:bidi/>
+      </w:pPr>
+      <w:r>
+        <w:rPr>
+          <w:lang w:val="ar_AE" w:bidi="ar_AE"/>
+        </w:rPr>
+      </w:r>
+      <w:r>
+        <w:rPr>
           <w:b/>
           <w:lang w:val="ar_AE" w:bidi="ar_AE"/>
         </w:rPr>
@@ -9080,6 +10316,22 @@
       </w:r>
       <w:r>
         <w:rPr>
+          <w:lang w:val="ar_AE" w:bidi="ar_AE"/>
+        </w:rPr>
+        <w:t>וְ⁠אָר֣וּר</w:t>
+      </w:r>
+    </w:p>
+    <w:p>
+      <w:pPr>
+        <w:bidi/>
+      </w:pPr>
+      <w:r>
+        <w:rPr>
+          <w:lang w:val="ar_AE" w:bidi="ar_AE"/>
+        </w:rPr>
+      </w:r>
+      <w:r>
+        <w:rPr>
           <w:b/>
           <w:lang w:val="ar_AE" w:bidi="ar_AE"/>
         </w:rPr>
@@ -9186,6 +10438,22 @@
       </w:r>
       <w:r>
         <w:rPr>
+          <w:lang w:val="ar_AE" w:bidi="ar_AE"/>
+        </w:rPr>
+        <w:t>וְ⁠יֵ֤שׁ בְּ⁠עֶדְר⁠וֹ֙ זָכָ֔ר</w:t>
+      </w:r>
+    </w:p>
+    <w:p>
+      <w:pPr>
+        <w:bidi/>
+      </w:pPr>
+      <w:r>
+        <w:rPr>
+          <w:lang w:val="ar_AE" w:bidi="ar_AE"/>
+        </w:rPr>
+      </w:r>
+      <w:r>
+        <w:rPr>
           <w:b/>
           <w:lang w:val="ar_AE" w:bidi="ar_AE"/>
         </w:rPr>
@@ -9292,6 +10560,22 @@
       </w:r>
       <w:r>
         <w:rPr>
+          <w:lang w:val="ar_AE" w:bidi="ar_AE"/>
+        </w:rPr>
+        <w:t>מָשְׁחָ֖ת</w:t>
+      </w:r>
+    </w:p>
+    <w:p>
+      <w:pPr>
+        <w:bidi/>
+      </w:pPr>
+      <w:r>
+        <w:rPr>
+          <w:lang w:val="ar_AE" w:bidi="ar_AE"/>
+        </w:rPr>
+      </w:r>
+      <w:r>
+        <w:rPr>
           <w:b/>
           <w:lang w:val="ar_AE" w:bidi="ar_AE"/>
         </w:rPr>
@@ -9411,6 +10695,22 @@
       </w:r>
       <w:r>
         <w:rPr>
+          <w:lang w:val="ar_AE" w:bidi="ar_AE"/>
+        </w:rPr>
+        <w:t>לַֽ⁠אדֹנָ֑⁠י &amp; אָמַר֙ יְהוָ֣ה צְבָא֔וֹת</w:t>
+      </w:r>
+    </w:p>
+    <w:p>
+      <w:pPr>
+        <w:bidi/>
+      </w:pPr>
+      <w:r>
+        <w:rPr>
+          <w:lang w:val="ar_AE" w:bidi="ar_AE"/>
+        </w:rPr>
+      </w:r>
+      <w:r>
+        <w:rPr>
           <w:b/>
           <w:lang w:val="ar_AE" w:bidi="ar_AE"/>
         </w:rPr>
@@ -9543,6 +10843,22 @@
       </w:r>
       <w:r>
         <w:rPr>
+          <w:lang w:val="ar_AE" w:bidi="ar_AE"/>
+        </w:rPr>
+        <w:t>וּ⁠שְׁמִ֖⁠י נוֹרָ֥א בַ⁠גּוֹיִֽם</w:t>
+      </w:r>
+    </w:p>
+    <w:p>
+      <w:pPr>
+        <w:bidi/>
+      </w:pPr>
+      <w:r>
+        <w:rPr>
+          <w:lang w:val="ar_AE" w:bidi="ar_AE"/>
+        </w:rPr>
+      </w:r>
+      <w:r>
+        <w:rPr>
           <w:b/>
           <w:lang w:val="ar_AE" w:bidi="ar_AE"/>
         </w:rPr>
@@ -9750,7 +11066,7 @@
         </w:rPr>
         <w:t xml:space="preserve">هنا يبدو أن الرب يشير ضمنيًا إلى ما قاله في </w:t>
       </w:r>
-      <w:hyperlink r:id="rId18">
+      <w:hyperlink r:id="rId20">
         <w:r>
           <w:rPr>
             <w:lang w:val="ar_AE" w:bidi="ar_AE"/>
@@ -9858,7 +11174,7 @@
         </w:rPr>
         <w:t xml:space="preserve"> أيضًا أن هذا كان عهدًا دائمًا لن ينتهي. تشير الملاحظات على </w:t>
       </w:r>
-      <w:hyperlink r:id="rId19">
+      <w:hyperlink r:id="rId21">
         <w:r>
           <w:rPr>
             <w:lang w:val="ar_AE" w:bidi="ar_AE"/>
@@ -10161,7 +11477,7 @@
         </w:rPr>
         <w:t xml:space="preserve">لاحظ كيف ترجمت نفس التعبير في </w:t>
       </w:r>
-      <w:hyperlink r:id="rId20">
+      <w:hyperlink r:id="rId22">
         <w:r>
           <w:rPr>
             <w:lang w:val="ar_AE" w:bidi="ar_AE"/>
@@ -10250,6 +11566,22 @@
       </w:r>
       <w:r>
         <w:rPr>
+          <w:lang w:val="ar_AE" w:bidi="ar_AE"/>
+        </w:rPr>
+        <w:t>לֹ֣א תִשְׁמְע֡וּ</w:t>
+      </w:r>
+    </w:p>
+    <w:p>
+      <w:pPr>
+        <w:bidi/>
+      </w:pPr>
+      <w:r>
+        <w:rPr>
+          <w:lang w:val="ar_AE" w:bidi="ar_AE"/>
+        </w:rPr>
+      </w:r>
+      <w:r>
+        <w:rPr>
           <w:b/>
           <w:lang w:val="ar_AE" w:bidi="ar_AE"/>
         </w:rPr>
@@ -10369,6 +11701,22 @@
       </w:r>
       <w:r>
         <w:rPr>
+          <w:lang w:val="ar_AE" w:bidi="ar_AE"/>
+        </w:rPr>
+        <w:t>לֹא֩ תָשִׂ֨ימוּ עַל־לֵ֜ב &amp; אֵינְ⁠כֶ֖ם שָׂמִ֥ים עַל־לֵֽב</w:t>
+      </w:r>
+    </w:p>
+    <w:p>
+      <w:pPr>
+        <w:bidi/>
+      </w:pPr>
+      <w:r>
+        <w:rPr>
+          <w:lang w:val="ar_AE" w:bidi="ar_AE"/>
+        </w:rPr>
+      </w:r>
+      <w:r>
+        <w:rPr>
           <w:b/>
           <w:lang w:val="ar_AE" w:bidi="ar_AE"/>
         </w:rPr>
@@ -10489,6 +11837,22 @@
       </w:r>
       <w:r>
         <w:rPr>
+          <w:lang w:val="ar_AE" w:bidi="ar_AE"/>
+        </w:rPr>
+        <w:t>לָ⁠תֵ֧ת כָּב֣וֹד לִ⁠שְׁמִ֗⁠י</w:t>
+      </w:r>
+    </w:p>
+    <w:p>
+      <w:pPr>
+        <w:bidi/>
+      </w:pPr>
+      <w:r>
+        <w:rPr>
+          <w:lang w:val="ar_AE" w:bidi="ar_AE"/>
+        </w:rPr>
+      </w:r>
+      <w:r>
+        <w:rPr>
           <w:b/>
           <w:lang w:val="ar_AE" w:bidi="ar_AE"/>
         </w:rPr>
@@ -10608,6 +11972,22 @@
       </w:r>
       <w:r>
         <w:rPr>
+          <w:lang w:val="ar_AE" w:bidi="ar_AE"/>
+        </w:rPr>
+        <w:t>לִ⁠שְׁמִ֗⁠י</w:t>
+      </w:r>
+    </w:p>
+    <w:p>
+      <w:pPr>
+        <w:bidi/>
+      </w:pPr>
+      <w:r>
+        <w:rPr>
+          <w:lang w:val="ar_AE" w:bidi="ar_AE"/>
+        </w:rPr>
+      </w:r>
+      <w:r>
+        <w:rPr>
           <w:b/>
           <w:lang w:val="ar_AE" w:bidi="ar_AE"/>
         </w:rPr>
@@ -10727,6 +12107,22 @@
       </w:r>
       <w:r>
         <w:rPr>
+          <w:lang w:val="ar_AE" w:bidi="ar_AE"/>
+        </w:rPr>
+        <w:t>וְ⁠שִׁלַּחְתִּ֤י בָ⁠כֶם֙ אֶת־הַ⁠מְּאֵרָ֔ה</w:t>
+      </w:r>
+    </w:p>
+    <w:p>
+      <w:pPr>
+        <w:bidi/>
+      </w:pPr>
+      <w:r>
+        <w:rPr>
+          <w:lang w:val="ar_AE" w:bidi="ar_AE"/>
+        </w:rPr>
+      </w:r>
+      <w:r>
+        <w:rPr>
           <w:b/>
           <w:lang w:val="ar_AE" w:bidi="ar_AE"/>
         </w:rPr>
@@ -10859,6 +12255,22 @@
       </w:r>
       <w:r>
         <w:rPr>
+          <w:lang w:val="ar_AE" w:bidi="ar_AE"/>
+        </w:rPr>
+        <w:t>וְ⁠אָרוֹתִ֖י אֶת־בִּרְכֽוֹתֵי⁠כֶ֑ם</w:t>
+      </w:r>
+    </w:p>
+    <w:p>
+      <w:pPr>
+        <w:bidi/>
+      </w:pPr>
+      <w:r>
+        <w:rPr>
+          <w:lang w:val="ar_AE" w:bidi="ar_AE"/>
+        </w:rPr>
+      </w:r>
+      <w:r>
+        <w:rPr>
           <w:b/>
           <w:lang w:val="ar_AE" w:bidi="ar_AE"/>
         </w:rPr>
@@ -10964,6 +12376,22 @@
       </w:r>
       <w:r>
         <w:rPr>
+          <w:lang w:val="ar_AE" w:bidi="ar_AE"/>
+        </w:rPr>
+        <w:t>אָרוֹתִ֔י⁠הָ</w:t>
+      </w:r>
+    </w:p>
+    <w:p>
+      <w:pPr>
+        <w:bidi/>
+      </w:pPr>
+      <w:r>
+        <w:rPr>
+          <w:lang w:val="ar_AE" w:bidi="ar_AE"/>
+        </w:rPr>
+      </w:r>
+      <w:r>
+        <w:rPr>
           <w:b/>
           <w:lang w:val="ar_AE" w:bidi="ar_AE"/>
         </w:rPr>
@@ -11096,6 +12524,22 @@
       </w:r>
       <w:r>
         <w:rPr>
+          <w:lang w:val="ar_AE" w:bidi="ar_AE"/>
+        </w:rPr>
+        <w:t>הִנְ⁠נִ֨י גֹעֵ֤ר</w:t>
+      </w:r>
+    </w:p>
+    <w:p>
+      <w:pPr>
+        <w:bidi/>
+      </w:pPr>
+      <w:r>
+        <w:rPr>
+          <w:lang w:val="ar_AE" w:bidi="ar_AE"/>
+        </w:rPr>
+      </w:r>
+      <w:r>
+        <w:rPr>
           <w:b/>
           <w:lang w:val="ar_AE" w:bidi="ar_AE"/>
         </w:rPr>
@@ -11215,6 +12659,22 @@
       </w:r>
       <w:r>
         <w:rPr>
+          <w:lang w:val="ar_AE" w:bidi="ar_AE"/>
+        </w:rPr>
+        <w:t>גֹעֵ֤ר לָ⁠כֶם֙ אֶת־הַ⁠זֶּ֔רַע</w:t>
+      </w:r>
+    </w:p>
+    <w:p>
+      <w:pPr>
+        <w:bidi/>
+      </w:pPr>
+      <w:r>
+        <w:rPr>
+          <w:lang w:val="ar_AE" w:bidi="ar_AE"/>
+        </w:rPr>
+      </w:r>
+      <w:r>
+        <w:rPr>
           <w:b/>
           <w:lang w:val="ar_AE" w:bidi="ar_AE"/>
         </w:rPr>
@@ -11334,6 +12794,22 @@
       </w:r>
       <w:r>
         <w:rPr>
+          <w:lang w:val="ar_AE" w:bidi="ar_AE"/>
+        </w:rPr>
+        <w:t>וְ⁠זֵרִ֤יתִי פֶ֨רֶשׁ֙ עַל־פְּנֵי⁠כֶ֔ם</w:t>
+      </w:r>
+    </w:p>
+    <w:p>
+      <w:pPr>
+        <w:bidi/>
+      </w:pPr>
+      <w:r>
+        <w:rPr>
+          <w:lang w:val="ar_AE" w:bidi="ar_AE"/>
+        </w:rPr>
+      </w:r>
+      <w:r>
+        <w:rPr>
           <w:b/>
           <w:lang w:val="ar_AE" w:bidi="ar_AE"/>
         </w:rPr>
@@ -11453,6 +12929,22 @@
       </w:r>
       <w:r>
         <w:rPr>
+          <w:lang w:val="ar_AE" w:bidi="ar_AE"/>
+        </w:rPr>
+        <w:t>פֶּ֖רֶשׁ חַגֵּי⁠כֶ֑ם</w:t>
+      </w:r>
+    </w:p>
+    <w:p>
+      <w:pPr>
+        <w:bidi/>
+      </w:pPr>
+      <w:r>
+        <w:rPr>
+          <w:lang w:val="ar_AE" w:bidi="ar_AE"/>
+        </w:rPr>
+      </w:r>
+      <w:r>
+        <w:rPr>
           <w:b/>
           <w:lang w:val="ar_AE" w:bidi="ar_AE"/>
         </w:rPr>
@@ -11572,6 +13064,22 @@
       </w:r>
       <w:r>
         <w:rPr>
+          <w:lang w:val="ar_AE" w:bidi="ar_AE"/>
+        </w:rPr>
+        <w:t>וְ⁠נָשָׂ֥א אֶתְ⁠כֶ֖ם אֵלָֽי⁠ו</w:t>
+      </w:r>
+    </w:p>
+    <w:p>
+      <w:pPr>
+        <w:bidi/>
+      </w:pPr>
+      <w:r>
+        <w:rPr>
+          <w:lang w:val="ar_AE" w:bidi="ar_AE"/>
+        </w:rPr>
+      </w:r>
+      <w:r>
+        <w:rPr>
           <w:b/>
           <w:lang w:val="ar_AE" w:bidi="ar_AE"/>
         </w:rPr>
@@ -11678,6 +13186,22 @@
       </w:r>
       <w:r>
         <w:rPr>
+          <w:lang w:val="ar_AE" w:bidi="ar_AE"/>
+        </w:rPr>
+        <w:t>שִׁלַּ֣חְתִּי אֲלֵי⁠כֶ֔ם אֵ֖ת הַ⁠מִּצְוָ֣ה הַ⁠זֹּ֑את</w:t>
+      </w:r>
+    </w:p>
+    <w:p>
+      <w:pPr>
+        <w:bidi/>
+      </w:pPr>
+      <w:r>
+        <w:rPr>
+          <w:lang w:val="ar_AE" w:bidi="ar_AE"/>
+        </w:rPr>
+      </w:r>
+      <w:r>
+        <w:rPr>
           <w:b/>
           <w:lang w:val="ar_AE" w:bidi="ar_AE"/>
         </w:rPr>
@@ -11810,6 +13334,22 @@
       </w:r>
       <w:r>
         <w:rPr>
+          <w:lang w:val="ar_AE" w:bidi="ar_AE"/>
+        </w:rPr>
+        <w:t>לִֽ⁠הְי֤וֹת בְּרִיתִ⁠י֙ אֶת־לֵוִ֔י</w:t>
+      </w:r>
+    </w:p>
+    <w:p>
+      <w:pPr>
+        <w:bidi/>
+      </w:pPr>
+      <w:r>
+        <w:rPr>
+          <w:lang w:val="ar_AE" w:bidi="ar_AE"/>
+        </w:rPr>
+      </w:r>
+      <w:r>
+        <w:rPr>
           <w:b/>
           <w:lang w:val="ar_AE" w:bidi="ar_AE"/>
         </w:rPr>
@@ -11871,7 +13411,7 @@
         </w:rPr>
         <w:t xml:space="preserve">. ويقول في </w:t>
       </w:r>
-      <w:hyperlink r:id="rId21">
+      <w:hyperlink r:id="rId23">
         <w:r>
           <w:rPr>
             <w:lang w:val="ar_AE" w:bidi="ar_AE"/>
@@ -11960,6 +13500,22 @@
       </w:r>
       <w:r>
         <w:rPr>
+          <w:lang w:val="ar_AE" w:bidi="ar_AE"/>
+        </w:rPr>
+        <w:t>לֵוִ֔י</w:t>
+      </w:r>
+    </w:p>
+    <w:p>
+      <w:pPr>
+        <w:bidi/>
+      </w:pPr>
+      <w:r>
+        <w:rPr>
+          <w:lang w:val="ar_AE" w:bidi="ar_AE"/>
+        </w:rPr>
+      </w:r>
+      <w:r>
+        <w:rPr>
           <w:b/>
           <w:lang w:val="ar_AE" w:bidi="ar_AE"/>
         </w:rPr>
@@ -12079,6 +13635,22 @@
       </w:r>
       <w:r>
         <w:rPr>
+          <w:lang w:val="ar_AE" w:bidi="ar_AE"/>
+        </w:rPr>
+        <w:t>בְּרִיתִ֣⁠י ׀ הָיְתָ֣ה אִתּ֗⁠וֹ הַֽ⁠חַיִּים֙ וְ⁠הַ֨⁠שָּׁל֔וֹם</w:t>
+      </w:r>
+    </w:p>
+    <w:p>
+      <w:pPr>
+        <w:bidi/>
+      </w:pPr>
+      <w:r>
+        <w:rPr>
+          <w:lang w:val="ar_AE" w:bidi="ar_AE"/>
+        </w:rPr>
+      </w:r>
+      <w:r>
+        <w:rPr>
           <w:b/>
           <w:lang w:val="ar_AE" w:bidi="ar_AE"/>
         </w:rPr>
@@ -12211,6 +13783,22 @@
       </w:r>
       <w:r>
         <w:rPr>
+          <w:lang w:val="ar_AE" w:bidi="ar_AE"/>
+        </w:rPr>
+        <w:t>הָיְתָ֣ה אִתּ֗⁠וֹ &amp; ל֥⁠וֹ &amp; וַ⁠יִּֽירָאֵ֑⁠נִי &amp; נִחַ֥ת הֽוּא</w:t>
+      </w:r>
+    </w:p>
+    <w:p>
+      <w:pPr>
+        <w:bidi/>
+      </w:pPr>
+      <w:r>
+        <w:rPr>
+          <w:lang w:val="ar_AE" w:bidi="ar_AE"/>
+        </w:rPr>
+      </w:r>
+      <w:r>
+        <w:rPr>
           <w:b/>
           <w:lang w:val="ar_AE" w:bidi="ar_AE"/>
         </w:rPr>
@@ -12359,6 +13947,22 @@
       </w:r>
       <w:r>
         <w:rPr>
+          <w:lang w:val="ar_AE" w:bidi="ar_AE"/>
+        </w:rPr>
+        <w:t>וַ⁠יִּֽירָאֵ֑⁠נִי וּ⁠מִ⁠פְּנֵ֥י שְׁמִ֖⁠י נִחַ֥ת הֽוּא</w:t>
+      </w:r>
+    </w:p>
+    <w:p>
+      <w:pPr>
+        <w:bidi/>
+      </w:pPr>
+      <w:r>
+        <w:rPr>
+          <w:lang w:val="ar_AE" w:bidi="ar_AE"/>
+        </w:rPr>
+      </w:r>
+      <w:r>
+        <w:rPr>
           <w:b/>
           <w:lang w:val="ar_AE" w:bidi="ar_AE"/>
         </w:rPr>
@@ -12465,6 +14069,22 @@
       </w:r>
       <w:r>
         <w:rPr>
+          <w:lang w:val="ar_AE" w:bidi="ar_AE"/>
+        </w:rPr>
+        <w:t>שְׁמִ֖⁠י</w:t>
+      </w:r>
+    </w:p>
+    <w:p>
+      <w:pPr>
+        <w:bidi/>
+      </w:pPr>
+      <w:r>
+        <w:rPr>
+          <w:lang w:val="ar_AE" w:bidi="ar_AE"/>
+        </w:rPr>
+      </w:r>
+      <w:r>
+        <w:rPr>
           <w:b/>
           <w:lang w:val="ar_AE" w:bidi="ar_AE"/>
         </w:rPr>
@@ -12584,6 +14204,22 @@
       </w:r>
       <w:r>
         <w:rPr>
+          <w:lang w:val="ar_AE" w:bidi="ar_AE"/>
+        </w:rPr>
+        <w:t>בְּ⁠פִ֔י⁠הוּ &amp; בִ⁠שְׂפָתָ֑י⁠ו &amp; הָלַ֣ךְ &amp; הֵשִׁ֥יב</w:t>
+      </w:r>
+    </w:p>
+    <w:p>
+      <w:pPr>
+        <w:bidi/>
+      </w:pPr>
+      <w:r>
+        <w:rPr>
+          <w:lang w:val="ar_AE" w:bidi="ar_AE"/>
+        </w:rPr>
+      </w:r>
+      <w:r>
+        <w:rPr>
           <w:b/>
           <w:lang w:val="ar_AE" w:bidi="ar_AE"/>
         </w:rPr>
@@ -12732,6 +14368,22 @@
       </w:r>
       <w:r>
         <w:rPr>
+          <w:lang w:val="ar_AE" w:bidi="ar_AE"/>
+        </w:rPr>
+        <w:t>תּוֹרַ֤ת אֱמֶת֙ הָיְתָ֣ה בְּ⁠פִ֔י⁠הוּ</w:t>
+      </w:r>
+    </w:p>
+    <w:p>
+      <w:pPr>
+        <w:bidi/>
+      </w:pPr>
+      <w:r>
+        <w:rPr>
+          <w:lang w:val="ar_AE" w:bidi="ar_AE"/>
+        </w:rPr>
+      </w:r>
+      <w:r>
+        <w:rPr>
           <w:b/>
           <w:lang w:val="ar_AE" w:bidi="ar_AE"/>
         </w:rPr>
@@ -12851,6 +14503,22 @@
       </w:r>
       <w:r>
         <w:rPr>
+          <w:lang w:val="ar_AE" w:bidi="ar_AE"/>
+        </w:rPr>
+        <w:t>תּוֹרַ֤ת אֱמֶת֙ הָיְתָ֣ה בְּ⁠פִ֔י⁠הוּ</w:t>
+      </w:r>
+    </w:p>
+    <w:p>
+      <w:pPr>
+        <w:bidi/>
+      </w:pPr>
+      <w:r>
+        <w:rPr>
+          <w:lang w:val="ar_AE" w:bidi="ar_AE"/>
+        </w:rPr>
+      </w:r>
+      <w:r>
+        <w:rPr>
           <w:b/>
           <w:lang w:val="ar_AE" w:bidi="ar_AE"/>
         </w:rPr>
@@ -12956,6 +14624,22 @@
       </w:r>
       <w:r>
         <w:rPr>
+          <w:lang w:val="ar_AE" w:bidi="ar_AE"/>
+        </w:rPr>
+        <w:t>וְ⁠עַוְלָ֖ה לֹא־נִמְצָ֣א בִ⁠שְׂפָתָ֑י⁠ו</w:t>
+      </w:r>
+    </w:p>
+    <w:p>
+      <w:pPr>
+        <w:bidi/>
+      </w:pPr>
+      <w:r>
+        <w:rPr>
+          <w:lang w:val="ar_AE" w:bidi="ar_AE"/>
+        </w:rPr>
+      </w:r>
+      <w:r>
+        <w:rPr>
           <w:b/>
           <w:lang w:val="ar_AE" w:bidi="ar_AE"/>
         </w:rPr>
@@ -13075,6 +14759,22 @@
       </w:r>
       <w:r>
         <w:rPr>
+          <w:lang w:val="ar_AE" w:bidi="ar_AE"/>
+        </w:rPr>
+        <w:t>וְ⁠עַוְלָ֖ה לֹא־נִמְצָ֣א בִ⁠שְׂפָתָ֑י⁠ו</w:t>
+      </w:r>
+    </w:p>
+    <w:p>
+      <w:pPr>
+        <w:bidi/>
+      </w:pPr>
+      <w:r>
+        <w:rPr>
+          <w:lang w:val="ar_AE" w:bidi="ar_AE"/>
+        </w:rPr>
+      </w:r>
+      <w:r>
+        <w:rPr>
           <w:b/>
           <w:lang w:val="ar_AE" w:bidi="ar_AE"/>
         </w:rPr>
@@ -13180,6 +14880,22 @@
       </w:r>
       <w:r>
         <w:rPr>
+          <w:lang w:val="ar_AE" w:bidi="ar_AE"/>
+        </w:rPr>
+        <w:t>וְ⁠עַוְלָ֖ה לֹא־נִמְצָ֣א בִ⁠שְׂפָתָ֑י⁠ו</w:t>
+      </w:r>
+    </w:p>
+    <w:p>
+      <w:pPr>
+        <w:bidi/>
+      </w:pPr>
+      <w:r>
+        <w:rPr>
+          <w:lang w:val="ar_AE" w:bidi="ar_AE"/>
+        </w:rPr>
+      </w:r>
+      <w:r>
+        <w:rPr>
           <w:b/>
           <w:lang w:val="ar_AE" w:bidi="ar_AE"/>
         </w:rPr>
@@ -13285,6 +15001,22 @@
       </w:r>
       <w:r>
         <w:rPr>
+          <w:lang w:val="ar_AE" w:bidi="ar_AE"/>
+        </w:rPr>
+        <w:t>בְּ⁠שָׁל֤וֹם וּ⁠בְ⁠מִישׁוֹר֙</w:t>
+      </w:r>
+    </w:p>
+    <w:p>
+      <w:pPr>
+        <w:bidi/>
+      </w:pPr>
+      <w:r>
+        <w:rPr>
+          <w:lang w:val="ar_AE" w:bidi="ar_AE"/>
+        </w:rPr>
+      </w:r>
+      <w:r>
+        <w:rPr>
           <w:b/>
           <w:lang w:val="ar_AE" w:bidi="ar_AE"/>
         </w:rPr>
@@ -13417,6 +15149,22 @@
       </w:r>
       <w:r>
         <w:rPr>
+          <w:lang w:val="ar_AE" w:bidi="ar_AE"/>
+        </w:rPr>
+        <w:t>הָלַ֣ךְ אִתִּ֔⁠י</w:t>
+      </w:r>
+    </w:p>
+    <w:p>
+      <w:pPr>
+        <w:bidi/>
+      </w:pPr>
+      <w:r>
+        <w:rPr>
+          <w:lang w:val="ar_AE" w:bidi="ar_AE"/>
+        </w:rPr>
+      </w:r>
+      <w:r>
+        <w:rPr>
           <w:b/>
           <w:lang w:val="ar_AE" w:bidi="ar_AE"/>
         </w:rPr>
@@ -13536,6 +15284,22 @@
       </w:r>
       <w:r>
         <w:rPr>
+          <w:lang w:val="ar_AE" w:bidi="ar_AE"/>
+        </w:rPr>
+        <w:t>וְ⁠רַבִּ֖ים הֵשִׁ֥יב מֵ⁠עָוֺֽן</w:t>
+      </w:r>
+    </w:p>
+    <w:p>
+      <w:pPr>
+        <w:bidi/>
+      </w:pPr>
+      <w:r>
+        <w:rPr>
+          <w:lang w:val="ar_AE" w:bidi="ar_AE"/>
+        </w:rPr>
+      </w:r>
+      <w:r>
+        <w:rPr>
           <w:b/>
           <w:lang w:val="ar_AE" w:bidi="ar_AE"/>
         </w:rPr>
@@ -13668,6 +15432,22 @@
       </w:r>
       <w:r>
         <w:rPr>
+          <w:lang w:val="ar_AE" w:bidi="ar_AE"/>
+        </w:rPr>
+        <w:t>מֵ⁠עָוֺֽן</w:t>
+      </w:r>
+    </w:p>
+    <w:p>
+      <w:pPr>
+        <w:bidi/>
+      </w:pPr>
+      <w:r>
+        <w:rPr>
+          <w:lang w:val="ar_AE" w:bidi="ar_AE"/>
+        </w:rPr>
+      </w:r>
+      <w:r>
+        <w:rPr>
           <w:b/>
           <w:lang w:val="ar_AE" w:bidi="ar_AE"/>
         </w:rPr>
@@ -13780,6 +15560,22 @@
       </w:r>
       <w:r>
         <w:rPr>
+          <w:lang w:val="ar_AE" w:bidi="ar_AE"/>
+        </w:rPr>
+        <w:t>שִׂפְתֵ֤י כֹהֵן֙ יִשְׁמְרוּ־דַ֔עַת</w:t>
+      </w:r>
+    </w:p>
+    <w:p>
+      <w:pPr>
+        <w:bidi/>
+      </w:pPr>
+      <w:r>
+        <w:rPr>
+          <w:lang w:val="ar_AE" w:bidi="ar_AE"/>
+        </w:rPr>
+      </w:r>
+      <w:r>
+        <w:rPr>
           <w:b/>
           <w:lang w:val="ar_AE" w:bidi="ar_AE"/>
         </w:rPr>
@@ -13899,6 +15695,22 @@
       </w:r>
       <w:r>
         <w:rPr>
+          <w:lang w:val="ar_AE" w:bidi="ar_AE"/>
+        </w:rPr>
+        <w:t>יִשְׁמְרוּ־דַ֔עַת</w:t>
+      </w:r>
+    </w:p>
+    <w:p>
+      <w:pPr>
+        <w:bidi/>
+      </w:pPr>
+      <w:r>
+        <w:rPr>
+          <w:lang w:val="ar_AE" w:bidi="ar_AE"/>
+        </w:rPr>
+      </w:r>
+      <w:r>
+        <w:rPr>
           <w:b/>
           <w:lang w:val="ar_AE" w:bidi="ar_AE"/>
         </w:rPr>
@@ -14031,6 +15843,22 @@
       </w:r>
       <w:r>
         <w:rPr>
+          <w:lang w:val="ar_AE" w:bidi="ar_AE"/>
+        </w:rPr>
+        <w:t>יִשְׁמְרוּ־דַ֔עַת</w:t>
+      </w:r>
+    </w:p>
+    <w:p>
+      <w:pPr>
+        <w:bidi/>
+      </w:pPr>
+      <w:r>
+        <w:rPr>
+          <w:lang w:val="ar_AE" w:bidi="ar_AE"/>
+        </w:rPr>
+      </w:r>
+      <w:r>
+        <w:rPr>
           <w:b/>
           <w:lang w:val="ar_AE" w:bidi="ar_AE"/>
         </w:rPr>
@@ -14136,6 +15964,22 @@
       </w:r>
       <w:r>
         <w:rPr>
+          <w:lang w:val="ar_AE" w:bidi="ar_AE"/>
+        </w:rPr>
+        <w:t>יְבַקְשׁ֣וּ</w:t>
+      </w:r>
+    </w:p>
+    <w:p>
+      <w:pPr>
+        <w:bidi/>
+      </w:pPr>
+      <w:r>
+        <w:rPr>
+          <w:lang w:val="ar_AE" w:bidi="ar_AE"/>
+        </w:rPr>
+      </w:r>
+      <w:r>
+        <w:rPr>
           <w:b/>
           <w:lang w:val="ar_AE" w:bidi="ar_AE"/>
         </w:rPr>
@@ -14242,6 +16086,22 @@
       </w:r>
       <w:r>
         <w:rPr>
+          <w:lang w:val="ar_AE" w:bidi="ar_AE"/>
+        </w:rPr>
+        <w:t>וְ⁠תוֹרָ֖ה יְבַקְשׁ֣וּ</w:t>
+      </w:r>
+    </w:p>
+    <w:p>
+      <w:pPr>
+        <w:bidi/>
+      </w:pPr>
+      <w:r>
+        <w:rPr>
+          <w:lang w:val="ar_AE" w:bidi="ar_AE"/>
+        </w:rPr>
+      </w:r>
+      <w:r>
+        <w:rPr>
           <w:b/>
           <w:lang w:val="ar_AE" w:bidi="ar_AE"/>
         </w:rPr>
@@ -14361,6 +16221,22 @@
       </w:r>
       <w:r>
         <w:rPr>
+          <w:lang w:val="ar_AE" w:bidi="ar_AE"/>
+        </w:rPr>
+        <w:t>מִ⁠פִּ֑י⁠הוּ</w:t>
+      </w:r>
+    </w:p>
+    <w:p>
+      <w:pPr>
+        <w:bidi/>
+      </w:pPr>
+      <w:r>
+        <w:rPr>
+          <w:lang w:val="ar_AE" w:bidi="ar_AE"/>
+        </w:rPr>
+      </w:r>
+      <w:r>
+        <w:rPr>
           <w:b/>
           <w:lang w:val="ar_AE" w:bidi="ar_AE"/>
         </w:rPr>
@@ -14480,6 +16356,22 @@
       </w:r>
       <w:r>
         <w:rPr>
+          <w:lang w:val="ar_AE" w:bidi="ar_AE"/>
+        </w:rPr>
+        <w:t>מַלְאַ֥ךְ יְהוָֽה־צְבָא֖וֹת</w:t>
+      </w:r>
+    </w:p>
+    <w:p>
+      <w:pPr>
+        <w:bidi/>
+      </w:pPr>
+      <w:r>
+        <w:rPr>
+          <w:lang w:val="ar_AE" w:bidi="ar_AE"/>
+        </w:rPr>
+      </w:r>
+      <w:r>
+        <w:rPr>
           <w:b/>
           <w:lang w:val="ar_AE" w:bidi="ar_AE"/>
         </w:rPr>
@@ -14586,6 +16478,22 @@
       </w:r>
       <w:r>
         <w:rPr>
+          <w:lang w:val="ar_AE" w:bidi="ar_AE"/>
+        </w:rPr>
+        <w:t>וְ⁠אַתֶּם֙ סַרְתֶּ֣ם מִן־הַ⁠דֶּ֔רֶךְ</w:t>
+      </w:r>
+    </w:p>
+    <w:p>
+      <w:pPr>
+        <w:bidi/>
+      </w:pPr>
+      <w:r>
+        <w:rPr>
+          <w:lang w:val="ar_AE" w:bidi="ar_AE"/>
+        </w:rPr>
+      </w:r>
+      <w:r>
+        <w:rPr>
           <w:b/>
           <w:lang w:val="ar_AE" w:bidi="ar_AE"/>
         </w:rPr>
@@ -14621,7 +16529,7 @@
         </w:rPr>
         <w:t xml:space="preserve">انظر كيف ترجمت الصورة المشابهة في </w:t>
       </w:r>
-      <w:hyperlink r:id="rId22">
+      <w:hyperlink r:id="rId24">
         <w:r>
           <w:rPr>
             <w:lang w:val="ar_AE" w:bidi="ar_AE"/>
@@ -14710,6 +16618,22 @@
       </w:r>
       <w:r>
         <w:rPr>
+          <w:lang w:val="ar_AE" w:bidi="ar_AE"/>
+        </w:rPr>
+        <w:t>הִכְשַׁלְתֶּ֥ם רַבִּ֖ים</w:t>
+      </w:r>
+    </w:p>
+    <w:p>
+      <w:pPr>
+        <w:bidi/>
+      </w:pPr>
+      <w:r>
+        <w:rPr>
+          <w:lang w:val="ar_AE" w:bidi="ar_AE"/>
+        </w:rPr>
+      </w:r>
+      <w:r>
+        <w:rPr>
           <w:b/>
           <w:lang w:val="ar_AE" w:bidi="ar_AE"/>
         </w:rPr>
@@ -14829,6 +16753,22 @@
       </w:r>
       <w:r>
         <w:rPr>
+          <w:lang w:val="ar_AE" w:bidi="ar_AE"/>
+        </w:rPr>
+        <w:t>בַּ⁠תּוֹרָ֑ה</w:t>
+      </w:r>
+    </w:p>
+    <w:p>
+      <w:pPr>
+        <w:bidi/>
+      </w:pPr>
+      <w:r>
+        <w:rPr>
+          <w:lang w:val="ar_AE" w:bidi="ar_AE"/>
+        </w:rPr>
+      </w:r>
+      <w:r>
+        <w:rPr>
           <w:b/>
           <w:lang w:val="ar_AE" w:bidi="ar_AE"/>
         </w:rPr>
@@ -14948,6 +16888,22 @@
       </w:r>
       <w:r>
         <w:rPr>
+          <w:lang w:val="ar_AE" w:bidi="ar_AE"/>
+        </w:rPr>
+        <w:t>שִֽׁחַתֶּם֙</w:t>
+      </w:r>
+    </w:p>
+    <w:p>
+      <w:pPr>
+        <w:bidi/>
+      </w:pPr>
+      <w:r>
+        <w:rPr>
+          <w:lang w:val="ar_AE" w:bidi="ar_AE"/>
+        </w:rPr>
+      </w:r>
+      <w:r>
+        <w:rPr>
           <w:b/>
           <w:lang w:val="ar_AE" w:bidi="ar_AE"/>
         </w:rPr>
@@ -15009,7 +16965,7 @@
         </w:rPr>
         <w:t xml:space="preserve">هؤلاء الكهنة، أي أفسدوه فعليًا وجعلوه عديم الفائدة، مثل المحاصيل التي تأكلها الآفات والتي وُصفت بنفس المصطلح في </w:t>
       </w:r>
-      <w:hyperlink r:id="rId23">
+      <w:hyperlink r:id="rId25">
         <w:r>
           <w:rPr>
             <w:lang w:val="ar_AE" w:bidi="ar_AE"/>
@@ -15098,6 +17054,22 @@
       </w:r>
       <w:r>
         <w:rPr>
+          <w:lang w:val="ar_AE" w:bidi="ar_AE"/>
+        </w:rPr>
+        <w:t>הַ⁠לֵּוִ֔י</w:t>
+      </w:r>
+    </w:p>
+    <w:p>
+      <w:pPr>
+        <w:bidi/>
+      </w:pPr>
+      <w:r>
+        <w:rPr>
+          <w:lang w:val="ar_AE" w:bidi="ar_AE"/>
+        </w:rPr>
+      </w:r>
+      <w:r>
+        <w:rPr>
           <w:b/>
           <w:lang w:val="ar_AE" w:bidi="ar_AE"/>
         </w:rPr>
@@ -15133,7 +17105,7 @@
         </w:rPr>
         <w:t xml:space="preserve">انظر كيف ترجمت نفس التعبير في </w:t>
       </w:r>
-      <w:hyperlink r:id="rId24">
+      <w:hyperlink r:id="rId26">
         <w:r>
           <w:rPr>
             <w:lang w:val="ar_AE" w:bidi="ar_AE"/>
@@ -15222,6 +17194,22 @@
       </w:r>
       <w:r>
         <w:rPr>
+          <w:lang w:val="ar_AE" w:bidi="ar_AE"/>
+        </w:rPr>
+        <w:t>וְ⁠נֹשְׂאִ֥ים פָּנִ֖ים</w:t>
+      </w:r>
+    </w:p>
+    <w:p>
+      <w:pPr>
+        <w:bidi/>
+      </w:pPr>
+      <w:r>
+        <w:rPr>
+          <w:lang w:val="ar_AE" w:bidi="ar_AE"/>
+        </w:rPr>
+      </w:r>
+      <w:r>
+        <w:rPr>
           <w:b/>
           <w:lang w:val="ar_AE" w:bidi="ar_AE"/>
         </w:rPr>
@@ -15257,7 +17245,7 @@
         </w:rPr>
         <w:t xml:space="preserve">انظر كيف ترجمت التعبير المماثل في </w:t>
       </w:r>
-      <w:hyperlink r:id="rId15">
+      <w:hyperlink r:id="rId17">
         <w:r>
           <w:rPr>
             <w:lang w:val="ar_AE" w:bidi="ar_AE"/>
@@ -15346,6 +17334,22 @@
       </w:r>
       <w:r>
         <w:rPr>
+          <w:lang w:val="ar_AE" w:bidi="ar_AE"/>
+        </w:rPr>
+        <w:t>בַּ⁠תּוֹרָֽה</w:t>
+      </w:r>
+    </w:p>
+    <w:p>
+      <w:pPr>
+        <w:bidi/>
+      </w:pPr>
+      <w:r>
+        <w:rPr>
+          <w:lang w:val="ar_AE" w:bidi="ar_AE"/>
+        </w:rPr>
+      </w:r>
+      <w:r>
+        <w:rPr>
           <w:b/>
           <w:lang w:val="ar_AE" w:bidi="ar_AE"/>
         </w:rPr>
@@ -15465,6 +17469,22 @@
       </w:r>
       <w:r>
         <w:rPr>
+          <w:lang w:val="ar_AE" w:bidi="ar_AE"/>
+        </w:rPr>
+        <w:t>הֲ⁠ל֨וֹא אָ֤ב אֶחָד֙ לְ⁠כֻלָּ֔⁠נוּ הֲ⁠ל֛וֹא אֵ֥ל אֶֽחָ֖ד בְּרָאָ֑⁠נוּ</w:t>
+      </w:r>
+    </w:p>
+    <w:p>
+      <w:pPr>
+        <w:bidi/>
+      </w:pPr>
+      <w:r>
+        <w:rPr>
+          <w:lang w:val="ar_AE" w:bidi="ar_AE"/>
+        </w:rPr>
+      </w:r>
+      <w:r>
+        <w:rPr>
           <w:b/>
           <w:lang w:val="ar_AE" w:bidi="ar_AE"/>
         </w:rPr>
@@ -15571,6 +17591,22 @@
       </w:r>
       <w:r>
         <w:rPr>
+          <w:lang w:val="ar_AE" w:bidi="ar_AE"/>
+        </w:rPr>
+        <w:t>הֲ⁠ל֨וֹא אָ֤ב אֶחָד֙ לְ⁠כֻלָּ֔⁠נוּ הֲ⁠ל֛וֹא אֵ֥ל אֶֽחָ֖ד בְּרָאָ֑⁠נוּ</w:t>
+      </w:r>
+    </w:p>
+    <w:p>
+      <w:pPr>
+        <w:bidi/>
+      </w:pPr>
+      <w:r>
+        <w:rPr>
+          <w:lang w:val="ar_AE" w:bidi="ar_AE"/>
+        </w:rPr>
+      </w:r>
+      <w:r>
+        <w:rPr>
           <w:b/>
           <w:lang w:val="ar_AE" w:bidi="ar_AE"/>
         </w:rPr>
@@ -15663,6 +17699,22 @@
       </w:r>
       <w:r>
         <w:rPr>
+          <w:lang w:val="ar_AE" w:bidi="ar_AE"/>
+        </w:rPr>
+        <w:t>מַדּ֗וּעַ נִבְגַּד֙ אִ֣ישׁ בְּ⁠אָחִ֔י⁠ו לְ⁠חַלֵּ֖ל בְּרִ֥ית אֲבֹתֵֽי⁠נוּ</w:t>
+      </w:r>
+    </w:p>
+    <w:p>
+      <w:pPr>
+        <w:bidi/>
+      </w:pPr>
+      <w:r>
+        <w:rPr>
+          <w:lang w:val="ar_AE" w:bidi="ar_AE"/>
+        </w:rPr>
+      </w:r>
+      <w:r>
+        <w:rPr>
           <w:b/>
           <w:lang w:val="ar_AE" w:bidi="ar_AE"/>
         </w:rPr>
@@ -15769,6 +17821,22 @@
       </w:r>
       <w:r>
         <w:rPr>
+          <w:lang w:val="ar_AE" w:bidi="ar_AE"/>
+        </w:rPr>
+        <w:t>אִ֣ישׁ בְּ⁠אָחִ֔י⁠ו</w:t>
+      </w:r>
+    </w:p>
+    <w:p>
+      <w:pPr>
+        <w:bidi/>
+      </w:pPr>
+      <w:r>
+        <w:rPr>
+          <w:lang w:val="ar_AE" w:bidi="ar_AE"/>
+        </w:rPr>
+      </w:r>
+      <w:r>
+        <w:rPr>
           <w:b/>
           <w:lang w:val="ar_AE" w:bidi="ar_AE"/>
         </w:rPr>
@@ -15875,6 +17943,22 @@
       </w:r>
       <w:r>
         <w:rPr>
+          <w:lang w:val="ar_AE" w:bidi="ar_AE"/>
+        </w:rPr>
+        <w:t>אֲבֹתֵֽי⁠נוּ</w:t>
+      </w:r>
+    </w:p>
+    <w:p>
+      <w:pPr>
+        <w:bidi/>
+      </w:pPr>
+      <w:r>
+        <w:rPr>
+          <w:lang w:val="ar_AE" w:bidi="ar_AE"/>
+        </w:rPr>
+      </w:r>
+      <w:r>
+        <w:rPr>
           <w:b/>
           <w:lang w:val="ar_AE" w:bidi="ar_AE"/>
         </w:rPr>
@@ -15994,6 +18078,22 @@
       </w:r>
       <w:r>
         <w:rPr>
+          <w:lang w:val="ar_AE" w:bidi="ar_AE"/>
+        </w:rPr>
+        <w:t>בָּגְדָ֣ה יְהוּדָ֔ה וְ⁠תוֹעֵבָ֛ה נֶעֶשְׂתָ֥ה בְ⁠יִשְׂרָאֵ֖ל וּ⁠בִ⁠ירֽוּשָׁלִָ֑ם</w:t>
+      </w:r>
+    </w:p>
+    <w:p>
+      <w:pPr>
+        <w:bidi/>
+      </w:pPr>
+      <w:r>
+        <w:rPr>
+          <w:lang w:val="ar_AE" w:bidi="ar_AE"/>
+        </w:rPr>
+      </w:r>
+      <w:r>
+        <w:rPr>
           <w:b/>
           <w:lang w:val="ar_AE" w:bidi="ar_AE"/>
         </w:rPr>
@@ -16100,6 +18200,22 @@
       </w:r>
       <w:r>
         <w:rPr>
+          <w:lang w:val="ar_AE" w:bidi="ar_AE"/>
+        </w:rPr>
+        <w:t>בָּגְדָ֣ה יְהוּדָ֔ה &amp; חִלֵּ֣ל יְהוּדָ֗ה</w:t>
+      </w:r>
+    </w:p>
+    <w:p>
+      <w:pPr>
+        <w:bidi/>
+      </w:pPr>
+      <w:r>
+        <w:rPr>
+          <w:lang w:val="ar_AE" w:bidi="ar_AE"/>
+        </w:rPr>
+      </w:r>
+      <w:r>
+        <w:rPr>
           <w:b/>
           <w:lang w:val="ar_AE" w:bidi="ar_AE"/>
         </w:rPr>
@@ -16220,6 +18336,22 @@
       </w:r>
       <w:r>
         <w:rPr>
+          <w:lang w:val="ar_AE" w:bidi="ar_AE"/>
+        </w:rPr>
+        <w:t>וְ⁠תוֹעֵבָ֛ה נֶעֶשְׂתָ֥ה בְ⁠יִשְׂרָאֵ֖ל וּ⁠בִ⁠ירֽוּשָׁלִָ֑ם</w:t>
+      </w:r>
+    </w:p>
+    <w:p>
+      <w:pPr>
+        <w:bidi/>
+      </w:pPr>
+      <w:r>
+        <w:rPr>
+          <w:lang w:val="ar_AE" w:bidi="ar_AE"/>
+        </w:rPr>
+      </w:r>
+      <w:r>
+        <w:rPr>
           <w:b/>
           <w:lang w:val="ar_AE" w:bidi="ar_AE"/>
         </w:rPr>
@@ -16326,6 +18458,22 @@
       </w:r>
       <w:r>
         <w:rPr>
+          <w:lang w:val="ar_AE" w:bidi="ar_AE"/>
+        </w:rPr>
+        <w:t>וּ⁠בָעַ֖ל בַּת־אֵ֥ל נֵכָֽר</w:t>
+      </w:r>
+    </w:p>
+    <w:p>
+      <w:pPr>
+        <w:bidi/>
+      </w:pPr>
+      <w:r>
+        <w:rPr>
+          <w:lang w:val="ar_AE" w:bidi="ar_AE"/>
+        </w:rPr>
+      </w:r>
+      <w:r>
+        <w:rPr>
           <w:b/>
           <w:lang w:val="ar_AE" w:bidi="ar_AE"/>
         </w:rPr>
@@ -16444,6 +18592,22 @@
       </w:r>
       <w:r>
         <w:rPr>
+          <w:lang w:val="ar_AE" w:bidi="ar_AE"/>
+        </w:rPr>
+        <w:t>יַכְרֵ֨ת יְהוָ֜ה &amp; מֵ⁠אָהֳלֵ֖י יַֽעֲקֹ֑ב</w:t>
+      </w:r>
+    </w:p>
+    <w:p>
+      <w:pPr>
+        <w:bidi/>
+      </w:pPr>
+      <w:r>
+        <w:rPr>
+          <w:lang w:val="ar_AE" w:bidi="ar_AE"/>
+        </w:rPr>
+      </w:r>
+      <w:r>
+        <w:rPr>
           <w:b/>
           <w:lang w:val="ar_AE" w:bidi="ar_AE"/>
         </w:rPr>
@@ -16563,6 +18727,22 @@
       </w:r>
       <w:r>
         <w:rPr>
+          <w:lang w:val="ar_AE" w:bidi="ar_AE"/>
+        </w:rPr>
+        <w:t>יַכְרֵ֨ת יְהוָ֜ה</w:t>
+      </w:r>
+    </w:p>
+    <w:p>
+      <w:pPr>
+        <w:bidi/>
+      </w:pPr>
+      <w:r>
+        <w:rPr>
+          <w:lang w:val="ar_AE" w:bidi="ar_AE"/>
+        </w:rPr>
+      </w:r>
+      <w:r>
+        <w:rPr>
           <w:b/>
           <w:lang w:val="ar_AE" w:bidi="ar_AE"/>
         </w:rPr>
@@ -16682,6 +18862,22 @@
       </w:r>
       <w:r>
         <w:rPr>
+          <w:lang w:val="ar_AE" w:bidi="ar_AE"/>
+        </w:rPr>
+        <w:t>מֵ⁠אָהֳלֵ֖י יַֽעֲקֹ֑ב</w:t>
+      </w:r>
+    </w:p>
+    <w:p>
+      <w:pPr>
+        <w:bidi/>
+      </w:pPr>
+      <w:r>
+        <w:rPr>
+          <w:lang w:val="ar_AE" w:bidi="ar_AE"/>
+        </w:rPr>
+      </w:r>
+      <w:r>
+        <w:rPr>
           <w:b/>
           <w:lang w:val="ar_AE" w:bidi="ar_AE"/>
         </w:rPr>
@@ -16801,6 +18997,22 @@
       </w:r>
       <w:r>
         <w:rPr>
+          <w:lang w:val="ar_AE" w:bidi="ar_AE"/>
+        </w:rPr>
+        <w:t>לָ⁠אִ֨ישׁ</w:t>
+      </w:r>
+    </w:p>
+    <w:p>
+      <w:pPr>
+        <w:bidi/>
+      </w:pPr>
+      <w:r>
+        <w:rPr>
+          <w:lang w:val="ar_AE" w:bidi="ar_AE"/>
+        </w:rPr>
+      </w:r>
+      <w:r>
+        <w:rPr>
           <w:b/>
           <w:lang w:val="ar_AE" w:bidi="ar_AE"/>
         </w:rPr>
@@ -16920,6 +19132,22 @@
       </w:r>
       <w:r>
         <w:rPr>
+          <w:lang w:val="ar_AE" w:bidi="ar_AE"/>
+        </w:rPr>
+        <w:t>עֵ֣ר וְ⁠עֹנֶ֔ה</w:t>
+      </w:r>
+    </w:p>
+    <w:p>
+      <w:pPr>
+        <w:bidi/>
+      </w:pPr>
+      <w:r>
+        <w:rPr>
+          <w:lang w:val="ar_AE" w:bidi="ar_AE"/>
+        </w:rPr>
+      </w:r>
+      <w:r>
+        <w:rPr>
           <w:b/>
           <w:lang w:val="ar_AE" w:bidi="ar_AE"/>
         </w:rPr>
@@ -17052,6 +19280,22 @@
       </w:r>
       <w:r>
         <w:rPr>
+          <w:lang w:val="ar_AE" w:bidi="ar_AE"/>
+        </w:rPr>
+        <w:t>כַּסּ֤וֹת דִּמְעָה֙ אֶת־מִזְבַּ֣ח יְהוָ֔ה</w:t>
+      </w:r>
+    </w:p>
+    <w:p>
+      <w:pPr>
+        <w:bidi/>
+      </w:pPr>
+      <w:r>
+        <w:rPr>
+          <w:lang w:val="ar_AE" w:bidi="ar_AE"/>
+        </w:rPr>
+      </w:r>
+      <w:r>
+        <w:rPr>
           <w:b/>
           <w:lang w:val="ar_AE" w:bidi="ar_AE"/>
         </w:rPr>
@@ -17158,6 +19402,22 @@
       </w:r>
       <w:r>
         <w:rPr>
+          <w:lang w:val="ar_AE" w:bidi="ar_AE"/>
+        </w:rPr>
+        <w:t>פְּנוֹת֙ אֶל־הַ⁠מִּנְחָ֔ה וְ⁠לָ⁠קַ֥חַת רָצ֖וֹן מִ⁠יֶּדְ⁠כֶֽם</w:t>
+      </w:r>
+    </w:p>
+    <w:p>
+      <w:pPr>
+        <w:bidi/>
+      </w:pPr>
+      <w:r>
+        <w:rPr>
+          <w:lang w:val="ar_AE" w:bidi="ar_AE"/>
+        </w:rPr>
+      </w:r>
+      <w:r>
+        <w:rPr>
           <w:b/>
           <w:lang w:val="ar_AE" w:bidi="ar_AE"/>
         </w:rPr>
@@ -17264,6 +19524,22 @@
       </w:r>
       <w:r>
         <w:rPr>
+          <w:lang w:val="ar_AE" w:bidi="ar_AE"/>
+        </w:rPr>
+        <w:t>פְּנוֹת֙ אֶל־הַ⁠מִּנְחָ֔ה</w:t>
+      </w:r>
+    </w:p>
+    <w:p>
+      <w:pPr>
+        <w:bidi/>
+      </w:pPr>
+      <w:r>
+        <w:rPr>
+          <w:lang w:val="ar_AE" w:bidi="ar_AE"/>
+        </w:rPr>
+      </w:r>
+      <w:r>
+        <w:rPr>
           <w:b/>
           <w:lang w:val="ar_AE" w:bidi="ar_AE"/>
         </w:rPr>
@@ -17383,6 +19659,22 @@
       </w:r>
       <w:r>
         <w:rPr>
+          <w:lang w:val="ar_AE" w:bidi="ar_AE"/>
+        </w:rPr>
+        <w:t>מִ⁠יֶּדְ⁠כֶֽם</w:t>
+      </w:r>
+    </w:p>
+    <w:p>
+      <w:pPr>
+        <w:bidi/>
+      </w:pPr>
+      <w:r>
+        <w:rPr>
+          <w:lang w:val="ar_AE" w:bidi="ar_AE"/>
+        </w:rPr>
+      </w:r>
+      <w:r>
+        <w:rPr>
           <w:b/>
           <w:lang w:val="ar_AE" w:bidi="ar_AE"/>
         </w:rPr>
@@ -17502,6 +19794,22 @@
       </w:r>
       <w:r>
         <w:rPr>
+          <w:lang w:val="ar_AE" w:bidi="ar_AE"/>
+        </w:rPr>
+        <w:t>יְהוָה֩ הֵעִ֨יד בֵּינְ⁠ךָ֜ וּ⁠בֵ֣ין ׀ אֵ֣שֶׁת נְעוּרֶ֗י⁠ךָ</w:t>
+      </w:r>
+    </w:p>
+    <w:p>
+      <w:pPr>
+        <w:bidi/>
+      </w:pPr>
+      <w:r>
+        <w:rPr>
+          <w:lang w:val="ar_AE" w:bidi="ar_AE"/>
+        </w:rPr>
+      </w:r>
+      <w:r>
+        <w:rPr>
           <w:b/>
           <w:lang w:val="ar_AE" w:bidi="ar_AE"/>
         </w:rPr>
@@ -17608,6 +19916,22 @@
       </w:r>
       <w:r>
         <w:rPr>
+          <w:lang w:val="ar_AE" w:bidi="ar_AE"/>
+        </w:rPr>
+        <w:t>בֵּינְ⁠ךָ֜ &amp; נְעוּרֶ֗י⁠ךָ &amp; אַתָּה֙ בָּגַ֣דְתָּה &amp; חֲבֶרְתְּ⁠ךָ֖ &amp; בְּרִיתֶֽ⁠ךָ</w:t>
+      </w:r>
+    </w:p>
+    <w:p>
+      <w:pPr>
+        <w:bidi/>
+      </w:pPr>
+      <w:r>
+        <w:rPr>
+          <w:lang w:val="ar_AE" w:bidi="ar_AE"/>
+        </w:rPr>
+      </w:r>
+      <w:r>
+        <w:rPr>
           <w:b/>
           <w:lang w:val="ar_AE" w:bidi="ar_AE"/>
         </w:rPr>
@@ -17770,6 +20094,22 @@
       </w:r>
       <w:r>
         <w:rPr>
+          <w:lang w:val="ar_AE" w:bidi="ar_AE"/>
+        </w:rPr>
+        <w:t>אֵ֣שֶׁת נְעוּרֶ֗י⁠ךָ</w:t>
+      </w:r>
+    </w:p>
+    <w:p>
+      <w:pPr>
+        <w:bidi/>
+      </w:pPr>
+      <w:r>
+        <w:rPr>
+          <w:lang w:val="ar_AE" w:bidi="ar_AE"/>
+        </w:rPr>
+      </w:r>
+      <w:r>
+        <w:rPr>
           <w:b/>
           <w:lang w:val="ar_AE" w:bidi="ar_AE"/>
         </w:rPr>
@@ -17876,6 +20216,22 @@
       </w:r>
       <w:r>
         <w:rPr>
+          <w:lang w:val="ar_AE" w:bidi="ar_AE"/>
+        </w:rPr>
+        <w:t>וְ⁠לֹא־אֶחָ֣ד עָשָׂ֗ה וּ⁠שְׁאָ֥ר ר֨וּחַ֙ ל֔⁠וֹ</w:t>
+      </w:r>
+    </w:p>
+    <w:p>
+      <w:pPr>
+        <w:bidi/>
+      </w:pPr>
+      <w:r>
+        <w:rPr>
+          <w:lang w:val="ar_AE" w:bidi="ar_AE"/>
+        </w:rPr>
+      </w:r>
+      <w:r>
+        <w:rPr>
           <w:b/>
           <w:lang w:val="ar_AE" w:bidi="ar_AE"/>
         </w:rPr>
@@ -17982,6 +20338,22 @@
       </w:r>
       <w:r>
         <w:rPr>
+          <w:lang w:val="ar_AE" w:bidi="ar_AE"/>
+        </w:rPr>
+        <w:t>וּ⁠שְׁאָ֥ר ר֨וּחַ֙ ל֔⁠וֹ</w:t>
+      </w:r>
+    </w:p>
+    <w:p>
+      <w:pPr>
+        <w:bidi/>
+      </w:pPr>
+      <w:r>
+        <w:rPr>
+          <w:lang w:val="ar_AE" w:bidi="ar_AE"/>
+        </w:rPr>
+      </w:r>
+      <w:r>
+        <w:rPr>
           <w:b/>
           <w:lang w:val="ar_AE" w:bidi="ar_AE"/>
         </w:rPr>
@@ -18114,6 +20486,22 @@
       </w:r>
       <w:r>
         <w:rPr>
+          <w:lang w:val="ar_AE" w:bidi="ar_AE"/>
+        </w:rPr>
+        <w:t>וּ⁠מָה֙ הָֽ⁠אֶחָ֔ד מְבַקֵּ֖שׁ זֶ֣רַע אֱלֹהִ֑ים</w:t>
+      </w:r>
+    </w:p>
+    <w:p>
+      <w:pPr>
+        <w:bidi/>
+      </w:pPr>
+      <w:r>
+        <w:rPr>
+          <w:lang w:val="ar_AE" w:bidi="ar_AE"/>
+        </w:rPr>
+      </w:r>
+      <w:r>
+        <w:rPr>
           <w:b/>
           <w:lang w:val="ar_AE" w:bidi="ar_AE"/>
         </w:rPr>
@@ -18233,6 +20621,22 @@
       </w:r>
       <w:r>
         <w:rPr>
+          <w:lang w:val="ar_AE" w:bidi="ar_AE"/>
+        </w:rPr>
+        <w:t>זֶ֣רַע אֱלֹהִ֑ים</w:t>
+      </w:r>
+    </w:p>
+    <w:p>
+      <w:pPr>
+        <w:bidi/>
+      </w:pPr>
+      <w:r>
+        <w:rPr>
+          <w:lang w:val="ar_AE" w:bidi="ar_AE"/>
+        </w:rPr>
+      </w:r>
+      <w:r>
+        <w:rPr>
           <w:b/>
           <w:lang w:val="ar_AE" w:bidi="ar_AE"/>
         </w:rPr>
@@ -18339,6 +20743,22 @@
       </w:r>
       <w:r>
         <w:rPr>
+          <w:lang w:val="ar_AE" w:bidi="ar_AE"/>
+        </w:rPr>
+        <w:t>וְ⁠נִשְׁמַרְתֶּם֙ בְּ⁠ר֣וּחֲ⁠כֶ֔ם</w:t>
+      </w:r>
+    </w:p>
+    <w:p>
+      <w:pPr>
+        <w:bidi/>
+      </w:pPr>
+      <w:r>
+        <w:rPr>
+          <w:lang w:val="ar_AE" w:bidi="ar_AE"/>
+        </w:rPr>
+      </w:r>
+      <w:r>
+        <w:rPr>
           <w:b/>
           <w:lang w:val="ar_AE" w:bidi="ar_AE"/>
         </w:rPr>
@@ -18458,6 +20878,22 @@
       </w:r>
       <w:r>
         <w:rPr>
+          <w:lang w:val="ar_AE" w:bidi="ar_AE"/>
+        </w:rPr>
+        <w:t>וְ⁠כִסָּ֤ה חָמָס֙ עַל־לְבוּשׁ֔⁠וֹ</w:t>
+      </w:r>
+    </w:p>
+    <w:p>
+      <w:pPr>
+        <w:bidi/>
+      </w:pPr>
+      <w:r>
+        <w:rPr>
+          <w:lang w:val="ar_AE" w:bidi="ar_AE"/>
+        </w:rPr>
+      </w:r>
+      <w:r>
+        <w:rPr>
           <w:b/>
           <w:lang w:val="ar_AE" w:bidi="ar_AE"/>
         </w:rPr>
@@ -18577,6 +21013,22 @@
       </w:r>
       <w:r>
         <w:rPr>
+          <w:lang w:val="ar_AE" w:bidi="ar_AE"/>
+        </w:rPr>
+        <w:t>וְ⁠נִשְׁמַרְתֶּ֥ם בְּ⁠רוּחֲ⁠כֶ֖ם</w:t>
+      </w:r>
+    </w:p>
+    <w:p>
+      <w:pPr>
+        <w:bidi/>
+      </w:pPr>
+      <w:r>
+        <w:rPr>
+          <w:lang w:val="ar_AE" w:bidi="ar_AE"/>
+        </w:rPr>
+      </w:r>
+      <w:r>
+        <w:rPr>
           <w:b/>
           <w:lang w:val="ar_AE" w:bidi="ar_AE"/>
         </w:rPr>
@@ -18683,6 +21135,22 @@
       </w:r>
       <w:r>
         <w:rPr>
+          <w:lang w:val="ar_AE" w:bidi="ar_AE"/>
+        </w:rPr>
+        <w:t>בְּ⁠דִבְרֵי⁠כֶ֔ם</w:t>
+      </w:r>
+    </w:p>
+    <w:p>
+      <w:pPr>
+        <w:bidi/>
+      </w:pPr>
+      <w:r>
+        <w:rPr>
+          <w:lang w:val="ar_AE" w:bidi="ar_AE"/>
+        </w:rPr>
+      </w:r>
+      <w:r>
+        <w:rPr>
           <w:b/>
           <w:lang w:val="ar_AE" w:bidi="ar_AE"/>
         </w:rPr>
@@ -18802,6 +21270,22 @@
       </w:r>
       <w:r>
         <w:rPr>
+          <w:lang w:val="ar_AE" w:bidi="ar_AE"/>
+        </w:rPr>
+        <w:t>עֹ֨שֵׂה רָ֜ע</w:t>
+      </w:r>
+    </w:p>
+    <w:p>
+      <w:pPr>
+        <w:bidi/>
+      </w:pPr>
+      <w:r>
+        <w:rPr>
+          <w:lang w:val="ar_AE" w:bidi="ar_AE"/>
+        </w:rPr>
+      </w:r>
+      <w:r>
+        <w:rPr>
           <w:b/>
           <w:lang w:val="ar_AE" w:bidi="ar_AE"/>
         </w:rPr>
@@ -18921,6 +21405,22 @@
       </w:r>
       <w:r>
         <w:rPr>
+          <w:lang w:val="ar_AE" w:bidi="ar_AE"/>
+        </w:rPr>
+        <w:t>בְּ⁠עֵינֵ֣י יְהוָ֗ה</w:t>
+      </w:r>
+    </w:p>
+    <w:p>
+      <w:pPr>
+        <w:bidi/>
+      </w:pPr>
+      <w:r>
+        <w:rPr>
+          <w:lang w:val="ar_AE" w:bidi="ar_AE"/>
+        </w:rPr>
+      </w:r>
+      <w:r>
+        <w:rPr>
           <w:b/>
           <w:lang w:val="ar_AE" w:bidi="ar_AE"/>
         </w:rPr>
@@ -19040,6 +21540,22 @@
       </w:r>
       <w:r>
         <w:rPr>
+          <w:lang w:val="ar_AE" w:bidi="ar_AE"/>
+        </w:rPr>
+        <w:t>אַיֵּ֖ה אֱלֹהֵ֥י הַ⁠מִּשְׁפָּֽט</w:t>
+      </w:r>
+    </w:p>
+    <w:p>
+      <w:pPr>
+        <w:bidi/>
+      </w:pPr>
+      <w:r>
+        <w:rPr>
+          <w:lang w:val="ar_AE" w:bidi="ar_AE"/>
+        </w:rPr>
+      </w:r>
+      <w:r>
+        <w:rPr>
           <w:b/>
           <w:lang w:val="ar_AE" w:bidi="ar_AE"/>
         </w:rPr>
@@ -19159,6 +21675,22 @@
       </w:r>
       <w:r>
         <w:rPr>
+          <w:lang w:val="ar_AE" w:bidi="ar_AE"/>
+        </w:rPr>
+        <w:t>אַיֵּ֖ה אֱלֹהֵ֥י הַ⁠מִּשְׁפָּֽט</w:t>
+      </w:r>
+    </w:p>
+    <w:p>
+      <w:pPr>
+        <w:bidi/>
+      </w:pPr>
+      <w:r>
+        <w:rPr>
+          <w:lang w:val="ar_AE" w:bidi="ar_AE"/>
+        </w:rPr>
+      </w:r>
+      <w:r>
+        <w:rPr>
           <w:b/>
           <w:lang w:val="ar_AE" w:bidi="ar_AE"/>
         </w:rPr>
@@ -19364,6 +21896,22 @@
       </w:r>
       <w:r>
         <w:rPr>
+          <w:lang w:val="ar_AE" w:bidi="ar_AE"/>
+        </w:rPr>
+        <w:t>הִנְ⁠נִ֤י שֹׁלֵחַ֙</w:t>
+      </w:r>
+    </w:p>
+    <w:p>
+      <w:pPr>
+        <w:bidi/>
+      </w:pPr>
+      <w:r>
+        <w:rPr>
+          <w:lang w:val="ar_AE" w:bidi="ar_AE"/>
+        </w:rPr>
+      </w:r>
+      <w:r>
+        <w:rPr>
           <w:b/>
           <w:lang w:val="ar_AE" w:bidi="ar_AE"/>
         </w:rPr>
@@ -19412,7 +21960,7 @@
         </w:rPr>
         <w:t xml:space="preserve"> للإشارة إلى أنهم على وشك القيام بشيء ما. انظر كيف ترجمت التعبير المشابه في </w:t>
       </w:r>
-      <w:hyperlink r:id="rId25">
+      <w:hyperlink r:id="rId27">
         <w:r>
           <w:rPr>
             <w:lang w:val="ar_AE" w:bidi="ar_AE"/>
@@ -19501,6 +22049,22 @@
       </w:r>
       <w:r>
         <w:rPr>
+          <w:lang w:val="ar_AE" w:bidi="ar_AE"/>
+        </w:rPr>
+        <w:t>וּ⁠פִנָּה־דֶ֖רֶךְ לְ⁠פָנָ֑⁠י</w:t>
+      </w:r>
+    </w:p>
+    <w:p>
+      <w:pPr>
+        <w:bidi/>
+      </w:pPr>
+      <w:r>
+        <w:rPr>
+          <w:lang w:val="ar_AE" w:bidi="ar_AE"/>
+        </w:rPr>
+      </w:r>
+      <w:r>
+        <w:rPr>
           <w:b/>
           <w:lang w:val="ar_AE" w:bidi="ar_AE"/>
         </w:rPr>
@@ -19620,6 +22184,22 @@
       </w:r>
       <w:r>
         <w:rPr>
+          <w:lang w:val="ar_AE" w:bidi="ar_AE"/>
+        </w:rPr>
+        <w:t>וּ⁠פִנָּה־דֶ֖רֶךְ לְ⁠פָנָ֑⁠י</w:t>
+      </w:r>
+    </w:p>
+    <w:p>
+      <w:pPr>
+        <w:bidi/>
+      </w:pPr>
+      <w:r>
+        <w:rPr>
+          <w:lang w:val="ar_AE" w:bidi="ar_AE"/>
+        </w:rPr>
+      </w:r>
+      <w:r>
+        <w:rPr>
           <w:b/>
           <w:lang w:val="ar_AE" w:bidi="ar_AE"/>
         </w:rPr>
@@ -19725,6 +22305,22 @@
       </w:r>
       <w:r>
         <w:rPr>
+          <w:lang w:val="ar_AE" w:bidi="ar_AE"/>
+        </w:rPr>
+        <w:t>הִנֵּה</w:t>
+      </w:r>
+    </w:p>
+    <w:p>
+      <w:pPr>
+        <w:bidi/>
+      </w:pPr>
+      <w:r>
+        <w:rPr>
+          <w:lang w:val="ar_AE" w:bidi="ar_AE"/>
+        </w:rPr>
+      </w:r>
+      <w:r>
+        <w:rPr>
           <w:b/>
           <w:lang w:val="ar_AE" w:bidi="ar_AE"/>
         </w:rPr>
@@ -19760,7 +22356,7 @@
         </w:rPr>
         <w:t xml:space="preserve">يستخدم الربّ هذه الكلمة لجذب انتباه الناس. انظر كيف ترجمت استخدامًا مشابهًا لهذه الكلمة في </w:t>
       </w:r>
-      <w:hyperlink r:id="rId26">
+      <w:hyperlink r:id="rId28">
         <w:r>
           <w:rPr>
             <w:lang w:val="ar_AE" w:bidi="ar_AE"/>
@@ -19849,6 +22445,22 @@
       </w:r>
       <w:r>
         <w:rPr>
+          <w:lang w:val="ar_AE" w:bidi="ar_AE"/>
+        </w:rPr>
+        <w:t>וּ⁠מִ֤י מְכַלְכֵּל֙ אֶת־י֣וֹם בּוֹא֔⁠וֹ וּ⁠מִ֥י הָ⁠עֹמֵ֖ד בְּ⁠הֵרָֽאוֹת֑⁠וֹ כִּֽי־הוּא֙ כְּ⁠אֵ֣שׁ מְצָרֵ֔ף וּ⁠כְ⁠בֹרִ֖ית מְכַבְּסִֽים</w:t>
+      </w:r>
+    </w:p>
+    <w:p>
+      <w:pPr>
+        <w:bidi/>
+      </w:pPr>
+      <w:r>
+        <w:rPr>
+          <w:lang w:val="ar_AE" w:bidi="ar_AE"/>
+        </w:rPr>
+      </w:r>
+      <w:r>
+        <w:rPr>
           <w:b/>
           <w:lang w:val="ar_AE" w:bidi="ar_AE"/>
         </w:rPr>
@@ -19955,6 +22567,22 @@
       </w:r>
       <w:r>
         <w:rPr>
+          <w:lang w:val="ar_AE" w:bidi="ar_AE"/>
+        </w:rPr>
+        <w:t>וּ⁠מִ֤י מְכַלְכֵּל֙ אֶת־י֣וֹם בּוֹא֔⁠וֹ וּ⁠מִ֥י הָ⁠עֹמֵ֖ד בְּ⁠הֵרָֽאוֹת֑⁠וֹ</w:t>
+      </w:r>
+    </w:p>
+    <w:p>
+      <w:pPr>
+        <w:bidi/>
+      </w:pPr>
+      <w:r>
+        <w:rPr>
+          <w:lang w:val="ar_AE" w:bidi="ar_AE"/>
+        </w:rPr>
+      </w:r>
+      <w:r>
+        <w:rPr>
           <w:b/>
           <w:lang w:val="ar_AE" w:bidi="ar_AE"/>
         </w:rPr>
@@ -20061,6 +22689,22 @@
       </w:r>
       <w:r>
         <w:rPr>
+          <w:lang w:val="ar_AE" w:bidi="ar_AE"/>
+        </w:rPr>
+        <w:t>וּ⁠מִ֤י מְכַלְכֵּל֙ אֶת־י֣וֹם בּוֹא֔⁠וֹ וּ⁠מִ֥י הָ⁠עֹמֵ֖ד בְּ⁠הֵרָֽאוֹת֑⁠וֹ</w:t>
+      </w:r>
+    </w:p>
+    <w:p>
+      <w:pPr>
+        <w:bidi/>
+      </w:pPr>
+      <w:r>
+        <w:rPr>
+          <w:lang w:val="ar_AE" w:bidi="ar_AE"/>
+        </w:rPr>
+      </w:r>
+      <w:r>
+        <w:rPr>
           <w:b/>
           <w:lang w:val="ar_AE" w:bidi="ar_AE"/>
         </w:rPr>
@@ -20167,6 +22811,22 @@
       </w:r>
       <w:r>
         <w:rPr>
+          <w:lang w:val="ar_AE" w:bidi="ar_AE"/>
+        </w:rPr>
+        <w:t>הָ⁠עֹמֵ֖ד</w:t>
+      </w:r>
+    </w:p>
+    <w:p>
+      <w:pPr>
+        <w:bidi/>
+      </w:pPr>
+      <w:r>
+        <w:rPr>
+          <w:lang w:val="ar_AE" w:bidi="ar_AE"/>
+        </w:rPr>
+      </w:r>
+      <w:r>
+        <w:rPr>
           <w:b/>
           <w:lang w:val="ar_AE" w:bidi="ar_AE"/>
         </w:rPr>
@@ -20286,6 +22946,22 @@
       </w:r>
       <w:r>
         <w:rPr>
+          <w:lang w:val="ar_AE" w:bidi="ar_AE"/>
+        </w:rPr>
+        <w:t>הוּא֙ כְּ⁠אֵ֣שׁ מְצָרֵ֔ף וּ⁠כְ⁠בֹרִ֖ית מְכַבְּסִֽים</w:t>
+      </w:r>
+    </w:p>
+    <w:p>
+      <w:pPr>
+        <w:bidi/>
+      </w:pPr>
+      <w:r>
+        <w:rPr>
+          <w:lang w:val="ar_AE" w:bidi="ar_AE"/>
+        </w:rPr>
+      </w:r>
+      <w:r>
+        <w:rPr>
           <w:b/>
           <w:lang w:val="ar_AE" w:bidi="ar_AE"/>
         </w:rPr>
@@ -20392,6 +23068,22 @@
       </w:r>
       <w:r>
         <w:rPr>
+          <w:lang w:val="ar_AE" w:bidi="ar_AE"/>
+        </w:rPr>
+        <w:t>וְ⁠יָשַׁ֨ב מְצָרֵ֤ף וּ⁠מְטַהֵר֙ כֶּ֔סֶף</w:t>
+      </w:r>
+    </w:p>
+    <w:p>
+      <w:pPr>
+        <w:bidi/>
+      </w:pPr>
+      <w:r>
+        <w:rPr>
+          <w:lang w:val="ar_AE" w:bidi="ar_AE"/>
+        </w:rPr>
+      </w:r>
+      <w:r>
+        <w:rPr>
           <w:b/>
           <w:lang w:val="ar_AE" w:bidi="ar_AE"/>
         </w:rPr>
@@ -20511,6 +23203,22 @@
       </w:r>
       <w:r>
         <w:rPr>
+          <w:lang w:val="ar_AE" w:bidi="ar_AE"/>
+        </w:rPr>
+        <w:t>אֶת־בְּנֵֽי־לֵוִי֙</w:t>
+      </w:r>
+    </w:p>
+    <w:p>
+      <w:pPr>
+        <w:bidi/>
+      </w:pPr>
+      <w:r>
+        <w:rPr>
+          <w:lang w:val="ar_AE" w:bidi="ar_AE"/>
+        </w:rPr>
+      </w:r>
+      <w:r>
+        <w:rPr>
           <w:b/>
           <w:lang w:val="ar_AE" w:bidi="ar_AE"/>
         </w:rPr>
@@ -20643,6 +23351,22 @@
       </w:r>
       <w:r>
         <w:rPr>
+          <w:lang w:val="ar_AE" w:bidi="ar_AE"/>
+        </w:rPr>
+        <w:t>וְ⁠זִקַּ֣ק אֹתָ֔⁠ם כַּ⁠זָּהָ֖ב וְ⁠כַ⁠כָּ֑סֶף</w:t>
+      </w:r>
+    </w:p>
+    <w:p>
+      <w:pPr>
+        <w:bidi/>
+      </w:pPr>
+      <w:r>
+        <w:rPr>
+          <w:lang w:val="ar_AE" w:bidi="ar_AE"/>
+        </w:rPr>
+      </w:r>
+      <w:r>
+        <w:rPr>
           <w:b/>
           <w:lang w:val="ar_AE" w:bidi="ar_AE"/>
         </w:rPr>
@@ -20749,6 +23473,22 @@
       </w:r>
       <w:r>
         <w:rPr>
+          <w:lang w:val="ar_AE" w:bidi="ar_AE"/>
+        </w:rPr>
+        <w:t>מִנְחַ֥ת יְהוּדָ֖ה וִ⁠ירֽוּשָׁלִָ֑ם</w:t>
+      </w:r>
+    </w:p>
+    <w:p>
+      <w:pPr>
+        <w:bidi/>
+      </w:pPr>
+      <w:r>
+        <w:rPr>
+          <w:lang w:val="ar_AE" w:bidi="ar_AE"/>
+        </w:rPr>
+      </w:r>
+      <w:r>
+        <w:rPr>
           <w:b/>
           <w:lang w:val="ar_AE" w:bidi="ar_AE"/>
         </w:rPr>
@@ -20855,6 +23595,22 @@
       </w:r>
       <w:r>
         <w:rPr>
+          <w:lang w:val="ar_AE" w:bidi="ar_AE"/>
+        </w:rPr>
+        <w:t>כִּ⁠ימֵ֣י עוֹלָ֔ם וּ⁠כְ⁠שָׁנִ֖ים קַדְמֹנִיּֽוֹת</w:t>
+      </w:r>
+    </w:p>
+    <w:p>
+      <w:pPr>
+        <w:bidi/>
+      </w:pPr>
+      <w:r>
+        <w:rPr>
+          <w:lang w:val="ar_AE" w:bidi="ar_AE"/>
+        </w:rPr>
+      </w:r>
+      <w:r>
+        <w:rPr>
           <w:b/>
           <w:lang w:val="ar_AE" w:bidi="ar_AE"/>
         </w:rPr>
@@ -20961,6 +23717,22 @@
       </w:r>
       <w:r>
         <w:rPr>
+          <w:lang w:val="ar_AE" w:bidi="ar_AE"/>
+        </w:rPr>
+        <w:t>בַּֽ⁠מְכַשְּׁפִים֙ וּ⁠בַ⁠מְנָ֣אֲפִ֔ים וּ⁠בַ⁠נִּשְׁבָּעִ֖ים לַ⁠שָּׁ֑קֶר וּ⁠בְ⁠עֹשְׁקֵ֣י שְׂכַר־שָׂ֠כִיר אַלְמָנָ֨ה וְ⁠יָת֤וֹם וּ⁠מַטֵּי־גֵר֙ וְ⁠לֹ֣א יְרֵא֔וּ⁠נִי</w:t>
+      </w:r>
+    </w:p>
+    <w:p>
+      <w:pPr>
+        <w:bidi/>
+      </w:pPr>
+      <w:r>
+        <w:rPr>
+          <w:lang w:val="ar_AE" w:bidi="ar_AE"/>
+        </w:rPr>
+      </w:r>
+      <w:r>
+        <w:rPr>
           <w:b/>
           <w:lang w:val="ar_AE" w:bidi="ar_AE"/>
         </w:rPr>
@@ -21053,6 +23825,22 @@
       </w:r>
       <w:r>
         <w:rPr>
+          <w:lang w:val="ar_AE" w:bidi="ar_AE"/>
+        </w:rPr>
+        <w:t>לַ⁠מִּשְׁפָּט֒</w:t>
+      </w:r>
+    </w:p>
+    <w:p>
+      <w:pPr>
+        <w:bidi/>
+      </w:pPr>
+      <w:r>
+        <w:rPr>
+          <w:lang w:val="ar_AE" w:bidi="ar_AE"/>
+        </w:rPr>
+      </w:r>
+      <w:r>
+        <w:rPr>
           <w:b/>
           <w:lang w:val="ar_AE" w:bidi="ar_AE"/>
         </w:rPr>
@@ -21172,6 +23960,22 @@
       </w:r>
       <w:r>
         <w:rPr>
+          <w:lang w:val="ar_AE" w:bidi="ar_AE"/>
+        </w:rPr>
+        <w:t>וְ⁠הָיִ֣יתִי ׀ עֵ֣ד מְמַהֵ֗ר בַּֽ⁠מְכַשְּׁפִים֙ וּ⁠בַ⁠מְנָ֣אֲפִ֔ים וּ⁠בַ⁠נִּשְׁבָּעִ֖ים לַ⁠שָּׁ֑קֶר וּ⁠בְ⁠עֹשְׁקֵ֣י שְׂכַר־שָׂ֠כִיר אַלְמָנָ֨ה וְ⁠יָת֤וֹם וּ⁠מַטֵּי־גֵר֙</w:t>
+      </w:r>
+    </w:p>
+    <w:p>
+      <w:pPr>
+        <w:bidi/>
+      </w:pPr>
+      <w:r>
+        <w:rPr>
+          <w:lang w:val="ar_AE" w:bidi="ar_AE"/>
+        </w:rPr>
+      </w:r>
+      <w:r>
+        <w:rPr>
           <w:b/>
           <w:lang w:val="ar_AE" w:bidi="ar_AE"/>
         </w:rPr>
@@ -21277,6 +24081,22 @@
       </w:r>
       <w:r>
         <w:rPr>
+          <w:lang w:val="ar_AE" w:bidi="ar_AE"/>
+        </w:rPr>
+        <w:t>וּ⁠בְ⁠עֹשְׁקֵ֣י שְׂכַר</w:t>
+      </w:r>
+    </w:p>
+    <w:p>
+      <w:pPr>
+        <w:bidi/>
+      </w:pPr>
+      <w:r>
+        <w:rPr>
+          <w:lang w:val="ar_AE" w:bidi="ar_AE"/>
+        </w:rPr>
+      </w:r>
+      <w:r>
+        <w:rPr>
           <w:b/>
           <w:lang w:val="ar_AE" w:bidi="ar_AE"/>
         </w:rPr>
@@ -21396,6 +24216,22 @@
       </w:r>
       <w:r>
         <w:rPr>
+          <w:lang w:val="ar_AE" w:bidi="ar_AE"/>
+        </w:rPr>
+        <w:t>שָׂ֠כִיר אַלְמָנָ֨ה וְ⁠יָת֤וֹם &amp; גֵר֙</w:t>
+      </w:r>
+    </w:p>
+    <w:p>
+      <w:pPr>
+        <w:bidi/>
+      </w:pPr>
+      <w:r>
+        <w:rPr>
+          <w:lang w:val="ar_AE" w:bidi="ar_AE"/>
+        </w:rPr>
+      </w:r>
+      <w:r>
+        <w:rPr>
           <w:b/>
           <w:lang w:val="ar_AE" w:bidi="ar_AE"/>
         </w:rPr>
@@ -21568,6 +24404,22 @@
       </w:r>
       <w:r>
         <w:rPr>
+          <w:lang w:val="ar_AE" w:bidi="ar_AE"/>
+        </w:rPr>
+        <w:t>וּ⁠מַטֵּי־גֵר֙</w:t>
+      </w:r>
+    </w:p>
+    <w:p>
+      <w:pPr>
+        <w:bidi/>
+      </w:pPr>
+      <w:r>
+        <w:rPr>
+          <w:lang w:val="ar_AE" w:bidi="ar_AE"/>
+        </w:rPr>
+      </w:r>
+      <w:r>
+        <w:rPr>
           <w:b/>
           <w:lang w:val="ar_AE" w:bidi="ar_AE"/>
         </w:rPr>
@@ -21674,6 +24526,22 @@
       </w:r>
       <w:r>
         <w:rPr>
+          <w:lang w:val="ar_AE" w:bidi="ar_AE"/>
+        </w:rPr>
+        <w:t>כִּ֛י אֲנִ֥י יְהוָ֖ה לֹ֣א שָׁנִ֑יתִי וְ⁠אַתֶּ֥ם בְּנֵֽי־יַעֲקֹ֖ב לֹ֥א כְלִיתֶֽם</w:t>
+      </w:r>
+    </w:p>
+    <w:p>
+      <w:pPr>
+        <w:bidi/>
+      </w:pPr>
+      <w:r>
+        <w:rPr>
+          <w:lang w:val="ar_AE" w:bidi="ar_AE"/>
+        </w:rPr>
+      </w:r>
+      <w:r>
+        <w:rPr>
           <w:b/>
           <w:lang w:val="ar_AE" w:bidi="ar_AE"/>
         </w:rPr>
@@ -21806,6 +24674,22 @@
       </w:r>
       <w:r>
         <w:rPr>
+          <w:lang w:val="ar_AE" w:bidi="ar_AE"/>
+        </w:rPr>
+        <w:t>לֹ֣א שָׁנִ֑יתִי</w:t>
+      </w:r>
+    </w:p>
+    <w:p>
+      <w:pPr>
+        <w:bidi/>
+      </w:pPr>
+      <w:r>
+        <w:rPr>
+          <w:lang w:val="ar_AE" w:bidi="ar_AE"/>
+        </w:rPr>
+      </w:r>
+      <w:r>
+        <w:rPr>
           <w:b/>
           <w:lang w:val="ar_AE" w:bidi="ar_AE"/>
         </w:rPr>
@@ -21925,6 +24809,22 @@
       </w:r>
       <w:r>
         <w:rPr>
+          <w:lang w:val="ar_AE" w:bidi="ar_AE"/>
+        </w:rPr>
+        <w:t>בְּנֵֽי־יַעֲקֹ֖ב</w:t>
+      </w:r>
+    </w:p>
+    <w:p>
+      <w:pPr>
+        <w:bidi/>
+      </w:pPr>
+      <w:r>
+        <w:rPr>
+          <w:lang w:val="ar_AE" w:bidi="ar_AE"/>
+        </w:rPr>
+      </w:r>
+      <w:r>
+        <w:rPr>
           <w:b/>
           <w:lang w:val="ar_AE" w:bidi="ar_AE"/>
         </w:rPr>
@@ -21960,7 +24860,7 @@
         </w:rPr>
         <w:t xml:space="preserve">يتحدث الربّ عن بني إسرائيل كما لو كانوا أبناء سلفهم يعقوب. انظر كيف ترجمت التعبير المماثل في </w:t>
       </w:r>
-      <w:hyperlink r:id="rId21">
+      <w:hyperlink r:id="rId23">
         <w:r>
           <w:rPr>
             <w:lang w:val="ar_AE" w:bidi="ar_AE"/>
@@ -22049,6 +24949,22 @@
       </w:r>
       <w:r>
         <w:rPr>
+          <w:lang w:val="ar_AE" w:bidi="ar_AE"/>
+        </w:rPr>
+        <w:t>אֲבֹתֵי⁠כֶ֜ם</w:t>
+      </w:r>
+    </w:p>
+    <w:p>
+      <w:pPr>
+        <w:bidi/>
+      </w:pPr>
+      <w:r>
+        <w:rPr>
+          <w:lang w:val="ar_AE" w:bidi="ar_AE"/>
+        </w:rPr>
+      </w:r>
+      <w:r>
+        <w:rPr>
           <w:b/>
           <w:lang w:val="ar_AE" w:bidi="ar_AE"/>
         </w:rPr>
@@ -22168,6 +25084,22 @@
       </w:r>
       <w:r>
         <w:rPr>
+          <w:lang w:val="ar_AE" w:bidi="ar_AE"/>
+        </w:rPr>
+        <w:t>סַרְתֶּ֤ם מֵֽ⁠חֻקַּ⁠י֙ וְ⁠לֹ֣א שְׁמַרְתֶּ֔ם</w:t>
+      </w:r>
+    </w:p>
+    <w:p>
+      <w:pPr>
+        <w:bidi/>
+      </w:pPr>
+      <w:r>
+        <w:rPr>
+          <w:lang w:val="ar_AE" w:bidi="ar_AE"/>
+        </w:rPr>
+      </w:r>
+      <w:r>
+        <w:rPr>
           <w:b/>
           <w:lang w:val="ar_AE" w:bidi="ar_AE"/>
         </w:rPr>
@@ -22274,6 +25206,22 @@
       </w:r>
       <w:r>
         <w:rPr>
+          <w:lang w:val="ar_AE" w:bidi="ar_AE"/>
+        </w:rPr>
+        <w:t>סַרְתֶּ֤ם מֵֽ⁠חֻקַּ⁠י֙</w:t>
+      </w:r>
+    </w:p>
+    <w:p>
+      <w:pPr>
+        <w:bidi/>
+      </w:pPr>
+      <w:r>
+        <w:rPr>
+          <w:lang w:val="ar_AE" w:bidi="ar_AE"/>
+        </w:rPr>
+      </w:r>
+      <w:r>
+        <w:rPr>
           <w:b/>
           <w:lang w:val="ar_AE" w:bidi="ar_AE"/>
         </w:rPr>
@@ -22379,6 +25327,22 @@
       </w:r>
       <w:r>
         <w:rPr>
+          <w:lang w:val="ar_AE" w:bidi="ar_AE"/>
+        </w:rPr>
+        <w:t>וַ⁠אֲמַרְתֶּ֖ם בַּ⁠מֶּ֥ה נָשֽׁוּב</w:t>
+      </w:r>
+    </w:p>
+    <w:p>
+      <w:pPr>
+        <w:bidi/>
+      </w:pPr>
+      <w:r>
+        <w:rPr>
+          <w:lang w:val="ar_AE" w:bidi="ar_AE"/>
+        </w:rPr>
+      </w:r>
+      <w:r>
+        <w:rPr>
           <w:b/>
           <w:lang w:val="ar_AE" w:bidi="ar_AE"/>
         </w:rPr>
@@ -22485,6 +25449,22 @@
       </w:r>
       <w:r>
         <w:rPr>
+          <w:lang w:val="ar_AE" w:bidi="ar_AE"/>
+        </w:rPr>
+        <w:t>הֲ⁠יִקְבַּ֨ע אָדָ֜ם אֱלֹהִ֗ים כִּ֤י אַתֶּם֙ קֹבְעִ֣ים אֹתִ֔⁠י</w:t>
+      </w:r>
+    </w:p>
+    <w:p>
+      <w:pPr>
+        <w:bidi/>
+      </w:pPr>
+      <w:r>
+        <w:rPr>
+          <w:lang w:val="ar_AE" w:bidi="ar_AE"/>
+        </w:rPr>
+      </w:r>
+      <w:r>
+        <w:rPr>
           <w:b/>
           <w:lang w:val="ar_AE" w:bidi="ar_AE"/>
         </w:rPr>
@@ -22533,7 +25513,7 @@
         </w:rPr>
         <w:t xml:space="preserve">" للحصول على معلومات، بل يطرح السؤال ويجيب عنه بنفسه. انظر كيف ترجمت الحالة المماثلة في </w:t>
       </w:r>
-      <w:hyperlink r:id="rId27">
+      <w:hyperlink r:id="rId29">
         <w:r>
           <w:rPr>
             <w:lang w:val="ar_AE" w:bidi="ar_AE"/>
@@ -22622,6 +25602,22 @@
       </w:r>
       <w:r>
         <w:rPr>
+          <w:lang w:val="ar_AE" w:bidi="ar_AE"/>
+        </w:rPr>
+        <w:t>וַ⁠אֲמַרְתֶּ֖ם בַּ⁠מֶּ֣ה קְבַעֲנ֑וּ⁠ךָ</w:t>
+      </w:r>
+    </w:p>
+    <w:p>
+      <w:pPr>
+        <w:bidi/>
+      </w:pPr>
+      <w:r>
+        <w:rPr>
+          <w:lang w:val="ar_AE" w:bidi="ar_AE"/>
+        </w:rPr>
+      </w:r>
+      <w:r>
+        <w:rPr>
           <w:b/>
           <w:lang w:val="ar_AE" w:bidi="ar_AE"/>
         </w:rPr>
@@ -22728,6 +25724,22 @@
       </w:r>
       <w:r>
         <w:rPr>
+          <w:lang w:val="ar_AE" w:bidi="ar_AE"/>
+        </w:rPr>
+        <w:t>הַֽ⁠מַּעֲשֵׂ֖ר וְ⁠הַ⁠תְּרוּמָֽה</w:t>
+      </w:r>
+    </w:p>
+    <w:p>
+      <w:pPr>
+        <w:bidi/>
+      </w:pPr>
+      <w:r>
+        <w:rPr>
+          <w:lang w:val="ar_AE" w:bidi="ar_AE"/>
+        </w:rPr>
+      </w:r>
+      <w:r>
+        <w:rPr>
           <w:b/>
           <w:lang w:val="ar_AE" w:bidi="ar_AE"/>
         </w:rPr>
@@ -22834,6 +25846,22 @@
       </w:r>
       <w:r>
         <w:rPr>
+          <w:lang w:val="ar_AE" w:bidi="ar_AE"/>
+        </w:rPr>
+        <w:t>בַּ⁠מְּאֵרָה֙ אַתֶּ֣ם נֵֽאָרִ֔ים וְ⁠אֹתִ֖⁠י אַתֶּ֣ם קֹבְעִ֑ים</w:t>
+      </w:r>
+    </w:p>
+    <w:p>
+      <w:pPr>
+        <w:bidi/>
+      </w:pPr>
+      <w:r>
+        <w:rPr>
+          <w:lang w:val="ar_AE" w:bidi="ar_AE"/>
+        </w:rPr>
+      </w:r>
+      <w:r>
+        <w:rPr>
           <w:b/>
           <w:lang w:val="ar_AE" w:bidi="ar_AE"/>
         </w:rPr>
@@ -22940,6 +25968,22 @@
       </w:r>
       <w:r>
         <w:rPr>
+          <w:lang w:val="ar_AE" w:bidi="ar_AE"/>
+        </w:rPr>
+        <w:t>בַּ⁠מְּאֵרָה֙ אַתֶּ֣ם נֵֽאָרִ֔ים</w:t>
+      </w:r>
+    </w:p>
+    <w:p>
+      <w:pPr>
+        <w:bidi/>
+      </w:pPr>
+      <w:r>
+        <w:rPr>
+          <w:lang w:val="ar_AE" w:bidi="ar_AE"/>
+        </w:rPr>
+      </w:r>
+      <w:r>
+        <w:rPr>
           <w:b/>
           <w:lang w:val="ar_AE" w:bidi="ar_AE"/>
         </w:rPr>
@@ -23046,6 +26090,22 @@
       </w:r>
       <w:r>
         <w:rPr>
+          <w:lang w:val="ar_AE" w:bidi="ar_AE"/>
+        </w:rPr>
+        <w:t>בַּ⁠מְּאֵרָה֙ אַתֶּ֣ם נֵֽאָרִ֔ים</w:t>
+      </w:r>
+    </w:p>
+    <w:p>
+      <w:pPr>
+        <w:bidi/>
+      </w:pPr>
+      <w:r>
+        <w:rPr>
+          <w:lang w:val="ar_AE" w:bidi="ar_AE"/>
+        </w:rPr>
+      </w:r>
+      <w:r>
+        <w:rPr>
           <w:b/>
           <w:lang w:val="ar_AE" w:bidi="ar_AE"/>
         </w:rPr>
@@ -23138,6 +26198,22 @@
       </w:r>
       <w:r>
         <w:rPr>
+          <w:lang w:val="ar_AE" w:bidi="ar_AE"/>
+        </w:rPr>
+        <w:t>הַ⁠גּ֖וֹי כֻּלּֽ⁠וֹ</w:t>
+      </w:r>
+    </w:p>
+    <w:p>
+      <w:pPr>
+        <w:bidi/>
+      </w:pPr>
+      <w:r>
+        <w:rPr>
+          <w:lang w:val="ar_AE" w:bidi="ar_AE"/>
+        </w:rPr>
+      </w:r>
+      <w:r>
+        <w:rPr>
           <w:b/>
           <w:lang w:val="ar_AE" w:bidi="ar_AE"/>
         </w:rPr>
@@ -23257,6 +26333,22 @@
       </w:r>
       <w:r>
         <w:rPr>
+          <w:lang w:val="ar_AE" w:bidi="ar_AE"/>
+        </w:rPr>
+        <w:t>בֵּ֣ית הָ⁠אוֹצָ֗ר</w:t>
+      </w:r>
+    </w:p>
+    <w:p>
+      <w:pPr>
+        <w:bidi/>
+      </w:pPr>
+      <w:r>
+        <w:rPr>
+          <w:lang w:val="ar_AE" w:bidi="ar_AE"/>
+        </w:rPr>
+      </w:r>
+      <w:r>
+        <w:rPr>
           <w:b/>
           <w:lang w:val="ar_AE" w:bidi="ar_AE"/>
         </w:rPr>
@@ -23376,6 +26468,22 @@
       </w:r>
       <w:r>
         <w:rPr>
+          <w:lang w:val="ar_AE" w:bidi="ar_AE"/>
+        </w:rPr>
+        <w:t>טֶ֨רֶף֙ בְּ⁠בֵיתִ֔⁠י</w:t>
+      </w:r>
+    </w:p>
+    <w:p>
+      <w:pPr>
+        <w:bidi/>
+      </w:pPr>
+      <w:r>
+        <w:rPr>
+          <w:lang w:val="ar_AE" w:bidi="ar_AE"/>
+        </w:rPr>
+      </w:r>
+      <w:r>
+        <w:rPr>
           <w:b/>
           <w:lang w:val="ar_AE" w:bidi="ar_AE"/>
         </w:rPr>
@@ -23495,6 +26603,22 @@
       </w:r>
       <w:r>
         <w:rPr>
+          <w:lang w:val="ar_AE" w:bidi="ar_AE"/>
+        </w:rPr>
+        <w:t>אִם־לֹ֧א אֶפְתַּ֣ח לָ⁠כֶ֗ם אֵ֚ת אֲרֻבּ֣וֹת הַ⁠שָּׁמַ֔יִם וַ⁠הֲרִיקֹתִ֥י לָ⁠כֶ֛ם בְּרָכָ֖ה</w:t>
+      </w:r>
+    </w:p>
+    <w:p>
+      <w:pPr>
+        <w:bidi/>
+      </w:pPr>
+      <w:r>
+        <w:rPr>
+          <w:lang w:val="ar_AE" w:bidi="ar_AE"/>
+        </w:rPr>
+      </w:r>
+      <w:r>
+        <w:rPr>
           <w:b/>
           <w:lang w:val="ar_AE" w:bidi="ar_AE"/>
         </w:rPr>
@@ -23601,6 +26725,22 @@
       </w:r>
       <w:r>
         <w:rPr>
+          <w:lang w:val="ar_AE" w:bidi="ar_AE"/>
+        </w:rPr>
+        <w:t>בְּרָכָ֖ה</w:t>
+      </w:r>
+    </w:p>
+    <w:p>
+      <w:pPr>
+        <w:bidi/>
+      </w:pPr>
+      <w:r>
+        <w:rPr>
+          <w:lang w:val="ar_AE" w:bidi="ar_AE"/>
+        </w:rPr>
+      </w:r>
+      <w:r>
+        <w:rPr>
           <w:b/>
           <w:lang w:val="ar_AE" w:bidi="ar_AE"/>
         </w:rPr>
@@ -23720,6 +26860,22 @@
       </w:r>
       <w:r>
         <w:rPr>
+          <w:lang w:val="ar_AE" w:bidi="ar_AE"/>
+        </w:rPr>
+        <w:t>עַד־בְּלִי־דָֽי</w:t>
+      </w:r>
+    </w:p>
+    <w:p>
+      <w:pPr>
+        <w:bidi/>
+      </w:pPr>
+      <w:r>
+        <w:rPr>
+          <w:lang w:val="ar_AE" w:bidi="ar_AE"/>
+        </w:rPr>
+      </w:r>
+      <w:r>
+        <w:rPr>
           <w:b/>
           <w:lang w:val="ar_AE" w:bidi="ar_AE"/>
         </w:rPr>
@@ -23839,6 +26995,22 @@
       </w:r>
       <w:r>
         <w:rPr>
+          <w:lang w:val="ar_AE" w:bidi="ar_AE"/>
+        </w:rPr>
+        <w:t>וְ⁠גָעַרְתִּ֤י לָ⁠כֶם֙ בָּֽ⁠אֹכֵ֔ל</w:t>
+      </w:r>
+    </w:p>
+    <w:p>
+      <w:pPr>
+        <w:bidi/>
+      </w:pPr>
+      <w:r>
+        <w:rPr>
+          <w:lang w:val="ar_AE" w:bidi="ar_AE"/>
+        </w:rPr>
+      </w:r>
+      <w:r>
+        <w:rPr>
           <w:b/>
           <w:lang w:val="ar_AE" w:bidi="ar_AE"/>
         </w:rPr>
@@ -23958,6 +27130,22 @@
       </w:r>
       <w:r>
         <w:rPr>
+          <w:lang w:val="ar_AE" w:bidi="ar_AE"/>
+        </w:rPr>
+        <w:t>וְ⁠גָעַרְתִּ֤י לָ⁠כֶם֙ בָּֽ⁠אֹכֵ֔ל</w:t>
+      </w:r>
+    </w:p>
+    <w:p>
+      <w:pPr>
+        <w:bidi/>
+      </w:pPr>
+      <w:r>
+        <w:rPr>
+          <w:lang w:val="ar_AE" w:bidi="ar_AE"/>
+        </w:rPr>
+      </w:r>
+      <w:r>
+        <w:rPr>
           <w:b/>
           <w:lang w:val="ar_AE" w:bidi="ar_AE"/>
         </w:rPr>
@@ -24063,6 +27251,22 @@
       </w:r>
       <w:r>
         <w:rPr>
+          <w:lang w:val="ar_AE" w:bidi="ar_AE"/>
+        </w:rPr>
+        <w:t>אֶת־פְּרִ֣י הָ⁠אֲדָמָ֑ה</w:t>
+      </w:r>
+    </w:p>
+    <w:p>
+      <w:pPr>
+        <w:bidi/>
+      </w:pPr>
+      <w:r>
+        <w:rPr>
+          <w:lang w:val="ar_AE" w:bidi="ar_AE"/>
+        </w:rPr>
+      </w:r>
+      <w:r>
+        <w:rPr>
           <w:b/>
           <w:lang w:val="ar_AE" w:bidi="ar_AE"/>
         </w:rPr>
@@ -24182,6 +27386,22 @@
       </w:r>
       <w:r>
         <w:rPr>
+          <w:lang w:val="ar_AE" w:bidi="ar_AE"/>
+        </w:rPr>
+        <w:t>וְ⁠לֹא־תְשַׁכֵּ֨ל לָ⁠כֶ֤ם הַ⁠גֶּ֨פֶן֙ בַּ⁠שָּׂדֶ֔ה</w:t>
+      </w:r>
+    </w:p>
+    <w:p>
+      <w:pPr>
+        <w:bidi/>
+      </w:pPr>
+      <w:r>
+        <w:rPr>
+          <w:lang w:val="ar_AE" w:bidi="ar_AE"/>
+        </w:rPr>
+      </w:r>
+      <w:r>
+        <w:rPr>
           <w:b/>
           <w:lang w:val="ar_AE" w:bidi="ar_AE"/>
         </w:rPr>
@@ -24301,6 +27521,22 @@
       </w:r>
       <w:r>
         <w:rPr>
+          <w:lang w:val="ar_AE" w:bidi="ar_AE"/>
+        </w:rPr>
+        <w:t>אֶ֣רֶץ חֵ֔פֶץ</w:t>
+      </w:r>
+    </w:p>
+    <w:p>
+      <w:pPr>
+        <w:bidi/>
+      </w:pPr>
+      <w:r>
+        <w:rPr>
+          <w:lang w:val="ar_AE" w:bidi="ar_AE"/>
+        </w:rPr>
+      </w:r>
+      <w:r>
+        <w:rPr>
           <w:b/>
           <w:lang w:val="ar_AE" w:bidi="ar_AE"/>
         </w:rPr>
@@ -24420,6 +27656,22 @@
       </w:r>
       <w:r>
         <w:rPr>
+          <w:lang w:val="ar_AE" w:bidi="ar_AE"/>
+        </w:rPr>
+        <w:t>חָזְק֥וּ עָלַ֛⁠י דִּבְרֵי⁠כֶ֖ם</w:t>
+      </w:r>
+    </w:p>
+    <w:p>
+      <w:pPr>
+        <w:bidi/>
+      </w:pPr>
+      <w:r>
+        <w:rPr>
+          <w:lang w:val="ar_AE" w:bidi="ar_AE"/>
+        </w:rPr>
+      </w:r>
+      <w:r>
+        <w:rPr>
           <w:b/>
           <w:lang w:val="ar_AE" w:bidi="ar_AE"/>
         </w:rPr>
@@ -24539,6 +27791,22 @@
       </w:r>
       <w:r>
         <w:rPr>
+          <w:lang w:val="ar_AE" w:bidi="ar_AE"/>
+        </w:rPr>
+        <w:t>וַ⁠אֲמַרְתֶּ֕ם מַה־נִּדְבַּ֖רְנוּ עָלֶֽי⁠ךָ</w:t>
+      </w:r>
+    </w:p>
+    <w:p>
+      <w:pPr>
+        <w:bidi/>
+      </w:pPr>
+      <w:r>
+        <w:rPr>
+          <w:lang w:val="ar_AE" w:bidi="ar_AE"/>
+        </w:rPr>
+      </w:r>
+      <w:r>
+        <w:rPr>
           <w:b/>
           <w:lang w:val="ar_AE" w:bidi="ar_AE"/>
         </w:rPr>
@@ -24645,6 +27913,22 @@
       </w:r>
       <w:r>
         <w:rPr>
+          <w:lang w:val="ar_AE" w:bidi="ar_AE"/>
+        </w:rPr>
+        <w:t>אֲמַרְתֶּ֕ם שָׁ֖וְא עֲבֹ֣ד אֱלֹהִ֑ים וּ⁠מַה־בֶּ֗צַע כִּ֤י שָׁמַ֨רְנוּ֙ מִשְׁמַרְתּ֔⁠וֹ וְ⁠כִ֤י הָלַ֨כְנוּ֙ קְדֹ֣רַנִּ֔ית מִ⁠פְּנֵ֖י יְהוָ֥ה צְבָאֽוֹת</w:t>
+      </w:r>
+    </w:p>
+    <w:p>
+      <w:pPr>
+        <w:bidi/>
+      </w:pPr>
+      <w:r>
+        <w:rPr>
+          <w:lang w:val="ar_AE" w:bidi="ar_AE"/>
+        </w:rPr>
+      </w:r>
+      <w:r>
+        <w:rPr>
           <w:b/>
           <w:lang w:val="ar_AE" w:bidi="ar_AE"/>
         </w:rPr>
@@ -24751,6 +28035,22 @@
       </w:r>
       <w:r>
         <w:rPr>
+          <w:lang w:val="ar_AE" w:bidi="ar_AE"/>
+        </w:rPr>
+        <w:t>הָלַ֨כְנוּ֙</w:t>
+      </w:r>
+    </w:p>
+    <w:p>
+      <w:pPr>
+        <w:bidi/>
+      </w:pPr>
+      <w:r>
+        <w:rPr>
+          <w:lang w:val="ar_AE" w:bidi="ar_AE"/>
+        </w:rPr>
+      </w:r>
+      <w:r>
+        <w:rPr>
           <w:b/>
           <w:lang w:val="ar_AE" w:bidi="ar_AE"/>
         </w:rPr>
@@ -24856,6 +28156,22 @@
       </w:r>
       <w:r>
         <w:rPr>
+          <w:lang w:val="ar_AE" w:bidi="ar_AE"/>
+        </w:rPr>
+        <w:t>מִ⁠פְּנֵ֖י יְהוָ֥ה צְבָאֽוֹת</w:t>
+      </w:r>
+    </w:p>
+    <w:p>
+      <w:pPr>
+        <w:bidi/>
+      </w:pPr>
+      <w:r>
+        <w:rPr>
+          <w:lang w:val="ar_AE" w:bidi="ar_AE"/>
+        </w:rPr>
+      </w:r>
+      <w:r>
+        <w:rPr>
           <w:b/>
           <w:lang w:val="ar_AE" w:bidi="ar_AE"/>
         </w:rPr>
@@ -24975,6 +28291,22 @@
       </w:r>
       <w:r>
         <w:rPr>
+          <w:lang w:val="ar_AE" w:bidi="ar_AE"/>
+        </w:rPr>
+        <w:t>וְ⁠עַתָּ֕ה אֲנַ֖חְנוּ מְאַשְּׁרִ֣ים זֵדִ֑ים גַּם־נִבְנוּ֙ עֹשֵׂ֣י רִשְׁעָ֔ה גַּ֧ם בָּחֲנ֛וּ אֱלֹהִ֖ים וַ⁠יִּמָּלֵֽטוּ</w:t>
+      </w:r>
+    </w:p>
+    <w:p>
+      <w:pPr>
+        <w:bidi/>
+      </w:pPr>
+      <w:r>
+        <w:rPr>
+          <w:lang w:val="ar_AE" w:bidi="ar_AE"/>
+        </w:rPr>
+      </w:r>
+      <w:r>
+        <w:rPr>
           <w:b/>
           <w:lang w:val="ar_AE" w:bidi="ar_AE"/>
         </w:rPr>
@@ -25081,6 +28413,22 @@
       </w:r>
       <w:r>
         <w:rPr>
+          <w:lang w:val="ar_AE" w:bidi="ar_AE"/>
+        </w:rPr>
+        <w:t>נִבְנוּ֙ עֹשֵׂ֣י רִשְׁעָ֔ה</w:t>
+      </w:r>
+    </w:p>
+    <w:p>
+      <w:pPr>
+        <w:bidi/>
+      </w:pPr>
+      <w:r>
+        <w:rPr>
+          <w:lang w:val="ar_AE" w:bidi="ar_AE"/>
+        </w:rPr>
+      </w:r>
+      <w:r>
+        <w:rPr>
           <w:b/>
           <w:lang w:val="ar_AE" w:bidi="ar_AE"/>
         </w:rPr>
@@ -25187,6 +28535,22 @@
       </w:r>
       <w:r>
         <w:rPr>
+          <w:lang w:val="ar_AE" w:bidi="ar_AE"/>
+        </w:rPr>
+        <w:t>עֹשֵׂ֣י רִשְׁעָ֔ה</w:t>
+      </w:r>
+    </w:p>
+    <w:p>
+      <w:pPr>
+        <w:bidi/>
+      </w:pPr>
+      <w:r>
+        <w:rPr>
+          <w:lang w:val="ar_AE" w:bidi="ar_AE"/>
+        </w:rPr>
+      </w:r>
+      <w:r>
+        <w:rPr>
           <w:b/>
           <w:lang w:val="ar_AE" w:bidi="ar_AE"/>
         </w:rPr>
@@ -25292,6 +28656,22 @@
       </w:r>
       <w:r>
         <w:rPr>
+          <w:lang w:val="ar_AE" w:bidi="ar_AE"/>
+        </w:rPr>
+        <w:t>אִ֣ישׁ אֶת־רֵעֵ֑⁠הוּ</w:t>
+      </w:r>
+    </w:p>
+    <w:p>
+      <w:pPr>
+        <w:bidi/>
+      </w:pPr>
+      <w:r>
+        <w:rPr>
+          <w:lang w:val="ar_AE" w:bidi="ar_AE"/>
+        </w:rPr>
+      </w:r>
+      <w:r>
+        <w:rPr>
           <w:b/>
           <w:lang w:val="ar_AE" w:bidi="ar_AE"/>
         </w:rPr>
@@ -25398,6 +28778,22 @@
       </w:r>
       <w:r>
         <w:rPr>
+          <w:lang w:val="ar_AE" w:bidi="ar_AE"/>
+        </w:rPr>
+        <w:t>וַ⁠יַּקְשֵׁ֤ב יְהוָה֙ וַ⁠יִּשְׁמָ֔ע</w:t>
+      </w:r>
+    </w:p>
+    <w:p>
+      <w:pPr>
+        <w:bidi/>
+      </w:pPr>
+      <w:r>
+        <w:rPr>
+          <w:lang w:val="ar_AE" w:bidi="ar_AE"/>
+        </w:rPr>
+      </w:r>
+      <w:r>
+        <w:rPr>
           <w:b/>
           <w:lang w:val="ar_AE" w:bidi="ar_AE"/>
         </w:rPr>
@@ -25504,6 +28900,22 @@
       </w:r>
       <w:r>
         <w:rPr>
+          <w:lang w:val="ar_AE" w:bidi="ar_AE"/>
+        </w:rPr>
+        <w:t>וַ֠⁠יִּכָּתֵב סֵ֣פֶר זִכָּר֤וֹן</w:t>
+      </w:r>
+    </w:p>
+    <w:p>
+      <w:pPr>
+        <w:bidi/>
+      </w:pPr>
+      <w:r>
+        <w:rPr>
+          <w:lang w:val="ar_AE" w:bidi="ar_AE"/>
+        </w:rPr>
+      </w:r>
+      <w:r>
+        <w:rPr>
           <w:b/>
           <w:lang w:val="ar_AE" w:bidi="ar_AE"/>
         </w:rPr>
@@ -25610,6 +29022,22 @@
       </w:r>
       <w:r>
         <w:rPr>
+          <w:lang w:val="ar_AE" w:bidi="ar_AE"/>
+        </w:rPr>
+        <w:t>לְ⁠פָנָי⁠ו֙</w:t>
+      </w:r>
+    </w:p>
+    <w:p>
+      <w:pPr>
+        <w:bidi/>
+      </w:pPr>
+      <w:r>
+        <w:rPr>
+          <w:lang w:val="ar_AE" w:bidi="ar_AE"/>
+        </w:rPr>
+      </w:r>
+      <w:r>
+        <w:rPr>
           <w:b/>
           <w:lang w:val="ar_AE" w:bidi="ar_AE"/>
         </w:rPr>
@@ -25729,6 +29157,22 @@
       </w:r>
       <w:r>
         <w:rPr>
+          <w:lang w:val="ar_AE" w:bidi="ar_AE"/>
+        </w:rPr>
+        <w:t>לְ⁠יִרְאֵ֣י יְהוָ֔ה וּ⁠לְ⁠חֹשְׁבֵ֖י שְׁמֽ⁠וֹ</w:t>
+      </w:r>
+    </w:p>
+    <w:p>
+      <w:pPr>
+        <w:bidi/>
+      </w:pPr>
+      <w:r>
+        <w:rPr>
+          <w:lang w:val="ar_AE" w:bidi="ar_AE"/>
+        </w:rPr>
+      </w:r>
+      <w:r>
+        <w:rPr>
           <w:b/>
           <w:lang w:val="ar_AE" w:bidi="ar_AE"/>
         </w:rPr>
@@ -25835,6 +29279,22 @@
       </w:r>
       <w:r>
         <w:rPr>
+          <w:lang w:val="ar_AE" w:bidi="ar_AE"/>
+        </w:rPr>
+        <w:t>וּ⁠לְ⁠חֹשְׁבֵ֖י שְׁמֽ⁠וֹ</w:t>
+      </w:r>
+    </w:p>
+    <w:p>
+      <w:pPr>
+        <w:bidi/>
+      </w:pPr>
+      <w:r>
+        <w:rPr>
+          <w:lang w:val="ar_AE" w:bidi="ar_AE"/>
+        </w:rPr>
+      </w:r>
+      <w:r>
+        <w:rPr>
           <w:b/>
           <w:lang w:val="ar_AE" w:bidi="ar_AE"/>
         </w:rPr>
@@ -25954,6 +29414,22 @@
       </w:r>
       <w:r>
         <w:rPr>
+          <w:lang w:val="ar_AE" w:bidi="ar_AE"/>
+        </w:rPr>
+        <w:t>וְ⁠הָ֣יוּ לִ֗⁠י אָמַר֙ יְהוָ֣ה צְבָא֔וֹת &amp; סְגֻלָּ֑ה</w:t>
+      </w:r>
+    </w:p>
+    <w:p>
+      <w:pPr>
+        <w:bidi/>
+      </w:pPr>
+      <w:r>
+        <w:rPr>
+          <w:lang w:val="ar_AE" w:bidi="ar_AE"/>
+        </w:rPr>
+      </w:r>
+      <w:r>
+        <w:rPr>
           <w:b/>
           <w:lang w:val="ar_AE" w:bidi="ar_AE"/>
         </w:rPr>
@@ -26073,6 +29549,22 @@
       </w:r>
       <w:r>
         <w:rPr>
+          <w:lang w:val="ar_AE" w:bidi="ar_AE"/>
+        </w:rPr>
+        <w:t>לַ⁠יּ֕וֹם אֲשֶׁ֥ר אֲנִ֖י עֹשֶׂ֣ה</w:t>
+      </w:r>
+    </w:p>
+    <w:p>
+      <w:pPr>
+        <w:bidi/>
+      </w:pPr>
+      <w:r>
+        <w:rPr>
+          <w:lang w:val="ar_AE" w:bidi="ar_AE"/>
+        </w:rPr>
+      </w:r>
+      <w:r>
+        <w:rPr>
           <w:b/>
           <w:lang w:val="ar_AE" w:bidi="ar_AE"/>
         </w:rPr>
@@ -26205,6 +29697,22 @@
       </w:r>
       <w:r>
         <w:rPr>
+          <w:lang w:val="ar_AE" w:bidi="ar_AE"/>
+        </w:rPr>
+        <w:t>כַּֽ⁠אֲשֶׁר֙</w:t>
+      </w:r>
+    </w:p>
+    <w:p>
+      <w:pPr>
+        <w:bidi/>
+      </w:pPr>
+      <w:r>
+        <w:rPr>
+          <w:lang w:val="ar_AE" w:bidi="ar_AE"/>
+        </w:rPr>
+      </w:r>
+      <w:r>
+        <w:rPr>
           <w:b/>
           <w:lang w:val="ar_AE" w:bidi="ar_AE"/>
         </w:rPr>
@@ -26324,6 +29832,22 @@
       </w:r>
       <w:r>
         <w:rPr>
+          <w:lang w:val="ar_AE" w:bidi="ar_AE"/>
+        </w:rPr>
+        <w:t>וְ⁠שַׁבְתֶּם֙ וּ⁠רְאִיתֶ֔ם</w:t>
+      </w:r>
+    </w:p>
+    <w:p>
+      <w:pPr>
+        <w:bidi/>
+      </w:pPr>
+      <w:r>
+        <w:rPr>
+          <w:lang w:val="ar_AE" w:bidi="ar_AE"/>
+        </w:rPr>
+      </w:r>
+      <w:r>
+        <w:rPr>
           <w:b/>
           <w:lang w:val="ar_AE" w:bidi="ar_AE"/>
         </w:rPr>
@@ -26430,6 +29954,22 @@
       </w:r>
       <w:r>
         <w:rPr>
+          <w:lang w:val="ar_AE" w:bidi="ar_AE"/>
+        </w:rPr>
+        <w:t>וְ⁠שַׁבְתֶּם֙ וּ⁠רְאִיתֶ֔ם</w:t>
+      </w:r>
+    </w:p>
+    <w:p>
+      <w:pPr>
+        <w:bidi/>
+      </w:pPr>
+      <w:r>
+        <w:rPr>
+          <w:lang w:val="ar_AE" w:bidi="ar_AE"/>
+        </w:rPr>
+      </w:r>
+      <w:r>
+        <w:rPr>
           <w:b/>
           <w:lang w:val="ar_AE" w:bidi="ar_AE"/>
         </w:rPr>
@@ -26535,6 +30075,22 @@
       </w:r>
       <w:r>
         <w:rPr>
+          <w:lang w:val="ar_AE" w:bidi="ar_AE"/>
+        </w:rPr>
+        <w:t>בֵּ֥ין צַדִּ֖יק לְ⁠רָשָׁ֑ע</w:t>
+      </w:r>
+    </w:p>
+    <w:p>
+      <w:pPr>
+        <w:bidi/>
+      </w:pPr>
+      <w:r>
+        <w:rPr>
+          <w:lang w:val="ar_AE" w:bidi="ar_AE"/>
+        </w:rPr>
+      </w:r>
+      <w:r>
+        <w:rPr>
           <w:b/>
           <w:lang w:val="ar_AE" w:bidi="ar_AE"/>
         </w:rPr>
@@ -26641,6 +30197,22 @@
       </w:r>
       <w:r>
         <w:rPr>
+          <w:lang w:val="ar_AE" w:bidi="ar_AE"/>
+        </w:rPr>
+        <w:t>בֵּ֥ין צַדִּ֖יק לְ⁠רָשָׁ֑ע בֵּ֚ין עֹבֵ֣ד אֱלֹהִ֔ים לַ⁠אֲשֶׁ֖ר לֹ֥א עֲבָדֽ⁠וֹ</w:t>
+      </w:r>
+    </w:p>
+    <w:p>
+      <w:pPr>
+        <w:bidi/>
+      </w:pPr>
+      <w:r>
+        <w:rPr>
+          <w:lang w:val="ar_AE" w:bidi="ar_AE"/>
+        </w:rPr>
+      </w:r>
+      <w:r>
+        <w:rPr>
           <w:b/>
           <w:lang w:val="ar_AE" w:bidi="ar_AE"/>
         </w:rPr>
@@ -26747,6 +30319,22 @@
       </w:r>
       <w:r>
         <w:rPr>
+          <w:lang w:val="ar_AE" w:bidi="ar_AE"/>
+        </w:rPr>
+        <w:t>צַדִּ֖יק לְ⁠רָשָׁ֑ע</w:t>
+      </w:r>
+    </w:p>
+    <w:p>
+      <w:pPr>
+        <w:bidi/>
+      </w:pPr>
+      <w:r>
+        <w:rPr>
+          <w:lang w:val="ar_AE" w:bidi="ar_AE"/>
+        </w:rPr>
+      </w:r>
+      <w:r>
+        <w:rPr>
           <w:b/>
           <w:lang w:val="ar_AE" w:bidi="ar_AE"/>
         </w:rPr>
@@ -26935,7 +30523,7 @@
         </w:rPr>
         <w:t>بينما قد يكون مستمعو ملاخي والأجيال اللاحقة من اليهود قد توقعوا أن تتحقق هذه النبوة بعودة إيليا نفسه، فقد أوضح يسوع أنها تحققت من خلال حياة وشهادة يوحنا المعمدان (</w:t>
       </w:r>
-      <w:hyperlink r:id="rId28">
+      <w:hyperlink r:id="rId30">
         <w:r>
           <w:rPr>
             <w:lang w:val="ar_AE" w:bidi="ar_AE"/>
@@ -27002,6 +30590,22 @@
       </w:r>
       <w:r>
         <w:rPr>
+          <w:lang w:val="ar_AE" w:bidi="ar_AE"/>
+        </w:rPr>
+        <w:t>הִנֵּ֤ה</w:t>
+      </w:r>
+    </w:p>
+    <w:p>
+      <w:pPr>
+        <w:bidi/>
+      </w:pPr>
+      <w:r>
+        <w:rPr>
+          <w:lang w:val="ar_AE" w:bidi="ar_AE"/>
+        </w:rPr>
+      </w:r>
+      <w:r>
+        <w:rPr>
           <w:b/>
           <w:lang w:val="ar_AE" w:bidi="ar_AE"/>
         </w:rPr>
@@ -27108,6 +30712,22 @@
       </w:r>
       <w:r>
         <w:rPr>
+          <w:lang w:val="ar_AE" w:bidi="ar_AE"/>
+        </w:rPr>
+        <w:t>בֹּעֵ֖ר כַּ⁠תַּנּ֑וּר וְ⁠הָי֨וּ כָל־זֵדִ֜ים וְ⁠כָל־עֹשֵׂ֤ה רִשְׁעָה֙ קַ֔שׁ</w:t>
+      </w:r>
+    </w:p>
+    <w:p>
+      <w:pPr>
+        <w:bidi/>
+      </w:pPr>
+      <w:r>
+        <w:rPr>
+          <w:lang w:val="ar_AE" w:bidi="ar_AE"/>
+        </w:rPr>
+      </w:r>
+      <w:r>
+        <w:rPr>
           <w:b/>
           <w:lang w:val="ar_AE" w:bidi="ar_AE"/>
         </w:rPr>
@@ -27227,6 +30847,22 @@
       </w:r>
       <w:r>
         <w:rPr>
+          <w:lang w:val="ar_AE" w:bidi="ar_AE"/>
+        </w:rPr>
+        <w:t>כָל־זֵדִ֜ים</w:t>
+      </w:r>
+    </w:p>
+    <w:p>
+      <w:pPr>
+        <w:bidi/>
+      </w:pPr>
+      <w:r>
+        <w:rPr>
+          <w:lang w:val="ar_AE" w:bidi="ar_AE"/>
+        </w:rPr>
+      </w:r>
+      <w:r>
+        <w:rPr>
           <w:b/>
           <w:lang w:val="ar_AE" w:bidi="ar_AE"/>
         </w:rPr>
@@ -27332,6 +30968,22 @@
       </w:r>
       <w:r>
         <w:rPr>
+          <w:lang w:val="ar_AE" w:bidi="ar_AE"/>
+        </w:rPr>
+        <w:t>וְ⁠כָל־עֹשֵׂ֤ה רִשְׁעָה֙</w:t>
+      </w:r>
+    </w:p>
+    <w:p>
+      <w:pPr>
+        <w:bidi/>
+      </w:pPr>
+      <w:r>
+        <w:rPr>
+          <w:lang w:val="ar_AE" w:bidi="ar_AE"/>
+        </w:rPr>
+      </w:r>
+      <w:r>
+        <w:rPr>
           <w:b/>
           <w:lang w:val="ar_AE" w:bidi="ar_AE"/>
         </w:rPr>
@@ -27451,6 +31103,22 @@
       </w:r>
       <w:r>
         <w:rPr>
+          <w:lang w:val="ar_AE" w:bidi="ar_AE"/>
+        </w:rPr>
+        <w:t>וְ⁠הָי֨וּ כָל־זֵדִ֜ים וְ⁠כָל־עֹשֵׂ֤ה רִשְׁעָה֙ קַ֔שׁ</w:t>
+      </w:r>
+    </w:p>
+    <w:p>
+      <w:pPr>
+        <w:bidi/>
+      </w:pPr>
+      <w:r>
+        <w:rPr>
+          <w:lang w:val="ar_AE" w:bidi="ar_AE"/>
+        </w:rPr>
+      </w:r>
+      <w:r>
+        <w:rPr>
           <w:b/>
           <w:lang w:val="ar_AE" w:bidi="ar_AE"/>
         </w:rPr>
@@ -27583,6 +31251,22 @@
       </w:r>
       <w:r>
         <w:rPr>
+          <w:lang w:val="ar_AE" w:bidi="ar_AE"/>
+        </w:rPr>
+        <w:t>לָ⁠הֶ֖ם שֹׁ֥רֶשׁ וְ⁠עָנָֽף</w:t>
+      </w:r>
+    </w:p>
+    <w:p>
+      <w:pPr>
+        <w:bidi/>
+      </w:pPr>
+      <w:r>
+        <w:rPr>
+          <w:lang w:val="ar_AE" w:bidi="ar_AE"/>
+        </w:rPr>
+      </w:r>
+      <w:r>
+        <w:rPr>
           <w:b/>
           <w:lang w:val="ar_AE" w:bidi="ar_AE"/>
         </w:rPr>
@@ -27689,6 +31373,22 @@
       </w:r>
       <w:r>
         <w:rPr>
+          <w:lang w:val="ar_AE" w:bidi="ar_AE"/>
+        </w:rPr>
+        <w:t>וְ⁠זָרְחָ֨ה לָ⁠כֶ֜ם יִרְאֵ֤י שְׁמִ⁠י֙ שֶׁ֣מֶשׁ צְדָקָ֔ה</w:t>
+      </w:r>
+    </w:p>
+    <w:p>
+      <w:pPr>
+        <w:bidi/>
+      </w:pPr>
+      <w:r>
+        <w:rPr>
+          <w:lang w:val="ar_AE" w:bidi="ar_AE"/>
+        </w:rPr>
+      </w:r>
+      <w:r>
+        <w:rPr>
           <w:b/>
           <w:lang w:val="ar_AE" w:bidi="ar_AE"/>
         </w:rPr>
@@ -27846,6 +31546,22 @@
       </w:r>
       <w:r>
         <w:rPr>
+          <w:lang w:val="ar_AE" w:bidi="ar_AE"/>
+        </w:rPr>
+        <w:t>יִרְאֵ֤י שְׁמִ⁠י֙</w:t>
+      </w:r>
+    </w:p>
+    <w:p>
+      <w:pPr>
+        <w:bidi/>
+      </w:pPr>
+      <w:r>
+        <w:rPr>
+          <w:lang w:val="ar_AE" w:bidi="ar_AE"/>
+        </w:rPr>
+      </w:r>
+      <w:r>
+        <w:rPr>
           <w:b/>
           <w:lang w:val="ar_AE" w:bidi="ar_AE"/>
         </w:rPr>
@@ -27965,6 +31681,22 @@
       </w:r>
       <w:r>
         <w:rPr>
+          <w:lang w:val="ar_AE" w:bidi="ar_AE"/>
+        </w:rPr>
+        <w:t>וּ⁠מַרְפֵּ֖א בִּ⁠כְנָפֶ֑י⁠הָ</w:t>
+      </w:r>
+    </w:p>
+    <w:p>
+      <w:pPr>
+        <w:bidi/>
+      </w:pPr>
+      <w:r>
+        <w:rPr>
+          <w:lang w:val="ar_AE" w:bidi="ar_AE"/>
+        </w:rPr>
+      </w:r>
+      <w:r>
+        <w:rPr>
           <w:b/>
           <w:lang w:val="ar_AE" w:bidi="ar_AE"/>
         </w:rPr>
@@ -28084,6 +31816,22 @@
       </w:r>
       <w:r>
         <w:rPr>
+          <w:lang w:val="ar_AE" w:bidi="ar_AE"/>
+        </w:rPr>
+        <w:t>וִֽ⁠יצָאתֶ֥ם וּ⁠פִשְׁתֶּ֖ם</w:t>
+      </w:r>
+    </w:p>
+    <w:p>
+      <w:pPr>
+        <w:bidi/>
+      </w:pPr>
+      <w:r>
+        <w:rPr>
+          <w:lang w:val="ar_AE" w:bidi="ar_AE"/>
+        </w:rPr>
+      </w:r>
+      <w:r>
+        <w:rPr>
           <w:b/>
           <w:lang w:val="ar_AE" w:bidi="ar_AE"/>
         </w:rPr>
@@ -28203,6 +31951,22 @@
       </w:r>
       <w:r>
         <w:rPr>
+          <w:lang w:val="ar_AE" w:bidi="ar_AE"/>
+        </w:rPr>
+        <w:t>כְּ⁠עֶגְלֵ֥י מַרְבֵּֽק</w:t>
+      </w:r>
+    </w:p>
+    <w:p>
+      <w:pPr>
+        <w:bidi/>
+      </w:pPr>
+      <w:r>
+        <w:rPr>
+          <w:lang w:val="ar_AE" w:bidi="ar_AE"/>
+        </w:rPr>
+      </w:r>
+      <w:r>
+        <w:rPr>
           <w:b/>
           <w:lang w:val="ar_AE" w:bidi="ar_AE"/>
         </w:rPr>
@@ -28309,6 +32073,22 @@
       </w:r>
       <w:r>
         <w:rPr>
+          <w:lang w:val="ar_AE" w:bidi="ar_AE"/>
+        </w:rPr>
+        <w:t>וְ⁠עַסּוֹתֶ֣ם רְשָׁעִ֔ים כִּֽי־יִהְי֣וּ אֵ֔פֶר תַּ֖חַת כַּפּ֣וֹת רַגְלֵי⁠כֶ֑ם</w:t>
+      </w:r>
+    </w:p>
+    <w:p>
+      <w:pPr>
+        <w:bidi/>
+      </w:pPr>
+      <w:r>
+        <w:rPr>
+          <w:lang w:val="ar_AE" w:bidi="ar_AE"/>
+        </w:rPr>
+      </w:r>
+      <w:r>
+        <w:rPr>
           <w:b/>
           <w:lang w:val="ar_AE" w:bidi="ar_AE"/>
         </w:rPr>
@@ -28415,6 +32195,22 @@
       </w:r>
       <w:r>
         <w:rPr>
+          <w:lang w:val="ar_AE" w:bidi="ar_AE"/>
+        </w:rPr>
+        <w:t>וְ⁠עַסּוֹתֶ֣ם רְשָׁעִ֔ים</w:t>
+      </w:r>
+    </w:p>
+    <w:p>
+      <w:pPr>
+        <w:bidi/>
+      </w:pPr>
+      <w:r>
+        <w:rPr>
+          <w:lang w:val="ar_AE" w:bidi="ar_AE"/>
+        </w:rPr>
+      </w:r>
+      <w:r>
+        <w:rPr>
           <w:b/>
           <w:lang w:val="ar_AE" w:bidi="ar_AE"/>
         </w:rPr>
@@ -28534,6 +32330,22 @@
       </w:r>
       <w:r>
         <w:rPr>
+          <w:lang w:val="ar_AE" w:bidi="ar_AE"/>
+        </w:rPr>
+        <w:t>רְשָׁעִ֔ים</w:t>
+      </w:r>
+    </w:p>
+    <w:p>
+      <w:pPr>
+        <w:bidi/>
+      </w:pPr>
+      <w:r>
+        <w:rPr>
+          <w:lang w:val="ar_AE" w:bidi="ar_AE"/>
+        </w:rPr>
+      </w:r>
+      <w:r>
+        <w:rPr>
           <w:b/>
           <w:lang w:val="ar_AE" w:bidi="ar_AE"/>
         </w:rPr>
@@ -28653,6 +32465,22 @@
       </w:r>
       <w:r>
         <w:rPr>
+          <w:lang w:val="ar_AE" w:bidi="ar_AE"/>
+        </w:rPr>
+        <w:t>כִּֽי־יִהְי֣וּ אֵ֔פֶר תַּ֖חַת כַּפּ֣וֹת רַגְלֵי⁠כֶ֑ם</w:t>
+      </w:r>
+    </w:p>
+    <w:p>
+      <w:pPr>
+        <w:bidi/>
+      </w:pPr>
+      <w:r>
+        <w:rPr>
+          <w:lang w:val="ar_AE" w:bidi="ar_AE"/>
+        </w:rPr>
+      </w:r>
+      <w:r>
+        <w:rPr>
           <w:b/>
           <w:lang w:val="ar_AE" w:bidi="ar_AE"/>
         </w:rPr>
@@ -28772,6 +32600,22 @@
       </w:r>
       <w:r>
         <w:rPr>
+          <w:lang w:val="ar_AE" w:bidi="ar_AE"/>
+        </w:rPr>
+        <w:t>בַּ⁠יּוֹם֙ אֲשֶׁ֣ר אֲנִ֣י עֹשֶׂ֔ה</w:t>
+      </w:r>
+    </w:p>
+    <w:p>
+      <w:pPr>
+        <w:bidi/>
+      </w:pPr>
+      <w:r>
+        <w:rPr>
+          <w:lang w:val="ar_AE" w:bidi="ar_AE"/>
+        </w:rPr>
+      </w:r>
+      <w:r>
+        <w:rPr>
           <w:b/>
           <w:lang w:val="ar_AE" w:bidi="ar_AE"/>
         </w:rPr>
@@ -28807,7 +32651,7 @@
         </w:rPr>
         <w:t xml:space="preserve">انظر كيف ترجمت هذا التعبير في </w:t>
       </w:r>
-      <w:hyperlink r:id="rId29">
+      <w:hyperlink r:id="rId31">
         <w:r>
           <w:rPr>
             <w:lang w:val="ar_AE" w:bidi="ar_AE"/>
@@ -28896,6 +32740,22 @@
       </w:r>
       <w:r>
         <w:rPr>
+          <w:lang w:val="ar_AE" w:bidi="ar_AE"/>
+        </w:rPr>
+        <w:t>זִכְר֕וּ</w:t>
+      </w:r>
+    </w:p>
+    <w:p>
+      <w:pPr>
+        <w:bidi/>
+      </w:pPr>
+      <w:r>
+        <w:rPr>
+          <w:lang w:val="ar_AE" w:bidi="ar_AE"/>
+        </w:rPr>
+      </w:r>
+      <w:r>
+        <w:rPr>
           <w:b/>
           <w:lang w:val="ar_AE" w:bidi="ar_AE"/>
         </w:rPr>
@@ -29015,6 +32875,22 @@
       </w:r>
       <w:r>
         <w:rPr>
+          <w:lang w:val="ar_AE" w:bidi="ar_AE"/>
+        </w:rPr>
+        <w:t>חֻקִּ֖ים וּ⁠מִשְׁפָּטִֽים</w:t>
+      </w:r>
+    </w:p>
+    <w:p>
+      <w:pPr>
+        <w:bidi/>
+      </w:pPr>
+      <w:r>
+        <w:rPr>
+          <w:lang w:val="ar_AE" w:bidi="ar_AE"/>
+        </w:rPr>
+      </w:r>
+      <w:r>
+        <w:rPr>
           <w:b/>
           <w:lang w:val="ar_AE" w:bidi="ar_AE"/>
         </w:rPr>
@@ -29121,6 +32997,22 @@
       </w:r>
       <w:r>
         <w:rPr>
+          <w:lang w:val="ar_AE" w:bidi="ar_AE"/>
+        </w:rPr>
+        <w:t>הִנֵּ֤ה</w:t>
+      </w:r>
+    </w:p>
+    <w:p>
+      <w:pPr>
+        <w:bidi/>
+      </w:pPr>
+      <w:r>
+        <w:rPr>
+          <w:lang w:val="ar_AE" w:bidi="ar_AE"/>
+        </w:rPr>
+      </w:r>
+      <w:r>
+        <w:rPr>
           <w:b/>
           <w:lang w:val="ar_AE" w:bidi="ar_AE"/>
         </w:rPr>
@@ -29156,7 +33048,7 @@
         </w:rPr>
         <w:t xml:space="preserve">انظر كيف ترجمت هذا التعبير في </w:t>
       </w:r>
-      <w:hyperlink r:id="rId30">
+      <w:hyperlink r:id="rId32">
         <w:r>
           <w:rPr>
             <w:lang w:val="ar_AE" w:bidi="ar_AE"/>
@@ -29245,6 +33137,22 @@
       </w:r>
       <w:r>
         <w:rPr>
+          <w:lang w:val="ar_AE" w:bidi="ar_AE"/>
+        </w:rPr>
+        <w:t>לִ⁠פְנֵ֗י בּ֚וֹא</w:t>
+      </w:r>
+    </w:p>
+    <w:p>
+      <w:pPr>
+        <w:bidi/>
+      </w:pPr>
+      <w:r>
+        <w:rPr>
+          <w:lang w:val="ar_AE" w:bidi="ar_AE"/>
+        </w:rPr>
+      </w:r>
+      <w:r>
+        <w:rPr>
           <w:b/>
           <w:lang w:val="ar_AE" w:bidi="ar_AE"/>
         </w:rPr>
@@ -29337,6 +33245,22 @@
       </w:r>
       <w:r>
         <w:rPr>
+          <w:lang w:val="ar_AE" w:bidi="ar_AE"/>
+        </w:rPr>
+        <w:t>י֣וֹם יְהוָ֔ה הַ⁠גָּד֖וֹל וְ⁠הַ⁠נּוֹרָֽא</w:t>
+      </w:r>
+    </w:p>
+    <w:p>
+      <w:pPr>
+        <w:bidi/>
+      </w:pPr>
+      <w:r>
+        <w:rPr>
+          <w:lang w:val="ar_AE" w:bidi="ar_AE"/>
+        </w:rPr>
+      </w:r>
+      <w:r>
+        <w:rPr>
           <w:b/>
           <w:lang w:val="ar_AE" w:bidi="ar_AE"/>
         </w:rPr>
@@ -29443,6 +33367,22 @@
       </w:r>
       <w:r>
         <w:rPr>
+          <w:lang w:val="ar_AE" w:bidi="ar_AE"/>
+        </w:rPr>
+        <w:t>וְ⁠הֵשִׁ֤יב לֵב־אָבוֹת֙ עַל־בָּנִ֔ים וְ⁠לֵ֥ב בָּנִ֖ים עַל־אֲבוֹתָ֑⁠ם</w:t>
+      </w:r>
+    </w:p>
+    <w:p>
+      <w:pPr>
+        <w:bidi/>
+      </w:pPr>
+      <w:r>
+        <w:rPr>
+          <w:lang w:val="ar_AE" w:bidi="ar_AE"/>
+        </w:rPr>
+      </w:r>
+      <w:r>
+        <w:rPr>
           <w:b/>
           <w:lang w:val="ar_AE" w:bidi="ar_AE"/>
         </w:rPr>
@@ -29575,6 +33515,22 @@
       </w:r>
       <w:r>
         <w:rPr>
+          <w:lang w:val="ar_AE" w:bidi="ar_AE"/>
+        </w:rPr>
+        <w:t>וְ⁠הֵשִׁ֤יב לֵב־אָבוֹת֙ עַל־בָּנִ֔ים וְ⁠לֵ֥ב בָּנִ֖ים עַל־אֲבוֹתָ֑⁠ם</w:t>
+      </w:r>
+    </w:p>
+    <w:p>
+      <w:pPr>
+        <w:bidi/>
+      </w:pPr>
+      <w:r>
+        <w:rPr>
+          <w:lang w:val="ar_AE" w:bidi="ar_AE"/>
+        </w:rPr>
+      </w:r>
+      <w:r>
+        <w:rPr>
           <w:b/>
           <w:lang w:val="ar_AE" w:bidi="ar_AE"/>
         </w:rPr>
@@ -29667,6 +33623,22 @@
       </w:r>
       <w:r>
         <w:rPr>
+          <w:lang w:val="ar_AE" w:bidi="ar_AE"/>
+        </w:rPr>
+        <w:t>וְ⁠לֵ֥ב בָּנִ֖ים עַל־אֲבוֹתָ֑⁠ם</w:t>
+      </w:r>
+    </w:p>
+    <w:p>
+      <w:pPr>
+        <w:bidi/>
+      </w:pPr>
+      <w:r>
+        <w:rPr>
+          <w:lang w:val="ar_AE" w:bidi="ar_AE"/>
+        </w:rPr>
+      </w:r>
+      <w:r>
+        <w:rPr>
           <w:b/>
           <w:lang w:val="ar_AE" w:bidi="ar_AE"/>
         </w:rPr>
@@ -29760,6 +33732,22 @@
         <w:rPr>
           <w:lang w:val="ar_AE" w:bidi="ar_AE"/>
         </w:rPr>
+      </w:r>
+    </w:p>
+    <w:p>
+      <w:pPr>
+        <w:bidi/>
+      </w:pPr>
+      <w:r>
+        <w:rPr>
+          <w:lang w:val="ar_AE" w:bidi="ar_AE"/>
+        </w:rPr>
+      </w:r>
+      <w:r>
+        <w:rPr>
+          <w:lang w:val="ar_AE" w:bidi="ar_AE"/>
+        </w:rPr>
+        <w:t>לֵב &amp; וְ⁠לֵ֥ב</w:t>
       </w:r>
     </w:p>
     <w:p>

--- a/arb/docx/39.content.docx
+++ b/arb/docx/39.content.docx
@@ -700,6 +700,22 @@
       </w:r>
       <w:r>
         <w:rPr>
+          <w:lang w:val="ar_AE" w:bidi="ar_AE"/>
+        </w:rPr>
+        <w:t>מַשָּׂ֥א דְבַר־יְהוָ֖ה</w:t>
+      </w:r>
+    </w:p>
+    <w:p>
+      <w:pPr>
+        <w:bidi/>
+      </w:pPr>
+      <w:r>
+        <w:rPr>
+          <w:lang w:val="ar_AE" w:bidi="ar_AE"/>
+        </w:rPr>
+      </w:r>
+      <w:r>
+        <w:rPr>
           <w:b/>
           <w:lang w:val="ar_AE" w:bidi="ar_AE"/>
         </w:rPr>
@@ -819,6 +835,22 @@
       </w:r>
       <w:r>
         <w:rPr>
+          <w:lang w:val="ar_AE" w:bidi="ar_AE"/>
+        </w:rPr>
+        <w:t>דְבַר־יְהוָ֖ה</w:t>
+      </w:r>
+    </w:p>
+    <w:p>
+      <w:pPr>
+        <w:bidi/>
+      </w:pPr>
+      <w:r>
+        <w:rPr>
+          <w:lang w:val="ar_AE" w:bidi="ar_AE"/>
+        </w:rPr>
+      </w:r>
+      <w:r>
+        <w:rPr>
           <w:b/>
           <w:lang w:val="ar_AE" w:bidi="ar_AE"/>
         </w:rPr>
@@ -924,6 +956,22 @@
       </w:r>
       <w:r>
         <w:rPr>
+          <w:lang w:val="ar_AE" w:bidi="ar_AE"/>
+        </w:rPr>
+        <w:t>אֶל־יִשְׂרָאֵ֑ל</w:t>
+      </w:r>
+    </w:p>
+    <w:p>
+      <w:pPr>
+        <w:bidi/>
+      </w:pPr>
+      <w:r>
+        <w:rPr>
+          <w:lang w:val="ar_AE" w:bidi="ar_AE"/>
+        </w:rPr>
+      </w:r>
+      <w:r>
+        <w:rPr>
           <w:b/>
           <w:lang w:val="ar_AE" w:bidi="ar_AE"/>
         </w:rPr>
@@ -1043,6 +1091,22 @@
       </w:r>
       <w:r>
         <w:rPr>
+          <w:lang w:val="ar_AE" w:bidi="ar_AE"/>
+        </w:rPr>
+        <w:t>בְּ⁠יַ֖ד</w:t>
+      </w:r>
+    </w:p>
+    <w:p>
+      <w:pPr>
+        <w:bidi/>
+      </w:pPr>
+      <w:r>
+        <w:rPr>
+          <w:lang w:val="ar_AE" w:bidi="ar_AE"/>
+        </w:rPr>
+      </w:r>
+      <w:r>
+        <w:rPr>
           <w:b/>
           <w:lang w:val="ar_AE" w:bidi="ar_AE"/>
         </w:rPr>
@@ -1162,6 +1226,22 @@
       </w:r>
       <w:r>
         <w:rPr>
+          <w:lang w:val="ar_AE" w:bidi="ar_AE"/>
+        </w:rPr>
+        <w:t>מַלְאָכִֽי</w:t>
+      </w:r>
+    </w:p>
+    <w:p>
+      <w:pPr>
+        <w:bidi/>
+      </w:pPr>
+      <w:r>
+        <w:rPr>
+          <w:lang w:val="ar_AE" w:bidi="ar_AE"/>
+        </w:rPr>
+      </w:r>
+      <w:r>
+        <w:rPr>
           <w:b/>
           <w:lang w:val="ar_AE" w:bidi="ar_AE"/>
         </w:rPr>
@@ -1281,6 +1361,22 @@
       </w:r>
       <w:r>
         <w:rPr>
+          <w:lang w:val="ar_AE" w:bidi="ar_AE"/>
+        </w:rPr>
+        <w:t>אָהַ֤בְתִּי אֶתְ⁠כֶם֙ אָמַ֣ר יְהוָ֔ה</w:t>
+      </w:r>
+    </w:p>
+    <w:p>
+      <w:pPr>
+        <w:bidi/>
+      </w:pPr>
+      <w:r>
+        <w:rPr>
+          <w:lang w:val="ar_AE" w:bidi="ar_AE"/>
+        </w:rPr>
+      </w:r>
+      <w:r>
+        <w:rPr>
           <w:b/>
           <w:lang w:val="ar_AE" w:bidi="ar_AE"/>
         </w:rPr>
@@ -1387,6 +1483,22 @@
       </w:r>
       <w:r>
         <w:rPr>
+          <w:lang w:val="ar_AE" w:bidi="ar_AE"/>
+        </w:rPr>
+        <w:t>אֶתְ⁠כֶם֙</w:t>
+      </w:r>
+    </w:p>
+    <w:p>
+      <w:pPr>
+        <w:bidi/>
+      </w:pPr>
+      <w:r>
+        <w:rPr>
+          <w:lang w:val="ar_AE" w:bidi="ar_AE"/>
+        </w:rPr>
+      </w:r>
+      <w:r>
+        <w:rPr>
           <w:b/>
           <w:lang w:val="ar_AE" w:bidi="ar_AE"/>
         </w:rPr>
@@ -1506,6 +1618,22 @@
       </w:r>
       <w:r>
         <w:rPr>
+          <w:lang w:val="ar_AE" w:bidi="ar_AE"/>
+        </w:rPr>
+        <w:t>וַ⁠אֲמַרְתֶּ֖ם</w:t>
+      </w:r>
+    </w:p>
+    <w:p>
+      <w:pPr>
+        <w:bidi/>
+      </w:pPr>
+      <w:r>
+        <w:rPr>
+          <w:lang w:val="ar_AE" w:bidi="ar_AE"/>
+        </w:rPr>
+      </w:r>
+      <w:r>
+        <w:rPr>
           <w:b/>
           <w:lang w:val="ar_AE" w:bidi="ar_AE"/>
         </w:rPr>
@@ -1612,6 +1740,22 @@
       </w:r>
       <w:r>
         <w:rPr>
+          <w:lang w:val="ar_AE" w:bidi="ar_AE"/>
+        </w:rPr>
+        <w:t>הֲ⁠לוֹא־אָ֨ח עֵשָׂ֤ו לְ⁠יַֽעֲקֹב֙ נְאֻם־יְהוָ֔ה וָ⁠אֹהַ֖ב אֶֽת־יַעֲקֹֽב</w:t>
+      </w:r>
+    </w:p>
+    <w:p>
+      <w:pPr>
+        <w:bidi/>
+      </w:pPr>
+      <w:r>
+        <w:rPr>
+          <w:lang w:val="ar_AE" w:bidi="ar_AE"/>
+        </w:rPr>
+      </w:r>
+      <w:r>
+        <w:rPr>
           <w:b/>
           <w:lang w:val="ar_AE" w:bidi="ar_AE"/>
         </w:rPr>
@@ -1731,6 +1875,22 @@
       </w:r>
       <w:r>
         <w:rPr>
+          <w:lang w:val="ar_AE" w:bidi="ar_AE"/>
+        </w:rPr>
+        <w:t>הֲ⁠לוֹא־אָ֨ח עֵשָׂ֤ו לְ⁠יַֽעֲקֹב֙</w:t>
+      </w:r>
+    </w:p>
+    <w:p>
+      <w:pPr>
+        <w:bidi/>
+      </w:pPr>
+      <w:r>
+        <w:rPr>
+          <w:lang w:val="ar_AE" w:bidi="ar_AE"/>
+        </w:rPr>
+      </w:r>
+      <w:r>
+        <w:rPr>
           <w:b/>
           <w:lang w:val="ar_AE" w:bidi="ar_AE"/>
         </w:rPr>
@@ -1823,6 +1983,22 @@
       </w:r>
       <w:r>
         <w:rPr>
+          <w:lang w:val="ar_AE" w:bidi="ar_AE"/>
+        </w:rPr>
+        <w:t>הֲ⁠לוֹא־אָ֨ח עֵשָׂ֤ו לְ⁠יַֽעֲקֹב֙</w:t>
+      </w:r>
+    </w:p>
+    <w:p>
+      <w:pPr>
+        <w:bidi/>
+      </w:pPr>
+      <w:r>
+        <w:rPr>
+          <w:lang w:val="ar_AE" w:bidi="ar_AE"/>
+        </w:rPr>
+      </w:r>
+      <w:r>
+        <w:rPr>
           <w:b/>
           <w:lang w:val="ar_AE" w:bidi="ar_AE"/>
         </w:rPr>
@@ -1955,6 +2131,22 @@
       </w:r>
       <w:r>
         <w:rPr>
+          <w:lang w:val="ar_AE" w:bidi="ar_AE"/>
+        </w:rPr>
+        <w:t>נְאֻם־יְהוָ֔ה</w:t>
+      </w:r>
+    </w:p>
+    <w:p>
+      <w:pPr>
+        <w:bidi/>
+      </w:pPr>
+      <w:r>
+        <w:rPr>
+          <w:lang w:val="ar_AE" w:bidi="ar_AE"/>
+        </w:rPr>
+      </w:r>
+      <w:r>
+        <w:rPr>
           <w:b/>
           <w:lang w:val="ar_AE" w:bidi="ar_AE"/>
         </w:rPr>
@@ -2061,6 +2253,22 @@
       </w:r>
       <w:r>
         <w:rPr>
+          <w:lang w:val="ar_AE" w:bidi="ar_AE"/>
+        </w:rPr>
+        <w:t>וָ⁠אֹהַ֖ב אֶֽת־יַעֲקֹֽב</w:t>
+      </w:r>
+    </w:p>
+    <w:p>
+      <w:pPr>
+        <w:bidi/>
+      </w:pPr>
+      <w:r>
+        <w:rPr>
+          <w:lang w:val="ar_AE" w:bidi="ar_AE"/>
+        </w:rPr>
+      </w:r>
+      <w:r>
+        <w:rPr>
           <w:b/>
           <w:lang w:val="ar_AE" w:bidi="ar_AE"/>
         </w:rPr>
@@ -2173,6 +2381,22 @@
       </w:r>
       <w:r>
         <w:rPr>
+          <w:lang w:val="ar_AE" w:bidi="ar_AE"/>
+        </w:rPr>
+        <w:t>וָ⁠אֹהַ֖ב אֶֽת־יַעֲקֹֽב׃ וְ⁠אֶת־עֵשָׂ֖ו שָׂנֵ֑אתִי</w:t>
+      </w:r>
+    </w:p>
+    <w:p>
+      <w:pPr>
+        <w:bidi/>
+      </w:pPr>
+      <w:r>
+        <w:rPr>
+          <w:lang w:val="ar_AE" w:bidi="ar_AE"/>
+        </w:rPr>
+      </w:r>
+      <w:r>
+        <w:rPr>
           <w:b/>
           <w:lang w:val="ar_AE" w:bidi="ar_AE"/>
         </w:rPr>
@@ -2279,6 +2503,22 @@
       </w:r>
       <w:r>
         <w:rPr>
+          <w:lang w:val="ar_AE" w:bidi="ar_AE"/>
+        </w:rPr>
+        <w:t>וְ⁠אֶת־עֵשָׂ֖ו שָׂנֵ֑אתִי</w:t>
+      </w:r>
+    </w:p>
+    <w:p>
+      <w:pPr>
+        <w:bidi/>
+      </w:pPr>
+      <w:r>
+        <w:rPr>
+          <w:lang w:val="ar_AE" w:bidi="ar_AE"/>
+        </w:rPr>
+      </w:r>
+      <w:r>
+        <w:rPr>
           <w:b/>
           <w:lang w:val="ar_AE" w:bidi="ar_AE"/>
         </w:rPr>
@@ -2398,6 +2638,22 @@
       </w:r>
       <w:r>
         <w:rPr>
+          <w:lang w:val="ar_AE" w:bidi="ar_AE"/>
+        </w:rPr>
+        <w:t>שְׁמָמָ֔ה</w:t>
+      </w:r>
+    </w:p>
+    <w:p>
+      <w:pPr>
+        <w:bidi/>
+      </w:pPr>
+      <w:r>
+        <w:rPr>
+          <w:lang w:val="ar_AE" w:bidi="ar_AE"/>
+        </w:rPr>
+      </w:r>
+      <w:r>
+        <w:rPr>
           <w:b/>
           <w:lang w:val="ar_AE" w:bidi="ar_AE"/>
         </w:rPr>
@@ -2517,6 +2773,22 @@
       </w:r>
       <w:r>
         <w:rPr>
+          <w:lang w:val="ar_AE" w:bidi="ar_AE"/>
+        </w:rPr>
+        <w:t>לְ⁠תַנּ֥וֹת</w:t>
+      </w:r>
+    </w:p>
+    <w:p>
+      <w:pPr>
+        <w:bidi/>
+      </w:pPr>
+      <w:r>
+        <w:rPr>
+          <w:lang w:val="ar_AE" w:bidi="ar_AE"/>
+        </w:rPr>
+      </w:r>
+      <w:r>
+        <w:rPr>
           <w:b/>
           <w:lang w:val="ar_AE" w:bidi="ar_AE"/>
         </w:rPr>
@@ -2630,6 +2902,22 @@
       </w:r>
       <w:r>
         <w:rPr>
+          <w:lang w:val="ar_AE" w:bidi="ar_AE"/>
+        </w:rPr>
+        <w:t>כִּֽי־תֹאמַ֨ר אֱד֜וֹם</w:t>
+      </w:r>
+    </w:p>
+    <w:p>
+      <w:pPr>
+        <w:bidi/>
+      </w:pPr>
+      <w:r>
+        <w:rPr>
+          <w:lang w:val="ar_AE" w:bidi="ar_AE"/>
+        </w:rPr>
+      </w:r>
+      <w:r>
+        <w:rPr>
           <w:b/>
           <w:lang w:val="ar_AE" w:bidi="ar_AE"/>
         </w:rPr>
@@ -2749,6 +3037,22 @@
       </w:r>
       <w:r>
         <w:rPr>
+          <w:lang w:val="ar_AE" w:bidi="ar_AE"/>
+        </w:rPr>
+        <w:t>רֻשַּׁ֗שְׁנוּ</w:t>
+      </w:r>
+    </w:p>
+    <w:p>
+      <w:pPr>
+        <w:bidi/>
+      </w:pPr>
+      <w:r>
+        <w:rPr>
+          <w:lang w:val="ar_AE" w:bidi="ar_AE"/>
+        </w:rPr>
+      </w:r>
+      <w:r>
+        <w:rPr>
           <w:b/>
           <w:lang w:val="ar_AE" w:bidi="ar_AE"/>
         </w:rPr>
@@ -2855,6 +3159,22 @@
       </w:r>
       <w:r>
         <w:rPr>
+          <w:lang w:val="ar_AE" w:bidi="ar_AE"/>
+        </w:rPr>
+        <w:t>וְ⁠קָרְא֤וּ לָ⁠הֶם֙ גְּב֣וּל רִשְׁעָ֔ה וְ⁠הָ⁠עָ֛ם אֲשֶׁר־זָעַ֥ם יְהוָ֖ה עַד־עוֹלָֽם</w:t>
+      </w:r>
+    </w:p>
+    <w:p>
+      <w:pPr>
+        <w:bidi/>
+      </w:pPr>
+      <w:r>
+        <w:rPr>
+          <w:lang w:val="ar_AE" w:bidi="ar_AE"/>
+        </w:rPr>
+      </w:r>
+      <w:r>
+        <w:rPr>
           <w:b/>
           <w:lang w:val="ar_AE" w:bidi="ar_AE"/>
         </w:rPr>
@@ -2961,6 +3281,22 @@
       </w:r>
       <w:r>
         <w:rPr>
+          <w:lang w:val="ar_AE" w:bidi="ar_AE"/>
+        </w:rPr>
+        <w:t>וְ⁠קָרְא֤וּ לָ⁠הֶם֙</w:t>
+      </w:r>
+    </w:p>
+    <w:p>
+      <w:pPr>
+        <w:bidi/>
+      </w:pPr>
+      <w:r>
+        <w:rPr>
+          <w:lang w:val="ar_AE" w:bidi="ar_AE"/>
+        </w:rPr>
+      </w:r>
+      <w:r>
+        <w:rPr>
           <w:b/>
           <w:lang w:val="ar_AE" w:bidi="ar_AE"/>
         </w:rPr>
@@ -3066,6 +3402,22 @@
       </w:r>
       <w:r>
         <w:rPr>
+          <w:lang w:val="ar_AE" w:bidi="ar_AE"/>
+        </w:rPr>
+        <w:t>גְּב֣וּל רִשְׁעָ֔ה</w:t>
+      </w:r>
+    </w:p>
+    <w:p>
+      <w:pPr>
+        <w:bidi/>
+      </w:pPr>
+      <w:r>
+        <w:rPr>
+          <w:lang w:val="ar_AE" w:bidi="ar_AE"/>
+        </w:rPr>
+      </w:r>
+      <w:r>
+        <w:rPr>
           <w:b/>
           <w:lang w:val="ar_AE" w:bidi="ar_AE"/>
         </w:rPr>
@@ -3185,6 +3537,22 @@
       </w:r>
       <w:r>
         <w:rPr>
+          <w:lang w:val="ar_AE" w:bidi="ar_AE"/>
+        </w:rPr>
+        <w:t>וְ⁠עֵינֵי⁠כֶ֖ם תִּרְאֶ֑ינָה וְ⁠אַתֶּ֤ם תֹּֽאמְרוּ֙ יִגְדַּ֣ל יְהוָ֔ה מֵ⁠עַ֖ל לִ⁠גְב֥וּל יִשְׂרָאֵֽל</w:t>
+      </w:r>
+    </w:p>
+    <w:p>
+      <w:pPr>
+        <w:bidi/>
+      </w:pPr>
+      <w:r>
+        <w:rPr>
+          <w:lang w:val="ar_AE" w:bidi="ar_AE"/>
+        </w:rPr>
+      </w:r>
+      <w:r>
+        <w:rPr>
           <w:b/>
           <w:lang w:val="ar_AE" w:bidi="ar_AE"/>
         </w:rPr>
@@ -3291,6 +3659,22 @@
       </w:r>
       <w:r>
         <w:rPr>
+          <w:lang w:val="ar_AE" w:bidi="ar_AE"/>
+        </w:rPr>
+        <w:t>וְ⁠עֵינֵי⁠כֶ֖ם תִּרְאֶ֑ינָה</w:t>
+      </w:r>
+    </w:p>
+    <w:p>
+      <w:pPr>
+        <w:bidi/>
+      </w:pPr>
+      <w:r>
+        <w:rPr>
+          <w:lang w:val="ar_AE" w:bidi="ar_AE"/>
+        </w:rPr>
+      </w:r>
+      <w:r>
+        <w:rPr>
           <w:b/>
           <w:lang w:val="ar_AE" w:bidi="ar_AE"/>
         </w:rPr>
@@ -3410,6 +3794,22 @@
       </w:r>
       <w:r>
         <w:rPr>
+          <w:lang w:val="ar_AE" w:bidi="ar_AE"/>
+        </w:rPr>
+        <w:t>וְ⁠עֵינֵי⁠כֶ֖ם תִּרְאֶ֑ינָה וְ⁠אַתֶּ֤ם תֹּֽאמְרוּ֙ יִגְדַּ֣ל יְהוָ֔ה מֵ⁠עַ֖ל לִ⁠גְב֥וּל יִשְׂרָאֵֽל</w:t>
+      </w:r>
+    </w:p>
+    <w:p>
+      <w:pPr>
+        <w:bidi/>
+      </w:pPr>
+      <w:r>
+        <w:rPr>
+          <w:lang w:val="ar_AE" w:bidi="ar_AE"/>
+        </w:rPr>
+      </w:r>
+      <w:r>
+        <w:rPr>
           <w:b/>
           <w:lang w:val="ar_AE" w:bidi="ar_AE"/>
         </w:rPr>
@@ -3516,6 +3916,22 @@
       </w:r>
       <w:r>
         <w:rPr>
+          <w:lang w:val="ar_AE" w:bidi="ar_AE"/>
+        </w:rPr>
+        <w:t>וְ⁠אִם־אָ֣ב אָ֣נִי אַיֵּ֣ה כְבוֹדִ֡⁠י וְ⁠אִם־אֲדוֹנִ֣ים אָנִי֩ אַיֵּ֨ה מוֹרָאִ֜⁠י</w:t>
+      </w:r>
+    </w:p>
+    <w:p>
+      <w:pPr>
+        <w:bidi/>
+      </w:pPr>
+      <w:r>
+        <w:rPr>
+          <w:lang w:val="ar_AE" w:bidi="ar_AE"/>
+        </w:rPr>
+      </w:r>
+      <w:r>
+        <w:rPr>
           <w:b/>
           <w:lang w:val="ar_AE" w:bidi="ar_AE"/>
         </w:rPr>
@@ -3622,6 +4038,22 @@
       </w:r>
       <w:r>
         <w:rPr>
+          <w:lang w:val="ar_AE" w:bidi="ar_AE"/>
+        </w:rPr>
+        <w:t>שְׁמִ֔⁠י &amp; אֶת־שְׁמֶֽ⁠ךָ</w:t>
+      </w:r>
+    </w:p>
+    <w:p>
+      <w:pPr>
+        <w:bidi/>
+      </w:pPr>
+      <w:r>
+        <w:rPr>
+          <w:lang w:val="ar_AE" w:bidi="ar_AE"/>
+        </w:rPr>
+      </w:r>
+      <w:r>
+        <w:rPr>
           <w:b/>
           <w:lang w:val="ar_AE" w:bidi="ar_AE"/>
         </w:rPr>
@@ -3755,6 +4187,22 @@
       </w:r>
       <w:r>
         <w:rPr>
+          <w:lang w:val="ar_AE" w:bidi="ar_AE"/>
+        </w:rPr>
+        <w:t>לֶ֣חֶם מְגֹאָ֔ל</w:t>
+      </w:r>
+    </w:p>
+    <w:p>
+      <w:pPr>
+        <w:bidi/>
+      </w:pPr>
+      <w:r>
+        <w:rPr>
+          <w:lang w:val="ar_AE" w:bidi="ar_AE"/>
+        </w:rPr>
+      </w:r>
+      <w:r>
+        <w:rPr>
           <w:b/>
           <w:lang w:val="ar_AE" w:bidi="ar_AE"/>
         </w:rPr>
@@ -3861,6 +4309,22 @@
       </w:r>
       <w:r>
         <w:rPr>
+          <w:lang w:val="ar_AE" w:bidi="ar_AE"/>
+        </w:rPr>
+        <w:t>וַ⁠אֲמַרְתֶּ֖ם בַּ⁠מֶּ֣ה גֵֽאַלְנ֑וּ⁠ךָ בֶּ⁠אֱמָרְ⁠כֶ֕ם שֻׁלְחַ֥ן יְהוָ֖ה נִבְזֶ֥ה הֽוּא</w:t>
+      </w:r>
+    </w:p>
+    <w:p>
+      <w:pPr>
+        <w:bidi/>
+      </w:pPr>
+      <w:r>
+        <w:rPr>
+          <w:lang w:val="ar_AE" w:bidi="ar_AE"/>
+        </w:rPr>
+      </w:r>
+      <w:r>
+        <w:rPr>
           <w:b/>
           <w:lang w:val="ar_AE" w:bidi="ar_AE"/>
         </w:rPr>
@@ -3967,6 +4431,22 @@
       </w:r>
       <w:r>
         <w:rPr>
+          <w:lang w:val="ar_AE" w:bidi="ar_AE"/>
+        </w:rPr>
+        <w:t>שֻׁלְחַ֥ן יְהוָ֖ה נִבְזֶ֥ה הֽוּא</w:t>
+      </w:r>
+    </w:p>
+    <w:p>
+      <w:pPr>
+        <w:bidi/>
+      </w:pPr>
+      <w:r>
+        <w:rPr>
+          <w:lang w:val="ar_AE" w:bidi="ar_AE"/>
+        </w:rPr>
+      </w:r>
+      <w:r>
+        <w:rPr>
           <w:b/>
           <w:lang w:val="ar_AE" w:bidi="ar_AE"/>
         </w:rPr>
@@ -4073,6 +4553,22 @@
       </w:r>
       <w:r>
         <w:rPr>
+          <w:lang w:val="ar_AE" w:bidi="ar_AE"/>
+        </w:rPr>
+        <w:t>שֻׁלְחַ֥ן יְהוָ֖ה</w:t>
+      </w:r>
+    </w:p>
+    <w:p>
+      <w:pPr>
+        <w:bidi/>
+      </w:pPr>
+      <w:r>
+        <w:rPr>
+          <w:lang w:val="ar_AE" w:bidi="ar_AE"/>
+        </w:rPr>
+      </w:r>
+      <w:r>
+        <w:rPr>
           <w:b/>
           <w:lang w:val="ar_AE" w:bidi="ar_AE"/>
         </w:rPr>
@@ -4178,6 +4674,22 @@
       </w:r>
       <w:r>
         <w:rPr>
+          <w:lang w:val="ar_AE" w:bidi="ar_AE"/>
+        </w:rPr>
+        <w:t>וְ⁠כִֽי־תַגִּשׁ֨וּ⁠ן עִוֵּ֤ר לִ⁠זְבֹּ֨חַ֙ אֵ֣ין רָ֔ע וְ⁠כִ֥י תַגִּ֛ישׁוּ פִּסֵּ֥חַ וְ⁠חֹלֶ֖ה אֵ֣ין רָ֑ע</w:t>
+      </w:r>
+    </w:p>
+    <w:p>
+      <w:pPr>
+        <w:bidi/>
+      </w:pPr>
+      <w:r>
+        <w:rPr>
+          <w:lang w:val="ar_AE" w:bidi="ar_AE"/>
+        </w:rPr>
+      </w:r>
+      <w:r>
+        <w:rPr>
           <w:b/>
           <w:lang w:val="ar_AE" w:bidi="ar_AE"/>
         </w:rPr>
@@ -4284,6 +4796,22 @@
       </w:r>
       <w:r>
         <w:rPr>
+          <w:lang w:val="ar_AE" w:bidi="ar_AE"/>
+        </w:rPr>
+        <w:t>עִוֵּ֤ר &amp; פִּסֵּ֥חַ וְ⁠חֹלֶ֖ה</w:t>
+      </w:r>
+    </w:p>
+    <w:p>
+      <w:pPr>
+        <w:bidi/>
+      </w:pPr>
+      <w:r>
+        <w:rPr>
+          <w:lang w:val="ar_AE" w:bidi="ar_AE"/>
+        </w:rPr>
+      </w:r>
+      <w:r>
+        <w:rPr>
           <w:b/>
           <w:lang w:val="ar_AE" w:bidi="ar_AE"/>
         </w:rPr>
@@ -4404,6 +4932,22 @@
       </w:r>
       <w:r>
         <w:rPr>
+          <w:lang w:val="ar_AE" w:bidi="ar_AE"/>
+        </w:rPr>
+        <w:t>הַקְרִיבֵ֨⁠הוּ</w:t>
+      </w:r>
+    </w:p>
+    <w:p>
+      <w:pPr>
+        <w:bidi/>
+      </w:pPr>
+      <w:r>
+        <w:rPr>
+          <w:lang w:val="ar_AE" w:bidi="ar_AE"/>
+        </w:rPr>
+      </w:r>
+      <w:r>
+        <w:rPr>
           <w:b/>
           <w:lang w:val="ar_AE" w:bidi="ar_AE"/>
         </w:rPr>
@@ -4523,6 +5067,22 @@
       </w:r>
       <w:r>
         <w:rPr>
+          <w:lang w:val="ar_AE" w:bidi="ar_AE"/>
+        </w:rPr>
+        <w:t>לְ⁠פֶחָתֶ֗⁠ךָ הֲ⁠יִּרְצְ⁠ךָ֙ &amp; פָנֶ֔י⁠ךָ</w:t>
+      </w:r>
+    </w:p>
+    <w:p>
+      <w:pPr>
+        <w:bidi/>
+      </w:pPr>
+      <w:r>
+        <w:rPr>
+          <w:lang w:val="ar_AE" w:bidi="ar_AE"/>
+        </w:rPr>
+      </w:r>
+      <w:r>
+        <w:rPr>
           <w:b/>
           <w:lang w:val="ar_AE" w:bidi="ar_AE"/>
         </w:rPr>
@@ -4643,6 +5203,22 @@
       </w:r>
       <w:r>
         <w:rPr>
+          <w:lang w:val="ar_AE" w:bidi="ar_AE"/>
+        </w:rPr>
+        <w:t>הֲ⁠יִּרְצְ⁠ךָ֙ א֚וֹ הֲ⁠יִשָּׂ֣א פָנֶ֔י⁠ךָ</w:t>
+      </w:r>
+    </w:p>
+    <w:p>
+      <w:pPr>
+        <w:bidi/>
+      </w:pPr>
+      <w:r>
+        <w:rPr>
+          <w:lang w:val="ar_AE" w:bidi="ar_AE"/>
+        </w:rPr>
+      </w:r>
+      <w:r>
+        <w:rPr>
           <w:b/>
           <w:lang w:val="ar_AE" w:bidi="ar_AE"/>
         </w:rPr>
@@ -4749,6 +5325,22 @@
       </w:r>
       <w:r>
         <w:rPr>
+          <w:lang w:val="ar_AE" w:bidi="ar_AE"/>
+        </w:rPr>
+        <w:t>הֲ⁠יִּרְצְ⁠ךָ֙ א֚וֹ הֲ⁠יִשָּׂ֣א פָנֶ֔י⁠ךָ</w:t>
+      </w:r>
+    </w:p>
+    <w:p>
+      <w:pPr>
+        <w:bidi/>
+      </w:pPr>
+      <w:r>
+        <w:rPr>
+          <w:lang w:val="ar_AE" w:bidi="ar_AE"/>
+        </w:rPr>
+      </w:r>
+      <w:r>
+        <w:rPr>
           <w:b/>
           <w:lang w:val="ar_AE" w:bidi="ar_AE"/>
         </w:rPr>
@@ -4881,6 +5473,22 @@
       </w:r>
       <w:r>
         <w:rPr>
+          <w:lang w:val="ar_AE" w:bidi="ar_AE"/>
+        </w:rPr>
+        <w:t>א֚וֹ הֲ⁠יִשָּׂ֣א פָנֶ֔י⁠ךָ</w:t>
+      </w:r>
+    </w:p>
+    <w:p>
+      <w:pPr>
+        <w:bidi/>
+      </w:pPr>
+      <w:r>
+        <w:rPr>
+          <w:lang w:val="ar_AE" w:bidi="ar_AE"/>
+        </w:rPr>
+      </w:r>
+      <w:r>
+        <w:rPr>
           <w:b/>
           <w:lang w:val="ar_AE" w:bidi="ar_AE"/>
         </w:rPr>
@@ -4987,6 +5595,22 @@
       </w:r>
       <w:r>
         <w:rPr>
+          <w:lang w:val="ar_AE" w:bidi="ar_AE"/>
+        </w:rPr>
+        <w:t>וְ⁠עַתָּ֛ה</w:t>
+      </w:r>
+    </w:p>
+    <w:p>
+      <w:pPr>
+        <w:bidi/>
+      </w:pPr>
+      <w:r>
+        <w:rPr>
+          <w:lang w:val="ar_AE" w:bidi="ar_AE"/>
+        </w:rPr>
+      </w:r>
+      <w:r>
+        <w:rPr>
           <w:b/>
           <w:lang w:val="ar_AE" w:bidi="ar_AE"/>
         </w:rPr>
@@ -5106,6 +5730,22 @@
       </w:r>
       <w:r>
         <w:rPr>
+          <w:lang w:val="ar_AE" w:bidi="ar_AE"/>
+        </w:rPr>
+        <w:t>פְנֵי־אֵ֖ל וִֽ⁠יחָנֵ֑⁠נוּ</w:t>
+      </w:r>
+    </w:p>
+    <w:p>
+      <w:pPr>
+        <w:bidi/>
+      </w:pPr>
+      <w:r>
+        <w:rPr>
+          <w:lang w:val="ar_AE" w:bidi="ar_AE"/>
+        </w:rPr>
+      </w:r>
+      <w:r>
+        <w:rPr>
           <w:b/>
           <w:lang w:val="ar_AE" w:bidi="ar_AE"/>
         </w:rPr>
@@ -5212,6 +5852,22 @@
       </w:r>
       <w:r>
         <w:rPr>
+          <w:lang w:val="ar_AE" w:bidi="ar_AE"/>
+        </w:rPr>
+        <w:t>פְנֵי־אֵ֖ל</w:t>
+      </w:r>
+    </w:p>
+    <w:p>
+      <w:pPr>
+        <w:bidi/>
+      </w:pPr>
+      <w:r>
+        <w:rPr>
+          <w:lang w:val="ar_AE" w:bidi="ar_AE"/>
+        </w:rPr>
+      </w:r>
+      <w:r>
+        <w:rPr>
           <w:b/>
           <w:lang w:val="ar_AE" w:bidi="ar_AE"/>
         </w:rPr>
@@ -5331,6 +5987,22 @@
       </w:r>
       <w:r>
         <w:rPr>
+          <w:lang w:val="ar_AE" w:bidi="ar_AE"/>
+        </w:rPr>
+        <w:t>פְנֵי־אֵ֖ל</w:t>
+      </w:r>
+    </w:p>
+    <w:p>
+      <w:pPr>
+        <w:bidi/>
+      </w:pPr>
+      <w:r>
+        <w:rPr>
+          <w:lang w:val="ar_AE" w:bidi="ar_AE"/>
+        </w:rPr>
+      </w:r>
+      <w:r>
+        <w:rPr>
           <w:b/>
           <w:lang w:val="ar_AE" w:bidi="ar_AE"/>
         </w:rPr>
@@ -5448,6 +6120,22 @@
       </w:r>
       <w:r>
         <w:rPr>
+          <w:lang w:val="ar_AE" w:bidi="ar_AE"/>
+        </w:rPr>
+        <w:t>וִֽ⁠יחָנֵ֑⁠נוּ</w:t>
+      </w:r>
+    </w:p>
+    <w:p>
+      <w:pPr>
+        <w:bidi/>
+      </w:pPr>
+      <w:r>
+        <w:rPr>
+          <w:lang w:val="ar_AE" w:bidi="ar_AE"/>
+        </w:rPr>
+      </w:r>
+      <w:r>
+        <w:rPr>
           <w:b/>
           <w:lang w:val="ar_AE" w:bidi="ar_AE"/>
         </w:rPr>
@@ -5567,6 +6255,22 @@
       </w:r>
       <w:r>
         <w:rPr>
+          <w:lang w:val="ar_AE" w:bidi="ar_AE"/>
+        </w:rPr>
+        <w:t>מִ⁠יֶּדְ⁠כֶם֙ הָ֣יְתָה זֹּ֔את</w:t>
+      </w:r>
+    </w:p>
+    <w:p>
+      <w:pPr>
+        <w:bidi/>
+      </w:pPr>
+      <w:r>
+        <w:rPr>
+          <w:lang w:val="ar_AE" w:bidi="ar_AE"/>
+        </w:rPr>
+      </w:r>
+      <w:r>
+        <w:rPr>
           <w:b/>
           <w:lang w:val="ar_AE" w:bidi="ar_AE"/>
         </w:rPr>
@@ -5686,6 +6390,22 @@
       </w:r>
       <w:r>
         <w:rPr>
+          <w:lang w:val="ar_AE" w:bidi="ar_AE"/>
+        </w:rPr>
+        <w:t>מִ⁠יֶּדְ⁠כֶם֙</w:t>
+      </w:r>
+    </w:p>
+    <w:p>
+      <w:pPr>
+        <w:bidi/>
+      </w:pPr>
+      <w:r>
+        <w:rPr>
+          <w:lang w:val="ar_AE" w:bidi="ar_AE"/>
+        </w:rPr>
+      </w:r>
+      <w:r>
+        <w:rPr>
           <w:b/>
           <w:lang w:val="ar_AE" w:bidi="ar_AE"/>
         </w:rPr>
@@ -5779,6 +6499,22 @@
         <w:rPr>
           <w:lang w:val="ar_AE" w:bidi="ar_AE"/>
         </w:rPr>
+      </w:r>
+    </w:p>
+    <w:p>
+      <w:pPr>
+        <w:bidi/>
+      </w:pPr>
+      <w:r>
+        <w:rPr>
+          <w:lang w:val="ar_AE" w:bidi="ar_AE"/>
+        </w:rPr>
+      </w:r>
+      <w:r>
+        <w:rPr>
+          <w:lang w:val="ar_AE" w:bidi="ar_AE"/>
+        </w:rPr>
+        <w:t>מִ⁠יֶּדְ⁠כֶם֙</w:t>
       </w:r>
     </w:p>
     <w:p>
@@ -6021,6 +6757,22 @@
       </w:r>
       <w:r>
         <w:rPr>
+          <w:lang w:val="ar_AE" w:bidi="ar_AE"/>
+        </w:rPr>
+        <w:t>הֲ⁠יִשָּׂ֤א מִ⁠כֶּם֙ פָּנִ֔ים</w:t>
+      </w:r>
+    </w:p>
+    <w:p>
+      <w:pPr>
+        <w:bidi/>
+      </w:pPr>
+      <w:r>
+        <w:rPr>
+          <w:lang w:val="ar_AE" w:bidi="ar_AE"/>
+        </w:rPr>
+      </w:r>
+      <w:r>
+        <w:rPr>
           <w:b/>
           <w:lang w:val="ar_AE" w:bidi="ar_AE"/>
         </w:rPr>
@@ -6113,6 +6865,22 @@
       </w:r>
       <w:r>
         <w:rPr>
+          <w:lang w:val="ar_AE" w:bidi="ar_AE"/>
+        </w:rPr>
+        <w:t>מִ֤י גַם־בָּ⁠כֶם֙ וְ⁠יִסְגֹּ֣ר דְּלָתַ֔יִם וְ⁠לֹֽא־תָאִ֥ירוּ מִזְבְּחִ֖⁠י חִנָּ֑ם</w:t>
+      </w:r>
+    </w:p>
+    <w:p>
+      <w:pPr>
+        <w:bidi/>
+      </w:pPr>
+      <w:r>
+        <w:rPr>
+          <w:lang w:val="ar_AE" w:bidi="ar_AE"/>
+        </w:rPr>
+      </w:r>
+      <w:r>
+        <w:rPr>
           <w:b/>
           <w:lang w:val="ar_AE" w:bidi="ar_AE"/>
         </w:rPr>
@@ -6219,6 +6987,22 @@
       </w:r>
       <w:r>
         <w:rPr>
+          <w:lang w:val="ar_AE" w:bidi="ar_AE"/>
+        </w:rPr>
+        <w:t>דְּלָתַ֔יִם</w:t>
+      </w:r>
+    </w:p>
+    <w:p>
+      <w:pPr>
+        <w:bidi/>
+      </w:pPr>
+      <w:r>
+        <w:rPr>
+          <w:lang w:val="ar_AE" w:bidi="ar_AE"/>
+        </w:rPr>
+      </w:r>
+      <w:r>
+        <w:rPr>
           <w:b/>
           <w:lang w:val="ar_AE" w:bidi="ar_AE"/>
         </w:rPr>
@@ -6338,6 +7122,22 @@
       </w:r>
       <w:r>
         <w:rPr>
+          <w:lang w:val="ar_AE" w:bidi="ar_AE"/>
+        </w:rPr>
+        <w:t>אֶרְצֶ֥ה מִ⁠יֶּדְ⁠כֶֽם</w:t>
+      </w:r>
+    </w:p>
+    <w:p>
+      <w:pPr>
+        <w:bidi/>
+      </w:pPr>
+      <w:r>
+        <w:rPr>
+          <w:lang w:val="ar_AE" w:bidi="ar_AE"/>
+        </w:rPr>
+      </w:r>
+      <w:r>
+        <w:rPr>
           <w:b/>
           <w:lang w:val="ar_AE" w:bidi="ar_AE"/>
         </w:rPr>
@@ -6457,6 +7257,22 @@
       </w:r>
       <w:r>
         <w:rPr>
+          <w:lang w:val="ar_AE" w:bidi="ar_AE"/>
+        </w:rPr>
+        <w:t>מִ⁠יֶּדְ⁠כֶֽם</w:t>
+      </w:r>
+    </w:p>
+    <w:p>
+      <w:pPr>
+        <w:bidi/>
+      </w:pPr>
+      <w:r>
+        <w:rPr>
+          <w:lang w:val="ar_AE" w:bidi="ar_AE"/>
+        </w:rPr>
+      </w:r>
+      <w:r>
+        <w:rPr>
           <w:b/>
           <w:lang w:val="ar_AE" w:bidi="ar_AE"/>
         </w:rPr>
@@ -6576,6 +7392,22 @@
       </w:r>
       <w:r>
         <w:rPr>
+          <w:lang w:val="ar_AE" w:bidi="ar_AE"/>
+        </w:rPr>
+        <w:t>מִ⁠מִּזְרַח־שֶׁ֜מֶשׁ וְ⁠עַד־מְבוֹא֗⁠וֹ</w:t>
+      </w:r>
+    </w:p>
+    <w:p>
+      <w:pPr>
+        <w:bidi/>
+      </w:pPr>
+      <w:r>
+        <w:rPr>
+          <w:lang w:val="ar_AE" w:bidi="ar_AE"/>
+        </w:rPr>
+      </w:r>
+      <w:r>
+        <w:rPr>
           <w:b/>
           <w:lang w:val="ar_AE" w:bidi="ar_AE"/>
         </w:rPr>
@@ -6708,6 +7540,22 @@
       </w:r>
       <w:r>
         <w:rPr>
+          <w:lang w:val="ar_AE" w:bidi="ar_AE"/>
+        </w:rPr>
+        <w:t>מִ⁠מִּזְרַח־שֶׁ֜מֶשׁ וְ⁠עַד־מְבוֹא֗⁠וֹ</w:t>
+      </w:r>
+    </w:p>
+    <w:p>
+      <w:pPr>
+        <w:bidi/>
+      </w:pPr>
+      <w:r>
+        <w:rPr>
+          <w:lang w:val="ar_AE" w:bidi="ar_AE"/>
+        </w:rPr>
+      </w:r>
+      <w:r>
+        <w:rPr>
           <w:b/>
           <w:lang w:val="ar_AE" w:bidi="ar_AE"/>
         </w:rPr>
@@ -6787,6 +7635,22 @@
         <w:rPr>
           <w:lang w:val="ar_AE" w:bidi="ar_AE"/>
         </w:rPr>
+      </w:r>
+    </w:p>
+    <w:p>
+      <w:pPr>
+        <w:bidi/>
+      </w:pPr>
+      <w:r>
+        <w:rPr>
+          <w:lang w:val="ar_AE" w:bidi="ar_AE"/>
+        </w:rPr>
+      </w:r>
+      <w:r>
+        <w:rPr>
+          <w:lang w:val="ar_AE" w:bidi="ar_AE"/>
+        </w:rPr>
+        <w:t>גָּד֤וֹל שְׁמִ⁠י֙ &amp; גָד֤וֹל שְׁמִ⁠י֙</w:t>
       </w:r>
     </w:p>
     <w:p>
@@ -6951,6 +7815,22 @@
       </w:r>
       <w:r>
         <w:rPr>
+          <w:lang w:val="ar_AE" w:bidi="ar_AE"/>
+        </w:rPr>
+        <w:t>גָּד֤וֹל שְׁמִ⁠י֙</w:t>
+      </w:r>
+    </w:p>
+    <w:p>
+      <w:pPr>
+        <w:bidi/>
+      </w:pPr>
+      <w:r>
+        <w:rPr>
+          <w:lang w:val="ar_AE" w:bidi="ar_AE"/>
+        </w:rPr>
+      </w:r>
+      <w:r>
+        <w:rPr>
           <w:b/>
           <w:lang w:val="ar_AE" w:bidi="ar_AE"/>
         </w:rPr>
@@ -7057,6 +7937,22 @@
       </w:r>
       <w:r>
         <w:rPr>
+          <w:lang w:val="ar_AE" w:bidi="ar_AE"/>
+        </w:rPr>
+        <w:t>לִ⁠שְׁמִ֖⁠י</w:t>
+      </w:r>
+    </w:p>
+    <w:p>
+      <w:pPr>
+        <w:bidi/>
+      </w:pPr>
+      <w:r>
+        <w:rPr>
+          <w:lang w:val="ar_AE" w:bidi="ar_AE"/>
+        </w:rPr>
+      </w:r>
+      <w:r>
+        <w:rPr>
           <w:b/>
           <w:lang w:val="ar_AE" w:bidi="ar_AE"/>
         </w:rPr>
@@ -7176,6 +8072,22 @@
       </w:r>
       <w:r>
         <w:rPr>
+          <w:lang w:val="ar_AE" w:bidi="ar_AE"/>
+        </w:rPr>
+        <w:t>וְ⁠אַתֶּ֖ם מְחַלְּלִ֣ים אוֹת֑⁠וֹ</w:t>
+      </w:r>
+    </w:p>
+    <w:p>
+      <w:pPr>
+        <w:bidi/>
+      </w:pPr>
+      <w:r>
+        <w:rPr>
+          <w:lang w:val="ar_AE" w:bidi="ar_AE"/>
+        </w:rPr>
+      </w:r>
+      <w:r>
+        <w:rPr>
           <w:b/>
           <w:lang w:val="ar_AE" w:bidi="ar_AE"/>
         </w:rPr>
@@ -7295,6 +8207,22 @@
       </w:r>
       <w:r>
         <w:rPr>
+          <w:lang w:val="ar_AE" w:bidi="ar_AE"/>
+        </w:rPr>
+        <w:t>וְ⁠אַתֶּ֖ם מְחַלְּלִ֣ים אוֹת֑⁠וֹ בֶּ⁠אֱמָרְ⁠כֶ֗ם שֻׁלְחַ֤ן אֲדֹנָ⁠י֙ מְגֹאָ֣ל ה֔וּא וְ⁠נִיב֖⁠וֹ נִבְזֶ֥ה אָכְלֽ⁠וֹ</w:t>
+      </w:r>
+    </w:p>
+    <w:p>
+      <w:pPr>
+        <w:bidi/>
+      </w:pPr>
+      <w:r>
+        <w:rPr>
+          <w:lang w:val="ar_AE" w:bidi="ar_AE"/>
+        </w:rPr>
+      </w:r>
+      <w:r>
+        <w:rPr>
           <w:b/>
           <w:lang w:val="ar_AE" w:bidi="ar_AE"/>
         </w:rPr>
@@ -7388,6 +8316,22 @@
         <w:rPr>
           <w:lang w:val="ar_AE" w:bidi="ar_AE"/>
         </w:rPr>
+      </w:r>
+    </w:p>
+    <w:p>
+      <w:pPr>
+        <w:bidi/>
+      </w:pPr>
+      <w:r>
+        <w:rPr>
+          <w:lang w:val="ar_AE" w:bidi="ar_AE"/>
+        </w:rPr>
+      </w:r>
+      <w:r>
+        <w:rPr>
+          <w:lang w:val="ar_AE" w:bidi="ar_AE"/>
+        </w:rPr>
+        <w:t>שֻׁלְחַ֤ן אֲדֹנָ⁠י֙</w:t>
       </w:r>
     </w:p>
     <w:p>
@@ -7525,6 +8469,22 @@
       </w:r>
       <w:r>
         <w:rPr>
+          <w:lang w:val="ar_AE" w:bidi="ar_AE"/>
+        </w:rPr>
+        <w:t>אֲדֹנָ⁠י֙</w:t>
+      </w:r>
+    </w:p>
+    <w:p>
+      <w:pPr>
+        <w:bidi/>
+      </w:pPr>
+      <w:r>
+        <w:rPr>
+          <w:lang w:val="ar_AE" w:bidi="ar_AE"/>
+        </w:rPr>
+      </w:r>
+      <w:r>
+        <w:rPr>
           <w:b/>
           <w:lang w:val="ar_AE" w:bidi="ar_AE"/>
         </w:rPr>
@@ -7649,6 +8609,22 @@
       </w:r>
       <w:r>
         <w:rPr>
+          <w:lang w:val="ar_AE" w:bidi="ar_AE"/>
+        </w:rPr>
+        <w:t>מְגֹאָ֣ל ה֔וּא</w:t>
+      </w:r>
+    </w:p>
+    <w:p>
+      <w:pPr>
+        <w:bidi/>
+      </w:pPr>
+      <w:r>
+        <w:rPr>
+          <w:lang w:val="ar_AE" w:bidi="ar_AE"/>
+        </w:rPr>
+      </w:r>
+      <w:r>
+        <w:rPr>
           <w:b/>
           <w:lang w:val="ar_AE" w:bidi="ar_AE"/>
         </w:rPr>
@@ -7767,6 +8743,22 @@
       </w:r>
       <w:r>
         <w:rPr>
+          <w:lang w:val="ar_AE" w:bidi="ar_AE"/>
+        </w:rPr>
+        <w:t>וְ⁠נִיב֖⁠וֹ</w:t>
+      </w:r>
+    </w:p>
+    <w:p>
+      <w:pPr>
+        <w:bidi/>
+      </w:pPr>
+      <w:r>
+        <w:rPr>
+          <w:lang w:val="ar_AE" w:bidi="ar_AE"/>
+        </w:rPr>
+      </w:r>
+      <w:r>
+        <w:rPr>
           <w:b/>
           <w:lang w:val="ar_AE" w:bidi="ar_AE"/>
         </w:rPr>
@@ -7886,6 +8878,22 @@
       </w:r>
       <w:r>
         <w:rPr>
+          <w:lang w:val="ar_AE" w:bidi="ar_AE"/>
+        </w:rPr>
+        <w:t>אָכְלֽ⁠וֹ</w:t>
+      </w:r>
+    </w:p>
+    <w:p>
+      <w:pPr>
+        <w:bidi/>
+      </w:pPr>
+      <w:r>
+        <w:rPr>
+          <w:lang w:val="ar_AE" w:bidi="ar_AE"/>
+        </w:rPr>
+      </w:r>
+      <w:r>
+        <w:rPr>
           <w:b/>
           <w:lang w:val="ar_AE" w:bidi="ar_AE"/>
         </w:rPr>
@@ -8005,6 +9013,22 @@
       </w:r>
       <w:r>
         <w:rPr>
+          <w:lang w:val="ar_AE" w:bidi="ar_AE"/>
+        </w:rPr>
+        <w:t>נִבְזֶ֥ה</w:t>
+      </w:r>
+    </w:p>
+    <w:p>
+      <w:pPr>
+        <w:bidi/>
+      </w:pPr>
+      <w:r>
+        <w:rPr>
+          <w:lang w:val="ar_AE" w:bidi="ar_AE"/>
+        </w:rPr>
+      </w:r>
+      <w:r>
+        <w:rPr>
           <w:b/>
           <w:lang w:val="ar_AE" w:bidi="ar_AE"/>
         </w:rPr>
@@ -8111,6 +9135,22 @@
       </w:r>
       <w:r>
         <w:rPr>
+          <w:lang w:val="ar_AE" w:bidi="ar_AE"/>
+        </w:rPr>
+        <w:t>וַ⁠אֲמַרְתֶּם֩ הִנֵּ֨ה מַ⁠תְּלָאָ֜ה</w:t>
+      </w:r>
+    </w:p>
+    <w:p>
+      <w:pPr>
+        <w:bidi/>
+      </w:pPr>
+      <w:r>
+        <w:rPr>
+          <w:lang w:val="ar_AE" w:bidi="ar_AE"/>
+        </w:rPr>
+      </w:r>
+      <w:r>
+        <w:rPr>
           <w:b/>
           <w:lang w:val="ar_AE" w:bidi="ar_AE"/>
         </w:rPr>
@@ -8217,6 +9257,22 @@
       </w:r>
       <w:r>
         <w:rPr>
+          <w:lang w:val="ar_AE" w:bidi="ar_AE"/>
+        </w:rPr>
+        <w:t>הִנֵּ֨ה</w:t>
+      </w:r>
+    </w:p>
+    <w:p>
+      <w:pPr>
+        <w:bidi/>
+      </w:pPr>
+      <w:r>
+        <w:rPr>
+          <w:lang w:val="ar_AE" w:bidi="ar_AE"/>
+        </w:rPr>
+      </w:r>
+      <w:r>
+        <w:rPr>
           <w:b/>
           <w:lang w:val="ar_AE" w:bidi="ar_AE"/>
         </w:rPr>
@@ -8309,6 +9365,22 @@
       </w:r>
       <w:r>
         <w:rPr>
+          <w:lang w:val="ar_AE" w:bidi="ar_AE"/>
+        </w:rPr>
+        <w:t>מַ⁠תְּלָאָ֜ה</w:t>
+      </w:r>
+    </w:p>
+    <w:p>
+      <w:pPr>
+        <w:bidi/>
+      </w:pPr>
+      <w:r>
+        <w:rPr>
+          <w:lang w:val="ar_AE" w:bidi="ar_AE"/>
+        </w:rPr>
+      </w:r>
+      <w:r>
+        <w:rPr>
           <w:b/>
           <w:lang w:val="ar_AE" w:bidi="ar_AE"/>
         </w:rPr>
@@ -8415,6 +9487,22 @@
       </w:r>
       <w:r>
         <w:rPr>
+          <w:lang w:val="ar_AE" w:bidi="ar_AE"/>
+        </w:rPr>
+        <w:t>וְ⁠הִפַּחְתֶּ֣ם אוֹת֗⁠וֹ</w:t>
+      </w:r>
+    </w:p>
+    <w:p>
+      <w:pPr>
+        <w:bidi/>
+      </w:pPr>
+      <w:r>
+        <w:rPr>
+          <w:lang w:val="ar_AE" w:bidi="ar_AE"/>
+        </w:rPr>
+      </w:r>
+      <w:r>
+        <w:rPr>
           <w:b/>
           <w:lang w:val="ar_AE" w:bidi="ar_AE"/>
         </w:rPr>
@@ -8534,6 +9622,22 @@
       </w:r>
       <w:r>
         <w:rPr>
+          <w:lang w:val="ar_AE" w:bidi="ar_AE"/>
+        </w:rPr>
+        <w:t>גָּז֗וּל וְ⁠אֶת־הַ⁠פִּסֵּ֨חַ֙ וְ⁠אֶת־הַ֣⁠חוֹלֶ֔ה</w:t>
+      </w:r>
+    </w:p>
+    <w:p>
+      <w:pPr>
+        <w:bidi/>
+      </w:pPr>
+      <w:r>
+        <w:rPr>
+          <w:lang w:val="ar_AE" w:bidi="ar_AE"/>
+        </w:rPr>
+      </w:r>
+      <w:r>
+        <w:rPr>
           <w:b/>
           <w:lang w:val="ar_AE" w:bidi="ar_AE"/>
         </w:rPr>
@@ -8679,6 +9783,22 @@
       </w:r>
       <w:r>
         <w:rPr>
+          <w:lang w:val="ar_AE" w:bidi="ar_AE"/>
+        </w:rPr>
+        <w:t>גָּז֗וּל</w:t>
+      </w:r>
+    </w:p>
+    <w:p>
+      <w:pPr>
+        <w:bidi/>
+      </w:pPr>
+      <w:r>
+        <w:rPr>
+          <w:lang w:val="ar_AE" w:bidi="ar_AE"/>
+        </w:rPr>
+      </w:r>
+      <w:r>
+        <w:rPr>
           <w:b/>
           <w:lang w:val="ar_AE" w:bidi="ar_AE"/>
         </w:rPr>
@@ -8776,6 +9896,22 @@
       </w:r>
       <w:r>
         <w:rPr>
+          <w:lang w:val="ar_AE" w:bidi="ar_AE"/>
+        </w:rPr>
+        <w:t>גָּז֗וּל</w:t>
+      </w:r>
+    </w:p>
+    <w:p>
+      <w:pPr>
+        <w:bidi/>
+      </w:pPr>
+      <w:r>
+        <w:rPr>
+          <w:lang w:val="ar_AE" w:bidi="ar_AE"/>
+        </w:rPr>
+      </w:r>
+      <w:r>
+        <w:rPr>
           <w:b/>
           <w:lang w:val="ar_AE" w:bidi="ar_AE"/>
         </w:rPr>
@@ -8868,6 +10004,22 @@
       </w:r>
       <w:r>
         <w:rPr>
+          <w:lang w:val="ar_AE" w:bidi="ar_AE"/>
+        </w:rPr>
+        <w:t>הַ⁠אֶרְצֶ֥ה אוֹתָ֛⁠הּ מִ⁠יֶּדְ⁠כֶ֖ם</w:t>
+      </w:r>
+    </w:p>
+    <w:p>
+      <w:pPr>
+        <w:bidi/>
+      </w:pPr>
+      <w:r>
+        <w:rPr>
+          <w:lang w:val="ar_AE" w:bidi="ar_AE"/>
+        </w:rPr>
+      </w:r>
+      <w:r>
+        <w:rPr>
           <w:b/>
           <w:lang w:val="ar_AE" w:bidi="ar_AE"/>
         </w:rPr>
@@ -8974,6 +10126,22 @@
       </w:r>
       <w:r>
         <w:rPr>
+          <w:lang w:val="ar_AE" w:bidi="ar_AE"/>
+        </w:rPr>
+        <w:t>וְ⁠אָר֣וּר נוֹכֵ֗ל וְ⁠יֵ֤שׁ בְּ⁠עֶדְר⁠וֹ֙ זָכָ֔ר וְ⁠נֹדֵ֛ר וְ⁠זֹבֵ֥חַ מָשְׁחָ֖ת לַֽ⁠אדֹנָ֑⁠י</w:t>
+      </w:r>
+    </w:p>
+    <w:p>
+      <w:pPr>
+        <w:bidi/>
+      </w:pPr>
+      <w:r>
+        <w:rPr>
+          <w:lang w:val="ar_AE" w:bidi="ar_AE"/>
+        </w:rPr>
+      </w:r>
+      <w:r>
+        <w:rPr>
           <w:b/>
           <w:lang w:val="ar_AE" w:bidi="ar_AE"/>
         </w:rPr>
@@ -9080,6 +10248,22 @@
       </w:r>
       <w:r>
         <w:rPr>
+          <w:lang w:val="ar_AE" w:bidi="ar_AE"/>
+        </w:rPr>
+        <w:t>וְ⁠אָר֣וּר</w:t>
+      </w:r>
+    </w:p>
+    <w:p>
+      <w:pPr>
+        <w:bidi/>
+      </w:pPr>
+      <w:r>
+        <w:rPr>
+          <w:lang w:val="ar_AE" w:bidi="ar_AE"/>
+        </w:rPr>
+      </w:r>
+      <w:r>
+        <w:rPr>
           <w:b/>
           <w:lang w:val="ar_AE" w:bidi="ar_AE"/>
         </w:rPr>
@@ -9186,6 +10370,22 @@
       </w:r>
       <w:r>
         <w:rPr>
+          <w:lang w:val="ar_AE" w:bidi="ar_AE"/>
+        </w:rPr>
+        <w:t>וְ⁠יֵ֤שׁ בְּ⁠עֶדְר⁠וֹ֙ זָכָ֔ר</w:t>
+      </w:r>
+    </w:p>
+    <w:p>
+      <w:pPr>
+        <w:bidi/>
+      </w:pPr>
+      <w:r>
+        <w:rPr>
+          <w:lang w:val="ar_AE" w:bidi="ar_AE"/>
+        </w:rPr>
+      </w:r>
+      <w:r>
+        <w:rPr>
           <w:b/>
           <w:lang w:val="ar_AE" w:bidi="ar_AE"/>
         </w:rPr>
@@ -9292,6 +10492,22 @@
       </w:r>
       <w:r>
         <w:rPr>
+          <w:lang w:val="ar_AE" w:bidi="ar_AE"/>
+        </w:rPr>
+        <w:t>מָשְׁחָ֖ת</w:t>
+      </w:r>
+    </w:p>
+    <w:p>
+      <w:pPr>
+        <w:bidi/>
+      </w:pPr>
+      <w:r>
+        <w:rPr>
+          <w:lang w:val="ar_AE" w:bidi="ar_AE"/>
+        </w:rPr>
+      </w:r>
+      <w:r>
+        <w:rPr>
           <w:b/>
           <w:lang w:val="ar_AE" w:bidi="ar_AE"/>
         </w:rPr>
@@ -9411,6 +10627,22 @@
       </w:r>
       <w:r>
         <w:rPr>
+          <w:lang w:val="ar_AE" w:bidi="ar_AE"/>
+        </w:rPr>
+        <w:t>לַֽ⁠אדֹנָ֑⁠י &amp; אָמַר֙ יְהוָ֣ה צְבָא֔וֹת</w:t>
+      </w:r>
+    </w:p>
+    <w:p>
+      <w:pPr>
+        <w:bidi/>
+      </w:pPr>
+      <w:r>
+        <w:rPr>
+          <w:lang w:val="ar_AE" w:bidi="ar_AE"/>
+        </w:rPr>
+      </w:r>
+      <w:r>
+        <w:rPr>
           <w:b/>
           <w:lang w:val="ar_AE" w:bidi="ar_AE"/>
         </w:rPr>
@@ -9530,6 +10762,22 @@
         <w:rPr>
           <w:lang w:val="ar_AE" w:bidi="ar_AE"/>
         </w:rPr>
+      </w:r>
+    </w:p>
+    <w:p>
+      <w:pPr>
+        <w:bidi/>
+      </w:pPr>
+      <w:r>
+        <w:rPr>
+          <w:lang w:val="ar_AE" w:bidi="ar_AE"/>
+        </w:rPr>
+      </w:r>
+      <w:r>
+        <w:rPr>
+          <w:lang w:val="ar_AE" w:bidi="ar_AE"/>
+        </w:rPr>
+        <w:t>וּ⁠שְׁמִ֖⁠י נוֹרָ֥א בַ⁠גּוֹיִֽם</w:t>
       </w:r>
     </w:p>
     <w:p>
@@ -10250,6 +11498,22 @@
       </w:r>
       <w:r>
         <w:rPr>
+          <w:lang w:val="ar_AE" w:bidi="ar_AE"/>
+        </w:rPr>
+        <w:t>לֹ֣א תִשְׁמְע֡וּ</w:t>
+      </w:r>
+    </w:p>
+    <w:p>
+      <w:pPr>
+        <w:bidi/>
+      </w:pPr>
+      <w:r>
+        <w:rPr>
+          <w:lang w:val="ar_AE" w:bidi="ar_AE"/>
+        </w:rPr>
+      </w:r>
+      <w:r>
+        <w:rPr>
           <w:b/>
           <w:lang w:val="ar_AE" w:bidi="ar_AE"/>
         </w:rPr>
@@ -10369,6 +11633,22 @@
       </w:r>
       <w:r>
         <w:rPr>
+          <w:lang w:val="ar_AE" w:bidi="ar_AE"/>
+        </w:rPr>
+        <w:t>לֹא֩ תָשִׂ֨ימוּ עַל־לֵ֜ב &amp; אֵינְ⁠כֶ֖ם שָׂמִ֥ים עַל־לֵֽב</w:t>
+      </w:r>
+    </w:p>
+    <w:p>
+      <w:pPr>
+        <w:bidi/>
+      </w:pPr>
+      <w:r>
+        <w:rPr>
+          <w:lang w:val="ar_AE" w:bidi="ar_AE"/>
+        </w:rPr>
+      </w:r>
+      <w:r>
+        <w:rPr>
           <w:b/>
           <w:lang w:val="ar_AE" w:bidi="ar_AE"/>
         </w:rPr>
@@ -10489,6 +11769,22 @@
       </w:r>
       <w:r>
         <w:rPr>
+          <w:lang w:val="ar_AE" w:bidi="ar_AE"/>
+        </w:rPr>
+        <w:t>לָ⁠תֵ֧ת כָּב֣וֹד לִ⁠שְׁמִ֗⁠י</w:t>
+      </w:r>
+    </w:p>
+    <w:p>
+      <w:pPr>
+        <w:bidi/>
+      </w:pPr>
+      <w:r>
+        <w:rPr>
+          <w:lang w:val="ar_AE" w:bidi="ar_AE"/>
+        </w:rPr>
+      </w:r>
+      <w:r>
+        <w:rPr>
           <w:b/>
           <w:lang w:val="ar_AE" w:bidi="ar_AE"/>
         </w:rPr>
@@ -10608,6 +11904,22 @@
       </w:r>
       <w:r>
         <w:rPr>
+          <w:lang w:val="ar_AE" w:bidi="ar_AE"/>
+        </w:rPr>
+        <w:t>לִ⁠שְׁמִ֗⁠י</w:t>
+      </w:r>
+    </w:p>
+    <w:p>
+      <w:pPr>
+        <w:bidi/>
+      </w:pPr>
+      <w:r>
+        <w:rPr>
+          <w:lang w:val="ar_AE" w:bidi="ar_AE"/>
+        </w:rPr>
+      </w:r>
+      <w:r>
+        <w:rPr>
           <w:b/>
           <w:lang w:val="ar_AE" w:bidi="ar_AE"/>
         </w:rPr>
@@ -10727,6 +12039,22 @@
       </w:r>
       <w:r>
         <w:rPr>
+          <w:lang w:val="ar_AE" w:bidi="ar_AE"/>
+        </w:rPr>
+        <w:t>וְ⁠שִׁלַּחְתִּ֤י בָ⁠כֶם֙ אֶת־הַ⁠מְּאֵרָ֔ה</w:t>
+      </w:r>
+    </w:p>
+    <w:p>
+      <w:pPr>
+        <w:bidi/>
+      </w:pPr>
+      <w:r>
+        <w:rPr>
+          <w:lang w:val="ar_AE" w:bidi="ar_AE"/>
+        </w:rPr>
+      </w:r>
+      <w:r>
+        <w:rPr>
           <w:b/>
           <w:lang w:val="ar_AE" w:bidi="ar_AE"/>
         </w:rPr>
@@ -10859,6 +12187,22 @@
       </w:r>
       <w:r>
         <w:rPr>
+          <w:lang w:val="ar_AE" w:bidi="ar_AE"/>
+        </w:rPr>
+        <w:t>וְ⁠אָרוֹתִ֖י אֶת־בִּרְכֽוֹתֵי⁠כֶ֑ם</w:t>
+      </w:r>
+    </w:p>
+    <w:p>
+      <w:pPr>
+        <w:bidi/>
+      </w:pPr>
+      <w:r>
+        <w:rPr>
+          <w:lang w:val="ar_AE" w:bidi="ar_AE"/>
+        </w:rPr>
+      </w:r>
+      <w:r>
+        <w:rPr>
           <w:b/>
           <w:lang w:val="ar_AE" w:bidi="ar_AE"/>
         </w:rPr>
@@ -10964,6 +12308,22 @@
       </w:r>
       <w:r>
         <w:rPr>
+          <w:lang w:val="ar_AE" w:bidi="ar_AE"/>
+        </w:rPr>
+        <w:t>אָרוֹתִ֔י⁠הָ</w:t>
+      </w:r>
+    </w:p>
+    <w:p>
+      <w:pPr>
+        <w:bidi/>
+      </w:pPr>
+      <w:r>
+        <w:rPr>
+          <w:lang w:val="ar_AE" w:bidi="ar_AE"/>
+        </w:rPr>
+      </w:r>
+      <w:r>
+        <w:rPr>
           <w:b/>
           <w:lang w:val="ar_AE" w:bidi="ar_AE"/>
         </w:rPr>
@@ -11096,6 +12456,22 @@
       </w:r>
       <w:r>
         <w:rPr>
+          <w:lang w:val="ar_AE" w:bidi="ar_AE"/>
+        </w:rPr>
+        <w:t>הִנְ⁠נִ֨י גֹעֵ֤ר</w:t>
+      </w:r>
+    </w:p>
+    <w:p>
+      <w:pPr>
+        <w:bidi/>
+      </w:pPr>
+      <w:r>
+        <w:rPr>
+          <w:lang w:val="ar_AE" w:bidi="ar_AE"/>
+        </w:rPr>
+      </w:r>
+      <w:r>
+        <w:rPr>
           <w:b/>
           <w:lang w:val="ar_AE" w:bidi="ar_AE"/>
         </w:rPr>
@@ -11215,6 +12591,22 @@
       </w:r>
       <w:r>
         <w:rPr>
+          <w:lang w:val="ar_AE" w:bidi="ar_AE"/>
+        </w:rPr>
+        <w:t>גֹעֵ֤ר לָ⁠כֶם֙ אֶת־הַ⁠זֶּ֔רַע</w:t>
+      </w:r>
+    </w:p>
+    <w:p>
+      <w:pPr>
+        <w:bidi/>
+      </w:pPr>
+      <w:r>
+        <w:rPr>
+          <w:lang w:val="ar_AE" w:bidi="ar_AE"/>
+        </w:rPr>
+      </w:r>
+      <w:r>
+        <w:rPr>
           <w:b/>
           <w:lang w:val="ar_AE" w:bidi="ar_AE"/>
         </w:rPr>
@@ -11334,6 +12726,22 @@
       </w:r>
       <w:r>
         <w:rPr>
+          <w:lang w:val="ar_AE" w:bidi="ar_AE"/>
+        </w:rPr>
+        <w:t>וְ⁠זֵרִ֤יתִי פֶ֨רֶשׁ֙ עַל־פְּנֵי⁠כֶ֔ם</w:t>
+      </w:r>
+    </w:p>
+    <w:p>
+      <w:pPr>
+        <w:bidi/>
+      </w:pPr>
+      <w:r>
+        <w:rPr>
+          <w:lang w:val="ar_AE" w:bidi="ar_AE"/>
+        </w:rPr>
+      </w:r>
+      <w:r>
+        <w:rPr>
           <w:b/>
           <w:lang w:val="ar_AE" w:bidi="ar_AE"/>
         </w:rPr>
@@ -11453,6 +12861,22 @@
       </w:r>
       <w:r>
         <w:rPr>
+          <w:lang w:val="ar_AE" w:bidi="ar_AE"/>
+        </w:rPr>
+        <w:t>פֶּ֖רֶשׁ חַגֵּי⁠כֶ֑ם</w:t>
+      </w:r>
+    </w:p>
+    <w:p>
+      <w:pPr>
+        <w:bidi/>
+      </w:pPr>
+      <w:r>
+        <w:rPr>
+          <w:lang w:val="ar_AE" w:bidi="ar_AE"/>
+        </w:rPr>
+      </w:r>
+      <w:r>
+        <w:rPr>
           <w:b/>
           <w:lang w:val="ar_AE" w:bidi="ar_AE"/>
         </w:rPr>
@@ -11572,6 +12996,22 @@
       </w:r>
       <w:r>
         <w:rPr>
+          <w:lang w:val="ar_AE" w:bidi="ar_AE"/>
+        </w:rPr>
+        <w:t>וְ⁠נָשָׂ֥א אֶתְ⁠כֶ֖ם אֵלָֽי⁠ו</w:t>
+      </w:r>
+    </w:p>
+    <w:p>
+      <w:pPr>
+        <w:bidi/>
+      </w:pPr>
+      <w:r>
+        <w:rPr>
+          <w:lang w:val="ar_AE" w:bidi="ar_AE"/>
+        </w:rPr>
+      </w:r>
+      <w:r>
+        <w:rPr>
           <w:b/>
           <w:lang w:val="ar_AE" w:bidi="ar_AE"/>
         </w:rPr>
@@ -11678,6 +13118,22 @@
       </w:r>
       <w:r>
         <w:rPr>
+          <w:lang w:val="ar_AE" w:bidi="ar_AE"/>
+        </w:rPr>
+        <w:t>שִׁלַּ֣חְתִּי אֲלֵי⁠כֶ֔ם אֵ֖ת הַ⁠מִּצְוָ֣ה הַ⁠זֹּ֑את</w:t>
+      </w:r>
+    </w:p>
+    <w:p>
+      <w:pPr>
+        <w:bidi/>
+      </w:pPr>
+      <w:r>
+        <w:rPr>
+          <w:lang w:val="ar_AE" w:bidi="ar_AE"/>
+        </w:rPr>
+      </w:r>
+      <w:r>
+        <w:rPr>
           <w:b/>
           <w:lang w:val="ar_AE" w:bidi="ar_AE"/>
         </w:rPr>
@@ -11797,6 +13253,22 @@
         <w:rPr>
           <w:lang w:val="ar_AE" w:bidi="ar_AE"/>
         </w:rPr>
+      </w:r>
+    </w:p>
+    <w:p>
+      <w:pPr>
+        <w:bidi/>
+      </w:pPr>
+      <w:r>
+        <w:rPr>
+          <w:lang w:val="ar_AE" w:bidi="ar_AE"/>
+        </w:rPr>
+      </w:r>
+      <w:r>
+        <w:rPr>
+          <w:lang w:val="ar_AE" w:bidi="ar_AE"/>
+        </w:rPr>
+        <w:t>לִֽ⁠הְי֤וֹת בְּרִיתִ⁠י֙ אֶת־לֵוִ֔י</w:t>
       </w:r>
     </w:p>
     <w:p>
@@ -11960,6 +13432,22 @@
       </w:r>
       <w:r>
         <w:rPr>
+          <w:lang w:val="ar_AE" w:bidi="ar_AE"/>
+        </w:rPr>
+        <w:t>לֵוִ֔י</w:t>
+      </w:r>
+    </w:p>
+    <w:p>
+      <w:pPr>
+        <w:bidi/>
+      </w:pPr>
+      <w:r>
+        <w:rPr>
+          <w:lang w:val="ar_AE" w:bidi="ar_AE"/>
+        </w:rPr>
+      </w:r>
+      <w:r>
+        <w:rPr>
           <w:b/>
           <w:lang w:val="ar_AE" w:bidi="ar_AE"/>
         </w:rPr>
@@ -12079,6 +13567,22 @@
       </w:r>
       <w:r>
         <w:rPr>
+          <w:lang w:val="ar_AE" w:bidi="ar_AE"/>
+        </w:rPr>
+        <w:t>בְּרִיתִ֣⁠י ׀ הָיְתָ֣ה אִתּ֗⁠וֹ הַֽ⁠חַיִּים֙ וְ⁠הַ֨⁠שָּׁל֔וֹם</w:t>
+      </w:r>
+    </w:p>
+    <w:p>
+      <w:pPr>
+        <w:bidi/>
+      </w:pPr>
+      <w:r>
+        <w:rPr>
+          <w:lang w:val="ar_AE" w:bidi="ar_AE"/>
+        </w:rPr>
+      </w:r>
+      <w:r>
+        <w:rPr>
           <w:b/>
           <w:lang w:val="ar_AE" w:bidi="ar_AE"/>
         </w:rPr>
@@ -12211,6 +13715,22 @@
       </w:r>
       <w:r>
         <w:rPr>
+          <w:lang w:val="ar_AE" w:bidi="ar_AE"/>
+        </w:rPr>
+        <w:t>הָיְתָ֣ה אִתּ֗⁠וֹ &amp; ל֥⁠וֹ &amp; וַ⁠יִּֽירָאֵ֑⁠נִי &amp; נִחַ֥ת הֽוּא</w:t>
+      </w:r>
+    </w:p>
+    <w:p>
+      <w:pPr>
+        <w:bidi/>
+      </w:pPr>
+      <w:r>
+        <w:rPr>
+          <w:lang w:val="ar_AE" w:bidi="ar_AE"/>
+        </w:rPr>
+      </w:r>
+      <w:r>
+        <w:rPr>
           <w:b/>
           <w:lang w:val="ar_AE" w:bidi="ar_AE"/>
         </w:rPr>
@@ -12359,6 +13879,22 @@
       </w:r>
       <w:r>
         <w:rPr>
+          <w:lang w:val="ar_AE" w:bidi="ar_AE"/>
+        </w:rPr>
+        <w:t>וַ⁠יִּֽירָאֵ֑⁠נִי וּ⁠מִ⁠פְּנֵ֥י שְׁמִ֖⁠י נִחַ֥ת הֽוּא</w:t>
+      </w:r>
+    </w:p>
+    <w:p>
+      <w:pPr>
+        <w:bidi/>
+      </w:pPr>
+      <w:r>
+        <w:rPr>
+          <w:lang w:val="ar_AE" w:bidi="ar_AE"/>
+        </w:rPr>
+      </w:r>
+      <w:r>
+        <w:rPr>
           <w:b/>
           <w:lang w:val="ar_AE" w:bidi="ar_AE"/>
         </w:rPr>
@@ -12465,6 +14001,22 @@
       </w:r>
       <w:r>
         <w:rPr>
+          <w:lang w:val="ar_AE" w:bidi="ar_AE"/>
+        </w:rPr>
+        <w:t>שְׁמִ֖⁠י</w:t>
+      </w:r>
+    </w:p>
+    <w:p>
+      <w:pPr>
+        <w:bidi/>
+      </w:pPr>
+      <w:r>
+        <w:rPr>
+          <w:lang w:val="ar_AE" w:bidi="ar_AE"/>
+        </w:rPr>
+      </w:r>
+      <w:r>
+        <w:rPr>
           <w:b/>
           <w:lang w:val="ar_AE" w:bidi="ar_AE"/>
         </w:rPr>
@@ -12584,6 +14136,22 @@
       </w:r>
       <w:r>
         <w:rPr>
+          <w:lang w:val="ar_AE" w:bidi="ar_AE"/>
+        </w:rPr>
+        <w:t>בְּ⁠פִ֔י⁠הוּ &amp; בִ⁠שְׂפָתָ֑י⁠ו &amp; הָלַ֣ךְ &amp; הֵשִׁ֥יב</w:t>
+      </w:r>
+    </w:p>
+    <w:p>
+      <w:pPr>
+        <w:bidi/>
+      </w:pPr>
+      <w:r>
+        <w:rPr>
+          <w:lang w:val="ar_AE" w:bidi="ar_AE"/>
+        </w:rPr>
+      </w:r>
+      <w:r>
+        <w:rPr>
           <w:b/>
           <w:lang w:val="ar_AE" w:bidi="ar_AE"/>
         </w:rPr>
@@ -12732,6 +14300,22 @@
       </w:r>
       <w:r>
         <w:rPr>
+          <w:lang w:val="ar_AE" w:bidi="ar_AE"/>
+        </w:rPr>
+        <w:t>תּוֹרַ֤ת אֱמֶת֙ הָיְתָ֣ה בְּ⁠פִ֔י⁠הוּ</w:t>
+      </w:r>
+    </w:p>
+    <w:p>
+      <w:pPr>
+        <w:bidi/>
+      </w:pPr>
+      <w:r>
+        <w:rPr>
+          <w:lang w:val="ar_AE" w:bidi="ar_AE"/>
+        </w:rPr>
+      </w:r>
+      <w:r>
+        <w:rPr>
           <w:b/>
           <w:lang w:val="ar_AE" w:bidi="ar_AE"/>
         </w:rPr>
@@ -12851,6 +14435,22 @@
       </w:r>
       <w:r>
         <w:rPr>
+          <w:lang w:val="ar_AE" w:bidi="ar_AE"/>
+        </w:rPr>
+        <w:t>תּוֹרַ֤ת אֱמֶת֙ הָיְתָ֣ה בְּ⁠פִ֔י⁠הוּ</w:t>
+      </w:r>
+    </w:p>
+    <w:p>
+      <w:pPr>
+        <w:bidi/>
+      </w:pPr>
+      <w:r>
+        <w:rPr>
+          <w:lang w:val="ar_AE" w:bidi="ar_AE"/>
+        </w:rPr>
+      </w:r>
+      <w:r>
+        <w:rPr>
           <w:b/>
           <w:lang w:val="ar_AE" w:bidi="ar_AE"/>
         </w:rPr>
@@ -12956,6 +14556,22 @@
       </w:r>
       <w:r>
         <w:rPr>
+          <w:lang w:val="ar_AE" w:bidi="ar_AE"/>
+        </w:rPr>
+        <w:t>וְ⁠עַוְלָ֖ה לֹא־נִמְצָ֣א בִ⁠שְׂפָתָ֑י⁠ו</w:t>
+      </w:r>
+    </w:p>
+    <w:p>
+      <w:pPr>
+        <w:bidi/>
+      </w:pPr>
+      <w:r>
+        <w:rPr>
+          <w:lang w:val="ar_AE" w:bidi="ar_AE"/>
+        </w:rPr>
+      </w:r>
+      <w:r>
+        <w:rPr>
           <w:b/>
           <w:lang w:val="ar_AE" w:bidi="ar_AE"/>
         </w:rPr>
@@ -13075,6 +14691,22 @@
       </w:r>
       <w:r>
         <w:rPr>
+          <w:lang w:val="ar_AE" w:bidi="ar_AE"/>
+        </w:rPr>
+        <w:t>וְ⁠עַוְלָ֖ה לֹא־נִמְצָ֣א בִ⁠שְׂפָתָ֑י⁠ו</w:t>
+      </w:r>
+    </w:p>
+    <w:p>
+      <w:pPr>
+        <w:bidi/>
+      </w:pPr>
+      <w:r>
+        <w:rPr>
+          <w:lang w:val="ar_AE" w:bidi="ar_AE"/>
+        </w:rPr>
+      </w:r>
+      <w:r>
+        <w:rPr>
           <w:b/>
           <w:lang w:val="ar_AE" w:bidi="ar_AE"/>
         </w:rPr>
@@ -13180,6 +14812,22 @@
       </w:r>
       <w:r>
         <w:rPr>
+          <w:lang w:val="ar_AE" w:bidi="ar_AE"/>
+        </w:rPr>
+        <w:t>וְ⁠עַוְלָ֖ה לֹא־נִמְצָ֣א בִ⁠שְׂפָתָ֑י⁠ו</w:t>
+      </w:r>
+    </w:p>
+    <w:p>
+      <w:pPr>
+        <w:bidi/>
+      </w:pPr>
+      <w:r>
+        <w:rPr>
+          <w:lang w:val="ar_AE" w:bidi="ar_AE"/>
+        </w:rPr>
+      </w:r>
+      <w:r>
+        <w:rPr>
           <w:b/>
           <w:lang w:val="ar_AE" w:bidi="ar_AE"/>
         </w:rPr>
@@ -13285,6 +14933,22 @@
       </w:r>
       <w:r>
         <w:rPr>
+          <w:lang w:val="ar_AE" w:bidi="ar_AE"/>
+        </w:rPr>
+        <w:t>בְּ⁠שָׁל֤וֹם וּ⁠בְ⁠מִישׁוֹר֙</w:t>
+      </w:r>
+    </w:p>
+    <w:p>
+      <w:pPr>
+        <w:bidi/>
+      </w:pPr>
+      <w:r>
+        <w:rPr>
+          <w:lang w:val="ar_AE" w:bidi="ar_AE"/>
+        </w:rPr>
+      </w:r>
+      <w:r>
+        <w:rPr>
           <w:b/>
           <w:lang w:val="ar_AE" w:bidi="ar_AE"/>
         </w:rPr>
@@ -13417,6 +15081,22 @@
       </w:r>
       <w:r>
         <w:rPr>
+          <w:lang w:val="ar_AE" w:bidi="ar_AE"/>
+        </w:rPr>
+        <w:t>הָלַ֣ךְ אִתִּ֔⁠י</w:t>
+      </w:r>
+    </w:p>
+    <w:p>
+      <w:pPr>
+        <w:bidi/>
+      </w:pPr>
+      <w:r>
+        <w:rPr>
+          <w:lang w:val="ar_AE" w:bidi="ar_AE"/>
+        </w:rPr>
+      </w:r>
+      <w:r>
+        <w:rPr>
           <w:b/>
           <w:lang w:val="ar_AE" w:bidi="ar_AE"/>
         </w:rPr>
@@ -13536,6 +15216,22 @@
       </w:r>
       <w:r>
         <w:rPr>
+          <w:lang w:val="ar_AE" w:bidi="ar_AE"/>
+        </w:rPr>
+        <w:t>וְ⁠רַבִּ֖ים הֵשִׁ֥יב מֵ⁠עָוֺֽן</w:t>
+      </w:r>
+    </w:p>
+    <w:p>
+      <w:pPr>
+        <w:bidi/>
+      </w:pPr>
+      <w:r>
+        <w:rPr>
+          <w:lang w:val="ar_AE" w:bidi="ar_AE"/>
+        </w:rPr>
+      </w:r>
+      <w:r>
+        <w:rPr>
           <w:b/>
           <w:lang w:val="ar_AE" w:bidi="ar_AE"/>
         </w:rPr>
@@ -13668,6 +15364,22 @@
       </w:r>
       <w:r>
         <w:rPr>
+          <w:lang w:val="ar_AE" w:bidi="ar_AE"/>
+        </w:rPr>
+        <w:t>מֵ⁠עָוֺֽן</w:t>
+      </w:r>
+    </w:p>
+    <w:p>
+      <w:pPr>
+        <w:bidi/>
+      </w:pPr>
+      <w:r>
+        <w:rPr>
+          <w:lang w:val="ar_AE" w:bidi="ar_AE"/>
+        </w:rPr>
+      </w:r>
+      <w:r>
+        <w:rPr>
           <w:b/>
           <w:lang w:val="ar_AE" w:bidi="ar_AE"/>
         </w:rPr>
@@ -13780,6 +15492,22 @@
       </w:r>
       <w:r>
         <w:rPr>
+          <w:lang w:val="ar_AE" w:bidi="ar_AE"/>
+        </w:rPr>
+        <w:t>שִׂפְתֵ֤י כֹהֵן֙ יִשְׁמְרוּ־דַ֔עַת</w:t>
+      </w:r>
+    </w:p>
+    <w:p>
+      <w:pPr>
+        <w:bidi/>
+      </w:pPr>
+      <w:r>
+        <w:rPr>
+          <w:lang w:val="ar_AE" w:bidi="ar_AE"/>
+        </w:rPr>
+      </w:r>
+      <w:r>
+        <w:rPr>
           <w:b/>
           <w:lang w:val="ar_AE" w:bidi="ar_AE"/>
         </w:rPr>
@@ -13899,6 +15627,22 @@
       </w:r>
       <w:r>
         <w:rPr>
+          <w:lang w:val="ar_AE" w:bidi="ar_AE"/>
+        </w:rPr>
+        <w:t>יִשְׁמְרוּ־דַ֔עַת</w:t>
+      </w:r>
+    </w:p>
+    <w:p>
+      <w:pPr>
+        <w:bidi/>
+      </w:pPr>
+      <w:r>
+        <w:rPr>
+          <w:lang w:val="ar_AE" w:bidi="ar_AE"/>
+        </w:rPr>
+      </w:r>
+      <w:r>
+        <w:rPr>
           <w:b/>
           <w:lang w:val="ar_AE" w:bidi="ar_AE"/>
         </w:rPr>
@@ -14031,6 +15775,22 @@
       </w:r>
       <w:r>
         <w:rPr>
+          <w:lang w:val="ar_AE" w:bidi="ar_AE"/>
+        </w:rPr>
+        <w:t>יִשְׁמְרוּ־דַ֔עַת</w:t>
+      </w:r>
+    </w:p>
+    <w:p>
+      <w:pPr>
+        <w:bidi/>
+      </w:pPr>
+      <w:r>
+        <w:rPr>
+          <w:lang w:val="ar_AE" w:bidi="ar_AE"/>
+        </w:rPr>
+      </w:r>
+      <w:r>
+        <w:rPr>
           <w:b/>
           <w:lang w:val="ar_AE" w:bidi="ar_AE"/>
         </w:rPr>
@@ -14136,6 +15896,22 @@
       </w:r>
       <w:r>
         <w:rPr>
+          <w:lang w:val="ar_AE" w:bidi="ar_AE"/>
+        </w:rPr>
+        <w:t>יְבַקְשׁ֣וּ</w:t>
+      </w:r>
+    </w:p>
+    <w:p>
+      <w:pPr>
+        <w:bidi/>
+      </w:pPr>
+      <w:r>
+        <w:rPr>
+          <w:lang w:val="ar_AE" w:bidi="ar_AE"/>
+        </w:rPr>
+      </w:r>
+      <w:r>
+        <w:rPr>
           <w:b/>
           <w:lang w:val="ar_AE" w:bidi="ar_AE"/>
         </w:rPr>
@@ -14242,6 +16018,22 @@
       </w:r>
       <w:r>
         <w:rPr>
+          <w:lang w:val="ar_AE" w:bidi="ar_AE"/>
+        </w:rPr>
+        <w:t>וְ⁠תוֹרָ֖ה יְבַקְשׁ֣וּ</w:t>
+      </w:r>
+    </w:p>
+    <w:p>
+      <w:pPr>
+        <w:bidi/>
+      </w:pPr>
+      <w:r>
+        <w:rPr>
+          <w:lang w:val="ar_AE" w:bidi="ar_AE"/>
+        </w:rPr>
+      </w:r>
+      <w:r>
+        <w:rPr>
           <w:b/>
           <w:lang w:val="ar_AE" w:bidi="ar_AE"/>
         </w:rPr>
@@ -14361,6 +16153,22 @@
       </w:r>
       <w:r>
         <w:rPr>
+          <w:lang w:val="ar_AE" w:bidi="ar_AE"/>
+        </w:rPr>
+        <w:t>מִ⁠פִּ֑י⁠הוּ</w:t>
+      </w:r>
+    </w:p>
+    <w:p>
+      <w:pPr>
+        <w:bidi/>
+      </w:pPr>
+      <w:r>
+        <w:rPr>
+          <w:lang w:val="ar_AE" w:bidi="ar_AE"/>
+        </w:rPr>
+      </w:r>
+      <w:r>
+        <w:rPr>
           <w:b/>
           <w:lang w:val="ar_AE" w:bidi="ar_AE"/>
         </w:rPr>
@@ -14480,6 +16288,22 @@
       </w:r>
       <w:r>
         <w:rPr>
+          <w:lang w:val="ar_AE" w:bidi="ar_AE"/>
+        </w:rPr>
+        <w:t>מַלְאַ֥ךְ יְהוָֽה־צְבָא֖וֹת</w:t>
+      </w:r>
+    </w:p>
+    <w:p>
+      <w:pPr>
+        <w:bidi/>
+      </w:pPr>
+      <w:r>
+        <w:rPr>
+          <w:lang w:val="ar_AE" w:bidi="ar_AE"/>
+        </w:rPr>
+      </w:r>
+      <w:r>
+        <w:rPr>
           <w:b/>
           <w:lang w:val="ar_AE" w:bidi="ar_AE"/>
         </w:rPr>
@@ -14573,6 +16397,22 @@
         <w:rPr>
           <w:lang w:val="ar_AE" w:bidi="ar_AE"/>
         </w:rPr>
+      </w:r>
+    </w:p>
+    <w:p>
+      <w:pPr>
+        <w:bidi/>
+      </w:pPr>
+      <w:r>
+        <w:rPr>
+          <w:lang w:val="ar_AE" w:bidi="ar_AE"/>
+        </w:rPr>
+      </w:r>
+      <w:r>
+        <w:rPr>
+          <w:lang w:val="ar_AE" w:bidi="ar_AE"/>
+        </w:rPr>
+        <w:t>וְ⁠אַתֶּם֙ סַרְתֶּ֣ם מִן־הַ⁠דֶּ֔רֶךְ</w:t>
       </w:r>
     </w:p>
     <w:p>
@@ -14710,6 +16550,22 @@
       </w:r>
       <w:r>
         <w:rPr>
+          <w:lang w:val="ar_AE" w:bidi="ar_AE"/>
+        </w:rPr>
+        <w:t>הִכְשַׁלְתֶּ֥ם רַבִּ֖ים</w:t>
+      </w:r>
+    </w:p>
+    <w:p>
+      <w:pPr>
+        <w:bidi/>
+      </w:pPr>
+      <w:r>
+        <w:rPr>
+          <w:lang w:val="ar_AE" w:bidi="ar_AE"/>
+        </w:rPr>
+      </w:r>
+      <w:r>
+        <w:rPr>
           <w:b/>
           <w:lang w:val="ar_AE" w:bidi="ar_AE"/>
         </w:rPr>
@@ -14829,6 +16685,22 @@
       </w:r>
       <w:r>
         <w:rPr>
+          <w:lang w:val="ar_AE" w:bidi="ar_AE"/>
+        </w:rPr>
+        <w:t>בַּ⁠תּוֹרָ֑ה</w:t>
+      </w:r>
+    </w:p>
+    <w:p>
+      <w:pPr>
+        <w:bidi/>
+      </w:pPr>
+      <w:r>
+        <w:rPr>
+          <w:lang w:val="ar_AE" w:bidi="ar_AE"/>
+        </w:rPr>
+      </w:r>
+      <w:r>
+        <w:rPr>
           <w:b/>
           <w:lang w:val="ar_AE" w:bidi="ar_AE"/>
         </w:rPr>
@@ -14935,6 +16807,22 @@
         <w:rPr>
           <w:lang w:val="ar_AE" w:bidi="ar_AE"/>
         </w:rPr>
+      </w:r>
+    </w:p>
+    <w:p>
+      <w:pPr>
+        <w:bidi/>
+      </w:pPr>
+      <w:r>
+        <w:rPr>
+          <w:lang w:val="ar_AE" w:bidi="ar_AE"/>
+        </w:rPr>
+      </w:r>
+      <w:r>
+        <w:rPr>
+          <w:lang w:val="ar_AE" w:bidi="ar_AE"/>
+        </w:rPr>
+        <w:t>שִֽׁחַתֶּם֙</w:t>
       </w:r>
     </w:p>
     <w:p>
@@ -15098,6 +16986,22 @@
       </w:r>
       <w:r>
         <w:rPr>
+          <w:lang w:val="ar_AE" w:bidi="ar_AE"/>
+        </w:rPr>
+        <w:t>הַ⁠לֵּוִ֔י</w:t>
+      </w:r>
+    </w:p>
+    <w:p>
+      <w:pPr>
+        <w:bidi/>
+      </w:pPr>
+      <w:r>
+        <w:rPr>
+          <w:lang w:val="ar_AE" w:bidi="ar_AE"/>
+        </w:rPr>
+      </w:r>
+      <w:r>
+        <w:rPr>
           <w:b/>
           <w:lang w:val="ar_AE" w:bidi="ar_AE"/>
         </w:rPr>
@@ -15222,6 +17126,22 @@
       </w:r>
       <w:r>
         <w:rPr>
+          <w:lang w:val="ar_AE" w:bidi="ar_AE"/>
+        </w:rPr>
+        <w:t>וְ⁠נֹשְׂאִ֥ים פָּנִ֖ים</w:t>
+      </w:r>
+    </w:p>
+    <w:p>
+      <w:pPr>
+        <w:bidi/>
+      </w:pPr>
+      <w:r>
+        <w:rPr>
+          <w:lang w:val="ar_AE" w:bidi="ar_AE"/>
+        </w:rPr>
+      </w:r>
+      <w:r>
+        <w:rPr>
           <w:b/>
           <w:lang w:val="ar_AE" w:bidi="ar_AE"/>
         </w:rPr>
@@ -15346,6 +17266,22 @@
       </w:r>
       <w:r>
         <w:rPr>
+          <w:lang w:val="ar_AE" w:bidi="ar_AE"/>
+        </w:rPr>
+        <w:t>בַּ⁠תּוֹרָֽה</w:t>
+      </w:r>
+    </w:p>
+    <w:p>
+      <w:pPr>
+        <w:bidi/>
+      </w:pPr>
+      <w:r>
+        <w:rPr>
+          <w:lang w:val="ar_AE" w:bidi="ar_AE"/>
+        </w:rPr>
+      </w:r>
+      <w:r>
+        <w:rPr>
           <w:b/>
           <w:lang w:val="ar_AE" w:bidi="ar_AE"/>
         </w:rPr>
@@ -15465,6 +17401,22 @@
       </w:r>
       <w:r>
         <w:rPr>
+          <w:lang w:val="ar_AE" w:bidi="ar_AE"/>
+        </w:rPr>
+        <w:t>הֲ⁠ל֨וֹא אָ֤ב אֶחָד֙ לְ⁠כֻלָּ֔⁠נוּ הֲ⁠ל֛וֹא אֵ֥ל אֶֽחָ֖ד בְּרָאָ֑⁠נוּ</w:t>
+      </w:r>
+    </w:p>
+    <w:p>
+      <w:pPr>
+        <w:bidi/>
+      </w:pPr>
+      <w:r>
+        <w:rPr>
+          <w:lang w:val="ar_AE" w:bidi="ar_AE"/>
+        </w:rPr>
+      </w:r>
+      <w:r>
+        <w:rPr>
           <w:b/>
           <w:lang w:val="ar_AE" w:bidi="ar_AE"/>
         </w:rPr>
@@ -15571,6 +17523,22 @@
       </w:r>
       <w:r>
         <w:rPr>
+          <w:lang w:val="ar_AE" w:bidi="ar_AE"/>
+        </w:rPr>
+        <w:t>הֲ⁠ל֨וֹא אָ֤ב אֶחָד֙ לְ⁠כֻלָּ֔⁠נוּ הֲ⁠ל֛וֹא אֵ֥ל אֶֽחָ֖ד בְּרָאָ֑⁠נוּ</w:t>
+      </w:r>
+    </w:p>
+    <w:p>
+      <w:pPr>
+        <w:bidi/>
+      </w:pPr>
+      <w:r>
+        <w:rPr>
+          <w:lang w:val="ar_AE" w:bidi="ar_AE"/>
+        </w:rPr>
+      </w:r>
+      <w:r>
+        <w:rPr>
           <w:b/>
           <w:lang w:val="ar_AE" w:bidi="ar_AE"/>
         </w:rPr>
@@ -15663,6 +17631,22 @@
       </w:r>
       <w:r>
         <w:rPr>
+          <w:lang w:val="ar_AE" w:bidi="ar_AE"/>
+        </w:rPr>
+        <w:t>מַדּ֗וּעַ נִבְגַּד֙ אִ֣ישׁ בְּ⁠אָחִ֔י⁠ו לְ⁠חַלֵּ֖ל בְּרִ֥ית אֲבֹתֵֽי⁠נוּ</w:t>
+      </w:r>
+    </w:p>
+    <w:p>
+      <w:pPr>
+        <w:bidi/>
+      </w:pPr>
+      <w:r>
+        <w:rPr>
+          <w:lang w:val="ar_AE" w:bidi="ar_AE"/>
+        </w:rPr>
+      </w:r>
+      <w:r>
+        <w:rPr>
           <w:b/>
           <w:lang w:val="ar_AE" w:bidi="ar_AE"/>
         </w:rPr>
@@ -15769,6 +17753,22 @@
       </w:r>
       <w:r>
         <w:rPr>
+          <w:lang w:val="ar_AE" w:bidi="ar_AE"/>
+        </w:rPr>
+        <w:t>אִ֣ישׁ בְּ⁠אָחִ֔י⁠ו</w:t>
+      </w:r>
+    </w:p>
+    <w:p>
+      <w:pPr>
+        <w:bidi/>
+      </w:pPr>
+      <w:r>
+        <w:rPr>
+          <w:lang w:val="ar_AE" w:bidi="ar_AE"/>
+        </w:rPr>
+      </w:r>
+      <w:r>
+        <w:rPr>
           <w:b/>
           <w:lang w:val="ar_AE" w:bidi="ar_AE"/>
         </w:rPr>
@@ -15875,6 +17875,22 @@
       </w:r>
       <w:r>
         <w:rPr>
+          <w:lang w:val="ar_AE" w:bidi="ar_AE"/>
+        </w:rPr>
+        <w:t>אֲבֹתֵֽי⁠נוּ</w:t>
+      </w:r>
+    </w:p>
+    <w:p>
+      <w:pPr>
+        <w:bidi/>
+      </w:pPr>
+      <w:r>
+        <w:rPr>
+          <w:lang w:val="ar_AE" w:bidi="ar_AE"/>
+        </w:rPr>
+      </w:r>
+      <w:r>
+        <w:rPr>
           <w:b/>
           <w:lang w:val="ar_AE" w:bidi="ar_AE"/>
         </w:rPr>
@@ -15994,6 +18010,22 @@
       </w:r>
       <w:r>
         <w:rPr>
+          <w:lang w:val="ar_AE" w:bidi="ar_AE"/>
+        </w:rPr>
+        <w:t>בָּגְדָ֣ה יְהוּדָ֔ה וְ⁠תוֹעֵבָ֛ה נֶעֶשְׂתָ֥ה בְ⁠יִשְׂרָאֵ֖ל וּ⁠בִ⁠ירֽוּשָׁלִָ֑ם</w:t>
+      </w:r>
+    </w:p>
+    <w:p>
+      <w:pPr>
+        <w:bidi/>
+      </w:pPr>
+      <w:r>
+        <w:rPr>
+          <w:lang w:val="ar_AE" w:bidi="ar_AE"/>
+        </w:rPr>
+      </w:r>
+      <w:r>
+        <w:rPr>
           <w:b/>
           <w:lang w:val="ar_AE" w:bidi="ar_AE"/>
         </w:rPr>
@@ -16100,6 +18132,22 @@
       </w:r>
       <w:r>
         <w:rPr>
+          <w:lang w:val="ar_AE" w:bidi="ar_AE"/>
+        </w:rPr>
+        <w:t>בָּגְדָ֣ה יְהוּדָ֔ה &amp; חִלֵּ֣ל יְהוּדָ֗ה</w:t>
+      </w:r>
+    </w:p>
+    <w:p>
+      <w:pPr>
+        <w:bidi/>
+      </w:pPr>
+      <w:r>
+        <w:rPr>
+          <w:lang w:val="ar_AE" w:bidi="ar_AE"/>
+        </w:rPr>
+      </w:r>
+      <w:r>
+        <w:rPr>
           <w:b/>
           <w:lang w:val="ar_AE" w:bidi="ar_AE"/>
         </w:rPr>
@@ -16220,6 +18268,22 @@
       </w:r>
       <w:r>
         <w:rPr>
+          <w:lang w:val="ar_AE" w:bidi="ar_AE"/>
+        </w:rPr>
+        <w:t>וְ⁠תוֹעֵבָ֛ה נֶעֶשְׂתָ֥ה בְ⁠יִשְׂרָאֵ֖ל וּ⁠בִ⁠ירֽוּשָׁלִָ֑ם</w:t>
+      </w:r>
+    </w:p>
+    <w:p>
+      <w:pPr>
+        <w:bidi/>
+      </w:pPr>
+      <w:r>
+        <w:rPr>
+          <w:lang w:val="ar_AE" w:bidi="ar_AE"/>
+        </w:rPr>
+      </w:r>
+      <w:r>
+        <w:rPr>
           <w:b/>
           <w:lang w:val="ar_AE" w:bidi="ar_AE"/>
         </w:rPr>
@@ -16326,6 +18390,22 @@
       </w:r>
       <w:r>
         <w:rPr>
+          <w:lang w:val="ar_AE" w:bidi="ar_AE"/>
+        </w:rPr>
+        <w:t>וּ⁠בָעַ֖ל בַּת־אֵ֥ל נֵכָֽר</w:t>
+      </w:r>
+    </w:p>
+    <w:p>
+      <w:pPr>
+        <w:bidi/>
+      </w:pPr>
+      <w:r>
+        <w:rPr>
+          <w:lang w:val="ar_AE" w:bidi="ar_AE"/>
+        </w:rPr>
+      </w:r>
+      <w:r>
+        <w:rPr>
           <w:b/>
           <w:lang w:val="ar_AE" w:bidi="ar_AE"/>
         </w:rPr>
@@ -16444,6 +18524,22 @@
       </w:r>
       <w:r>
         <w:rPr>
+          <w:lang w:val="ar_AE" w:bidi="ar_AE"/>
+        </w:rPr>
+        <w:t>יַכְרֵ֨ת יְהוָ֜ה &amp; מֵ⁠אָהֳלֵ֖י יַֽעֲקֹ֑ב</w:t>
+      </w:r>
+    </w:p>
+    <w:p>
+      <w:pPr>
+        <w:bidi/>
+      </w:pPr>
+      <w:r>
+        <w:rPr>
+          <w:lang w:val="ar_AE" w:bidi="ar_AE"/>
+        </w:rPr>
+      </w:r>
+      <w:r>
+        <w:rPr>
           <w:b/>
           <w:lang w:val="ar_AE" w:bidi="ar_AE"/>
         </w:rPr>
@@ -16563,6 +18659,22 @@
       </w:r>
       <w:r>
         <w:rPr>
+          <w:lang w:val="ar_AE" w:bidi="ar_AE"/>
+        </w:rPr>
+        <w:t>יַכְרֵ֨ת יְהוָ֜ה</w:t>
+      </w:r>
+    </w:p>
+    <w:p>
+      <w:pPr>
+        <w:bidi/>
+      </w:pPr>
+      <w:r>
+        <w:rPr>
+          <w:lang w:val="ar_AE" w:bidi="ar_AE"/>
+        </w:rPr>
+      </w:r>
+      <w:r>
+        <w:rPr>
           <w:b/>
           <w:lang w:val="ar_AE" w:bidi="ar_AE"/>
         </w:rPr>
@@ -16682,6 +18794,22 @@
       </w:r>
       <w:r>
         <w:rPr>
+          <w:lang w:val="ar_AE" w:bidi="ar_AE"/>
+        </w:rPr>
+        <w:t>מֵ⁠אָהֳלֵ֖י יַֽעֲקֹ֑ב</w:t>
+      </w:r>
+    </w:p>
+    <w:p>
+      <w:pPr>
+        <w:bidi/>
+      </w:pPr>
+      <w:r>
+        <w:rPr>
+          <w:lang w:val="ar_AE" w:bidi="ar_AE"/>
+        </w:rPr>
+      </w:r>
+      <w:r>
+        <w:rPr>
           <w:b/>
           <w:lang w:val="ar_AE" w:bidi="ar_AE"/>
         </w:rPr>
@@ -16801,6 +18929,22 @@
       </w:r>
       <w:r>
         <w:rPr>
+          <w:lang w:val="ar_AE" w:bidi="ar_AE"/>
+        </w:rPr>
+        <w:t>לָ⁠אִ֨ישׁ</w:t>
+      </w:r>
+    </w:p>
+    <w:p>
+      <w:pPr>
+        <w:bidi/>
+      </w:pPr>
+      <w:r>
+        <w:rPr>
+          <w:lang w:val="ar_AE" w:bidi="ar_AE"/>
+        </w:rPr>
+      </w:r>
+      <w:r>
+        <w:rPr>
           <w:b/>
           <w:lang w:val="ar_AE" w:bidi="ar_AE"/>
         </w:rPr>
@@ -16920,6 +19064,22 @@
       </w:r>
       <w:r>
         <w:rPr>
+          <w:lang w:val="ar_AE" w:bidi="ar_AE"/>
+        </w:rPr>
+        <w:t>עֵ֣ר וְ⁠עֹנֶ֔ה</w:t>
+      </w:r>
+    </w:p>
+    <w:p>
+      <w:pPr>
+        <w:bidi/>
+      </w:pPr>
+      <w:r>
+        <w:rPr>
+          <w:lang w:val="ar_AE" w:bidi="ar_AE"/>
+        </w:rPr>
+      </w:r>
+      <w:r>
+        <w:rPr>
           <w:b/>
           <w:lang w:val="ar_AE" w:bidi="ar_AE"/>
         </w:rPr>
@@ -17052,6 +19212,22 @@
       </w:r>
       <w:r>
         <w:rPr>
+          <w:lang w:val="ar_AE" w:bidi="ar_AE"/>
+        </w:rPr>
+        <w:t>כַּסּ֤וֹת דִּמְעָה֙ אֶת־מִזְבַּ֣ח יְהוָ֔ה</w:t>
+      </w:r>
+    </w:p>
+    <w:p>
+      <w:pPr>
+        <w:bidi/>
+      </w:pPr>
+      <w:r>
+        <w:rPr>
+          <w:lang w:val="ar_AE" w:bidi="ar_AE"/>
+        </w:rPr>
+      </w:r>
+      <w:r>
+        <w:rPr>
           <w:b/>
           <w:lang w:val="ar_AE" w:bidi="ar_AE"/>
         </w:rPr>
@@ -17158,6 +19334,22 @@
       </w:r>
       <w:r>
         <w:rPr>
+          <w:lang w:val="ar_AE" w:bidi="ar_AE"/>
+        </w:rPr>
+        <w:t>פְּנוֹת֙ אֶל־הַ⁠מִּנְחָ֔ה וְ⁠לָ⁠קַ֥חַת רָצ֖וֹן מִ⁠יֶּדְ⁠כֶֽם</w:t>
+      </w:r>
+    </w:p>
+    <w:p>
+      <w:pPr>
+        <w:bidi/>
+      </w:pPr>
+      <w:r>
+        <w:rPr>
+          <w:lang w:val="ar_AE" w:bidi="ar_AE"/>
+        </w:rPr>
+      </w:r>
+      <w:r>
+        <w:rPr>
           <w:b/>
           <w:lang w:val="ar_AE" w:bidi="ar_AE"/>
         </w:rPr>
@@ -17264,6 +19456,22 @@
       </w:r>
       <w:r>
         <w:rPr>
+          <w:lang w:val="ar_AE" w:bidi="ar_AE"/>
+        </w:rPr>
+        <w:t>פְּנוֹת֙ אֶל־הַ⁠מִּנְחָ֔ה</w:t>
+      </w:r>
+    </w:p>
+    <w:p>
+      <w:pPr>
+        <w:bidi/>
+      </w:pPr>
+      <w:r>
+        <w:rPr>
+          <w:lang w:val="ar_AE" w:bidi="ar_AE"/>
+        </w:rPr>
+      </w:r>
+      <w:r>
+        <w:rPr>
           <w:b/>
           <w:lang w:val="ar_AE" w:bidi="ar_AE"/>
         </w:rPr>
@@ -17383,6 +19591,22 @@
       </w:r>
       <w:r>
         <w:rPr>
+          <w:lang w:val="ar_AE" w:bidi="ar_AE"/>
+        </w:rPr>
+        <w:t>מִ⁠יֶּדְ⁠כֶֽם</w:t>
+      </w:r>
+    </w:p>
+    <w:p>
+      <w:pPr>
+        <w:bidi/>
+      </w:pPr>
+      <w:r>
+        <w:rPr>
+          <w:lang w:val="ar_AE" w:bidi="ar_AE"/>
+        </w:rPr>
+      </w:r>
+      <w:r>
+        <w:rPr>
           <w:b/>
           <w:lang w:val="ar_AE" w:bidi="ar_AE"/>
         </w:rPr>
@@ -17502,6 +19726,22 @@
       </w:r>
       <w:r>
         <w:rPr>
+          <w:lang w:val="ar_AE" w:bidi="ar_AE"/>
+        </w:rPr>
+        <w:t>יְהוָה֩ הֵעִ֨יד בֵּינְ⁠ךָ֜ וּ⁠בֵ֣ין ׀ אֵ֣שֶׁת נְעוּרֶ֗י⁠ךָ</w:t>
+      </w:r>
+    </w:p>
+    <w:p>
+      <w:pPr>
+        <w:bidi/>
+      </w:pPr>
+      <w:r>
+        <w:rPr>
+          <w:lang w:val="ar_AE" w:bidi="ar_AE"/>
+        </w:rPr>
+      </w:r>
+      <w:r>
+        <w:rPr>
           <w:b/>
           <w:lang w:val="ar_AE" w:bidi="ar_AE"/>
         </w:rPr>
@@ -17608,6 +19848,22 @@
       </w:r>
       <w:r>
         <w:rPr>
+          <w:lang w:val="ar_AE" w:bidi="ar_AE"/>
+        </w:rPr>
+        <w:t>בֵּינְ⁠ךָ֜ &amp; נְעוּרֶ֗י⁠ךָ &amp; אַתָּה֙ בָּגַ֣דְתָּה &amp; חֲבֶרְתְּ⁠ךָ֖ &amp; בְּרִיתֶֽ⁠ךָ</w:t>
+      </w:r>
+    </w:p>
+    <w:p>
+      <w:pPr>
+        <w:bidi/>
+      </w:pPr>
+      <w:r>
+        <w:rPr>
+          <w:lang w:val="ar_AE" w:bidi="ar_AE"/>
+        </w:rPr>
+      </w:r>
+      <w:r>
+        <w:rPr>
           <w:b/>
           <w:lang w:val="ar_AE" w:bidi="ar_AE"/>
         </w:rPr>
@@ -17770,6 +20026,22 @@
       </w:r>
       <w:r>
         <w:rPr>
+          <w:lang w:val="ar_AE" w:bidi="ar_AE"/>
+        </w:rPr>
+        <w:t>אֵ֣שֶׁת נְעוּרֶ֗י⁠ךָ</w:t>
+      </w:r>
+    </w:p>
+    <w:p>
+      <w:pPr>
+        <w:bidi/>
+      </w:pPr>
+      <w:r>
+        <w:rPr>
+          <w:lang w:val="ar_AE" w:bidi="ar_AE"/>
+        </w:rPr>
+      </w:r>
+      <w:r>
+        <w:rPr>
           <w:b/>
           <w:lang w:val="ar_AE" w:bidi="ar_AE"/>
         </w:rPr>
@@ -17876,6 +20148,22 @@
       </w:r>
       <w:r>
         <w:rPr>
+          <w:lang w:val="ar_AE" w:bidi="ar_AE"/>
+        </w:rPr>
+        <w:t>וְ⁠לֹא־אֶחָ֣ד עָשָׂ֗ה וּ⁠שְׁאָ֥ר ר֨וּחַ֙ ל֔⁠וֹ</w:t>
+      </w:r>
+    </w:p>
+    <w:p>
+      <w:pPr>
+        <w:bidi/>
+      </w:pPr>
+      <w:r>
+        <w:rPr>
+          <w:lang w:val="ar_AE" w:bidi="ar_AE"/>
+        </w:rPr>
+      </w:r>
+      <w:r>
+        <w:rPr>
           <w:b/>
           <w:lang w:val="ar_AE" w:bidi="ar_AE"/>
         </w:rPr>
@@ -17982,6 +20270,22 @@
       </w:r>
       <w:r>
         <w:rPr>
+          <w:lang w:val="ar_AE" w:bidi="ar_AE"/>
+        </w:rPr>
+        <w:t>וּ⁠שְׁאָ֥ר ר֨וּחַ֙ ל֔⁠וֹ</w:t>
+      </w:r>
+    </w:p>
+    <w:p>
+      <w:pPr>
+        <w:bidi/>
+      </w:pPr>
+      <w:r>
+        <w:rPr>
+          <w:lang w:val="ar_AE" w:bidi="ar_AE"/>
+        </w:rPr>
+      </w:r>
+      <w:r>
+        <w:rPr>
           <w:b/>
           <w:lang w:val="ar_AE" w:bidi="ar_AE"/>
         </w:rPr>
@@ -18114,6 +20418,22 @@
       </w:r>
       <w:r>
         <w:rPr>
+          <w:lang w:val="ar_AE" w:bidi="ar_AE"/>
+        </w:rPr>
+        <w:t>וּ⁠מָה֙ הָֽ⁠אֶחָ֔ד מְבַקֵּ֖שׁ זֶ֣רַע אֱלֹהִ֑ים</w:t>
+      </w:r>
+    </w:p>
+    <w:p>
+      <w:pPr>
+        <w:bidi/>
+      </w:pPr>
+      <w:r>
+        <w:rPr>
+          <w:lang w:val="ar_AE" w:bidi="ar_AE"/>
+        </w:rPr>
+      </w:r>
+      <w:r>
+        <w:rPr>
           <w:b/>
           <w:lang w:val="ar_AE" w:bidi="ar_AE"/>
         </w:rPr>
@@ -18233,6 +20553,22 @@
       </w:r>
       <w:r>
         <w:rPr>
+          <w:lang w:val="ar_AE" w:bidi="ar_AE"/>
+        </w:rPr>
+        <w:t>זֶ֣רַע אֱלֹהִ֑ים</w:t>
+      </w:r>
+    </w:p>
+    <w:p>
+      <w:pPr>
+        <w:bidi/>
+      </w:pPr>
+      <w:r>
+        <w:rPr>
+          <w:lang w:val="ar_AE" w:bidi="ar_AE"/>
+        </w:rPr>
+      </w:r>
+      <w:r>
+        <w:rPr>
           <w:b/>
           <w:lang w:val="ar_AE" w:bidi="ar_AE"/>
         </w:rPr>
@@ -18339,6 +20675,22 @@
       </w:r>
       <w:r>
         <w:rPr>
+          <w:lang w:val="ar_AE" w:bidi="ar_AE"/>
+        </w:rPr>
+        <w:t>וְ⁠נִשְׁמַרְתֶּם֙ בְּ⁠ר֣וּחֲ⁠כֶ֔ם</w:t>
+      </w:r>
+    </w:p>
+    <w:p>
+      <w:pPr>
+        <w:bidi/>
+      </w:pPr>
+      <w:r>
+        <w:rPr>
+          <w:lang w:val="ar_AE" w:bidi="ar_AE"/>
+        </w:rPr>
+      </w:r>
+      <w:r>
+        <w:rPr>
           <w:b/>
           <w:lang w:val="ar_AE" w:bidi="ar_AE"/>
         </w:rPr>
@@ -18458,6 +20810,22 @@
       </w:r>
       <w:r>
         <w:rPr>
+          <w:lang w:val="ar_AE" w:bidi="ar_AE"/>
+        </w:rPr>
+        <w:t>וְ⁠כִסָּ֤ה חָמָס֙ עַל־לְבוּשׁ֔⁠וֹ</w:t>
+      </w:r>
+    </w:p>
+    <w:p>
+      <w:pPr>
+        <w:bidi/>
+      </w:pPr>
+      <w:r>
+        <w:rPr>
+          <w:lang w:val="ar_AE" w:bidi="ar_AE"/>
+        </w:rPr>
+      </w:r>
+      <w:r>
+        <w:rPr>
           <w:b/>
           <w:lang w:val="ar_AE" w:bidi="ar_AE"/>
         </w:rPr>
@@ -18577,6 +20945,22 @@
       </w:r>
       <w:r>
         <w:rPr>
+          <w:lang w:val="ar_AE" w:bidi="ar_AE"/>
+        </w:rPr>
+        <w:t>וְ⁠נִשְׁמַרְתֶּ֥ם בְּ⁠רוּחֲ⁠כֶ֖ם</w:t>
+      </w:r>
+    </w:p>
+    <w:p>
+      <w:pPr>
+        <w:bidi/>
+      </w:pPr>
+      <w:r>
+        <w:rPr>
+          <w:lang w:val="ar_AE" w:bidi="ar_AE"/>
+        </w:rPr>
+      </w:r>
+      <w:r>
+        <w:rPr>
           <w:b/>
           <w:lang w:val="ar_AE" w:bidi="ar_AE"/>
         </w:rPr>
@@ -18683,6 +21067,22 @@
       </w:r>
       <w:r>
         <w:rPr>
+          <w:lang w:val="ar_AE" w:bidi="ar_AE"/>
+        </w:rPr>
+        <w:t>בְּ⁠דִבְרֵי⁠כֶ֔ם</w:t>
+      </w:r>
+    </w:p>
+    <w:p>
+      <w:pPr>
+        <w:bidi/>
+      </w:pPr>
+      <w:r>
+        <w:rPr>
+          <w:lang w:val="ar_AE" w:bidi="ar_AE"/>
+        </w:rPr>
+      </w:r>
+      <w:r>
+        <w:rPr>
           <w:b/>
           <w:lang w:val="ar_AE" w:bidi="ar_AE"/>
         </w:rPr>
@@ -18802,6 +21202,22 @@
       </w:r>
       <w:r>
         <w:rPr>
+          <w:lang w:val="ar_AE" w:bidi="ar_AE"/>
+        </w:rPr>
+        <w:t>עֹ֨שֵׂה רָ֜ע</w:t>
+      </w:r>
+    </w:p>
+    <w:p>
+      <w:pPr>
+        <w:bidi/>
+      </w:pPr>
+      <w:r>
+        <w:rPr>
+          <w:lang w:val="ar_AE" w:bidi="ar_AE"/>
+        </w:rPr>
+      </w:r>
+      <w:r>
+        <w:rPr>
           <w:b/>
           <w:lang w:val="ar_AE" w:bidi="ar_AE"/>
         </w:rPr>
@@ -18921,6 +21337,22 @@
       </w:r>
       <w:r>
         <w:rPr>
+          <w:lang w:val="ar_AE" w:bidi="ar_AE"/>
+        </w:rPr>
+        <w:t>בְּ⁠עֵינֵ֣י יְהוָ֗ה</w:t>
+      </w:r>
+    </w:p>
+    <w:p>
+      <w:pPr>
+        <w:bidi/>
+      </w:pPr>
+      <w:r>
+        <w:rPr>
+          <w:lang w:val="ar_AE" w:bidi="ar_AE"/>
+        </w:rPr>
+      </w:r>
+      <w:r>
+        <w:rPr>
           <w:b/>
           <w:lang w:val="ar_AE" w:bidi="ar_AE"/>
         </w:rPr>
@@ -19040,6 +21472,22 @@
       </w:r>
       <w:r>
         <w:rPr>
+          <w:lang w:val="ar_AE" w:bidi="ar_AE"/>
+        </w:rPr>
+        <w:t>אַיֵּ֖ה אֱלֹהֵ֥י הַ⁠מִּשְׁפָּֽט</w:t>
+      </w:r>
+    </w:p>
+    <w:p>
+      <w:pPr>
+        <w:bidi/>
+      </w:pPr>
+      <w:r>
+        <w:rPr>
+          <w:lang w:val="ar_AE" w:bidi="ar_AE"/>
+        </w:rPr>
+      </w:r>
+      <w:r>
+        <w:rPr>
           <w:b/>
           <w:lang w:val="ar_AE" w:bidi="ar_AE"/>
         </w:rPr>
@@ -19159,6 +21607,22 @@
       </w:r>
       <w:r>
         <w:rPr>
+          <w:lang w:val="ar_AE" w:bidi="ar_AE"/>
+        </w:rPr>
+        <w:t>אַיֵּ֖ה אֱלֹהֵ֥י הַ⁠מִּשְׁפָּֽט</w:t>
+      </w:r>
+    </w:p>
+    <w:p>
+      <w:pPr>
+        <w:bidi/>
+      </w:pPr>
+      <w:r>
+        <w:rPr>
+          <w:lang w:val="ar_AE" w:bidi="ar_AE"/>
+        </w:rPr>
+      </w:r>
+      <w:r>
+        <w:rPr>
           <w:b/>
           <w:lang w:val="ar_AE" w:bidi="ar_AE"/>
         </w:rPr>
@@ -19351,6 +21815,22 @@
         <w:rPr>
           <w:lang w:val="ar_AE" w:bidi="ar_AE"/>
         </w:rPr>
+      </w:r>
+    </w:p>
+    <w:p>
+      <w:pPr>
+        <w:bidi/>
+      </w:pPr>
+      <w:r>
+        <w:rPr>
+          <w:lang w:val="ar_AE" w:bidi="ar_AE"/>
+        </w:rPr>
+      </w:r>
+      <w:r>
+        <w:rPr>
+          <w:lang w:val="ar_AE" w:bidi="ar_AE"/>
+        </w:rPr>
+        <w:t>הִנְ⁠נִ֤י שֹׁלֵחַ֙</w:t>
       </w:r>
     </w:p>
     <w:p>
@@ -19501,6 +21981,22 @@
       </w:r>
       <w:r>
         <w:rPr>
+          <w:lang w:val="ar_AE" w:bidi="ar_AE"/>
+        </w:rPr>
+        <w:t>וּ⁠פִנָּה־דֶ֖רֶךְ לְ⁠פָנָ֑⁠י</w:t>
+      </w:r>
+    </w:p>
+    <w:p>
+      <w:pPr>
+        <w:bidi/>
+      </w:pPr>
+      <w:r>
+        <w:rPr>
+          <w:lang w:val="ar_AE" w:bidi="ar_AE"/>
+        </w:rPr>
+      </w:r>
+      <w:r>
+        <w:rPr>
           <w:b/>
           <w:lang w:val="ar_AE" w:bidi="ar_AE"/>
         </w:rPr>
@@ -19620,6 +22116,22 @@
       </w:r>
       <w:r>
         <w:rPr>
+          <w:lang w:val="ar_AE" w:bidi="ar_AE"/>
+        </w:rPr>
+        <w:t>וּ⁠פִנָּה־דֶ֖רֶךְ לְ⁠פָנָ֑⁠י</w:t>
+      </w:r>
+    </w:p>
+    <w:p>
+      <w:pPr>
+        <w:bidi/>
+      </w:pPr>
+      <w:r>
+        <w:rPr>
+          <w:lang w:val="ar_AE" w:bidi="ar_AE"/>
+        </w:rPr>
+      </w:r>
+      <w:r>
+        <w:rPr>
           <w:b/>
           <w:lang w:val="ar_AE" w:bidi="ar_AE"/>
         </w:rPr>
@@ -19712,6 +22224,22 @@
         <w:rPr>
           <w:lang w:val="ar_AE" w:bidi="ar_AE"/>
         </w:rPr>
+      </w:r>
+    </w:p>
+    <w:p>
+      <w:pPr>
+        <w:bidi/>
+      </w:pPr>
+      <w:r>
+        <w:rPr>
+          <w:lang w:val="ar_AE" w:bidi="ar_AE"/>
+        </w:rPr>
+      </w:r>
+      <w:r>
+        <w:rPr>
+          <w:lang w:val="ar_AE" w:bidi="ar_AE"/>
+        </w:rPr>
+        <w:t>הִנֵּה</w:t>
       </w:r>
     </w:p>
     <w:p>
@@ -19849,6 +22377,22 @@
       </w:r>
       <w:r>
         <w:rPr>
+          <w:lang w:val="ar_AE" w:bidi="ar_AE"/>
+        </w:rPr>
+        <w:t>וּ⁠מִ֤י מְכַלְכֵּל֙ אֶת־י֣וֹם בּוֹא֔⁠וֹ וּ⁠מִ֥י הָ⁠עֹמֵ֖ד בְּ⁠הֵרָֽאוֹת֑⁠וֹ כִּֽי־הוּא֙ כְּ⁠אֵ֣שׁ מְצָרֵ֔ף וּ⁠כְ⁠בֹרִ֖ית מְכַבְּסִֽים</w:t>
+      </w:r>
+    </w:p>
+    <w:p>
+      <w:pPr>
+        <w:bidi/>
+      </w:pPr>
+      <w:r>
+        <w:rPr>
+          <w:lang w:val="ar_AE" w:bidi="ar_AE"/>
+        </w:rPr>
+      </w:r>
+      <w:r>
+        <w:rPr>
           <w:b/>
           <w:lang w:val="ar_AE" w:bidi="ar_AE"/>
         </w:rPr>
@@ -19955,6 +22499,22 @@
       </w:r>
       <w:r>
         <w:rPr>
+          <w:lang w:val="ar_AE" w:bidi="ar_AE"/>
+        </w:rPr>
+        <w:t>וּ⁠מִ֤י מְכַלְכֵּל֙ אֶת־י֣וֹם בּוֹא֔⁠וֹ וּ⁠מִ֥י הָ⁠עֹמֵ֖ד בְּ⁠הֵרָֽאוֹת֑⁠וֹ</w:t>
+      </w:r>
+    </w:p>
+    <w:p>
+      <w:pPr>
+        <w:bidi/>
+      </w:pPr>
+      <w:r>
+        <w:rPr>
+          <w:lang w:val="ar_AE" w:bidi="ar_AE"/>
+        </w:rPr>
+      </w:r>
+      <w:r>
+        <w:rPr>
           <w:b/>
           <w:lang w:val="ar_AE" w:bidi="ar_AE"/>
         </w:rPr>
@@ -20061,6 +22621,22 @@
       </w:r>
       <w:r>
         <w:rPr>
+          <w:lang w:val="ar_AE" w:bidi="ar_AE"/>
+        </w:rPr>
+        <w:t>וּ⁠מִ֤י מְכַלְכֵּל֙ אֶת־י֣וֹם בּוֹא֔⁠וֹ וּ⁠מִ֥י הָ⁠עֹמֵ֖ד בְּ⁠הֵרָֽאוֹת֑⁠וֹ</w:t>
+      </w:r>
+    </w:p>
+    <w:p>
+      <w:pPr>
+        <w:bidi/>
+      </w:pPr>
+      <w:r>
+        <w:rPr>
+          <w:lang w:val="ar_AE" w:bidi="ar_AE"/>
+        </w:rPr>
+      </w:r>
+      <w:r>
+        <w:rPr>
           <w:b/>
           <w:lang w:val="ar_AE" w:bidi="ar_AE"/>
         </w:rPr>
@@ -20167,6 +22743,22 @@
       </w:r>
       <w:r>
         <w:rPr>
+          <w:lang w:val="ar_AE" w:bidi="ar_AE"/>
+        </w:rPr>
+        <w:t>הָ⁠עֹמֵ֖ד</w:t>
+      </w:r>
+    </w:p>
+    <w:p>
+      <w:pPr>
+        <w:bidi/>
+      </w:pPr>
+      <w:r>
+        <w:rPr>
+          <w:lang w:val="ar_AE" w:bidi="ar_AE"/>
+        </w:rPr>
+      </w:r>
+      <w:r>
+        <w:rPr>
           <w:b/>
           <w:lang w:val="ar_AE" w:bidi="ar_AE"/>
         </w:rPr>
@@ -20286,6 +22878,22 @@
       </w:r>
       <w:r>
         <w:rPr>
+          <w:lang w:val="ar_AE" w:bidi="ar_AE"/>
+        </w:rPr>
+        <w:t>הוּא֙ כְּ⁠אֵ֣שׁ מְצָרֵ֔ף וּ⁠כְ⁠בֹרִ֖ית מְכַבְּסִֽים</w:t>
+      </w:r>
+    </w:p>
+    <w:p>
+      <w:pPr>
+        <w:bidi/>
+      </w:pPr>
+      <w:r>
+        <w:rPr>
+          <w:lang w:val="ar_AE" w:bidi="ar_AE"/>
+        </w:rPr>
+      </w:r>
+      <w:r>
+        <w:rPr>
           <w:b/>
           <w:lang w:val="ar_AE" w:bidi="ar_AE"/>
         </w:rPr>
@@ -20392,6 +23000,22 @@
       </w:r>
       <w:r>
         <w:rPr>
+          <w:lang w:val="ar_AE" w:bidi="ar_AE"/>
+        </w:rPr>
+        <w:t>וְ⁠יָשַׁ֨ב מְצָרֵ֤ף וּ⁠מְטַהֵר֙ כֶּ֔סֶף</w:t>
+      </w:r>
+    </w:p>
+    <w:p>
+      <w:pPr>
+        <w:bidi/>
+      </w:pPr>
+      <w:r>
+        <w:rPr>
+          <w:lang w:val="ar_AE" w:bidi="ar_AE"/>
+        </w:rPr>
+      </w:r>
+      <w:r>
+        <w:rPr>
           <w:b/>
           <w:lang w:val="ar_AE" w:bidi="ar_AE"/>
         </w:rPr>
@@ -20511,6 +23135,22 @@
       </w:r>
       <w:r>
         <w:rPr>
+          <w:lang w:val="ar_AE" w:bidi="ar_AE"/>
+        </w:rPr>
+        <w:t>אֶת־בְּנֵֽי־לֵוִי֙</w:t>
+      </w:r>
+    </w:p>
+    <w:p>
+      <w:pPr>
+        <w:bidi/>
+      </w:pPr>
+      <w:r>
+        <w:rPr>
+          <w:lang w:val="ar_AE" w:bidi="ar_AE"/>
+        </w:rPr>
+      </w:r>
+      <w:r>
+        <w:rPr>
           <w:b/>
           <w:lang w:val="ar_AE" w:bidi="ar_AE"/>
         </w:rPr>
@@ -20643,6 +23283,22 @@
       </w:r>
       <w:r>
         <w:rPr>
+          <w:lang w:val="ar_AE" w:bidi="ar_AE"/>
+        </w:rPr>
+        <w:t>וְ⁠זִקַּ֣ק אֹתָ֔⁠ם כַּ⁠זָּהָ֖ב וְ⁠כַ⁠כָּ֑סֶף</w:t>
+      </w:r>
+    </w:p>
+    <w:p>
+      <w:pPr>
+        <w:bidi/>
+      </w:pPr>
+      <w:r>
+        <w:rPr>
+          <w:lang w:val="ar_AE" w:bidi="ar_AE"/>
+        </w:rPr>
+      </w:r>
+      <w:r>
+        <w:rPr>
           <w:b/>
           <w:lang w:val="ar_AE" w:bidi="ar_AE"/>
         </w:rPr>
@@ -20749,6 +23405,22 @@
       </w:r>
       <w:r>
         <w:rPr>
+          <w:lang w:val="ar_AE" w:bidi="ar_AE"/>
+        </w:rPr>
+        <w:t>מִנְחַ֥ת יְהוּדָ֖ה וִ⁠ירֽוּשָׁלִָ֑ם</w:t>
+      </w:r>
+    </w:p>
+    <w:p>
+      <w:pPr>
+        <w:bidi/>
+      </w:pPr>
+      <w:r>
+        <w:rPr>
+          <w:lang w:val="ar_AE" w:bidi="ar_AE"/>
+        </w:rPr>
+      </w:r>
+      <w:r>
+        <w:rPr>
           <w:b/>
           <w:lang w:val="ar_AE" w:bidi="ar_AE"/>
         </w:rPr>
@@ -20855,6 +23527,22 @@
       </w:r>
       <w:r>
         <w:rPr>
+          <w:lang w:val="ar_AE" w:bidi="ar_AE"/>
+        </w:rPr>
+        <w:t>כִּ⁠ימֵ֣י עוֹלָ֔ם וּ⁠כְ⁠שָׁנִ֖ים קַדְמֹנִיּֽוֹת</w:t>
+      </w:r>
+    </w:p>
+    <w:p>
+      <w:pPr>
+        <w:bidi/>
+      </w:pPr>
+      <w:r>
+        <w:rPr>
+          <w:lang w:val="ar_AE" w:bidi="ar_AE"/>
+        </w:rPr>
+      </w:r>
+      <w:r>
+        <w:rPr>
           <w:b/>
           <w:lang w:val="ar_AE" w:bidi="ar_AE"/>
         </w:rPr>
@@ -20961,6 +23649,22 @@
       </w:r>
       <w:r>
         <w:rPr>
+          <w:lang w:val="ar_AE" w:bidi="ar_AE"/>
+        </w:rPr>
+        <w:t>בַּֽ⁠מְכַשְּׁפִים֙ וּ⁠בַ⁠מְנָ֣אֲפִ֔ים וּ⁠בַ⁠נִּשְׁבָּעִ֖ים לַ⁠שָּׁ֑קֶר וּ⁠בְ⁠עֹשְׁקֵ֣י שְׂכַר־שָׂ֠כִיר אַלְמָנָ֨ה וְ⁠יָת֤וֹם וּ⁠מַטֵּי־גֵר֙ וְ⁠לֹ֣א יְרֵא֔וּ⁠נִי</w:t>
+      </w:r>
+    </w:p>
+    <w:p>
+      <w:pPr>
+        <w:bidi/>
+      </w:pPr>
+      <w:r>
+        <w:rPr>
+          <w:lang w:val="ar_AE" w:bidi="ar_AE"/>
+        </w:rPr>
+      </w:r>
+      <w:r>
+        <w:rPr>
           <w:b/>
           <w:lang w:val="ar_AE" w:bidi="ar_AE"/>
         </w:rPr>
@@ -21053,6 +23757,22 @@
       </w:r>
       <w:r>
         <w:rPr>
+          <w:lang w:val="ar_AE" w:bidi="ar_AE"/>
+        </w:rPr>
+        <w:t>לַ⁠מִּשְׁפָּט֒</w:t>
+      </w:r>
+    </w:p>
+    <w:p>
+      <w:pPr>
+        <w:bidi/>
+      </w:pPr>
+      <w:r>
+        <w:rPr>
+          <w:lang w:val="ar_AE" w:bidi="ar_AE"/>
+        </w:rPr>
+      </w:r>
+      <w:r>
+        <w:rPr>
           <w:b/>
           <w:lang w:val="ar_AE" w:bidi="ar_AE"/>
         </w:rPr>
@@ -21172,6 +23892,22 @@
       </w:r>
       <w:r>
         <w:rPr>
+          <w:lang w:val="ar_AE" w:bidi="ar_AE"/>
+        </w:rPr>
+        <w:t>וְ⁠הָיִ֣יתִי ׀ עֵ֣ד מְמַהֵ֗ר בַּֽ⁠מְכַשְּׁפִים֙ וּ⁠בַ⁠מְנָ֣אֲפִ֔ים וּ⁠בַ⁠נִּשְׁבָּעִ֖ים לַ⁠שָּׁ֑קֶר וּ⁠בְ⁠עֹשְׁקֵ֣י שְׂכַר־שָׂ֠כִיר אַלְמָנָ֨ה וְ⁠יָת֤וֹם וּ⁠מַטֵּי־גֵר֙</w:t>
+      </w:r>
+    </w:p>
+    <w:p>
+      <w:pPr>
+        <w:bidi/>
+      </w:pPr>
+      <w:r>
+        <w:rPr>
+          <w:lang w:val="ar_AE" w:bidi="ar_AE"/>
+        </w:rPr>
+      </w:r>
+      <w:r>
+        <w:rPr>
           <w:b/>
           <w:lang w:val="ar_AE" w:bidi="ar_AE"/>
         </w:rPr>
@@ -21277,6 +24013,22 @@
       </w:r>
       <w:r>
         <w:rPr>
+          <w:lang w:val="ar_AE" w:bidi="ar_AE"/>
+        </w:rPr>
+        <w:t>וּ⁠בְ⁠עֹשְׁקֵ֣י שְׂכַר</w:t>
+      </w:r>
+    </w:p>
+    <w:p>
+      <w:pPr>
+        <w:bidi/>
+      </w:pPr>
+      <w:r>
+        <w:rPr>
+          <w:lang w:val="ar_AE" w:bidi="ar_AE"/>
+        </w:rPr>
+      </w:r>
+      <w:r>
+        <w:rPr>
           <w:b/>
           <w:lang w:val="ar_AE" w:bidi="ar_AE"/>
         </w:rPr>
@@ -21396,6 +24148,22 @@
       </w:r>
       <w:r>
         <w:rPr>
+          <w:lang w:val="ar_AE" w:bidi="ar_AE"/>
+        </w:rPr>
+        <w:t>שָׂ֠כִיר אַלְמָנָ֨ה וְ⁠יָת֤וֹם &amp; גֵר֙</w:t>
+      </w:r>
+    </w:p>
+    <w:p>
+      <w:pPr>
+        <w:bidi/>
+      </w:pPr>
+      <w:r>
+        <w:rPr>
+          <w:lang w:val="ar_AE" w:bidi="ar_AE"/>
+        </w:rPr>
+      </w:r>
+      <w:r>
+        <w:rPr>
           <w:b/>
           <w:lang w:val="ar_AE" w:bidi="ar_AE"/>
         </w:rPr>
@@ -21568,6 +24336,22 @@
       </w:r>
       <w:r>
         <w:rPr>
+          <w:lang w:val="ar_AE" w:bidi="ar_AE"/>
+        </w:rPr>
+        <w:t>וּ⁠מַטֵּי־גֵר֙</w:t>
+      </w:r>
+    </w:p>
+    <w:p>
+      <w:pPr>
+        <w:bidi/>
+      </w:pPr>
+      <w:r>
+        <w:rPr>
+          <w:lang w:val="ar_AE" w:bidi="ar_AE"/>
+        </w:rPr>
+      </w:r>
+      <w:r>
+        <w:rPr>
           <w:b/>
           <w:lang w:val="ar_AE" w:bidi="ar_AE"/>
         </w:rPr>
@@ -21674,6 +24458,22 @@
       </w:r>
       <w:r>
         <w:rPr>
+          <w:lang w:val="ar_AE" w:bidi="ar_AE"/>
+        </w:rPr>
+        <w:t>כִּ֛י אֲנִ֥י יְהוָ֖ה לֹ֣א שָׁנִ֑יתִי וְ⁠אַתֶּ֥ם בְּנֵֽי־יַעֲקֹ֖ב לֹ֥א כְלִיתֶֽם</w:t>
+      </w:r>
+    </w:p>
+    <w:p>
+      <w:pPr>
+        <w:bidi/>
+      </w:pPr>
+      <w:r>
+        <w:rPr>
+          <w:lang w:val="ar_AE" w:bidi="ar_AE"/>
+        </w:rPr>
+      </w:r>
+      <w:r>
+        <w:rPr>
           <w:b/>
           <w:lang w:val="ar_AE" w:bidi="ar_AE"/>
         </w:rPr>
@@ -21806,6 +24606,22 @@
       </w:r>
       <w:r>
         <w:rPr>
+          <w:lang w:val="ar_AE" w:bidi="ar_AE"/>
+        </w:rPr>
+        <w:t>לֹ֣א שָׁנִ֑יתִי</w:t>
+      </w:r>
+    </w:p>
+    <w:p>
+      <w:pPr>
+        <w:bidi/>
+      </w:pPr>
+      <w:r>
+        <w:rPr>
+          <w:lang w:val="ar_AE" w:bidi="ar_AE"/>
+        </w:rPr>
+      </w:r>
+      <w:r>
+        <w:rPr>
           <w:b/>
           <w:lang w:val="ar_AE" w:bidi="ar_AE"/>
         </w:rPr>
@@ -21912,6 +24728,22 @@
         <w:rPr>
           <w:lang w:val="ar_AE" w:bidi="ar_AE"/>
         </w:rPr>
+      </w:r>
+    </w:p>
+    <w:p>
+      <w:pPr>
+        <w:bidi/>
+      </w:pPr>
+      <w:r>
+        <w:rPr>
+          <w:lang w:val="ar_AE" w:bidi="ar_AE"/>
+        </w:rPr>
+      </w:r>
+      <w:r>
+        <w:rPr>
+          <w:lang w:val="ar_AE" w:bidi="ar_AE"/>
+        </w:rPr>
+        <w:t>בְּנֵֽי־יַעֲקֹ֖ב</w:t>
       </w:r>
     </w:p>
     <w:p>
@@ -22049,6 +24881,22 @@
       </w:r>
       <w:r>
         <w:rPr>
+          <w:lang w:val="ar_AE" w:bidi="ar_AE"/>
+        </w:rPr>
+        <w:t>אֲבֹתֵי⁠כֶ֜ם</w:t>
+      </w:r>
+    </w:p>
+    <w:p>
+      <w:pPr>
+        <w:bidi/>
+      </w:pPr>
+      <w:r>
+        <w:rPr>
+          <w:lang w:val="ar_AE" w:bidi="ar_AE"/>
+        </w:rPr>
+      </w:r>
+      <w:r>
+        <w:rPr>
           <w:b/>
           <w:lang w:val="ar_AE" w:bidi="ar_AE"/>
         </w:rPr>
@@ -22168,6 +25016,22 @@
       </w:r>
       <w:r>
         <w:rPr>
+          <w:lang w:val="ar_AE" w:bidi="ar_AE"/>
+        </w:rPr>
+        <w:t>סַרְתֶּ֤ם מֵֽ⁠חֻקַּ⁠י֙ וְ⁠לֹ֣א שְׁמַרְתֶּ֔ם</w:t>
+      </w:r>
+    </w:p>
+    <w:p>
+      <w:pPr>
+        <w:bidi/>
+      </w:pPr>
+      <w:r>
+        <w:rPr>
+          <w:lang w:val="ar_AE" w:bidi="ar_AE"/>
+        </w:rPr>
+      </w:r>
+      <w:r>
+        <w:rPr>
           <w:b/>
           <w:lang w:val="ar_AE" w:bidi="ar_AE"/>
         </w:rPr>
@@ -22274,6 +25138,22 @@
       </w:r>
       <w:r>
         <w:rPr>
+          <w:lang w:val="ar_AE" w:bidi="ar_AE"/>
+        </w:rPr>
+        <w:t>סַרְתֶּ֤ם מֵֽ⁠חֻקַּ⁠י֙</w:t>
+      </w:r>
+    </w:p>
+    <w:p>
+      <w:pPr>
+        <w:bidi/>
+      </w:pPr>
+      <w:r>
+        <w:rPr>
+          <w:lang w:val="ar_AE" w:bidi="ar_AE"/>
+        </w:rPr>
+      </w:r>
+      <w:r>
+        <w:rPr>
           <w:b/>
           <w:lang w:val="ar_AE" w:bidi="ar_AE"/>
         </w:rPr>
@@ -22379,6 +25259,22 @@
       </w:r>
       <w:r>
         <w:rPr>
+          <w:lang w:val="ar_AE" w:bidi="ar_AE"/>
+        </w:rPr>
+        <w:t>וַ⁠אֲמַרְתֶּ֖ם בַּ⁠מֶּ֥ה נָשֽׁוּב</w:t>
+      </w:r>
+    </w:p>
+    <w:p>
+      <w:pPr>
+        <w:bidi/>
+      </w:pPr>
+      <w:r>
+        <w:rPr>
+          <w:lang w:val="ar_AE" w:bidi="ar_AE"/>
+        </w:rPr>
+      </w:r>
+      <w:r>
+        <w:rPr>
           <w:b/>
           <w:lang w:val="ar_AE" w:bidi="ar_AE"/>
         </w:rPr>
@@ -22472,6 +25368,22 @@
         <w:rPr>
           <w:lang w:val="ar_AE" w:bidi="ar_AE"/>
         </w:rPr>
+      </w:r>
+    </w:p>
+    <w:p>
+      <w:pPr>
+        <w:bidi/>
+      </w:pPr>
+      <w:r>
+        <w:rPr>
+          <w:lang w:val="ar_AE" w:bidi="ar_AE"/>
+        </w:rPr>
+      </w:r>
+      <w:r>
+        <w:rPr>
+          <w:lang w:val="ar_AE" w:bidi="ar_AE"/>
+        </w:rPr>
+        <w:t>הֲ⁠יִקְבַּ֨ע אָדָ֜ם אֱלֹהִ֗ים כִּ֤י אַתֶּם֙ קֹבְעִ֣ים אֹתִ֔⁠י</w:t>
       </w:r>
     </w:p>
     <w:p>
@@ -22622,6 +25534,22 @@
       </w:r>
       <w:r>
         <w:rPr>
+          <w:lang w:val="ar_AE" w:bidi="ar_AE"/>
+        </w:rPr>
+        <w:t>וַ⁠אֲמַרְתֶּ֖ם בַּ⁠מֶּ֣ה קְבַעֲנ֑וּ⁠ךָ</w:t>
+      </w:r>
+    </w:p>
+    <w:p>
+      <w:pPr>
+        <w:bidi/>
+      </w:pPr>
+      <w:r>
+        <w:rPr>
+          <w:lang w:val="ar_AE" w:bidi="ar_AE"/>
+        </w:rPr>
+      </w:r>
+      <w:r>
+        <w:rPr>
           <w:b/>
           <w:lang w:val="ar_AE" w:bidi="ar_AE"/>
         </w:rPr>
@@ -22728,6 +25656,22 @@
       </w:r>
       <w:r>
         <w:rPr>
+          <w:lang w:val="ar_AE" w:bidi="ar_AE"/>
+        </w:rPr>
+        <w:t>הַֽ⁠מַּעֲשֵׂ֖ר וְ⁠הַ⁠תְּרוּמָֽה</w:t>
+      </w:r>
+    </w:p>
+    <w:p>
+      <w:pPr>
+        <w:bidi/>
+      </w:pPr>
+      <w:r>
+        <w:rPr>
+          <w:lang w:val="ar_AE" w:bidi="ar_AE"/>
+        </w:rPr>
+      </w:r>
+      <w:r>
+        <w:rPr>
           <w:b/>
           <w:lang w:val="ar_AE" w:bidi="ar_AE"/>
         </w:rPr>
@@ -22834,6 +25778,22 @@
       </w:r>
       <w:r>
         <w:rPr>
+          <w:lang w:val="ar_AE" w:bidi="ar_AE"/>
+        </w:rPr>
+        <w:t>בַּ⁠מְּאֵרָה֙ אַתֶּ֣ם נֵֽאָרִ֔ים וְ⁠אֹתִ֖⁠י אַתֶּ֣ם קֹבְעִ֑ים</w:t>
+      </w:r>
+    </w:p>
+    <w:p>
+      <w:pPr>
+        <w:bidi/>
+      </w:pPr>
+      <w:r>
+        <w:rPr>
+          <w:lang w:val="ar_AE" w:bidi="ar_AE"/>
+        </w:rPr>
+      </w:r>
+      <w:r>
+        <w:rPr>
           <w:b/>
           <w:lang w:val="ar_AE" w:bidi="ar_AE"/>
         </w:rPr>
@@ -22940,6 +25900,22 @@
       </w:r>
       <w:r>
         <w:rPr>
+          <w:lang w:val="ar_AE" w:bidi="ar_AE"/>
+        </w:rPr>
+        <w:t>בַּ⁠מְּאֵרָה֙ אַתֶּ֣ם נֵֽאָרִ֔ים</w:t>
+      </w:r>
+    </w:p>
+    <w:p>
+      <w:pPr>
+        <w:bidi/>
+      </w:pPr>
+      <w:r>
+        <w:rPr>
+          <w:lang w:val="ar_AE" w:bidi="ar_AE"/>
+        </w:rPr>
+      </w:r>
+      <w:r>
+        <w:rPr>
           <w:b/>
           <w:lang w:val="ar_AE" w:bidi="ar_AE"/>
         </w:rPr>
@@ -23046,6 +26022,22 @@
       </w:r>
       <w:r>
         <w:rPr>
+          <w:lang w:val="ar_AE" w:bidi="ar_AE"/>
+        </w:rPr>
+        <w:t>בַּ⁠מְּאֵרָה֙ אַתֶּ֣ם נֵֽאָרִ֔ים</w:t>
+      </w:r>
+    </w:p>
+    <w:p>
+      <w:pPr>
+        <w:bidi/>
+      </w:pPr>
+      <w:r>
+        <w:rPr>
+          <w:lang w:val="ar_AE" w:bidi="ar_AE"/>
+        </w:rPr>
+      </w:r>
+      <w:r>
+        <w:rPr>
           <w:b/>
           <w:lang w:val="ar_AE" w:bidi="ar_AE"/>
         </w:rPr>
@@ -23138,6 +26130,22 @@
       </w:r>
       <w:r>
         <w:rPr>
+          <w:lang w:val="ar_AE" w:bidi="ar_AE"/>
+        </w:rPr>
+        <w:t>הַ⁠גּ֖וֹי כֻּלּֽ⁠וֹ</w:t>
+      </w:r>
+    </w:p>
+    <w:p>
+      <w:pPr>
+        <w:bidi/>
+      </w:pPr>
+      <w:r>
+        <w:rPr>
+          <w:lang w:val="ar_AE" w:bidi="ar_AE"/>
+        </w:rPr>
+      </w:r>
+      <w:r>
+        <w:rPr>
           <w:b/>
           <w:lang w:val="ar_AE" w:bidi="ar_AE"/>
         </w:rPr>
@@ -23257,6 +26265,22 @@
       </w:r>
       <w:r>
         <w:rPr>
+          <w:lang w:val="ar_AE" w:bidi="ar_AE"/>
+        </w:rPr>
+        <w:t>בֵּ֣ית הָ⁠אוֹצָ֗ר</w:t>
+      </w:r>
+    </w:p>
+    <w:p>
+      <w:pPr>
+        <w:bidi/>
+      </w:pPr>
+      <w:r>
+        <w:rPr>
+          <w:lang w:val="ar_AE" w:bidi="ar_AE"/>
+        </w:rPr>
+      </w:r>
+      <w:r>
+        <w:rPr>
           <w:b/>
           <w:lang w:val="ar_AE" w:bidi="ar_AE"/>
         </w:rPr>
@@ -23376,6 +26400,22 @@
       </w:r>
       <w:r>
         <w:rPr>
+          <w:lang w:val="ar_AE" w:bidi="ar_AE"/>
+        </w:rPr>
+        <w:t>טֶ֨רֶף֙ בְּ⁠בֵיתִ֔⁠י</w:t>
+      </w:r>
+    </w:p>
+    <w:p>
+      <w:pPr>
+        <w:bidi/>
+      </w:pPr>
+      <w:r>
+        <w:rPr>
+          <w:lang w:val="ar_AE" w:bidi="ar_AE"/>
+        </w:rPr>
+      </w:r>
+      <w:r>
+        <w:rPr>
           <w:b/>
           <w:lang w:val="ar_AE" w:bidi="ar_AE"/>
         </w:rPr>
@@ -23495,6 +26535,22 @@
       </w:r>
       <w:r>
         <w:rPr>
+          <w:lang w:val="ar_AE" w:bidi="ar_AE"/>
+        </w:rPr>
+        <w:t>אִם־לֹ֧א אֶפְתַּ֣ח לָ⁠כֶ֗ם אֵ֚ת אֲרֻבּ֣וֹת הַ⁠שָּׁמַ֔יִם וַ⁠הֲרִיקֹתִ֥י לָ⁠כֶ֛ם בְּרָכָ֖ה</w:t>
+      </w:r>
+    </w:p>
+    <w:p>
+      <w:pPr>
+        <w:bidi/>
+      </w:pPr>
+      <w:r>
+        <w:rPr>
+          <w:lang w:val="ar_AE" w:bidi="ar_AE"/>
+        </w:rPr>
+      </w:r>
+      <w:r>
+        <w:rPr>
           <w:b/>
           <w:lang w:val="ar_AE" w:bidi="ar_AE"/>
         </w:rPr>
@@ -23601,6 +26657,22 @@
       </w:r>
       <w:r>
         <w:rPr>
+          <w:lang w:val="ar_AE" w:bidi="ar_AE"/>
+        </w:rPr>
+        <w:t>בְּרָכָ֖ה</w:t>
+      </w:r>
+    </w:p>
+    <w:p>
+      <w:pPr>
+        <w:bidi/>
+      </w:pPr>
+      <w:r>
+        <w:rPr>
+          <w:lang w:val="ar_AE" w:bidi="ar_AE"/>
+        </w:rPr>
+      </w:r>
+      <w:r>
+        <w:rPr>
           <w:b/>
           <w:lang w:val="ar_AE" w:bidi="ar_AE"/>
         </w:rPr>
@@ -23720,6 +26792,22 @@
       </w:r>
       <w:r>
         <w:rPr>
+          <w:lang w:val="ar_AE" w:bidi="ar_AE"/>
+        </w:rPr>
+        <w:t>עַד־בְּלִי־דָֽי</w:t>
+      </w:r>
+    </w:p>
+    <w:p>
+      <w:pPr>
+        <w:bidi/>
+      </w:pPr>
+      <w:r>
+        <w:rPr>
+          <w:lang w:val="ar_AE" w:bidi="ar_AE"/>
+        </w:rPr>
+      </w:r>
+      <w:r>
+        <w:rPr>
           <w:b/>
           <w:lang w:val="ar_AE" w:bidi="ar_AE"/>
         </w:rPr>
@@ -23839,6 +26927,22 @@
       </w:r>
       <w:r>
         <w:rPr>
+          <w:lang w:val="ar_AE" w:bidi="ar_AE"/>
+        </w:rPr>
+        <w:t>וְ⁠גָעַרְתִּ֤י לָ⁠כֶם֙ בָּֽ⁠אֹכֵ֔ל</w:t>
+      </w:r>
+    </w:p>
+    <w:p>
+      <w:pPr>
+        <w:bidi/>
+      </w:pPr>
+      <w:r>
+        <w:rPr>
+          <w:lang w:val="ar_AE" w:bidi="ar_AE"/>
+        </w:rPr>
+      </w:r>
+      <w:r>
+        <w:rPr>
           <w:b/>
           <w:lang w:val="ar_AE" w:bidi="ar_AE"/>
         </w:rPr>
@@ -23958,6 +27062,22 @@
       </w:r>
       <w:r>
         <w:rPr>
+          <w:lang w:val="ar_AE" w:bidi="ar_AE"/>
+        </w:rPr>
+        <w:t>וְ⁠גָעַרְתִּ֤י לָ⁠כֶם֙ בָּֽ⁠אֹכֵ֔ל</w:t>
+      </w:r>
+    </w:p>
+    <w:p>
+      <w:pPr>
+        <w:bidi/>
+      </w:pPr>
+      <w:r>
+        <w:rPr>
+          <w:lang w:val="ar_AE" w:bidi="ar_AE"/>
+        </w:rPr>
+      </w:r>
+      <w:r>
+        <w:rPr>
           <w:b/>
           <w:lang w:val="ar_AE" w:bidi="ar_AE"/>
         </w:rPr>
@@ -24063,6 +27183,22 @@
       </w:r>
       <w:r>
         <w:rPr>
+          <w:lang w:val="ar_AE" w:bidi="ar_AE"/>
+        </w:rPr>
+        <w:t>אֶת־פְּרִ֣י הָ⁠אֲדָמָ֑ה</w:t>
+      </w:r>
+    </w:p>
+    <w:p>
+      <w:pPr>
+        <w:bidi/>
+      </w:pPr>
+      <w:r>
+        <w:rPr>
+          <w:lang w:val="ar_AE" w:bidi="ar_AE"/>
+        </w:rPr>
+      </w:r>
+      <w:r>
+        <w:rPr>
           <w:b/>
           <w:lang w:val="ar_AE" w:bidi="ar_AE"/>
         </w:rPr>
@@ -24182,6 +27318,22 @@
       </w:r>
       <w:r>
         <w:rPr>
+          <w:lang w:val="ar_AE" w:bidi="ar_AE"/>
+        </w:rPr>
+        <w:t>וְ⁠לֹא־תְשַׁכֵּ֨ל לָ⁠כֶ֤ם הַ⁠גֶּ֨פֶן֙ בַּ⁠שָּׂדֶ֔ה</w:t>
+      </w:r>
+    </w:p>
+    <w:p>
+      <w:pPr>
+        <w:bidi/>
+      </w:pPr>
+      <w:r>
+        <w:rPr>
+          <w:lang w:val="ar_AE" w:bidi="ar_AE"/>
+        </w:rPr>
+      </w:r>
+      <w:r>
+        <w:rPr>
           <w:b/>
           <w:lang w:val="ar_AE" w:bidi="ar_AE"/>
         </w:rPr>
@@ -24301,6 +27453,22 @@
       </w:r>
       <w:r>
         <w:rPr>
+          <w:lang w:val="ar_AE" w:bidi="ar_AE"/>
+        </w:rPr>
+        <w:t>אֶ֣רֶץ חֵ֔פֶץ</w:t>
+      </w:r>
+    </w:p>
+    <w:p>
+      <w:pPr>
+        <w:bidi/>
+      </w:pPr>
+      <w:r>
+        <w:rPr>
+          <w:lang w:val="ar_AE" w:bidi="ar_AE"/>
+        </w:rPr>
+      </w:r>
+      <w:r>
+        <w:rPr>
           <w:b/>
           <w:lang w:val="ar_AE" w:bidi="ar_AE"/>
         </w:rPr>
@@ -24420,6 +27588,22 @@
       </w:r>
       <w:r>
         <w:rPr>
+          <w:lang w:val="ar_AE" w:bidi="ar_AE"/>
+        </w:rPr>
+        <w:t>חָזְק֥וּ עָלַ֛⁠י דִּבְרֵי⁠כֶ֖ם</w:t>
+      </w:r>
+    </w:p>
+    <w:p>
+      <w:pPr>
+        <w:bidi/>
+      </w:pPr>
+      <w:r>
+        <w:rPr>
+          <w:lang w:val="ar_AE" w:bidi="ar_AE"/>
+        </w:rPr>
+      </w:r>
+      <w:r>
+        <w:rPr>
           <w:b/>
           <w:lang w:val="ar_AE" w:bidi="ar_AE"/>
         </w:rPr>
@@ -24539,6 +27723,22 @@
       </w:r>
       <w:r>
         <w:rPr>
+          <w:lang w:val="ar_AE" w:bidi="ar_AE"/>
+        </w:rPr>
+        <w:t>וַ⁠אֲמַרְתֶּ֕ם מַה־נִּדְבַּ֖רְנוּ עָלֶֽי⁠ךָ</w:t>
+      </w:r>
+    </w:p>
+    <w:p>
+      <w:pPr>
+        <w:bidi/>
+      </w:pPr>
+      <w:r>
+        <w:rPr>
+          <w:lang w:val="ar_AE" w:bidi="ar_AE"/>
+        </w:rPr>
+      </w:r>
+      <w:r>
+        <w:rPr>
           <w:b/>
           <w:lang w:val="ar_AE" w:bidi="ar_AE"/>
         </w:rPr>
@@ -24645,6 +27845,22 @@
       </w:r>
       <w:r>
         <w:rPr>
+          <w:lang w:val="ar_AE" w:bidi="ar_AE"/>
+        </w:rPr>
+        <w:t>אֲמַרְתֶּ֕ם שָׁ֖וְא עֲבֹ֣ד אֱלֹהִ֑ים וּ⁠מַה־בֶּ֗צַע כִּ֤י שָׁמַ֨רְנוּ֙ מִשְׁמַרְתּ֔⁠וֹ וְ⁠כִ֤י הָלַ֨כְנוּ֙ קְדֹ֣רַנִּ֔ית מִ⁠פְּנֵ֖י יְהוָ֥ה צְבָאֽוֹת</w:t>
+      </w:r>
+    </w:p>
+    <w:p>
+      <w:pPr>
+        <w:bidi/>
+      </w:pPr>
+      <w:r>
+        <w:rPr>
+          <w:lang w:val="ar_AE" w:bidi="ar_AE"/>
+        </w:rPr>
+      </w:r>
+      <w:r>
+        <w:rPr>
           <w:b/>
           <w:lang w:val="ar_AE" w:bidi="ar_AE"/>
         </w:rPr>
@@ -24751,6 +27967,22 @@
       </w:r>
       <w:r>
         <w:rPr>
+          <w:lang w:val="ar_AE" w:bidi="ar_AE"/>
+        </w:rPr>
+        <w:t>הָלַ֨כְנוּ֙</w:t>
+      </w:r>
+    </w:p>
+    <w:p>
+      <w:pPr>
+        <w:bidi/>
+      </w:pPr>
+      <w:r>
+        <w:rPr>
+          <w:lang w:val="ar_AE" w:bidi="ar_AE"/>
+        </w:rPr>
+      </w:r>
+      <w:r>
+        <w:rPr>
           <w:b/>
           <w:lang w:val="ar_AE" w:bidi="ar_AE"/>
         </w:rPr>
@@ -24856,6 +28088,22 @@
       </w:r>
       <w:r>
         <w:rPr>
+          <w:lang w:val="ar_AE" w:bidi="ar_AE"/>
+        </w:rPr>
+        <w:t>מִ⁠פְּנֵ֖י יְהוָ֥ה צְבָאֽוֹת</w:t>
+      </w:r>
+    </w:p>
+    <w:p>
+      <w:pPr>
+        <w:bidi/>
+      </w:pPr>
+      <w:r>
+        <w:rPr>
+          <w:lang w:val="ar_AE" w:bidi="ar_AE"/>
+        </w:rPr>
+      </w:r>
+      <w:r>
+        <w:rPr>
           <w:b/>
           <w:lang w:val="ar_AE" w:bidi="ar_AE"/>
         </w:rPr>
@@ -24975,6 +28223,22 @@
       </w:r>
       <w:r>
         <w:rPr>
+          <w:lang w:val="ar_AE" w:bidi="ar_AE"/>
+        </w:rPr>
+        <w:t>וְ⁠עַתָּ֕ה אֲנַ֖חְנוּ מְאַשְּׁרִ֣ים זֵדִ֑ים גַּם־נִבְנוּ֙ עֹשֵׂ֣י רִשְׁעָ֔ה גַּ֧ם בָּחֲנ֛וּ אֱלֹהִ֖ים וַ⁠יִּמָּלֵֽטוּ</w:t>
+      </w:r>
+    </w:p>
+    <w:p>
+      <w:pPr>
+        <w:bidi/>
+      </w:pPr>
+      <w:r>
+        <w:rPr>
+          <w:lang w:val="ar_AE" w:bidi="ar_AE"/>
+        </w:rPr>
+      </w:r>
+      <w:r>
+        <w:rPr>
           <w:b/>
           <w:lang w:val="ar_AE" w:bidi="ar_AE"/>
         </w:rPr>
@@ -25081,6 +28345,22 @@
       </w:r>
       <w:r>
         <w:rPr>
+          <w:lang w:val="ar_AE" w:bidi="ar_AE"/>
+        </w:rPr>
+        <w:t>נִבְנוּ֙ עֹשֵׂ֣י רִשְׁעָ֔ה</w:t>
+      </w:r>
+    </w:p>
+    <w:p>
+      <w:pPr>
+        <w:bidi/>
+      </w:pPr>
+      <w:r>
+        <w:rPr>
+          <w:lang w:val="ar_AE" w:bidi="ar_AE"/>
+        </w:rPr>
+      </w:r>
+      <w:r>
+        <w:rPr>
           <w:b/>
           <w:lang w:val="ar_AE" w:bidi="ar_AE"/>
         </w:rPr>
@@ -25187,6 +28467,22 @@
       </w:r>
       <w:r>
         <w:rPr>
+          <w:lang w:val="ar_AE" w:bidi="ar_AE"/>
+        </w:rPr>
+        <w:t>עֹשֵׂ֣י רִשְׁעָ֔ה</w:t>
+      </w:r>
+    </w:p>
+    <w:p>
+      <w:pPr>
+        <w:bidi/>
+      </w:pPr>
+      <w:r>
+        <w:rPr>
+          <w:lang w:val="ar_AE" w:bidi="ar_AE"/>
+        </w:rPr>
+      </w:r>
+      <w:r>
+        <w:rPr>
           <w:b/>
           <w:lang w:val="ar_AE" w:bidi="ar_AE"/>
         </w:rPr>
@@ -25292,6 +28588,22 @@
       </w:r>
       <w:r>
         <w:rPr>
+          <w:lang w:val="ar_AE" w:bidi="ar_AE"/>
+        </w:rPr>
+        <w:t>אִ֣ישׁ אֶת־רֵעֵ֑⁠הוּ</w:t>
+      </w:r>
+    </w:p>
+    <w:p>
+      <w:pPr>
+        <w:bidi/>
+      </w:pPr>
+      <w:r>
+        <w:rPr>
+          <w:lang w:val="ar_AE" w:bidi="ar_AE"/>
+        </w:rPr>
+      </w:r>
+      <w:r>
+        <w:rPr>
           <w:b/>
           <w:lang w:val="ar_AE" w:bidi="ar_AE"/>
         </w:rPr>
@@ -25398,6 +28710,22 @@
       </w:r>
       <w:r>
         <w:rPr>
+          <w:lang w:val="ar_AE" w:bidi="ar_AE"/>
+        </w:rPr>
+        <w:t>וַ⁠יַּקְשֵׁ֤ב יְהוָה֙ וַ⁠יִּשְׁמָ֔ע</w:t>
+      </w:r>
+    </w:p>
+    <w:p>
+      <w:pPr>
+        <w:bidi/>
+      </w:pPr>
+      <w:r>
+        <w:rPr>
+          <w:lang w:val="ar_AE" w:bidi="ar_AE"/>
+        </w:rPr>
+      </w:r>
+      <w:r>
+        <w:rPr>
           <w:b/>
           <w:lang w:val="ar_AE" w:bidi="ar_AE"/>
         </w:rPr>
@@ -25504,6 +28832,22 @@
       </w:r>
       <w:r>
         <w:rPr>
+          <w:lang w:val="ar_AE" w:bidi="ar_AE"/>
+        </w:rPr>
+        <w:t>וַ֠⁠יִּכָּתֵב סֵ֣פֶר זִכָּר֤וֹן</w:t>
+      </w:r>
+    </w:p>
+    <w:p>
+      <w:pPr>
+        <w:bidi/>
+      </w:pPr>
+      <w:r>
+        <w:rPr>
+          <w:lang w:val="ar_AE" w:bidi="ar_AE"/>
+        </w:rPr>
+      </w:r>
+      <w:r>
+        <w:rPr>
           <w:b/>
           <w:lang w:val="ar_AE" w:bidi="ar_AE"/>
         </w:rPr>
@@ -25610,6 +28954,22 @@
       </w:r>
       <w:r>
         <w:rPr>
+          <w:lang w:val="ar_AE" w:bidi="ar_AE"/>
+        </w:rPr>
+        <w:t>לְ⁠פָנָי⁠ו֙</w:t>
+      </w:r>
+    </w:p>
+    <w:p>
+      <w:pPr>
+        <w:bidi/>
+      </w:pPr>
+      <w:r>
+        <w:rPr>
+          <w:lang w:val="ar_AE" w:bidi="ar_AE"/>
+        </w:rPr>
+      </w:r>
+      <w:r>
+        <w:rPr>
           <w:b/>
           <w:lang w:val="ar_AE" w:bidi="ar_AE"/>
         </w:rPr>
@@ -25729,6 +29089,22 @@
       </w:r>
       <w:r>
         <w:rPr>
+          <w:lang w:val="ar_AE" w:bidi="ar_AE"/>
+        </w:rPr>
+        <w:t>לְ⁠יִרְאֵ֣י יְהוָ֔ה וּ⁠לְ⁠חֹשְׁבֵ֖י שְׁמֽ⁠וֹ</w:t>
+      </w:r>
+    </w:p>
+    <w:p>
+      <w:pPr>
+        <w:bidi/>
+      </w:pPr>
+      <w:r>
+        <w:rPr>
+          <w:lang w:val="ar_AE" w:bidi="ar_AE"/>
+        </w:rPr>
+      </w:r>
+      <w:r>
+        <w:rPr>
           <w:b/>
           <w:lang w:val="ar_AE" w:bidi="ar_AE"/>
         </w:rPr>
@@ -25835,6 +29211,22 @@
       </w:r>
       <w:r>
         <w:rPr>
+          <w:lang w:val="ar_AE" w:bidi="ar_AE"/>
+        </w:rPr>
+        <w:t>וּ⁠לְ⁠חֹשְׁבֵ֖י שְׁמֽ⁠וֹ</w:t>
+      </w:r>
+    </w:p>
+    <w:p>
+      <w:pPr>
+        <w:bidi/>
+      </w:pPr>
+      <w:r>
+        <w:rPr>
+          <w:lang w:val="ar_AE" w:bidi="ar_AE"/>
+        </w:rPr>
+      </w:r>
+      <w:r>
+        <w:rPr>
           <w:b/>
           <w:lang w:val="ar_AE" w:bidi="ar_AE"/>
         </w:rPr>
@@ -25954,6 +29346,22 @@
       </w:r>
       <w:r>
         <w:rPr>
+          <w:lang w:val="ar_AE" w:bidi="ar_AE"/>
+        </w:rPr>
+        <w:t>וְ⁠הָ֣יוּ לִ֗⁠י אָמַר֙ יְהוָ֣ה צְבָא֔וֹת &amp; סְגֻלָּ֑ה</w:t>
+      </w:r>
+    </w:p>
+    <w:p>
+      <w:pPr>
+        <w:bidi/>
+      </w:pPr>
+      <w:r>
+        <w:rPr>
+          <w:lang w:val="ar_AE" w:bidi="ar_AE"/>
+        </w:rPr>
+      </w:r>
+      <w:r>
+        <w:rPr>
           <w:b/>
           <w:lang w:val="ar_AE" w:bidi="ar_AE"/>
         </w:rPr>
@@ -26073,6 +29481,22 @@
       </w:r>
       <w:r>
         <w:rPr>
+          <w:lang w:val="ar_AE" w:bidi="ar_AE"/>
+        </w:rPr>
+        <w:t>לַ⁠יּ֕וֹם אֲשֶׁ֥ר אֲנִ֖י עֹשֶׂ֣ה</w:t>
+      </w:r>
+    </w:p>
+    <w:p>
+      <w:pPr>
+        <w:bidi/>
+      </w:pPr>
+      <w:r>
+        <w:rPr>
+          <w:lang w:val="ar_AE" w:bidi="ar_AE"/>
+        </w:rPr>
+      </w:r>
+      <w:r>
+        <w:rPr>
           <w:b/>
           <w:lang w:val="ar_AE" w:bidi="ar_AE"/>
         </w:rPr>
@@ -26205,6 +29629,22 @@
       </w:r>
       <w:r>
         <w:rPr>
+          <w:lang w:val="ar_AE" w:bidi="ar_AE"/>
+        </w:rPr>
+        <w:t>כַּֽ⁠אֲשֶׁר֙</w:t>
+      </w:r>
+    </w:p>
+    <w:p>
+      <w:pPr>
+        <w:bidi/>
+      </w:pPr>
+      <w:r>
+        <w:rPr>
+          <w:lang w:val="ar_AE" w:bidi="ar_AE"/>
+        </w:rPr>
+      </w:r>
+      <w:r>
+        <w:rPr>
           <w:b/>
           <w:lang w:val="ar_AE" w:bidi="ar_AE"/>
         </w:rPr>
@@ -26324,6 +29764,22 @@
       </w:r>
       <w:r>
         <w:rPr>
+          <w:lang w:val="ar_AE" w:bidi="ar_AE"/>
+        </w:rPr>
+        <w:t>וְ⁠שַׁבְתֶּם֙ וּ⁠רְאִיתֶ֔ם</w:t>
+      </w:r>
+    </w:p>
+    <w:p>
+      <w:pPr>
+        <w:bidi/>
+      </w:pPr>
+      <w:r>
+        <w:rPr>
+          <w:lang w:val="ar_AE" w:bidi="ar_AE"/>
+        </w:rPr>
+      </w:r>
+      <w:r>
+        <w:rPr>
           <w:b/>
           <w:lang w:val="ar_AE" w:bidi="ar_AE"/>
         </w:rPr>
@@ -26430,6 +29886,22 @@
       </w:r>
       <w:r>
         <w:rPr>
+          <w:lang w:val="ar_AE" w:bidi="ar_AE"/>
+        </w:rPr>
+        <w:t>וְ⁠שַׁבְתֶּם֙ וּ⁠רְאִיתֶ֔ם</w:t>
+      </w:r>
+    </w:p>
+    <w:p>
+      <w:pPr>
+        <w:bidi/>
+      </w:pPr>
+      <w:r>
+        <w:rPr>
+          <w:lang w:val="ar_AE" w:bidi="ar_AE"/>
+        </w:rPr>
+      </w:r>
+      <w:r>
+        <w:rPr>
           <w:b/>
           <w:lang w:val="ar_AE" w:bidi="ar_AE"/>
         </w:rPr>
@@ -26535,6 +30007,22 @@
       </w:r>
       <w:r>
         <w:rPr>
+          <w:lang w:val="ar_AE" w:bidi="ar_AE"/>
+        </w:rPr>
+        <w:t>בֵּ֥ין צַדִּ֖יק לְ⁠רָשָׁ֑ע</w:t>
+      </w:r>
+    </w:p>
+    <w:p>
+      <w:pPr>
+        <w:bidi/>
+      </w:pPr>
+      <w:r>
+        <w:rPr>
+          <w:lang w:val="ar_AE" w:bidi="ar_AE"/>
+        </w:rPr>
+      </w:r>
+      <w:r>
+        <w:rPr>
           <w:b/>
           <w:lang w:val="ar_AE" w:bidi="ar_AE"/>
         </w:rPr>
@@ -26641,6 +30129,22 @@
       </w:r>
       <w:r>
         <w:rPr>
+          <w:lang w:val="ar_AE" w:bidi="ar_AE"/>
+        </w:rPr>
+        <w:t>בֵּ֥ין צַדִּ֖יק לְ⁠רָשָׁ֑ע בֵּ֚ין עֹבֵ֣ד אֱלֹהִ֔ים לַ⁠אֲשֶׁ֖ר לֹ֥א עֲבָדֽ⁠וֹ</w:t>
+      </w:r>
+    </w:p>
+    <w:p>
+      <w:pPr>
+        <w:bidi/>
+      </w:pPr>
+      <w:r>
+        <w:rPr>
+          <w:lang w:val="ar_AE" w:bidi="ar_AE"/>
+        </w:rPr>
+      </w:r>
+      <w:r>
+        <w:rPr>
           <w:b/>
           <w:lang w:val="ar_AE" w:bidi="ar_AE"/>
         </w:rPr>
@@ -26734,6 +30238,22 @@
         <w:rPr>
           <w:lang w:val="ar_AE" w:bidi="ar_AE"/>
         </w:rPr>
+      </w:r>
+    </w:p>
+    <w:p>
+      <w:pPr>
+        <w:bidi/>
+      </w:pPr>
+      <w:r>
+        <w:rPr>
+          <w:lang w:val="ar_AE" w:bidi="ar_AE"/>
+        </w:rPr>
+      </w:r>
+      <w:r>
+        <w:rPr>
+          <w:lang w:val="ar_AE" w:bidi="ar_AE"/>
+        </w:rPr>
+        <w:t>צַדִּ֖יק לְ⁠רָשָׁ֑ע</w:t>
       </w:r>
     </w:p>
     <w:p>
@@ -27002,6 +30522,22 @@
       </w:r>
       <w:r>
         <w:rPr>
+          <w:lang w:val="ar_AE" w:bidi="ar_AE"/>
+        </w:rPr>
+        <w:t>הִנֵּ֤ה</w:t>
+      </w:r>
+    </w:p>
+    <w:p>
+      <w:pPr>
+        <w:bidi/>
+      </w:pPr>
+      <w:r>
+        <w:rPr>
+          <w:lang w:val="ar_AE" w:bidi="ar_AE"/>
+        </w:rPr>
+      </w:r>
+      <w:r>
+        <w:rPr>
           <w:b/>
           <w:lang w:val="ar_AE" w:bidi="ar_AE"/>
         </w:rPr>
@@ -27108,6 +30644,22 @@
       </w:r>
       <w:r>
         <w:rPr>
+          <w:lang w:val="ar_AE" w:bidi="ar_AE"/>
+        </w:rPr>
+        <w:t>בֹּעֵ֖ר כַּ⁠תַּנּ֑וּר וְ⁠הָי֨וּ כָל־זֵדִ֜ים וְ⁠כָל־עֹשֵׂ֤ה רִשְׁעָה֙ קַ֔שׁ</w:t>
+      </w:r>
+    </w:p>
+    <w:p>
+      <w:pPr>
+        <w:bidi/>
+      </w:pPr>
+      <w:r>
+        <w:rPr>
+          <w:lang w:val="ar_AE" w:bidi="ar_AE"/>
+        </w:rPr>
+      </w:r>
+      <w:r>
+        <w:rPr>
           <w:b/>
           <w:lang w:val="ar_AE" w:bidi="ar_AE"/>
         </w:rPr>
@@ -27227,6 +30779,22 @@
       </w:r>
       <w:r>
         <w:rPr>
+          <w:lang w:val="ar_AE" w:bidi="ar_AE"/>
+        </w:rPr>
+        <w:t>כָל־זֵדִ֜ים</w:t>
+      </w:r>
+    </w:p>
+    <w:p>
+      <w:pPr>
+        <w:bidi/>
+      </w:pPr>
+      <w:r>
+        <w:rPr>
+          <w:lang w:val="ar_AE" w:bidi="ar_AE"/>
+        </w:rPr>
+      </w:r>
+      <w:r>
+        <w:rPr>
           <w:b/>
           <w:lang w:val="ar_AE" w:bidi="ar_AE"/>
         </w:rPr>
@@ -27332,6 +30900,22 @@
       </w:r>
       <w:r>
         <w:rPr>
+          <w:lang w:val="ar_AE" w:bidi="ar_AE"/>
+        </w:rPr>
+        <w:t>וְ⁠כָל־עֹשֵׂ֤ה רִשְׁעָה֙</w:t>
+      </w:r>
+    </w:p>
+    <w:p>
+      <w:pPr>
+        <w:bidi/>
+      </w:pPr>
+      <w:r>
+        <w:rPr>
+          <w:lang w:val="ar_AE" w:bidi="ar_AE"/>
+        </w:rPr>
+      </w:r>
+      <w:r>
+        <w:rPr>
           <w:b/>
           <w:lang w:val="ar_AE" w:bidi="ar_AE"/>
         </w:rPr>
@@ -27451,6 +31035,22 @@
       </w:r>
       <w:r>
         <w:rPr>
+          <w:lang w:val="ar_AE" w:bidi="ar_AE"/>
+        </w:rPr>
+        <w:t>וְ⁠הָי֨וּ כָל־זֵדִ֜ים וְ⁠כָל־עֹשֵׂ֤ה רִשְׁעָה֙ קַ֔שׁ</w:t>
+      </w:r>
+    </w:p>
+    <w:p>
+      <w:pPr>
+        <w:bidi/>
+      </w:pPr>
+      <w:r>
+        <w:rPr>
+          <w:lang w:val="ar_AE" w:bidi="ar_AE"/>
+        </w:rPr>
+      </w:r>
+      <w:r>
+        <w:rPr>
           <w:b/>
           <w:lang w:val="ar_AE" w:bidi="ar_AE"/>
         </w:rPr>
@@ -27583,6 +31183,22 @@
       </w:r>
       <w:r>
         <w:rPr>
+          <w:lang w:val="ar_AE" w:bidi="ar_AE"/>
+        </w:rPr>
+        <w:t>לָ⁠הֶ֖ם שֹׁ֥רֶשׁ וְ⁠עָנָֽף</w:t>
+      </w:r>
+    </w:p>
+    <w:p>
+      <w:pPr>
+        <w:bidi/>
+      </w:pPr>
+      <w:r>
+        <w:rPr>
+          <w:lang w:val="ar_AE" w:bidi="ar_AE"/>
+        </w:rPr>
+      </w:r>
+      <w:r>
+        <w:rPr>
           <w:b/>
           <w:lang w:val="ar_AE" w:bidi="ar_AE"/>
         </w:rPr>
@@ -27689,6 +31305,22 @@
       </w:r>
       <w:r>
         <w:rPr>
+          <w:lang w:val="ar_AE" w:bidi="ar_AE"/>
+        </w:rPr>
+        <w:t>וְ⁠זָרְחָ֨ה לָ⁠כֶ֜ם יִרְאֵ֤י שְׁמִ⁠י֙ שֶׁ֣מֶשׁ צְדָקָ֔ה</w:t>
+      </w:r>
+    </w:p>
+    <w:p>
+      <w:pPr>
+        <w:bidi/>
+      </w:pPr>
+      <w:r>
+        <w:rPr>
+          <w:lang w:val="ar_AE" w:bidi="ar_AE"/>
+        </w:rPr>
+      </w:r>
+      <w:r>
+        <w:rPr>
           <w:b/>
           <w:lang w:val="ar_AE" w:bidi="ar_AE"/>
         </w:rPr>
@@ -27846,6 +31478,22 @@
       </w:r>
       <w:r>
         <w:rPr>
+          <w:lang w:val="ar_AE" w:bidi="ar_AE"/>
+        </w:rPr>
+        <w:t>יִרְאֵ֤י שְׁמִ⁠י֙</w:t>
+      </w:r>
+    </w:p>
+    <w:p>
+      <w:pPr>
+        <w:bidi/>
+      </w:pPr>
+      <w:r>
+        <w:rPr>
+          <w:lang w:val="ar_AE" w:bidi="ar_AE"/>
+        </w:rPr>
+      </w:r>
+      <w:r>
+        <w:rPr>
           <w:b/>
           <w:lang w:val="ar_AE" w:bidi="ar_AE"/>
         </w:rPr>
@@ -27965,6 +31613,22 @@
       </w:r>
       <w:r>
         <w:rPr>
+          <w:lang w:val="ar_AE" w:bidi="ar_AE"/>
+        </w:rPr>
+        <w:t>וּ⁠מַרְפֵּ֖א בִּ⁠כְנָפֶ֑י⁠הָ</w:t>
+      </w:r>
+    </w:p>
+    <w:p>
+      <w:pPr>
+        <w:bidi/>
+      </w:pPr>
+      <w:r>
+        <w:rPr>
+          <w:lang w:val="ar_AE" w:bidi="ar_AE"/>
+        </w:rPr>
+      </w:r>
+      <w:r>
+        <w:rPr>
           <w:b/>
           <w:lang w:val="ar_AE" w:bidi="ar_AE"/>
         </w:rPr>
@@ -28084,6 +31748,22 @@
       </w:r>
       <w:r>
         <w:rPr>
+          <w:lang w:val="ar_AE" w:bidi="ar_AE"/>
+        </w:rPr>
+        <w:t>וִֽ⁠יצָאתֶ֥ם וּ⁠פִשְׁתֶּ֖ם</w:t>
+      </w:r>
+    </w:p>
+    <w:p>
+      <w:pPr>
+        <w:bidi/>
+      </w:pPr>
+      <w:r>
+        <w:rPr>
+          <w:lang w:val="ar_AE" w:bidi="ar_AE"/>
+        </w:rPr>
+      </w:r>
+      <w:r>
+        <w:rPr>
           <w:b/>
           <w:lang w:val="ar_AE" w:bidi="ar_AE"/>
         </w:rPr>
@@ -28203,6 +31883,22 @@
       </w:r>
       <w:r>
         <w:rPr>
+          <w:lang w:val="ar_AE" w:bidi="ar_AE"/>
+        </w:rPr>
+        <w:t>כְּ⁠עֶגְלֵ֥י מַרְבֵּֽק</w:t>
+      </w:r>
+    </w:p>
+    <w:p>
+      <w:pPr>
+        <w:bidi/>
+      </w:pPr>
+      <w:r>
+        <w:rPr>
+          <w:lang w:val="ar_AE" w:bidi="ar_AE"/>
+        </w:rPr>
+      </w:r>
+      <w:r>
+        <w:rPr>
           <w:b/>
           <w:lang w:val="ar_AE" w:bidi="ar_AE"/>
         </w:rPr>
@@ -28309,6 +32005,22 @@
       </w:r>
       <w:r>
         <w:rPr>
+          <w:lang w:val="ar_AE" w:bidi="ar_AE"/>
+        </w:rPr>
+        <w:t>וְ⁠עַסּוֹתֶ֣ם רְשָׁעִ֔ים כִּֽי־יִהְי֣וּ אֵ֔פֶר תַּ֖חַת כַּפּ֣וֹת רַגְלֵי⁠כֶ֑ם</w:t>
+      </w:r>
+    </w:p>
+    <w:p>
+      <w:pPr>
+        <w:bidi/>
+      </w:pPr>
+      <w:r>
+        <w:rPr>
+          <w:lang w:val="ar_AE" w:bidi="ar_AE"/>
+        </w:rPr>
+      </w:r>
+      <w:r>
+        <w:rPr>
           <w:b/>
           <w:lang w:val="ar_AE" w:bidi="ar_AE"/>
         </w:rPr>
@@ -28415,6 +32127,22 @@
       </w:r>
       <w:r>
         <w:rPr>
+          <w:lang w:val="ar_AE" w:bidi="ar_AE"/>
+        </w:rPr>
+        <w:t>וְ⁠עַסּוֹתֶ֣ם רְשָׁעִ֔ים</w:t>
+      </w:r>
+    </w:p>
+    <w:p>
+      <w:pPr>
+        <w:bidi/>
+      </w:pPr>
+      <w:r>
+        <w:rPr>
+          <w:lang w:val="ar_AE" w:bidi="ar_AE"/>
+        </w:rPr>
+      </w:r>
+      <w:r>
+        <w:rPr>
           <w:b/>
           <w:lang w:val="ar_AE" w:bidi="ar_AE"/>
         </w:rPr>
@@ -28534,6 +32262,22 @@
       </w:r>
       <w:r>
         <w:rPr>
+          <w:lang w:val="ar_AE" w:bidi="ar_AE"/>
+        </w:rPr>
+        <w:t>רְשָׁעִ֔ים</w:t>
+      </w:r>
+    </w:p>
+    <w:p>
+      <w:pPr>
+        <w:bidi/>
+      </w:pPr>
+      <w:r>
+        <w:rPr>
+          <w:lang w:val="ar_AE" w:bidi="ar_AE"/>
+        </w:rPr>
+      </w:r>
+      <w:r>
+        <w:rPr>
           <w:b/>
           <w:lang w:val="ar_AE" w:bidi="ar_AE"/>
         </w:rPr>
@@ -28653,6 +32397,22 @@
       </w:r>
       <w:r>
         <w:rPr>
+          <w:lang w:val="ar_AE" w:bidi="ar_AE"/>
+        </w:rPr>
+        <w:t>כִּֽי־יִהְי֣וּ אֵ֔פֶר תַּ֖חַת כַּפּ֣וֹת רַגְלֵי⁠כֶ֑ם</w:t>
+      </w:r>
+    </w:p>
+    <w:p>
+      <w:pPr>
+        <w:bidi/>
+      </w:pPr>
+      <w:r>
+        <w:rPr>
+          <w:lang w:val="ar_AE" w:bidi="ar_AE"/>
+        </w:rPr>
+      </w:r>
+      <w:r>
+        <w:rPr>
           <w:b/>
           <w:lang w:val="ar_AE" w:bidi="ar_AE"/>
         </w:rPr>
@@ -28759,6 +32519,22 @@
         <w:rPr>
           <w:lang w:val="ar_AE" w:bidi="ar_AE"/>
         </w:rPr>
+      </w:r>
+    </w:p>
+    <w:p>
+      <w:pPr>
+        <w:bidi/>
+      </w:pPr>
+      <w:r>
+        <w:rPr>
+          <w:lang w:val="ar_AE" w:bidi="ar_AE"/>
+        </w:rPr>
+      </w:r>
+      <w:r>
+        <w:rPr>
+          <w:lang w:val="ar_AE" w:bidi="ar_AE"/>
+        </w:rPr>
+        <w:t>בַּ⁠יּוֹם֙ אֲשֶׁ֣ר אֲנִ֣י עֹשֶׂ֔ה</w:t>
       </w:r>
     </w:p>
     <w:p>
@@ -28896,6 +32672,22 @@
       </w:r>
       <w:r>
         <w:rPr>
+          <w:lang w:val="ar_AE" w:bidi="ar_AE"/>
+        </w:rPr>
+        <w:t>זִכְר֕וּ</w:t>
+      </w:r>
+    </w:p>
+    <w:p>
+      <w:pPr>
+        <w:bidi/>
+      </w:pPr>
+      <w:r>
+        <w:rPr>
+          <w:lang w:val="ar_AE" w:bidi="ar_AE"/>
+        </w:rPr>
+      </w:r>
+      <w:r>
+        <w:rPr>
           <w:b/>
           <w:lang w:val="ar_AE" w:bidi="ar_AE"/>
         </w:rPr>
@@ -29015,6 +32807,22 @@
       </w:r>
       <w:r>
         <w:rPr>
+          <w:lang w:val="ar_AE" w:bidi="ar_AE"/>
+        </w:rPr>
+        <w:t>חֻקִּ֖ים וּ⁠מִשְׁפָּטִֽים</w:t>
+      </w:r>
+    </w:p>
+    <w:p>
+      <w:pPr>
+        <w:bidi/>
+      </w:pPr>
+      <w:r>
+        <w:rPr>
+          <w:lang w:val="ar_AE" w:bidi="ar_AE"/>
+        </w:rPr>
+      </w:r>
+      <w:r>
+        <w:rPr>
           <w:b/>
           <w:lang w:val="ar_AE" w:bidi="ar_AE"/>
         </w:rPr>
@@ -29108,6 +32916,22 @@
         <w:rPr>
           <w:lang w:val="ar_AE" w:bidi="ar_AE"/>
         </w:rPr>
+      </w:r>
+    </w:p>
+    <w:p>
+      <w:pPr>
+        <w:bidi/>
+      </w:pPr>
+      <w:r>
+        <w:rPr>
+          <w:lang w:val="ar_AE" w:bidi="ar_AE"/>
+        </w:rPr>
+      </w:r>
+      <w:r>
+        <w:rPr>
+          <w:lang w:val="ar_AE" w:bidi="ar_AE"/>
+        </w:rPr>
+        <w:t>הִנֵּ֤ה</w:t>
       </w:r>
     </w:p>
     <w:p>
@@ -29245,6 +33069,22 @@
       </w:r>
       <w:r>
         <w:rPr>
+          <w:lang w:val="ar_AE" w:bidi="ar_AE"/>
+        </w:rPr>
+        <w:t>לִ⁠פְנֵ֗י בּ֚וֹא</w:t>
+      </w:r>
+    </w:p>
+    <w:p>
+      <w:pPr>
+        <w:bidi/>
+      </w:pPr>
+      <w:r>
+        <w:rPr>
+          <w:lang w:val="ar_AE" w:bidi="ar_AE"/>
+        </w:rPr>
+      </w:r>
+      <w:r>
+        <w:rPr>
           <w:b/>
           <w:lang w:val="ar_AE" w:bidi="ar_AE"/>
         </w:rPr>
@@ -29337,6 +33177,22 @@
       </w:r>
       <w:r>
         <w:rPr>
+          <w:lang w:val="ar_AE" w:bidi="ar_AE"/>
+        </w:rPr>
+        <w:t>י֣וֹם יְהוָ֔ה הַ⁠גָּד֖וֹל וְ⁠הַ⁠נּוֹרָֽא</w:t>
+      </w:r>
+    </w:p>
+    <w:p>
+      <w:pPr>
+        <w:bidi/>
+      </w:pPr>
+      <w:r>
+        <w:rPr>
+          <w:lang w:val="ar_AE" w:bidi="ar_AE"/>
+        </w:rPr>
+      </w:r>
+      <w:r>
+        <w:rPr>
           <w:b/>
           <w:lang w:val="ar_AE" w:bidi="ar_AE"/>
         </w:rPr>
@@ -29443,6 +33299,22 @@
       </w:r>
       <w:r>
         <w:rPr>
+          <w:lang w:val="ar_AE" w:bidi="ar_AE"/>
+        </w:rPr>
+        <w:t>וְ⁠הֵשִׁ֤יב לֵב־אָבוֹת֙ עַל־בָּנִ֔ים וְ⁠לֵ֥ב בָּנִ֖ים עַל־אֲבוֹתָ֑⁠ם</w:t>
+      </w:r>
+    </w:p>
+    <w:p>
+      <w:pPr>
+        <w:bidi/>
+      </w:pPr>
+      <w:r>
+        <w:rPr>
+          <w:lang w:val="ar_AE" w:bidi="ar_AE"/>
+        </w:rPr>
+      </w:r>
+      <w:r>
+        <w:rPr>
           <w:b/>
           <w:lang w:val="ar_AE" w:bidi="ar_AE"/>
         </w:rPr>
@@ -29575,6 +33447,22 @@
       </w:r>
       <w:r>
         <w:rPr>
+          <w:lang w:val="ar_AE" w:bidi="ar_AE"/>
+        </w:rPr>
+        <w:t>וְ⁠הֵשִׁ֤יב לֵב־אָבוֹת֙ עַל־בָּנִ֔ים וְ⁠לֵ֥ב בָּנִ֖ים עַל־אֲבוֹתָ֑⁠ם</w:t>
+      </w:r>
+    </w:p>
+    <w:p>
+      <w:pPr>
+        <w:bidi/>
+      </w:pPr>
+      <w:r>
+        <w:rPr>
+          <w:lang w:val="ar_AE" w:bidi="ar_AE"/>
+        </w:rPr>
+      </w:r>
+      <w:r>
+        <w:rPr>
           <w:b/>
           <w:lang w:val="ar_AE" w:bidi="ar_AE"/>
         </w:rPr>
@@ -29667,6 +33555,22 @@
       </w:r>
       <w:r>
         <w:rPr>
+          <w:lang w:val="ar_AE" w:bidi="ar_AE"/>
+        </w:rPr>
+        <w:t>וְ⁠לֵ֥ב בָּנִ֖ים עַל־אֲבוֹתָ֑⁠ם</w:t>
+      </w:r>
+    </w:p>
+    <w:p>
+      <w:pPr>
+        <w:bidi/>
+      </w:pPr>
+      <w:r>
+        <w:rPr>
+          <w:lang w:val="ar_AE" w:bidi="ar_AE"/>
+        </w:rPr>
+      </w:r>
+      <w:r>
+        <w:rPr>
           <w:b/>
           <w:lang w:val="ar_AE" w:bidi="ar_AE"/>
         </w:rPr>
@@ -29760,6 +33664,22 @@
         <w:rPr>
           <w:lang w:val="ar_AE" w:bidi="ar_AE"/>
         </w:rPr>
+      </w:r>
+    </w:p>
+    <w:p>
+      <w:pPr>
+        <w:bidi/>
+      </w:pPr>
+      <w:r>
+        <w:rPr>
+          <w:lang w:val="ar_AE" w:bidi="ar_AE"/>
+        </w:rPr>
+      </w:r>
+      <w:r>
+        <w:rPr>
+          <w:lang w:val="ar_AE" w:bidi="ar_AE"/>
+        </w:rPr>
+        <w:t>לֵב &amp; וְ⁠לֵ֥ב</w:t>
       </w:r>
     </w:p>
     <w:p>

--- a/arb/docx/39.content.docx
+++ b/arb/docx/39.content.docx
@@ -32,51 +32,16 @@
     </w:p>
     <w:p>
       <w:pPr>
-        <w:pStyle w:val="Heading2"/>
-        <w:bidi/>
-      </w:pPr>
-      <w:r>
-        <w:rPr>
-          <w:lang w:val="ar_AE" w:bidi="ar_AE"/>
-        </w:rPr>
-        <w:t>License Information</w:t>
-      </w:r>
-      <w:r>
-        <w:rPr>
-          <w:lang w:val="ar_AE" w:bidi="ar_AE"/>
-        </w:rPr>
-      </w:r>
-    </w:p>
-    <w:p>
-      <w:pPr>
-        <w:bidi/>
-      </w:pPr>
-      <w:r>
-        <w:rPr>
-          <w:lang w:val="ar_AE" w:bidi="ar_AE"/>
-        </w:rPr>
-      </w:r>
-      <w:r>
-        <w:rPr>
-          <w:b/>
-          <w:lang w:val="ar_AE" w:bidi="ar_AE"/>
-        </w:rPr>
-        <w:t>ملاحظات الترجمة (كلمة متكشفة)</w:t>
-      </w:r>
-      <w:r>
-        <w:rPr>
-          <w:lang w:val="ar_AE" w:bidi="ar_AE"/>
-        </w:rPr>
-        <w:t xml:space="preserve"> (Arabic) is based on</w:t>
-      </w:r>
-      <w:r>
-        <w:rPr>
-          <w:lang w:val="ar_AE" w:bidi="ar_AE"/>
-        </w:rPr>
-        <w:t xml:space="preserve">: </w:t>
-      </w:r>
-      <w:r>
-        <w:rPr>
+        <w:bidi/>
+      </w:pPr>
+      <w:r>
+        <w:rPr>
+          <w:lang w:val="ar_AE" w:bidi="ar_AE"/>
+        </w:rPr>
+      </w:r>
+      <w:r>
+        <w:rPr>
+          <w:b/>
           <w:lang w:val="ar_AE" w:bidi="ar_AE"/>
         </w:rPr>
         <w:t>unfoldingWord® Translation Notes</w:t>
@@ -85,64 +50,31 @@
         <w:rPr>
           <w:lang w:val="ar_AE" w:bidi="ar_AE"/>
         </w:rPr>
-        <w:t xml:space="preserve">, </w:t>
-      </w:r>
-      <w:hyperlink r:id="rId13">
-        <w:r>
-          <w:rPr>
-            <w:lang w:val="ar_AE" w:bidi="ar_AE"/>
-          </w:rPr>
-          <w:rPr>
-            <w:color w:val="0000EE"/>
-            <w:u w:val="single"/>
-          </w:rPr>
-          <w:t>unfoldingWord</w:t>
-        </w:r>
-      </w:hyperlink>
-      <w:r>
-        <w:rPr>
-          <w:lang w:val="ar_AE" w:bidi="ar_AE"/>
-        </w:rPr>
-        <w:t xml:space="preserve">, 2022, which is licensed under a </w:t>
-      </w:r>
-      <w:hyperlink r:id="rId14">
-        <w:r>
-          <w:rPr>
-            <w:lang w:val="ar_AE" w:bidi="ar_AE"/>
-          </w:rPr>
-          <w:rPr>
-            <w:color w:val="0000EE"/>
-            <w:u w:val="single"/>
-          </w:rPr>
-          <w:t>CC BY-SA 4.0 license</w:t>
-        </w:r>
-      </w:hyperlink>
-      <w:r>
-        <w:rPr>
-          <w:lang w:val="ar_AE" w:bidi="ar_AE"/>
-        </w:rPr>
-        <w:t>.</w:t>
-      </w:r>
-      <w:r>
-        <w:rPr>
-          <w:lang w:val="ar_AE" w:bidi="ar_AE"/>
-        </w:rPr>
-      </w:r>
-    </w:p>
-    <w:p>
-      <w:pPr>
-        <w:bidi/>
-      </w:pPr>
-      <w:r>
-        <w:rPr>
-          <w:lang w:val="ar_AE" w:bidi="ar_AE"/>
-        </w:rPr>
-      </w:r>
-      <w:r>
-        <w:rPr>
-          <w:lang w:val="ar_AE" w:bidi="ar_AE"/>
-        </w:rPr>
-        <w:t>This PDF version is provided under the same license.</w:t>
+        <w:t xml:space="preserve"> © 2022 unfoldingWord. Released under CC BY-SA 4.0 license. </w:t>
+      </w:r>
+      <w:r>
+        <w:rPr>
+          <w:lang w:val="ar_AE" w:bidi="ar_AE"/>
+        </w:rPr>
+        <w:t>unfoldingWord® Translation Notes</w:t>
+      </w:r>
+      <w:r>
+        <w:rPr>
+          <w:lang w:val="ar_AE" w:bidi="ar_AE"/>
+        </w:rPr>
+        <w:t xml:space="preserve"> has been adapted in the following languages: Tok Pisin, Arabic (عربي), French (Français), Hindi (हिंदी), Indonesian (Bahasa Indonesia), Portuguese (Português), Russian (Русский), Spanish (Español), Swahili (Kiswahili), and Simplified Chinese (简体中文) from </w:t>
+      </w:r>
+      <w:r>
+        <w:rPr>
+          <w:lang w:val="ar_AE" w:bidi="ar_AE"/>
+        </w:rPr>
+        <w:t>unfoldingWord® Translation Notes</w:t>
+      </w:r>
+      <w:r>
+        <w:rPr>
+          <w:lang w:val="ar_AE" w:bidi="ar_AE"/>
+        </w:rPr>
+        <w:t xml:space="preserve"> © 2022 unfoldingWord. Released under CC BY-SA 4.0 license by Mission Mutual</w:t>
       </w:r>
       <w:r>
         <w:rPr>
@@ -413,7 +345,7 @@
         </w:rPr>
         <w:t>يمكن ترجمة الوصف في عنوان السفر (</w:t>
       </w:r>
-      <w:hyperlink r:id="rId15">
+      <w:hyperlink r:id="rId13">
         <w:r>
           <w:rPr>
             <w:lang w:val="ar_AE" w:bidi="ar_AE"/>
@@ -431,7 +363,7 @@
         </w:rPr>
         <w:t xml:space="preserve">) إما "وحي كلمة الرب لإسرائيل عن يد ملاخي" أو "وحي كلمة الرب لإسرائيل عن يد رسولي (ملاكي)". يظهر التعبير الأخير في تلك الجملة أيضًا في </w:t>
       </w:r>
-      <w:hyperlink r:id="rId16">
+      <w:hyperlink r:id="rId14">
         <w:r>
           <w:rPr>
             <w:lang w:val="ar_AE" w:bidi="ar_AE"/>
@@ -6736,7 +6668,7 @@
         </w:rPr>
         <w:t xml:space="preserve">انظر كيف ترجمت التعبير المشابه في </w:t>
       </w:r>
-      <w:hyperlink r:id="rId17">
+      <w:hyperlink r:id="rId15">
         <w:r>
           <w:rPr>
             <w:lang w:val="ar_AE" w:bidi="ar_AE"/>
@@ -7794,7 +7726,7 @@
         </w:rPr>
         <w:t xml:space="preserve">بمعنى سمعته. انظر كيف ترجمتَ التعبير نفسه في </w:t>
       </w:r>
-      <w:hyperlink r:id="rId18">
+      <w:hyperlink r:id="rId16">
         <w:r>
           <w:rPr>
             <w:lang w:val="ar_AE" w:bidi="ar_AE"/>
@@ -8448,7 +8380,7 @@
         </w:rPr>
         <w:t xml:space="preserve">لاحظ كيف ترجمت نفس التعبير في </w:t>
       </w:r>
-      <w:hyperlink r:id="rId19">
+      <w:hyperlink r:id="rId17">
         <w:r>
           <w:rPr>
             <w:lang w:val="ar_AE" w:bidi="ar_AE"/>
@@ -8588,7 +8520,7 @@
         </w:rPr>
         <w:t xml:space="preserve">في عبارة مُشابهة في (ملاخي </w:t>
       </w:r>
-      <w:hyperlink r:id="rId19">
+      <w:hyperlink r:id="rId17">
         <w:r>
           <w:rPr>
             <w:lang w:val="ar_AE" w:bidi="ar_AE"/>
@@ -11066,7 +10998,7 @@
         </w:rPr>
         <w:t xml:space="preserve">هنا يبدو أن الرب يشير ضمنيًا إلى ما قاله في </w:t>
       </w:r>
-      <w:hyperlink r:id="rId20">
+      <w:hyperlink r:id="rId18">
         <w:r>
           <w:rPr>
             <w:lang w:val="ar_AE" w:bidi="ar_AE"/>
@@ -11174,7 +11106,7 @@
         </w:rPr>
         <w:t xml:space="preserve"> أيضًا أن هذا كان عهدًا دائمًا لن ينتهي. تشير الملاحظات على </w:t>
       </w:r>
-      <w:hyperlink r:id="rId21">
+      <w:hyperlink r:id="rId19">
         <w:r>
           <w:rPr>
             <w:lang w:val="ar_AE" w:bidi="ar_AE"/>
@@ -11477,7 +11409,7 @@
         </w:rPr>
         <w:t xml:space="preserve">لاحظ كيف ترجمت نفس التعبير في </w:t>
       </w:r>
-      <w:hyperlink r:id="rId22">
+      <w:hyperlink r:id="rId20">
         <w:r>
           <w:rPr>
             <w:lang w:val="ar_AE" w:bidi="ar_AE"/>
@@ -13411,7 +13343,7 @@
         </w:rPr>
         <w:t xml:space="preserve">. ويقول في </w:t>
       </w:r>
-      <w:hyperlink r:id="rId23">
+      <w:hyperlink r:id="rId21">
         <w:r>
           <w:rPr>
             <w:lang w:val="ar_AE" w:bidi="ar_AE"/>
@@ -16529,7 +16461,7 @@
         </w:rPr>
         <w:t xml:space="preserve">انظر كيف ترجمت الصورة المشابهة في </w:t>
       </w:r>
-      <w:hyperlink r:id="rId24">
+      <w:hyperlink r:id="rId22">
         <w:r>
           <w:rPr>
             <w:lang w:val="ar_AE" w:bidi="ar_AE"/>
@@ -16965,7 +16897,7 @@
         </w:rPr>
         <w:t xml:space="preserve">هؤلاء الكهنة، أي أفسدوه فعليًا وجعلوه عديم الفائدة، مثل المحاصيل التي تأكلها الآفات والتي وُصفت بنفس المصطلح في </w:t>
       </w:r>
-      <w:hyperlink r:id="rId25">
+      <w:hyperlink r:id="rId23">
         <w:r>
           <w:rPr>
             <w:lang w:val="ar_AE" w:bidi="ar_AE"/>
@@ -17105,7 +17037,7 @@
         </w:rPr>
         <w:t xml:space="preserve">انظر كيف ترجمت نفس التعبير في </w:t>
       </w:r>
-      <w:hyperlink r:id="rId26">
+      <w:hyperlink r:id="rId24">
         <w:r>
           <w:rPr>
             <w:lang w:val="ar_AE" w:bidi="ar_AE"/>
@@ -17245,7 +17177,7 @@
         </w:rPr>
         <w:t xml:space="preserve">انظر كيف ترجمت التعبير المماثل في </w:t>
       </w:r>
-      <w:hyperlink r:id="rId17">
+      <w:hyperlink r:id="rId15">
         <w:r>
           <w:rPr>
             <w:lang w:val="ar_AE" w:bidi="ar_AE"/>
@@ -21960,7 +21892,7 @@
         </w:rPr>
         <w:t xml:space="preserve"> للإشارة إلى أنهم على وشك القيام بشيء ما. انظر كيف ترجمت التعبير المشابه في </w:t>
       </w:r>
-      <w:hyperlink r:id="rId27">
+      <w:hyperlink r:id="rId25">
         <w:r>
           <w:rPr>
             <w:lang w:val="ar_AE" w:bidi="ar_AE"/>
@@ -22356,7 +22288,7 @@
         </w:rPr>
         <w:t xml:space="preserve">يستخدم الربّ هذه الكلمة لجذب انتباه الناس. انظر كيف ترجمت استخدامًا مشابهًا لهذه الكلمة في </w:t>
       </w:r>
-      <w:hyperlink r:id="rId28">
+      <w:hyperlink r:id="rId26">
         <w:r>
           <w:rPr>
             <w:lang w:val="ar_AE" w:bidi="ar_AE"/>
@@ -24860,7 +24792,7 @@
         </w:rPr>
         <w:t xml:space="preserve">يتحدث الربّ عن بني إسرائيل كما لو كانوا أبناء سلفهم يعقوب. انظر كيف ترجمت التعبير المماثل في </w:t>
       </w:r>
-      <w:hyperlink r:id="rId23">
+      <w:hyperlink r:id="rId21">
         <w:r>
           <w:rPr>
             <w:lang w:val="ar_AE" w:bidi="ar_AE"/>
@@ -25513,7 +25445,7 @@
         </w:rPr>
         <w:t xml:space="preserve">" للحصول على معلومات، بل يطرح السؤال ويجيب عنه بنفسه. انظر كيف ترجمت الحالة المماثلة في </w:t>
       </w:r>
-      <w:hyperlink r:id="rId29">
+      <w:hyperlink r:id="rId27">
         <w:r>
           <w:rPr>
             <w:lang w:val="ar_AE" w:bidi="ar_AE"/>
@@ -30523,7 +30455,7 @@
         </w:rPr>
         <w:t>بينما قد يكون مستمعو ملاخي والأجيال اللاحقة من اليهود قد توقعوا أن تتحقق هذه النبوة بعودة إيليا نفسه، فقد أوضح يسوع أنها تحققت من خلال حياة وشهادة يوحنا المعمدان (</w:t>
       </w:r>
-      <w:hyperlink r:id="rId30">
+      <w:hyperlink r:id="rId28">
         <w:r>
           <w:rPr>
             <w:lang w:val="ar_AE" w:bidi="ar_AE"/>
@@ -32651,7 +32583,7 @@
         </w:rPr>
         <w:t xml:space="preserve">انظر كيف ترجمت هذا التعبير في </w:t>
       </w:r>
-      <w:hyperlink r:id="rId31">
+      <w:hyperlink r:id="rId29">
         <w:r>
           <w:rPr>
             <w:lang w:val="ar_AE" w:bidi="ar_AE"/>
@@ -33048,7 +32980,7 @@
         </w:rPr>
         <w:t xml:space="preserve">انظر كيف ترجمت هذا التعبير في </w:t>
       </w:r>
-      <w:hyperlink r:id="rId32">
+      <w:hyperlink r:id="rId30">
         <w:r>
           <w:rPr>
             <w:lang w:val="ar_AE" w:bidi="ar_AE"/>

--- a/arb/docx/39.content.docx
+++ b/arb/docx/39.content.docx
@@ -152,13 +152,6 @@
         <w:rPr>
           <w:lang w:val="ar_AE" w:bidi="ar_AE"/>
         </w:rPr>
-      </w:r>
-      <w:r>
-        <w:rPr>
-          <w:i/>
-          <w:lang w:val="ar_AE" w:bidi="ar_AE"/>
-        </w:rPr>
-        <w:t>ملاخي - مقدمة, ملاخي - مقدمة أصحاح 1, ملاخي 1: 1 (#1), ملاخي 1: 1 (#2), ملاخي 1: 1 (#3), ملاخي 1: 1 (#4), ملاخي 1: 1 (#5), ملاخي 1: 2 (#1), ملاخي 1: 2 (#2), ملاخي 1: 2 (#3), ملاخي 1: 2 (#4), ملاخي 1: 2 (#5), ملاخي 1: 2 (#6), ملاخي 1: 2 (#7), ملاخي 1: 2 (#8), ملاخي 1: 2–3 (#1), ملاخي 1: 3 (#1), ملاخي 1: 3 (#2), ملاخي 1: 3 (#3), ملاخي 1: 4 (#1), ملاخي 1: 4 (#2), ملاخي 1: 4 (#3), ملاخي 1: 4 (#4), ملاخي 1: 4 (#5), ملاخي 1: 5 (#1), ملاخي 1: 5 (#2), ملاخي 1: 5 (#3), ملاخي 1: 6 (#1), ملاخي 1: 6 (#2), ملاخي 1: 7 (#1), ملاخي 1: 7 (#2), ملاخي 1: 7 (#3), ملاخي 1: 7 (#4), ملاخي 1: 8 (#1), ملاخي 1: 8 (#2), ملاخي 1: 8 (#3), ملاخي 1: 8 (#4), ملاخي 1: 8 (#5), ملاخي 1: 8 (#6), ملاخي 1: 8 (#7), ملاخي 1: 9 (#1), ملاخي 1: 9 (#2), ملاخي 1: 9 (#3), ملاخي 1: 9 (#4), ملاخي 1: 9 (#5), ملاخي 1: 9 (#6), ملاخي 1: 9 (#7), ملاخي 1: 9 (#8), ملاخي 1: 9 (#9), ملاخي 1: 9 (#10), ملاخي 1: 10 (#1), ملاخي 1: 10 (#2), ملاخي 1: 10 (#3), ملاخي 1: 10 (#4), ملاخي 1: 11 (#1), ملاخي 1: 11 (#2), ملاخي 1: 11 (#3), ملاخي 1: 11 (#4), ملاخي 1: 11 (#5), ملاخي 1: 12 (#1), ملاخي 1: 12 (#2), ملاخي 1: 12 (#3), ملاخي 1: 12 (#4), ملاخي 1: 12 (#5), ملاخي 1: 12 (#6), ملاخي 1: 12 (#7), ملاخي 1: 12 (#8), ملاخي 1: 13 (#1), ملاخي 1: 13 (#2), ملاخي 1: 13 (#3), ملاخي 1: 13 (#4), ملاخي 1: 13 (#5), ملاخي 1: 13 (#6), ملاخي 1: 13 (#7), ملاخي 1: 13 (#8), ملاخي 1: 14 (#1), ملاخي 1: 14 (#2), ملاخي 1: 14 (#3), ملاخي 1: 14 (#4), ملاخي 1: 14 (#5), ملاخي 1: 14 (#6), ملاخي - مقدمة إصحاح 2, ملاخي 2: 1 (#1), ملاخي 2: 2 (#1), ملاخي 2: 2 (#2), ملاخي 2: 2 (#3), ملاخي 2: 2 (#4), ملاخي 2: 2 (#5), ملاخي 2: 2 (#6), ملاخي 2: 2 (#7), ملاخي 2: 3 (#1), ملاخي 2: 3 (#2), ملاخي 2: 3 (#3), ملاخي 2: 3 (#4), ملاخي 2: 3 (#5), ملاخي 2: 4 (#1), ملاخي 2: 4 (#2), ملاخي 2: 4 (#3), ملاخي 2: 5 (#1), ملاخي 2: 5 (#2), ملاخي 2: 5 (#3), ملاخي 2: 5 (#4), ملاخي 2: 6 (#1), ملاخي 2: 6 (#2), ملاخي 2: 6 (#3), ملاخي 2: 6 (#4), ملاخي 2: 6 (#5), ملاخي 2: 6 (#6), ملاخي 2: 6 (#7), ملاخي 2: 6 (#8), ملاخي 2: 6 (#9), ملاخي 2: 6 (#10), ملاخي 2: 7 (#1), ملاخي 2: 7 (#2), ملاخي 2: 7 (#3), ملاخي 2: 7 (#4), ملاخي 2: 7 (#5), ملاخي 2: 7 (#6), ملاخي 2: 7 (#7), ملاخي 2: 8 (#1), ملاخي 2: 8 (#2), ملاخي 2: 8 (#3), ملاخي 2: 8 (#4), ملاخي 2: 8 (#5), ملاخي 2: 9 (#1), ملاخي 2: 9 (#2), ملاخي 2: 10 (#1), ملاخي 2: 10 (#2), ملاخي 2: 10 (#3), ملاخي 2: 10 (#4), ملاخي 2: 10 (#5), ملاخي 2: 11 (#1), ملاخي 2: 11 (#2), ملاخي 2: 11 (#3), ملاخي 2: 11 (#4), ملاخي 2: 12 (#1), ملاخي 2: 12 (#2), ملاخي 2: 12 (#3), ملاخي 2: 12 (#4), ملاخي 2: 12 (#5), ملاخي 2: 13 (#1), ملاخي 2: 13 (#2), ملاخي 2: 13 (#3), ملاخي 2: 13 (#4), ملاخي 2: 14 (#1), ملاخي 2: 14 (#2), ملاخي 2: 14 (#3), ملاخي 2: 15 (#1), ملاخي 2: 15 (#2), ملاخي 2: 15 (#3), ملاخي 2: 15 (#4), ملاخي 2: 15 (#5), ملاخي 2: 16 (#1), ملاخي 2: 16 (#2), ملاخي 2: 17 (#1), ملاخي 2: 17 (#2), ملاخي 2: 17 (#3), ملاخي 2: 17 (#4), ملاخي 2: 17 (#5), ملاخي - مقدمة أصحاح 3, ملاخي 3: 1 (#1), ملاخي 3: 1 (#2), ملاخي 3: 1 (#3), ملاخي 3: 1 (#4), ملاخي 3: 2 (#1), ملاخي 3: 2 (#2), ملاخي 3: 2 (#3), ملاخي 3: 2 (#4), ملاخي 3: 2 (#5), ملاخي 3: 3 (#1), ملاخي 3: 3 (#2), ملاخي 3: 3 (#3), ملاخي 3: 4 (#1), ملاخي 3: 4 (#2), ملاخي 3: 5 (#1), ملاخي 3: 5 (#2), ملاخي ٣: ٥ (#٣), ملاخي 3: 5 (#4), ملاخي 3: 5 (#5), ملاخي 3: 5 (#6), ملاخي 3: 6 (#1), ملاخي 3: 6 (#2), ملاخي 3: 6 (#3), ملاخي 3: 7 (#1), ملاخي 3: 7 (#2), ملاخي 3: 7 (#3), ملاخي 3: 7 (#4), ملاخي 3: 8 (#1), ملاخي 3: 8 (#2), ملاخي 3: 8 (#3), ملاخي 3: 9 (#1), ملاخي 3: 9 (#2), ملاخي 3: 9 (#3), ملاخي 3: 9 (#4), ملاخي 3: 10 (#1), ملاخي 3: 10 (#2), ملاخي 3: 10 (#3), ملاخي 3: 10 (#4), ملاخي 3: 10 (#5), ملاخي 3: 11 (#1), ملاخي 3: 11 (#2), ملاخي 3: 11 (#3), ملاخي 3: 11 (#4), ملاخي 3: 12 (#1), ملاخي 3: 13 (#1), ملاخي 3: 13 (#2), ملاخي 3: 14 (#1), ملاخي 3: 14 (#2), ملاخي 3: 14 (#3), ملاخي 3: 15 (#1), ملاخي 3: 15 (#2), ملاخي 3: 15 (#3), ملاخي 3: 16 (#1), ملاخي 3: 16 (#2), ملاخي 3: 16 (#3), ملاخي 3: 16 (#4), ملاخي 3: 16 (#5), ملاخي 3: 16 (#6), ملاخي 3: 17 (#1), ملاخي 3: 17 (#2), ملاخي 3: 17 (#3), ملاخي 3: 18 (#1), ملاخي 3: 18 (#2), ملاخي 3: 18 (#3), ملاخي 3: 18 (#4), ملاخي 3: 18 (#5), ملاخي - مقدمة أصحاح 4, ملاخي 4: 1 (#1), ملاخي 4: 1 (#2), ملاخي 4: 1 (#3), ملاخي 4: 1 (#4), ملاخي 4: 1 (#5), ملاخي 4: 1 (#6), ملاخي 4: 2 (#1), ملاخي 4: 2 (#2), ملاخي 4: 2 (#3), ملاخي 4: 2 (#4), ملاخي 4: 2 (#5), ملاخي 4: 3 (#1), ملاخي 4: 3 (#2), ملاخي 4: 3 (#3), ملاخي 4: 3 (#4), ملاخي 4: 3 (#5), ملاخي 4: 4 (#1), ملاخي 4: 4 (#2), ملاخي 4: 5 (#1), ملاخي 4: 5 (#2), ملاخي 4: 5 (#3), ملاخي 4: 6 (#1), ملاخي 4: 6 (#2), ملاخي 4: 6 (#3), ملاخي 4: 6 (#4)</w:t>
       </w:r>
       <w:r>
         <w:rPr>

--- a/arb/docx/39.content.docx
+++ b/arb/docx/39.content.docx
@@ -22,7 +22,7 @@
         <w:rPr>
           <w:lang w:val="ar_AE" w:bidi="ar_AE"/>
         </w:rPr>
-        <w:t>Resource: ملاحظات الترجمة (كلمة متكشفة)</w:t>
+        <w:t>Resource: unfoldingWord® Translation Notes</w:t>
       </w:r>
       <w:r>
         <w:rPr>
@@ -96,7 +96,7 @@
         <w:rPr>
           <w:lang w:val="ar_AE" w:bidi="ar_AE"/>
         </w:rPr>
-        <w:t>ملاحظات الترجمة (كلمة متكشفة)</w:t>
+        <w:t>unfoldingWord® Translation Notes</w:t>
       </w:r>
     </w:p>
     <w:p>

--- a/arb/docx/39.content.docx
+++ b/arb/docx/39.content.docx
@@ -581,6 +581,22 @@
       </w:r>
       <w:r>
         <w:rPr>
+          <w:lang w:val="ar_AE" w:bidi="ar_AE"/>
+        </w:rPr>
+        <w:t>מַשָּׂ֥א דְבַר־יְהוָ֖ה</w:t>
+      </w:r>
+    </w:p>
+    <w:p>
+      <w:pPr>
+        <w:bidi/>
+      </w:pPr>
+      <w:r>
+        <w:rPr>
+          <w:lang w:val="ar_AE" w:bidi="ar_AE"/>
+        </w:rPr>
+      </w:r>
+      <w:r>
+        <w:rPr>
           <w:b/>
           <w:lang w:val="ar_AE" w:bidi="ar_AE"/>
         </w:rPr>
@@ -700,6 +716,22 @@
       </w:r>
       <w:r>
         <w:rPr>
+          <w:lang w:val="ar_AE" w:bidi="ar_AE"/>
+        </w:rPr>
+        <w:t>דְבַר־יְהוָ֖ה</w:t>
+      </w:r>
+    </w:p>
+    <w:p>
+      <w:pPr>
+        <w:bidi/>
+      </w:pPr>
+      <w:r>
+        <w:rPr>
+          <w:lang w:val="ar_AE" w:bidi="ar_AE"/>
+        </w:rPr>
+      </w:r>
+      <w:r>
+        <w:rPr>
           <w:b/>
           <w:lang w:val="ar_AE" w:bidi="ar_AE"/>
         </w:rPr>
@@ -805,6 +837,22 @@
       </w:r>
       <w:r>
         <w:rPr>
+          <w:lang w:val="ar_AE" w:bidi="ar_AE"/>
+        </w:rPr>
+        <w:t>אֶל־יִשְׂרָאֵ֑ל</w:t>
+      </w:r>
+    </w:p>
+    <w:p>
+      <w:pPr>
+        <w:bidi/>
+      </w:pPr>
+      <w:r>
+        <w:rPr>
+          <w:lang w:val="ar_AE" w:bidi="ar_AE"/>
+        </w:rPr>
+      </w:r>
+      <w:r>
+        <w:rPr>
           <w:b/>
           <w:lang w:val="ar_AE" w:bidi="ar_AE"/>
         </w:rPr>
@@ -924,6 +972,22 @@
       </w:r>
       <w:r>
         <w:rPr>
+          <w:lang w:val="ar_AE" w:bidi="ar_AE"/>
+        </w:rPr>
+        <w:t>בְּ⁠יַ֖ד</w:t>
+      </w:r>
+    </w:p>
+    <w:p>
+      <w:pPr>
+        <w:bidi/>
+      </w:pPr>
+      <w:r>
+        <w:rPr>
+          <w:lang w:val="ar_AE" w:bidi="ar_AE"/>
+        </w:rPr>
+      </w:r>
+      <w:r>
+        <w:rPr>
           <w:b/>
           <w:lang w:val="ar_AE" w:bidi="ar_AE"/>
         </w:rPr>
@@ -1043,6 +1107,22 @@
       </w:r>
       <w:r>
         <w:rPr>
+          <w:lang w:val="ar_AE" w:bidi="ar_AE"/>
+        </w:rPr>
+        <w:t>מַלְאָכִֽי</w:t>
+      </w:r>
+    </w:p>
+    <w:p>
+      <w:pPr>
+        <w:bidi/>
+      </w:pPr>
+      <w:r>
+        <w:rPr>
+          <w:lang w:val="ar_AE" w:bidi="ar_AE"/>
+        </w:rPr>
+      </w:r>
+      <w:r>
+        <w:rPr>
           <w:b/>
           <w:lang w:val="ar_AE" w:bidi="ar_AE"/>
         </w:rPr>
@@ -1162,6 +1242,22 @@
       </w:r>
       <w:r>
         <w:rPr>
+          <w:lang w:val="ar_AE" w:bidi="ar_AE"/>
+        </w:rPr>
+        <w:t>אָהַ֤בְתִּי אֶתְ⁠כֶם֙ אָמַ֣ר יְהוָ֔ה</w:t>
+      </w:r>
+    </w:p>
+    <w:p>
+      <w:pPr>
+        <w:bidi/>
+      </w:pPr>
+      <w:r>
+        <w:rPr>
+          <w:lang w:val="ar_AE" w:bidi="ar_AE"/>
+        </w:rPr>
+      </w:r>
+      <w:r>
+        <w:rPr>
           <w:b/>
           <w:lang w:val="ar_AE" w:bidi="ar_AE"/>
         </w:rPr>
@@ -1268,6 +1364,22 @@
       </w:r>
       <w:r>
         <w:rPr>
+          <w:lang w:val="ar_AE" w:bidi="ar_AE"/>
+        </w:rPr>
+        <w:t>אֶתְ⁠כֶם֙</w:t>
+      </w:r>
+    </w:p>
+    <w:p>
+      <w:pPr>
+        <w:bidi/>
+      </w:pPr>
+      <w:r>
+        <w:rPr>
+          <w:lang w:val="ar_AE" w:bidi="ar_AE"/>
+        </w:rPr>
+      </w:r>
+      <w:r>
+        <w:rPr>
           <w:b/>
           <w:lang w:val="ar_AE" w:bidi="ar_AE"/>
         </w:rPr>
@@ -1387,6 +1499,22 @@
       </w:r>
       <w:r>
         <w:rPr>
+          <w:lang w:val="ar_AE" w:bidi="ar_AE"/>
+        </w:rPr>
+        <w:t>וַ⁠אֲמַרְתֶּ֖ם</w:t>
+      </w:r>
+    </w:p>
+    <w:p>
+      <w:pPr>
+        <w:bidi/>
+      </w:pPr>
+      <w:r>
+        <w:rPr>
+          <w:lang w:val="ar_AE" w:bidi="ar_AE"/>
+        </w:rPr>
+      </w:r>
+      <w:r>
+        <w:rPr>
           <w:b/>
           <w:lang w:val="ar_AE" w:bidi="ar_AE"/>
         </w:rPr>
@@ -1493,6 +1621,22 @@
       </w:r>
       <w:r>
         <w:rPr>
+          <w:lang w:val="ar_AE" w:bidi="ar_AE"/>
+        </w:rPr>
+        <w:t>הֲ⁠לוֹא־אָ֨ח עֵשָׂ֤ו לְ⁠יַֽעֲקֹב֙ נְאֻם־יְהוָ֔ה וָ⁠אֹהַ֖ב אֶֽת־יַעֲקֹֽב</w:t>
+      </w:r>
+    </w:p>
+    <w:p>
+      <w:pPr>
+        <w:bidi/>
+      </w:pPr>
+      <w:r>
+        <w:rPr>
+          <w:lang w:val="ar_AE" w:bidi="ar_AE"/>
+        </w:rPr>
+      </w:r>
+      <w:r>
+        <w:rPr>
           <w:b/>
           <w:lang w:val="ar_AE" w:bidi="ar_AE"/>
         </w:rPr>
@@ -1612,6 +1756,22 @@
       </w:r>
       <w:r>
         <w:rPr>
+          <w:lang w:val="ar_AE" w:bidi="ar_AE"/>
+        </w:rPr>
+        <w:t>הֲ⁠לוֹא־אָ֨ח עֵשָׂ֤ו לְ⁠יַֽעֲקֹב֙</w:t>
+      </w:r>
+    </w:p>
+    <w:p>
+      <w:pPr>
+        <w:bidi/>
+      </w:pPr>
+      <w:r>
+        <w:rPr>
+          <w:lang w:val="ar_AE" w:bidi="ar_AE"/>
+        </w:rPr>
+      </w:r>
+      <w:r>
+        <w:rPr>
           <w:b/>
           <w:lang w:val="ar_AE" w:bidi="ar_AE"/>
         </w:rPr>
@@ -1704,6 +1864,22 @@
       </w:r>
       <w:r>
         <w:rPr>
+          <w:lang w:val="ar_AE" w:bidi="ar_AE"/>
+        </w:rPr>
+        <w:t>הֲ⁠לוֹא־אָ֨ח עֵשָׂ֤ו לְ⁠יַֽעֲקֹב֙</w:t>
+      </w:r>
+    </w:p>
+    <w:p>
+      <w:pPr>
+        <w:bidi/>
+      </w:pPr>
+      <w:r>
+        <w:rPr>
+          <w:lang w:val="ar_AE" w:bidi="ar_AE"/>
+        </w:rPr>
+      </w:r>
+      <w:r>
+        <w:rPr>
           <w:b/>
           <w:lang w:val="ar_AE" w:bidi="ar_AE"/>
         </w:rPr>
@@ -1836,6 +2012,22 @@
       </w:r>
       <w:r>
         <w:rPr>
+          <w:lang w:val="ar_AE" w:bidi="ar_AE"/>
+        </w:rPr>
+        <w:t>נְאֻם־יְהוָ֔ה</w:t>
+      </w:r>
+    </w:p>
+    <w:p>
+      <w:pPr>
+        <w:bidi/>
+      </w:pPr>
+      <w:r>
+        <w:rPr>
+          <w:lang w:val="ar_AE" w:bidi="ar_AE"/>
+        </w:rPr>
+      </w:r>
+      <w:r>
+        <w:rPr>
           <w:b/>
           <w:lang w:val="ar_AE" w:bidi="ar_AE"/>
         </w:rPr>
@@ -1942,6 +2134,22 @@
       </w:r>
       <w:r>
         <w:rPr>
+          <w:lang w:val="ar_AE" w:bidi="ar_AE"/>
+        </w:rPr>
+        <w:t>וָ⁠אֹהַ֖ב אֶֽת־יַעֲקֹֽב</w:t>
+      </w:r>
+    </w:p>
+    <w:p>
+      <w:pPr>
+        <w:bidi/>
+      </w:pPr>
+      <w:r>
+        <w:rPr>
+          <w:lang w:val="ar_AE" w:bidi="ar_AE"/>
+        </w:rPr>
+      </w:r>
+      <w:r>
+        <w:rPr>
           <w:b/>
           <w:lang w:val="ar_AE" w:bidi="ar_AE"/>
         </w:rPr>
@@ -2054,6 +2262,22 @@
       </w:r>
       <w:r>
         <w:rPr>
+          <w:lang w:val="ar_AE" w:bidi="ar_AE"/>
+        </w:rPr>
+        <w:t>וָ⁠אֹהַ֖ב אֶֽת־יַעֲקֹֽב׃ וְ⁠אֶת־עֵשָׂ֖ו שָׂנֵ֑אתִי</w:t>
+      </w:r>
+    </w:p>
+    <w:p>
+      <w:pPr>
+        <w:bidi/>
+      </w:pPr>
+      <w:r>
+        <w:rPr>
+          <w:lang w:val="ar_AE" w:bidi="ar_AE"/>
+        </w:rPr>
+      </w:r>
+      <w:r>
+        <w:rPr>
           <w:b/>
           <w:lang w:val="ar_AE" w:bidi="ar_AE"/>
         </w:rPr>
@@ -2160,6 +2384,22 @@
       </w:r>
       <w:r>
         <w:rPr>
+          <w:lang w:val="ar_AE" w:bidi="ar_AE"/>
+        </w:rPr>
+        <w:t>וְ⁠אֶת־עֵשָׂ֖ו שָׂנֵ֑אתִי</w:t>
+      </w:r>
+    </w:p>
+    <w:p>
+      <w:pPr>
+        <w:bidi/>
+      </w:pPr>
+      <w:r>
+        <w:rPr>
+          <w:lang w:val="ar_AE" w:bidi="ar_AE"/>
+        </w:rPr>
+      </w:r>
+      <w:r>
+        <w:rPr>
           <w:b/>
           <w:lang w:val="ar_AE" w:bidi="ar_AE"/>
         </w:rPr>
@@ -2279,6 +2519,22 @@
       </w:r>
       <w:r>
         <w:rPr>
+          <w:lang w:val="ar_AE" w:bidi="ar_AE"/>
+        </w:rPr>
+        <w:t>שְׁמָמָ֔ה</w:t>
+      </w:r>
+    </w:p>
+    <w:p>
+      <w:pPr>
+        <w:bidi/>
+      </w:pPr>
+      <w:r>
+        <w:rPr>
+          <w:lang w:val="ar_AE" w:bidi="ar_AE"/>
+        </w:rPr>
+      </w:r>
+      <w:r>
+        <w:rPr>
           <w:b/>
           <w:lang w:val="ar_AE" w:bidi="ar_AE"/>
         </w:rPr>
@@ -2398,6 +2654,22 @@
       </w:r>
       <w:r>
         <w:rPr>
+          <w:lang w:val="ar_AE" w:bidi="ar_AE"/>
+        </w:rPr>
+        <w:t>לְ⁠תַנּ֥וֹת</w:t>
+      </w:r>
+    </w:p>
+    <w:p>
+      <w:pPr>
+        <w:bidi/>
+      </w:pPr>
+      <w:r>
+        <w:rPr>
+          <w:lang w:val="ar_AE" w:bidi="ar_AE"/>
+        </w:rPr>
+      </w:r>
+      <w:r>
+        <w:rPr>
           <w:b/>
           <w:lang w:val="ar_AE" w:bidi="ar_AE"/>
         </w:rPr>
@@ -2511,6 +2783,22 @@
       </w:r>
       <w:r>
         <w:rPr>
+          <w:lang w:val="ar_AE" w:bidi="ar_AE"/>
+        </w:rPr>
+        <w:t>כִּֽי־תֹאמַ֨ר אֱד֜וֹם</w:t>
+      </w:r>
+    </w:p>
+    <w:p>
+      <w:pPr>
+        <w:bidi/>
+      </w:pPr>
+      <w:r>
+        <w:rPr>
+          <w:lang w:val="ar_AE" w:bidi="ar_AE"/>
+        </w:rPr>
+      </w:r>
+      <w:r>
+        <w:rPr>
           <w:b/>
           <w:lang w:val="ar_AE" w:bidi="ar_AE"/>
         </w:rPr>
@@ -2630,6 +2918,22 @@
       </w:r>
       <w:r>
         <w:rPr>
+          <w:lang w:val="ar_AE" w:bidi="ar_AE"/>
+        </w:rPr>
+        <w:t>רֻשַּׁ֗שְׁנוּ</w:t>
+      </w:r>
+    </w:p>
+    <w:p>
+      <w:pPr>
+        <w:bidi/>
+      </w:pPr>
+      <w:r>
+        <w:rPr>
+          <w:lang w:val="ar_AE" w:bidi="ar_AE"/>
+        </w:rPr>
+      </w:r>
+      <w:r>
+        <w:rPr>
           <w:b/>
           <w:lang w:val="ar_AE" w:bidi="ar_AE"/>
         </w:rPr>
@@ -2736,6 +3040,22 @@
       </w:r>
       <w:r>
         <w:rPr>
+          <w:lang w:val="ar_AE" w:bidi="ar_AE"/>
+        </w:rPr>
+        <w:t>וְ⁠קָרְא֤וּ לָ⁠הֶם֙ גְּב֣וּל רִשְׁעָ֔ה וְ⁠הָ⁠עָ֛ם אֲשֶׁר־זָעַ֥ם יְהוָ֖ה עַד־עוֹלָֽם</w:t>
+      </w:r>
+    </w:p>
+    <w:p>
+      <w:pPr>
+        <w:bidi/>
+      </w:pPr>
+      <w:r>
+        <w:rPr>
+          <w:lang w:val="ar_AE" w:bidi="ar_AE"/>
+        </w:rPr>
+      </w:r>
+      <w:r>
+        <w:rPr>
           <w:b/>
           <w:lang w:val="ar_AE" w:bidi="ar_AE"/>
         </w:rPr>
@@ -2842,6 +3162,22 @@
       </w:r>
       <w:r>
         <w:rPr>
+          <w:lang w:val="ar_AE" w:bidi="ar_AE"/>
+        </w:rPr>
+        <w:t>וְ⁠קָרְא֤וּ לָ⁠הֶם֙</w:t>
+      </w:r>
+    </w:p>
+    <w:p>
+      <w:pPr>
+        <w:bidi/>
+      </w:pPr>
+      <w:r>
+        <w:rPr>
+          <w:lang w:val="ar_AE" w:bidi="ar_AE"/>
+        </w:rPr>
+      </w:r>
+      <w:r>
+        <w:rPr>
           <w:b/>
           <w:lang w:val="ar_AE" w:bidi="ar_AE"/>
         </w:rPr>
@@ -2947,6 +3283,22 @@
       </w:r>
       <w:r>
         <w:rPr>
+          <w:lang w:val="ar_AE" w:bidi="ar_AE"/>
+        </w:rPr>
+        <w:t>גְּב֣וּל רִשְׁעָ֔ה</w:t>
+      </w:r>
+    </w:p>
+    <w:p>
+      <w:pPr>
+        <w:bidi/>
+      </w:pPr>
+      <w:r>
+        <w:rPr>
+          <w:lang w:val="ar_AE" w:bidi="ar_AE"/>
+        </w:rPr>
+      </w:r>
+      <w:r>
+        <w:rPr>
           <w:b/>
           <w:lang w:val="ar_AE" w:bidi="ar_AE"/>
         </w:rPr>
@@ -3066,6 +3418,22 @@
       </w:r>
       <w:r>
         <w:rPr>
+          <w:lang w:val="ar_AE" w:bidi="ar_AE"/>
+        </w:rPr>
+        <w:t>וְ⁠עֵינֵי⁠כֶ֖ם תִּרְאֶ֑ינָה וְ⁠אַתֶּ֤ם תֹּֽאמְרוּ֙ יִגְדַּ֣ל יְהוָ֔ה מֵ⁠עַ֖ל לִ⁠גְב֥וּל יִשְׂרָאֵֽל</w:t>
+      </w:r>
+    </w:p>
+    <w:p>
+      <w:pPr>
+        <w:bidi/>
+      </w:pPr>
+      <w:r>
+        <w:rPr>
+          <w:lang w:val="ar_AE" w:bidi="ar_AE"/>
+        </w:rPr>
+      </w:r>
+      <w:r>
+        <w:rPr>
           <w:b/>
           <w:lang w:val="ar_AE" w:bidi="ar_AE"/>
         </w:rPr>
@@ -3172,6 +3540,22 @@
       </w:r>
       <w:r>
         <w:rPr>
+          <w:lang w:val="ar_AE" w:bidi="ar_AE"/>
+        </w:rPr>
+        <w:t>וְ⁠עֵינֵי⁠כֶ֖ם תִּרְאֶ֑ינָה</w:t>
+      </w:r>
+    </w:p>
+    <w:p>
+      <w:pPr>
+        <w:bidi/>
+      </w:pPr>
+      <w:r>
+        <w:rPr>
+          <w:lang w:val="ar_AE" w:bidi="ar_AE"/>
+        </w:rPr>
+      </w:r>
+      <w:r>
+        <w:rPr>
           <w:b/>
           <w:lang w:val="ar_AE" w:bidi="ar_AE"/>
         </w:rPr>
@@ -3291,6 +3675,22 @@
       </w:r>
       <w:r>
         <w:rPr>
+          <w:lang w:val="ar_AE" w:bidi="ar_AE"/>
+        </w:rPr>
+        <w:t>וְ⁠עֵינֵי⁠כֶ֖ם תִּרְאֶ֑ינָה וְ⁠אַתֶּ֤ם תֹּֽאמְרוּ֙ יִגְדַּ֣ל יְהוָ֔ה מֵ⁠עַ֖ל לִ⁠גְב֥וּל יִשְׂרָאֵֽל</w:t>
+      </w:r>
+    </w:p>
+    <w:p>
+      <w:pPr>
+        <w:bidi/>
+      </w:pPr>
+      <w:r>
+        <w:rPr>
+          <w:lang w:val="ar_AE" w:bidi="ar_AE"/>
+        </w:rPr>
+      </w:r>
+      <w:r>
+        <w:rPr>
           <w:b/>
           <w:lang w:val="ar_AE" w:bidi="ar_AE"/>
         </w:rPr>
@@ -3397,6 +3797,22 @@
       </w:r>
       <w:r>
         <w:rPr>
+          <w:lang w:val="ar_AE" w:bidi="ar_AE"/>
+        </w:rPr>
+        <w:t>וְ⁠אִם־אָ֣ב אָ֣נִי אַיֵּ֣ה כְבוֹדִ֡⁠י וְ⁠אִם־אֲדוֹנִ֣ים אָנִי֩ אַיֵּ֨ה מוֹרָאִ֜⁠י</w:t>
+      </w:r>
+    </w:p>
+    <w:p>
+      <w:pPr>
+        <w:bidi/>
+      </w:pPr>
+      <w:r>
+        <w:rPr>
+          <w:lang w:val="ar_AE" w:bidi="ar_AE"/>
+        </w:rPr>
+      </w:r>
+      <w:r>
+        <w:rPr>
           <w:b/>
           <w:lang w:val="ar_AE" w:bidi="ar_AE"/>
         </w:rPr>
@@ -3503,6 +3919,22 @@
       </w:r>
       <w:r>
         <w:rPr>
+          <w:lang w:val="ar_AE" w:bidi="ar_AE"/>
+        </w:rPr>
+        <w:t>שְׁמִ֔⁠י &amp; אֶת־שְׁמֶֽ⁠ךָ</w:t>
+      </w:r>
+    </w:p>
+    <w:p>
+      <w:pPr>
+        <w:bidi/>
+      </w:pPr>
+      <w:r>
+        <w:rPr>
+          <w:lang w:val="ar_AE" w:bidi="ar_AE"/>
+        </w:rPr>
+      </w:r>
+      <w:r>
+        <w:rPr>
           <w:b/>
           <w:lang w:val="ar_AE" w:bidi="ar_AE"/>
         </w:rPr>
@@ -3636,6 +4068,22 @@
       </w:r>
       <w:r>
         <w:rPr>
+          <w:lang w:val="ar_AE" w:bidi="ar_AE"/>
+        </w:rPr>
+        <w:t>לֶ֣חֶם מְגֹאָ֔ל</w:t>
+      </w:r>
+    </w:p>
+    <w:p>
+      <w:pPr>
+        <w:bidi/>
+      </w:pPr>
+      <w:r>
+        <w:rPr>
+          <w:lang w:val="ar_AE" w:bidi="ar_AE"/>
+        </w:rPr>
+      </w:r>
+      <w:r>
+        <w:rPr>
           <w:b/>
           <w:lang w:val="ar_AE" w:bidi="ar_AE"/>
         </w:rPr>
@@ -3742,6 +4190,22 @@
       </w:r>
       <w:r>
         <w:rPr>
+          <w:lang w:val="ar_AE" w:bidi="ar_AE"/>
+        </w:rPr>
+        <w:t>וַ⁠אֲמַרְתֶּ֖ם בַּ⁠מֶּ֣ה גֵֽאַלְנ֑וּ⁠ךָ בֶּ⁠אֱמָרְ⁠כֶ֕ם שֻׁלְחַ֥ן יְהוָ֖ה נִבְזֶ֥ה הֽוּא</w:t>
+      </w:r>
+    </w:p>
+    <w:p>
+      <w:pPr>
+        <w:bidi/>
+      </w:pPr>
+      <w:r>
+        <w:rPr>
+          <w:lang w:val="ar_AE" w:bidi="ar_AE"/>
+        </w:rPr>
+      </w:r>
+      <w:r>
+        <w:rPr>
           <w:b/>
           <w:lang w:val="ar_AE" w:bidi="ar_AE"/>
         </w:rPr>
@@ -3848,6 +4312,22 @@
       </w:r>
       <w:r>
         <w:rPr>
+          <w:lang w:val="ar_AE" w:bidi="ar_AE"/>
+        </w:rPr>
+        <w:t>שֻׁלְחַ֥ן יְהוָ֖ה נִבְזֶ֥ה הֽוּא</w:t>
+      </w:r>
+    </w:p>
+    <w:p>
+      <w:pPr>
+        <w:bidi/>
+      </w:pPr>
+      <w:r>
+        <w:rPr>
+          <w:lang w:val="ar_AE" w:bidi="ar_AE"/>
+        </w:rPr>
+      </w:r>
+      <w:r>
+        <w:rPr>
           <w:b/>
           <w:lang w:val="ar_AE" w:bidi="ar_AE"/>
         </w:rPr>
@@ -3954,6 +4434,22 @@
       </w:r>
       <w:r>
         <w:rPr>
+          <w:lang w:val="ar_AE" w:bidi="ar_AE"/>
+        </w:rPr>
+        <w:t>שֻׁלְחַ֥ן יְהוָ֖ה</w:t>
+      </w:r>
+    </w:p>
+    <w:p>
+      <w:pPr>
+        <w:bidi/>
+      </w:pPr>
+      <w:r>
+        <w:rPr>
+          <w:lang w:val="ar_AE" w:bidi="ar_AE"/>
+        </w:rPr>
+      </w:r>
+      <w:r>
+        <w:rPr>
           <w:b/>
           <w:lang w:val="ar_AE" w:bidi="ar_AE"/>
         </w:rPr>
@@ -4059,6 +4555,22 @@
       </w:r>
       <w:r>
         <w:rPr>
+          <w:lang w:val="ar_AE" w:bidi="ar_AE"/>
+        </w:rPr>
+        <w:t>וְ⁠כִֽי־תַגִּשׁ֨וּ⁠ן עִוֵּ֤ר לִ⁠זְבֹּ֨חַ֙ אֵ֣ין רָ֔ע וְ⁠כִ֥י תַגִּ֛ישׁוּ פִּסֵּ֥חַ וְ⁠חֹלֶ֖ה אֵ֣ין רָ֑ע</w:t>
+      </w:r>
+    </w:p>
+    <w:p>
+      <w:pPr>
+        <w:bidi/>
+      </w:pPr>
+      <w:r>
+        <w:rPr>
+          <w:lang w:val="ar_AE" w:bidi="ar_AE"/>
+        </w:rPr>
+      </w:r>
+      <w:r>
+        <w:rPr>
           <w:b/>
           <w:lang w:val="ar_AE" w:bidi="ar_AE"/>
         </w:rPr>
@@ -4165,6 +4677,22 @@
       </w:r>
       <w:r>
         <w:rPr>
+          <w:lang w:val="ar_AE" w:bidi="ar_AE"/>
+        </w:rPr>
+        <w:t>עִוֵּ֤ר &amp; פִּסֵּ֥חַ וְ⁠חֹלֶ֖ה</w:t>
+      </w:r>
+    </w:p>
+    <w:p>
+      <w:pPr>
+        <w:bidi/>
+      </w:pPr>
+      <w:r>
+        <w:rPr>
+          <w:lang w:val="ar_AE" w:bidi="ar_AE"/>
+        </w:rPr>
+      </w:r>
+      <w:r>
+        <w:rPr>
           <w:b/>
           <w:lang w:val="ar_AE" w:bidi="ar_AE"/>
         </w:rPr>
@@ -4285,6 +4813,22 @@
       </w:r>
       <w:r>
         <w:rPr>
+          <w:lang w:val="ar_AE" w:bidi="ar_AE"/>
+        </w:rPr>
+        <w:t>הַקְרִיבֵ֨⁠הוּ</w:t>
+      </w:r>
+    </w:p>
+    <w:p>
+      <w:pPr>
+        <w:bidi/>
+      </w:pPr>
+      <w:r>
+        <w:rPr>
+          <w:lang w:val="ar_AE" w:bidi="ar_AE"/>
+        </w:rPr>
+      </w:r>
+      <w:r>
+        <w:rPr>
           <w:b/>
           <w:lang w:val="ar_AE" w:bidi="ar_AE"/>
         </w:rPr>
@@ -4404,6 +4948,22 @@
       </w:r>
       <w:r>
         <w:rPr>
+          <w:lang w:val="ar_AE" w:bidi="ar_AE"/>
+        </w:rPr>
+        <w:t>לְ⁠פֶחָתֶ֗⁠ךָ הֲ⁠יִּרְצְ⁠ךָ֙ &amp; פָנֶ֔י⁠ךָ</w:t>
+      </w:r>
+    </w:p>
+    <w:p>
+      <w:pPr>
+        <w:bidi/>
+      </w:pPr>
+      <w:r>
+        <w:rPr>
+          <w:lang w:val="ar_AE" w:bidi="ar_AE"/>
+        </w:rPr>
+      </w:r>
+      <w:r>
+        <w:rPr>
           <w:b/>
           <w:lang w:val="ar_AE" w:bidi="ar_AE"/>
         </w:rPr>
@@ -4524,6 +5084,22 @@
       </w:r>
       <w:r>
         <w:rPr>
+          <w:lang w:val="ar_AE" w:bidi="ar_AE"/>
+        </w:rPr>
+        <w:t>הֲ⁠יִּרְצְ⁠ךָ֙ א֚וֹ הֲ⁠יִשָּׂ֣א פָנֶ֔י⁠ךָ</w:t>
+      </w:r>
+    </w:p>
+    <w:p>
+      <w:pPr>
+        <w:bidi/>
+      </w:pPr>
+      <w:r>
+        <w:rPr>
+          <w:lang w:val="ar_AE" w:bidi="ar_AE"/>
+        </w:rPr>
+      </w:r>
+      <w:r>
+        <w:rPr>
           <w:b/>
           <w:lang w:val="ar_AE" w:bidi="ar_AE"/>
         </w:rPr>
@@ -4630,6 +5206,22 @@
       </w:r>
       <w:r>
         <w:rPr>
+          <w:lang w:val="ar_AE" w:bidi="ar_AE"/>
+        </w:rPr>
+        <w:t>הֲ⁠יִּרְצְ⁠ךָ֙ א֚וֹ הֲ⁠יִשָּׂ֣א פָנֶ֔י⁠ךָ</w:t>
+      </w:r>
+    </w:p>
+    <w:p>
+      <w:pPr>
+        <w:bidi/>
+      </w:pPr>
+      <w:r>
+        <w:rPr>
+          <w:lang w:val="ar_AE" w:bidi="ar_AE"/>
+        </w:rPr>
+      </w:r>
+      <w:r>
+        <w:rPr>
           <w:b/>
           <w:lang w:val="ar_AE" w:bidi="ar_AE"/>
         </w:rPr>
@@ -4762,6 +5354,22 @@
       </w:r>
       <w:r>
         <w:rPr>
+          <w:lang w:val="ar_AE" w:bidi="ar_AE"/>
+        </w:rPr>
+        <w:t>א֚וֹ הֲ⁠יִשָּׂ֣א פָנֶ֔י⁠ךָ</w:t>
+      </w:r>
+    </w:p>
+    <w:p>
+      <w:pPr>
+        <w:bidi/>
+      </w:pPr>
+      <w:r>
+        <w:rPr>
+          <w:lang w:val="ar_AE" w:bidi="ar_AE"/>
+        </w:rPr>
+      </w:r>
+      <w:r>
+        <w:rPr>
           <w:b/>
           <w:lang w:val="ar_AE" w:bidi="ar_AE"/>
         </w:rPr>
@@ -4868,6 +5476,22 @@
       </w:r>
       <w:r>
         <w:rPr>
+          <w:lang w:val="ar_AE" w:bidi="ar_AE"/>
+        </w:rPr>
+        <w:t>וְ⁠עַתָּ֛ה</w:t>
+      </w:r>
+    </w:p>
+    <w:p>
+      <w:pPr>
+        <w:bidi/>
+      </w:pPr>
+      <w:r>
+        <w:rPr>
+          <w:lang w:val="ar_AE" w:bidi="ar_AE"/>
+        </w:rPr>
+      </w:r>
+      <w:r>
+        <w:rPr>
           <w:b/>
           <w:lang w:val="ar_AE" w:bidi="ar_AE"/>
         </w:rPr>
@@ -4987,6 +5611,22 @@
       </w:r>
       <w:r>
         <w:rPr>
+          <w:lang w:val="ar_AE" w:bidi="ar_AE"/>
+        </w:rPr>
+        <w:t>פְנֵי־אֵ֖ל וִֽ⁠יחָנֵ֑⁠נוּ</w:t>
+      </w:r>
+    </w:p>
+    <w:p>
+      <w:pPr>
+        <w:bidi/>
+      </w:pPr>
+      <w:r>
+        <w:rPr>
+          <w:lang w:val="ar_AE" w:bidi="ar_AE"/>
+        </w:rPr>
+      </w:r>
+      <w:r>
+        <w:rPr>
           <w:b/>
           <w:lang w:val="ar_AE" w:bidi="ar_AE"/>
         </w:rPr>
@@ -5093,6 +5733,22 @@
       </w:r>
       <w:r>
         <w:rPr>
+          <w:lang w:val="ar_AE" w:bidi="ar_AE"/>
+        </w:rPr>
+        <w:t>פְנֵי־אֵ֖ל</w:t>
+      </w:r>
+    </w:p>
+    <w:p>
+      <w:pPr>
+        <w:bidi/>
+      </w:pPr>
+      <w:r>
+        <w:rPr>
+          <w:lang w:val="ar_AE" w:bidi="ar_AE"/>
+        </w:rPr>
+      </w:r>
+      <w:r>
+        <w:rPr>
           <w:b/>
           <w:lang w:val="ar_AE" w:bidi="ar_AE"/>
         </w:rPr>
@@ -5212,6 +5868,22 @@
       </w:r>
       <w:r>
         <w:rPr>
+          <w:lang w:val="ar_AE" w:bidi="ar_AE"/>
+        </w:rPr>
+        <w:t>פְנֵי־אֵ֖ל</w:t>
+      </w:r>
+    </w:p>
+    <w:p>
+      <w:pPr>
+        <w:bidi/>
+      </w:pPr>
+      <w:r>
+        <w:rPr>
+          <w:lang w:val="ar_AE" w:bidi="ar_AE"/>
+        </w:rPr>
+      </w:r>
+      <w:r>
+        <w:rPr>
           <w:b/>
           <w:lang w:val="ar_AE" w:bidi="ar_AE"/>
         </w:rPr>
@@ -5329,6 +6001,22 @@
       </w:r>
       <w:r>
         <w:rPr>
+          <w:lang w:val="ar_AE" w:bidi="ar_AE"/>
+        </w:rPr>
+        <w:t>וִֽ⁠יחָנֵ֑⁠נוּ</w:t>
+      </w:r>
+    </w:p>
+    <w:p>
+      <w:pPr>
+        <w:bidi/>
+      </w:pPr>
+      <w:r>
+        <w:rPr>
+          <w:lang w:val="ar_AE" w:bidi="ar_AE"/>
+        </w:rPr>
+      </w:r>
+      <w:r>
+        <w:rPr>
           <w:b/>
           <w:lang w:val="ar_AE" w:bidi="ar_AE"/>
         </w:rPr>
@@ -5448,6 +6136,22 @@
       </w:r>
       <w:r>
         <w:rPr>
+          <w:lang w:val="ar_AE" w:bidi="ar_AE"/>
+        </w:rPr>
+        <w:t>מִ⁠יֶּדְ⁠כֶם֙ הָ֣יְתָה זֹּ֔את</w:t>
+      </w:r>
+    </w:p>
+    <w:p>
+      <w:pPr>
+        <w:bidi/>
+      </w:pPr>
+      <w:r>
+        <w:rPr>
+          <w:lang w:val="ar_AE" w:bidi="ar_AE"/>
+        </w:rPr>
+      </w:r>
+      <w:r>
+        <w:rPr>
           <w:b/>
           <w:lang w:val="ar_AE" w:bidi="ar_AE"/>
         </w:rPr>
@@ -5567,6 +6271,22 @@
       </w:r>
       <w:r>
         <w:rPr>
+          <w:lang w:val="ar_AE" w:bidi="ar_AE"/>
+        </w:rPr>
+        <w:t>מִ⁠יֶּדְ⁠כֶם֙</w:t>
+      </w:r>
+    </w:p>
+    <w:p>
+      <w:pPr>
+        <w:bidi/>
+      </w:pPr>
+      <w:r>
+        <w:rPr>
+          <w:lang w:val="ar_AE" w:bidi="ar_AE"/>
+        </w:rPr>
+      </w:r>
+      <w:r>
+        <w:rPr>
           <w:b/>
           <w:lang w:val="ar_AE" w:bidi="ar_AE"/>
         </w:rPr>
@@ -5660,6 +6380,22 @@
         <w:rPr>
           <w:lang w:val="ar_AE" w:bidi="ar_AE"/>
         </w:rPr>
+      </w:r>
+    </w:p>
+    <w:p>
+      <w:pPr>
+        <w:bidi/>
+      </w:pPr>
+      <w:r>
+        <w:rPr>
+          <w:lang w:val="ar_AE" w:bidi="ar_AE"/>
+        </w:rPr>
+      </w:r>
+      <w:r>
+        <w:rPr>
+          <w:lang w:val="ar_AE" w:bidi="ar_AE"/>
+        </w:rPr>
+        <w:t>מִ⁠יֶּדְ⁠כֶם֙</w:t>
       </w:r>
     </w:p>
     <w:p>
@@ -5902,6 +6638,22 @@
       </w:r>
       <w:r>
         <w:rPr>
+          <w:lang w:val="ar_AE" w:bidi="ar_AE"/>
+        </w:rPr>
+        <w:t>הֲ⁠יִשָּׂ֤א מִ⁠כֶּם֙ פָּנִ֔ים</w:t>
+      </w:r>
+    </w:p>
+    <w:p>
+      <w:pPr>
+        <w:bidi/>
+      </w:pPr>
+      <w:r>
+        <w:rPr>
+          <w:lang w:val="ar_AE" w:bidi="ar_AE"/>
+        </w:rPr>
+      </w:r>
+      <w:r>
+        <w:rPr>
           <w:b/>
           <w:lang w:val="ar_AE" w:bidi="ar_AE"/>
         </w:rPr>
@@ -5994,6 +6746,22 @@
       </w:r>
       <w:r>
         <w:rPr>
+          <w:lang w:val="ar_AE" w:bidi="ar_AE"/>
+        </w:rPr>
+        <w:t>מִ֤י גַם־בָּ⁠כֶם֙ וְ⁠יִסְגֹּ֣ר דְּלָתַ֔יִם וְ⁠לֹֽא־תָאִ֥ירוּ מִזְבְּחִ֖⁠י חִנָּ֑ם</w:t>
+      </w:r>
+    </w:p>
+    <w:p>
+      <w:pPr>
+        <w:bidi/>
+      </w:pPr>
+      <w:r>
+        <w:rPr>
+          <w:lang w:val="ar_AE" w:bidi="ar_AE"/>
+        </w:rPr>
+      </w:r>
+      <w:r>
+        <w:rPr>
           <w:b/>
           <w:lang w:val="ar_AE" w:bidi="ar_AE"/>
         </w:rPr>
@@ -6100,6 +6868,22 @@
       </w:r>
       <w:r>
         <w:rPr>
+          <w:lang w:val="ar_AE" w:bidi="ar_AE"/>
+        </w:rPr>
+        <w:t>דְּלָתַ֔יִם</w:t>
+      </w:r>
+    </w:p>
+    <w:p>
+      <w:pPr>
+        <w:bidi/>
+      </w:pPr>
+      <w:r>
+        <w:rPr>
+          <w:lang w:val="ar_AE" w:bidi="ar_AE"/>
+        </w:rPr>
+      </w:r>
+      <w:r>
+        <w:rPr>
           <w:b/>
           <w:lang w:val="ar_AE" w:bidi="ar_AE"/>
         </w:rPr>
@@ -6219,6 +7003,22 @@
       </w:r>
       <w:r>
         <w:rPr>
+          <w:lang w:val="ar_AE" w:bidi="ar_AE"/>
+        </w:rPr>
+        <w:t>אֶרְצֶ֥ה מִ⁠יֶּדְ⁠כֶֽם</w:t>
+      </w:r>
+    </w:p>
+    <w:p>
+      <w:pPr>
+        <w:bidi/>
+      </w:pPr>
+      <w:r>
+        <w:rPr>
+          <w:lang w:val="ar_AE" w:bidi="ar_AE"/>
+        </w:rPr>
+      </w:r>
+      <w:r>
+        <w:rPr>
           <w:b/>
           <w:lang w:val="ar_AE" w:bidi="ar_AE"/>
         </w:rPr>
@@ -6338,6 +7138,22 @@
       </w:r>
       <w:r>
         <w:rPr>
+          <w:lang w:val="ar_AE" w:bidi="ar_AE"/>
+        </w:rPr>
+        <w:t>מִ⁠יֶּדְ⁠כֶֽם</w:t>
+      </w:r>
+    </w:p>
+    <w:p>
+      <w:pPr>
+        <w:bidi/>
+      </w:pPr>
+      <w:r>
+        <w:rPr>
+          <w:lang w:val="ar_AE" w:bidi="ar_AE"/>
+        </w:rPr>
+      </w:r>
+      <w:r>
+        <w:rPr>
           <w:b/>
           <w:lang w:val="ar_AE" w:bidi="ar_AE"/>
         </w:rPr>
@@ -6457,6 +7273,22 @@
       </w:r>
       <w:r>
         <w:rPr>
+          <w:lang w:val="ar_AE" w:bidi="ar_AE"/>
+        </w:rPr>
+        <w:t>מִ⁠מִּזְרַח־שֶׁ֜מֶשׁ וְ⁠עַד־מְבוֹא֗⁠וֹ</w:t>
+      </w:r>
+    </w:p>
+    <w:p>
+      <w:pPr>
+        <w:bidi/>
+      </w:pPr>
+      <w:r>
+        <w:rPr>
+          <w:lang w:val="ar_AE" w:bidi="ar_AE"/>
+        </w:rPr>
+      </w:r>
+      <w:r>
+        <w:rPr>
           <w:b/>
           <w:lang w:val="ar_AE" w:bidi="ar_AE"/>
         </w:rPr>
@@ -6589,6 +7421,22 @@
       </w:r>
       <w:r>
         <w:rPr>
+          <w:lang w:val="ar_AE" w:bidi="ar_AE"/>
+        </w:rPr>
+        <w:t>מִ⁠מִּזְרַח־שֶׁ֜מֶשׁ וְ⁠עַד־מְבוֹא֗⁠וֹ</w:t>
+      </w:r>
+    </w:p>
+    <w:p>
+      <w:pPr>
+        <w:bidi/>
+      </w:pPr>
+      <w:r>
+        <w:rPr>
+          <w:lang w:val="ar_AE" w:bidi="ar_AE"/>
+        </w:rPr>
+      </w:r>
+      <w:r>
+        <w:rPr>
           <w:b/>
           <w:lang w:val="ar_AE" w:bidi="ar_AE"/>
         </w:rPr>
@@ -6668,6 +7516,22 @@
         <w:rPr>
           <w:lang w:val="ar_AE" w:bidi="ar_AE"/>
         </w:rPr>
+      </w:r>
+    </w:p>
+    <w:p>
+      <w:pPr>
+        <w:bidi/>
+      </w:pPr>
+      <w:r>
+        <w:rPr>
+          <w:lang w:val="ar_AE" w:bidi="ar_AE"/>
+        </w:rPr>
+      </w:r>
+      <w:r>
+        <w:rPr>
+          <w:lang w:val="ar_AE" w:bidi="ar_AE"/>
+        </w:rPr>
+        <w:t>גָּד֤וֹל שְׁמִ⁠י֙ &amp; גָד֤וֹל שְׁמִ⁠י֙</w:t>
       </w:r>
     </w:p>
     <w:p>
@@ -6832,6 +7696,22 @@
       </w:r>
       <w:r>
         <w:rPr>
+          <w:lang w:val="ar_AE" w:bidi="ar_AE"/>
+        </w:rPr>
+        <w:t>גָּד֤וֹל שְׁמִ⁠י֙</w:t>
+      </w:r>
+    </w:p>
+    <w:p>
+      <w:pPr>
+        <w:bidi/>
+      </w:pPr>
+      <w:r>
+        <w:rPr>
+          <w:lang w:val="ar_AE" w:bidi="ar_AE"/>
+        </w:rPr>
+      </w:r>
+      <w:r>
+        <w:rPr>
           <w:b/>
           <w:lang w:val="ar_AE" w:bidi="ar_AE"/>
         </w:rPr>
@@ -6938,6 +7818,22 @@
       </w:r>
       <w:r>
         <w:rPr>
+          <w:lang w:val="ar_AE" w:bidi="ar_AE"/>
+        </w:rPr>
+        <w:t>לִ⁠שְׁמִ֖⁠י</w:t>
+      </w:r>
+    </w:p>
+    <w:p>
+      <w:pPr>
+        <w:bidi/>
+      </w:pPr>
+      <w:r>
+        <w:rPr>
+          <w:lang w:val="ar_AE" w:bidi="ar_AE"/>
+        </w:rPr>
+      </w:r>
+      <w:r>
+        <w:rPr>
           <w:b/>
           <w:lang w:val="ar_AE" w:bidi="ar_AE"/>
         </w:rPr>
@@ -7057,6 +7953,22 @@
       </w:r>
       <w:r>
         <w:rPr>
+          <w:lang w:val="ar_AE" w:bidi="ar_AE"/>
+        </w:rPr>
+        <w:t>וְ⁠אַתֶּ֖ם מְחַלְּלִ֣ים אוֹת֑⁠וֹ</w:t>
+      </w:r>
+    </w:p>
+    <w:p>
+      <w:pPr>
+        <w:bidi/>
+      </w:pPr>
+      <w:r>
+        <w:rPr>
+          <w:lang w:val="ar_AE" w:bidi="ar_AE"/>
+        </w:rPr>
+      </w:r>
+      <w:r>
+        <w:rPr>
           <w:b/>
           <w:lang w:val="ar_AE" w:bidi="ar_AE"/>
         </w:rPr>
@@ -7176,6 +8088,22 @@
       </w:r>
       <w:r>
         <w:rPr>
+          <w:lang w:val="ar_AE" w:bidi="ar_AE"/>
+        </w:rPr>
+        <w:t>וְ⁠אַתֶּ֖ם מְחַלְּלִ֣ים אוֹת֑⁠וֹ בֶּ⁠אֱמָרְ⁠כֶ֗ם שֻׁלְחַ֤ן אֲדֹנָ⁠י֙ מְגֹאָ֣ל ה֔וּא וְ⁠נִיב֖⁠וֹ נִבְזֶ֥ה אָכְלֽ⁠וֹ</w:t>
+      </w:r>
+    </w:p>
+    <w:p>
+      <w:pPr>
+        <w:bidi/>
+      </w:pPr>
+      <w:r>
+        <w:rPr>
+          <w:lang w:val="ar_AE" w:bidi="ar_AE"/>
+        </w:rPr>
+      </w:r>
+      <w:r>
+        <w:rPr>
           <w:b/>
           <w:lang w:val="ar_AE" w:bidi="ar_AE"/>
         </w:rPr>
@@ -7269,6 +8197,22 @@
         <w:rPr>
           <w:lang w:val="ar_AE" w:bidi="ar_AE"/>
         </w:rPr>
+      </w:r>
+    </w:p>
+    <w:p>
+      <w:pPr>
+        <w:bidi/>
+      </w:pPr>
+      <w:r>
+        <w:rPr>
+          <w:lang w:val="ar_AE" w:bidi="ar_AE"/>
+        </w:rPr>
+      </w:r>
+      <w:r>
+        <w:rPr>
+          <w:lang w:val="ar_AE" w:bidi="ar_AE"/>
+        </w:rPr>
+        <w:t>שֻׁלְחַ֤ן אֲדֹנָ⁠י֙</w:t>
       </w:r>
     </w:p>
     <w:p>
@@ -7406,6 +8350,22 @@
       </w:r>
       <w:r>
         <w:rPr>
+          <w:lang w:val="ar_AE" w:bidi="ar_AE"/>
+        </w:rPr>
+        <w:t>אֲדֹנָ⁠י֙</w:t>
+      </w:r>
+    </w:p>
+    <w:p>
+      <w:pPr>
+        <w:bidi/>
+      </w:pPr>
+      <w:r>
+        <w:rPr>
+          <w:lang w:val="ar_AE" w:bidi="ar_AE"/>
+        </w:rPr>
+      </w:r>
+      <w:r>
+        <w:rPr>
           <w:b/>
           <w:lang w:val="ar_AE" w:bidi="ar_AE"/>
         </w:rPr>
@@ -7530,6 +8490,22 @@
       </w:r>
       <w:r>
         <w:rPr>
+          <w:lang w:val="ar_AE" w:bidi="ar_AE"/>
+        </w:rPr>
+        <w:t>מְגֹאָ֣ל ה֔וּא</w:t>
+      </w:r>
+    </w:p>
+    <w:p>
+      <w:pPr>
+        <w:bidi/>
+      </w:pPr>
+      <w:r>
+        <w:rPr>
+          <w:lang w:val="ar_AE" w:bidi="ar_AE"/>
+        </w:rPr>
+      </w:r>
+      <w:r>
+        <w:rPr>
           <w:b/>
           <w:lang w:val="ar_AE" w:bidi="ar_AE"/>
         </w:rPr>
@@ -7648,6 +8624,22 @@
       </w:r>
       <w:r>
         <w:rPr>
+          <w:lang w:val="ar_AE" w:bidi="ar_AE"/>
+        </w:rPr>
+        <w:t>וְ⁠נִיב֖⁠וֹ</w:t>
+      </w:r>
+    </w:p>
+    <w:p>
+      <w:pPr>
+        <w:bidi/>
+      </w:pPr>
+      <w:r>
+        <w:rPr>
+          <w:lang w:val="ar_AE" w:bidi="ar_AE"/>
+        </w:rPr>
+      </w:r>
+      <w:r>
+        <w:rPr>
           <w:b/>
           <w:lang w:val="ar_AE" w:bidi="ar_AE"/>
         </w:rPr>
@@ -7767,6 +8759,22 @@
       </w:r>
       <w:r>
         <w:rPr>
+          <w:lang w:val="ar_AE" w:bidi="ar_AE"/>
+        </w:rPr>
+        <w:t>אָכְלֽ⁠וֹ</w:t>
+      </w:r>
+    </w:p>
+    <w:p>
+      <w:pPr>
+        <w:bidi/>
+      </w:pPr>
+      <w:r>
+        <w:rPr>
+          <w:lang w:val="ar_AE" w:bidi="ar_AE"/>
+        </w:rPr>
+      </w:r>
+      <w:r>
+        <w:rPr>
           <w:b/>
           <w:lang w:val="ar_AE" w:bidi="ar_AE"/>
         </w:rPr>
@@ -7886,6 +8894,22 @@
       </w:r>
       <w:r>
         <w:rPr>
+          <w:lang w:val="ar_AE" w:bidi="ar_AE"/>
+        </w:rPr>
+        <w:t>נִבְזֶ֥ה</w:t>
+      </w:r>
+    </w:p>
+    <w:p>
+      <w:pPr>
+        <w:bidi/>
+      </w:pPr>
+      <w:r>
+        <w:rPr>
+          <w:lang w:val="ar_AE" w:bidi="ar_AE"/>
+        </w:rPr>
+      </w:r>
+      <w:r>
+        <w:rPr>
           <w:b/>
           <w:lang w:val="ar_AE" w:bidi="ar_AE"/>
         </w:rPr>
@@ -7992,6 +9016,22 @@
       </w:r>
       <w:r>
         <w:rPr>
+          <w:lang w:val="ar_AE" w:bidi="ar_AE"/>
+        </w:rPr>
+        <w:t>וַ⁠אֲמַרְתֶּם֩ הִנֵּ֨ה מַ⁠תְּלָאָ֜ה</w:t>
+      </w:r>
+    </w:p>
+    <w:p>
+      <w:pPr>
+        <w:bidi/>
+      </w:pPr>
+      <w:r>
+        <w:rPr>
+          <w:lang w:val="ar_AE" w:bidi="ar_AE"/>
+        </w:rPr>
+      </w:r>
+      <w:r>
+        <w:rPr>
           <w:b/>
           <w:lang w:val="ar_AE" w:bidi="ar_AE"/>
         </w:rPr>
@@ -8098,6 +9138,22 @@
       </w:r>
       <w:r>
         <w:rPr>
+          <w:lang w:val="ar_AE" w:bidi="ar_AE"/>
+        </w:rPr>
+        <w:t>הִנֵּ֨ה</w:t>
+      </w:r>
+    </w:p>
+    <w:p>
+      <w:pPr>
+        <w:bidi/>
+      </w:pPr>
+      <w:r>
+        <w:rPr>
+          <w:lang w:val="ar_AE" w:bidi="ar_AE"/>
+        </w:rPr>
+      </w:r>
+      <w:r>
+        <w:rPr>
           <w:b/>
           <w:lang w:val="ar_AE" w:bidi="ar_AE"/>
         </w:rPr>
@@ -8190,6 +9246,22 @@
       </w:r>
       <w:r>
         <w:rPr>
+          <w:lang w:val="ar_AE" w:bidi="ar_AE"/>
+        </w:rPr>
+        <w:t>מַ⁠תְּלָאָ֜ה</w:t>
+      </w:r>
+    </w:p>
+    <w:p>
+      <w:pPr>
+        <w:bidi/>
+      </w:pPr>
+      <w:r>
+        <w:rPr>
+          <w:lang w:val="ar_AE" w:bidi="ar_AE"/>
+        </w:rPr>
+      </w:r>
+      <w:r>
+        <w:rPr>
           <w:b/>
           <w:lang w:val="ar_AE" w:bidi="ar_AE"/>
         </w:rPr>
@@ -8296,6 +9368,22 @@
       </w:r>
       <w:r>
         <w:rPr>
+          <w:lang w:val="ar_AE" w:bidi="ar_AE"/>
+        </w:rPr>
+        <w:t>וְ⁠הִפַּחְתֶּ֣ם אוֹת֗⁠וֹ</w:t>
+      </w:r>
+    </w:p>
+    <w:p>
+      <w:pPr>
+        <w:bidi/>
+      </w:pPr>
+      <w:r>
+        <w:rPr>
+          <w:lang w:val="ar_AE" w:bidi="ar_AE"/>
+        </w:rPr>
+      </w:r>
+      <w:r>
+        <w:rPr>
           <w:b/>
           <w:lang w:val="ar_AE" w:bidi="ar_AE"/>
         </w:rPr>
@@ -8415,6 +9503,22 @@
       </w:r>
       <w:r>
         <w:rPr>
+          <w:lang w:val="ar_AE" w:bidi="ar_AE"/>
+        </w:rPr>
+        <w:t>גָּז֗וּל וְ⁠אֶת־הַ⁠פִּסֵּ֨חַ֙ וְ⁠אֶת־הַ֣⁠חוֹלֶ֔ה</w:t>
+      </w:r>
+    </w:p>
+    <w:p>
+      <w:pPr>
+        <w:bidi/>
+      </w:pPr>
+      <w:r>
+        <w:rPr>
+          <w:lang w:val="ar_AE" w:bidi="ar_AE"/>
+        </w:rPr>
+      </w:r>
+      <w:r>
+        <w:rPr>
           <w:b/>
           <w:lang w:val="ar_AE" w:bidi="ar_AE"/>
         </w:rPr>
@@ -8560,6 +9664,22 @@
       </w:r>
       <w:r>
         <w:rPr>
+          <w:lang w:val="ar_AE" w:bidi="ar_AE"/>
+        </w:rPr>
+        <w:t>גָּז֗וּל</w:t>
+      </w:r>
+    </w:p>
+    <w:p>
+      <w:pPr>
+        <w:bidi/>
+      </w:pPr>
+      <w:r>
+        <w:rPr>
+          <w:lang w:val="ar_AE" w:bidi="ar_AE"/>
+        </w:rPr>
+      </w:r>
+      <w:r>
+        <w:rPr>
           <w:b/>
           <w:lang w:val="ar_AE" w:bidi="ar_AE"/>
         </w:rPr>
@@ -8657,6 +9777,22 @@
       </w:r>
       <w:r>
         <w:rPr>
+          <w:lang w:val="ar_AE" w:bidi="ar_AE"/>
+        </w:rPr>
+        <w:t>גָּז֗וּל</w:t>
+      </w:r>
+    </w:p>
+    <w:p>
+      <w:pPr>
+        <w:bidi/>
+      </w:pPr>
+      <w:r>
+        <w:rPr>
+          <w:lang w:val="ar_AE" w:bidi="ar_AE"/>
+        </w:rPr>
+      </w:r>
+      <w:r>
+        <w:rPr>
           <w:b/>
           <w:lang w:val="ar_AE" w:bidi="ar_AE"/>
         </w:rPr>
@@ -8749,6 +9885,22 @@
       </w:r>
       <w:r>
         <w:rPr>
+          <w:lang w:val="ar_AE" w:bidi="ar_AE"/>
+        </w:rPr>
+        <w:t>הַ⁠אֶרְצֶ֥ה אוֹתָ֛⁠הּ מִ⁠יֶּדְ⁠כֶ֖ם</w:t>
+      </w:r>
+    </w:p>
+    <w:p>
+      <w:pPr>
+        <w:bidi/>
+      </w:pPr>
+      <w:r>
+        <w:rPr>
+          <w:lang w:val="ar_AE" w:bidi="ar_AE"/>
+        </w:rPr>
+      </w:r>
+      <w:r>
+        <w:rPr>
           <w:b/>
           <w:lang w:val="ar_AE" w:bidi="ar_AE"/>
         </w:rPr>
@@ -8855,6 +10007,22 @@
       </w:r>
       <w:r>
         <w:rPr>
+          <w:lang w:val="ar_AE" w:bidi="ar_AE"/>
+        </w:rPr>
+        <w:t>וְ⁠אָר֣וּר נוֹכֵ֗ל וְ⁠יֵ֤שׁ בְּ⁠עֶדְר⁠וֹ֙ זָכָ֔ר וְ⁠נֹדֵ֛ר וְ⁠זֹבֵ֥חַ מָשְׁחָ֖ת לַֽ⁠אדֹנָ֑⁠י</w:t>
+      </w:r>
+    </w:p>
+    <w:p>
+      <w:pPr>
+        <w:bidi/>
+      </w:pPr>
+      <w:r>
+        <w:rPr>
+          <w:lang w:val="ar_AE" w:bidi="ar_AE"/>
+        </w:rPr>
+      </w:r>
+      <w:r>
+        <w:rPr>
           <w:b/>
           <w:lang w:val="ar_AE" w:bidi="ar_AE"/>
         </w:rPr>
@@ -8961,6 +10129,22 @@
       </w:r>
       <w:r>
         <w:rPr>
+          <w:lang w:val="ar_AE" w:bidi="ar_AE"/>
+        </w:rPr>
+        <w:t>וְ⁠אָר֣וּר</w:t>
+      </w:r>
+    </w:p>
+    <w:p>
+      <w:pPr>
+        <w:bidi/>
+      </w:pPr>
+      <w:r>
+        <w:rPr>
+          <w:lang w:val="ar_AE" w:bidi="ar_AE"/>
+        </w:rPr>
+      </w:r>
+      <w:r>
+        <w:rPr>
           <w:b/>
           <w:lang w:val="ar_AE" w:bidi="ar_AE"/>
         </w:rPr>
@@ -9067,6 +10251,22 @@
       </w:r>
       <w:r>
         <w:rPr>
+          <w:lang w:val="ar_AE" w:bidi="ar_AE"/>
+        </w:rPr>
+        <w:t>וְ⁠יֵ֤שׁ בְּ⁠עֶדְר⁠וֹ֙ זָכָ֔ר</w:t>
+      </w:r>
+    </w:p>
+    <w:p>
+      <w:pPr>
+        <w:bidi/>
+      </w:pPr>
+      <w:r>
+        <w:rPr>
+          <w:lang w:val="ar_AE" w:bidi="ar_AE"/>
+        </w:rPr>
+      </w:r>
+      <w:r>
+        <w:rPr>
           <w:b/>
           <w:lang w:val="ar_AE" w:bidi="ar_AE"/>
         </w:rPr>
@@ -9173,6 +10373,22 @@
       </w:r>
       <w:r>
         <w:rPr>
+          <w:lang w:val="ar_AE" w:bidi="ar_AE"/>
+        </w:rPr>
+        <w:t>מָשְׁחָ֖ת</w:t>
+      </w:r>
+    </w:p>
+    <w:p>
+      <w:pPr>
+        <w:bidi/>
+      </w:pPr>
+      <w:r>
+        <w:rPr>
+          <w:lang w:val="ar_AE" w:bidi="ar_AE"/>
+        </w:rPr>
+      </w:r>
+      <w:r>
+        <w:rPr>
           <w:b/>
           <w:lang w:val="ar_AE" w:bidi="ar_AE"/>
         </w:rPr>
@@ -9292,6 +10508,22 @@
       </w:r>
       <w:r>
         <w:rPr>
+          <w:lang w:val="ar_AE" w:bidi="ar_AE"/>
+        </w:rPr>
+        <w:t>לַֽ⁠אדֹנָ֑⁠י &amp; אָמַר֙ יְהוָ֣ה צְבָא֔וֹת</w:t>
+      </w:r>
+    </w:p>
+    <w:p>
+      <w:pPr>
+        <w:bidi/>
+      </w:pPr>
+      <w:r>
+        <w:rPr>
+          <w:lang w:val="ar_AE" w:bidi="ar_AE"/>
+        </w:rPr>
+      </w:r>
+      <w:r>
+        <w:rPr>
           <w:b/>
           <w:lang w:val="ar_AE" w:bidi="ar_AE"/>
         </w:rPr>
@@ -9411,6 +10643,22 @@
         <w:rPr>
           <w:lang w:val="ar_AE" w:bidi="ar_AE"/>
         </w:rPr>
+      </w:r>
+    </w:p>
+    <w:p>
+      <w:pPr>
+        <w:bidi/>
+      </w:pPr>
+      <w:r>
+        <w:rPr>
+          <w:lang w:val="ar_AE" w:bidi="ar_AE"/>
+        </w:rPr>
+      </w:r>
+      <w:r>
+        <w:rPr>
+          <w:lang w:val="ar_AE" w:bidi="ar_AE"/>
+        </w:rPr>
+        <w:t>וּ⁠שְׁמִ֖⁠י נוֹרָ֥א בַ⁠גּוֹיִֽם</w:t>
       </w:r>
     </w:p>
     <w:p>
@@ -9654,6 +10902,22 @@
       </w:r>
       <w:r>
         <w:rPr>
+          <w:lang w:val="ar_AE" w:bidi="ar_AE"/>
+        </w:rPr>
+        <w:t>לֹ֣א תִשְׁמְע֡וּ</w:t>
+      </w:r>
+    </w:p>
+    <w:p>
+      <w:pPr>
+        <w:bidi/>
+      </w:pPr>
+      <w:r>
+        <w:rPr>
+          <w:lang w:val="ar_AE" w:bidi="ar_AE"/>
+        </w:rPr>
+      </w:r>
+      <w:r>
+        <w:rPr>
           <w:b/>
           <w:lang w:val="ar_AE" w:bidi="ar_AE"/>
         </w:rPr>
@@ -9773,6 +11037,22 @@
       </w:r>
       <w:r>
         <w:rPr>
+          <w:lang w:val="ar_AE" w:bidi="ar_AE"/>
+        </w:rPr>
+        <w:t>לֹא֩ תָשִׂ֨ימוּ עַל־לֵ֜ב &amp; אֵינְ⁠כֶ֖ם שָׂמִ֥ים עַל־לֵֽב</w:t>
+      </w:r>
+    </w:p>
+    <w:p>
+      <w:pPr>
+        <w:bidi/>
+      </w:pPr>
+      <w:r>
+        <w:rPr>
+          <w:lang w:val="ar_AE" w:bidi="ar_AE"/>
+        </w:rPr>
+      </w:r>
+      <w:r>
+        <w:rPr>
           <w:b/>
           <w:lang w:val="ar_AE" w:bidi="ar_AE"/>
         </w:rPr>
@@ -9893,6 +11173,22 @@
       </w:r>
       <w:r>
         <w:rPr>
+          <w:lang w:val="ar_AE" w:bidi="ar_AE"/>
+        </w:rPr>
+        <w:t>לָ⁠תֵ֧ת כָּב֣וֹד לִ⁠שְׁמִ֗⁠י</w:t>
+      </w:r>
+    </w:p>
+    <w:p>
+      <w:pPr>
+        <w:bidi/>
+      </w:pPr>
+      <w:r>
+        <w:rPr>
+          <w:lang w:val="ar_AE" w:bidi="ar_AE"/>
+        </w:rPr>
+      </w:r>
+      <w:r>
+        <w:rPr>
           <w:b/>
           <w:lang w:val="ar_AE" w:bidi="ar_AE"/>
         </w:rPr>
@@ -10012,6 +11308,22 @@
       </w:r>
       <w:r>
         <w:rPr>
+          <w:lang w:val="ar_AE" w:bidi="ar_AE"/>
+        </w:rPr>
+        <w:t>לִ⁠שְׁמִ֗⁠י</w:t>
+      </w:r>
+    </w:p>
+    <w:p>
+      <w:pPr>
+        <w:bidi/>
+      </w:pPr>
+      <w:r>
+        <w:rPr>
+          <w:lang w:val="ar_AE" w:bidi="ar_AE"/>
+        </w:rPr>
+      </w:r>
+      <w:r>
+        <w:rPr>
           <w:b/>
           <w:lang w:val="ar_AE" w:bidi="ar_AE"/>
         </w:rPr>
@@ -10131,6 +11443,22 @@
       </w:r>
       <w:r>
         <w:rPr>
+          <w:lang w:val="ar_AE" w:bidi="ar_AE"/>
+        </w:rPr>
+        <w:t>וְ⁠שִׁלַּחְתִּ֤י בָ⁠כֶם֙ אֶת־הַ⁠מְּאֵרָ֔ה</w:t>
+      </w:r>
+    </w:p>
+    <w:p>
+      <w:pPr>
+        <w:bidi/>
+      </w:pPr>
+      <w:r>
+        <w:rPr>
+          <w:lang w:val="ar_AE" w:bidi="ar_AE"/>
+        </w:rPr>
+      </w:r>
+      <w:r>
+        <w:rPr>
           <w:b/>
           <w:lang w:val="ar_AE" w:bidi="ar_AE"/>
         </w:rPr>
@@ -10263,6 +11591,22 @@
       </w:r>
       <w:r>
         <w:rPr>
+          <w:lang w:val="ar_AE" w:bidi="ar_AE"/>
+        </w:rPr>
+        <w:t>וְ⁠אָרוֹתִ֖י אֶת־בִּרְכֽוֹתֵי⁠כֶ֑ם</w:t>
+      </w:r>
+    </w:p>
+    <w:p>
+      <w:pPr>
+        <w:bidi/>
+      </w:pPr>
+      <w:r>
+        <w:rPr>
+          <w:lang w:val="ar_AE" w:bidi="ar_AE"/>
+        </w:rPr>
+      </w:r>
+      <w:r>
+        <w:rPr>
           <w:b/>
           <w:lang w:val="ar_AE" w:bidi="ar_AE"/>
         </w:rPr>
@@ -10368,6 +11712,22 @@
       </w:r>
       <w:r>
         <w:rPr>
+          <w:lang w:val="ar_AE" w:bidi="ar_AE"/>
+        </w:rPr>
+        <w:t>אָרוֹתִ֔י⁠הָ</w:t>
+      </w:r>
+    </w:p>
+    <w:p>
+      <w:pPr>
+        <w:bidi/>
+      </w:pPr>
+      <w:r>
+        <w:rPr>
+          <w:lang w:val="ar_AE" w:bidi="ar_AE"/>
+        </w:rPr>
+      </w:r>
+      <w:r>
+        <w:rPr>
           <w:b/>
           <w:lang w:val="ar_AE" w:bidi="ar_AE"/>
         </w:rPr>
@@ -10500,6 +11860,22 @@
       </w:r>
       <w:r>
         <w:rPr>
+          <w:lang w:val="ar_AE" w:bidi="ar_AE"/>
+        </w:rPr>
+        <w:t>הִנְ⁠נִ֨י גֹעֵ֤ר</w:t>
+      </w:r>
+    </w:p>
+    <w:p>
+      <w:pPr>
+        <w:bidi/>
+      </w:pPr>
+      <w:r>
+        <w:rPr>
+          <w:lang w:val="ar_AE" w:bidi="ar_AE"/>
+        </w:rPr>
+      </w:r>
+      <w:r>
+        <w:rPr>
           <w:b/>
           <w:lang w:val="ar_AE" w:bidi="ar_AE"/>
         </w:rPr>
@@ -10619,6 +11995,22 @@
       </w:r>
       <w:r>
         <w:rPr>
+          <w:lang w:val="ar_AE" w:bidi="ar_AE"/>
+        </w:rPr>
+        <w:t>גֹעֵ֤ר לָ⁠כֶם֙ אֶת־הַ⁠זֶּ֔רַע</w:t>
+      </w:r>
+    </w:p>
+    <w:p>
+      <w:pPr>
+        <w:bidi/>
+      </w:pPr>
+      <w:r>
+        <w:rPr>
+          <w:lang w:val="ar_AE" w:bidi="ar_AE"/>
+        </w:rPr>
+      </w:r>
+      <w:r>
+        <w:rPr>
           <w:b/>
           <w:lang w:val="ar_AE" w:bidi="ar_AE"/>
         </w:rPr>
@@ -10738,6 +12130,22 @@
       </w:r>
       <w:r>
         <w:rPr>
+          <w:lang w:val="ar_AE" w:bidi="ar_AE"/>
+        </w:rPr>
+        <w:t>וְ⁠זֵרִ֤יתִי פֶ֨רֶשׁ֙ עַל־פְּנֵי⁠כֶ֔ם</w:t>
+      </w:r>
+    </w:p>
+    <w:p>
+      <w:pPr>
+        <w:bidi/>
+      </w:pPr>
+      <w:r>
+        <w:rPr>
+          <w:lang w:val="ar_AE" w:bidi="ar_AE"/>
+        </w:rPr>
+      </w:r>
+      <w:r>
+        <w:rPr>
           <w:b/>
           <w:lang w:val="ar_AE" w:bidi="ar_AE"/>
         </w:rPr>
@@ -10857,6 +12265,22 @@
       </w:r>
       <w:r>
         <w:rPr>
+          <w:lang w:val="ar_AE" w:bidi="ar_AE"/>
+        </w:rPr>
+        <w:t>פֶּ֖רֶשׁ חַגֵּי⁠כֶ֑ם</w:t>
+      </w:r>
+    </w:p>
+    <w:p>
+      <w:pPr>
+        <w:bidi/>
+      </w:pPr>
+      <w:r>
+        <w:rPr>
+          <w:lang w:val="ar_AE" w:bidi="ar_AE"/>
+        </w:rPr>
+      </w:r>
+      <w:r>
+        <w:rPr>
           <w:b/>
           <w:lang w:val="ar_AE" w:bidi="ar_AE"/>
         </w:rPr>
@@ -10976,6 +12400,22 @@
       </w:r>
       <w:r>
         <w:rPr>
+          <w:lang w:val="ar_AE" w:bidi="ar_AE"/>
+        </w:rPr>
+        <w:t>וְ⁠נָשָׂ֥א אֶתְ⁠כֶ֖ם אֵלָֽי⁠ו</w:t>
+      </w:r>
+    </w:p>
+    <w:p>
+      <w:pPr>
+        <w:bidi/>
+      </w:pPr>
+      <w:r>
+        <w:rPr>
+          <w:lang w:val="ar_AE" w:bidi="ar_AE"/>
+        </w:rPr>
+      </w:r>
+      <w:r>
+        <w:rPr>
           <w:b/>
           <w:lang w:val="ar_AE" w:bidi="ar_AE"/>
         </w:rPr>
@@ -11082,6 +12522,22 @@
       </w:r>
       <w:r>
         <w:rPr>
+          <w:lang w:val="ar_AE" w:bidi="ar_AE"/>
+        </w:rPr>
+        <w:t>שִׁלַּ֣חְתִּי אֲלֵי⁠כֶ֔ם אֵ֖ת הַ⁠מִּצְוָ֣ה הַ⁠זֹּ֑את</w:t>
+      </w:r>
+    </w:p>
+    <w:p>
+      <w:pPr>
+        <w:bidi/>
+      </w:pPr>
+      <w:r>
+        <w:rPr>
+          <w:lang w:val="ar_AE" w:bidi="ar_AE"/>
+        </w:rPr>
+      </w:r>
+      <w:r>
+        <w:rPr>
           <w:b/>
           <w:lang w:val="ar_AE" w:bidi="ar_AE"/>
         </w:rPr>
@@ -11201,6 +12657,22 @@
         <w:rPr>
           <w:lang w:val="ar_AE" w:bidi="ar_AE"/>
         </w:rPr>
+      </w:r>
+    </w:p>
+    <w:p>
+      <w:pPr>
+        <w:bidi/>
+      </w:pPr>
+      <w:r>
+        <w:rPr>
+          <w:lang w:val="ar_AE" w:bidi="ar_AE"/>
+        </w:rPr>
+      </w:r>
+      <w:r>
+        <w:rPr>
+          <w:lang w:val="ar_AE" w:bidi="ar_AE"/>
+        </w:rPr>
+        <w:t>לִֽ⁠הְי֤וֹת בְּרִיתִ⁠י֙ אֶת־לֵוִ֔י</w:t>
       </w:r>
     </w:p>
     <w:p>
@@ -11364,6 +12836,22 @@
       </w:r>
       <w:r>
         <w:rPr>
+          <w:lang w:val="ar_AE" w:bidi="ar_AE"/>
+        </w:rPr>
+        <w:t>לֵוִ֔י</w:t>
+      </w:r>
+    </w:p>
+    <w:p>
+      <w:pPr>
+        <w:bidi/>
+      </w:pPr>
+      <w:r>
+        <w:rPr>
+          <w:lang w:val="ar_AE" w:bidi="ar_AE"/>
+        </w:rPr>
+      </w:r>
+      <w:r>
+        <w:rPr>
           <w:b/>
           <w:lang w:val="ar_AE" w:bidi="ar_AE"/>
         </w:rPr>
@@ -11483,6 +12971,22 @@
       </w:r>
       <w:r>
         <w:rPr>
+          <w:lang w:val="ar_AE" w:bidi="ar_AE"/>
+        </w:rPr>
+        <w:t>בְּרִיתִ֣⁠י ׀ הָיְתָ֣ה אִתּ֗⁠וֹ הַֽ⁠חַיִּים֙ וְ⁠הַ֨⁠שָּׁל֔וֹם</w:t>
+      </w:r>
+    </w:p>
+    <w:p>
+      <w:pPr>
+        <w:bidi/>
+      </w:pPr>
+      <w:r>
+        <w:rPr>
+          <w:lang w:val="ar_AE" w:bidi="ar_AE"/>
+        </w:rPr>
+      </w:r>
+      <w:r>
+        <w:rPr>
           <w:b/>
           <w:lang w:val="ar_AE" w:bidi="ar_AE"/>
         </w:rPr>
@@ -11615,6 +13119,22 @@
       </w:r>
       <w:r>
         <w:rPr>
+          <w:lang w:val="ar_AE" w:bidi="ar_AE"/>
+        </w:rPr>
+        <w:t>הָיְתָ֣ה אִתּ֗⁠וֹ &amp; ל֥⁠וֹ &amp; וַ⁠יִּֽירָאֵ֑⁠נִי &amp; נִחַ֥ת הֽוּא</w:t>
+      </w:r>
+    </w:p>
+    <w:p>
+      <w:pPr>
+        <w:bidi/>
+      </w:pPr>
+      <w:r>
+        <w:rPr>
+          <w:lang w:val="ar_AE" w:bidi="ar_AE"/>
+        </w:rPr>
+      </w:r>
+      <w:r>
+        <w:rPr>
           <w:b/>
           <w:lang w:val="ar_AE" w:bidi="ar_AE"/>
         </w:rPr>
@@ -11763,6 +13283,22 @@
       </w:r>
       <w:r>
         <w:rPr>
+          <w:lang w:val="ar_AE" w:bidi="ar_AE"/>
+        </w:rPr>
+        <w:t>וַ⁠יִּֽירָאֵ֑⁠נִי וּ⁠מִ⁠פְּנֵ֥י שְׁמִ֖⁠י נִחַ֥ת הֽוּא</w:t>
+      </w:r>
+    </w:p>
+    <w:p>
+      <w:pPr>
+        <w:bidi/>
+      </w:pPr>
+      <w:r>
+        <w:rPr>
+          <w:lang w:val="ar_AE" w:bidi="ar_AE"/>
+        </w:rPr>
+      </w:r>
+      <w:r>
+        <w:rPr>
           <w:b/>
           <w:lang w:val="ar_AE" w:bidi="ar_AE"/>
         </w:rPr>
@@ -11869,6 +13405,22 @@
       </w:r>
       <w:r>
         <w:rPr>
+          <w:lang w:val="ar_AE" w:bidi="ar_AE"/>
+        </w:rPr>
+        <w:t>שְׁמִ֖⁠י</w:t>
+      </w:r>
+    </w:p>
+    <w:p>
+      <w:pPr>
+        <w:bidi/>
+      </w:pPr>
+      <w:r>
+        <w:rPr>
+          <w:lang w:val="ar_AE" w:bidi="ar_AE"/>
+        </w:rPr>
+      </w:r>
+      <w:r>
+        <w:rPr>
           <w:b/>
           <w:lang w:val="ar_AE" w:bidi="ar_AE"/>
         </w:rPr>
@@ -11988,6 +13540,22 @@
       </w:r>
       <w:r>
         <w:rPr>
+          <w:lang w:val="ar_AE" w:bidi="ar_AE"/>
+        </w:rPr>
+        <w:t>בְּ⁠פִ֔י⁠הוּ &amp; בִ⁠שְׂפָתָ֑י⁠ו &amp; הָלַ֣ךְ &amp; הֵשִׁ֥יב</w:t>
+      </w:r>
+    </w:p>
+    <w:p>
+      <w:pPr>
+        <w:bidi/>
+      </w:pPr>
+      <w:r>
+        <w:rPr>
+          <w:lang w:val="ar_AE" w:bidi="ar_AE"/>
+        </w:rPr>
+      </w:r>
+      <w:r>
+        <w:rPr>
           <w:b/>
           <w:lang w:val="ar_AE" w:bidi="ar_AE"/>
         </w:rPr>
@@ -12136,6 +13704,22 @@
       </w:r>
       <w:r>
         <w:rPr>
+          <w:lang w:val="ar_AE" w:bidi="ar_AE"/>
+        </w:rPr>
+        <w:t>תּוֹרַ֤ת אֱמֶת֙ הָיְתָ֣ה בְּ⁠פִ֔י⁠הוּ</w:t>
+      </w:r>
+    </w:p>
+    <w:p>
+      <w:pPr>
+        <w:bidi/>
+      </w:pPr>
+      <w:r>
+        <w:rPr>
+          <w:lang w:val="ar_AE" w:bidi="ar_AE"/>
+        </w:rPr>
+      </w:r>
+      <w:r>
+        <w:rPr>
           <w:b/>
           <w:lang w:val="ar_AE" w:bidi="ar_AE"/>
         </w:rPr>
@@ -12255,6 +13839,22 @@
       </w:r>
       <w:r>
         <w:rPr>
+          <w:lang w:val="ar_AE" w:bidi="ar_AE"/>
+        </w:rPr>
+        <w:t>תּוֹרַ֤ת אֱמֶת֙ הָיְתָ֣ה בְּ⁠פִ֔י⁠הוּ</w:t>
+      </w:r>
+    </w:p>
+    <w:p>
+      <w:pPr>
+        <w:bidi/>
+      </w:pPr>
+      <w:r>
+        <w:rPr>
+          <w:lang w:val="ar_AE" w:bidi="ar_AE"/>
+        </w:rPr>
+      </w:r>
+      <w:r>
+        <w:rPr>
           <w:b/>
           <w:lang w:val="ar_AE" w:bidi="ar_AE"/>
         </w:rPr>
@@ -12360,6 +13960,22 @@
       </w:r>
       <w:r>
         <w:rPr>
+          <w:lang w:val="ar_AE" w:bidi="ar_AE"/>
+        </w:rPr>
+        <w:t>וְ⁠עַוְלָ֖ה לֹא־נִמְצָ֣א בִ⁠שְׂפָתָ֑י⁠ו</w:t>
+      </w:r>
+    </w:p>
+    <w:p>
+      <w:pPr>
+        <w:bidi/>
+      </w:pPr>
+      <w:r>
+        <w:rPr>
+          <w:lang w:val="ar_AE" w:bidi="ar_AE"/>
+        </w:rPr>
+      </w:r>
+      <w:r>
+        <w:rPr>
           <w:b/>
           <w:lang w:val="ar_AE" w:bidi="ar_AE"/>
         </w:rPr>
@@ -12479,6 +14095,22 @@
       </w:r>
       <w:r>
         <w:rPr>
+          <w:lang w:val="ar_AE" w:bidi="ar_AE"/>
+        </w:rPr>
+        <w:t>וְ⁠עַוְלָ֖ה לֹא־נִמְצָ֣א בִ⁠שְׂפָתָ֑י⁠ו</w:t>
+      </w:r>
+    </w:p>
+    <w:p>
+      <w:pPr>
+        <w:bidi/>
+      </w:pPr>
+      <w:r>
+        <w:rPr>
+          <w:lang w:val="ar_AE" w:bidi="ar_AE"/>
+        </w:rPr>
+      </w:r>
+      <w:r>
+        <w:rPr>
           <w:b/>
           <w:lang w:val="ar_AE" w:bidi="ar_AE"/>
         </w:rPr>
@@ -12584,6 +14216,22 @@
       </w:r>
       <w:r>
         <w:rPr>
+          <w:lang w:val="ar_AE" w:bidi="ar_AE"/>
+        </w:rPr>
+        <w:t>וְ⁠עַוְלָ֖ה לֹא־נִמְצָ֣א בִ⁠שְׂפָתָ֑י⁠ו</w:t>
+      </w:r>
+    </w:p>
+    <w:p>
+      <w:pPr>
+        <w:bidi/>
+      </w:pPr>
+      <w:r>
+        <w:rPr>
+          <w:lang w:val="ar_AE" w:bidi="ar_AE"/>
+        </w:rPr>
+      </w:r>
+      <w:r>
+        <w:rPr>
           <w:b/>
           <w:lang w:val="ar_AE" w:bidi="ar_AE"/>
         </w:rPr>
@@ -12689,6 +14337,22 @@
       </w:r>
       <w:r>
         <w:rPr>
+          <w:lang w:val="ar_AE" w:bidi="ar_AE"/>
+        </w:rPr>
+        <w:t>בְּ⁠שָׁל֤וֹם וּ⁠בְ⁠מִישׁוֹר֙</w:t>
+      </w:r>
+    </w:p>
+    <w:p>
+      <w:pPr>
+        <w:bidi/>
+      </w:pPr>
+      <w:r>
+        <w:rPr>
+          <w:lang w:val="ar_AE" w:bidi="ar_AE"/>
+        </w:rPr>
+      </w:r>
+      <w:r>
+        <w:rPr>
           <w:b/>
           <w:lang w:val="ar_AE" w:bidi="ar_AE"/>
         </w:rPr>
@@ -12821,6 +14485,22 @@
       </w:r>
       <w:r>
         <w:rPr>
+          <w:lang w:val="ar_AE" w:bidi="ar_AE"/>
+        </w:rPr>
+        <w:t>הָלַ֣ךְ אִתִּ֔⁠י</w:t>
+      </w:r>
+    </w:p>
+    <w:p>
+      <w:pPr>
+        <w:bidi/>
+      </w:pPr>
+      <w:r>
+        <w:rPr>
+          <w:lang w:val="ar_AE" w:bidi="ar_AE"/>
+        </w:rPr>
+      </w:r>
+      <w:r>
+        <w:rPr>
           <w:b/>
           <w:lang w:val="ar_AE" w:bidi="ar_AE"/>
         </w:rPr>
@@ -12940,6 +14620,22 @@
       </w:r>
       <w:r>
         <w:rPr>
+          <w:lang w:val="ar_AE" w:bidi="ar_AE"/>
+        </w:rPr>
+        <w:t>וְ⁠רַבִּ֖ים הֵשִׁ֥יב מֵ⁠עָוֺֽן</w:t>
+      </w:r>
+    </w:p>
+    <w:p>
+      <w:pPr>
+        <w:bidi/>
+      </w:pPr>
+      <w:r>
+        <w:rPr>
+          <w:lang w:val="ar_AE" w:bidi="ar_AE"/>
+        </w:rPr>
+      </w:r>
+      <w:r>
+        <w:rPr>
           <w:b/>
           <w:lang w:val="ar_AE" w:bidi="ar_AE"/>
         </w:rPr>
@@ -13072,6 +14768,22 @@
       </w:r>
       <w:r>
         <w:rPr>
+          <w:lang w:val="ar_AE" w:bidi="ar_AE"/>
+        </w:rPr>
+        <w:t>מֵ⁠עָוֺֽן</w:t>
+      </w:r>
+    </w:p>
+    <w:p>
+      <w:pPr>
+        <w:bidi/>
+      </w:pPr>
+      <w:r>
+        <w:rPr>
+          <w:lang w:val="ar_AE" w:bidi="ar_AE"/>
+        </w:rPr>
+      </w:r>
+      <w:r>
+        <w:rPr>
           <w:b/>
           <w:lang w:val="ar_AE" w:bidi="ar_AE"/>
         </w:rPr>
@@ -13184,6 +14896,22 @@
       </w:r>
       <w:r>
         <w:rPr>
+          <w:lang w:val="ar_AE" w:bidi="ar_AE"/>
+        </w:rPr>
+        <w:t>שִׂפְתֵ֤י כֹהֵן֙ יִשְׁמְרוּ־דַ֔עַת</w:t>
+      </w:r>
+    </w:p>
+    <w:p>
+      <w:pPr>
+        <w:bidi/>
+      </w:pPr>
+      <w:r>
+        <w:rPr>
+          <w:lang w:val="ar_AE" w:bidi="ar_AE"/>
+        </w:rPr>
+      </w:r>
+      <w:r>
+        <w:rPr>
           <w:b/>
           <w:lang w:val="ar_AE" w:bidi="ar_AE"/>
         </w:rPr>
@@ -13303,6 +15031,22 @@
       </w:r>
       <w:r>
         <w:rPr>
+          <w:lang w:val="ar_AE" w:bidi="ar_AE"/>
+        </w:rPr>
+        <w:t>יִשְׁמְרוּ־דַ֔עַת</w:t>
+      </w:r>
+    </w:p>
+    <w:p>
+      <w:pPr>
+        <w:bidi/>
+      </w:pPr>
+      <w:r>
+        <w:rPr>
+          <w:lang w:val="ar_AE" w:bidi="ar_AE"/>
+        </w:rPr>
+      </w:r>
+      <w:r>
+        <w:rPr>
           <w:b/>
           <w:lang w:val="ar_AE" w:bidi="ar_AE"/>
         </w:rPr>
@@ -13435,6 +15179,22 @@
       </w:r>
       <w:r>
         <w:rPr>
+          <w:lang w:val="ar_AE" w:bidi="ar_AE"/>
+        </w:rPr>
+        <w:t>יִשְׁמְרוּ־דַ֔עַת</w:t>
+      </w:r>
+    </w:p>
+    <w:p>
+      <w:pPr>
+        <w:bidi/>
+      </w:pPr>
+      <w:r>
+        <w:rPr>
+          <w:lang w:val="ar_AE" w:bidi="ar_AE"/>
+        </w:rPr>
+      </w:r>
+      <w:r>
+        <w:rPr>
           <w:b/>
           <w:lang w:val="ar_AE" w:bidi="ar_AE"/>
         </w:rPr>
@@ -13540,6 +15300,22 @@
       </w:r>
       <w:r>
         <w:rPr>
+          <w:lang w:val="ar_AE" w:bidi="ar_AE"/>
+        </w:rPr>
+        <w:t>יְבַקְשׁ֣וּ</w:t>
+      </w:r>
+    </w:p>
+    <w:p>
+      <w:pPr>
+        <w:bidi/>
+      </w:pPr>
+      <w:r>
+        <w:rPr>
+          <w:lang w:val="ar_AE" w:bidi="ar_AE"/>
+        </w:rPr>
+      </w:r>
+      <w:r>
+        <w:rPr>
           <w:b/>
           <w:lang w:val="ar_AE" w:bidi="ar_AE"/>
         </w:rPr>
@@ -13646,6 +15422,22 @@
       </w:r>
       <w:r>
         <w:rPr>
+          <w:lang w:val="ar_AE" w:bidi="ar_AE"/>
+        </w:rPr>
+        <w:t>וְ⁠תוֹרָ֖ה יְבַקְשׁ֣וּ</w:t>
+      </w:r>
+    </w:p>
+    <w:p>
+      <w:pPr>
+        <w:bidi/>
+      </w:pPr>
+      <w:r>
+        <w:rPr>
+          <w:lang w:val="ar_AE" w:bidi="ar_AE"/>
+        </w:rPr>
+      </w:r>
+      <w:r>
+        <w:rPr>
           <w:b/>
           <w:lang w:val="ar_AE" w:bidi="ar_AE"/>
         </w:rPr>
@@ -13765,6 +15557,22 @@
       </w:r>
       <w:r>
         <w:rPr>
+          <w:lang w:val="ar_AE" w:bidi="ar_AE"/>
+        </w:rPr>
+        <w:t>מִ⁠פִּ֑י⁠הוּ</w:t>
+      </w:r>
+    </w:p>
+    <w:p>
+      <w:pPr>
+        <w:bidi/>
+      </w:pPr>
+      <w:r>
+        <w:rPr>
+          <w:lang w:val="ar_AE" w:bidi="ar_AE"/>
+        </w:rPr>
+      </w:r>
+      <w:r>
+        <w:rPr>
           <w:b/>
           <w:lang w:val="ar_AE" w:bidi="ar_AE"/>
         </w:rPr>
@@ -13884,6 +15692,22 @@
       </w:r>
       <w:r>
         <w:rPr>
+          <w:lang w:val="ar_AE" w:bidi="ar_AE"/>
+        </w:rPr>
+        <w:t>מַלְאַ֥ךְ יְהוָֽה־צְבָא֖וֹת</w:t>
+      </w:r>
+    </w:p>
+    <w:p>
+      <w:pPr>
+        <w:bidi/>
+      </w:pPr>
+      <w:r>
+        <w:rPr>
+          <w:lang w:val="ar_AE" w:bidi="ar_AE"/>
+        </w:rPr>
+      </w:r>
+      <w:r>
+        <w:rPr>
           <w:b/>
           <w:lang w:val="ar_AE" w:bidi="ar_AE"/>
         </w:rPr>
@@ -13977,6 +15801,22 @@
         <w:rPr>
           <w:lang w:val="ar_AE" w:bidi="ar_AE"/>
         </w:rPr>
+      </w:r>
+    </w:p>
+    <w:p>
+      <w:pPr>
+        <w:bidi/>
+      </w:pPr>
+      <w:r>
+        <w:rPr>
+          <w:lang w:val="ar_AE" w:bidi="ar_AE"/>
+        </w:rPr>
+      </w:r>
+      <w:r>
+        <w:rPr>
+          <w:lang w:val="ar_AE" w:bidi="ar_AE"/>
+        </w:rPr>
+        <w:t>וְ⁠אַתֶּם֙ סַרְתֶּ֣ם מִן־הַ⁠דֶּ֔רֶךְ</w:t>
       </w:r>
     </w:p>
     <w:p>
@@ -14114,6 +15954,22 @@
       </w:r>
       <w:r>
         <w:rPr>
+          <w:lang w:val="ar_AE" w:bidi="ar_AE"/>
+        </w:rPr>
+        <w:t>הִכְשַׁלְתֶּ֥ם רַבִּ֖ים</w:t>
+      </w:r>
+    </w:p>
+    <w:p>
+      <w:pPr>
+        <w:bidi/>
+      </w:pPr>
+      <w:r>
+        <w:rPr>
+          <w:lang w:val="ar_AE" w:bidi="ar_AE"/>
+        </w:rPr>
+      </w:r>
+      <w:r>
+        <w:rPr>
           <w:b/>
           <w:lang w:val="ar_AE" w:bidi="ar_AE"/>
         </w:rPr>
@@ -14233,6 +16089,22 @@
       </w:r>
       <w:r>
         <w:rPr>
+          <w:lang w:val="ar_AE" w:bidi="ar_AE"/>
+        </w:rPr>
+        <w:t>בַּ⁠תּוֹרָ֑ה</w:t>
+      </w:r>
+    </w:p>
+    <w:p>
+      <w:pPr>
+        <w:bidi/>
+      </w:pPr>
+      <w:r>
+        <w:rPr>
+          <w:lang w:val="ar_AE" w:bidi="ar_AE"/>
+        </w:rPr>
+      </w:r>
+      <w:r>
+        <w:rPr>
           <w:b/>
           <w:lang w:val="ar_AE" w:bidi="ar_AE"/>
         </w:rPr>
@@ -14339,6 +16211,22 @@
         <w:rPr>
           <w:lang w:val="ar_AE" w:bidi="ar_AE"/>
         </w:rPr>
+      </w:r>
+    </w:p>
+    <w:p>
+      <w:pPr>
+        <w:bidi/>
+      </w:pPr>
+      <w:r>
+        <w:rPr>
+          <w:lang w:val="ar_AE" w:bidi="ar_AE"/>
+        </w:rPr>
+      </w:r>
+      <w:r>
+        <w:rPr>
+          <w:lang w:val="ar_AE" w:bidi="ar_AE"/>
+        </w:rPr>
+        <w:t>שִֽׁחַתֶּם֙</w:t>
       </w:r>
     </w:p>
     <w:p>
@@ -14502,6 +16390,22 @@
       </w:r>
       <w:r>
         <w:rPr>
+          <w:lang w:val="ar_AE" w:bidi="ar_AE"/>
+        </w:rPr>
+        <w:t>הַ⁠לֵּוִ֔י</w:t>
+      </w:r>
+    </w:p>
+    <w:p>
+      <w:pPr>
+        <w:bidi/>
+      </w:pPr>
+      <w:r>
+        <w:rPr>
+          <w:lang w:val="ar_AE" w:bidi="ar_AE"/>
+        </w:rPr>
+      </w:r>
+      <w:r>
+        <w:rPr>
           <w:b/>
           <w:lang w:val="ar_AE" w:bidi="ar_AE"/>
         </w:rPr>
@@ -14626,6 +16530,22 @@
       </w:r>
       <w:r>
         <w:rPr>
+          <w:lang w:val="ar_AE" w:bidi="ar_AE"/>
+        </w:rPr>
+        <w:t>וְ⁠נֹשְׂאִ֥ים פָּנִ֖ים</w:t>
+      </w:r>
+    </w:p>
+    <w:p>
+      <w:pPr>
+        <w:bidi/>
+      </w:pPr>
+      <w:r>
+        <w:rPr>
+          <w:lang w:val="ar_AE" w:bidi="ar_AE"/>
+        </w:rPr>
+      </w:r>
+      <w:r>
+        <w:rPr>
           <w:b/>
           <w:lang w:val="ar_AE" w:bidi="ar_AE"/>
         </w:rPr>
@@ -14750,6 +16670,22 @@
       </w:r>
       <w:r>
         <w:rPr>
+          <w:lang w:val="ar_AE" w:bidi="ar_AE"/>
+        </w:rPr>
+        <w:t>בַּ⁠תּוֹרָֽה</w:t>
+      </w:r>
+    </w:p>
+    <w:p>
+      <w:pPr>
+        <w:bidi/>
+      </w:pPr>
+      <w:r>
+        <w:rPr>
+          <w:lang w:val="ar_AE" w:bidi="ar_AE"/>
+        </w:rPr>
+      </w:r>
+      <w:r>
+        <w:rPr>
           <w:b/>
           <w:lang w:val="ar_AE" w:bidi="ar_AE"/>
         </w:rPr>
@@ -14869,6 +16805,22 @@
       </w:r>
       <w:r>
         <w:rPr>
+          <w:lang w:val="ar_AE" w:bidi="ar_AE"/>
+        </w:rPr>
+        <w:t>הֲ⁠ל֨וֹא אָ֤ב אֶחָד֙ לְ⁠כֻלָּ֔⁠נוּ הֲ⁠ל֛וֹא אֵ֥ל אֶֽחָ֖ד בְּרָאָ֑⁠נוּ</w:t>
+      </w:r>
+    </w:p>
+    <w:p>
+      <w:pPr>
+        <w:bidi/>
+      </w:pPr>
+      <w:r>
+        <w:rPr>
+          <w:lang w:val="ar_AE" w:bidi="ar_AE"/>
+        </w:rPr>
+      </w:r>
+      <w:r>
+        <w:rPr>
           <w:b/>
           <w:lang w:val="ar_AE" w:bidi="ar_AE"/>
         </w:rPr>
@@ -14975,6 +16927,22 @@
       </w:r>
       <w:r>
         <w:rPr>
+          <w:lang w:val="ar_AE" w:bidi="ar_AE"/>
+        </w:rPr>
+        <w:t>הֲ⁠ל֨וֹא אָ֤ב אֶחָד֙ לְ⁠כֻלָּ֔⁠נוּ הֲ⁠ל֛וֹא אֵ֥ל אֶֽחָ֖ד בְּרָאָ֑⁠נוּ</w:t>
+      </w:r>
+    </w:p>
+    <w:p>
+      <w:pPr>
+        <w:bidi/>
+      </w:pPr>
+      <w:r>
+        <w:rPr>
+          <w:lang w:val="ar_AE" w:bidi="ar_AE"/>
+        </w:rPr>
+      </w:r>
+      <w:r>
+        <w:rPr>
           <w:b/>
           <w:lang w:val="ar_AE" w:bidi="ar_AE"/>
         </w:rPr>
@@ -15067,6 +17035,22 @@
       </w:r>
       <w:r>
         <w:rPr>
+          <w:lang w:val="ar_AE" w:bidi="ar_AE"/>
+        </w:rPr>
+        <w:t>מַדּ֗וּעַ נִבְגַּד֙ אִ֣ישׁ בְּ⁠אָחִ֔י⁠ו לְ⁠חַלֵּ֖ל בְּרִ֥ית אֲבֹתֵֽי⁠נוּ</w:t>
+      </w:r>
+    </w:p>
+    <w:p>
+      <w:pPr>
+        <w:bidi/>
+      </w:pPr>
+      <w:r>
+        <w:rPr>
+          <w:lang w:val="ar_AE" w:bidi="ar_AE"/>
+        </w:rPr>
+      </w:r>
+      <w:r>
+        <w:rPr>
           <w:b/>
           <w:lang w:val="ar_AE" w:bidi="ar_AE"/>
         </w:rPr>
@@ -15173,6 +17157,22 @@
       </w:r>
       <w:r>
         <w:rPr>
+          <w:lang w:val="ar_AE" w:bidi="ar_AE"/>
+        </w:rPr>
+        <w:t>אִ֣ישׁ בְּ⁠אָחִ֔י⁠ו</w:t>
+      </w:r>
+    </w:p>
+    <w:p>
+      <w:pPr>
+        <w:bidi/>
+      </w:pPr>
+      <w:r>
+        <w:rPr>
+          <w:lang w:val="ar_AE" w:bidi="ar_AE"/>
+        </w:rPr>
+      </w:r>
+      <w:r>
+        <w:rPr>
           <w:b/>
           <w:lang w:val="ar_AE" w:bidi="ar_AE"/>
         </w:rPr>
@@ -15279,6 +17279,22 @@
       </w:r>
       <w:r>
         <w:rPr>
+          <w:lang w:val="ar_AE" w:bidi="ar_AE"/>
+        </w:rPr>
+        <w:t>אֲבֹתֵֽי⁠נוּ</w:t>
+      </w:r>
+    </w:p>
+    <w:p>
+      <w:pPr>
+        <w:bidi/>
+      </w:pPr>
+      <w:r>
+        <w:rPr>
+          <w:lang w:val="ar_AE" w:bidi="ar_AE"/>
+        </w:rPr>
+      </w:r>
+      <w:r>
+        <w:rPr>
           <w:b/>
           <w:lang w:val="ar_AE" w:bidi="ar_AE"/>
         </w:rPr>
@@ -15398,6 +17414,22 @@
       </w:r>
       <w:r>
         <w:rPr>
+          <w:lang w:val="ar_AE" w:bidi="ar_AE"/>
+        </w:rPr>
+        <w:t>בָּגְדָ֣ה יְהוּדָ֔ה וְ⁠תוֹעֵבָ֛ה נֶעֶשְׂתָ֥ה בְ⁠יִשְׂרָאֵ֖ל וּ⁠בִ⁠ירֽוּשָׁלִָ֑ם</w:t>
+      </w:r>
+    </w:p>
+    <w:p>
+      <w:pPr>
+        <w:bidi/>
+      </w:pPr>
+      <w:r>
+        <w:rPr>
+          <w:lang w:val="ar_AE" w:bidi="ar_AE"/>
+        </w:rPr>
+      </w:r>
+      <w:r>
+        <w:rPr>
           <w:b/>
           <w:lang w:val="ar_AE" w:bidi="ar_AE"/>
         </w:rPr>
@@ -15504,6 +17536,22 @@
       </w:r>
       <w:r>
         <w:rPr>
+          <w:lang w:val="ar_AE" w:bidi="ar_AE"/>
+        </w:rPr>
+        <w:t>בָּגְדָ֣ה יְהוּדָ֔ה &amp; חִלֵּ֣ל יְהוּדָ֗ה</w:t>
+      </w:r>
+    </w:p>
+    <w:p>
+      <w:pPr>
+        <w:bidi/>
+      </w:pPr>
+      <w:r>
+        <w:rPr>
+          <w:lang w:val="ar_AE" w:bidi="ar_AE"/>
+        </w:rPr>
+      </w:r>
+      <w:r>
+        <w:rPr>
           <w:b/>
           <w:lang w:val="ar_AE" w:bidi="ar_AE"/>
         </w:rPr>
@@ -15624,6 +17672,22 @@
       </w:r>
       <w:r>
         <w:rPr>
+          <w:lang w:val="ar_AE" w:bidi="ar_AE"/>
+        </w:rPr>
+        <w:t>וְ⁠תוֹעֵבָ֛ה נֶעֶשְׂתָ֥ה בְ⁠יִשְׂרָאֵ֖ל וּ⁠בִ⁠ירֽוּשָׁלִָ֑ם</w:t>
+      </w:r>
+    </w:p>
+    <w:p>
+      <w:pPr>
+        <w:bidi/>
+      </w:pPr>
+      <w:r>
+        <w:rPr>
+          <w:lang w:val="ar_AE" w:bidi="ar_AE"/>
+        </w:rPr>
+      </w:r>
+      <w:r>
+        <w:rPr>
           <w:b/>
           <w:lang w:val="ar_AE" w:bidi="ar_AE"/>
         </w:rPr>
@@ -15730,6 +17794,22 @@
       </w:r>
       <w:r>
         <w:rPr>
+          <w:lang w:val="ar_AE" w:bidi="ar_AE"/>
+        </w:rPr>
+        <w:t>וּ⁠בָעַ֖ל בַּת־אֵ֥ל נֵכָֽר</w:t>
+      </w:r>
+    </w:p>
+    <w:p>
+      <w:pPr>
+        <w:bidi/>
+      </w:pPr>
+      <w:r>
+        <w:rPr>
+          <w:lang w:val="ar_AE" w:bidi="ar_AE"/>
+        </w:rPr>
+      </w:r>
+      <w:r>
+        <w:rPr>
           <w:b/>
           <w:lang w:val="ar_AE" w:bidi="ar_AE"/>
         </w:rPr>
@@ -15848,6 +17928,22 @@
       </w:r>
       <w:r>
         <w:rPr>
+          <w:lang w:val="ar_AE" w:bidi="ar_AE"/>
+        </w:rPr>
+        <w:t>יַכְרֵ֨ת יְהוָ֜ה &amp; מֵ⁠אָהֳלֵ֖י יַֽעֲקֹ֑ב</w:t>
+      </w:r>
+    </w:p>
+    <w:p>
+      <w:pPr>
+        <w:bidi/>
+      </w:pPr>
+      <w:r>
+        <w:rPr>
+          <w:lang w:val="ar_AE" w:bidi="ar_AE"/>
+        </w:rPr>
+      </w:r>
+      <w:r>
+        <w:rPr>
           <w:b/>
           <w:lang w:val="ar_AE" w:bidi="ar_AE"/>
         </w:rPr>
@@ -15967,6 +18063,22 @@
       </w:r>
       <w:r>
         <w:rPr>
+          <w:lang w:val="ar_AE" w:bidi="ar_AE"/>
+        </w:rPr>
+        <w:t>יַכְרֵ֨ת יְהוָ֜ה</w:t>
+      </w:r>
+    </w:p>
+    <w:p>
+      <w:pPr>
+        <w:bidi/>
+      </w:pPr>
+      <w:r>
+        <w:rPr>
+          <w:lang w:val="ar_AE" w:bidi="ar_AE"/>
+        </w:rPr>
+      </w:r>
+      <w:r>
+        <w:rPr>
           <w:b/>
           <w:lang w:val="ar_AE" w:bidi="ar_AE"/>
         </w:rPr>
@@ -16086,6 +18198,22 @@
       </w:r>
       <w:r>
         <w:rPr>
+          <w:lang w:val="ar_AE" w:bidi="ar_AE"/>
+        </w:rPr>
+        <w:t>מֵ⁠אָהֳלֵ֖י יַֽעֲקֹ֑ב</w:t>
+      </w:r>
+    </w:p>
+    <w:p>
+      <w:pPr>
+        <w:bidi/>
+      </w:pPr>
+      <w:r>
+        <w:rPr>
+          <w:lang w:val="ar_AE" w:bidi="ar_AE"/>
+        </w:rPr>
+      </w:r>
+      <w:r>
+        <w:rPr>
           <w:b/>
           <w:lang w:val="ar_AE" w:bidi="ar_AE"/>
         </w:rPr>
@@ -16205,6 +18333,22 @@
       </w:r>
       <w:r>
         <w:rPr>
+          <w:lang w:val="ar_AE" w:bidi="ar_AE"/>
+        </w:rPr>
+        <w:t>לָ⁠אִ֨ישׁ</w:t>
+      </w:r>
+    </w:p>
+    <w:p>
+      <w:pPr>
+        <w:bidi/>
+      </w:pPr>
+      <w:r>
+        <w:rPr>
+          <w:lang w:val="ar_AE" w:bidi="ar_AE"/>
+        </w:rPr>
+      </w:r>
+      <w:r>
+        <w:rPr>
           <w:b/>
           <w:lang w:val="ar_AE" w:bidi="ar_AE"/>
         </w:rPr>
@@ -16324,6 +18468,22 @@
       </w:r>
       <w:r>
         <w:rPr>
+          <w:lang w:val="ar_AE" w:bidi="ar_AE"/>
+        </w:rPr>
+        <w:t>עֵ֣ר וְ⁠עֹנֶ֔ה</w:t>
+      </w:r>
+    </w:p>
+    <w:p>
+      <w:pPr>
+        <w:bidi/>
+      </w:pPr>
+      <w:r>
+        <w:rPr>
+          <w:lang w:val="ar_AE" w:bidi="ar_AE"/>
+        </w:rPr>
+      </w:r>
+      <w:r>
+        <w:rPr>
           <w:b/>
           <w:lang w:val="ar_AE" w:bidi="ar_AE"/>
         </w:rPr>
@@ -16456,6 +18616,22 @@
       </w:r>
       <w:r>
         <w:rPr>
+          <w:lang w:val="ar_AE" w:bidi="ar_AE"/>
+        </w:rPr>
+        <w:t>כַּסּ֤וֹת דִּמְעָה֙ אֶת־מִזְבַּ֣ח יְהוָ֔ה</w:t>
+      </w:r>
+    </w:p>
+    <w:p>
+      <w:pPr>
+        <w:bidi/>
+      </w:pPr>
+      <w:r>
+        <w:rPr>
+          <w:lang w:val="ar_AE" w:bidi="ar_AE"/>
+        </w:rPr>
+      </w:r>
+      <w:r>
+        <w:rPr>
           <w:b/>
           <w:lang w:val="ar_AE" w:bidi="ar_AE"/>
         </w:rPr>
@@ -16562,6 +18738,22 @@
       </w:r>
       <w:r>
         <w:rPr>
+          <w:lang w:val="ar_AE" w:bidi="ar_AE"/>
+        </w:rPr>
+        <w:t>פְּנוֹת֙ אֶל־הַ⁠מִּנְחָ֔ה וְ⁠לָ⁠קַ֥חַת רָצ֖וֹן מִ⁠יֶּדְ⁠כֶֽם</w:t>
+      </w:r>
+    </w:p>
+    <w:p>
+      <w:pPr>
+        <w:bidi/>
+      </w:pPr>
+      <w:r>
+        <w:rPr>
+          <w:lang w:val="ar_AE" w:bidi="ar_AE"/>
+        </w:rPr>
+      </w:r>
+      <w:r>
+        <w:rPr>
           <w:b/>
           <w:lang w:val="ar_AE" w:bidi="ar_AE"/>
         </w:rPr>
@@ -16668,6 +18860,22 @@
       </w:r>
       <w:r>
         <w:rPr>
+          <w:lang w:val="ar_AE" w:bidi="ar_AE"/>
+        </w:rPr>
+        <w:t>פְּנוֹת֙ אֶל־הַ⁠מִּנְחָ֔ה</w:t>
+      </w:r>
+    </w:p>
+    <w:p>
+      <w:pPr>
+        <w:bidi/>
+      </w:pPr>
+      <w:r>
+        <w:rPr>
+          <w:lang w:val="ar_AE" w:bidi="ar_AE"/>
+        </w:rPr>
+      </w:r>
+      <w:r>
+        <w:rPr>
           <w:b/>
           <w:lang w:val="ar_AE" w:bidi="ar_AE"/>
         </w:rPr>
@@ -16787,6 +18995,22 @@
       </w:r>
       <w:r>
         <w:rPr>
+          <w:lang w:val="ar_AE" w:bidi="ar_AE"/>
+        </w:rPr>
+        <w:t>מִ⁠יֶּדְ⁠כֶֽם</w:t>
+      </w:r>
+    </w:p>
+    <w:p>
+      <w:pPr>
+        <w:bidi/>
+      </w:pPr>
+      <w:r>
+        <w:rPr>
+          <w:lang w:val="ar_AE" w:bidi="ar_AE"/>
+        </w:rPr>
+      </w:r>
+      <w:r>
+        <w:rPr>
           <w:b/>
           <w:lang w:val="ar_AE" w:bidi="ar_AE"/>
         </w:rPr>
@@ -16906,6 +19130,22 @@
       </w:r>
       <w:r>
         <w:rPr>
+          <w:lang w:val="ar_AE" w:bidi="ar_AE"/>
+        </w:rPr>
+        <w:t>יְהוָה֩ הֵעִ֨יד בֵּינְ⁠ךָ֜ וּ⁠בֵ֣ין ׀ אֵ֣שֶׁת נְעוּרֶ֗י⁠ךָ</w:t>
+      </w:r>
+    </w:p>
+    <w:p>
+      <w:pPr>
+        <w:bidi/>
+      </w:pPr>
+      <w:r>
+        <w:rPr>
+          <w:lang w:val="ar_AE" w:bidi="ar_AE"/>
+        </w:rPr>
+      </w:r>
+      <w:r>
+        <w:rPr>
           <w:b/>
           <w:lang w:val="ar_AE" w:bidi="ar_AE"/>
         </w:rPr>
@@ -17012,6 +19252,22 @@
       </w:r>
       <w:r>
         <w:rPr>
+          <w:lang w:val="ar_AE" w:bidi="ar_AE"/>
+        </w:rPr>
+        <w:t>בֵּינְ⁠ךָ֜ &amp; נְעוּרֶ֗י⁠ךָ &amp; אַתָּה֙ בָּגַ֣דְתָּה &amp; חֲבֶרְתְּ⁠ךָ֖ &amp; בְּרִיתֶֽ⁠ךָ</w:t>
+      </w:r>
+    </w:p>
+    <w:p>
+      <w:pPr>
+        <w:bidi/>
+      </w:pPr>
+      <w:r>
+        <w:rPr>
+          <w:lang w:val="ar_AE" w:bidi="ar_AE"/>
+        </w:rPr>
+      </w:r>
+      <w:r>
+        <w:rPr>
           <w:b/>
           <w:lang w:val="ar_AE" w:bidi="ar_AE"/>
         </w:rPr>
@@ -17174,6 +19430,22 @@
       </w:r>
       <w:r>
         <w:rPr>
+          <w:lang w:val="ar_AE" w:bidi="ar_AE"/>
+        </w:rPr>
+        <w:t>אֵ֣שֶׁת נְעוּרֶ֗י⁠ךָ</w:t>
+      </w:r>
+    </w:p>
+    <w:p>
+      <w:pPr>
+        <w:bidi/>
+      </w:pPr>
+      <w:r>
+        <w:rPr>
+          <w:lang w:val="ar_AE" w:bidi="ar_AE"/>
+        </w:rPr>
+      </w:r>
+      <w:r>
+        <w:rPr>
           <w:b/>
           <w:lang w:val="ar_AE" w:bidi="ar_AE"/>
         </w:rPr>
@@ -17280,6 +19552,22 @@
       </w:r>
       <w:r>
         <w:rPr>
+          <w:lang w:val="ar_AE" w:bidi="ar_AE"/>
+        </w:rPr>
+        <w:t>וְ⁠לֹא־אֶחָ֣ד עָשָׂ֗ה וּ⁠שְׁאָ֥ר ר֨וּחַ֙ ל֔⁠וֹ</w:t>
+      </w:r>
+    </w:p>
+    <w:p>
+      <w:pPr>
+        <w:bidi/>
+      </w:pPr>
+      <w:r>
+        <w:rPr>
+          <w:lang w:val="ar_AE" w:bidi="ar_AE"/>
+        </w:rPr>
+      </w:r>
+      <w:r>
+        <w:rPr>
           <w:b/>
           <w:lang w:val="ar_AE" w:bidi="ar_AE"/>
         </w:rPr>
@@ -17386,6 +19674,22 @@
       </w:r>
       <w:r>
         <w:rPr>
+          <w:lang w:val="ar_AE" w:bidi="ar_AE"/>
+        </w:rPr>
+        <w:t>וּ⁠שְׁאָ֥ר ר֨וּחַ֙ ל֔⁠וֹ</w:t>
+      </w:r>
+    </w:p>
+    <w:p>
+      <w:pPr>
+        <w:bidi/>
+      </w:pPr>
+      <w:r>
+        <w:rPr>
+          <w:lang w:val="ar_AE" w:bidi="ar_AE"/>
+        </w:rPr>
+      </w:r>
+      <w:r>
+        <w:rPr>
           <w:b/>
           <w:lang w:val="ar_AE" w:bidi="ar_AE"/>
         </w:rPr>
@@ -17518,6 +19822,22 @@
       </w:r>
       <w:r>
         <w:rPr>
+          <w:lang w:val="ar_AE" w:bidi="ar_AE"/>
+        </w:rPr>
+        <w:t>וּ⁠מָה֙ הָֽ⁠אֶחָ֔ד מְבַקֵּ֖שׁ זֶ֣רַע אֱלֹהִ֑ים</w:t>
+      </w:r>
+    </w:p>
+    <w:p>
+      <w:pPr>
+        <w:bidi/>
+      </w:pPr>
+      <w:r>
+        <w:rPr>
+          <w:lang w:val="ar_AE" w:bidi="ar_AE"/>
+        </w:rPr>
+      </w:r>
+      <w:r>
+        <w:rPr>
           <w:b/>
           <w:lang w:val="ar_AE" w:bidi="ar_AE"/>
         </w:rPr>
@@ -17637,6 +19957,22 @@
       </w:r>
       <w:r>
         <w:rPr>
+          <w:lang w:val="ar_AE" w:bidi="ar_AE"/>
+        </w:rPr>
+        <w:t>זֶ֣רַע אֱלֹהִ֑ים</w:t>
+      </w:r>
+    </w:p>
+    <w:p>
+      <w:pPr>
+        <w:bidi/>
+      </w:pPr>
+      <w:r>
+        <w:rPr>
+          <w:lang w:val="ar_AE" w:bidi="ar_AE"/>
+        </w:rPr>
+      </w:r>
+      <w:r>
+        <w:rPr>
           <w:b/>
           <w:lang w:val="ar_AE" w:bidi="ar_AE"/>
         </w:rPr>
@@ -17743,6 +20079,22 @@
       </w:r>
       <w:r>
         <w:rPr>
+          <w:lang w:val="ar_AE" w:bidi="ar_AE"/>
+        </w:rPr>
+        <w:t>וְ⁠נִשְׁמַרְתֶּם֙ בְּ⁠ר֣וּחֲ⁠כֶ֔ם</w:t>
+      </w:r>
+    </w:p>
+    <w:p>
+      <w:pPr>
+        <w:bidi/>
+      </w:pPr>
+      <w:r>
+        <w:rPr>
+          <w:lang w:val="ar_AE" w:bidi="ar_AE"/>
+        </w:rPr>
+      </w:r>
+      <w:r>
+        <w:rPr>
           <w:b/>
           <w:lang w:val="ar_AE" w:bidi="ar_AE"/>
         </w:rPr>
@@ -17862,6 +20214,22 @@
       </w:r>
       <w:r>
         <w:rPr>
+          <w:lang w:val="ar_AE" w:bidi="ar_AE"/>
+        </w:rPr>
+        <w:t>וְ⁠כִסָּ֤ה חָמָס֙ עַל־לְבוּשׁ֔⁠וֹ</w:t>
+      </w:r>
+    </w:p>
+    <w:p>
+      <w:pPr>
+        <w:bidi/>
+      </w:pPr>
+      <w:r>
+        <w:rPr>
+          <w:lang w:val="ar_AE" w:bidi="ar_AE"/>
+        </w:rPr>
+      </w:r>
+      <w:r>
+        <w:rPr>
           <w:b/>
           <w:lang w:val="ar_AE" w:bidi="ar_AE"/>
         </w:rPr>
@@ -17981,6 +20349,22 @@
       </w:r>
       <w:r>
         <w:rPr>
+          <w:lang w:val="ar_AE" w:bidi="ar_AE"/>
+        </w:rPr>
+        <w:t>וְ⁠נִשְׁמַרְתֶּ֥ם בְּ⁠רוּחֲ⁠כֶ֖ם</w:t>
+      </w:r>
+    </w:p>
+    <w:p>
+      <w:pPr>
+        <w:bidi/>
+      </w:pPr>
+      <w:r>
+        <w:rPr>
+          <w:lang w:val="ar_AE" w:bidi="ar_AE"/>
+        </w:rPr>
+      </w:r>
+      <w:r>
+        <w:rPr>
           <w:b/>
           <w:lang w:val="ar_AE" w:bidi="ar_AE"/>
         </w:rPr>
@@ -18087,6 +20471,22 @@
       </w:r>
       <w:r>
         <w:rPr>
+          <w:lang w:val="ar_AE" w:bidi="ar_AE"/>
+        </w:rPr>
+        <w:t>בְּ⁠דִבְרֵי⁠כֶ֔ם</w:t>
+      </w:r>
+    </w:p>
+    <w:p>
+      <w:pPr>
+        <w:bidi/>
+      </w:pPr>
+      <w:r>
+        <w:rPr>
+          <w:lang w:val="ar_AE" w:bidi="ar_AE"/>
+        </w:rPr>
+      </w:r>
+      <w:r>
+        <w:rPr>
           <w:b/>
           <w:lang w:val="ar_AE" w:bidi="ar_AE"/>
         </w:rPr>
@@ -18206,6 +20606,22 @@
       </w:r>
       <w:r>
         <w:rPr>
+          <w:lang w:val="ar_AE" w:bidi="ar_AE"/>
+        </w:rPr>
+        <w:t>עֹ֨שֵׂה רָ֜ע</w:t>
+      </w:r>
+    </w:p>
+    <w:p>
+      <w:pPr>
+        <w:bidi/>
+      </w:pPr>
+      <w:r>
+        <w:rPr>
+          <w:lang w:val="ar_AE" w:bidi="ar_AE"/>
+        </w:rPr>
+      </w:r>
+      <w:r>
+        <w:rPr>
           <w:b/>
           <w:lang w:val="ar_AE" w:bidi="ar_AE"/>
         </w:rPr>
@@ -18325,6 +20741,22 @@
       </w:r>
       <w:r>
         <w:rPr>
+          <w:lang w:val="ar_AE" w:bidi="ar_AE"/>
+        </w:rPr>
+        <w:t>בְּ⁠עֵינֵ֣י יְהוָ֗ה</w:t>
+      </w:r>
+    </w:p>
+    <w:p>
+      <w:pPr>
+        <w:bidi/>
+      </w:pPr>
+      <w:r>
+        <w:rPr>
+          <w:lang w:val="ar_AE" w:bidi="ar_AE"/>
+        </w:rPr>
+      </w:r>
+      <w:r>
+        <w:rPr>
           <w:b/>
           <w:lang w:val="ar_AE" w:bidi="ar_AE"/>
         </w:rPr>
@@ -18444,6 +20876,22 @@
       </w:r>
       <w:r>
         <w:rPr>
+          <w:lang w:val="ar_AE" w:bidi="ar_AE"/>
+        </w:rPr>
+        <w:t>אַיֵּ֖ה אֱלֹהֵ֥י הַ⁠מִּשְׁפָּֽט</w:t>
+      </w:r>
+    </w:p>
+    <w:p>
+      <w:pPr>
+        <w:bidi/>
+      </w:pPr>
+      <w:r>
+        <w:rPr>
+          <w:lang w:val="ar_AE" w:bidi="ar_AE"/>
+        </w:rPr>
+      </w:r>
+      <w:r>
+        <w:rPr>
           <w:b/>
           <w:lang w:val="ar_AE" w:bidi="ar_AE"/>
         </w:rPr>
@@ -18563,6 +21011,22 @@
       </w:r>
       <w:r>
         <w:rPr>
+          <w:lang w:val="ar_AE" w:bidi="ar_AE"/>
+        </w:rPr>
+        <w:t>אַיֵּ֖ה אֱלֹהֵ֥י הַ⁠מִּשְׁפָּֽט</w:t>
+      </w:r>
+    </w:p>
+    <w:p>
+      <w:pPr>
+        <w:bidi/>
+      </w:pPr>
+      <w:r>
+        <w:rPr>
+          <w:lang w:val="ar_AE" w:bidi="ar_AE"/>
+        </w:rPr>
+      </w:r>
+      <w:r>
+        <w:rPr>
           <w:b/>
           <w:lang w:val="ar_AE" w:bidi="ar_AE"/>
         </w:rPr>
@@ -18642,6 +21106,22 @@
         <w:rPr>
           <w:lang w:val="ar_AE" w:bidi="ar_AE"/>
         </w:rPr>
+      </w:r>
+    </w:p>
+    <w:p>
+      <w:pPr>
+        <w:bidi/>
+      </w:pPr>
+      <w:r>
+        <w:rPr>
+          <w:lang w:val="ar_AE" w:bidi="ar_AE"/>
+        </w:rPr>
+      </w:r>
+      <w:r>
+        <w:rPr>
+          <w:lang w:val="ar_AE" w:bidi="ar_AE"/>
+        </w:rPr>
+        <w:t>הִנְ⁠נִ֤י שֹׁלֵחַ֙</w:t>
       </w:r>
     </w:p>
     <w:p>
@@ -18792,6 +21272,22 @@
       </w:r>
       <w:r>
         <w:rPr>
+          <w:lang w:val="ar_AE" w:bidi="ar_AE"/>
+        </w:rPr>
+        <w:t>וּ⁠פִנָּה־דֶ֖רֶךְ לְ⁠פָנָ֑⁠י</w:t>
+      </w:r>
+    </w:p>
+    <w:p>
+      <w:pPr>
+        <w:bidi/>
+      </w:pPr>
+      <w:r>
+        <w:rPr>
+          <w:lang w:val="ar_AE" w:bidi="ar_AE"/>
+        </w:rPr>
+      </w:r>
+      <w:r>
+        <w:rPr>
           <w:b/>
           <w:lang w:val="ar_AE" w:bidi="ar_AE"/>
         </w:rPr>
@@ -18911,6 +21407,22 @@
       </w:r>
       <w:r>
         <w:rPr>
+          <w:lang w:val="ar_AE" w:bidi="ar_AE"/>
+        </w:rPr>
+        <w:t>וּ⁠פִנָּה־דֶ֖רֶךְ לְ⁠פָנָ֑⁠י</w:t>
+      </w:r>
+    </w:p>
+    <w:p>
+      <w:pPr>
+        <w:bidi/>
+      </w:pPr>
+      <w:r>
+        <w:rPr>
+          <w:lang w:val="ar_AE" w:bidi="ar_AE"/>
+        </w:rPr>
+      </w:r>
+      <w:r>
+        <w:rPr>
           <w:b/>
           <w:lang w:val="ar_AE" w:bidi="ar_AE"/>
         </w:rPr>
@@ -19003,6 +21515,22 @@
         <w:rPr>
           <w:lang w:val="ar_AE" w:bidi="ar_AE"/>
         </w:rPr>
+      </w:r>
+    </w:p>
+    <w:p>
+      <w:pPr>
+        <w:bidi/>
+      </w:pPr>
+      <w:r>
+        <w:rPr>
+          <w:lang w:val="ar_AE" w:bidi="ar_AE"/>
+        </w:rPr>
+      </w:r>
+      <w:r>
+        <w:rPr>
+          <w:lang w:val="ar_AE" w:bidi="ar_AE"/>
+        </w:rPr>
+        <w:t>הִנֵּה</w:t>
       </w:r>
     </w:p>
     <w:p>
@@ -19140,6 +21668,22 @@
       </w:r>
       <w:r>
         <w:rPr>
+          <w:lang w:val="ar_AE" w:bidi="ar_AE"/>
+        </w:rPr>
+        <w:t>וּ⁠מִ֤י מְכַלְכֵּל֙ אֶת־י֣וֹם בּוֹא֔⁠וֹ וּ⁠מִ֥י הָ⁠עֹמֵ֖ד בְּ⁠הֵרָֽאוֹת֑⁠וֹ כִּֽי־הוּא֙ כְּ⁠אֵ֣שׁ מְצָרֵ֔ף וּ⁠כְ⁠בֹרִ֖ית מְכַבְּסִֽים</w:t>
+      </w:r>
+    </w:p>
+    <w:p>
+      <w:pPr>
+        <w:bidi/>
+      </w:pPr>
+      <w:r>
+        <w:rPr>
+          <w:lang w:val="ar_AE" w:bidi="ar_AE"/>
+        </w:rPr>
+      </w:r>
+      <w:r>
+        <w:rPr>
           <w:b/>
           <w:lang w:val="ar_AE" w:bidi="ar_AE"/>
         </w:rPr>
@@ -19246,6 +21790,22 @@
       </w:r>
       <w:r>
         <w:rPr>
+          <w:lang w:val="ar_AE" w:bidi="ar_AE"/>
+        </w:rPr>
+        <w:t>וּ⁠מִ֤י מְכַלְכֵּל֙ אֶת־י֣וֹם בּוֹא֔⁠וֹ וּ⁠מִ֥י הָ⁠עֹמֵ֖ד בְּ⁠הֵרָֽאוֹת֑⁠וֹ</w:t>
+      </w:r>
+    </w:p>
+    <w:p>
+      <w:pPr>
+        <w:bidi/>
+      </w:pPr>
+      <w:r>
+        <w:rPr>
+          <w:lang w:val="ar_AE" w:bidi="ar_AE"/>
+        </w:rPr>
+      </w:r>
+      <w:r>
+        <w:rPr>
           <w:b/>
           <w:lang w:val="ar_AE" w:bidi="ar_AE"/>
         </w:rPr>
@@ -19352,6 +21912,22 @@
       </w:r>
       <w:r>
         <w:rPr>
+          <w:lang w:val="ar_AE" w:bidi="ar_AE"/>
+        </w:rPr>
+        <w:t>וּ⁠מִ֤י מְכַלְכֵּל֙ אֶת־י֣וֹם בּוֹא֔⁠וֹ וּ⁠מִ֥י הָ⁠עֹמֵ֖ד בְּ⁠הֵרָֽאוֹת֑⁠וֹ</w:t>
+      </w:r>
+    </w:p>
+    <w:p>
+      <w:pPr>
+        <w:bidi/>
+      </w:pPr>
+      <w:r>
+        <w:rPr>
+          <w:lang w:val="ar_AE" w:bidi="ar_AE"/>
+        </w:rPr>
+      </w:r>
+      <w:r>
+        <w:rPr>
           <w:b/>
           <w:lang w:val="ar_AE" w:bidi="ar_AE"/>
         </w:rPr>
@@ -19458,6 +22034,22 @@
       </w:r>
       <w:r>
         <w:rPr>
+          <w:lang w:val="ar_AE" w:bidi="ar_AE"/>
+        </w:rPr>
+        <w:t>הָ⁠עֹמֵ֖ד</w:t>
+      </w:r>
+    </w:p>
+    <w:p>
+      <w:pPr>
+        <w:bidi/>
+      </w:pPr>
+      <w:r>
+        <w:rPr>
+          <w:lang w:val="ar_AE" w:bidi="ar_AE"/>
+        </w:rPr>
+      </w:r>
+      <w:r>
+        <w:rPr>
           <w:b/>
           <w:lang w:val="ar_AE" w:bidi="ar_AE"/>
         </w:rPr>
@@ -19577,6 +22169,22 @@
       </w:r>
       <w:r>
         <w:rPr>
+          <w:lang w:val="ar_AE" w:bidi="ar_AE"/>
+        </w:rPr>
+        <w:t>הוּא֙ כְּ⁠אֵ֣שׁ מְצָרֵ֔ף וּ⁠כְ⁠בֹרִ֖ית מְכַבְּסִֽים</w:t>
+      </w:r>
+    </w:p>
+    <w:p>
+      <w:pPr>
+        <w:bidi/>
+      </w:pPr>
+      <w:r>
+        <w:rPr>
+          <w:lang w:val="ar_AE" w:bidi="ar_AE"/>
+        </w:rPr>
+      </w:r>
+      <w:r>
+        <w:rPr>
           <w:b/>
           <w:lang w:val="ar_AE" w:bidi="ar_AE"/>
         </w:rPr>
@@ -19683,6 +22291,22 @@
       </w:r>
       <w:r>
         <w:rPr>
+          <w:lang w:val="ar_AE" w:bidi="ar_AE"/>
+        </w:rPr>
+        <w:t>וְ⁠יָשַׁ֨ב מְצָרֵ֤ף וּ⁠מְטַהֵר֙ כֶּ֔סֶף</w:t>
+      </w:r>
+    </w:p>
+    <w:p>
+      <w:pPr>
+        <w:bidi/>
+      </w:pPr>
+      <w:r>
+        <w:rPr>
+          <w:lang w:val="ar_AE" w:bidi="ar_AE"/>
+        </w:rPr>
+      </w:r>
+      <w:r>
+        <w:rPr>
           <w:b/>
           <w:lang w:val="ar_AE" w:bidi="ar_AE"/>
         </w:rPr>
@@ -19802,6 +22426,22 @@
       </w:r>
       <w:r>
         <w:rPr>
+          <w:lang w:val="ar_AE" w:bidi="ar_AE"/>
+        </w:rPr>
+        <w:t>אֶת־בְּנֵֽי־לֵוִי֙</w:t>
+      </w:r>
+    </w:p>
+    <w:p>
+      <w:pPr>
+        <w:bidi/>
+      </w:pPr>
+      <w:r>
+        <w:rPr>
+          <w:lang w:val="ar_AE" w:bidi="ar_AE"/>
+        </w:rPr>
+      </w:r>
+      <w:r>
+        <w:rPr>
           <w:b/>
           <w:lang w:val="ar_AE" w:bidi="ar_AE"/>
         </w:rPr>
@@ -19934,6 +22574,22 @@
       </w:r>
       <w:r>
         <w:rPr>
+          <w:lang w:val="ar_AE" w:bidi="ar_AE"/>
+        </w:rPr>
+        <w:t>וְ⁠זִקַּ֣ק אֹתָ֔⁠ם כַּ⁠זָּהָ֖ב וְ⁠כַ⁠כָּ֑סֶף</w:t>
+      </w:r>
+    </w:p>
+    <w:p>
+      <w:pPr>
+        <w:bidi/>
+      </w:pPr>
+      <w:r>
+        <w:rPr>
+          <w:lang w:val="ar_AE" w:bidi="ar_AE"/>
+        </w:rPr>
+      </w:r>
+      <w:r>
+        <w:rPr>
           <w:b/>
           <w:lang w:val="ar_AE" w:bidi="ar_AE"/>
         </w:rPr>
@@ -20040,6 +22696,22 @@
       </w:r>
       <w:r>
         <w:rPr>
+          <w:lang w:val="ar_AE" w:bidi="ar_AE"/>
+        </w:rPr>
+        <w:t>מִנְחַ֥ת יְהוּדָ֖ה וִ⁠ירֽוּשָׁלִָ֑ם</w:t>
+      </w:r>
+    </w:p>
+    <w:p>
+      <w:pPr>
+        <w:bidi/>
+      </w:pPr>
+      <w:r>
+        <w:rPr>
+          <w:lang w:val="ar_AE" w:bidi="ar_AE"/>
+        </w:rPr>
+      </w:r>
+      <w:r>
+        <w:rPr>
           <w:b/>
           <w:lang w:val="ar_AE" w:bidi="ar_AE"/>
         </w:rPr>
@@ -20146,6 +22818,22 @@
       </w:r>
       <w:r>
         <w:rPr>
+          <w:lang w:val="ar_AE" w:bidi="ar_AE"/>
+        </w:rPr>
+        <w:t>כִּ⁠ימֵ֣י עוֹלָ֔ם וּ⁠כְ⁠שָׁנִ֖ים קַדְמֹנִיּֽוֹת</w:t>
+      </w:r>
+    </w:p>
+    <w:p>
+      <w:pPr>
+        <w:bidi/>
+      </w:pPr>
+      <w:r>
+        <w:rPr>
+          <w:lang w:val="ar_AE" w:bidi="ar_AE"/>
+        </w:rPr>
+      </w:r>
+      <w:r>
+        <w:rPr>
           <w:b/>
           <w:lang w:val="ar_AE" w:bidi="ar_AE"/>
         </w:rPr>
@@ -20252,6 +22940,22 @@
       </w:r>
       <w:r>
         <w:rPr>
+          <w:lang w:val="ar_AE" w:bidi="ar_AE"/>
+        </w:rPr>
+        <w:t>בַּֽ⁠מְכַשְּׁפִים֙ וּ⁠בַ⁠מְנָ֣אֲפִ֔ים וּ⁠בַ⁠נִּשְׁבָּעִ֖ים לַ⁠שָּׁ֑קֶר וּ⁠בְ⁠עֹשְׁקֵ֣י שְׂכַר־שָׂ֠כִיר אַלְמָנָ֨ה וְ⁠יָת֤וֹם וּ⁠מַטֵּי־גֵר֙ וְ⁠לֹ֣א יְרֵא֔וּ⁠נִי</w:t>
+      </w:r>
+    </w:p>
+    <w:p>
+      <w:pPr>
+        <w:bidi/>
+      </w:pPr>
+      <w:r>
+        <w:rPr>
+          <w:lang w:val="ar_AE" w:bidi="ar_AE"/>
+        </w:rPr>
+      </w:r>
+      <w:r>
+        <w:rPr>
           <w:b/>
           <w:lang w:val="ar_AE" w:bidi="ar_AE"/>
         </w:rPr>
@@ -20344,6 +23048,22 @@
       </w:r>
       <w:r>
         <w:rPr>
+          <w:lang w:val="ar_AE" w:bidi="ar_AE"/>
+        </w:rPr>
+        <w:t>לַ⁠מִּשְׁפָּט֒</w:t>
+      </w:r>
+    </w:p>
+    <w:p>
+      <w:pPr>
+        <w:bidi/>
+      </w:pPr>
+      <w:r>
+        <w:rPr>
+          <w:lang w:val="ar_AE" w:bidi="ar_AE"/>
+        </w:rPr>
+      </w:r>
+      <w:r>
+        <w:rPr>
           <w:b/>
           <w:lang w:val="ar_AE" w:bidi="ar_AE"/>
         </w:rPr>
@@ -20463,6 +23183,22 @@
       </w:r>
       <w:r>
         <w:rPr>
+          <w:lang w:val="ar_AE" w:bidi="ar_AE"/>
+        </w:rPr>
+        <w:t>וְ⁠הָיִ֣יתִי ׀ עֵ֣ד מְמַהֵ֗ר בַּֽ⁠מְכַשְּׁפִים֙ וּ⁠בַ⁠מְנָ֣אֲפִ֔ים וּ⁠בַ⁠נִּשְׁבָּעִ֖ים לַ⁠שָּׁ֑קֶר וּ⁠בְ⁠עֹשְׁקֵ֣י שְׂכַר־שָׂ֠כִיר אַלְמָנָ֨ה וְ⁠יָת֤וֹם וּ⁠מַטֵּי־גֵר֙</w:t>
+      </w:r>
+    </w:p>
+    <w:p>
+      <w:pPr>
+        <w:bidi/>
+      </w:pPr>
+      <w:r>
+        <w:rPr>
+          <w:lang w:val="ar_AE" w:bidi="ar_AE"/>
+        </w:rPr>
+      </w:r>
+      <w:r>
+        <w:rPr>
           <w:b/>
           <w:lang w:val="ar_AE" w:bidi="ar_AE"/>
         </w:rPr>
@@ -20568,6 +23304,22 @@
       </w:r>
       <w:r>
         <w:rPr>
+          <w:lang w:val="ar_AE" w:bidi="ar_AE"/>
+        </w:rPr>
+        <w:t>וּ⁠בְ⁠עֹשְׁקֵ֣י שְׂכַר</w:t>
+      </w:r>
+    </w:p>
+    <w:p>
+      <w:pPr>
+        <w:bidi/>
+      </w:pPr>
+      <w:r>
+        <w:rPr>
+          <w:lang w:val="ar_AE" w:bidi="ar_AE"/>
+        </w:rPr>
+      </w:r>
+      <w:r>
+        <w:rPr>
           <w:b/>
           <w:lang w:val="ar_AE" w:bidi="ar_AE"/>
         </w:rPr>
@@ -20687,6 +23439,22 @@
       </w:r>
       <w:r>
         <w:rPr>
+          <w:lang w:val="ar_AE" w:bidi="ar_AE"/>
+        </w:rPr>
+        <w:t>שָׂ֠כִיר אַלְמָנָ֨ה וְ⁠יָת֤וֹם &amp; גֵר֙</w:t>
+      </w:r>
+    </w:p>
+    <w:p>
+      <w:pPr>
+        <w:bidi/>
+      </w:pPr>
+      <w:r>
+        <w:rPr>
+          <w:lang w:val="ar_AE" w:bidi="ar_AE"/>
+        </w:rPr>
+      </w:r>
+      <w:r>
+        <w:rPr>
           <w:b/>
           <w:lang w:val="ar_AE" w:bidi="ar_AE"/>
         </w:rPr>
@@ -20859,6 +23627,22 @@
       </w:r>
       <w:r>
         <w:rPr>
+          <w:lang w:val="ar_AE" w:bidi="ar_AE"/>
+        </w:rPr>
+        <w:t>וּ⁠מַטֵּי־גֵר֙</w:t>
+      </w:r>
+    </w:p>
+    <w:p>
+      <w:pPr>
+        <w:bidi/>
+      </w:pPr>
+      <w:r>
+        <w:rPr>
+          <w:lang w:val="ar_AE" w:bidi="ar_AE"/>
+        </w:rPr>
+      </w:r>
+      <w:r>
+        <w:rPr>
           <w:b/>
           <w:lang w:val="ar_AE" w:bidi="ar_AE"/>
         </w:rPr>
@@ -20965,6 +23749,22 @@
       </w:r>
       <w:r>
         <w:rPr>
+          <w:lang w:val="ar_AE" w:bidi="ar_AE"/>
+        </w:rPr>
+        <w:t>כִּ֛י אֲנִ֥י יְהוָ֖ה לֹ֣א שָׁנִ֑יתִי וְ⁠אַתֶּ֥ם בְּנֵֽי־יַעֲקֹ֖ב לֹ֥א כְלִיתֶֽם</w:t>
+      </w:r>
+    </w:p>
+    <w:p>
+      <w:pPr>
+        <w:bidi/>
+      </w:pPr>
+      <w:r>
+        <w:rPr>
+          <w:lang w:val="ar_AE" w:bidi="ar_AE"/>
+        </w:rPr>
+      </w:r>
+      <w:r>
+        <w:rPr>
           <w:b/>
           <w:lang w:val="ar_AE" w:bidi="ar_AE"/>
         </w:rPr>
@@ -21097,6 +23897,22 @@
       </w:r>
       <w:r>
         <w:rPr>
+          <w:lang w:val="ar_AE" w:bidi="ar_AE"/>
+        </w:rPr>
+        <w:t>לֹ֣א שָׁנִ֑יתִי</w:t>
+      </w:r>
+    </w:p>
+    <w:p>
+      <w:pPr>
+        <w:bidi/>
+      </w:pPr>
+      <w:r>
+        <w:rPr>
+          <w:lang w:val="ar_AE" w:bidi="ar_AE"/>
+        </w:rPr>
+      </w:r>
+      <w:r>
+        <w:rPr>
           <w:b/>
           <w:lang w:val="ar_AE" w:bidi="ar_AE"/>
         </w:rPr>
@@ -21203,6 +24019,22 @@
         <w:rPr>
           <w:lang w:val="ar_AE" w:bidi="ar_AE"/>
         </w:rPr>
+      </w:r>
+    </w:p>
+    <w:p>
+      <w:pPr>
+        <w:bidi/>
+      </w:pPr>
+      <w:r>
+        <w:rPr>
+          <w:lang w:val="ar_AE" w:bidi="ar_AE"/>
+        </w:rPr>
+      </w:r>
+      <w:r>
+        <w:rPr>
+          <w:lang w:val="ar_AE" w:bidi="ar_AE"/>
+        </w:rPr>
+        <w:t>בְּנֵֽי־יַעֲקֹ֖ב</w:t>
       </w:r>
     </w:p>
     <w:p>
@@ -21340,6 +24172,22 @@
       </w:r>
       <w:r>
         <w:rPr>
+          <w:lang w:val="ar_AE" w:bidi="ar_AE"/>
+        </w:rPr>
+        <w:t>אֲבֹתֵי⁠כֶ֜ם</w:t>
+      </w:r>
+    </w:p>
+    <w:p>
+      <w:pPr>
+        <w:bidi/>
+      </w:pPr>
+      <w:r>
+        <w:rPr>
+          <w:lang w:val="ar_AE" w:bidi="ar_AE"/>
+        </w:rPr>
+      </w:r>
+      <w:r>
+        <w:rPr>
           <w:b/>
           <w:lang w:val="ar_AE" w:bidi="ar_AE"/>
         </w:rPr>
@@ -21459,6 +24307,22 @@
       </w:r>
       <w:r>
         <w:rPr>
+          <w:lang w:val="ar_AE" w:bidi="ar_AE"/>
+        </w:rPr>
+        <w:t>סַרְתֶּ֤ם מֵֽ⁠חֻקַּ⁠י֙ וְ⁠לֹ֣א שְׁמַרְתֶּ֔ם</w:t>
+      </w:r>
+    </w:p>
+    <w:p>
+      <w:pPr>
+        <w:bidi/>
+      </w:pPr>
+      <w:r>
+        <w:rPr>
+          <w:lang w:val="ar_AE" w:bidi="ar_AE"/>
+        </w:rPr>
+      </w:r>
+      <w:r>
+        <w:rPr>
           <w:b/>
           <w:lang w:val="ar_AE" w:bidi="ar_AE"/>
         </w:rPr>
@@ -21565,6 +24429,22 @@
       </w:r>
       <w:r>
         <w:rPr>
+          <w:lang w:val="ar_AE" w:bidi="ar_AE"/>
+        </w:rPr>
+        <w:t>סַרְתֶּ֤ם מֵֽ⁠חֻקַּ⁠י֙</w:t>
+      </w:r>
+    </w:p>
+    <w:p>
+      <w:pPr>
+        <w:bidi/>
+      </w:pPr>
+      <w:r>
+        <w:rPr>
+          <w:lang w:val="ar_AE" w:bidi="ar_AE"/>
+        </w:rPr>
+      </w:r>
+      <w:r>
+        <w:rPr>
           <w:b/>
           <w:lang w:val="ar_AE" w:bidi="ar_AE"/>
         </w:rPr>
@@ -21670,6 +24550,22 @@
       </w:r>
       <w:r>
         <w:rPr>
+          <w:lang w:val="ar_AE" w:bidi="ar_AE"/>
+        </w:rPr>
+        <w:t>וַ⁠אֲמַרְתֶּ֖ם בַּ⁠מֶּ֥ה נָשֽׁוּב</w:t>
+      </w:r>
+    </w:p>
+    <w:p>
+      <w:pPr>
+        <w:bidi/>
+      </w:pPr>
+      <w:r>
+        <w:rPr>
+          <w:lang w:val="ar_AE" w:bidi="ar_AE"/>
+        </w:rPr>
+      </w:r>
+      <w:r>
+        <w:rPr>
           <w:b/>
           <w:lang w:val="ar_AE" w:bidi="ar_AE"/>
         </w:rPr>
@@ -21763,6 +24659,22 @@
         <w:rPr>
           <w:lang w:val="ar_AE" w:bidi="ar_AE"/>
         </w:rPr>
+      </w:r>
+    </w:p>
+    <w:p>
+      <w:pPr>
+        <w:bidi/>
+      </w:pPr>
+      <w:r>
+        <w:rPr>
+          <w:lang w:val="ar_AE" w:bidi="ar_AE"/>
+        </w:rPr>
+      </w:r>
+      <w:r>
+        <w:rPr>
+          <w:lang w:val="ar_AE" w:bidi="ar_AE"/>
+        </w:rPr>
+        <w:t>הֲ⁠יִקְבַּ֨ע אָדָ֜ם אֱלֹהִ֗ים כִּ֤י אַתֶּם֙ קֹבְעִ֣ים אֹתִ֔⁠י</w:t>
       </w:r>
     </w:p>
     <w:p>
@@ -21913,6 +24825,22 @@
       </w:r>
       <w:r>
         <w:rPr>
+          <w:lang w:val="ar_AE" w:bidi="ar_AE"/>
+        </w:rPr>
+        <w:t>וַ⁠אֲמַרְתֶּ֖ם בַּ⁠מֶּ֣ה קְבַעֲנ֑וּ⁠ךָ</w:t>
+      </w:r>
+    </w:p>
+    <w:p>
+      <w:pPr>
+        <w:bidi/>
+      </w:pPr>
+      <w:r>
+        <w:rPr>
+          <w:lang w:val="ar_AE" w:bidi="ar_AE"/>
+        </w:rPr>
+      </w:r>
+      <w:r>
+        <w:rPr>
           <w:b/>
           <w:lang w:val="ar_AE" w:bidi="ar_AE"/>
         </w:rPr>
@@ -22019,6 +24947,22 @@
       </w:r>
       <w:r>
         <w:rPr>
+          <w:lang w:val="ar_AE" w:bidi="ar_AE"/>
+        </w:rPr>
+        <w:t>הַֽ⁠מַּעֲשֵׂ֖ר וְ⁠הַ⁠תְּרוּמָֽה</w:t>
+      </w:r>
+    </w:p>
+    <w:p>
+      <w:pPr>
+        <w:bidi/>
+      </w:pPr>
+      <w:r>
+        <w:rPr>
+          <w:lang w:val="ar_AE" w:bidi="ar_AE"/>
+        </w:rPr>
+      </w:r>
+      <w:r>
+        <w:rPr>
           <w:b/>
           <w:lang w:val="ar_AE" w:bidi="ar_AE"/>
         </w:rPr>
@@ -22125,6 +25069,22 @@
       </w:r>
       <w:r>
         <w:rPr>
+          <w:lang w:val="ar_AE" w:bidi="ar_AE"/>
+        </w:rPr>
+        <w:t>בַּ⁠מְּאֵרָה֙ אַתֶּ֣ם נֵֽאָרִ֔ים וְ⁠אֹתִ֖⁠י אַתֶּ֣ם קֹבְעִ֑ים</w:t>
+      </w:r>
+    </w:p>
+    <w:p>
+      <w:pPr>
+        <w:bidi/>
+      </w:pPr>
+      <w:r>
+        <w:rPr>
+          <w:lang w:val="ar_AE" w:bidi="ar_AE"/>
+        </w:rPr>
+      </w:r>
+      <w:r>
+        <w:rPr>
           <w:b/>
           <w:lang w:val="ar_AE" w:bidi="ar_AE"/>
         </w:rPr>
@@ -22231,6 +25191,22 @@
       </w:r>
       <w:r>
         <w:rPr>
+          <w:lang w:val="ar_AE" w:bidi="ar_AE"/>
+        </w:rPr>
+        <w:t>בַּ⁠מְּאֵרָה֙ אַתֶּ֣ם נֵֽאָרִ֔ים</w:t>
+      </w:r>
+    </w:p>
+    <w:p>
+      <w:pPr>
+        <w:bidi/>
+      </w:pPr>
+      <w:r>
+        <w:rPr>
+          <w:lang w:val="ar_AE" w:bidi="ar_AE"/>
+        </w:rPr>
+      </w:r>
+      <w:r>
+        <w:rPr>
           <w:b/>
           <w:lang w:val="ar_AE" w:bidi="ar_AE"/>
         </w:rPr>
@@ -22337,6 +25313,22 @@
       </w:r>
       <w:r>
         <w:rPr>
+          <w:lang w:val="ar_AE" w:bidi="ar_AE"/>
+        </w:rPr>
+        <w:t>בַּ⁠מְּאֵרָה֙ אַתֶּ֣ם נֵֽאָרִ֔ים</w:t>
+      </w:r>
+    </w:p>
+    <w:p>
+      <w:pPr>
+        <w:bidi/>
+      </w:pPr>
+      <w:r>
+        <w:rPr>
+          <w:lang w:val="ar_AE" w:bidi="ar_AE"/>
+        </w:rPr>
+      </w:r>
+      <w:r>
+        <w:rPr>
           <w:b/>
           <w:lang w:val="ar_AE" w:bidi="ar_AE"/>
         </w:rPr>
@@ -22429,6 +25421,22 @@
       </w:r>
       <w:r>
         <w:rPr>
+          <w:lang w:val="ar_AE" w:bidi="ar_AE"/>
+        </w:rPr>
+        <w:t>הַ⁠גּ֖וֹי כֻּלּֽ⁠וֹ</w:t>
+      </w:r>
+    </w:p>
+    <w:p>
+      <w:pPr>
+        <w:bidi/>
+      </w:pPr>
+      <w:r>
+        <w:rPr>
+          <w:lang w:val="ar_AE" w:bidi="ar_AE"/>
+        </w:rPr>
+      </w:r>
+      <w:r>
+        <w:rPr>
           <w:b/>
           <w:lang w:val="ar_AE" w:bidi="ar_AE"/>
         </w:rPr>
@@ -22548,6 +25556,22 @@
       </w:r>
       <w:r>
         <w:rPr>
+          <w:lang w:val="ar_AE" w:bidi="ar_AE"/>
+        </w:rPr>
+        <w:t>בֵּ֣ית הָ⁠אוֹצָ֗ר</w:t>
+      </w:r>
+    </w:p>
+    <w:p>
+      <w:pPr>
+        <w:bidi/>
+      </w:pPr>
+      <w:r>
+        <w:rPr>
+          <w:lang w:val="ar_AE" w:bidi="ar_AE"/>
+        </w:rPr>
+      </w:r>
+      <w:r>
+        <w:rPr>
           <w:b/>
           <w:lang w:val="ar_AE" w:bidi="ar_AE"/>
         </w:rPr>
@@ -22667,6 +25691,22 @@
       </w:r>
       <w:r>
         <w:rPr>
+          <w:lang w:val="ar_AE" w:bidi="ar_AE"/>
+        </w:rPr>
+        <w:t>טֶ֨רֶף֙ בְּ⁠בֵיתִ֔⁠י</w:t>
+      </w:r>
+    </w:p>
+    <w:p>
+      <w:pPr>
+        <w:bidi/>
+      </w:pPr>
+      <w:r>
+        <w:rPr>
+          <w:lang w:val="ar_AE" w:bidi="ar_AE"/>
+        </w:rPr>
+      </w:r>
+      <w:r>
+        <w:rPr>
           <w:b/>
           <w:lang w:val="ar_AE" w:bidi="ar_AE"/>
         </w:rPr>
@@ -22786,6 +25826,22 @@
       </w:r>
       <w:r>
         <w:rPr>
+          <w:lang w:val="ar_AE" w:bidi="ar_AE"/>
+        </w:rPr>
+        <w:t>אִם־לֹ֧א אֶפְתַּ֣ח לָ⁠כֶ֗ם אֵ֚ת אֲרֻבּ֣וֹת הַ⁠שָּׁמַ֔יִם וַ⁠הֲרִיקֹתִ֥י לָ⁠כֶ֛ם בְּרָכָ֖ה</w:t>
+      </w:r>
+    </w:p>
+    <w:p>
+      <w:pPr>
+        <w:bidi/>
+      </w:pPr>
+      <w:r>
+        <w:rPr>
+          <w:lang w:val="ar_AE" w:bidi="ar_AE"/>
+        </w:rPr>
+      </w:r>
+      <w:r>
+        <w:rPr>
           <w:b/>
           <w:lang w:val="ar_AE" w:bidi="ar_AE"/>
         </w:rPr>
@@ -22892,6 +25948,22 @@
       </w:r>
       <w:r>
         <w:rPr>
+          <w:lang w:val="ar_AE" w:bidi="ar_AE"/>
+        </w:rPr>
+        <w:t>בְּרָכָ֖ה</w:t>
+      </w:r>
+    </w:p>
+    <w:p>
+      <w:pPr>
+        <w:bidi/>
+      </w:pPr>
+      <w:r>
+        <w:rPr>
+          <w:lang w:val="ar_AE" w:bidi="ar_AE"/>
+        </w:rPr>
+      </w:r>
+      <w:r>
+        <w:rPr>
           <w:b/>
           <w:lang w:val="ar_AE" w:bidi="ar_AE"/>
         </w:rPr>
@@ -23011,6 +26083,22 @@
       </w:r>
       <w:r>
         <w:rPr>
+          <w:lang w:val="ar_AE" w:bidi="ar_AE"/>
+        </w:rPr>
+        <w:t>עַד־בְּלִי־דָֽי</w:t>
+      </w:r>
+    </w:p>
+    <w:p>
+      <w:pPr>
+        <w:bidi/>
+      </w:pPr>
+      <w:r>
+        <w:rPr>
+          <w:lang w:val="ar_AE" w:bidi="ar_AE"/>
+        </w:rPr>
+      </w:r>
+      <w:r>
+        <w:rPr>
           <w:b/>
           <w:lang w:val="ar_AE" w:bidi="ar_AE"/>
         </w:rPr>
@@ -23130,6 +26218,22 @@
       </w:r>
       <w:r>
         <w:rPr>
+          <w:lang w:val="ar_AE" w:bidi="ar_AE"/>
+        </w:rPr>
+        <w:t>וְ⁠גָעַרְתִּ֤י לָ⁠כֶם֙ בָּֽ⁠אֹכֵ֔ל</w:t>
+      </w:r>
+    </w:p>
+    <w:p>
+      <w:pPr>
+        <w:bidi/>
+      </w:pPr>
+      <w:r>
+        <w:rPr>
+          <w:lang w:val="ar_AE" w:bidi="ar_AE"/>
+        </w:rPr>
+      </w:r>
+      <w:r>
+        <w:rPr>
           <w:b/>
           <w:lang w:val="ar_AE" w:bidi="ar_AE"/>
         </w:rPr>
@@ -23249,6 +26353,22 @@
       </w:r>
       <w:r>
         <w:rPr>
+          <w:lang w:val="ar_AE" w:bidi="ar_AE"/>
+        </w:rPr>
+        <w:t>וְ⁠גָעַרְתִּ֤י לָ⁠כֶם֙ בָּֽ⁠אֹכֵ֔ל</w:t>
+      </w:r>
+    </w:p>
+    <w:p>
+      <w:pPr>
+        <w:bidi/>
+      </w:pPr>
+      <w:r>
+        <w:rPr>
+          <w:lang w:val="ar_AE" w:bidi="ar_AE"/>
+        </w:rPr>
+      </w:r>
+      <w:r>
+        <w:rPr>
           <w:b/>
           <w:lang w:val="ar_AE" w:bidi="ar_AE"/>
         </w:rPr>
@@ -23354,6 +26474,22 @@
       </w:r>
       <w:r>
         <w:rPr>
+          <w:lang w:val="ar_AE" w:bidi="ar_AE"/>
+        </w:rPr>
+        <w:t>אֶת־פְּרִ֣י הָ⁠אֲדָמָ֑ה</w:t>
+      </w:r>
+    </w:p>
+    <w:p>
+      <w:pPr>
+        <w:bidi/>
+      </w:pPr>
+      <w:r>
+        <w:rPr>
+          <w:lang w:val="ar_AE" w:bidi="ar_AE"/>
+        </w:rPr>
+      </w:r>
+      <w:r>
+        <w:rPr>
           <w:b/>
           <w:lang w:val="ar_AE" w:bidi="ar_AE"/>
         </w:rPr>
@@ -23473,6 +26609,22 @@
       </w:r>
       <w:r>
         <w:rPr>
+          <w:lang w:val="ar_AE" w:bidi="ar_AE"/>
+        </w:rPr>
+        <w:t>וְ⁠לֹא־תְשַׁכֵּ֨ל לָ⁠כֶ֤ם הַ⁠גֶּ֨פֶן֙ בַּ⁠שָּׂדֶ֔ה</w:t>
+      </w:r>
+    </w:p>
+    <w:p>
+      <w:pPr>
+        <w:bidi/>
+      </w:pPr>
+      <w:r>
+        <w:rPr>
+          <w:lang w:val="ar_AE" w:bidi="ar_AE"/>
+        </w:rPr>
+      </w:r>
+      <w:r>
+        <w:rPr>
           <w:b/>
           <w:lang w:val="ar_AE" w:bidi="ar_AE"/>
         </w:rPr>
@@ -23592,6 +26744,22 @@
       </w:r>
       <w:r>
         <w:rPr>
+          <w:lang w:val="ar_AE" w:bidi="ar_AE"/>
+        </w:rPr>
+        <w:t>אֶ֣רֶץ חֵ֔פֶץ</w:t>
+      </w:r>
+    </w:p>
+    <w:p>
+      <w:pPr>
+        <w:bidi/>
+      </w:pPr>
+      <w:r>
+        <w:rPr>
+          <w:lang w:val="ar_AE" w:bidi="ar_AE"/>
+        </w:rPr>
+      </w:r>
+      <w:r>
+        <w:rPr>
           <w:b/>
           <w:lang w:val="ar_AE" w:bidi="ar_AE"/>
         </w:rPr>
@@ -23711,6 +26879,22 @@
       </w:r>
       <w:r>
         <w:rPr>
+          <w:lang w:val="ar_AE" w:bidi="ar_AE"/>
+        </w:rPr>
+        <w:t>חָזְק֥וּ עָלַ֛⁠י דִּבְרֵי⁠כֶ֖ם</w:t>
+      </w:r>
+    </w:p>
+    <w:p>
+      <w:pPr>
+        <w:bidi/>
+      </w:pPr>
+      <w:r>
+        <w:rPr>
+          <w:lang w:val="ar_AE" w:bidi="ar_AE"/>
+        </w:rPr>
+      </w:r>
+      <w:r>
+        <w:rPr>
           <w:b/>
           <w:lang w:val="ar_AE" w:bidi="ar_AE"/>
         </w:rPr>
@@ -23830,6 +27014,22 @@
       </w:r>
       <w:r>
         <w:rPr>
+          <w:lang w:val="ar_AE" w:bidi="ar_AE"/>
+        </w:rPr>
+        <w:t>וַ⁠אֲמַרְתֶּ֕ם מַה־נִּדְבַּ֖רְנוּ עָלֶֽי⁠ךָ</w:t>
+      </w:r>
+    </w:p>
+    <w:p>
+      <w:pPr>
+        <w:bidi/>
+      </w:pPr>
+      <w:r>
+        <w:rPr>
+          <w:lang w:val="ar_AE" w:bidi="ar_AE"/>
+        </w:rPr>
+      </w:r>
+      <w:r>
+        <w:rPr>
           <w:b/>
           <w:lang w:val="ar_AE" w:bidi="ar_AE"/>
         </w:rPr>
@@ -23936,6 +27136,22 @@
       </w:r>
       <w:r>
         <w:rPr>
+          <w:lang w:val="ar_AE" w:bidi="ar_AE"/>
+        </w:rPr>
+        <w:t>אֲמַרְתֶּ֕ם שָׁ֖וְא עֲבֹ֣ד אֱלֹהִ֑ים וּ⁠מַה־בֶּ֗צַע כִּ֤י שָׁמַ֨רְנוּ֙ מִשְׁמַרְתּ֔⁠וֹ וְ⁠כִ֤י הָלַ֨כְנוּ֙ קְדֹ֣רַנִּ֔ית מִ⁠פְּנֵ֖י יְהוָ֥ה צְבָאֽוֹת</w:t>
+      </w:r>
+    </w:p>
+    <w:p>
+      <w:pPr>
+        <w:bidi/>
+      </w:pPr>
+      <w:r>
+        <w:rPr>
+          <w:lang w:val="ar_AE" w:bidi="ar_AE"/>
+        </w:rPr>
+      </w:r>
+      <w:r>
+        <w:rPr>
           <w:b/>
           <w:lang w:val="ar_AE" w:bidi="ar_AE"/>
         </w:rPr>
@@ -24042,6 +27258,22 @@
       </w:r>
       <w:r>
         <w:rPr>
+          <w:lang w:val="ar_AE" w:bidi="ar_AE"/>
+        </w:rPr>
+        <w:t>הָלַ֨כְנוּ֙</w:t>
+      </w:r>
+    </w:p>
+    <w:p>
+      <w:pPr>
+        <w:bidi/>
+      </w:pPr>
+      <w:r>
+        <w:rPr>
+          <w:lang w:val="ar_AE" w:bidi="ar_AE"/>
+        </w:rPr>
+      </w:r>
+      <w:r>
+        <w:rPr>
           <w:b/>
           <w:lang w:val="ar_AE" w:bidi="ar_AE"/>
         </w:rPr>
@@ -24147,6 +27379,22 @@
       </w:r>
       <w:r>
         <w:rPr>
+          <w:lang w:val="ar_AE" w:bidi="ar_AE"/>
+        </w:rPr>
+        <w:t>מִ⁠פְּנֵ֖י יְהוָ֥ה צְבָאֽוֹת</w:t>
+      </w:r>
+    </w:p>
+    <w:p>
+      <w:pPr>
+        <w:bidi/>
+      </w:pPr>
+      <w:r>
+        <w:rPr>
+          <w:lang w:val="ar_AE" w:bidi="ar_AE"/>
+        </w:rPr>
+      </w:r>
+      <w:r>
+        <w:rPr>
           <w:b/>
           <w:lang w:val="ar_AE" w:bidi="ar_AE"/>
         </w:rPr>
@@ -24266,6 +27514,22 @@
       </w:r>
       <w:r>
         <w:rPr>
+          <w:lang w:val="ar_AE" w:bidi="ar_AE"/>
+        </w:rPr>
+        <w:t>וְ⁠עַתָּ֕ה אֲנַ֖חְנוּ מְאַשְּׁרִ֣ים זֵדִ֑ים גַּם־נִבְנוּ֙ עֹשֵׂ֣י רִשְׁעָ֔ה גַּ֧ם בָּחֲנ֛וּ אֱלֹהִ֖ים וַ⁠יִּמָּלֵֽטוּ</w:t>
+      </w:r>
+    </w:p>
+    <w:p>
+      <w:pPr>
+        <w:bidi/>
+      </w:pPr>
+      <w:r>
+        <w:rPr>
+          <w:lang w:val="ar_AE" w:bidi="ar_AE"/>
+        </w:rPr>
+      </w:r>
+      <w:r>
+        <w:rPr>
           <w:b/>
           <w:lang w:val="ar_AE" w:bidi="ar_AE"/>
         </w:rPr>
@@ -24372,6 +27636,22 @@
       </w:r>
       <w:r>
         <w:rPr>
+          <w:lang w:val="ar_AE" w:bidi="ar_AE"/>
+        </w:rPr>
+        <w:t>נִבְנוּ֙ עֹשֵׂ֣י רִשְׁעָ֔ה</w:t>
+      </w:r>
+    </w:p>
+    <w:p>
+      <w:pPr>
+        <w:bidi/>
+      </w:pPr>
+      <w:r>
+        <w:rPr>
+          <w:lang w:val="ar_AE" w:bidi="ar_AE"/>
+        </w:rPr>
+      </w:r>
+      <w:r>
+        <w:rPr>
           <w:b/>
           <w:lang w:val="ar_AE" w:bidi="ar_AE"/>
         </w:rPr>
@@ -24478,6 +27758,22 @@
       </w:r>
       <w:r>
         <w:rPr>
+          <w:lang w:val="ar_AE" w:bidi="ar_AE"/>
+        </w:rPr>
+        <w:t>עֹשֵׂ֣י רִשְׁעָ֔ה</w:t>
+      </w:r>
+    </w:p>
+    <w:p>
+      <w:pPr>
+        <w:bidi/>
+      </w:pPr>
+      <w:r>
+        <w:rPr>
+          <w:lang w:val="ar_AE" w:bidi="ar_AE"/>
+        </w:rPr>
+      </w:r>
+      <w:r>
+        <w:rPr>
           <w:b/>
           <w:lang w:val="ar_AE" w:bidi="ar_AE"/>
         </w:rPr>
@@ -24583,6 +27879,22 @@
       </w:r>
       <w:r>
         <w:rPr>
+          <w:lang w:val="ar_AE" w:bidi="ar_AE"/>
+        </w:rPr>
+        <w:t>אִ֣ישׁ אֶת־רֵעֵ֑⁠הוּ</w:t>
+      </w:r>
+    </w:p>
+    <w:p>
+      <w:pPr>
+        <w:bidi/>
+      </w:pPr>
+      <w:r>
+        <w:rPr>
+          <w:lang w:val="ar_AE" w:bidi="ar_AE"/>
+        </w:rPr>
+      </w:r>
+      <w:r>
+        <w:rPr>
           <w:b/>
           <w:lang w:val="ar_AE" w:bidi="ar_AE"/>
         </w:rPr>
@@ -24689,6 +28001,22 @@
       </w:r>
       <w:r>
         <w:rPr>
+          <w:lang w:val="ar_AE" w:bidi="ar_AE"/>
+        </w:rPr>
+        <w:t>וַ⁠יַּקְשֵׁ֤ב יְהוָה֙ וַ⁠יִּשְׁמָ֔ע</w:t>
+      </w:r>
+    </w:p>
+    <w:p>
+      <w:pPr>
+        <w:bidi/>
+      </w:pPr>
+      <w:r>
+        <w:rPr>
+          <w:lang w:val="ar_AE" w:bidi="ar_AE"/>
+        </w:rPr>
+      </w:r>
+      <w:r>
+        <w:rPr>
           <w:b/>
           <w:lang w:val="ar_AE" w:bidi="ar_AE"/>
         </w:rPr>
@@ -24795,6 +28123,22 @@
       </w:r>
       <w:r>
         <w:rPr>
+          <w:lang w:val="ar_AE" w:bidi="ar_AE"/>
+        </w:rPr>
+        <w:t>וַ֠⁠יִּכָּתֵב סֵ֣פֶר זִכָּר֤וֹן</w:t>
+      </w:r>
+    </w:p>
+    <w:p>
+      <w:pPr>
+        <w:bidi/>
+      </w:pPr>
+      <w:r>
+        <w:rPr>
+          <w:lang w:val="ar_AE" w:bidi="ar_AE"/>
+        </w:rPr>
+      </w:r>
+      <w:r>
+        <w:rPr>
           <w:b/>
           <w:lang w:val="ar_AE" w:bidi="ar_AE"/>
         </w:rPr>
@@ -24901,6 +28245,22 @@
       </w:r>
       <w:r>
         <w:rPr>
+          <w:lang w:val="ar_AE" w:bidi="ar_AE"/>
+        </w:rPr>
+        <w:t>לְ⁠פָנָי⁠ו֙</w:t>
+      </w:r>
+    </w:p>
+    <w:p>
+      <w:pPr>
+        <w:bidi/>
+      </w:pPr>
+      <w:r>
+        <w:rPr>
+          <w:lang w:val="ar_AE" w:bidi="ar_AE"/>
+        </w:rPr>
+      </w:r>
+      <w:r>
+        <w:rPr>
           <w:b/>
           <w:lang w:val="ar_AE" w:bidi="ar_AE"/>
         </w:rPr>
@@ -25020,6 +28380,22 @@
       </w:r>
       <w:r>
         <w:rPr>
+          <w:lang w:val="ar_AE" w:bidi="ar_AE"/>
+        </w:rPr>
+        <w:t>לְ⁠יִרְאֵ֣י יְהוָ֔ה וּ⁠לְ⁠חֹשְׁבֵ֖י שְׁמֽ⁠וֹ</w:t>
+      </w:r>
+    </w:p>
+    <w:p>
+      <w:pPr>
+        <w:bidi/>
+      </w:pPr>
+      <w:r>
+        <w:rPr>
+          <w:lang w:val="ar_AE" w:bidi="ar_AE"/>
+        </w:rPr>
+      </w:r>
+      <w:r>
+        <w:rPr>
           <w:b/>
           <w:lang w:val="ar_AE" w:bidi="ar_AE"/>
         </w:rPr>
@@ -25126,6 +28502,22 @@
       </w:r>
       <w:r>
         <w:rPr>
+          <w:lang w:val="ar_AE" w:bidi="ar_AE"/>
+        </w:rPr>
+        <w:t>וּ⁠לְ⁠חֹשְׁבֵ֖י שְׁמֽ⁠וֹ</w:t>
+      </w:r>
+    </w:p>
+    <w:p>
+      <w:pPr>
+        <w:bidi/>
+      </w:pPr>
+      <w:r>
+        <w:rPr>
+          <w:lang w:val="ar_AE" w:bidi="ar_AE"/>
+        </w:rPr>
+      </w:r>
+      <w:r>
+        <w:rPr>
           <w:b/>
           <w:lang w:val="ar_AE" w:bidi="ar_AE"/>
         </w:rPr>
@@ -25245,6 +28637,22 @@
       </w:r>
       <w:r>
         <w:rPr>
+          <w:lang w:val="ar_AE" w:bidi="ar_AE"/>
+        </w:rPr>
+        <w:t>וְ⁠הָ֣יוּ לִ֗⁠י אָמַר֙ יְהוָ֣ה צְבָא֔וֹת &amp; סְגֻלָּ֑ה</w:t>
+      </w:r>
+    </w:p>
+    <w:p>
+      <w:pPr>
+        <w:bidi/>
+      </w:pPr>
+      <w:r>
+        <w:rPr>
+          <w:lang w:val="ar_AE" w:bidi="ar_AE"/>
+        </w:rPr>
+      </w:r>
+      <w:r>
+        <w:rPr>
           <w:b/>
           <w:lang w:val="ar_AE" w:bidi="ar_AE"/>
         </w:rPr>
@@ -25364,6 +28772,22 @@
       </w:r>
       <w:r>
         <w:rPr>
+          <w:lang w:val="ar_AE" w:bidi="ar_AE"/>
+        </w:rPr>
+        <w:t>לַ⁠יּ֕וֹם אֲשֶׁ֥ר אֲנִ֖י עֹשֶׂ֣ה</w:t>
+      </w:r>
+    </w:p>
+    <w:p>
+      <w:pPr>
+        <w:bidi/>
+      </w:pPr>
+      <w:r>
+        <w:rPr>
+          <w:lang w:val="ar_AE" w:bidi="ar_AE"/>
+        </w:rPr>
+      </w:r>
+      <w:r>
+        <w:rPr>
           <w:b/>
           <w:lang w:val="ar_AE" w:bidi="ar_AE"/>
         </w:rPr>
@@ -25496,6 +28920,22 @@
       </w:r>
       <w:r>
         <w:rPr>
+          <w:lang w:val="ar_AE" w:bidi="ar_AE"/>
+        </w:rPr>
+        <w:t>כַּֽ⁠אֲשֶׁר֙</w:t>
+      </w:r>
+    </w:p>
+    <w:p>
+      <w:pPr>
+        <w:bidi/>
+      </w:pPr>
+      <w:r>
+        <w:rPr>
+          <w:lang w:val="ar_AE" w:bidi="ar_AE"/>
+        </w:rPr>
+      </w:r>
+      <w:r>
+        <w:rPr>
           <w:b/>
           <w:lang w:val="ar_AE" w:bidi="ar_AE"/>
         </w:rPr>
@@ -25615,6 +29055,22 @@
       </w:r>
       <w:r>
         <w:rPr>
+          <w:lang w:val="ar_AE" w:bidi="ar_AE"/>
+        </w:rPr>
+        <w:t>וְ⁠שַׁבְתֶּם֙ וּ⁠רְאִיתֶ֔ם</w:t>
+      </w:r>
+    </w:p>
+    <w:p>
+      <w:pPr>
+        <w:bidi/>
+      </w:pPr>
+      <w:r>
+        <w:rPr>
+          <w:lang w:val="ar_AE" w:bidi="ar_AE"/>
+        </w:rPr>
+      </w:r>
+      <w:r>
+        <w:rPr>
           <w:b/>
           <w:lang w:val="ar_AE" w:bidi="ar_AE"/>
         </w:rPr>
@@ -25721,6 +29177,22 @@
       </w:r>
       <w:r>
         <w:rPr>
+          <w:lang w:val="ar_AE" w:bidi="ar_AE"/>
+        </w:rPr>
+        <w:t>וְ⁠שַׁבְתֶּם֙ וּ⁠רְאִיתֶ֔ם</w:t>
+      </w:r>
+    </w:p>
+    <w:p>
+      <w:pPr>
+        <w:bidi/>
+      </w:pPr>
+      <w:r>
+        <w:rPr>
+          <w:lang w:val="ar_AE" w:bidi="ar_AE"/>
+        </w:rPr>
+      </w:r>
+      <w:r>
+        <w:rPr>
           <w:b/>
           <w:lang w:val="ar_AE" w:bidi="ar_AE"/>
         </w:rPr>
@@ -25826,6 +29298,22 @@
       </w:r>
       <w:r>
         <w:rPr>
+          <w:lang w:val="ar_AE" w:bidi="ar_AE"/>
+        </w:rPr>
+        <w:t>בֵּ֥ין צַדִּ֖יק לְ⁠רָשָׁ֑ע</w:t>
+      </w:r>
+    </w:p>
+    <w:p>
+      <w:pPr>
+        <w:bidi/>
+      </w:pPr>
+      <w:r>
+        <w:rPr>
+          <w:lang w:val="ar_AE" w:bidi="ar_AE"/>
+        </w:rPr>
+      </w:r>
+      <w:r>
+        <w:rPr>
           <w:b/>
           <w:lang w:val="ar_AE" w:bidi="ar_AE"/>
         </w:rPr>
@@ -25932,6 +29420,22 @@
       </w:r>
       <w:r>
         <w:rPr>
+          <w:lang w:val="ar_AE" w:bidi="ar_AE"/>
+        </w:rPr>
+        <w:t>בֵּ֥ין צַדִּ֖יק לְ⁠רָשָׁ֑ע בֵּ֚ין עֹבֵ֣ד אֱלֹהִ֔ים לַ⁠אֲשֶׁ֖ר לֹ֥א עֲבָדֽ⁠וֹ</w:t>
+      </w:r>
+    </w:p>
+    <w:p>
+      <w:pPr>
+        <w:bidi/>
+      </w:pPr>
+      <w:r>
+        <w:rPr>
+          <w:lang w:val="ar_AE" w:bidi="ar_AE"/>
+        </w:rPr>
+      </w:r>
+      <w:r>
+        <w:rPr>
           <w:b/>
           <w:lang w:val="ar_AE" w:bidi="ar_AE"/>
         </w:rPr>
@@ -26038,6 +29542,22 @@
       </w:r>
       <w:r>
         <w:rPr>
+          <w:lang w:val="ar_AE" w:bidi="ar_AE"/>
+        </w:rPr>
+        <w:t>צַדִּ֖יק לְ⁠רָשָׁ֑ע</w:t>
+      </w:r>
+    </w:p>
+    <w:p>
+      <w:pPr>
+        <w:bidi/>
+      </w:pPr>
+      <w:r>
+        <w:rPr>
+          <w:lang w:val="ar_AE" w:bidi="ar_AE"/>
+        </w:rPr>
+      </w:r>
+      <w:r>
+        <w:rPr>
           <w:b/>
           <w:lang w:val="ar_AE" w:bidi="ar_AE"/>
         </w:rPr>
@@ -26170,6 +29690,22 @@
       </w:r>
       <w:r>
         <w:rPr>
+          <w:lang w:val="ar_AE" w:bidi="ar_AE"/>
+        </w:rPr>
+        <w:t>הִנֵּ֤ה</w:t>
+      </w:r>
+    </w:p>
+    <w:p>
+      <w:pPr>
+        <w:bidi/>
+      </w:pPr>
+      <w:r>
+        <w:rPr>
+          <w:lang w:val="ar_AE" w:bidi="ar_AE"/>
+        </w:rPr>
+      </w:r>
+      <w:r>
+        <w:rPr>
           <w:b/>
           <w:lang w:val="ar_AE" w:bidi="ar_AE"/>
         </w:rPr>
@@ -26276,6 +29812,22 @@
       </w:r>
       <w:r>
         <w:rPr>
+          <w:lang w:val="ar_AE" w:bidi="ar_AE"/>
+        </w:rPr>
+        <w:t>בֹּעֵ֖ר כַּ⁠תַּנּ֑וּר וְ⁠הָי֨וּ כָל־זֵדִ֜ים וְ⁠כָל־עֹשֵׂ֤ה רִשְׁעָה֙ קַ֔שׁ</w:t>
+      </w:r>
+    </w:p>
+    <w:p>
+      <w:pPr>
+        <w:bidi/>
+      </w:pPr>
+      <w:r>
+        <w:rPr>
+          <w:lang w:val="ar_AE" w:bidi="ar_AE"/>
+        </w:rPr>
+      </w:r>
+      <w:r>
+        <w:rPr>
           <w:b/>
           <w:lang w:val="ar_AE" w:bidi="ar_AE"/>
         </w:rPr>
@@ -26395,6 +29947,22 @@
       </w:r>
       <w:r>
         <w:rPr>
+          <w:lang w:val="ar_AE" w:bidi="ar_AE"/>
+        </w:rPr>
+        <w:t>כָל־זֵדִ֜ים</w:t>
+      </w:r>
+    </w:p>
+    <w:p>
+      <w:pPr>
+        <w:bidi/>
+      </w:pPr>
+      <w:r>
+        <w:rPr>
+          <w:lang w:val="ar_AE" w:bidi="ar_AE"/>
+        </w:rPr>
+      </w:r>
+      <w:r>
+        <w:rPr>
           <w:b/>
           <w:lang w:val="ar_AE" w:bidi="ar_AE"/>
         </w:rPr>
@@ -26500,6 +30068,22 @@
       </w:r>
       <w:r>
         <w:rPr>
+          <w:lang w:val="ar_AE" w:bidi="ar_AE"/>
+        </w:rPr>
+        <w:t>וְ⁠כָל־עֹשֵׂ֤ה רִשְׁעָה֙</w:t>
+      </w:r>
+    </w:p>
+    <w:p>
+      <w:pPr>
+        <w:bidi/>
+      </w:pPr>
+      <w:r>
+        <w:rPr>
+          <w:lang w:val="ar_AE" w:bidi="ar_AE"/>
+        </w:rPr>
+      </w:r>
+      <w:r>
+        <w:rPr>
           <w:b/>
           <w:lang w:val="ar_AE" w:bidi="ar_AE"/>
         </w:rPr>
@@ -26619,6 +30203,22 @@
       </w:r>
       <w:r>
         <w:rPr>
+          <w:lang w:val="ar_AE" w:bidi="ar_AE"/>
+        </w:rPr>
+        <w:t>וְ⁠הָי֨וּ כָל־זֵדִ֜ים וְ⁠כָל־עֹשֵׂ֤ה רִשְׁעָה֙ קַ֔שׁ</w:t>
+      </w:r>
+    </w:p>
+    <w:p>
+      <w:pPr>
+        <w:bidi/>
+      </w:pPr>
+      <w:r>
+        <w:rPr>
+          <w:lang w:val="ar_AE" w:bidi="ar_AE"/>
+        </w:rPr>
+      </w:r>
+      <w:r>
+        <w:rPr>
           <w:b/>
           <w:lang w:val="ar_AE" w:bidi="ar_AE"/>
         </w:rPr>
@@ -26751,6 +30351,22 @@
       </w:r>
       <w:r>
         <w:rPr>
+          <w:lang w:val="ar_AE" w:bidi="ar_AE"/>
+        </w:rPr>
+        <w:t>לָ⁠הֶ֖ם שֹׁ֥רֶשׁ וְ⁠עָנָֽף</w:t>
+      </w:r>
+    </w:p>
+    <w:p>
+      <w:pPr>
+        <w:bidi/>
+      </w:pPr>
+      <w:r>
+        <w:rPr>
+          <w:lang w:val="ar_AE" w:bidi="ar_AE"/>
+        </w:rPr>
+      </w:r>
+      <w:r>
+        <w:rPr>
           <w:b/>
           <w:lang w:val="ar_AE" w:bidi="ar_AE"/>
         </w:rPr>
@@ -26857,6 +30473,22 @@
       </w:r>
       <w:r>
         <w:rPr>
+          <w:lang w:val="ar_AE" w:bidi="ar_AE"/>
+        </w:rPr>
+        <w:t>וְ⁠זָרְחָ֨ה לָ⁠כֶ֜ם יִרְאֵ֤י שְׁמִ⁠י֙ שֶׁ֣מֶשׁ צְדָקָ֔ה</w:t>
+      </w:r>
+    </w:p>
+    <w:p>
+      <w:pPr>
+        <w:bidi/>
+      </w:pPr>
+      <w:r>
+        <w:rPr>
+          <w:lang w:val="ar_AE" w:bidi="ar_AE"/>
+        </w:rPr>
+      </w:r>
+      <w:r>
+        <w:rPr>
           <w:b/>
           <w:lang w:val="ar_AE" w:bidi="ar_AE"/>
         </w:rPr>
@@ -27014,6 +30646,22 @@
       </w:r>
       <w:r>
         <w:rPr>
+          <w:lang w:val="ar_AE" w:bidi="ar_AE"/>
+        </w:rPr>
+        <w:t>יִרְאֵ֤י שְׁמִ⁠י֙</w:t>
+      </w:r>
+    </w:p>
+    <w:p>
+      <w:pPr>
+        <w:bidi/>
+      </w:pPr>
+      <w:r>
+        <w:rPr>
+          <w:lang w:val="ar_AE" w:bidi="ar_AE"/>
+        </w:rPr>
+      </w:r>
+      <w:r>
+        <w:rPr>
           <w:b/>
           <w:lang w:val="ar_AE" w:bidi="ar_AE"/>
         </w:rPr>
@@ -27133,6 +30781,22 @@
       </w:r>
       <w:r>
         <w:rPr>
+          <w:lang w:val="ar_AE" w:bidi="ar_AE"/>
+        </w:rPr>
+        <w:t>וּ⁠מַרְפֵּ֖א בִּ⁠כְנָפֶ֑י⁠הָ</w:t>
+      </w:r>
+    </w:p>
+    <w:p>
+      <w:pPr>
+        <w:bidi/>
+      </w:pPr>
+      <w:r>
+        <w:rPr>
+          <w:lang w:val="ar_AE" w:bidi="ar_AE"/>
+        </w:rPr>
+      </w:r>
+      <w:r>
+        <w:rPr>
           <w:b/>
           <w:lang w:val="ar_AE" w:bidi="ar_AE"/>
         </w:rPr>
@@ -27252,6 +30916,22 @@
       </w:r>
       <w:r>
         <w:rPr>
+          <w:lang w:val="ar_AE" w:bidi="ar_AE"/>
+        </w:rPr>
+        <w:t>וִֽ⁠יצָאתֶ֥ם וּ⁠פִשְׁתֶּ֖ם</w:t>
+      </w:r>
+    </w:p>
+    <w:p>
+      <w:pPr>
+        <w:bidi/>
+      </w:pPr>
+      <w:r>
+        <w:rPr>
+          <w:lang w:val="ar_AE" w:bidi="ar_AE"/>
+        </w:rPr>
+      </w:r>
+      <w:r>
+        <w:rPr>
           <w:b/>
           <w:lang w:val="ar_AE" w:bidi="ar_AE"/>
         </w:rPr>
@@ -27371,6 +31051,22 @@
       </w:r>
       <w:r>
         <w:rPr>
+          <w:lang w:val="ar_AE" w:bidi="ar_AE"/>
+        </w:rPr>
+        <w:t>כְּ⁠עֶגְלֵ֥י מַרְבֵּֽק</w:t>
+      </w:r>
+    </w:p>
+    <w:p>
+      <w:pPr>
+        <w:bidi/>
+      </w:pPr>
+      <w:r>
+        <w:rPr>
+          <w:lang w:val="ar_AE" w:bidi="ar_AE"/>
+        </w:rPr>
+      </w:r>
+      <w:r>
+        <w:rPr>
           <w:b/>
           <w:lang w:val="ar_AE" w:bidi="ar_AE"/>
         </w:rPr>
@@ -27477,6 +31173,22 @@
       </w:r>
       <w:r>
         <w:rPr>
+          <w:lang w:val="ar_AE" w:bidi="ar_AE"/>
+        </w:rPr>
+        <w:t>וְ⁠עַסּוֹתֶ֣ם רְשָׁעִ֔ים כִּֽי־יִהְי֣וּ אֵ֔פֶר תַּ֖חַת כַּפּ֣וֹת רַגְלֵי⁠כֶ֑ם</w:t>
+      </w:r>
+    </w:p>
+    <w:p>
+      <w:pPr>
+        <w:bidi/>
+      </w:pPr>
+      <w:r>
+        <w:rPr>
+          <w:lang w:val="ar_AE" w:bidi="ar_AE"/>
+        </w:rPr>
+      </w:r>
+      <w:r>
+        <w:rPr>
           <w:b/>
           <w:lang w:val="ar_AE" w:bidi="ar_AE"/>
         </w:rPr>
@@ -27583,6 +31295,22 @@
       </w:r>
       <w:r>
         <w:rPr>
+          <w:lang w:val="ar_AE" w:bidi="ar_AE"/>
+        </w:rPr>
+        <w:t>וְ⁠עַסּוֹתֶ֣ם רְשָׁעִ֔ים</w:t>
+      </w:r>
+    </w:p>
+    <w:p>
+      <w:pPr>
+        <w:bidi/>
+      </w:pPr>
+      <w:r>
+        <w:rPr>
+          <w:lang w:val="ar_AE" w:bidi="ar_AE"/>
+        </w:rPr>
+      </w:r>
+      <w:r>
+        <w:rPr>
           <w:b/>
           <w:lang w:val="ar_AE" w:bidi="ar_AE"/>
         </w:rPr>
@@ -27702,6 +31430,22 @@
       </w:r>
       <w:r>
         <w:rPr>
+          <w:lang w:val="ar_AE" w:bidi="ar_AE"/>
+        </w:rPr>
+        <w:t>רְשָׁעִ֔ים</w:t>
+      </w:r>
+    </w:p>
+    <w:p>
+      <w:pPr>
+        <w:bidi/>
+      </w:pPr>
+      <w:r>
+        <w:rPr>
+          <w:lang w:val="ar_AE" w:bidi="ar_AE"/>
+        </w:rPr>
+      </w:r>
+      <w:r>
+        <w:rPr>
           <w:b/>
           <w:lang w:val="ar_AE" w:bidi="ar_AE"/>
         </w:rPr>
@@ -27821,6 +31565,22 @@
       </w:r>
       <w:r>
         <w:rPr>
+          <w:lang w:val="ar_AE" w:bidi="ar_AE"/>
+        </w:rPr>
+        <w:t>כִּֽי־יִהְי֣וּ אֵ֔פֶר תַּ֖חַת כַּפּ֣וֹת רַגְלֵי⁠כֶ֑ם</w:t>
+      </w:r>
+    </w:p>
+    <w:p>
+      <w:pPr>
+        <w:bidi/>
+      </w:pPr>
+      <w:r>
+        <w:rPr>
+          <w:lang w:val="ar_AE" w:bidi="ar_AE"/>
+        </w:rPr>
+      </w:r>
+      <w:r>
+        <w:rPr>
           <w:b/>
           <w:lang w:val="ar_AE" w:bidi="ar_AE"/>
         </w:rPr>
@@ -27927,6 +31687,22 @@
         <w:rPr>
           <w:lang w:val="ar_AE" w:bidi="ar_AE"/>
         </w:rPr>
+      </w:r>
+    </w:p>
+    <w:p>
+      <w:pPr>
+        <w:bidi/>
+      </w:pPr>
+      <w:r>
+        <w:rPr>
+          <w:lang w:val="ar_AE" w:bidi="ar_AE"/>
+        </w:rPr>
+      </w:r>
+      <w:r>
+        <w:rPr>
+          <w:lang w:val="ar_AE" w:bidi="ar_AE"/>
+        </w:rPr>
+        <w:t>בַּ⁠יּוֹם֙ אֲשֶׁ֣ר אֲנִ֣י עֹשֶׂ֔ה</w:t>
       </w:r>
     </w:p>
     <w:p>
@@ -28064,6 +31840,22 @@
       </w:r>
       <w:r>
         <w:rPr>
+          <w:lang w:val="ar_AE" w:bidi="ar_AE"/>
+        </w:rPr>
+        <w:t>זִכְר֕וּ</w:t>
+      </w:r>
+    </w:p>
+    <w:p>
+      <w:pPr>
+        <w:bidi/>
+      </w:pPr>
+      <w:r>
+        <w:rPr>
+          <w:lang w:val="ar_AE" w:bidi="ar_AE"/>
+        </w:rPr>
+      </w:r>
+      <w:r>
+        <w:rPr>
           <w:b/>
           <w:lang w:val="ar_AE" w:bidi="ar_AE"/>
         </w:rPr>
@@ -28183,6 +31975,22 @@
       </w:r>
       <w:r>
         <w:rPr>
+          <w:lang w:val="ar_AE" w:bidi="ar_AE"/>
+        </w:rPr>
+        <w:t>חֻקִּ֖ים וּ⁠מִשְׁפָּטִֽים</w:t>
+      </w:r>
+    </w:p>
+    <w:p>
+      <w:pPr>
+        <w:bidi/>
+      </w:pPr>
+      <w:r>
+        <w:rPr>
+          <w:lang w:val="ar_AE" w:bidi="ar_AE"/>
+        </w:rPr>
+      </w:r>
+      <w:r>
+        <w:rPr>
           <w:b/>
           <w:lang w:val="ar_AE" w:bidi="ar_AE"/>
         </w:rPr>
@@ -28276,6 +32084,22 @@
         <w:rPr>
           <w:lang w:val="ar_AE" w:bidi="ar_AE"/>
         </w:rPr>
+      </w:r>
+    </w:p>
+    <w:p>
+      <w:pPr>
+        <w:bidi/>
+      </w:pPr>
+      <w:r>
+        <w:rPr>
+          <w:lang w:val="ar_AE" w:bidi="ar_AE"/>
+        </w:rPr>
+      </w:r>
+      <w:r>
+        <w:rPr>
+          <w:lang w:val="ar_AE" w:bidi="ar_AE"/>
+        </w:rPr>
+        <w:t>הִנֵּ֤ה</w:t>
       </w:r>
     </w:p>
     <w:p>
@@ -28413,6 +32237,22 @@
       </w:r>
       <w:r>
         <w:rPr>
+          <w:lang w:val="ar_AE" w:bidi="ar_AE"/>
+        </w:rPr>
+        <w:t>לִ⁠פְנֵ֗י בּ֚וֹא</w:t>
+      </w:r>
+    </w:p>
+    <w:p>
+      <w:pPr>
+        <w:bidi/>
+      </w:pPr>
+      <w:r>
+        <w:rPr>
+          <w:lang w:val="ar_AE" w:bidi="ar_AE"/>
+        </w:rPr>
+      </w:r>
+      <w:r>
+        <w:rPr>
           <w:b/>
           <w:lang w:val="ar_AE" w:bidi="ar_AE"/>
         </w:rPr>
@@ -28505,6 +32345,22 @@
       </w:r>
       <w:r>
         <w:rPr>
+          <w:lang w:val="ar_AE" w:bidi="ar_AE"/>
+        </w:rPr>
+        <w:t>י֣וֹם יְהוָ֔ה הַ⁠גָּד֖וֹל וְ⁠הַ⁠נּוֹרָֽא</w:t>
+      </w:r>
+    </w:p>
+    <w:p>
+      <w:pPr>
+        <w:bidi/>
+      </w:pPr>
+      <w:r>
+        <w:rPr>
+          <w:lang w:val="ar_AE" w:bidi="ar_AE"/>
+        </w:rPr>
+      </w:r>
+      <w:r>
+        <w:rPr>
           <w:b/>
           <w:lang w:val="ar_AE" w:bidi="ar_AE"/>
         </w:rPr>
@@ -28611,6 +32467,22 @@
       </w:r>
       <w:r>
         <w:rPr>
+          <w:lang w:val="ar_AE" w:bidi="ar_AE"/>
+        </w:rPr>
+        <w:t>וְ⁠הֵשִׁ֤יב לֵב־אָבוֹת֙ עַל־בָּנִ֔ים וְ⁠לֵ֥ב בָּנִ֖ים עַל־אֲבוֹתָ֑⁠ם</w:t>
+      </w:r>
+    </w:p>
+    <w:p>
+      <w:pPr>
+        <w:bidi/>
+      </w:pPr>
+      <w:r>
+        <w:rPr>
+          <w:lang w:val="ar_AE" w:bidi="ar_AE"/>
+        </w:rPr>
+      </w:r>
+      <w:r>
+        <w:rPr>
           <w:b/>
           <w:lang w:val="ar_AE" w:bidi="ar_AE"/>
         </w:rPr>
@@ -28743,6 +32615,22 @@
       </w:r>
       <w:r>
         <w:rPr>
+          <w:lang w:val="ar_AE" w:bidi="ar_AE"/>
+        </w:rPr>
+        <w:t>וְ⁠הֵשִׁ֤יב לֵב־אָבוֹת֙ עַל־בָּנִ֔ים וְ⁠לֵ֥ב בָּנִ֖ים עַל־אֲבוֹתָ֑⁠ם</w:t>
+      </w:r>
+    </w:p>
+    <w:p>
+      <w:pPr>
+        <w:bidi/>
+      </w:pPr>
+      <w:r>
+        <w:rPr>
+          <w:lang w:val="ar_AE" w:bidi="ar_AE"/>
+        </w:rPr>
+      </w:r>
+      <w:r>
+        <w:rPr>
           <w:b/>
           <w:lang w:val="ar_AE" w:bidi="ar_AE"/>
         </w:rPr>
@@ -28835,6 +32723,22 @@
       </w:r>
       <w:r>
         <w:rPr>
+          <w:lang w:val="ar_AE" w:bidi="ar_AE"/>
+        </w:rPr>
+        <w:t>וְ⁠לֵ֥ב בָּנִ֖ים עַל־אֲבוֹתָ֑⁠ם</w:t>
+      </w:r>
+    </w:p>
+    <w:p>
+      <w:pPr>
+        <w:bidi/>
+      </w:pPr>
+      <w:r>
+        <w:rPr>
+          <w:lang w:val="ar_AE" w:bidi="ar_AE"/>
+        </w:rPr>
+      </w:r>
+      <w:r>
+        <w:rPr>
           <w:b/>
           <w:lang w:val="ar_AE" w:bidi="ar_AE"/>
         </w:rPr>
@@ -28928,6 +32832,22 @@
         <w:rPr>
           <w:lang w:val="ar_AE" w:bidi="ar_AE"/>
         </w:rPr>
+      </w:r>
+    </w:p>
+    <w:p>
+      <w:pPr>
+        <w:bidi/>
+      </w:pPr>
+      <w:r>
+        <w:rPr>
+          <w:lang w:val="ar_AE" w:bidi="ar_AE"/>
+        </w:rPr>
+      </w:r>
+      <w:r>
+        <w:rPr>
+          <w:lang w:val="ar_AE" w:bidi="ar_AE"/>
+        </w:rPr>
+        <w:t>לֵב &amp; וְ⁠לֵ֥ב</w:t>
       </w:r>
     </w:p>
     <w:p>

--- a/arb/docx/39.content.docx
+++ b/arb/docx/39.content.docx
@@ -583,7 +583,7 @@
         <w:rPr>
           <w:lang w:val="ar_AE" w:bidi="ar_AE"/>
         </w:rPr>
-        <w:t>מַשָּׂ֥א דְבַר־יְהוָ֖ה</w:t>
+        <w:t>מַשָּׂ֥א דְבַר־יְהוָ֖ה</w:t>
       </w:r>
     </w:p>
     <w:p>
@@ -839,7 +839,7 @@
         <w:rPr>
           <w:lang w:val="ar_AE" w:bidi="ar_AE"/>
         </w:rPr>
-        <w:t>אֶל־יִשְׂרָאֵ֑ל</w:t>
+        <w:t>אֶל־יִשְׂרָאֵ֑ל</w:t>
       </w:r>
     </w:p>
     <w:p>
@@ -974,7 +974,7 @@
         <w:rPr>
           <w:lang w:val="ar_AE" w:bidi="ar_AE"/>
         </w:rPr>
-        <w:t>בְּ⁠יַ֖ד</w:t>
+        <w:t>בְּ⁠יַ֖ד</w:t>
       </w:r>
     </w:p>
     <w:p>
@@ -1244,7 +1244,7 @@
         <w:rPr>
           <w:lang w:val="ar_AE" w:bidi="ar_AE"/>
         </w:rPr>
-        <w:t>אָהַ֤בְתִּי אֶתְ⁠כֶם֙ אָמַ֣ר יְהוָ֔ה</w:t>
+        <w:t>אָהַ֤בְתִּי אֶתְ⁠כֶם֙ אָמַ֣ר יְהוָ֔ה</w:t>
       </w:r>
     </w:p>
     <w:p>
@@ -1501,7 +1501,7 @@
         <w:rPr>
           <w:lang w:val="ar_AE" w:bidi="ar_AE"/>
         </w:rPr>
-        <w:t>וַ⁠אֲמַרְתֶּ֖ם</w:t>
+        <w:t>וַ⁠אֲמַרְתֶּ֖ם</w:t>
       </w:r>
     </w:p>
     <w:p>
@@ -1623,7 +1623,7 @@
         <w:rPr>
           <w:lang w:val="ar_AE" w:bidi="ar_AE"/>
         </w:rPr>
-        <w:t>הֲ⁠לוֹא־אָ֨ח עֵשָׂ֤ו לְ⁠יַֽעֲקֹב֙ נְאֻם־יְהוָ֔ה וָ⁠אֹהַ֖ב אֶֽת־יַעֲקֹֽב</w:t>
+        <w:t>הֲ⁠לוֹא־אָ֨ח עֵשָׂ֤ו לְ⁠יַֽעֲקֹב֙ נְאֻם־יְהוָ֔ה וָ⁠אֹהַ֖ב אֶֽת־יַעֲקֹֽב</w:t>
       </w:r>
     </w:p>
     <w:p>
@@ -1758,7 +1758,7 @@
         <w:rPr>
           <w:lang w:val="ar_AE" w:bidi="ar_AE"/>
         </w:rPr>
-        <w:t>הֲ⁠לוֹא־אָ֨ח עֵשָׂ֤ו לְ⁠יַֽעֲקֹב֙</w:t>
+        <w:t>הֲ⁠לוֹא־אָ֨ח עֵשָׂ֤ו לְ⁠יַֽעֲקֹב֙</w:t>
       </w:r>
     </w:p>
     <w:p>
@@ -1866,7 +1866,7 @@
         <w:rPr>
           <w:lang w:val="ar_AE" w:bidi="ar_AE"/>
         </w:rPr>
-        <w:t>הֲ⁠לוֹא־אָ֨ח עֵשָׂ֤ו לְ⁠יַֽעֲקֹב֙</w:t>
+        <w:t>הֲ⁠לוֹא־אָ֨ח עֵשָׂ֤ו לְ⁠יַֽעֲקֹב֙</w:t>
       </w:r>
     </w:p>
     <w:p>
@@ -2264,7 +2264,7 @@
         <w:rPr>
           <w:lang w:val="ar_AE" w:bidi="ar_AE"/>
         </w:rPr>
-        <w:t>וָ⁠אֹהַ֖ב אֶֽת־יַעֲקֹֽב׃ וְ⁠אֶת־עֵשָׂ֖ו שָׂנֵ֑אתִי</w:t>
+        <w:t>וָ⁠אֹהַ֖ב אֶֽת־יַעֲקֹֽב׃ וְ⁠אֶת־עֵשָׂ֖ו שָׂנֵ֑אתִי</w:t>
       </w:r>
     </w:p>
     <w:p>
@@ -2386,7 +2386,7 @@
         <w:rPr>
           <w:lang w:val="ar_AE" w:bidi="ar_AE"/>
         </w:rPr>
-        <w:t>וְ⁠אֶת־עֵשָׂ֖ו שָׂנֵ֑אתִי</w:t>
+        <w:t>וְ⁠אֶת־עֵשָׂ֖ו שָׂנֵ֑אתִי</w:t>
       </w:r>
     </w:p>
     <w:p>
@@ -2521,7 +2521,7 @@
         <w:rPr>
           <w:lang w:val="ar_AE" w:bidi="ar_AE"/>
         </w:rPr>
-        <w:t>שְׁמָמָ֔ה</w:t>
+        <w:t>שְׁמָמָ֔ה</w:t>
       </w:r>
     </w:p>
     <w:p>
@@ -2785,7 +2785,7 @@
         <w:rPr>
           <w:lang w:val="ar_AE" w:bidi="ar_AE"/>
         </w:rPr>
-        <w:t>כִּֽי־תֹאמַ֨ר אֱד֜וֹם</w:t>
+        <w:t>כִּֽי־תֹאמַ֨ר אֱד֜וֹם</w:t>
       </w:r>
     </w:p>
     <w:p>
@@ -2920,7 +2920,7 @@
         <w:rPr>
           <w:lang w:val="ar_AE" w:bidi="ar_AE"/>
         </w:rPr>
-        <w:t>רֻשַּׁ֗שְׁנוּ</w:t>
+        <w:t>רֻשַּׁ֗שְׁנוּ</w:t>
       </w:r>
     </w:p>
     <w:p>
@@ -3042,7 +3042,7 @@
         <w:rPr>
           <w:lang w:val="ar_AE" w:bidi="ar_AE"/>
         </w:rPr>
-        <w:t>וְ⁠קָרְא֤וּ לָ⁠הֶם֙ גְּב֣וּל רִשְׁעָ֔ה וְ⁠הָ⁠עָ֛ם אֲשֶׁר־זָעַ֥ם יְהוָ֖ה עַד־עוֹלָֽם</w:t>
+        <w:t>וְ⁠קָרְא֤וּ לָ⁠הֶם֙ גְּב֣וּל רִשְׁעָ֔ה וְ⁠הָ⁠עָ֛ם אֲשֶׁר־זָעַ֥ם יְהוָ֖ה עַד־עוֹלָֽם</w:t>
       </w:r>
     </w:p>
     <w:p>
@@ -3285,7 +3285,7 @@
         <w:rPr>
           <w:lang w:val="ar_AE" w:bidi="ar_AE"/>
         </w:rPr>
-        <w:t>גְּב֣וּל רִשְׁעָ֔ה</w:t>
+        <w:t>גְּב֣וּל רִשְׁעָ֔ה</w:t>
       </w:r>
     </w:p>
     <w:p>
@@ -3420,7 +3420,7 @@
         <w:rPr>
           <w:lang w:val="ar_AE" w:bidi="ar_AE"/>
         </w:rPr>
-        <w:t>וְ⁠עֵינֵי⁠כֶ֖ם תִּרְאֶ֑ינָה וְ⁠אַתֶּ֤ם תֹּֽאמְרוּ֙ יִגְדַּ֣ל יְהוָ֔ה מֵ⁠עַ֖ל לִ⁠גְב֥וּל יִשְׂרָאֵֽל</w:t>
+        <w:t>וְ⁠עֵינֵי⁠כֶ֖ם תִּרְאֶ֑ינָה וְ⁠אַתֶּ֤ם תֹּֽאמְרוּ֙ יִגְדַּ֣ל יְהוָ֔ה מֵ⁠עַ֖ל לִ⁠גְב֥וּל יִשְׂרָאֵֽל</w:t>
       </w:r>
     </w:p>
     <w:p>
@@ -3542,7 +3542,7 @@
         <w:rPr>
           <w:lang w:val="ar_AE" w:bidi="ar_AE"/>
         </w:rPr>
-        <w:t>וְ⁠עֵינֵי⁠כֶ֖ם תִּרְאֶ֑ינָה</w:t>
+        <w:t>וְ⁠עֵינֵי⁠כֶ֖ם תִּרְאֶ֑ינָה</w:t>
       </w:r>
     </w:p>
     <w:p>
@@ -3677,7 +3677,7 @@
         <w:rPr>
           <w:lang w:val="ar_AE" w:bidi="ar_AE"/>
         </w:rPr>
-        <w:t>וְ⁠עֵינֵי⁠כֶ֖ם תִּרְאֶ֑ינָה וְ⁠אַתֶּ֤ם תֹּֽאמְרוּ֙ יִגְדַּ֣ל יְהוָ֔ה מֵ⁠עַ֖ל לִ⁠גְב֥וּל יִשְׂרָאֵֽל</w:t>
+        <w:t>וְ⁠עֵינֵי⁠כֶ֖ם תִּרְאֶ֑ינָה וְ⁠אַתֶּ֤ם תֹּֽאמְרוּ֙ יִגְדַּ֣ל יְהוָ֔ה מֵ⁠עַ֖ל לִ⁠גְב֥וּל יִשְׂרָאֵֽל</w:t>
       </w:r>
     </w:p>
     <w:p>
@@ -3799,7 +3799,7 @@
         <w:rPr>
           <w:lang w:val="ar_AE" w:bidi="ar_AE"/>
         </w:rPr>
-        <w:t>וְ⁠אִם־אָ֣ב אָ֣נִי אַיֵּ֣ה כְבוֹדִ֡⁠י וְ⁠אִם־אֲדוֹנִ֣ים אָנִי֩ אַיֵּ֨ה מוֹרָאִ֜⁠י</w:t>
+        <w:t>וְ⁠אִם־אָ֣ב אָ֣נִי אַיֵּ֣ה כְבוֹדִ֡⁠י וְ⁠אִם־אֲדוֹנִ֣ים אָנִי֩ אַיֵּ֨ה מוֹרָאִ֜⁠י</w:t>
       </w:r>
     </w:p>
     <w:p>
@@ -3921,7 +3921,7 @@
         <w:rPr>
           <w:lang w:val="ar_AE" w:bidi="ar_AE"/>
         </w:rPr>
-        <w:t>שְׁמִ֔⁠י &amp; אֶת־שְׁמֶֽ⁠ךָ</w:t>
+        <w:t>שְׁמִ֔⁠י &amp; אֶת־שְׁמֶֽ⁠ךָ</w:t>
       </w:r>
     </w:p>
     <w:p>
@@ -4192,7 +4192,7 @@
         <w:rPr>
           <w:lang w:val="ar_AE" w:bidi="ar_AE"/>
         </w:rPr>
-        <w:t>וַ⁠אֲמַרְתֶּ֖ם בַּ⁠מֶּ֣ה גֵֽאַלְנ֑וּ⁠ךָ בֶּ⁠אֱמָרְ⁠כֶ֕ם שֻׁלְחַ֥ן יְהוָ֖ה נִבְזֶ֥ה הֽוּא</w:t>
+        <w:t>וַ⁠אֲמַרְתֶּ֖ם בַּ⁠מֶּ֣ה גֵֽאַלְנ֑וּ⁠ךָ בֶּ⁠אֱמָרְ⁠כֶ֕ם שֻׁלְחַ֥ן יְהוָ֖ה נִבְזֶ֥ה הֽוּא</w:t>
       </w:r>
     </w:p>
     <w:p>
@@ -4314,7 +4314,7 @@
         <w:rPr>
           <w:lang w:val="ar_AE" w:bidi="ar_AE"/>
         </w:rPr>
-        <w:t>שֻׁלְחַ֥ן יְהוָ֖ה נִבְזֶ֥ה הֽוּא</w:t>
+        <w:t>שֻׁלְחַ֥ן יְהוָ֖ה נִבְזֶ֥ה הֽוּא</w:t>
       </w:r>
     </w:p>
     <w:p>
@@ -4436,7 +4436,7 @@
         <w:rPr>
           <w:lang w:val="ar_AE" w:bidi="ar_AE"/>
         </w:rPr>
-        <w:t>שֻׁלְחַ֥ן יְהוָ֖ה</w:t>
+        <w:t>שֻׁלְחַ֥ן יְהוָ֖ה</w:t>
       </w:r>
     </w:p>
     <w:p>
@@ -4557,7 +4557,7 @@
         <w:rPr>
           <w:lang w:val="ar_AE" w:bidi="ar_AE"/>
         </w:rPr>
-        <w:t>וְ⁠כִֽי־תַגִּשׁ֨וּ⁠ן עִוֵּ֤ר לִ⁠זְבֹּ֨חַ֙ אֵ֣ין רָ֔ע וְ⁠כִ֥י תַגִּ֛ישׁוּ פִּסֵּ֥חַ וְ⁠חֹלֶ֖ה אֵ֣ין רָ֑ע</w:t>
+        <w:t>וְ⁠כִֽי־תַגִּשׁ֨וּ⁠ן עִוֵּ֤ר לִ⁠זְבֹּ֨חַ֙ אֵ֣ין רָ֔ע וְ⁠כִ֥י תַגִּ֛ישׁוּ פִּסֵּ֥חַ וְ⁠חֹלֶ֖ה אֵ֣ין רָ֑ע</w:t>
       </w:r>
     </w:p>
     <w:p>
@@ -4679,7 +4679,7 @@
         <w:rPr>
           <w:lang w:val="ar_AE" w:bidi="ar_AE"/>
         </w:rPr>
-        <w:t>עִוֵּ֤ר &amp; פִּסֵּ֥חַ וְ⁠חֹלֶ֖ה</w:t>
+        <w:t>עִוֵּ֤ר &amp; פִּסֵּ֥חַ וְ⁠חֹלֶ֖ה</w:t>
       </w:r>
     </w:p>
     <w:p>
@@ -4950,7 +4950,7 @@
         <w:rPr>
           <w:lang w:val="ar_AE" w:bidi="ar_AE"/>
         </w:rPr>
-        <w:t>לְ⁠פֶחָתֶ֗⁠ךָ הֲ⁠יִּרְצְ⁠ךָ֙ &amp; פָנֶ֔י⁠ךָ</w:t>
+        <w:t>לְ⁠פֶחָתֶ֗⁠ךָ הֲ⁠יִּרְצְ⁠ךָ֙ &amp; פָנֶ֔י⁠ךָ</w:t>
       </w:r>
     </w:p>
     <w:p>
@@ -5086,7 +5086,7 @@
         <w:rPr>
           <w:lang w:val="ar_AE" w:bidi="ar_AE"/>
         </w:rPr>
-        <w:t>הֲ⁠יִּרְצְ⁠ךָ֙ א֚וֹ הֲ⁠יִשָּׂ֣א פָנֶ֔י⁠ךָ</w:t>
+        <w:t>הֲ⁠יִּרְצְ⁠ךָ֙ א֚וֹ הֲ⁠יִשָּׂ֣א פָנֶ֔י⁠ךָ</w:t>
       </w:r>
     </w:p>
     <w:p>
@@ -5208,7 +5208,7 @@
         <w:rPr>
           <w:lang w:val="ar_AE" w:bidi="ar_AE"/>
         </w:rPr>
-        <w:t>הֲ⁠יִּרְצְ⁠ךָ֙ א֚וֹ הֲ⁠יִשָּׂ֣א פָנֶ֔י⁠ךָ</w:t>
+        <w:t>הֲ⁠יִּרְצְ⁠ךָ֙ א֚וֹ הֲ⁠יִשָּׂ֣א פָנֶ֔י⁠ךָ</w:t>
       </w:r>
     </w:p>
     <w:p>
@@ -5356,7 +5356,7 @@
         <w:rPr>
           <w:lang w:val="ar_AE" w:bidi="ar_AE"/>
         </w:rPr>
-        <w:t>א֚וֹ הֲ⁠יִשָּׂ֣א פָנֶ֔י⁠ךָ</w:t>
+        <w:t>א֚וֹ הֲ⁠יִשָּׂ֣א פָנֶ֔י⁠ךָ</w:t>
       </w:r>
     </w:p>
     <w:p>
@@ -5478,7 +5478,7 @@
         <w:rPr>
           <w:lang w:val="ar_AE" w:bidi="ar_AE"/>
         </w:rPr>
-        <w:t>וְ⁠עַתָּ֛ה</w:t>
+        <w:t>וְ⁠עַתָּ֛ה</w:t>
       </w:r>
     </w:p>
     <w:p>
@@ -6138,7 +6138,7 @@
         <w:rPr>
           <w:lang w:val="ar_AE" w:bidi="ar_AE"/>
         </w:rPr>
-        <w:t>מִ⁠יֶּדְ⁠כֶם֙ הָ֣יְתָה זֹּ֔את</w:t>
+        <w:t>מִ⁠יֶּדְ⁠כֶם֙ הָ֣יְתָה זֹּ֔את</w:t>
       </w:r>
     </w:p>
     <w:p>
@@ -6273,7 +6273,7 @@
         <w:rPr>
           <w:lang w:val="ar_AE" w:bidi="ar_AE"/>
         </w:rPr>
-        <w:t>מִ⁠יֶּדְ⁠כֶם֙</w:t>
+        <w:t>מִ⁠יֶּדְ⁠כֶם֙</w:t>
       </w:r>
     </w:p>
     <w:p>
@@ -6395,7 +6395,7 @@
         <w:rPr>
           <w:lang w:val="ar_AE" w:bidi="ar_AE"/>
         </w:rPr>
-        <w:t>מִ⁠יֶּדְ⁠כֶם֙</w:t>
+        <w:t>מִ⁠יֶּדְ⁠כֶם֙</w:t>
       </w:r>
     </w:p>
     <w:p>
@@ -6640,7 +6640,7 @@
         <w:rPr>
           <w:lang w:val="ar_AE" w:bidi="ar_AE"/>
         </w:rPr>
-        <w:t>הֲ⁠יִשָּׂ֤א מִ⁠כֶּם֙ פָּנִ֔ים</w:t>
+        <w:t>הֲ⁠יִשָּׂ֤א מִ⁠כֶּם֙ פָּנִ֔ים</w:t>
       </w:r>
     </w:p>
     <w:p>
@@ -6748,7 +6748,7 @@
         <w:rPr>
           <w:lang w:val="ar_AE" w:bidi="ar_AE"/>
         </w:rPr>
-        <w:t>מִ֤י גַם־בָּ⁠כֶם֙ וְ⁠יִסְגֹּ֣ר דְּלָתַ֔יִם וְ⁠לֹֽא־תָאִ֥ירוּ מִזְבְּחִ֖⁠י חִנָּ֑ם</w:t>
+        <w:t>מִ֤י גַם־בָּ⁠כֶם֙ וְ⁠יִסְגֹּ֣ר דְּלָתַ֔יִם וְ⁠לֹֽא־תָאִ֥ירוּ מִזְבְּחִ֖⁠י חִנָּ֑ם</w:t>
       </w:r>
     </w:p>
     <w:p>
@@ -6870,7 +6870,7 @@
         <w:rPr>
           <w:lang w:val="ar_AE" w:bidi="ar_AE"/>
         </w:rPr>
-        <w:t>דְּלָתַ֔יִם</w:t>
+        <w:t>דְּלָתַ֔יִם</w:t>
       </w:r>
     </w:p>
     <w:p>
@@ -7005,7 +7005,7 @@
         <w:rPr>
           <w:lang w:val="ar_AE" w:bidi="ar_AE"/>
         </w:rPr>
-        <w:t>אֶרְצֶ֥ה מִ⁠יֶּדְ⁠כֶֽם</w:t>
+        <w:t>אֶרְצֶ֥ה מִ⁠יֶּדְ⁠כֶֽם</w:t>
       </w:r>
     </w:p>
     <w:p>
@@ -7140,7 +7140,7 @@
         <w:rPr>
           <w:lang w:val="ar_AE" w:bidi="ar_AE"/>
         </w:rPr>
-        <w:t>מִ⁠יֶּדְ⁠כֶֽם</w:t>
+        <w:t>מִ⁠יֶּדְ⁠כֶֽם</w:t>
       </w:r>
     </w:p>
     <w:p>
@@ -7275,7 +7275,7 @@
         <w:rPr>
           <w:lang w:val="ar_AE" w:bidi="ar_AE"/>
         </w:rPr>
-        <w:t>מִ⁠מִּזְרַח־שֶׁ֜מֶשׁ וְ⁠עַד־מְבוֹא֗⁠וֹ</w:t>
+        <w:t>מִ⁠מִּזְרַח־שֶׁ֜מֶשׁ וְ⁠עַד־מְבוֹא֗⁠וֹ</w:t>
       </w:r>
     </w:p>
     <w:p>
@@ -7423,7 +7423,7 @@
         <w:rPr>
           <w:lang w:val="ar_AE" w:bidi="ar_AE"/>
         </w:rPr>
-        <w:t>מִ⁠מִּזְרַח־שֶׁ֜מֶשׁ וְ⁠עַד־מְבוֹא֗⁠וֹ</w:t>
+        <w:t>מִ⁠מִּזְרַח־שֶׁ֜מֶשׁ וְ⁠עַד־מְבוֹא֗⁠וֹ</w:t>
       </w:r>
     </w:p>
     <w:p>
@@ -7531,7 +7531,7 @@
         <w:rPr>
           <w:lang w:val="ar_AE" w:bidi="ar_AE"/>
         </w:rPr>
-        <w:t>גָּד֤וֹל שְׁמִ⁠י֙ &amp; גָד֤וֹל שְׁמִ⁠י֙</w:t>
+        <w:t>גָּד֤וֹל שְׁמִ⁠י֙ &amp; גָד֤וֹל שְׁמִ⁠י֙</w:t>
       </w:r>
     </w:p>
     <w:p>
@@ -7698,7 +7698,7 @@
         <w:rPr>
           <w:lang w:val="ar_AE" w:bidi="ar_AE"/>
         </w:rPr>
-        <w:t>גָּד֤וֹל שְׁמִ⁠י֙</w:t>
+        <w:t>גָּד֤וֹל שְׁמִ⁠י֙</w:t>
       </w:r>
     </w:p>
     <w:p>
@@ -7820,7 +7820,7 @@
         <w:rPr>
           <w:lang w:val="ar_AE" w:bidi="ar_AE"/>
         </w:rPr>
-        <w:t>לִ⁠שְׁמִ֖⁠י</w:t>
+        <w:t>לִ⁠שְׁמִ֖⁠י</w:t>
       </w:r>
     </w:p>
     <w:p>
@@ -7955,7 +7955,7 @@
         <w:rPr>
           <w:lang w:val="ar_AE" w:bidi="ar_AE"/>
         </w:rPr>
-        <w:t>וְ⁠אַתֶּ֖ם מְחַלְּלִ֣ים אוֹת֑⁠וֹ</w:t>
+        <w:t>וְ⁠אַתֶּ֖ם מְחַלְּלִ֣ים אוֹת֑⁠וֹ</w:t>
       </w:r>
     </w:p>
     <w:p>
@@ -8090,7 +8090,7 @@
         <w:rPr>
           <w:lang w:val="ar_AE" w:bidi="ar_AE"/>
         </w:rPr>
-        <w:t>וְ⁠אַתֶּ֖ם מְחַלְּלִ֣ים אוֹת֑⁠וֹ בֶּ⁠אֱמָרְ⁠כֶ֗ם שֻׁלְחַ֤ן אֲדֹנָ⁠י֙ מְגֹאָ֣ל ה֔וּא וְ⁠נִיב֖⁠וֹ נִבְזֶ֥ה אָכְלֽ⁠וֹ</w:t>
+        <w:t>וְ⁠אַתֶּ֖ם מְחַלְּלִ֣ים אוֹת֑⁠וֹ בֶּ⁠אֱמָרְ⁠כֶ֗ם שֻׁלְחַ֤ן אֲדֹנָ⁠י֙ מְגֹאָ֣ל ה֔וּא וְ⁠נִיב֖⁠וֹ נִבְזֶ֥ה אָכְלֽ⁠וֹ</w:t>
       </w:r>
     </w:p>
     <w:p>
@@ -8212,7 +8212,7 @@
         <w:rPr>
           <w:lang w:val="ar_AE" w:bidi="ar_AE"/>
         </w:rPr>
-        <w:t>שֻׁלְחַ֤ן אֲדֹנָ⁠י֙</w:t>
+        <w:t>שֻׁלְחַ֤ן אֲדֹנָ⁠י֙</w:t>
       </w:r>
     </w:p>
     <w:p>
@@ -9018,7 +9018,7 @@
         <w:rPr>
           <w:lang w:val="ar_AE" w:bidi="ar_AE"/>
         </w:rPr>
-        <w:t>וַ⁠אֲמַרְתֶּם֩ הִנֵּ֨ה מַ⁠תְּלָאָ֜ה</w:t>
+        <w:t>וַ⁠אֲמַרְתֶּם֩ הִנֵּ֨ה מַ⁠תְּלָאָ֜ה</w:t>
       </w:r>
     </w:p>
     <w:p>
@@ -9140,7 +9140,7 @@
         <w:rPr>
           <w:lang w:val="ar_AE" w:bidi="ar_AE"/>
         </w:rPr>
-        <w:t>הִנֵּ֨ה</w:t>
+        <w:t>הִנֵּ֨ה</w:t>
       </w:r>
     </w:p>
     <w:p>
@@ -9248,7 +9248,7 @@
         <w:rPr>
           <w:lang w:val="ar_AE" w:bidi="ar_AE"/>
         </w:rPr>
-        <w:t>מַ⁠תְּלָאָ֜ה</w:t>
+        <w:t>מַ⁠תְּלָאָ֜ה</w:t>
       </w:r>
     </w:p>
     <w:p>
@@ -9370,7 +9370,7 @@
         <w:rPr>
           <w:lang w:val="ar_AE" w:bidi="ar_AE"/>
         </w:rPr>
-        <w:t>וְ⁠הִפַּחְתֶּ֣ם אוֹת֗⁠וֹ</w:t>
+        <w:t>וְ⁠הִפַּחְתֶּ֣ם אוֹת֗⁠וֹ</w:t>
       </w:r>
     </w:p>
     <w:p>
@@ -9505,7 +9505,7 @@
         <w:rPr>
           <w:lang w:val="ar_AE" w:bidi="ar_AE"/>
         </w:rPr>
-        <w:t>גָּז֗וּל וְ⁠אֶת־הַ⁠פִּסֵּ֨חַ֙ וְ⁠אֶת־הַ֣⁠חוֹלֶ֔ה</w:t>
+        <w:t>גָּז֗וּל וְ⁠אֶת־הַ⁠פִּסֵּ֨חַ֙ וְ⁠אֶת־הַ֣⁠חוֹלֶ֔ה</w:t>
       </w:r>
     </w:p>
     <w:p>
@@ -9666,7 +9666,7 @@
         <w:rPr>
           <w:lang w:val="ar_AE" w:bidi="ar_AE"/>
         </w:rPr>
-        <w:t>גָּז֗וּל</w:t>
+        <w:t>גָּז֗וּל</w:t>
       </w:r>
     </w:p>
     <w:p>
@@ -9779,7 +9779,7 @@
         <w:rPr>
           <w:lang w:val="ar_AE" w:bidi="ar_AE"/>
         </w:rPr>
-        <w:t>גָּז֗וּל</w:t>
+        <w:t>גָּז֗וּל</w:t>
       </w:r>
     </w:p>
     <w:p>
@@ -9887,7 +9887,7 @@
         <w:rPr>
           <w:lang w:val="ar_AE" w:bidi="ar_AE"/>
         </w:rPr>
-        <w:t>הַ⁠אֶרְצֶ֥ה אוֹתָ֛⁠הּ מִ⁠יֶּדְ⁠כֶ֖ם</w:t>
+        <w:t>הַ⁠אֶרְצֶ֥ה אוֹתָ֛⁠הּ מִ⁠יֶּדְ⁠כֶ֖ם</w:t>
       </w:r>
     </w:p>
     <w:p>
@@ -10009,7 +10009,7 @@
         <w:rPr>
           <w:lang w:val="ar_AE" w:bidi="ar_AE"/>
         </w:rPr>
-        <w:t>וְ⁠אָר֣וּר נוֹכֵ֗ל וְ⁠יֵ֤שׁ בְּ⁠עֶדְר⁠וֹ֙ זָכָ֔ר וְ⁠נֹדֵ֛ר וְ⁠זֹבֵ֥חַ מָשְׁחָ֖ת לַֽ⁠אדֹנָ֑⁠י</w:t>
+        <w:t>וְ⁠אָר֣וּר נוֹכֵ֗ל וְ⁠יֵ֤שׁ בְּ⁠עֶדְר⁠וֹ֙ זָכָ֔ר וְ⁠נֹדֵ֛ר וְ⁠זֹבֵ֥חַ מָשְׁחָ֖ת לַֽ⁠אדֹנָ֑⁠י</w:t>
       </w:r>
     </w:p>
     <w:p>
@@ -10253,7 +10253,7 @@
         <w:rPr>
           <w:lang w:val="ar_AE" w:bidi="ar_AE"/>
         </w:rPr>
-        <w:t>וְ⁠יֵ֤שׁ בְּ⁠עֶדְר⁠וֹ֙ זָכָ֔ר</w:t>
+        <w:t>וְ⁠יֵ֤שׁ בְּ⁠עֶדְר⁠וֹ֙ זָכָ֔ר</w:t>
       </w:r>
     </w:p>
     <w:p>
@@ -10375,7 +10375,7 @@
         <w:rPr>
           <w:lang w:val="ar_AE" w:bidi="ar_AE"/>
         </w:rPr>
-        <w:t>מָשְׁחָ֖ת</w:t>
+        <w:t>מָשְׁחָ֖ת</w:t>
       </w:r>
     </w:p>
     <w:p>
@@ -10658,7 +10658,7 @@
         <w:rPr>
           <w:lang w:val="ar_AE" w:bidi="ar_AE"/>
         </w:rPr>
-        <w:t>וּ⁠שְׁמִ֖⁠י נוֹרָ֥א בַ⁠גּוֹיִֽם</w:t>
+        <w:t>וּ⁠שְׁמִ֖⁠י נוֹרָ֥א בַ⁠גּוֹיִֽם</w:t>
       </w:r>
     </w:p>
     <w:p>
@@ -10904,7 +10904,7 @@
         <w:rPr>
           <w:lang w:val="ar_AE" w:bidi="ar_AE"/>
         </w:rPr>
-        <w:t>לֹ֣א תִשְׁמְע֡וּ</w:t>
+        <w:t>לֹ֣א תִשְׁמְע֡וּ</w:t>
       </w:r>
     </w:p>
     <w:p>
@@ -11039,7 +11039,7 @@
         <w:rPr>
           <w:lang w:val="ar_AE" w:bidi="ar_AE"/>
         </w:rPr>
-        <w:t>לֹא֩ תָשִׂ֨ימוּ עַל־לֵ֜ב &amp; אֵינְ⁠כֶ֖ם שָׂמִ֥ים עַל־לֵֽב</w:t>
+        <w:t>לֹא֩ תָשִׂ֨ימוּ עַל־לֵ֜ב &amp; אֵינְ⁠כֶ֖ם שָׂמִ֥ים עַל־לֵֽב</w:t>
       </w:r>
     </w:p>
     <w:p>
@@ -11175,7 +11175,7 @@
         <w:rPr>
           <w:lang w:val="ar_AE" w:bidi="ar_AE"/>
         </w:rPr>
-        <w:t>לָ⁠תֵ֧ת כָּב֣וֹד לִ⁠שְׁמִ֗⁠י</w:t>
+        <w:t>לָ⁠תֵ֧ת כָּב֣וֹד לִ⁠שְׁמִ֗⁠י</w:t>
       </w:r>
     </w:p>
     <w:p>
@@ -11310,7 +11310,7 @@
         <w:rPr>
           <w:lang w:val="ar_AE" w:bidi="ar_AE"/>
         </w:rPr>
-        <w:t>לִ⁠שְׁמִ֗⁠י</w:t>
+        <w:t>לִ⁠שְׁמִ֗⁠י</w:t>
       </w:r>
     </w:p>
     <w:p>
@@ -11445,7 +11445,7 @@
         <w:rPr>
           <w:lang w:val="ar_AE" w:bidi="ar_AE"/>
         </w:rPr>
-        <w:t>וְ⁠שִׁלַּחְתִּ֤י בָ⁠כֶם֙ אֶת־הַ⁠מְּאֵרָ֔ה</w:t>
+        <w:t>וְ⁠שִׁלַּחְתִּ֤י בָ⁠כֶם֙ אֶת־הַ⁠מְּאֵרָ֔ה</w:t>
       </w:r>
     </w:p>
     <w:p>
@@ -11593,7 +11593,7 @@
         <w:rPr>
           <w:lang w:val="ar_AE" w:bidi="ar_AE"/>
         </w:rPr>
-        <w:t>וְ⁠אָרוֹתִ֖י אֶת־בִּרְכֽוֹתֵי⁠כֶ֑ם</w:t>
+        <w:t>וְ⁠אָרוֹתִ֖י אֶת־בִּרְכֽוֹתֵי⁠כֶ֑ם</w:t>
       </w:r>
     </w:p>
     <w:p>
@@ -11997,7 +11997,7 @@
         <w:rPr>
           <w:lang w:val="ar_AE" w:bidi="ar_AE"/>
         </w:rPr>
-        <w:t>גֹעֵ֤ר לָ⁠כֶם֙ אֶת־הַ⁠זֶּ֔רַע</w:t>
+        <w:t>גֹעֵ֤ר לָ⁠כֶם֙ אֶת־הַ⁠זֶּ֔רַע</w:t>
       </w:r>
     </w:p>
     <w:p>
@@ -12132,7 +12132,7 @@
         <w:rPr>
           <w:lang w:val="ar_AE" w:bidi="ar_AE"/>
         </w:rPr>
-        <w:t>וְ⁠זֵרִ֤יתִי פֶ֨רֶשׁ֙ עַל־פְּנֵי⁠כֶ֔ם</w:t>
+        <w:t>וְ⁠זֵרִ֤יתִי פֶ֨רֶשׁ֙ עַל־פְּנֵי⁠כֶ֔ם</w:t>
       </w:r>
     </w:p>
     <w:p>
@@ -12267,7 +12267,7 @@
         <w:rPr>
           <w:lang w:val="ar_AE" w:bidi="ar_AE"/>
         </w:rPr>
-        <w:t>פֶּ֖רֶשׁ חַגֵּי⁠כֶ֑ם</w:t>
+        <w:t>פֶּ֖רֶשׁ חַגֵּי⁠כֶ֑ם</w:t>
       </w:r>
     </w:p>
     <w:p>
@@ -12402,7 +12402,7 @@
         <w:rPr>
           <w:lang w:val="ar_AE" w:bidi="ar_AE"/>
         </w:rPr>
-        <w:t>וְ⁠נָשָׂ֥א אֶתְ⁠כֶ֖ם אֵלָֽי⁠ו</w:t>
+        <w:t>וְ⁠נָשָׂ֥א אֶתְ⁠כֶ֖ם אֵלָֽי⁠ו</w:t>
       </w:r>
     </w:p>
     <w:p>
@@ -12524,7 +12524,7 @@
         <w:rPr>
           <w:lang w:val="ar_AE" w:bidi="ar_AE"/>
         </w:rPr>
-        <w:t>שִׁלַּ֣חְתִּי אֲלֵי⁠כֶ֔ם אֵ֖ת הַ⁠מִּצְוָ֣ה הַ⁠זֹּ֑את</w:t>
+        <w:t>שִׁלַּ֣חְתִּי אֲלֵי⁠כֶ֔ם אֵ֖ת הַ⁠מִּצְוָ֣ה הַ⁠זֹּ֑את</w:t>
       </w:r>
     </w:p>
     <w:p>
@@ -12672,7 +12672,7 @@
         <w:rPr>
           <w:lang w:val="ar_AE" w:bidi="ar_AE"/>
         </w:rPr>
-        <w:t>לִֽ⁠הְי֤וֹת בְּרִיתִ⁠י֙ אֶת־לֵוִ֔י</w:t>
+        <w:t>לִֽ⁠הְי֤וֹת בְּרִיתִ⁠י֙ אֶת־לֵוִ֔י</w:t>
       </w:r>
     </w:p>
     <w:p>
@@ -12973,7 +12973,7 @@
         <w:rPr>
           <w:lang w:val="ar_AE" w:bidi="ar_AE"/>
         </w:rPr>
-        <w:t>בְּרִיתִ֣⁠י ׀ הָיְתָ֣ה אִתּ֗⁠וֹ הַֽ⁠חַיִּים֙ וְ⁠הַ֨⁠שָּׁל֔וֹם</w:t>
+        <w:t>בְּרִיתִ֣⁠י ׀ הָיְתָ֣ה אִתּ֗⁠וֹ הַֽ⁠חַיִּים֙ וְ⁠הַ֨⁠שָּׁל֔וֹם</w:t>
       </w:r>
     </w:p>
     <w:p>
@@ -13121,7 +13121,7 @@
         <w:rPr>
           <w:lang w:val="ar_AE" w:bidi="ar_AE"/>
         </w:rPr>
-        <w:t>הָיְתָ֣ה אִתּ֗⁠וֹ &amp; ל֥⁠וֹ &amp; וַ⁠יִּֽירָאֵ֑⁠נִי &amp; נִחַ֥ת הֽוּא</w:t>
+        <w:t>הָיְתָ֣ה אִתּ֗⁠וֹ &amp; ל֥⁠וֹ &amp; וַ⁠יִּֽירָאֵ֑⁠נִי &amp; נִחַ֥ת הֽוּא</w:t>
       </w:r>
     </w:p>
     <w:p>
@@ -13285,7 +13285,7 @@
         <w:rPr>
           <w:lang w:val="ar_AE" w:bidi="ar_AE"/>
         </w:rPr>
-        <w:t>וַ⁠יִּֽירָאֵ֑⁠נִי וּ⁠מִ⁠פְּנֵ֥י שְׁמִ֖⁠י נִחַ֥ת הֽוּא</w:t>
+        <w:t>וַ⁠יִּֽירָאֵ֑⁠נִי וּ⁠מִ⁠פְּנֵ֥י שְׁמִ֖⁠י נִחַ֥ת הֽוּא</w:t>
       </w:r>
     </w:p>
     <w:p>
@@ -13407,7 +13407,7 @@
         <w:rPr>
           <w:lang w:val="ar_AE" w:bidi="ar_AE"/>
         </w:rPr>
-        <w:t>שְׁמִ֖⁠י</w:t>
+        <w:t>שְׁמִ֖⁠י</w:t>
       </w:r>
     </w:p>
     <w:p>
@@ -13542,7 +13542,7 @@
         <w:rPr>
           <w:lang w:val="ar_AE" w:bidi="ar_AE"/>
         </w:rPr>
-        <w:t>בְּ⁠פִ֔י⁠הוּ &amp; בִ⁠שְׂפָתָ֑י⁠ו &amp; הָלַ֣ךְ &amp; הֵשִׁ֥יב</w:t>
+        <w:t>בְּ⁠פִ֔י⁠הוּ &amp; בִ⁠שְׂפָתָ֑י⁠ו &amp; הָלַ֣ךְ &amp; הֵשִׁ֥יב</w:t>
       </w:r>
     </w:p>
     <w:p>
@@ -13706,7 +13706,7 @@
         <w:rPr>
           <w:lang w:val="ar_AE" w:bidi="ar_AE"/>
         </w:rPr>
-        <w:t>תּוֹרַ֤ת אֱמֶת֙ הָיְתָ֣ה בְּ⁠פִ֔י⁠הוּ</w:t>
+        <w:t>תּוֹרַ֤ת אֱמֶת֙ הָיְתָ֣ה בְּ⁠פִ֔י⁠הוּ</w:t>
       </w:r>
     </w:p>
     <w:p>
@@ -13841,7 +13841,7 @@
         <w:rPr>
           <w:lang w:val="ar_AE" w:bidi="ar_AE"/>
         </w:rPr>
-        <w:t>תּוֹרַ֤ת אֱמֶת֙ הָיְתָ֣ה בְּ⁠פִ֔י⁠הוּ</w:t>
+        <w:t>תּוֹרַ֤ת אֱמֶת֙ הָיְתָ֣ה בְּ⁠פִ֔י⁠הוּ</w:t>
       </w:r>
     </w:p>
     <w:p>
@@ -13962,7 +13962,7 @@
         <w:rPr>
           <w:lang w:val="ar_AE" w:bidi="ar_AE"/>
         </w:rPr>
-        <w:t>וְ⁠עַוְלָ֖ה לֹא־נִמְצָ֣א בִ⁠שְׂפָתָ֑י⁠ו</w:t>
+        <w:t>וְ⁠עַוְלָ֖ה לֹא־נִמְצָ֣א בִ⁠שְׂפָתָ֑י⁠ו</w:t>
       </w:r>
     </w:p>
     <w:p>
@@ -14097,7 +14097,7 @@
         <w:rPr>
           <w:lang w:val="ar_AE" w:bidi="ar_AE"/>
         </w:rPr>
-        <w:t>וְ⁠עַוְלָ֖ה לֹא־נִמְצָ֣א בִ⁠שְׂפָתָ֑י⁠ו</w:t>
+        <w:t>וְ⁠עַוְלָ֖ה לֹא־נִמְצָ֣א בִ⁠שְׂפָתָ֑י⁠ו</w:t>
       </w:r>
     </w:p>
     <w:p>
@@ -14218,7 +14218,7 @@
         <w:rPr>
           <w:lang w:val="ar_AE" w:bidi="ar_AE"/>
         </w:rPr>
-        <w:t>וְ⁠עַוְלָ֖ה לֹא־נִמְצָ֣א בִ⁠שְׂפָתָ֑י⁠ו</w:t>
+        <w:t>וְ⁠עַוְלָ֖ה לֹא־נִמְצָ֣א בִ⁠שְׂפָתָ֑י⁠ו</w:t>
       </w:r>
     </w:p>
     <w:p>
@@ -14339,7 +14339,7 @@
         <w:rPr>
           <w:lang w:val="ar_AE" w:bidi="ar_AE"/>
         </w:rPr>
-        <w:t>בְּ⁠שָׁל֤וֹם וּ⁠בְ⁠מִישׁוֹר֙</w:t>
+        <w:t>בְּ⁠שָׁל֤וֹם וּ⁠בְ⁠מִישׁוֹר֙</w:t>
       </w:r>
     </w:p>
     <w:p>
@@ -14487,7 +14487,7 @@
         <w:rPr>
           <w:lang w:val="ar_AE" w:bidi="ar_AE"/>
         </w:rPr>
-        <w:t>הָלַ֣ךְ אִתִּ֔⁠י</w:t>
+        <w:t>הָלַ֣ךְ אִתִּ֔⁠י</w:t>
       </w:r>
     </w:p>
     <w:p>
@@ -14622,7 +14622,7 @@
         <w:rPr>
           <w:lang w:val="ar_AE" w:bidi="ar_AE"/>
         </w:rPr>
-        <w:t>וְ⁠רַבִּ֖ים הֵשִׁ֥יב מֵ⁠עָוֺֽן</w:t>
+        <w:t>וְ⁠רַבִּ֖ים הֵשִׁ֥יב מֵ⁠עָוֺֽן</w:t>
       </w:r>
     </w:p>
     <w:p>
@@ -14898,7 +14898,7 @@
         <w:rPr>
           <w:lang w:val="ar_AE" w:bidi="ar_AE"/>
         </w:rPr>
-        <w:t>שִׂפְתֵ֤י כֹהֵן֙ יִשְׁמְרוּ־דַ֔עַת</w:t>
+        <w:t>שִׂפְתֵ֤י כֹהֵן֙ יִשְׁמְרוּ־דַ֔עַת</w:t>
       </w:r>
     </w:p>
     <w:p>
@@ -15033,7 +15033,7 @@
         <w:rPr>
           <w:lang w:val="ar_AE" w:bidi="ar_AE"/>
         </w:rPr>
-        <w:t>יִשְׁמְרוּ־דַ֔עַת</w:t>
+        <w:t>יִשְׁמְרוּ־דַ֔עַת</w:t>
       </w:r>
     </w:p>
     <w:p>
@@ -15181,7 +15181,7 @@
         <w:rPr>
           <w:lang w:val="ar_AE" w:bidi="ar_AE"/>
         </w:rPr>
-        <w:t>יִשְׁמְרוּ־דַ֔עַת</w:t>
+        <w:t>יִשְׁמְרוּ־דַ֔עַת</w:t>
       </w:r>
     </w:p>
     <w:p>
@@ -15559,7 +15559,7 @@
         <w:rPr>
           <w:lang w:val="ar_AE" w:bidi="ar_AE"/>
         </w:rPr>
-        <w:t>מִ⁠פִּ֑י⁠הוּ</w:t>
+        <w:t>מִ⁠פִּ֑י⁠הוּ</w:t>
       </w:r>
     </w:p>
     <w:p>
@@ -15816,7 +15816,7 @@
         <w:rPr>
           <w:lang w:val="ar_AE" w:bidi="ar_AE"/>
         </w:rPr>
-        <w:t>וְ⁠אַתֶּם֙ סַרְתֶּ֣ם מִן־הַ⁠דֶּ֔רֶךְ</w:t>
+        <w:t>וְ⁠אַתֶּם֙ סַרְתֶּ֣ם מִן־הַ⁠דֶּ֔רֶךְ</w:t>
       </w:r>
     </w:p>
     <w:p>
@@ -15956,7 +15956,7 @@
         <w:rPr>
           <w:lang w:val="ar_AE" w:bidi="ar_AE"/>
         </w:rPr>
-        <w:t>הִכְשַׁלְתֶּ֥ם רַבִּ֖ים</w:t>
+        <w:t>הִכְשַׁלְתֶּ֥ם רַבִּ֖ים</w:t>
       </w:r>
     </w:p>
     <w:p>
@@ -16091,7 +16091,7 @@
         <w:rPr>
           <w:lang w:val="ar_AE" w:bidi="ar_AE"/>
         </w:rPr>
-        <w:t>בַּ⁠תּוֹרָ֑ה</w:t>
+        <w:t>בַּ⁠תּוֹרָ֑ה</w:t>
       </w:r>
     </w:p>
     <w:p>
@@ -16226,7 +16226,7 @@
         <w:rPr>
           <w:lang w:val="ar_AE" w:bidi="ar_AE"/>
         </w:rPr>
-        <w:t>שִֽׁחַתֶּם֙</w:t>
+        <w:t>שִֽׁחַתֶּם֙</w:t>
       </w:r>
     </w:p>
     <w:p>
@@ -16392,7 +16392,7 @@
         <w:rPr>
           <w:lang w:val="ar_AE" w:bidi="ar_AE"/>
         </w:rPr>
-        <w:t>הַ⁠לֵּוִ֔י</w:t>
+        <w:t>הַ⁠לֵּוִ֔י</w:t>
       </w:r>
     </w:p>
     <w:p>
@@ -16532,7 +16532,7 @@
         <w:rPr>
           <w:lang w:val="ar_AE" w:bidi="ar_AE"/>
         </w:rPr>
-        <w:t>וְ⁠נֹשְׂאִ֥ים פָּנִ֖ים</w:t>
+        <w:t>וְ⁠נֹשְׂאִ֥ים פָּנִ֖ים</w:t>
       </w:r>
     </w:p>
     <w:p>
@@ -16672,7 +16672,7 @@
         <w:rPr>
           <w:lang w:val="ar_AE" w:bidi="ar_AE"/>
         </w:rPr>
-        <w:t>בַּ⁠תּוֹרָֽה</w:t>
+        <w:t>בַּ⁠תּוֹרָֽה</w:t>
       </w:r>
     </w:p>
     <w:p>
@@ -16807,7 +16807,7 @@
         <w:rPr>
           <w:lang w:val="ar_AE" w:bidi="ar_AE"/>
         </w:rPr>
-        <w:t>הֲ⁠ל֨וֹא אָ֤ב אֶחָד֙ לְ⁠כֻלָּ֔⁠נוּ הֲ⁠ל֛וֹא אֵ֥ל אֶֽחָ֖ד בְּרָאָ֑⁠נוּ</w:t>
+        <w:t>הֲ⁠ל֨וֹא אָ֤ב אֶחָד֙ לְ⁠כֻלָּ֔⁠נוּ הֲ⁠ל֛וֹא אֵ֥ל אֶֽחָ֖ד בְּרָאָ֑⁠נוּ</w:t>
       </w:r>
     </w:p>
     <w:p>
@@ -16929,7 +16929,7 @@
         <w:rPr>
           <w:lang w:val="ar_AE" w:bidi="ar_AE"/>
         </w:rPr>
-        <w:t>הֲ⁠ל֨וֹא אָ֤ב אֶחָד֙ לְ⁠כֻלָּ֔⁠נוּ הֲ⁠ל֛וֹא אֵ֥ל אֶֽחָ֖ד בְּרָאָ֑⁠נוּ</w:t>
+        <w:t>הֲ⁠ל֨וֹא אָ֤ב אֶחָד֙ לְ⁠כֻלָּ֔⁠נוּ הֲ⁠ל֛וֹא אֵ֥ל אֶֽחָ֖ד בְּרָאָ֑⁠נוּ</w:t>
       </w:r>
     </w:p>
     <w:p>
@@ -17037,7 +17037,7 @@
         <w:rPr>
           <w:lang w:val="ar_AE" w:bidi="ar_AE"/>
         </w:rPr>
-        <w:t>מַדּ֗וּעַ נִבְגַּד֙ אִ֣ישׁ בְּ⁠אָחִ֔י⁠ו לְ⁠חַלֵּ֖ל בְּרִ֥ית אֲבֹתֵֽי⁠נוּ</w:t>
+        <w:t>מַדּ֗וּעַ נִבְגַּד֙ אִ֣ישׁ בְּ⁠אָחִ֔י⁠ו לְ⁠חַלֵּ֖ל בְּרִ֥ית אֲבֹתֵֽי⁠נוּ</w:t>
       </w:r>
     </w:p>
     <w:p>
@@ -17159,7 +17159,7 @@
         <w:rPr>
           <w:lang w:val="ar_AE" w:bidi="ar_AE"/>
         </w:rPr>
-        <w:t>אִ֣ישׁ בְּ⁠אָחִ֔י⁠ו</w:t>
+        <w:t>אִ֣ישׁ בְּ⁠אָחִ֔י⁠ו</w:t>
       </w:r>
     </w:p>
     <w:p>
@@ -17416,7 +17416,7 @@
         <w:rPr>
           <w:lang w:val="ar_AE" w:bidi="ar_AE"/>
         </w:rPr>
-        <w:t>בָּגְדָ֣ה יְהוּדָ֔ה וְ⁠תוֹעֵבָ֛ה נֶעֶשְׂתָ֥ה בְ⁠יִשְׂרָאֵ֖ל וּ⁠בִ⁠ירֽוּשָׁלִָ֑ם</w:t>
+        <w:t>בָּגְדָ֣ה יְהוּדָ֔ה וְ⁠תוֹעֵבָ֛ה נֶעֶשְׂתָ֥ה בְ⁠יִשְׂרָאֵ֖ל וּ⁠בִ⁠ירֽוּשָׁלִָ֑ם</w:t>
       </w:r>
     </w:p>
     <w:p>
@@ -17538,7 +17538,7 @@
         <w:rPr>
           <w:lang w:val="ar_AE" w:bidi="ar_AE"/>
         </w:rPr>
-        <w:t>בָּגְדָ֣ה יְהוּדָ֔ה &amp; חִלֵּ֣ל יְהוּדָ֗ה</w:t>
+        <w:t>בָּגְדָ֣ה יְהוּדָ֔ה &amp; חִלֵּ֣ל יְהוּדָ֗ה</w:t>
       </w:r>
     </w:p>
     <w:p>
@@ -17674,7 +17674,7 @@
         <w:rPr>
           <w:lang w:val="ar_AE" w:bidi="ar_AE"/>
         </w:rPr>
-        <w:t>וְ⁠תוֹעֵבָ֛ה נֶעֶשְׂתָ֥ה בְ⁠יִשְׂרָאֵ֖ל וּ⁠בִ⁠ירֽוּשָׁלִָ֑ם</w:t>
+        <w:t>וְ⁠תוֹעֵבָ֛ה נֶעֶשְׂתָ֥ה בְ⁠יִשְׂרָאֵ֖ל וּ⁠בִ⁠ירֽוּשָׁלִָ֑ם</w:t>
       </w:r>
     </w:p>
     <w:p>
@@ -17796,7 +17796,7 @@
         <w:rPr>
           <w:lang w:val="ar_AE" w:bidi="ar_AE"/>
         </w:rPr>
-        <w:t>וּ⁠בָעַ֖ל בַּת־אֵ֥ל נֵכָֽר</w:t>
+        <w:t>וּ⁠בָעַ֖ל בַּת־אֵ֥ל נֵכָֽר</w:t>
       </w:r>
     </w:p>
     <w:p>
@@ -18618,7 +18618,7 @@
         <w:rPr>
           <w:lang w:val="ar_AE" w:bidi="ar_AE"/>
         </w:rPr>
-        <w:t>כַּסּ֤וֹת דִּמְעָה֙ אֶת־מִזְבַּ֣ח יְהוָ֔ה</w:t>
+        <w:t>כַּסּ֤וֹת דִּמְעָה֙ אֶת־מִזְבַּ֣ח יְהוָ֔ה</w:t>
       </w:r>
     </w:p>
     <w:p>
@@ -18740,7 +18740,7 @@
         <w:rPr>
           <w:lang w:val="ar_AE" w:bidi="ar_AE"/>
         </w:rPr>
-        <w:t>פְּנוֹת֙ אֶל־הַ⁠מִּנְחָ֔ה וְ⁠לָ⁠קַ֥חַת רָצ֖וֹן מִ⁠יֶּדְ⁠כֶֽם</w:t>
+        <w:t>פְּנוֹת֙ אֶל־הַ⁠מִּנְחָ֔ה וְ⁠לָ⁠קַ֥חַת רָצ֖וֹן מִ⁠יֶּדְ⁠כֶֽם</w:t>
       </w:r>
     </w:p>
     <w:p>
@@ -18862,7 +18862,7 @@
         <w:rPr>
           <w:lang w:val="ar_AE" w:bidi="ar_AE"/>
         </w:rPr>
-        <w:t>פְּנוֹת֙ אֶל־הַ⁠מִּנְחָ֔ה</w:t>
+        <w:t>פְּנוֹת֙ אֶל־הַ⁠מִּנְחָ֔ה</w:t>
       </w:r>
     </w:p>
     <w:p>
@@ -18997,7 +18997,7 @@
         <w:rPr>
           <w:lang w:val="ar_AE" w:bidi="ar_AE"/>
         </w:rPr>
-        <w:t>מִ⁠יֶּדְ⁠כֶֽם</w:t>
+        <w:t>מִ⁠יֶּדְ⁠כֶֽם</w:t>
       </w:r>
     </w:p>
     <w:p>
@@ -19132,7 +19132,7 @@
         <w:rPr>
           <w:lang w:val="ar_AE" w:bidi="ar_AE"/>
         </w:rPr>
-        <w:t>יְהוָה֩ הֵעִ֨יד בֵּינְ⁠ךָ֜ וּ⁠בֵ֣ין ׀ אֵ֣שֶׁת נְעוּרֶ֗י⁠ךָ</w:t>
+        <w:t>יְהוָה֩ הֵעִ֨יד בֵּינְ⁠ךָ֜ וּ⁠בֵ֣ין ׀ אֵ֣שֶׁת נְעוּרֶ֗י⁠ךָ</w:t>
       </w:r>
     </w:p>
     <w:p>
@@ -19254,7 +19254,7 @@
         <w:rPr>
           <w:lang w:val="ar_AE" w:bidi="ar_AE"/>
         </w:rPr>
-        <w:t>בֵּינְ⁠ךָ֜ &amp; נְעוּרֶ֗י⁠ךָ &amp; אַתָּה֙ בָּגַ֣דְתָּה &amp; חֲבֶרְתְּ⁠ךָ֖ &amp; בְּרִיתֶֽ⁠ךָ</w:t>
+        <w:t>בֵּינְ⁠ךָ֜ &amp; נְעוּרֶ֗י⁠ךָ &amp; אַתָּה֙ בָּגַ֣דְתָּה &amp; חֲבֶרְתְּ⁠ךָ֖ &amp; בְּרִיתֶֽ⁠ךָ</w:t>
       </w:r>
     </w:p>
     <w:p>
@@ -19432,7 +19432,7 @@
         <w:rPr>
           <w:lang w:val="ar_AE" w:bidi="ar_AE"/>
         </w:rPr>
-        <w:t>אֵ֣שֶׁת נְעוּרֶ֗י⁠ךָ</w:t>
+        <w:t>אֵ֣שֶׁת נְעוּרֶ֗י⁠ךָ</w:t>
       </w:r>
     </w:p>
     <w:p>
@@ -19554,7 +19554,7 @@
         <w:rPr>
           <w:lang w:val="ar_AE" w:bidi="ar_AE"/>
         </w:rPr>
-        <w:t>וְ⁠לֹא־אֶחָ֣ד עָשָׂ֗ה וּ⁠שְׁאָ֥ר ר֨וּחַ֙ ל֔⁠וֹ</w:t>
+        <w:t>וְ⁠לֹא־אֶחָ֣ד עָשָׂ֗ה וּ⁠שְׁאָ֥ר ר֨וּחַ֙ ל֔⁠וֹ</w:t>
       </w:r>
     </w:p>
     <w:p>
@@ -19676,7 +19676,7 @@
         <w:rPr>
           <w:lang w:val="ar_AE" w:bidi="ar_AE"/>
         </w:rPr>
-        <w:t>וּ⁠שְׁאָ֥ר ר֨וּחַ֙ ל֔⁠וֹ</w:t>
+        <w:t>וּ⁠שְׁאָ֥ר ר֨וּחַ֙ ל֔⁠וֹ</w:t>
       </w:r>
     </w:p>
     <w:p>
@@ -19824,7 +19824,7 @@
         <w:rPr>
           <w:lang w:val="ar_AE" w:bidi="ar_AE"/>
         </w:rPr>
-        <w:t>וּ⁠מָה֙ הָֽ⁠אֶחָ֔ד מְבַקֵּ֖שׁ זֶ֣רַע אֱלֹהִ֑ים</w:t>
+        <w:t>וּ⁠מָה֙ הָֽ⁠אֶחָ֔ד מְבַקֵּ֖שׁ זֶ֣רַע אֱלֹהִ֑ים</w:t>
       </w:r>
     </w:p>
     <w:p>
@@ -20081,7 +20081,7 @@
         <w:rPr>
           <w:lang w:val="ar_AE" w:bidi="ar_AE"/>
         </w:rPr>
-        <w:t>וְ⁠נִשְׁמַרְתֶּם֙ בְּ⁠ר֣וּחֲ⁠כֶ֔ם</w:t>
+        <w:t>וְ⁠נִשְׁמַרְתֶּם֙ בְּ⁠ר֣וּחֲ⁠כֶ֔ם</w:t>
       </w:r>
     </w:p>
     <w:p>
@@ -20216,7 +20216,7 @@
         <w:rPr>
           <w:lang w:val="ar_AE" w:bidi="ar_AE"/>
         </w:rPr>
-        <w:t>וְ⁠כִסָּ֤ה חָמָס֙ עַל־לְבוּשׁ֔⁠וֹ</w:t>
+        <w:t>וְ⁠כִסָּ֤ה חָמָס֙ עַל־לְבוּשׁ֔⁠וֹ</w:t>
       </w:r>
     </w:p>
     <w:p>
@@ -20351,7 +20351,7 @@
         <w:rPr>
           <w:lang w:val="ar_AE" w:bidi="ar_AE"/>
         </w:rPr>
-        <w:t>וְ⁠נִשְׁמַרְתֶּ֥ם בְּ⁠רוּחֲ⁠כֶ֖ם</w:t>
+        <w:t>וְ⁠נִשְׁמַרְתֶּ֥ם בְּ⁠רוּחֲ⁠כֶ֖ם</w:t>
       </w:r>
     </w:p>
     <w:p>
@@ -20473,7 +20473,7 @@
         <w:rPr>
           <w:lang w:val="ar_AE" w:bidi="ar_AE"/>
         </w:rPr>
-        <w:t>בְּ⁠דִבְרֵי⁠כֶ֔ם</w:t>
+        <w:t>בְּ⁠דִבְרֵי⁠כֶ֔ם</w:t>
       </w:r>
     </w:p>
     <w:p>
@@ -20608,7 +20608,7 @@
         <w:rPr>
           <w:lang w:val="ar_AE" w:bidi="ar_AE"/>
         </w:rPr>
-        <w:t>עֹ֨שֵׂה רָ֜ע</w:t>
+        <w:t>עֹ֨שֵׂה רָ֜ע</w:t>
       </w:r>
     </w:p>
     <w:p>
@@ -20743,7 +20743,7 @@
         <w:rPr>
           <w:lang w:val="ar_AE" w:bidi="ar_AE"/>
         </w:rPr>
-        <w:t>בְּ⁠עֵינֵ֣י יְהוָ֗ה</w:t>
+        <w:t>בְּ⁠עֵינֵ֣י יְהוָ֗ה</w:t>
       </w:r>
     </w:p>
     <w:p>
@@ -20878,7 +20878,7 @@
         <w:rPr>
           <w:lang w:val="ar_AE" w:bidi="ar_AE"/>
         </w:rPr>
-        <w:t>אַיֵּ֖ה אֱלֹהֵ֥י הַ⁠מִּשְׁפָּֽט</w:t>
+        <w:t>אַיֵּ֖ה אֱלֹהֵ֥י הַ⁠מִּשְׁפָּֽט</w:t>
       </w:r>
     </w:p>
     <w:p>
@@ -21013,7 +21013,7 @@
         <w:rPr>
           <w:lang w:val="ar_AE" w:bidi="ar_AE"/>
         </w:rPr>
-        <w:t>אַיֵּ֖ה אֱלֹהֵ֥י הַ⁠מִּשְׁפָּֽט</w:t>
+        <w:t>אַיֵּ֖ה אֱלֹהֵ֥י הַ⁠מִּשְׁפָּֽט</w:t>
       </w:r>
     </w:p>
     <w:p>
@@ -21121,7 +21121,7 @@
         <w:rPr>
           <w:lang w:val="ar_AE" w:bidi="ar_AE"/>
         </w:rPr>
-        <w:t>הִנְ⁠נִ֤י שֹׁלֵחַ֙</w:t>
+        <w:t>הִנְ⁠נִ֤י שֹׁלֵחַ֙</w:t>
       </w:r>
     </w:p>
     <w:p>
@@ -21274,7 +21274,7 @@
         <w:rPr>
           <w:lang w:val="ar_AE" w:bidi="ar_AE"/>
         </w:rPr>
-        <w:t>וּ⁠פִנָּה־דֶ֖רֶךְ לְ⁠פָנָ֑⁠י</w:t>
+        <w:t>וּ⁠פִנָּה־דֶ֖רֶךְ לְ⁠פָנָ֑⁠י</w:t>
       </w:r>
     </w:p>
     <w:p>
@@ -21409,7 +21409,7 @@
         <w:rPr>
           <w:lang w:val="ar_AE" w:bidi="ar_AE"/>
         </w:rPr>
-        <w:t>וּ⁠פִנָּה־דֶ֖רֶךְ לְ⁠פָנָ֑⁠י</w:t>
+        <w:t>וּ⁠פִנָּה־דֶ֖רֶךְ לְ⁠פָנָ֑⁠י</w:t>
       </w:r>
     </w:p>
     <w:p>
@@ -21530,7 +21530,7 @@
         <w:rPr>
           <w:lang w:val="ar_AE" w:bidi="ar_AE"/>
         </w:rPr>
-        <w:t>הִנֵּה</w:t>
+        <w:t>הִנֵּה</w:t>
       </w:r>
     </w:p>
     <w:p>
@@ -21670,7 +21670,7 @@
         <w:rPr>
           <w:lang w:val="ar_AE" w:bidi="ar_AE"/>
         </w:rPr>
-        <w:t>וּ⁠מִ֤י מְכַלְכֵּל֙ אֶת־י֣וֹם בּוֹא֔⁠וֹ וּ⁠מִ֥י הָ⁠עֹמֵ֖ד בְּ⁠הֵרָֽאוֹת֑⁠וֹ כִּֽי־הוּא֙ כְּ⁠אֵ֣שׁ מְצָרֵ֔ף וּ⁠כְ⁠בֹרִ֖ית מְכַבְּסִֽים</w:t>
+        <w:t>וּ⁠מִ֤י מְכַלְכֵּל֙ אֶת־י֣וֹם בּוֹא֔⁠וֹ וּ⁠מִ֥י הָ⁠עֹמֵ֖ד בְּ⁠הֵרָֽאוֹת֑⁠וֹ כִּֽי־הוּא֙ כְּ⁠אֵ֣שׁ מְצָרֵ֔ף וּ⁠כְ⁠בֹרִ֖ית מְכַבְּסִֽים</w:t>
       </w:r>
     </w:p>
     <w:p>
@@ -21792,7 +21792,7 @@
         <w:rPr>
           <w:lang w:val="ar_AE" w:bidi="ar_AE"/>
         </w:rPr>
-        <w:t>וּ⁠מִ֤י מְכַלְכֵּל֙ אֶת־י֣וֹם בּוֹא֔⁠וֹ וּ⁠מִ֥י הָ⁠עֹמֵ֖ד בְּ⁠הֵרָֽאוֹת֑⁠וֹ</w:t>
+        <w:t>וּ⁠מִ֤י מְכַלְכֵּל֙ אֶת־י֣וֹם בּוֹא֔⁠וֹ וּ⁠מִ֥י הָ⁠עֹמֵ֖ד בְּ⁠הֵרָֽאוֹת֑⁠וֹ</w:t>
       </w:r>
     </w:p>
     <w:p>
@@ -21914,7 +21914,7 @@
         <w:rPr>
           <w:lang w:val="ar_AE" w:bidi="ar_AE"/>
         </w:rPr>
-        <w:t>וּ⁠מִ֤י מְכַלְכֵּל֙ אֶת־י֣וֹם בּוֹא֔⁠וֹ וּ⁠מִ֥י הָ⁠עֹמֵ֖ד בְּ⁠הֵרָֽאוֹת֑⁠וֹ</w:t>
+        <w:t>וּ⁠מִ֤י מְכַלְכֵּל֙ אֶת־י֣וֹם בּוֹא֔⁠וֹ וּ⁠מִ֥י הָ⁠עֹמֵ֖ד בְּ⁠הֵרָֽאוֹת֑⁠וֹ</w:t>
       </w:r>
     </w:p>
     <w:p>
@@ -22171,7 +22171,7 @@
         <w:rPr>
           <w:lang w:val="ar_AE" w:bidi="ar_AE"/>
         </w:rPr>
-        <w:t>הוּא֙ כְּ⁠אֵ֣שׁ מְצָרֵ֔ף וּ⁠כְ⁠בֹרִ֖ית מְכַבְּסִֽים</w:t>
+        <w:t>הוּא֙ כְּ⁠אֵ֣שׁ מְצָרֵ֔ף וּ⁠כְ⁠בֹרִ֖ית מְכַבְּסִֽים</w:t>
       </w:r>
     </w:p>
     <w:p>
@@ -22293,7 +22293,7 @@
         <w:rPr>
           <w:lang w:val="ar_AE" w:bidi="ar_AE"/>
         </w:rPr>
-        <w:t>וְ⁠יָשַׁ֨ב מְצָרֵ֤ף וּ⁠מְטַהֵר֙ כֶּ֔סֶף</w:t>
+        <w:t>וְ⁠יָשַׁ֨ב מְצָרֵ֤ף וּ⁠מְטַהֵר֙ כֶּ֔סֶף</w:t>
       </w:r>
     </w:p>
     <w:p>
@@ -22428,7 +22428,7 @@
         <w:rPr>
           <w:lang w:val="ar_AE" w:bidi="ar_AE"/>
         </w:rPr>
-        <w:t>אֶת־בְּנֵֽי־לֵוִי֙</w:t>
+        <w:t>אֶת־בְּנֵֽי־לֵוִי֙</w:t>
       </w:r>
     </w:p>
     <w:p>
@@ -22576,7 +22576,7 @@
         <w:rPr>
           <w:lang w:val="ar_AE" w:bidi="ar_AE"/>
         </w:rPr>
-        <w:t>וְ⁠זִקַּ֣ק אֹתָ֔⁠ם כַּ⁠זָּהָ֖ב וְ⁠כַ⁠כָּ֑סֶף</w:t>
+        <w:t>וְ⁠זִקַּ֣ק אֹתָ֔⁠ם כַּ⁠זָּהָ֖ב וְ⁠כַ⁠כָּ֑סֶף</w:t>
       </w:r>
     </w:p>
     <w:p>
@@ -22698,7 +22698,7 @@
         <w:rPr>
           <w:lang w:val="ar_AE" w:bidi="ar_AE"/>
         </w:rPr>
-        <w:t>מִנְחַ֥ת יְהוּדָ֖ה וִ⁠ירֽוּשָׁלִָ֑ם</w:t>
+        <w:t>מִנְחַ֥ת יְהוּדָ֖ה וִ⁠ירֽוּשָׁלִָ֑ם</w:t>
       </w:r>
     </w:p>
     <w:p>
@@ -22820,7 +22820,7 @@
         <w:rPr>
           <w:lang w:val="ar_AE" w:bidi="ar_AE"/>
         </w:rPr>
-        <w:t>כִּ⁠ימֵ֣י עוֹלָ֔ם וּ⁠כְ⁠שָׁנִ֖ים קַדְמֹנִיּֽוֹת</w:t>
+        <w:t>כִּ⁠ימֵ֣י עוֹלָ֔ם וּ⁠כְ⁠שָׁנִ֖ים קַדְמֹנִיּֽוֹת</w:t>
       </w:r>
     </w:p>
     <w:p>
@@ -22942,7 +22942,7 @@
         <w:rPr>
           <w:lang w:val="ar_AE" w:bidi="ar_AE"/>
         </w:rPr>
-        <w:t>בַּֽ⁠מְכַשְּׁפִים֙ וּ⁠בַ⁠מְנָ֣אֲפִ֔ים וּ⁠בַ⁠נִּשְׁבָּעִ֖ים לַ⁠שָּׁ֑קֶר וּ⁠בְ⁠עֹשְׁקֵ֣י שְׂכַר־שָׂ֠כִיר אַלְמָנָ֨ה וְ⁠יָת֤וֹם וּ⁠מַטֵּי־גֵר֙ וְ⁠לֹ֣א יְרֵא֔וּ⁠נִי</w:t>
+        <w:t>בַּֽ⁠מְכַשְּׁפִים֙ וּ⁠בַ⁠מְנָ֣אֲפִ֔ים וּ⁠בַ⁠נִּשְׁבָּעִ֖ים לַ⁠שָּׁ֑קֶר וּ⁠בְ⁠עֹשְׁקֵ֣י שְׂכַר־שָׂ֠כִיר אַלְמָנָ֨ה וְ⁠יָת֤וֹם וּ⁠מַטֵּי־גֵר֙ וְ⁠לֹ֣א יְרֵא֔וּ⁠נִי</w:t>
       </w:r>
     </w:p>
     <w:p>
@@ -23050,7 +23050,7 @@
         <w:rPr>
           <w:lang w:val="ar_AE" w:bidi="ar_AE"/>
         </w:rPr>
-        <w:t>לַ⁠מִּשְׁפָּט֒</w:t>
+        <w:t>לַ⁠מִּשְׁפָּט֒</w:t>
       </w:r>
     </w:p>
     <w:p>
@@ -23185,7 +23185,7 @@
         <w:rPr>
           <w:lang w:val="ar_AE" w:bidi="ar_AE"/>
         </w:rPr>
-        <w:t>וְ⁠הָיִ֣יתִי ׀ עֵ֣ד מְמַהֵ֗ר בַּֽ⁠מְכַשְּׁפִים֙ וּ⁠בַ⁠מְנָ֣אֲפִ֔ים וּ⁠בַ⁠נִּשְׁבָּעִ֖ים לַ⁠שָּׁ֑קֶר וּ⁠בְ⁠עֹשְׁקֵ֣י שְׂכַר־שָׂ֠כִיר אַלְמָנָ֨ה וְ⁠יָת֤וֹם וּ⁠מַטֵּי־גֵר֙</w:t>
+        <w:t>וְ⁠הָיִ֣יתִי ׀ עֵ֣ד מְמַהֵ֗ר בַּֽ⁠מְכַשְּׁפִים֙ וּ⁠בַ⁠מְנָ֣אֲפִ֔ים וּ⁠בַ⁠נִּשְׁבָּעִ֖ים לַ⁠שָּׁ֑קֶר וּ⁠בְ⁠עֹשְׁקֵ֣י שְׂכַר־שָׂ֠כִיר אַלְמָנָ֨ה וְ⁠יָת֤וֹם וּ⁠מַטֵּי־גֵר֙</w:t>
       </w:r>
     </w:p>
     <w:p>
@@ -23306,7 +23306,7 @@
         <w:rPr>
           <w:lang w:val="ar_AE" w:bidi="ar_AE"/>
         </w:rPr>
-        <w:t>וּ⁠בְ⁠עֹשְׁקֵ֣י שְׂכַר</w:t>
+        <w:t>וּ⁠בְ⁠עֹשְׁקֵ֣י שְׂכַר</w:t>
       </w:r>
     </w:p>
     <w:p>
@@ -23441,7 +23441,7 @@
         <w:rPr>
           <w:lang w:val="ar_AE" w:bidi="ar_AE"/>
         </w:rPr>
-        <w:t>שָׂ֠כִיר אַלְמָנָ֨ה וְ⁠יָת֤וֹם &amp; גֵר֙</w:t>
+        <w:t>שָׂ֠כִיר אַלְמָנָ֨ה וְ⁠יָת֤וֹם &amp; גֵר֙</w:t>
       </w:r>
     </w:p>
     <w:p>
@@ -23629,7 +23629,7 @@
         <w:rPr>
           <w:lang w:val="ar_AE" w:bidi="ar_AE"/>
         </w:rPr>
-        <w:t>וּ⁠מַטֵּי־גֵר֙</w:t>
+        <w:t>וּ⁠מַטֵּי־גֵר֙</w:t>
       </w:r>
     </w:p>
     <w:p>
@@ -23751,7 +23751,7 @@
         <w:rPr>
           <w:lang w:val="ar_AE" w:bidi="ar_AE"/>
         </w:rPr>
-        <w:t>כִּ֛י אֲנִ֥י יְהוָ֖ה לֹ֣א שָׁנִ֑יתִי וְ⁠אַתֶּ֥ם בְּנֵֽי־יַעֲקֹ֖ב לֹ֥א כְלִיתֶֽם</w:t>
+        <w:t>כִּ֛י אֲנִ֥י יְהוָ֖ה לֹ֣א שָׁנִ֑יתִי וְ⁠אַתֶּ֥ם בְּנֵֽי־יַעֲקֹ֖ב לֹ֥א כְלִיתֶֽם</w:t>
       </w:r>
     </w:p>
     <w:p>
@@ -23899,7 +23899,7 @@
         <w:rPr>
           <w:lang w:val="ar_AE" w:bidi="ar_AE"/>
         </w:rPr>
-        <w:t>לֹ֣א שָׁנִ֑יתִי</w:t>
+        <w:t>לֹ֣א שָׁנִ֑יתִי</w:t>
       </w:r>
     </w:p>
     <w:p>
@@ -24034,7 +24034,7 @@
         <w:rPr>
           <w:lang w:val="ar_AE" w:bidi="ar_AE"/>
         </w:rPr>
-        <w:t>בְּנֵֽי־יַעֲקֹ֖ב</w:t>
+        <w:t>בְּנֵֽי־יַעֲקֹ֖ב</w:t>
       </w:r>
     </w:p>
     <w:p>
@@ -24309,7 +24309,7 @@
         <w:rPr>
           <w:lang w:val="ar_AE" w:bidi="ar_AE"/>
         </w:rPr>
-        <w:t>סַרְתֶּ֤ם מֵֽ⁠חֻקַּ⁠י֙ וְ⁠לֹ֣א שְׁמַרְתֶּ֔ם</w:t>
+        <w:t>סַרְתֶּ֤ם מֵֽ⁠חֻקַּ⁠י֙ וְ⁠לֹ֣א שְׁמַרְתֶּ֔ם</w:t>
       </w:r>
     </w:p>
     <w:p>
@@ -24431,7 +24431,7 @@
         <w:rPr>
           <w:lang w:val="ar_AE" w:bidi="ar_AE"/>
         </w:rPr>
-        <w:t>סַרְתֶּ֤ם מֵֽ⁠חֻקַּ⁠י֙</w:t>
+        <w:t>סַרְתֶּ֤ם מֵֽ⁠חֻקַּ⁠י֙</w:t>
       </w:r>
     </w:p>
     <w:p>
@@ -24552,7 +24552,7 @@
         <w:rPr>
           <w:lang w:val="ar_AE" w:bidi="ar_AE"/>
         </w:rPr>
-        <w:t>וַ⁠אֲמַרְתֶּ֖ם בַּ⁠מֶּ֥ה נָשֽׁוּב</w:t>
+        <w:t>וַ⁠אֲמַרְתֶּ֖ם בַּ⁠מֶּ֥ה נָשֽׁוּב</w:t>
       </w:r>
     </w:p>
     <w:p>
@@ -24674,7 +24674,7 @@
         <w:rPr>
           <w:lang w:val="ar_AE" w:bidi="ar_AE"/>
         </w:rPr>
-        <w:t>הֲ⁠יִקְבַּ֨ע אָדָ֜ם אֱלֹהִ֗ים כִּ֤י אַתֶּם֙ קֹבְעִ֣ים אֹתִ֔⁠י</w:t>
+        <w:t>הֲ⁠יִקְבַּ֨ע אָדָ֜ם אֱלֹהִ֗ים כִּ֤י אַתֶּם֙ קֹבְעִ֣ים אֹתִ֔⁠י</w:t>
       </w:r>
     </w:p>
     <w:p>
@@ -24827,7 +24827,7 @@
         <w:rPr>
           <w:lang w:val="ar_AE" w:bidi="ar_AE"/>
         </w:rPr>
-        <w:t>וַ⁠אֲמַרְתֶּ֖ם בַּ⁠מֶּ֣ה קְבַעֲנ֑וּ⁠ךָ</w:t>
+        <w:t>וַ⁠אֲמַרְתֶּ֖ם בַּ⁠מֶּ֣ה קְבַעֲנ֑וּ⁠ךָ</w:t>
       </w:r>
     </w:p>
     <w:p>
@@ -24949,7 +24949,7 @@
         <w:rPr>
           <w:lang w:val="ar_AE" w:bidi="ar_AE"/>
         </w:rPr>
-        <w:t>הַֽ⁠מַּעֲשֵׂ֖ר וְ⁠הַ⁠תְּרוּמָֽה</w:t>
+        <w:t>הַֽ⁠מַּעֲשֵׂ֖ר וְ⁠הַ⁠תְּרוּמָֽה</w:t>
       </w:r>
     </w:p>
     <w:p>
@@ -25071,7 +25071,7 @@
         <w:rPr>
           <w:lang w:val="ar_AE" w:bidi="ar_AE"/>
         </w:rPr>
-        <w:t>בַּ⁠מְּאֵרָה֙ אַתֶּ֣ם נֵֽאָרִ֔ים וְ⁠אֹתִ֖⁠י אַתֶּ֣ם קֹבְעִ֑ים</w:t>
+        <w:t>בַּ⁠מְּאֵרָה֙ אַתֶּ֣ם נֵֽאָרִ֔ים וְ⁠אֹתִ֖⁠י אַתֶּ֣ם קֹבְעִ֑ים</w:t>
       </w:r>
     </w:p>
     <w:p>
@@ -25193,7 +25193,7 @@
         <w:rPr>
           <w:lang w:val="ar_AE" w:bidi="ar_AE"/>
         </w:rPr>
-        <w:t>בַּ⁠מְּאֵרָה֙ אַתֶּ֣ם נֵֽאָרִ֔ים</w:t>
+        <w:t>בַּ⁠מְּאֵרָה֙ אַתֶּ֣ם נֵֽאָרִ֔ים</w:t>
       </w:r>
     </w:p>
     <w:p>
@@ -25315,7 +25315,7 @@
         <w:rPr>
           <w:lang w:val="ar_AE" w:bidi="ar_AE"/>
         </w:rPr>
-        <w:t>בַּ⁠מְּאֵרָה֙ אַתֶּ֣ם נֵֽאָרִ֔ים</w:t>
+        <w:t>בַּ⁠מְּאֵרָה֙ אַתֶּ֣ם נֵֽאָרִ֔ים</w:t>
       </w:r>
     </w:p>
     <w:p>
@@ -25423,7 +25423,7 @@
         <w:rPr>
           <w:lang w:val="ar_AE" w:bidi="ar_AE"/>
         </w:rPr>
-        <w:t>הַ⁠גּ֖וֹי כֻּלּֽ⁠וֹ</w:t>
+        <w:t>הַ⁠גּ֖וֹי כֻּלּֽ⁠וֹ</w:t>
       </w:r>
     </w:p>
     <w:p>
@@ -25558,7 +25558,7 @@
         <w:rPr>
           <w:lang w:val="ar_AE" w:bidi="ar_AE"/>
         </w:rPr>
-        <w:t>בֵּ֣ית הָ⁠אוֹצָ֗ר</w:t>
+        <w:t>בֵּ֣ית הָ⁠אוֹצָ֗ר</w:t>
       </w:r>
     </w:p>
     <w:p>
@@ -25693,7 +25693,7 @@
         <w:rPr>
           <w:lang w:val="ar_AE" w:bidi="ar_AE"/>
         </w:rPr>
-        <w:t>טֶ֨רֶף֙ בְּ⁠בֵיתִ֔⁠י</w:t>
+        <w:t>טֶ֨רֶף֙ בְּ⁠בֵיתִ֔⁠י</w:t>
       </w:r>
     </w:p>
     <w:p>
@@ -25828,7 +25828,7 @@
         <w:rPr>
           <w:lang w:val="ar_AE" w:bidi="ar_AE"/>
         </w:rPr>
-        <w:t>אִם־לֹ֧א אֶפְתַּ֣ח לָ⁠כֶ֗ם אֵ֚ת אֲרֻבּ֣וֹת הַ⁠שָּׁמַ֔יִם וַ⁠הֲרִיקֹתִ֥י לָ⁠כֶ֛ם בְּרָכָ֖ה</w:t>
+        <w:t>אִם־לֹ֧א אֶפְתַּ֣ח לָ⁠כֶ֗ם אֵ֚ת אֲרֻבּ֣וֹת הַ⁠שָּׁמַ֔יִם וַ⁠הֲרִיקֹתִ֥י לָ⁠כֶ֛ם בְּרָכָ֖ה</w:t>
       </w:r>
     </w:p>
     <w:p>
@@ -25950,7 +25950,7 @@
         <w:rPr>
           <w:lang w:val="ar_AE" w:bidi="ar_AE"/>
         </w:rPr>
-        <w:t>בְּרָכָ֖ה</w:t>
+        <w:t>בְּרָכָ֖ה</w:t>
       </w:r>
     </w:p>
     <w:p>
@@ -26085,7 +26085,7 @@
         <w:rPr>
           <w:lang w:val="ar_AE" w:bidi="ar_AE"/>
         </w:rPr>
-        <w:t>עַד־בְּלִי־דָֽי</w:t>
+        <w:t>עַד־בְּלִי־דָֽי</w:t>
       </w:r>
     </w:p>
     <w:p>
@@ -26220,7 +26220,7 @@
         <w:rPr>
           <w:lang w:val="ar_AE" w:bidi="ar_AE"/>
         </w:rPr>
-        <w:t>וְ⁠גָעַרְתִּ֤י לָ⁠כֶם֙ בָּֽ⁠אֹכֵ֔ל</w:t>
+        <w:t>וְ⁠גָעַרְתִּ֤י לָ⁠כֶם֙ בָּֽ⁠אֹכֵ֔ל</w:t>
       </w:r>
     </w:p>
     <w:p>
@@ -26355,7 +26355,7 @@
         <w:rPr>
           <w:lang w:val="ar_AE" w:bidi="ar_AE"/>
         </w:rPr>
-        <w:t>וְ⁠גָעַרְתִּ֤י לָ⁠כֶם֙ בָּֽ⁠אֹכֵ֔ל</w:t>
+        <w:t>וְ⁠גָעַרְתִּ֤י לָ⁠כֶם֙ בָּֽ⁠אֹכֵ֔ל</w:t>
       </w:r>
     </w:p>
     <w:p>
@@ -26476,7 +26476,7 @@
         <w:rPr>
           <w:lang w:val="ar_AE" w:bidi="ar_AE"/>
         </w:rPr>
-        <w:t>אֶת־פְּרִ֣י הָ⁠אֲדָמָ֑ה</w:t>
+        <w:t>אֶת־פְּרִ֣י הָ⁠אֲדָמָ֑ה</w:t>
       </w:r>
     </w:p>
     <w:p>
@@ -26611,7 +26611,7 @@
         <w:rPr>
           <w:lang w:val="ar_AE" w:bidi="ar_AE"/>
         </w:rPr>
-        <w:t>וְ⁠לֹא־תְשַׁכֵּ֨ל לָ⁠כֶ֤ם הַ⁠גֶּ֨פֶן֙ בַּ⁠שָּׂדֶ֔ה</w:t>
+        <w:t>וְ⁠לֹא־תְשַׁכֵּ֨ל לָ⁠כֶ֤ם הַ⁠גֶּ֨פֶן֙ בַּ⁠שָּׂדֶ֔ה</w:t>
       </w:r>
     </w:p>
     <w:p>
@@ -26881,7 +26881,7 @@
         <w:rPr>
           <w:lang w:val="ar_AE" w:bidi="ar_AE"/>
         </w:rPr>
-        <w:t>חָזְק֥וּ עָלַ֛⁠י דִּבְרֵי⁠כֶ֖ם</w:t>
+        <w:t>חָזְק֥וּ עָלַ֛⁠י דִּבְרֵי⁠כֶ֖ם</w:t>
       </w:r>
     </w:p>
     <w:p>
@@ -27016,7 +27016,7 @@
         <w:rPr>
           <w:lang w:val="ar_AE" w:bidi="ar_AE"/>
         </w:rPr>
-        <w:t>וַ⁠אֲמַרְתֶּ֕ם מַה־נִּדְבַּ֖רְנוּ עָלֶֽי⁠ךָ</w:t>
+        <w:t>וַ⁠אֲמַרְתֶּ֕ם מַה־נִּדְבַּ֖רְנוּ עָלֶֽי⁠ךָ</w:t>
       </w:r>
     </w:p>
     <w:p>
@@ -27138,7 +27138,7 @@
         <w:rPr>
           <w:lang w:val="ar_AE" w:bidi="ar_AE"/>
         </w:rPr>
-        <w:t>אֲמַרְתֶּ֕ם שָׁ֖וְא עֲבֹ֣ד אֱלֹהִ֑ים וּ⁠מַה־בֶּ֗צַע כִּ֤י שָׁמַ֨רְנוּ֙ מִשְׁמַרְתּ֔⁠וֹ וְ⁠כִ֤י הָלַ֨כְנוּ֙ קְדֹ֣רַנִּ֔ית מִ⁠פְּנֵ֖י יְהוָ֥ה צְבָאֽוֹת</w:t>
+        <w:t>אֲמַרְתֶּ֕ם שָׁ֖וְא עֲבֹ֣ד אֱלֹהִ֑ים וּ⁠מַה־בֶּ֗צַע כִּ֤י שָׁמַ֨רְנוּ֙ מִשְׁמַרְתּ֔⁠וֹ וְ⁠כִ֤י הָלַ֨כְנוּ֙ קְדֹ֣רַנִּ֔ית מִ⁠פְּנֵ֖י יְהוָ֥ה צְבָאֽוֹת</w:t>
       </w:r>
     </w:p>
     <w:p>
@@ -27381,7 +27381,7 @@
         <w:rPr>
           <w:lang w:val="ar_AE" w:bidi="ar_AE"/>
         </w:rPr>
-        <w:t>מִ⁠פְּנֵ֖י יְהוָ֥ה צְבָאֽוֹת</w:t>
+        <w:t>מִ⁠פְּנֵ֖י יְהוָ֥ה צְבָאֽוֹת</w:t>
       </w:r>
     </w:p>
     <w:p>
@@ -27516,7 +27516,7 @@
         <w:rPr>
           <w:lang w:val="ar_AE" w:bidi="ar_AE"/>
         </w:rPr>
-        <w:t>וְ⁠עַתָּ֕ה אֲנַ֖חְנוּ מְאַשְּׁרִ֣ים זֵדִ֑ים גַּם־נִבְנוּ֙ עֹשֵׂ֣י רִשְׁעָ֔ה גַּ֧ם בָּחֲנ֛וּ אֱלֹהִ֖ים וַ⁠יִּמָּלֵֽטוּ</w:t>
+        <w:t>וְ⁠עַתָּ֕ה אֲנַ֖חְנוּ מְאַשְּׁרִ֣ים זֵדִ֑ים גַּם־נִבְנוּ֙ עֹשֵׂ֣י רִשְׁעָ֔ה גַּ֧ם בָּחֲנ֛וּ אֱלֹהִ֖ים וַ⁠יִּמָּלֵֽטוּ</w:t>
       </w:r>
     </w:p>
     <w:p>
@@ -27638,7 +27638,7 @@
         <w:rPr>
           <w:lang w:val="ar_AE" w:bidi="ar_AE"/>
         </w:rPr>
-        <w:t>נִבְנוּ֙ עֹשֵׂ֣י רִשְׁעָ֔ה</w:t>
+        <w:t>נִבְנוּ֙ עֹשֵׂ֣י רִשְׁעָ֔ה</w:t>
       </w:r>
     </w:p>
     <w:p>
@@ -27760,7 +27760,7 @@
         <w:rPr>
           <w:lang w:val="ar_AE" w:bidi="ar_AE"/>
         </w:rPr>
-        <w:t>עֹשֵׂ֣י רִשְׁעָ֔ה</w:t>
+        <w:t>עֹשֵׂ֣י רִשְׁעָ֔ה</w:t>
       </w:r>
     </w:p>
     <w:p>
@@ -28003,7 +28003,7 @@
         <w:rPr>
           <w:lang w:val="ar_AE" w:bidi="ar_AE"/>
         </w:rPr>
-        <w:t>וַ⁠יַּקְשֵׁ֤ב יְהוָה֙ וַ⁠יִּשְׁמָ֔ע</w:t>
+        <w:t>וַ⁠יַּקְשֵׁ֤ב יְהוָה֙ וַ⁠יִּשְׁמָ֔ע</w:t>
       </w:r>
     </w:p>
     <w:p>
@@ -28125,7 +28125,7 @@
         <w:rPr>
           <w:lang w:val="ar_AE" w:bidi="ar_AE"/>
         </w:rPr>
-        <w:t>וַ֠⁠יִּכָּתֵב סֵ֣פֶר זִכָּר֤וֹן</w:t>
+        <w:t>וַ֠⁠יִּכָּתֵב סֵ֣פֶר זִכָּר֤וֹן</w:t>
       </w:r>
     </w:p>
     <w:p>
@@ -28382,7 +28382,7 @@
         <w:rPr>
           <w:lang w:val="ar_AE" w:bidi="ar_AE"/>
         </w:rPr>
-        <w:t>לְ⁠יִרְאֵ֣י יְהוָ֔ה וּ⁠לְ⁠חֹשְׁבֵ֖י שְׁמֽ⁠וֹ</w:t>
+        <w:t>לְ⁠יִרְאֵ֣י יְהוָ֔ה וּ⁠לְ⁠חֹשְׁבֵ֖י שְׁמֽ⁠וֹ</w:t>
       </w:r>
     </w:p>
     <w:p>
@@ -28504,7 +28504,7 @@
         <w:rPr>
           <w:lang w:val="ar_AE" w:bidi="ar_AE"/>
         </w:rPr>
-        <w:t>וּ⁠לְ⁠חֹשְׁבֵ֖י שְׁמֽ⁠וֹ</w:t>
+        <w:t>וּ⁠לְ⁠חֹשְׁבֵ֖י שְׁמֽ⁠וֹ</w:t>
       </w:r>
     </w:p>
     <w:p>
@@ -28639,7 +28639,7 @@
         <w:rPr>
           <w:lang w:val="ar_AE" w:bidi="ar_AE"/>
         </w:rPr>
-        <w:t>וְ⁠הָ֣יוּ לִ֗⁠י אָמַר֙ יְהוָ֣ה צְבָא֔וֹת &amp; סְגֻלָּ֑ה</w:t>
+        <w:t>וְ⁠הָ֣יוּ לִ֗⁠י אָמַר֙ יְהוָ֣ה צְבָא֔וֹת &amp; סְגֻלָּ֑ה</w:t>
       </w:r>
     </w:p>
     <w:p>
@@ -28774,7 +28774,7 @@
         <w:rPr>
           <w:lang w:val="ar_AE" w:bidi="ar_AE"/>
         </w:rPr>
-        <w:t>לַ⁠יּ֕וֹם אֲשֶׁ֥ר אֲנִ֖י עֹשֶׂ֣ה</w:t>
+        <w:t>לַ⁠יּ֕וֹם אֲשֶׁ֥ר אֲנִ֖י עֹשֶׂ֣ה</w:t>
       </w:r>
     </w:p>
     <w:p>
@@ -28922,7 +28922,7 @@
         <w:rPr>
           <w:lang w:val="ar_AE" w:bidi="ar_AE"/>
         </w:rPr>
-        <w:t>כַּֽ⁠אֲשֶׁר֙</w:t>
+        <w:t>כַּֽ⁠אֲשֶׁר֙</w:t>
       </w:r>
     </w:p>
     <w:p>
@@ -29057,7 +29057,7 @@
         <w:rPr>
           <w:lang w:val="ar_AE" w:bidi="ar_AE"/>
         </w:rPr>
-        <w:t>וְ⁠שַׁבְתֶּם֙ וּ⁠רְאִיתֶ֔ם</w:t>
+        <w:t>וְ⁠שַׁבְתֶּם֙ וּ⁠רְאִיתֶ֔ם</w:t>
       </w:r>
     </w:p>
     <w:p>
@@ -29179,7 +29179,7 @@
         <w:rPr>
           <w:lang w:val="ar_AE" w:bidi="ar_AE"/>
         </w:rPr>
-        <w:t>וְ⁠שַׁבְתֶּם֙ וּ⁠רְאִיתֶ֔ם</w:t>
+        <w:t>וְ⁠שַׁבְתֶּם֙ וּ⁠רְאִיתֶ֔ם</w:t>
       </w:r>
     </w:p>
     <w:p>
@@ -29300,7 +29300,7 @@
         <w:rPr>
           <w:lang w:val="ar_AE" w:bidi="ar_AE"/>
         </w:rPr>
-        <w:t>בֵּ֥ין צַדִּ֖יק לְ⁠רָשָׁ֑ע</w:t>
+        <w:t>בֵּ֥ין צַדִּ֖יק לְ⁠רָשָׁ֑ע</w:t>
       </w:r>
     </w:p>
     <w:p>
@@ -29422,7 +29422,7 @@
         <w:rPr>
           <w:lang w:val="ar_AE" w:bidi="ar_AE"/>
         </w:rPr>
-        <w:t>בֵּ֥ין צַדִּ֖יק לְ⁠רָשָׁ֑ע בֵּ֚ין עֹבֵ֣ד אֱלֹהִ֔ים לַ⁠אֲשֶׁ֖ר לֹ֥א עֲבָדֽ⁠וֹ</w:t>
+        <w:t>בֵּ֥ין צַדִּ֖יק לְ⁠רָשָׁ֑ע בֵּ֚ין עֹבֵ֣ד אֱלֹהִ֔ים לַ⁠אֲשֶׁ֖ר לֹ֥א עֲבָדֽ⁠וֹ</w:t>
       </w:r>
     </w:p>
     <w:p>
@@ -29544,7 +29544,7 @@
         <w:rPr>
           <w:lang w:val="ar_AE" w:bidi="ar_AE"/>
         </w:rPr>
-        <w:t>צַדִּ֖יק לְ⁠רָשָׁ֑ע</w:t>
+        <w:t>צַדִּ֖יק לְ⁠רָשָׁ֑ע</w:t>
       </w:r>
     </w:p>
     <w:p>
@@ -29692,7 +29692,7 @@
         <w:rPr>
           <w:lang w:val="ar_AE" w:bidi="ar_AE"/>
         </w:rPr>
-        <w:t>הִנֵּ֤ה</w:t>
+        <w:t>הִנֵּ֤ה</w:t>
       </w:r>
     </w:p>
     <w:p>
@@ -29814,7 +29814,7 @@
         <w:rPr>
           <w:lang w:val="ar_AE" w:bidi="ar_AE"/>
         </w:rPr>
-        <w:t>בֹּעֵ֖ר כַּ⁠תַּנּ֑וּר וְ⁠הָי֨וּ כָל־זֵדִ֜ים וְ⁠כָל־עֹשֵׂ֤ה רִשְׁעָה֙ קַ֔שׁ</w:t>
+        <w:t>בֹּעֵ֖ר כַּ⁠תַּנּ֑וּר וְ⁠הָי֨וּ כָל־זֵדִ֜ים וְ⁠כָל־עֹשֵׂ֤ה רִשְׁעָה֙ קַ֔שׁ</w:t>
       </w:r>
     </w:p>
     <w:p>
@@ -30070,7 +30070,7 @@
         <w:rPr>
           <w:lang w:val="ar_AE" w:bidi="ar_AE"/>
         </w:rPr>
-        <w:t>וְ⁠כָל־עֹשֵׂ֤ה רִשְׁעָה֙</w:t>
+        <w:t>וְ⁠כָל־עֹשֵׂ֤ה רִשְׁעָה֙</w:t>
       </w:r>
     </w:p>
     <w:p>
@@ -30205,7 +30205,7 @@
         <w:rPr>
           <w:lang w:val="ar_AE" w:bidi="ar_AE"/>
         </w:rPr>
-        <w:t>וְ⁠הָי֨וּ כָל־זֵדִ֜ים וְ⁠כָל־עֹשֵׂ֤ה רִשְׁעָה֙ קַ֔שׁ</w:t>
+        <w:t>וְ⁠הָי֨וּ כָל־זֵדִ֜ים וְ⁠כָל־עֹשֵׂ֤ה רִשְׁעָה֙ קַ֔שׁ</w:t>
       </w:r>
     </w:p>
     <w:p>
@@ -30353,7 +30353,7 @@
         <w:rPr>
           <w:lang w:val="ar_AE" w:bidi="ar_AE"/>
         </w:rPr>
-        <w:t>לָ⁠הֶ֖ם שֹׁ֥רֶשׁ וְ⁠עָנָֽף</w:t>
+        <w:t>לָ⁠הֶ֖ם שֹׁ֥רֶשׁ וְ⁠עָנָֽף</w:t>
       </w:r>
     </w:p>
     <w:p>
@@ -30475,7 +30475,7 @@
         <w:rPr>
           <w:lang w:val="ar_AE" w:bidi="ar_AE"/>
         </w:rPr>
-        <w:t>וְ⁠זָרְחָ֨ה לָ⁠כֶ֜ם יִרְאֵ֤י שְׁמִ⁠י֙ שֶׁ֣מֶשׁ צְדָקָ֔ה</w:t>
+        <w:t>וְ⁠זָרְחָ֨ה לָ⁠כֶ֜ם יִרְאֵ֤י שְׁמִ⁠י֙ שֶׁ֣מֶשׁ צְדָקָ֔ה</w:t>
       </w:r>
     </w:p>
     <w:p>
@@ -30648,7 +30648,7 @@
         <w:rPr>
           <w:lang w:val="ar_AE" w:bidi="ar_AE"/>
         </w:rPr>
-        <w:t>יִרְאֵ֤י שְׁמִ⁠י֙</w:t>
+        <w:t>יִרְאֵ֤י שְׁמִ⁠י֙</w:t>
       </w:r>
     </w:p>
     <w:p>
@@ -30783,7 +30783,7 @@
         <w:rPr>
           <w:lang w:val="ar_AE" w:bidi="ar_AE"/>
         </w:rPr>
-        <w:t>וּ⁠מַרְפֵּ֖א בִּ⁠כְנָפֶ֑י⁠הָ</w:t>
+        <w:t>וּ⁠מַרְפֵּ֖א בִּ⁠כְנָפֶ֑י⁠הָ</w:t>
       </w:r>
     </w:p>
     <w:p>
@@ -30918,7 +30918,7 @@
         <w:rPr>
           <w:lang w:val="ar_AE" w:bidi="ar_AE"/>
         </w:rPr>
-        <w:t>וִֽ⁠יצָאתֶ֥ם וּ⁠פִשְׁתֶּ֖ם</w:t>
+        <w:t>וִֽ⁠יצָאתֶ֥ם וּ⁠פִשְׁתֶּ֖ם</w:t>
       </w:r>
     </w:p>
     <w:p>
@@ -31053,7 +31053,7 @@
         <w:rPr>
           <w:lang w:val="ar_AE" w:bidi="ar_AE"/>
         </w:rPr>
-        <w:t>כְּ⁠עֶגְלֵ֥י מַרְבֵּֽק</w:t>
+        <w:t>כְּ⁠עֶגְלֵ֥י מַרְבֵּֽק</w:t>
       </w:r>
     </w:p>
     <w:p>
@@ -31175,7 +31175,7 @@
         <w:rPr>
           <w:lang w:val="ar_AE" w:bidi="ar_AE"/>
         </w:rPr>
-        <w:t>וְ⁠עַסּוֹתֶ֣ם רְשָׁעִ֔ים כִּֽי־יִהְי֣וּ אֵ֔פֶר תַּ֖חַת כַּפּ֣וֹת רַגְלֵי⁠כֶ֑ם</w:t>
+        <w:t>וְ⁠עַסּוֹתֶ֣ם רְשָׁעִ֔ים כִּֽי־יִהְי֣וּ אֵ֔פֶר תַּ֖חַת כַּפּ֣וֹת רַגְלֵי⁠כֶ֑ם</w:t>
       </w:r>
     </w:p>
     <w:p>
@@ -31297,7 +31297,7 @@
         <w:rPr>
           <w:lang w:val="ar_AE" w:bidi="ar_AE"/>
         </w:rPr>
-        <w:t>וְ⁠עַסּוֹתֶ֣ם רְשָׁעִ֔ים</w:t>
+        <w:t>וְ⁠עַסּוֹתֶ֣ם רְשָׁעִ֔ים</w:t>
       </w:r>
     </w:p>
     <w:p>
@@ -31432,7 +31432,7 @@
         <w:rPr>
           <w:lang w:val="ar_AE" w:bidi="ar_AE"/>
         </w:rPr>
-        <w:t>רְשָׁעִ֔ים</w:t>
+        <w:t>רְשָׁעִ֔ים</w:t>
       </w:r>
     </w:p>
     <w:p>
@@ -31567,7 +31567,7 @@
         <w:rPr>
           <w:lang w:val="ar_AE" w:bidi="ar_AE"/>
         </w:rPr>
-        <w:t>כִּֽי־יִהְי֣וּ אֵ֔פֶר תַּ֖חַת כַּפּ֣וֹת רַגְלֵי⁠כֶ֑ם</w:t>
+        <w:t>כִּֽי־יִהְי֣וּ אֵ֔פֶר תַּ֖חַת כַּפּ֣וֹת רַגְלֵי⁠כֶ֑ם</w:t>
       </w:r>
     </w:p>
     <w:p>
@@ -31702,7 +31702,7 @@
         <w:rPr>
           <w:lang w:val="ar_AE" w:bidi="ar_AE"/>
         </w:rPr>
-        <w:t>בַּ⁠יּוֹם֙ אֲשֶׁ֣ר אֲנִ֣י עֹשֶׂ֔ה</w:t>
+        <w:t>בַּ⁠יּוֹם֙ אֲשֶׁ֣ר אֲנִ֣י עֹשֶׂ֔ה</w:t>
       </w:r>
     </w:p>
     <w:p>
@@ -31977,7 +31977,7 @@
         <w:rPr>
           <w:lang w:val="ar_AE" w:bidi="ar_AE"/>
         </w:rPr>
-        <w:t>חֻקִּ֖ים וּ⁠מִשְׁפָּטִֽים</w:t>
+        <w:t>חֻקִּ֖ים וּ⁠מִשְׁפָּטִֽים</w:t>
       </w:r>
     </w:p>
     <w:p>
@@ -32099,7 +32099,7 @@
         <w:rPr>
           <w:lang w:val="ar_AE" w:bidi="ar_AE"/>
         </w:rPr>
-        <w:t>הִנֵּ֤ה</w:t>
+        <w:t>הִנֵּ֤ה</w:t>
       </w:r>
     </w:p>
     <w:p>
@@ -32347,7 +32347,7 @@
         <w:rPr>
           <w:lang w:val="ar_AE" w:bidi="ar_AE"/>
         </w:rPr>
-        <w:t>י֣וֹם יְהוָ֔ה הַ⁠גָּד֖וֹל וְ⁠הַ⁠נּוֹרָֽא</w:t>
+        <w:t>י֣וֹם יְהוָ֔ה הַ⁠גָּד֖וֹל וְ⁠הַ⁠נּוֹרָֽא</w:t>
       </w:r>
     </w:p>
     <w:p>
@@ -32469,7 +32469,7 @@
         <w:rPr>
           <w:lang w:val="ar_AE" w:bidi="ar_AE"/>
         </w:rPr>
-        <w:t>וְ⁠הֵשִׁ֤יב לֵב־אָבוֹת֙ עַל־בָּנִ֔ים וְ⁠לֵ֥ב בָּנִ֖ים עַל־אֲבוֹתָ֑⁠ם</w:t>
+        <w:t>וְ⁠הֵשִׁ֤יב לֵב־אָבוֹת֙ עַל־בָּנִ֔ים וְ⁠לֵ֥ב בָּנִ֖ים עַל־אֲבוֹתָ֑⁠ם</w:t>
       </w:r>
     </w:p>
     <w:p>
@@ -32617,7 +32617,7 @@
         <w:rPr>
           <w:lang w:val="ar_AE" w:bidi="ar_AE"/>
         </w:rPr>
-        <w:t>וְ⁠הֵשִׁ֤יב לֵב־אָבוֹת֙ עַל־בָּנִ֔ים וְ⁠לֵ֥ב בָּנִ֖ים עַל־אֲבוֹתָ֑⁠ם</w:t>
+        <w:t>וְ⁠הֵשִׁ֤יב לֵב־אָבוֹת֙ עַל־בָּנִ֔ים וְ⁠לֵ֥ב בָּנִ֖ים עַל־אֲבוֹתָ֑⁠ם</w:t>
       </w:r>
     </w:p>
     <w:p>
@@ -32725,7 +32725,7 @@
         <w:rPr>
           <w:lang w:val="ar_AE" w:bidi="ar_AE"/>
         </w:rPr>
-        <w:t>וְ⁠לֵ֥ב בָּנִ֖ים עַל־אֲבוֹתָ֑⁠ם</w:t>
+        <w:t>וְ⁠לֵ֥ב בָּנִ֖ים עַל־אֲבוֹתָ֑⁠ם</w:t>
       </w:r>
     </w:p>
     <w:p>

--- a/arb/docx/39.content.docx
+++ b/arb/docx/39.content.docx
@@ -562,6 +562,103 @@
         <w:rPr>
           <w:lang w:val="ar_AE" w:bidi="ar_AE"/>
         </w:rPr>
+        <w:t>ملاخي - مقدمة أصحاح 1</w:t>
+      </w:r>
+      <w:r>
+        <w:rPr>
+          <w:lang w:val="ar_AE" w:bidi="ar_AE"/>
+        </w:rPr>
+      </w:r>
+    </w:p>
+    <w:p>
+      <w:pPr>
+        <w:pStyle w:val="Heading3"/>
+        <w:bidi/>
+      </w:pPr>
+      <w:r>
+        <w:rPr>
+          <w:lang w:val="ar_AE" w:bidi="ar_AE"/>
+        </w:rPr>
+        <w:t>البنية (الهيكل) والتنسيق</w:t>
+      </w:r>
+    </w:p>
+    <w:p>
+      <w:pPr>
+        <w:bidi/>
+      </w:pPr>
+      <w:r>
+        <w:rPr>
+          <w:lang w:val="ar_AE" w:bidi="ar_AE"/>
+        </w:rPr>
+      </w:r>
+      <w:r>
+        <w:rPr>
+          <w:lang w:val="ar_AE" w:bidi="ar_AE"/>
+        </w:rPr>
+        <w:t xml:space="preserve">1:1 عنوان </w:t>
+      </w:r>
+    </w:p>
+    <w:p>
+      <w:pPr>
+        <w:bidi/>
+      </w:pPr>
+      <w:r>
+        <w:rPr>
+          <w:lang w:val="ar_AE" w:bidi="ar_AE"/>
+        </w:rPr>
+      </w:r>
+      <w:r>
+        <w:rPr>
+          <w:lang w:val="ar_AE" w:bidi="ar_AE"/>
+        </w:rPr>
+        <w:t>1:2–5 الرب سيعاقب الأشرار: أدوم</w:t>
+      </w:r>
+    </w:p>
+    <w:p>
+      <w:pPr>
+        <w:bidi/>
+      </w:pPr>
+      <w:r>
+        <w:rPr>
+          <w:lang w:val="ar_AE" w:bidi="ar_AE"/>
+        </w:rPr>
+      </w:r>
+      <w:r>
+        <w:rPr>
+          <w:lang w:val="ar_AE" w:bidi="ar_AE"/>
+        </w:rPr>
+        <w:t>١:٦–١٤ اليهود لا يقدِّمون ذبائح مقبولة</w:t>
+      </w:r>
+      <w:r>
+        <w:rPr>
+          <w:lang w:val="ar_AE" w:bidi="ar_AE"/>
+        </w:rPr>
+      </w:r>
+      <w:r>
+        <w:rPr>
+          <w:lang w:val="ar_AE" w:bidi="ar_AE"/>
+        </w:rPr>
+      </w:r>
+    </w:p>
+    <w:p>
+      <w:pPr>
+        <w:bidi/>
+      </w:pPr>
+      <w:r>
+        <w:rPr>
+          <w:lang w:val="ar_AE" w:bidi="ar_AE"/>
+        </w:rPr>
+      </w:r>
+    </w:p>
+    <w:p>
+      <w:pPr>
+        <w:pStyle w:val="Heading2"/>
+        <w:bidi/>
+      </w:pPr>
+      <w:r>
+        <w:rPr>
+          <w:lang w:val="ar_AE" w:bidi="ar_AE"/>
+        </w:rPr>
         <w:t>ملاخي 1: 1 (#1)</w:t>
       </w:r>
       <w:r>
@@ -10759,6 +10856,483 @@
         <w:rPr>
           <w:lang w:val="ar_AE" w:bidi="ar_AE"/>
         </w:rPr>
+        <w:t>ملاخي - مقدمة إصحاح 2</w:t>
+      </w:r>
+      <w:r>
+        <w:rPr>
+          <w:lang w:val="ar_AE" w:bidi="ar_AE"/>
+        </w:rPr>
+      </w:r>
+    </w:p>
+    <w:p>
+      <w:pPr>
+        <w:pStyle w:val="Heading3"/>
+        <w:bidi/>
+      </w:pPr>
+      <w:r>
+        <w:rPr>
+          <w:lang w:val="ar_AE" w:bidi="ar_AE"/>
+        </w:rPr>
+        <w:t>البنية والتنسيق</w:t>
+      </w:r>
+    </w:p>
+    <w:p>
+      <w:pPr>
+        <w:bidi/>
+      </w:pPr>
+      <w:r>
+        <w:rPr>
+          <w:lang w:val="ar_AE" w:bidi="ar_AE"/>
+        </w:rPr>
+      </w:r>
+      <w:r>
+        <w:rPr>
+          <w:lang w:val="ar_AE" w:bidi="ar_AE"/>
+        </w:rPr>
+        <w:t>2:1–9 ينبغي على الكهنة أن يعلّموا الشريعةويطبّقوها بأمانة</w:t>
+      </w:r>
+    </w:p>
+    <w:p>
+      <w:pPr>
+        <w:bidi/>
+      </w:pPr>
+      <w:r>
+        <w:rPr>
+          <w:lang w:val="ar_AE" w:bidi="ar_AE"/>
+        </w:rPr>
+      </w:r>
+      <w:r>
+        <w:rPr>
+          <w:lang w:val="ar_AE" w:bidi="ar_AE"/>
+        </w:rPr>
+        <w:t>2:10–16 الرب مهتم بالعدل: لا طلاق</w:t>
+      </w:r>
+    </w:p>
+    <w:p>
+      <w:pPr>
+        <w:bidi/>
+      </w:pPr>
+      <w:r>
+        <w:rPr>
+          <w:lang w:val="ar_AE" w:bidi="ar_AE"/>
+        </w:rPr>
+      </w:r>
+      <w:r>
+        <w:rPr>
+          <w:lang w:val="ar_AE" w:bidi="ar_AE"/>
+        </w:rPr>
+        <w:t>5:3–17:2 الرب مهتم بالعدل وسيُعاقب فاعلي الشر</w:t>
+      </w:r>
+    </w:p>
+    <w:p>
+      <w:pPr>
+        <w:pStyle w:val="Heading3"/>
+        <w:bidi/>
+      </w:pPr>
+      <w:r>
+        <w:rPr>
+          <w:lang w:val="ar_AE" w:bidi="ar_AE"/>
+        </w:rPr>
+        <w:t>المفاهيم الدينية والثقافية بهذا الإصحاح</w:t>
+      </w:r>
+    </w:p>
+    <w:p>
+      <w:pPr>
+        <w:pStyle w:val="Heading4"/>
+        <w:bidi/>
+      </w:pPr>
+      <w:r>
+        <w:rPr>
+          <w:lang w:val="ar_AE" w:bidi="ar_AE"/>
+        </w:rPr>
+        <w:t>“</w:t>
+      </w:r>
+      <w:r>
+        <w:rPr>
+          <w:b/>
+          <w:lang w:val="ar_AE" w:bidi="ar_AE"/>
+        </w:rPr>
+        <w:t>كَانَ عَهْدِي مَعَهُ لِلْحَيَاةِ وَالسَّلاَمِ، وَأَعْطَيْتُهُ إِيَّاهُمَا لِلتَّقْوَى.</w:t>
+      </w:r>
+      <w:r>
+        <w:rPr>
+          <w:lang w:val="ar_AE" w:bidi="ar_AE"/>
+        </w:rPr>
+        <w:t>” (2:5)</w:t>
+      </w:r>
+    </w:p>
+    <w:p>
+      <w:pPr>
+        <w:bidi/>
+      </w:pPr>
+      <w:r>
+        <w:rPr>
+          <w:lang w:val="ar_AE" w:bidi="ar_AE"/>
+        </w:rPr>
+      </w:r>
+      <w:r>
+        <w:rPr>
+          <w:lang w:val="ar_AE" w:bidi="ar_AE"/>
+        </w:rPr>
+        <w:t xml:space="preserve">هنا يبدو أن الرب يشير ضمنيًا إلى ما قاله في </w:t>
+      </w:r>
+      <w:hyperlink r:id="rId18">
+        <w:r>
+          <w:rPr>
+            <w:lang w:val="ar_AE" w:bidi="ar_AE"/>
+          </w:rPr>
+          <w:rPr>
+            <w:color w:val="0000EE"/>
+            <w:u w:val="single"/>
+          </w:rPr>
+          <w:t>العدد 25:12–13</w:t>
+        </w:r>
+      </w:hyperlink>
+      <w:r>
+        <w:rPr>
+          <w:lang w:val="ar_AE" w:bidi="ar_AE"/>
+        </w:rPr>
+        <w:t xml:space="preserve">، حي يقيم </w:t>
+      </w:r>
+      <w:r>
+        <w:rPr>
+          <w:b/>
+          <w:lang w:val="ar_AE" w:bidi="ar_AE"/>
+        </w:rPr>
+        <w:t xml:space="preserve">ميثاقًا، </w:t>
+      </w:r>
+      <w:r>
+        <w:rPr>
+          <w:b/>
+          <w:lang w:val="ar_AE" w:bidi="ar_AE"/>
+        </w:rPr>
+        <w:t>مِيثَاقَ ٱلسَّلَامِ</w:t>
+      </w:r>
+      <w:r>
+        <w:rPr>
+          <w:lang w:val="ar_AE" w:bidi="ar_AE"/>
+        </w:rPr>
+        <w:t xml:space="preserve"> </w:t>
+      </w:r>
+      <w:r>
+        <w:rPr>
+          <w:lang w:val="ar_AE" w:bidi="ar_AE"/>
+        </w:rPr>
+        <w:t>يثبّت فينحاس (ابن أول رئيس كهنة، هارون) ونسله في الكهنوت إلى الأبد. صنع الرب هذا لأن فينحاس غار غيرةً للربّ ووقف بشدة ضد عبادة الآلهة الغريبة. وهذا ما يقصده الرب بقوله "</w:t>
+      </w:r>
+      <w:r>
+        <w:rPr>
+          <w:lang w:val="ar_AE" w:bidi="ar_AE"/>
+        </w:rPr>
+        <w:t>أَعْطَيْتُهُ إِيَّاهُمَا لِلتَّقْوَى</w:t>
+      </w:r>
+      <w:r>
+        <w:rPr>
+          <w:lang w:val="ar_AE" w:bidi="ar_AE"/>
+        </w:rPr>
+        <w:t xml:space="preserve">". أي "لأنه عبدني وحدي بإخلاص وتكريس كامل". كان الرب يُعاقب بني إسرائيل على عبادة الأوثان بضربة وباء أودت بحياة كثيرين منهم، لكنه أنهى الوباء بسبب ما فعله فينحاس. لذلك كان هذا </w:t>
+      </w:r>
+      <w:r>
+        <w:rPr>
+          <w:lang w:val="ar_AE" w:bidi="ar_AE"/>
+        </w:rPr>
+        <w:t xml:space="preserve">مِيثَاقَ </w:t>
+      </w:r>
+      <w:r>
+        <w:rPr>
+          <w:b/>
+          <w:lang w:val="ar_AE" w:bidi="ar_AE"/>
+        </w:rPr>
+        <w:t>سَّلَامِ</w:t>
+      </w:r>
+      <w:r>
+        <w:rPr>
+          <w:b/>
+          <w:lang w:val="ar_AE" w:bidi="ar_AE"/>
+        </w:rPr>
+        <w:t xml:space="preserve"> </w:t>
+      </w:r>
+      <w:r>
+        <w:rPr>
+          <w:lang w:val="ar_AE" w:bidi="ar_AE"/>
+        </w:rPr>
+        <w:t xml:space="preserve">(أي لم يعد الرب في حالة عداوة مع بني إسرائيل). كما كان أيضًا عهد </w:t>
+      </w:r>
+      <w:r>
+        <w:rPr>
+          <w:b/>
+          <w:lang w:val="ar_AE" w:bidi="ar_AE"/>
+        </w:rPr>
+        <w:t xml:space="preserve">لِلْحَيَاةِ </w:t>
+      </w:r>
+      <w:r>
+        <w:rPr>
+          <w:lang w:val="ar_AE" w:bidi="ar_AE"/>
+        </w:rPr>
+        <w:t xml:space="preserve">(أي لم يعد الرب يُعاقب بني إسرائيل بالموت). قد تعكس كلمة </w:t>
+      </w:r>
+      <w:r>
+        <w:rPr>
+          <w:b/>
+          <w:lang w:val="ar_AE" w:bidi="ar_AE"/>
+        </w:rPr>
+        <w:t>حَيَاة</w:t>
+      </w:r>
+      <w:r>
+        <w:rPr>
+          <w:lang w:val="ar_AE" w:bidi="ar_AE"/>
+        </w:rPr>
+        <w:t xml:space="preserve"> أيضًا أن هذا كان عهدًا دائمًا لن ينتهي. تشير الملاحظات على </w:t>
+      </w:r>
+      <w:hyperlink r:id="rId19">
+        <w:r>
+          <w:rPr>
+            <w:lang w:val="ar_AE" w:bidi="ar_AE"/>
+          </w:rPr>
+          <w:rPr>
+            <w:color w:val="0000EE"/>
+            <w:u w:val="single"/>
+          </w:rPr>
+          <w:t>2:5</w:t>
+        </w:r>
+      </w:hyperlink>
+      <w:r>
+        <w:rPr>
+          <w:lang w:val="ar_AE" w:bidi="ar_AE"/>
+        </w:rPr>
+        <w:t xml:space="preserve"> إلى طرق ومرادفات يمكن بها ترجمة هذه العبارات.</w:t>
+      </w:r>
+    </w:p>
+    <w:p>
+      <w:pPr>
+        <w:pStyle w:val="Heading3"/>
+        <w:bidi/>
+      </w:pPr>
+      <w:r>
+        <w:rPr>
+          <w:lang w:val="ar_AE" w:bidi="ar_AE"/>
+        </w:rPr>
+        <w:t>تحديات الترجمة</w:t>
+      </w:r>
+    </w:p>
+    <w:p>
+      <w:pPr>
+        <w:pStyle w:val="Heading4"/>
+        <w:bidi/>
+      </w:pPr>
+      <w:r>
+        <w:rPr>
+          <w:b/>
+          <w:lang w:val="ar_AE" w:bidi="ar_AE"/>
+        </w:rPr>
+        <w:t>أَفَلَمْ يَفْعَلْ وَاحِدٌ</w:t>
+      </w:r>
+      <w:r>
+        <w:rPr>
+          <w:lang w:val="ar_AE" w:bidi="ar_AE"/>
+        </w:rPr>
+        <w:t>؟ (2:15a)</w:t>
+      </w:r>
+    </w:p>
+    <w:p>
+      <w:pPr>
+        <w:bidi/>
+      </w:pPr>
+      <w:r>
+        <w:rPr>
+          <w:lang w:val="ar_AE" w:bidi="ar_AE"/>
+        </w:rPr>
+      </w:r>
+      <w:r>
+        <w:rPr>
+          <w:lang w:val="ar_AE" w:bidi="ar_AE"/>
+        </w:rPr>
+        <w:t xml:space="preserve">إليك وجهتي نظر لعلماء الكتاب المقدس حول التفسير الصحيح لهذه الكلمات: (1) تشير كلمة </w:t>
+      </w:r>
+      <w:r>
+        <w:rPr>
+          <w:b/>
+          <w:lang w:val="ar_AE" w:bidi="ar_AE"/>
+        </w:rPr>
+        <w:t>واحد</w:t>
+      </w:r>
+      <w:r>
+        <w:rPr>
+          <w:lang w:val="ar_AE" w:bidi="ar_AE"/>
+        </w:rPr>
+        <w:t xml:space="preserve"> إلى العلاقة الوثيقة التي تجمع الزوج بزوجته. الترجمة البديلة: [أفلم يجعلك الله واحدًا مع زوجتك؟] (2) تشير كلمة </w:t>
+      </w:r>
+      <w:r>
+        <w:rPr>
+          <w:b/>
+          <w:lang w:val="ar_AE" w:bidi="ar_AE"/>
+        </w:rPr>
+        <w:t>واحد</w:t>
+      </w:r>
+      <w:r>
+        <w:rPr>
+          <w:lang w:val="ar_AE" w:bidi="ar_AE"/>
+        </w:rPr>
+        <w:t xml:space="preserve"> إلى الله نفسه. الترجمة البديلة: [أفلم يجعلك الإله الواحد؟]</w:t>
+      </w:r>
+    </w:p>
+    <w:p>
+      <w:pPr>
+        <w:pStyle w:val="Heading4"/>
+        <w:bidi/>
+      </w:pPr>
+      <w:r>
+        <w:rPr>
+          <w:b/>
+          <w:lang w:val="ar_AE" w:bidi="ar_AE"/>
+        </w:rPr>
+        <w:t>وَلَهُ بَقِيَّةُ الرُّوحِ</w:t>
+      </w:r>
+      <w:r>
+        <w:rPr>
+          <w:lang w:val="ar_AE" w:bidi="ar_AE"/>
+        </w:rPr>
+        <w:t>؟ (2:15ب)</w:t>
+      </w:r>
+    </w:p>
+    <w:p>
+      <w:pPr>
+        <w:bidi/>
+      </w:pPr>
+      <w:r>
+        <w:rPr>
+          <w:lang w:val="ar_AE" w:bidi="ar_AE"/>
+        </w:rPr>
+      </w:r>
+      <w:r>
+        <w:rPr>
+          <w:lang w:val="ar_AE" w:bidi="ar_AE"/>
+        </w:rPr>
+        <w:t>إليك وجهتي نظر من بين عدة آراء لعلماء الكتاب المقدس حول التفسير الصحيح لهذه الكلمات. (1) هذه الكلمات تعني أن الزوج والزوجة متحدان في الجسد والروح. ترجمة بديلة: [وقد جعلك الله متحدًا مع زوجتك في الجسد والروح] (2) هذه الكلمات تعني أن أجساد وأرواح الزوج والزوجة هي ملك الله. ترجمة بديلة: [وأنت وزوجتك ملك الله]</w:t>
+      </w:r>
+    </w:p>
+    <w:p>
+      <w:pPr>
+        <w:pStyle w:val="Heading4"/>
+        <w:bidi/>
+      </w:pPr>
+      <w:r>
+        <w:rPr>
+          <w:lang w:val="ar_AE" w:bidi="ar_AE"/>
+        </w:rPr>
+        <w:t>«</w:t>
+      </w:r>
+      <w:r>
+        <w:rPr>
+          <w:b/>
+          <w:lang w:val="ar_AE" w:bidi="ar_AE"/>
+        </w:rPr>
+        <w:t>وَأَنْ يُغَطِّيَ أَحَدٌ الظُّلْمَ بِثَوْبِهِ</w:t>
+      </w:r>
+      <w:r>
+        <w:rPr>
+          <w:lang w:val="ar_AE" w:bidi="ar_AE"/>
+        </w:rPr>
+        <w:t>» (2:16)</w:t>
+      </w:r>
+    </w:p>
+    <w:p>
+      <w:pPr>
+        <w:bidi/>
+      </w:pPr>
+      <w:r>
+        <w:rPr>
+          <w:lang w:val="ar_AE" w:bidi="ar_AE"/>
+        </w:rPr>
+      </w:r>
+      <w:r>
+        <w:rPr>
+          <w:lang w:val="ar_AE" w:bidi="ar_AE"/>
+        </w:rPr>
+        <w:t xml:space="preserve">إليك ثلاث وجهات نظر لعلماء الكتاب المقدس حول التفسير الصحيح لهذه الكلمات: (1) تعني أن الزوج والزوجة — يتكلم ملاخي كما لو أن </w:t>
+      </w:r>
+      <w:r>
+        <w:rPr>
+          <w:b/>
+          <w:lang w:val="ar_AE" w:bidi="ar_AE"/>
+        </w:rPr>
+        <w:t xml:space="preserve">العنف </w:t>
+      </w:r>
+      <w:r>
+        <w:rPr>
+          <w:lang w:val="ar_AE" w:bidi="ar_AE"/>
+        </w:rPr>
+        <w:t xml:space="preserve">مادة يمكن للإنسان أن يغطي بها </w:t>
+      </w:r>
+      <w:r>
+        <w:rPr>
+          <w:b/>
+          <w:lang w:val="ar_AE" w:bidi="ar_AE"/>
+        </w:rPr>
+        <w:t>ثوبًا</w:t>
+      </w:r>
+      <w:r>
+        <w:rPr>
+          <w:lang w:val="ar_AE" w:bidi="ar_AE"/>
+        </w:rPr>
+        <w:t>. إذا كان أوضح بلغتك، يمكنك أن تذكر المعنى صراحة. فكرة التغطية الكاملة تفيد التأكيد. ترجمة بديلة: الترجمة البديلة: [والذي يتصرف بعنف شديد] (2) كلمة "</w:t>
+      </w:r>
+      <w:r>
+        <w:rPr>
+          <w:b/>
+          <w:lang w:val="ar_AE" w:bidi="ar_AE"/>
+        </w:rPr>
+        <w:t>العنف</w:t>
+      </w:r>
+      <w:r>
+        <w:rPr>
+          <w:lang w:val="ar_AE" w:bidi="ar_AE"/>
+        </w:rPr>
+        <w:t>" تشير إلى الأفعال القاسية التي قد تشمل أعمالًا غير الطلاق. ترجمة بديلة: [والذي يتصرف بعنف] (3) تكلمة "</w:t>
+      </w:r>
+      <w:r>
+        <w:rPr>
+          <w:b/>
+          <w:lang w:val="ar_AE" w:bidi="ar_AE"/>
+        </w:rPr>
+        <w:t>العنف</w:t>
+      </w:r>
+      <w:r>
+        <w:rPr>
+          <w:lang w:val="ar_AE" w:bidi="ar_AE"/>
+        </w:rPr>
+        <w:t>" تشير إلى الأفعال العنيفة أو القاسية التي يخفيها الشخص. ترجمة بديلة: [والذي يخفي عنفه].</w:t>
+      </w:r>
+      <w:r>
+        <w:rPr>
+          <w:lang w:val="ar_AE" w:bidi="ar_AE"/>
+        </w:rPr>
+      </w:r>
+      <w:r>
+        <w:rPr>
+          <w:lang w:val="ar_AE" w:bidi="ar_AE"/>
+        </w:rPr>
+      </w:r>
+    </w:p>
+    <w:p>
+      <w:pPr>
+        <w:bidi/>
+      </w:pPr>
+      <w:r>
+        <w:rPr>
+          <w:lang w:val="ar_AE" w:bidi="ar_AE"/>
+        </w:rPr>
+      </w:r>
+    </w:p>
+    <w:p>
+      <w:pPr>
+        <w:pStyle w:val="Heading2"/>
+        <w:bidi/>
+      </w:pPr>
+      <w:r>
+        <w:rPr>
+          <w:lang w:val="ar_AE" w:bidi="ar_AE"/>
+        </w:rPr>
         <w:t>ملاخي 2: 1 (#1)</w:t>
       </w:r>
       <w:r>
@@ -10813,7 +11387,7 @@
         </w:rPr>
         <w:t xml:space="preserve">لاحظ كيف ترجمت نفس التعبير في </w:t>
       </w:r>
-      <w:hyperlink r:id="rId18">
+      <w:hyperlink r:id="rId20">
         <w:r>
           <w:rPr>
             <w:lang w:val="ar_AE" w:bidi="ar_AE"/>
@@ -12747,7 +13321,7 @@
         </w:rPr>
         <w:t xml:space="preserve">. ويقول في </w:t>
       </w:r>
-      <w:hyperlink r:id="rId19">
+      <w:hyperlink r:id="rId21">
         <w:r>
           <w:rPr>
             <w:lang w:val="ar_AE" w:bidi="ar_AE"/>
@@ -15865,7 +16439,7 @@
         </w:rPr>
         <w:t xml:space="preserve">انظر كيف ترجمت الصورة المشابهة في </w:t>
       </w:r>
-      <w:hyperlink r:id="rId20">
+      <w:hyperlink r:id="rId22">
         <w:r>
           <w:rPr>
             <w:lang w:val="ar_AE" w:bidi="ar_AE"/>
@@ -16301,7 +16875,7 @@
         </w:rPr>
         <w:t xml:space="preserve">هؤلاء الكهنة، أي أفسدوه فعليًا وجعلوه عديم الفائدة، مثل المحاصيل التي تأكلها الآفات والتي وُصفت بنفس المصطلح في </w:t>
       </w:r>
-      <w:hyperlink r:id="rId21">
+      <w:hyperlink r:id="rId23">
         <w:r>
           <w:rPr>
             <w:lang w:val="ar_AE" w:bidi="ar_AE"/>
@@ -16441,7 +17015,7 @@
         </w:rPr>
         <w:t xml:space="preserve">انظر كيف ترجمت نفس التعبير في </w:t>
       </w:r>
-      <w:hyperlink r:id="rId22">
+      <w:hyperlink r:id="rId24">
         <w:r>
           <w:rPr>
             <w:lang w:val="ar_AE" w:bidi="ar_AE"/>
@@ -21100,6 +21674,119 @@
         <w:rPr>
           <w:lang w:val="ar_AE" w:bidi="ar_AE"/>
         </w:rPr>
+        <w:t>ملاخي - مقدمة أصحاح 3</w:t>
+      </w:r>
+      <w:r>
+        <w:rPr>
+          <w:lang w:val="ar_AE" w:bidi="ar_AE"/>
+        </w:rPr>
+      </w:r>
+    </w:p>
+    <w:p>
+      <w:pPr>
+        <w:pStyle w:val="Heading3"/>
+        <w:bidi/>
+      </w:pPr>
+      <w:r>
+        <w:rPr>
+          <w:lang w:val="ar_AE" w:bidi="ar_AE"/>
+        </w:rPr>
+        <w:t>البنية (الهيكل) والتنسيق</w:t>
+      </w:r>
+    </w:p>
+    <w:p>
+      <w:pPr>
+        <w:bidi/>
+      </w:pPr>
+      <w:r>
+        <w:rPr>
+          <w:lang w:val="ar_AE" w:bidi="ar_AE"/>
+        </w:rPr>
+      </w:r>
+      <w:r>
+        <w:rPr>
+          <w:lang w:val="ar_AE" w:bidi="ar_AE"/>
+        </w:rPr>
+        <w:t>2:17 - 3:5 الرب يهتم بالعدل وسيعاقب الظالمين</w:t>
+      </w:r>
+    </w:p>
+    <w:p>
+      <w:pPr>
+        <w:bidi/>
+      </w:pPr>
+      <w:r>
+        <w:rPr>
+          <w:lang w:val="ar_AE" w:bidi="ar_AE"/>
+        </w:rPr>
+      </w:r>
+      <w:r>
+        <w:rPr>
+          <w:lang w:val="ar_AE" w:bidi="ar_AE"/>
+        </w:rPr>
+        <w:t>3:6–12 اليهود لا يقدِّمون العشور بشكل صحيح</w:t>
+      </w:r>
+    </w:p>
+    <w:p>
+      <w:pPr>
+        <w:bidi/>
+      </w:pPr>
+      <w:r>
+        <w:rPr>
+          <w:lang w:val="ar_AE" w:bidi="ar_AE"/>
+        </w:rPr>
+      </w:r>
+      <w:r>
+        <w:rPr>
+          <w:lang w:val="ar_AE" w:bidi="ar_AE"/>
+        </w:rPr>
+        <w:t>3:13–15 سيعاقب الرب الأشرار، بغض النظر عما يقوله اليهود</w:t>
+      </w:r>
+    </w:p>
+    <w:p>
+      <w:pPr>
+        <w:bidi/>
+      </w:pPr>
+      <w:r>
+        <w:rPr>
+          <w:lang w:val="ar_AE" w:bidi="ar_AE"/>
+        </w:rPr>
+      </w:r>
+      <w:r>
+        <w:rPr>
+          <w:lang w:val="ar_AE" w:bidi="ar_AE"/>
+        </w:rPr>
+        <w:t>3:16 - 4:6 الرب سيبارك ويحمي الذين يتقونه</w:t>
+      </w:r>
+      <w:r>
+        <w:rPr>
+          <w:lang w:val="ar_AE" w:bidi="ar_AE"/>
+        </w:rPr>
+      </w:r>
+      <w:r>
+        <w:rPr>
+          <w:lang w:val="ar_AE" w:bidi="ar_AE"/>
+        </w:rPr>
+      </w:r>
+    </w:p>
+    <w:p>
+      <w:pPr>
+        <w:bidi/>
+      </w:pPr>
+      <w:r>
+        <w:rPr>
+          <w:lang w:val="ar_AE" w:bidi="ar_AE"/>
+        </w:rPr>
+      </w:r>
+    </w:p>
+    <w:p>
+      <w:pPr>
+        <w:pStyle w:val="Heading2"/>
+        <w:bidi/>
+      </w:pPr>
+      <w:r>
+        <w:rPr>
+          <w:lang w:val="ar_AE" w:bidi="ar_AE"/>
+        </w:rPr>
         <w:t>ملاخي 3: 1 (#1)</w:t>
       </w:r>
       <w:r>
@@ -21183,7 +21870,7 @@
         </w:rPr>
         <w:t xml:space="preserve"> للإشارة إلى أنهم على وشك القيام بشيء ما. انظر كيف ترجمت التعبير المشابه في </w:t>
       </w:r>
-      <w:hyperlink r:id="rId23">
+      <w:hyperlink r:id="rId25">
         <w:r>
           <w:rPr>
             <w:lang w:val="ar_AE" w:bidi="ar_AE"/>
@@ -21579,7 +22266,7 @@
         </w:rPr>
         <w:t xml:space="preserve">يستخدم الربّ هذه الكلمة لجذب انتباه الناس. انظر كيف ترجمت استخدامًا مشابهًا لهذه الكلمة في </w:t>
       </w:r>
-      <w:hyperlink r:id="rId24">
+      <w:hyperlink r:id="rId26">
         <w:r>
           <w:rPr>
             <w:lang w:val="ar_AE" w:bidi="ar_AE"/>
@@ -24083,7 +24770,7 @@
         </w:rPr>
         <w:t xml:space="preserve">يتحدث الربّ عن بني إسرائيل كما لو كانوا أبناء سلفهم يعقوب. انظر كيف ترجمت التعبير المماثل في </w:t>
       </w:r>
-      <w:hyperlink r:id="rId19">
+      <w:hyperlink r:id="rId21">
         <w:r>
           <w:rPr>
             <w:lang w:val="ar_AE" w:bidi="ar_AE"/>
@@ -24736,7 +25423,7 @@
         </w:rPr>
         <w:t xml:space="preserve">" للحصول على معلومات، بل يطرح السؤال ويجيب عنه بنفسه. انظر كيف ترجمت الحالة المماثلة في </w:t>
       </w:r>
-      <w:hyperlink r:id="rId25">
+      <w:hyperlink r:id="rId27">
         <w:r>
           <w:rPr>
             <w:lang w:val="ar_AE" w:bidi="ar_AE"/>
@@ -29671,6 +30358,129 @@
         <w:rPr>
           <w:lang w:val="ar_AE" w:bidi="ar_AE"/>
         </w:rPr>
+        <w:t>ملاخي - مقدمة أصحاح 4</w:t>
+      </w:r>
+      <w:r>
+        <w:rPr>
+          <w:lang w:val="ar_AE" w:bidi="ar_AE"/>
+        </w:rPr>
+      </w:r>
+    </w:p>
+    <w:p>
+      <w:pPr>
+        <w:pStyle w:val="Heading3"/>
+        <w:bidi/>
+      </w:pPr>
+      <w:r>
+        <w:rPr>
+          <w:lang w:val="ar_AE" w:bidi="ar_AE"/>
+        </w:rPr>
+        <w:t>البنية (الهيكل) والتنسيق</w:t>
+      </w:r>
+    </w:p>
+    <w:p>
+      <w:pPr>
+        <w:bidi/>
+      </w:pPr>
+      <w:r>
+        <w:rPr>
+          <w:lang w:val="ar_AE" w:bidi="ar_AE"/>
+        </w:rPr>
+      </w:r>
+      <w:r>
+        <w:rPr>
+          <w:lang w:val="ar_AE" w:bidi="ar_AE"/>
+        </w:rPr>
+        <w:t>3:16–4:6 الرب سيبارك ويحمي من يخافونه</w:t>
+      </w:r>
+    </w:p>
+    <w:p>
+      <w:pPr>
+        <w:pStyle w:val="Heading3"/>
+        <w:bidi/>
+      </w:pPr>
+      <w:r>
+        <w:rPr>
+          <w:lang w:val="ar_AE" w:bidi="ar_AE"/>
+        </w:rPr>
+        <w:t>المفاهيم الدينية والثقافية في هذا الأصحاح</w:t>
+      </w:r>
+    </w:p>
+    <w:p>
+      <w:pPr>
+        <w:pStyle w:val="Heading4"/>
+        <w:bidi/>
+      </w:pPr>
+      <w:r>
+        <w:rPr>
+          <w:lang w:val="ar_AE" w:bidi="ar_AE"/>
+        </w:rPr>
+        <w:t>“هأَنَذَا أُرْسِلُ إِلَيْكُمْ إِيلِيَّا النَّبِيَّ” (4:5)</w:t>
+      </w:r>
+    </w:p>
+    <w:p>
+      <w:pPr>
+        <w:bidi/>
+      </w:pPr>
+      <w:r>
+        <w:rPr>
+          <w:lang w:val="ar_AE" w:bidi="ar_AE"/>
+        </w:rPr>
+      </w:r>
+      <w:r>
+        <w:rPr>
+          <w:lang w:val="ar_AE" w:bidi="ar_AE"/>
+        </w:rPr>
+        <w:t>بينما قد يكون مستمعو ملاخي والأجيال اللاحقة من اليهود قد توقعوا أن تتحقق هذه النبوة بعودة إيليا نفسه، فقد أوضح يسوع أنها تحققت من خلال حياة وشهادة يوحنا المعمدان (</w:t>
+      </w:r>
+      <w:hyperlink r:id="rId28">
+        <w:r>
+          <w:rPr>
+            <w:lang w:val="ar_AE" w:bidi="ar_AE"/>
+          </w:rPr>
+          <w:rPr>
+            <w:color w:val="0000EE"/>
+            <w:u w:val="single"/>
+          </w:rPr>
+          <w:t>متى 17:10–13</w:t>
+        </w:r>
+      </w:hyperlink>
+      <w:r>
+        <w:rPr>
+          <w:lang w:val="ar_AE" w:bidi="ar_AE"/>
+        </w:rPr>
+        <w:t>).</w:t>
+      </w:r>
+      <w:r>
+        <w:rPr>
+          <w:lang w:val="ar_AE" w:bidi="ar_AE"/>
+        </w:rPr>
+      </w:r>
+      <w:r>
+        <w:rPr>
+          <w:lang w:val="ar_AE" w:bidi="ar_AE"/>
+        </w:rPr>
+      </w:r>
+    </w:p>
+    <w:p>
+      <w:pPr>
+        <w:bidi/>
+      </w:pPr>
+      <w:r>
+        <w:rPr>
+          <w:lang w:val="ar_AE" w:bidi="ar_AE"/>
+        </w:rPr>
+      </w:r>
+    </w:p>
+    <w:p>
+      <w:pPr>
+        <w:pStyle w:val="Heading2"/>
+        <w:bidi/>
+      </w:pPr>
+      <w:r>
+        <w:rPr>
+          <w:lang w:val="ar_AE" w:bidi="ar_AE"/>
+        </w:rPr>
         <w:t>ملاخي 4: 1 (#1)</w:t>
       </w:r>
       <w:r>
@@ -31751,7 +32561,7 @@
         </w:rPr>
         <w:t xml:space="preserve">انظر كيف ترجمت هذا التعبير في </w:t>
       </w:r>
-      <w:hyperlink r:id="rId26">
+      <w:hyperlink r:id="rId29">
         <w:r>
           <w:rPr>
             <w:lang w:val="ar_AE" w:bidi="ar_AE"/>
@@ -32148,7 +32958,7 @@
         </w:rPr>
         <w:t xml:space="preserve">انظر كيف ترجمت هذا التعبير في </w:t>
       </w:r>
-      <w:hyperlink r:id="rId27">
+      <w:hyperlink r:id="rId30">
         <w:r>
           <w:rPr>
             <w:lang w:val="ar_AE" w:bidi="ar_AE"/>
@@ -32931,816 +33741,6 @@
           <w:lang w:val="ar_AE" w:bidi="ar_AE"/>
         </w:rPr>
         <w:t>أسماء الجموع</w:t>
-      </w:r>
-      <w:r>
-        <w:rPr>
-          <w:lang w:val="ar_AE" w:bidi="ar_AE"/>
-        </w:rPr>
-      </w:r>
-      <w:r>
-        <w:rPr>
-          <w:lang w:val="ar_AE" w:bidi="ar_AE"/>
-        </w:rPr>
-      </w:r>
-    </w:p>
-    <w:p>
-      <w:pPr>
-        <w:bidi/>
-      </w:pPr>
-      <w:r>
-        <w:rPr>
-          <w:lang w:val="ar_AE" w:bidi="ar_AE"/>
-        </w:rPr>
-      </w:r>
-    </w:p>
-    <w:p>
-      <w:pPr>
-        <w:pStyle w:val="Heading2"/>
-        <w:bidi/>
-      </w:pPr>
-      <w:r>
-        <w:rPr>
-          <w:lang w:val="ar_AE" w:bidi="ar_AE"/>
-        </w:rPr>
-        <w:t>ملاخي - مقدمة أصحاح 1</w:t>
-      </w:r>
-      <w:r>
-        <w:rPr>
-          <w:lang w:val="ar_AE" w:bidi="ar_AE"/>
-        </w:rPr>
-      </w:r>
-    </w:p>
-    <w:p>
-      <w:pPr>
-        <w:pStyle w:val="Heading3"/>
-        <w:bidi/>
-      </w:pPr>
-      <w:r>
-        <w:rPr>
-          <w:lang w:val="ar_AE" w:bidi="ar_AE"/>
-        </w:rPr>
-        <w:t>البنية (الهيكل) والتنسيق</w:t>
-      </w:r>
-    </w:p>
-    <w:p>
-      <w:pPr>
-        <w:bidi/>
-      </w:pPr>
-      <w:r>
-        <w:rPr>
-          <w:lang w:val="ar_AE" w:bidi="ar_AE"/>
-        </w:rPr>
-      </w:r>
-      <w:r>
-        <w:rPr>
-          <w:lang w:val="ar_AE" w:bidi="ar_AE"/>
-        </w:rPr>
-        <w:t xml:space="preserve">1:1 عنوان </w:t>
-      </w:r>
-    </w:p>
-    <w:p>
-      <w:pPr>
-        <w:bidi/>
-      </w:pPr>
-      <w:r>
-        <w:rPr>
-          <w:lang w:val="ar_AE" w:bidi="ar_AE"/>
-        </w:rPr>
-      </w:r>
-      <w:r>
-        <w:rPr>
-          <w:lang w:val="ar_AE" w:bidi="ar_AE"/>
-        </w:rPr>
-        <w:t>1:2–5 الرب سيعاقب الأشرار: أدوم</w:t>
-      </w:r>
-    </w:p>
-    <w:p>
-      <w:pPr>
-        <w:bidi/>
-      </w:pPr>
-      <w:r>
-        <w:rPr>
-          <w:lang w:val="ar_AE" w:bidi="ar_AE"/>
-        </w:rPr>
-      </w:r>
-      <w:r>
-        <w:rPr>
-          <w:lang w:val="ar_AE" w:bidi="ar_AE"/>
-        </w:rPr>
-        <w:t>١:٦–١٤ اليهود لا يقدِّمون ذبائح مقبولة</w:t>
-      </w:r>
-      <w:r>
-        <w:rPr>
-          <w:lang w:val="ar_AE" w:bidi="ar_AE"/>
-        </w:rPr>
-      </w:r>
-      <w:r>
-        <w:rPr>
-          <w:lang w:val="ar_AE" w:bidi="ar_AE"/>
-        </w:rPr>
-      </w:r>
-    </w:p>
-    <w:p>
-      <w:pPr>
-        <w:bidi/>
-      </w:pPr>
-      <w:r>
-        <w:rPr>
-          <w:lang w:val="ar_AE" w:bidi="ar_AE"/>
-        </w:rPr>
-      </w:r>
-    </w:p>
-    <w:p>
-      <w:pPr>
-        <w:pStyle w:val="Heading2"/>
-        <w:bidi/>
-      </w:pPr>
-      <w:r>
-        <w:rPr>
-          <w:lang w:val="ar_AE" w:bidi="ar_AE"/>
-        </w:rPr>
-        <w:t>ملاخي - مقدمة إصحاح 2</w:t>
-      </w:r>
-      <w:r>
-        <w:rPr>
-          <w:lang w:val="ar_AE" w:bidi="ar_AE"/>
-        </w:rPr>
-      </w:r>
-    </w:p>
-    <w:p>
-      <w:pPr>
-        <w:pStyle w:val="Heading3"/>
-        <w:bidi/>
-      </w:pPr>
-      <w:r>
-        <w:rPr>
-          <w:lang w:val="ar_AE" w:bidi="ar_AE"/>
-        </w:rPr>
-        <w:t>البنية والتنسيق</w:t>
-      </w:r>
-    </w:p>
-    <w:p>
-      <w:pPr>
-        <w:bidi/>
-      </w:pPr>
-      <w:r>
-        <w:rPr>
-          <w:lang w:val="ar_AE" w:bidi="ar_AE"/>
-        </w:rPr>
-      </w:r>
-      <w:r>
-        <w:rPr>
-          <w:lang w:val="ar_AE" w:bidi="ar_AE"/>
-        </w:rPr>
-        <w:t>2:1–9 ينبغي على الكهنة أن يعلّموا الشريعةويطبّقوها بأمانة</w:t>
-      </w:r>
-    </w:p>
-    <w:p>
-      <w:pPr>
-        <w:bidi/>
-      </w:pPr>
-      <w:r>
-        <w:rPr>
-          <w:lang w:val="ar_AE" w:bidi="ar_AE"/>
-        </w:rPr>
-      </w:r>
-      <w:r>
-        <w:rPr>
-          <w:lang w:val="ar_AE" w:bidi="ar_AE"/>
-        </w:rPr>
-        <w:t>2:10–16 الرب مهتم بالعدل: لا طلاق</w:t>
-      </w:r>
-    </w:p>
-    <w:p>
-      <w:pPr>
-        <w:bidi/>
-      </w:pPr>
-      <w:r>
-        <w:rPr>
-          <w:lang w:val="ar_AE" w:bidi="ar_AE"/>
-        </w:rPr>
-      </w:r>
-      <w:r>
-        <w:rPr>
-          <w:lang w:val="ar_AE" w:bidi="ar_AE"/>
-        </w:rPr>
-        <w:t>5:3–17:2 الرب مهتم بالعدل وسيُعاقب فاعلي الشر</w:t>
-      </w:r>
-    </w:p>
-    <w:p>
-      <w:pPr>
-        <w:pStyle w:val="Heading3"/>
-        <w:bidi/>
-      </w:pPr>
-      <w:r>
-        <w:rPr>
-          <w:lang w:val="ar_AE" w:bidi="ar_AE"/>
-        </w:rPr>
-        <w:t>المفاهيم الدينية والثقافية بهذا الإصحاح</w:t>
-      </w:r>
-    </w:p>
-    <w:p>
-      <w:pPr>
-        <w:pStyle w:val="Heading4"/>
-        <w:bidi/>
-      </w:pPr>
-      <w:r>
-        <w:rPr>
-          <w:lang w:val="ar_AE" w:bidi="ar_AE"/>
-        </w:rPr>
-        <w:t>“</w:t>
-      </w:r>
-      <w:r>
-        <w:rPr>
-          <w:b/>
-          <w:lang w:val="ar_AE" w:bidi="ar_AE"/>
-        </w:rPr>
-        <w:t>كَانَ عَهْدِي مَعَهُ لِلْحَيَاةِ وَالسَّلاَمِ، وَأَعْطَيْتُهُ إِيَّاهُمَا لِلتَّقْوَى.</w:t>
-      </w:r>
-      <w:r>
-        <w:rPr>
-          <w:lang w:val="ar_AE" w:bidi="ar_AE"/>
-        </w:rPr>
-        <w:t>” (2:5)</w:t>
-      </w:r>
-    </w:p>
-    <w:p>
-      <w:pPr>
-        <w:bidi/>
-      </w:pPr>
-      <w:r>
-        <w:rPr>
-          <w:lang w:val="ar_AE" w:bidi="ar_AE"/>
-        </w:rPr>
-      </w:r>
-      <w:r>
-        <w:rPr>
-          <w:lang w:val="ar_AE" w:bidi="ar_AE"/>
-        </w:rPr>
-        <w:t xml:space="preserve">هنا يبدو أن الرب يشير ضمنيًا إلى ما قاله في </w:t>
-      </w:r>
-      <w:hyperlink r:id="rId28">
-        <w:r>
-          <w:rPr>
-            <w:lang w:val="ar_AE" w:bidi="ar_AE"/>
-          </w:rPr>
-          <w:rPr>
-            <w:color w:val="0000EE"/>
-            <w:u w:val="single"/>
-          </w:rPr>
-          <w:t>العدد 25:12–13</w:t>
-        </w:r>
-      </w:hyperlink>
-      <w:r>
-        <w:rPr>
-          <w:lang w:val="ar_AE" w:bidi="ar_AE"/>
-        </w:rPr>
-        <w:t xml:space="preserve">، حي يقيم </w:t>
-      </w:r>
-      <w:r>
-        <w:rPr>
-          <w:b/>
-          <w:lang w:val="ar_AE" w:bidi="ar_AE"/>
-        </w:rPr>
-        <w:t xml:space="preserve">ميثاقًا، </w:t>
-      </w:r>
-      <w:r>
-        <w:rPr>
-          <w:b/>
-          <w:lang w:val="ar_AE" w:bidi="ar_AE"/>
-        </w:rPr>
-        <w:t>مِيثَاقَ ٱلسَّلَامِ</w:t>
-      </w:r>
-      <w:r>
-        <w:rPr>
-          <w:lang w:val="ar_AE" w:bidi="ar_AE"/>
-        </w:rPr>
-        <w:t xml:space="preserve"> </w:t>
-      </w:r>
-      <w:r>
-        <w:rPr>
-          <w:lang w:val="ar_AE" w:bidi="ar_AE"/>
-        </w:rPr>
-        <w:t>يثبّت فينحاس (ابن أول رئيس كهنة، هارون) ونسله في الكهنوت إلى الأبد. صنع الرب هذا لأن فينحاس غار غيرةً للربّ ووقف بشدة ضد عبادة الآلهة الغريبة. وهذا ما يقصده الرب بقوله "</w:t>
-      </w:r>
-      <w:r>
-        <w:rPr>
-          <w:lang w:val="ar_AE" w:bidi="ar_AE"/>
-        </w:rPr>
-        <w:t>أَعْطَيْتُهُ إِيَّاهُمَا لِلتَّقْوَى</w:t>
-      </w:r>
-      <w:r>
-        <w:rPr>
-          <w:lang w:val="ar_AE" w:bidi="ar_AE"/>
-        </w:rPr>
-        <w:t xml:space="preserve">". أي "لأنه عبدني وحدي بإخلاص وتكريس كامل". كان الرب يُعاقب بني إسرائيل على عبادة الأوثان بضربة وباء أودت بحياة كثيرين منهم، لكنه أنهى الوباء بسبب ما فعله فينحاس. لذلك كان هذا </w:t>
-      </w:r>
-      <w:r>
-        <w:rPr>
-          <w:lang w:val="ar_AE" w:bidi="ar_AE"/>
-        </w:rPr>
-        <w:t xml:space="preserve">مِيثَاقَ </w:t>
-      </w:r>
-      <w:r>
-        <w:rPr>
-          <w:b/>
-          <w:lang w:val="ar_AE" w:bidi="ar_AE"/>
-        </w:rPr>
-        <w:t>سَّلَامِ</w:t>
-      </w:r>
-      <w:r>
-        <w:rPr>
-          <w:b/>
-          <w:lang w:val="ar_AE" w:bidi="ar_AE"/>
-        </w:rPr>
-        <w:t xml:space="preserve"> </w:t>
-      </w:r>
-      <w:r>
-        <w:rPr>
-          <w:lang w:val="ar_AE" w:bidi="ar_AE"/>
-        </w:rPr>
-        <w:t xml:space="preserve">(أي لم يعد الرب في حالة عداوة مع بني إسرائيل). كما كان أيضًا عهد </w:t>
-      </w:r>
-      <w:r>
-        <w:rPr>
-          <w:b/>
-          <w:lang w:val="ar_AE" w:bidi="ar_AE"/>
-        </w:rPr>
-        <w:t xml:space="preserve">لِلْحَيَاةِ </w:t>
-      </w:r>
-      <w:r>
-        <w:rPr>
-          <w:lang w:val="ar_AE" w:bidi="ar_AE"/>
-        </w:rPr>
-        <w:t xml:space="preserve">(أي لم يعد الرب يُعاقب بني إسرائيل بالموت). قد تعكس كلمة </w:t>
-      </w:r>
-      <w:r>
-        <w:rPr>
-          <w:b/>
-          <w:lang w:val="ar_AE" w:bidi="ar_AE"/>
-        </w:rPr>
-        <w:t>حَيَاة</w:t>
-      </w:r>
-      <w:r>
-        <w:rPr>
-          <w:lang w:val="ar_AE" w:bidi="ar_AE"/>
-        </w:rPr>
-        <w:t xml:space="preserve"> أيضًا أن هذا كان عهدًا دائمًا لن ينتهي. تشير الملاحظات على </w:t>
-      </w:r>
-      <w:hyperlink r:id="rId29">
-        <w:r>
-          <w:rPr>
-            <w:lang w:val="ar_AE" w:bidi="ar_AE"/>
-          </w:rPr>
-          <w:rPr>
-            <w:color w:val="0000EE"/>
-            <w:u w:val="single"/>
-          </w:rPr>
-          <w:t>2:5</w:t>
-        </w:r>
-      </w:hyperlink>
-      <w:r>
-        <w:rPr>
-          <w:lang w:val="ar_AE" w:bidi="ar_AE"/>
-        </w:rPr>
-        <w:t xml:space="preserve"> إلى طرق ومرادفات يمكن بها ترجمة هذه العبارات.</w:t>
-      </w:r>
-    </w:p>
-    <w:p>
-      <w:pPr>
-        <w:pStyle w:val="Heading3"/>
-        <w:bidi/>
-      </w:pPr>
-      <w:r>
-        <w:rPr>
-          <w:lang w:val="ar_AE" w:bidi="ar_AE"/>
-        </w:rPr>
-        <w:t>تحديات الترجمة</w:t>
-      </w:r>
-    </w:p>
-    <w:p>
-      <w:pPr>
-        <w:pStyle w:val="Heading4"/>
-        <w:bidi/>
-      </w:pPr>
-      <w:r>
-        <w:rPr>
-          <w:b/>
-          <w:lang w:val="ar_AE" w:bidi="ar_AE"/>
-        </w:rPr>
-        <w:t>أَفَلَمْ يَفْعَلْ وَاحِدٌ</w:t>
-      </w:r>
-      <w:r>
-        <w:rPr>
-          <w:lang w:val="ar_AE" w:bidi="ar_AE"/>
-        </w:rPr>
-        <w:t>؟ (2:15a)</w:t>
-      </w:r>
-    </w:p>
-    <w:p>
-      <w:pPr>
-        <w:bidi/>
-      </w:pPr>
-      <w:r>
-        <w:rPr>
-          <w:lang w:val="ar_AE" w:bidi="ar_AE"/>
-        </w:rPr>
-      </w:r>
-      <w:r>
-        <w:rPr>
-          <w:lang w:val="ar_AE" w:bidi="ar_AE"/>
-        </w:rPr>
-        <w:t xml:space="preserve">إليك وجهتي نظر لعلماء الكتاب المقدس حول التفسير الصحيح لهذه الكلمات: (1) تشير كلمة </w:t>
-      </w:r>
-      <w:r>
-        <w:rPr>
-          <w:b/>
-          <w:lang w:val="ar_AE" w:bidi="ar_AE"/>
-        </w:rPr>
-        <w:t>واحد</w:t>
-      </w:r>
-      <w:r>
-        <w:rPr>
-          <w:lang w:val="ar_AE" w:bidi="ar_AE"/>
-        </w:rPr>
-        <w:t xml:space="preserve"> إلى العلاقة الوثيقة التي تجمع الزوج بزوجته. الترجمة البديلة: [أفلم يجعلك الله واحدًا مع زوجتك؟] (2) تشير كلمة </w:t>
-      </w:r>
-      <w:r>
-        <w:rPr>
-          <w:b/>
-          <w:lang w:val="ar_AE" w:bidi="ar_AE"/>
-        </w:rPr>
-        <w:t>واحد</w:t>
-      </w:r>
-      <w:r>
-        <w:rPr>
-          <w:lang w:val="ar_AE" w:bidi="ar_AE"/>
-        </w:rPr>
-        <w:t xml:space="preserve"> إلى الله نفسه. الترجمة البديلة: [أفلم يجعلك الإله الواحد؟]</w:t>
-      </w:r>
-    </w:p>
-    <w:p>
-      <w:pPr>
-        <w:pStyle w:val="Heading4"/>
-        <w:bidi/>
-      </w:pPr>
-      <w:r>
-        <w:rPr>
-          <w:b/>
-          <w:lang w:val="ar_AE" w:bidi="ar_AE"/>
-        </w:rPr>
-        <w:t>وَلَهُ بَقِيَّةُ الرُّوحِ</w:t>
-      </w:r>
-      <w:r>
-        <w:rPr>
-          <w:lang w:val="ar_AE" w:bidi="ar_AE"/>
-        </w:rPr>
-        <w:t>؟ (2:15ب)</w:t>
-      </w:r>
-    </w:p>
-    <w:p>
-      <w:pPr>
-        <w:bidi/>
-      </w:pPr>
-      <w:r>
-        <w:rPr>
-          <w:lang w:val="ar_AE" w:bidi="ar_AE"/>
-        </w:rPr>
-      </w:r>
-      <w:r>
-        <w:rPr>
-          <w:lang w:val="ar_AE" w:bidi="ar_AE"/>
-        </w:rPr>
-        <w:t>إليك وجهتي نظر من بين عدة آراء لعلماء الكتاب المقدس حول التفسير الصحيح لهذه الكلمات. (1) هذه الكلمات تعني أن الزوج والزوجة متحدان في الجسد والروح. ترجمة بديلة: [وقد جعلك الله متحدًا مع زوجتك في الجسد والروح] (2) هذه الكلمات تعني أن أجساد وأرواح الزوج والزوجة هي ملك الله. ترجمة بديلة: [وأنت وزوجتك ملك الله]</w:t>
-      </w:r>
-    </w:p>
-    <w:p>
-      <w:pPr>
-        <w:pStyle w:val="Heading4"/>
-        <w:bidi/>
-      </w:pPr>
-      <w:r>
-        <w:rPr>
-          <w:lang w:val="ar_AE" w:bidi="ar_AE"/>
-        </w:rPr>
-        <w:t>«</w:t>
-      </w:r>
-      <w:r>
-        <w:rPr>
-          <w:b/>
-          <w:lang w:val="ar_AE" w:bidi="ar_AE"/>
-        </w:rPr>
-        <w:t>وَأَنْ يُغَطِّيَ أَحَدٌ الظُّلْمَ بِثَوْبِهِ</w:t>
-      </w:r>
-      <w:r>
-        <w:rPr>
-          <w:lang w:val="ar_AE" w:bidi="ar_AE"/>
-        </w:rPr>
-        <w:t>» (2:16)</w:t>
-      </w:r>
-    </w:p>
-    <w:p>
-      <w:pPr>
-        <w:bidi/>
-      </w:pPr>
-      <w:r>
-        <w:rPr>
-          <w:lang w:val="ar_AE" w:bidi="ar_AE"/>
-        </w:rPr>
-      </w:r>
-      <w:r>
-        <w:rPr>
-          <w:lang w:val="ar_AE" w:bidi="ar_AE"/>
-        </w:rPr>
-        <w:t xml:space="preserve">إليك ثلاث وجهات نظر لعلماء الكتاب المقدس حول التفسير الصحيح لهذه الكلمات: (1) تعني أن الزوج والزوجة — يتكلم ملاخي كما لو أن </w:t>
-      </w:r>
-      <w:r>
-        <w:rPr>
-          <w:b/>
-          <w:lang w:val="ar_AE" w:bidi="ar_AE"/>
-        </w:rPr>
-        <w:t xml:space="preserve">العنف </w:t>
-      </w:r>
-      <w:r>
-        <w:rPr>
-          <w:lang w:val="ar_AE" w:bidi="ar_AE"/>
-        </w:rPr>
-        <w:t xml:space="preserve">مادة يمكن للإنسان أن يغطي بها </w:t>
-      </w:r>
-      <w:r>
-        <w:rPr>
-          <w:b/>
-          <w:lang w:val="ar_AE" w:bidi="ar_AE"/>
-        </w:rPr>
-        <w:t>ثوبًا</w:t>
-      </w:r>
-      <w:r>
-        <w:rPr>
-          <w:lang w:val="ar_AE" w:bidi="ar_AE"/>
-        </w:rPr>
-        <w:t>. إذا كان أوضح بلغتك، يمكنك أن تذكر المعنى صراحة. فكرة التغطية الكاملة تفيد التأكيد. ترجمة بديلة: الترجمة البديلة: [والذي يتصرف بعنف شديد] (2) كلمة "</w:t>
-      </w:r>
-      <w:r>
-        <w:rPr>
-          <w:b/>
-          <w:lang w:val="ar_AE" w:bidi="ar_AE"/>
-        </w:rPr>
-        <w:t>العنف</w:t>
-      </w:r>
-      <w:r>
-        <w:rPr>
-          <w:lang w:val="ar_AE" w:bidi="ar_AE"/>
-        </w:rPr>
-        <w:t>" تشير إلى الأفعال القاسية التي قد تشمل أعمالًا غير الطلاق. ترجمة بديلة: [والذي يتصرف بعنف] (3) تكلمة "</w:t>
-      </w:r>
-      <w:r>
-        <w:rPr>
-          <w:b/>
-          <w:lang w:val="ar_AE" w:bidi="ar_AE"/>
-        </w:rPr>
-        <w:t>العنف</w:t>
-      </w:r>
-      <w:r>
-        <w:rPr>
-          <w:lang w:val="ar_AE" w:bidi="ar_AE"/>
-        </w:rPr>
-        <w:t>" تشير إلى الأفعال العنيفة أو القاسية التي يخفيها الشخص. ترجمة بديلة: [والذي يخفي عنفه].</w:t>
-      </w:r>
-      <w:r>
-        <w:rPr>
-          <w:lang w:val="ar_AE" w:bidi="ar_AE"/>
-        </w:rPr>
-      </w:r>
-      <w:r>
-        <w:rPr>
-          <w:lang w:val="ar_AE" w:bidi="ar_AE"/>
-        </w:rPr>
-      </w:r>
-    </w:p>
-    <w:p>
-      <w:pPr>
-        <w:bidi/>
-      </w:pPr>
-      <w:r>
-        <w:rPr>
-          <w:lang w:val="ar_AE" w:bidi="ar_AE"/>
-        </w:rPr>
-      </w:r>
-    </w:p>
-    <w:p>
-      <w:pPr>
-        <w:pStyle w:val="Heading2"/>
-        <w:bidi/>
-      </w:pPr>
-      <w:r>
-        <w:rPr>
-          <w:lang w:val="ar_AE" w:bidi="ar_AE"/>
-        </w:rPr>
-        <w:t>ملاخي - مقدمة أصحاح 3</w:t>
-      </w:r>
-      <w:r>
-        <w:rPr>
-          <w:lang w:val="ar_AE" w:bidi="ar_AE"/>
-        </w:rPr>
-      </w:r>
-    </w:p>
-    <w:p>
-      <w:pPr>
-        <w:pStyle w:val="Heading3"/>
-        <w:bidi/>
-      </w:pPr>
-      <w:r>
-        <w:rPr>
-          <w:lang w:val="ar_AE" w:bidi="ar_AE"/>
-        </w:rPr>
-        <w:t>البنية (الهيكل) والتنسيق</w:t>
-      </w:r>
-    </w:p>
-    <w:p>
-      <w:pPr>
-        <w:bidi/>
-      </w:pPr>
-      <w:r>
-        <w:rPr>
-          <w:lang w:val="ar_AE" w:bidi="ar_AE"/>
-        </w:rPr>
-      </w:r>
-      <w:r>
-        <w:rPr>
-          <w:lang w:val="ar_AE" w:bidi="ar_AE"/>
-        </w:rPr>
-        <w:t>2:17 - 3:5 الرب يهتم بالعدل وسيعاقب الظالمين</w:t>
-      </w:r>
-    </w:p>
-    <w:p>
-      <w:pPr>
-        <w:bidi/>
-      </w:pPr>
-      <w:r>
-        <w:rPr>
-          <w:lang w:val="ar_AE" w:bidi="ar_AE"/>
-        </w:rPr>
-      </w:r>
-      <w:r>
-        <w:rPr>
-          <w:lang w:val="ar_AE" w:bidi="ar_AE"/>
-        </w:rPr>
-        <w:t>3:6–12 اليهود لا يقدِّمون العشور بشكل صحيح</w:t>
-      </w:r>
-    </w:p>
-    <w:p>
-      <w:pPr>
-        <w:bidi/>
-      </w:pPr>
-      <w:r>
-        <w:rPr>
-          <w:lang w:val="ar_AE" w:bidi="ar_AE"/>
-        </w:rPr>
-      </w:r>
-      <w:r>
-        <w:rPr>
-          <w:lang w:val="ar_AE" w:bidi="ar_AE"/>
-        </w:rPr>
-        <w:t>3:13–15 سيعاقب الرب الأشرار، بغض النظر عما يقوله اليهود</w:t>
-      </w:r>
-    </w:p>
-    <w:p>
-      <w:pPr>
-        <w:bidi/>
-      </w:pPr>
-      <w:r>
-        <w:rPr>
-          <w:lang w:val="ar_AE" w:bidi="ar_AE"/>
-        </w:rPr>
-      </w:r>
-      <w:r>
-        <w:rPr>
-          <w:lang w:val="ar_AE" w:bidi="ar_AE"/>
-        </w:rPr>
-        <w:t>3:16 - 4:6 الرب سيبارك ويحمي الذين يتقونه</w:t>
-      </w:r>
-      <w:r>
-        <w:rPr>
-          <w:lang w:val="ar_AE" w:bidi="ar_AE"/>
-        </w:rPr>
-      </w:r>
-      <w:r>
-        <w:rPr>
-          <w:lang w:val="ar_AE" w:bidi="ar_AE"/>
-        </w:rPr>
-      </w:r>
-    </w:p>
-    <w:p>
-      <w:pPr>
-        <w:bidi/>
-      </w:pPr>
-      <w:r>
-        <w:rPr>
-          <w:lang w:val="ar_AE" w:bidi="ar_AE"/>
-        </w:rPr>
-      </w:r>
-    </w:p>
-    <w:p>
-      <w:pPr>
-        <w:pStyle w:val="Heading2"/>
-        <w:bidi/>
-      </w:pPr>
-      <w:r>
-        <w:rPr>
-          <w:lang w:val="ar_AE" w:bidi="ar_AE"/>
-        </w:rPr>
-        <w:t>ملاخي - مقدمة أصحاح 4</w:t>
-      </w:r>
-      <w:r>
-        <w:rPr>
-          <w:lang w:val="ar_AE" w:bidi="ar_AE"/>
-        </w:rPr>
-      </w:r>
-    </w:p>
-    <w:p>
-      <w:pPr>
-        <w:pStyle w:val="Heading3"/>
-        <w:bidi/>
-      </w:pPr>
-      <w:r>
-        <w:rPr>
-          <w:lang w:val="ar_AE" w:bidi="ar_AE"/>
-        </w:rPr>
-        <w:t>البنية (الهيكل) والتنسيق</w:t>
-      </w:r>
-    </w:p>
-    <w:p>
-      <w:pPr>
-        <w:bidi/>
-      </w:pPr>
-      <w:r>
-        <w:rPr>
-          <w:lang w:val="ar_AE" w:bidi="ar_AE"/>
-        </w:rPr>
-      </w:r>
-      <w:r>
-        <w:rPr>
-          <w:lang w:val="ar_AE" w:bidi="ar_AE"/>
-        </w:rPr>
-        <w:t>3:16–4:6 الرب سيبارك ويحمي من يخافونه</w:t>
-      </w:r>
-    </w:p>
-    <w:p>
-      <w:pPr>
-        <w:pStyle w:val="Heading3"/>
-        <w:bidi/>
-      </w:pPr>
-      <w:r>
-        <w:rPr>
-          <w:lang w:val="ar_AE" w:bidi="ar_AE"/>
-        </w:rPr>
-        <w:t>المفاهيم الدينية والثقافية في هذا الأصحاح</w:t>
-      </w:r>
-    </w:p>
-    <w:p>
-      <w:pPr>
-        <w:pStyle w:val="Heading4"/>
-        <w:bidi/>
-      </w:pPr>
-      <w:r>
-        <w:rPr>
-          <w:lang w:val="ar_AE" w:bidi="ar_AE"/>
-        </w:rPr>
-        <w:t>“هأَنَذَا أُرْسِلُ إِلَيْكُمْ إِيلِيَّا النَّبِيَّ” (4:5)</w:t>
-      </w:r>
-    </w:p>
-    <w:p>
-      <w:pPr>
-        <w:bidi/>
-      </w:pPr>
-      <w:r>
-        <w:rPr>
-          <w:lang w:val="ar_AE" w:bidi="ar_AE"/>
-        </w:rPr>
-      </w:r>
-      <w:r>
-        <w:rPr>
-          <w:lang w:val="ar_AE" w:bidi="ar_AE"/>
-        </w:rPr>
-        <w:t>بينما قد يكون مستمعو ملاخي والأجيال اللاحقة من اليهود قد توقعوا أن تتحقق هذه النبوة بعودة إيليا نفسه، فقد أوضح يسوع أنها تحققت من خلال حياة وشهادة يوحنا المعمدان (</w:t>
-      </w:r>
-      <w:hyperlink r:id="rId30">
-        <w:r>
-          <w:rPr>
-            <w:lang w:val="ar_AE" w:bidi="ar_AE"/>
-          </w:rPr>
-          <w:rPr>
-            <w:color w:val="0000EE"/>
-            <w:u w:val="single"/>
-          </w:rPr>
-          <w:t>متى 17:10–13</w:t>
-        </w:r>
-      </w:hyperlink>
-      <w:r>
-        <w:rPr>
-          <w:lang w:val="ar_AE" w:bidi="ar_AE"/>
-        </w:rPr>
-        <w:t>).</w:t>
       </w:r>
       <w:r>
         <w:rPr>

--- a/arb/docx/39.content.docx
+++ b/arb/docx/39.content.docx
@@ -1339,6 +1339,22 @@
       </w:r>
       <w:r>
         <w:rPr>
+          <w:lang w:val="ar_AE" w:bidi="ar_AE"/>
+        </w:rPr>
+        <w:t>אָהַ֤בְתִּי אֶתְ⁠כֶם֙ אָמַ֣ר יְהוָ֔ה</w:t>
+      </w:r>
+    </w:p>
+    <w:p>
+      <w:pPr>
+        <w:bidi/>
+      </w:pPr>
+      <w:r>
+        <w:rPr>
+          <w:lang w:val="ar_AE" w:bidi="ar_AE"/>
+        </w:rPr>
+      </w:r>
+      <w:r>
+        <w:rPr>
           <w:b/>
           <w:lang w:val="ar_AE" w:bidi="ar_AE"/>
         </w:rPr>
@@ -1702,6 +1718,22 @@
       </w:r>
       <w:r>
         <w:rPr>
+          <w:lang w:val="ar_AE" w:bidi="ar_AE"/>
+        </w:rPr>
+        <w:t>הֲ⁠לוֹא־אָ֨ח עֵשָׂ֤ו לְ⁠יַֽעֲקֹב֙ נְאֻם־יְהוָ֔ה וָ⁠אֹהַ֖ב אֶֽת־יַעֲקֹֽב</w:t>
+      </w:r>
+    </w:p>
+    <w:p>
+      <w:pPr>
+        <w:bidi/>
+      </w:pPr>
+      <w:r>
+        <w:rPr>
+          <w:lang w:val="ar_AE" w:bidi="ar_AE"/>
+        </w:rPr>
+      </w:r>
+      <w:r>
+        <w:rPr>
           <w:b/>
           <w:lang w:val="ar_AE" w:bidi="ar_AE"/>
         </w:rPr>
@@ -3105,6 +3137,22 @@
       </w:r>
       <w:r>
         <w:rPr>
+          <w:lang w:val="ar_AE" w:bidi="ar_AE"/>
+        </w:rPr>
+        <w:t>וְ⁠קָרְא֤וּ לָ⁠הֶם֙ גְּב֣וּל רִשְׁעָ֔ה וְ⁠הָ⁠עָ֛ם אֲשֶׁר־זָעַ֥ם יְהוָ֖ה עַד־עוֹלָֽם</w:t>
+      </w:r>
+    </w:p>
+    <w:p>
+      <w:pPr>
+        <w:bidi/>
+      </w:pPr>
+      <w:r>
+        <w:rPr>
+          <w:lang w:val="ar_AE" w:bidi="ar_AE"/>
+        </w:rPr>
+      </w:r>
+      <w:r>
+        <w:rPr>
           <w:b/>
           <w:lang w:val="ar_AE" w:bidi="ar_AE"/>
         </w:rPr>
@@ -3724,6 +3772,22 @@
       </w:r>
       <w:r>
         <w:rPr>
+          <w:lang w:val="ar_AE" w:bidi="ar_AE"/>
+        </w:rPr>
+        <w:t>וְ⁠עֵינֵי⁠כֶ֖ם תִּרְאֶ֑ינָה וְ⁠אַתֶּ֤ם תֹּֽאמְרוּ֙ יִגְדַּ֣ל יְהוָ֔ה מֵ⁠עַ֖ל לִ⁠גְב֥וּל יִשְׂרָאֵֽל</w:t>
+      </w:r>
+    </w:p>
+    <w:p>
+      <w:pPr>
+        <w:bidi/>
+      </w:pPr>
+      <w:r>
+        <w:rPr>
+          <w:lang w:val="ar_AE" w:bidi="ar_AE"/>
+        </w:rPr>
+      </w:r>
+      <w:r>
+        <w:rPr>
           <w:b/>
           <w:lang w:val="ar_AE" w:bidi="ar_AE"/>
         </w:rPr>
@@ -3830,6 +3894,22 @@
       </w:r>
       <w:r>
         <w:rPr>
+          <w:lang w:val="ar_AE" w:bidi="ar_AE"/>
+        </w:rPr>
+        <w:t>וְ⁠אִם־אָ֣ב אָ֣נִי אַיֵּ֣ה כְבוֹדִ֡⁠י וְ⁠אִם־אֲדוֹנִ֣ים אָנִי֩ אַיֵּ֨ה מוֹרָאִ֜⁠י</w:t>
+      </w:r>
+    </w:p>
+    <w:p>
+      <w:pPr>
+        <w:bidi/>
+      </w:pPr>
+      <w:r>
+        <w:rPr>
+          <w:lang w:val="ar_AE" w:bidi="ar_AE"/>
+        </w:rPr>
+      </w:r>
+      <w:r>
+        <w:rPr>
           <w:b/>
           <w:lang w:val="ar_AE" w:bidi="ar_AE"/>
         </w:rPr>
@@ -4207,6 +4287,22 @@
       </w:r>
       <w:r>
         <w:rPr>
+          <w:lang w:val="ar_AE" w:bidi="ar_AE"/>
+        </w:rPr>
+        <w:t>וַ⁠אֲמַרְתֶּ֖ם בַּ⁠מֶּ֣ה גֵֽאַלְנ֑וּ⁠ךָ בֶּ⁠אֱמָרְ⁠כֶ֕ם שֻׁלְחַ֥ן יְהוָ֖ה נִבְזֶ֥ה הֽוּא</w:t>
+      </w:r>
+    </w:p>
+    <w:p>
+      <w:pPr>
+        <w:bidi/>
+      </w:pPr>
+      <w:r>
+        <w:rPr>
+          <w:lang w:val="ar_AE" w:bidi="ar_AE"/>
+        </w:rPr>
+      </w:r>
+      <w:r>
+        <w:rPr>
           <w:b/>
           <w:lang w:val="ar_AE" w:bidi="ar_AE"/>
         </w:rPr>
@@ -4313,6 +4409,22 @@
       </w:r>
       <w:r>
         <w:rPr>
+          <w:lang w:val="ar_AE" w:bidi="ar_AE"/>
+        </w:rPr>
+        <w:t>שֻׁלְחַ֥ן יְהוָ֖ה נִבְזֶ֥ה הֽוּא</w:t>
+      </w:r>
+    </w:p>
+    <w:p>
+      <w:pPr>
+        <w:bidi/>
+      </w:pPr>
+      <w:r>
+        <w:rPr>
+          <w:lang w:val="ar_AE" w:bidi="ar_AE"/>
+        </w:rPr>
+      </w:r>
+      <w:r>
+        <w:rPr>
           <w:b/>
           <w:lang w:val="ar_AE" w:bidi="ar_AE"/>
         </w:rPr>
@@ -4540,6 +4652,22 @@
       </w:r>
       <w:r>
         <w:rPr>
+          <w:lang w:val="ar_AE" w:bidi="ar_AE"/>
+        </w:rPr>
+        <w:t>וְ⁠כִֽי־תַגִּשׁ֨וּ⁠ן עִוֵּ֤ר לִ⁠זְבֹּ֨חַ֙ אֵ֣ין רָ֔ע וְ⁠כִ֥י תַגִּ֛ישׁוּ פִּסֵּ֥חַ וְ⁠חֹלֶ֖ה אֵ֣ין רָ֑ע</w:t>
+      </w:r>
+    </w:p>
+    <w:p>
+      <w:pPr>
+        <w:bidi/>
+      </w:pPr>
+      <w:r>
+        <w:rPr>
+          <w:lang w:val="ar_AE" w:bidi="ar_AE"/>
+        </w:rPr>
+      </w:r>
+      <w:r>
+        <w:rPr>
           <w:b/>
           <w:lang w:val="ar_AE" w:bidi="ar_AE"/>
         </w:rPr>
@@ -6470,6 +6598,22 @@
         <w:rPr>
           <w:lang w:val="ar_AE" w:bidi="ar_AE"/>
         </w:rPr>
+      </w:r>
+    </w:p>
+    <w:p>
+      <w:pPr>
+        <w:bidi/>
+      </w:pPr>
+      <w:r>
+        <w:rPr>
+          <w:lang w:val="ar_AE" w:bidi="ar_AE"/>
+        </w:rPr>
+      </w:r>
+      <w:r>
+        <w:rPr>
+          <w:lang w:val="ar_AE" w:bidi="ar_AE"/>
+        </w:rPr>
+        <w:t>הֲ⁠יִשָּׂ֤א מִ⁠כֶּם֙ פָּנִ֔ים</w:t>
       </w:r>
     </w:p>
     <w:p>
@@ -6715,6 +6859,22 @@
       </w:r>
       <w:r>
         <w:rPr>
+          <w:lang w:val="ar_AE" w:bidi="ar_AE"/>
+        </w:rPr>
+        <w:t>מִ֤י גַם־בָּ⁠כֶם֙ וְ⁠יִסְגֹּ֣ר דְּלָתַ֔יִם וְ⁠לֹֽא־תָאִ֥ירוּ מִזְבְּחִ֖⁠י חִנָּ֑ם</w:t>
+      </w:r>
+    </w:p>
+    <w:p>
+      <w:pPr>
+        <w:bidi/>
+      </w:pPr>
+      <w:r>
+        <w:rPr>
+          <w:lang w:val="ar_AE" w:bidi="ar_AE"/>
+        </w:rPr>
+      </w:r>
+      <w:r>
+        <w:rPr>
           <w:b/>
           <w:lang w:val="ar_AE" w:bidi="ar_AE"/>
         </w:rPr>
@@ -7226,6 +7386,22 @@
       </w:r>
       <w:r>
         <w:rPr>
+          <w:lang w:val="ar_AE" w:bidi="ar_AE"/>
+        </w:rPr>
+        <w:t>מִ⁠מִּזְרַח־שֶׁ֜מֶשׁ וְ⁠עַד־מְבוֹא֗⁠וֹ</w:t>
+      </w:r>
+    </w:p>
+    <w:p>
+      <w:pPr>
+        <w:bidi/>
+      </w:pPr>
+      <w:r>
+        <w:rPr>
+          <w:lang w:val="ar_AE" w:bidi="ar_AE"/>
+        </w:rPr>
+      </w:r>
+      <w:r>
+        <w:rPr>
           <w:b/>
           <w:lang w:val="ar_AE" w:bidi="ar_AE"/>
         </w:rPr>
@@ -7358,6 +7534,22 @@
       </w:r>
       <w:r>
         <w:rPr>
+          <w:lang w:val="ar_AE" w:bidi="ar_AE"/>
+        </w:rPr>
+        <w:t>מִ⁠מִּזְרַח־שֶׁ֜מֶשׁ וְ⁠עַד־מְבוֹא֗⁠וֹ</w:t>
+      </w:r>
+    </w:p>
+    <w:p>
+      <w:pPr>
+        <w:bidi/>
+      </w:pPr>
+      <w:r>
+        <w:rPr>
+          <w:lang w:val="ar_AE" w:bidi="ar_AE"/>
+        </w:rPr>
+      </w:r>
+      <w:r>
+        <w:rPr>
           <w:b/>
           <w:lang w:val="ar_AE" w:bidi="ar_AE"/>
         </w:rPr>
@@ -7437,6 +7629,22 @@
         <w:rPr>
           <w:lang w:val="ar_AE" w:bidi="ar_AE"/>
         </w:rPr>
+      </w:r>
+    </w:p>
+    <w:p>
+      <w:pPr>
+        <w:bidi/>
+      </w:pPr>
+      <w:r>
+        <w:rPr>
+          <w:lang w:val="ar_AE" w:bidi="ar_AE"/>
+        </w:rPr>
+      </w:r>
+      <w:r>
+        <w:rPr>
+          <w:lang w:val="ar_AE" w:bidi="ar_AE"/>
+        </w:rPr>
+        <w:t>גָּד֤וֹל שְׁמִ⁠י֙ &amp; גָד֤וֹל שְׁמִ⁠י֙</w:t>
       </w:r>
     </w:p>
     <w:p>
@@ -7993,6 +8201,22 @@
       </w:r>
       <w:r>
         <w:rPr>
+          <w:lang w:val="ar_AE" w:bidi="ar_AE"/>
+        </w:rPr>
+        <w:t>וְ⁠אַתֶּ֖ם מְחַלְּלִ֣ים אוֹת֑⁠וֹ בֶּ⁠אֱמָרְ⁠כֶ֗ם שֻׁלְחַ֤ן אֲדֹנָ⁠י֙ מְגֹאָ֣ל ה֔וּא וְ⁠נִיב֖⁠וֹ נִבְזֶ֥ה אָכְלֽ⁠וֹ</w:t>
+      </w:r>
+    </w:p>
+    <w:p>
+      <w:pPr>
+        <w:bidi/>
+      </w:pPr>
+      <w:r>
+        <w:rPr>
+          <w:lang w:val="ar_AE" w:bidi="ar_AE"/>
+        </w:rPr>
+      </w:r>
+      <w:r>
+        <w:rPr>
           <w:b/>
           <w:lang w:val="ar_AE" w:bidi="ar_AE"/>
         </w:rPr>
@@ -8086,6 +8310,22 @@
         <w:rPr>
           <w:lang w:val="ar_AE" w:bidi="ar_AE"/>
         </w:rPr>
+      </w:r>
+    </w:p>
+    <w:p>
+      <w:pPr>
+        <w:bidi/>
+      </w:pPr>
+      <w:r>
+        <w:rPr>
+          <w:lang w:val="ar_AE" w:bidi="ar_AE"/>
+        </w:rPr>
+      </w:r>
+      <w:r>
+        <w:rPr>
+          <w:lang w:val="ar_AE" w:bidi="ar_AE"/>
+        </w:rPr>
+        <w:t>שֻׁלְחַ֤ן אֲדֹנָ⁠י֙</w:t>
       </w:r>
     </w:p>
     <w:p>
@@ -8889,6 +9129,22 @@
       </w:r>
       <w:r>
         <w:rPr>
+          <w:lang w:val="ar_AE" w:bidi="ar_AE"/>
+        </w:rPr>
+        <w:t>וַ⁠אֲמַרְתֶּם֩ הִנֵּ֨ה מַ⁠תְּלָאָ֜ה</w:t>
+      </w:r>
+    </w:p>
+    <w:p>
+      <w:pPr>
+        <w:bidi/>
+      </w:pPr>
+      <w:r>
+        <w:rPr>
+          <w:lang w:val="ar_AE" w:bidi="ar_AE"/>
+        </w:rPr>
+      </w:r>
+      <w:r>
+        <w:rPr>
           <w:b/>
           <w:lang w:val="ar_AE" w:bidi="ar_AE"/>
         </w:rPr>
@@ -9864,6 +10120,22 @@
       </w:r>
       <w:r>
         <w:rPr>
+          <w:lang w:val="ar_AE" w:bidi="ar_AE"/>
+        </w:rPr>
+        <w:t>וְ⁠אָר֣וּר נוֹכֵ֗ל וְ⁠יֵ֤שׁ בְּ⁠עֶדְר⁠וֹ֙ זָכָ֔ר וְ⁠נֹדֵ֛ר וְ⁠זֹבֵ֥חַ מָשְׁחָ֖ת לַֽ⁠אדֹנָ֑⁠י</w:t>
+      </w:r>
+    </w:p>
+    <w:p>
+      <w:pPr>
+        <w:bidi/>
+      </w:pPr>
+      <w:r>
+        <w:rPr>
+          <w:lang w:val="ar_AE" w:bidi="ar_AE"/>
+        </w:rPr>
+      </w:r>
+      <w:r>
+        <w:rPr>
           <w:b/>
           <w:lang w:val="ar_AE" w:bidi="ar_AE"/>
         </w:rPr>
@@ -10336,6 +10608,22 @@
         <w:rPr>
           <w:lang w:val="ar_AE" w:bidi="ar_AE"/>
         </w:rPr>
+      </w:r>
+    </w:p>
+    <w:p>
+      <w:pPr>
+        <w:bidi/>
+      </w:pPr>
+      <w:r>
+        <w:rPr>
+          <w:lang w:val="ar_AE" w:bidi="ar_AE"/>
+        </w:rPr>
+      </w:r>
+      <w:r>
+        <w:rPr>
+          <w:lang w:val="ar_AE" w:bidi="ar_AE"/>
+        </w:rPr>
+        <w:t>לַֽ⁠אדֹנָ֑⁠י &amp; אָמַר֙ יְהוָ֣ה צְבָא֔וֹת</w:t>
       </w:r>
     </w:p>
     <w:p>
@@ -11080,6 +11368,22 @@
       </w:r>
       <w:r>
         <w:rPr>
+          <w:lang w:val="ar_AE" w:bidi="ar_AE"/>
+        </w:rPr>
+        <w:t>וְ⁠עַתָּ֗ה</w:t>
+      </w:r>
+    </w:p>
+    <w:p>
+      <w:pPr>
+        <w:bidi/>
+      </w:pPr>
+      <w:r>
+        <w:rPr>
+          <w:lang w:val="ar_AE" w:bidi="ar_AE"/>
+        </w:rPr>
+      </w:r>
+      <w:r>
+        <w:rPr>
           <w:b/>
           <w:lang w:val="ar_AE" w:bidi="ar_AE"/>
         </w:rPr>
@@ -11339,6 +11643,22 @@
       </w:r>
       <w:r>
         <w:rPr>
+          <w:lang w:val="ar_AE" w:bidi="ar_AE"/>
+        </w:rPr>
+        <w:t>לֹא֩ תָשִׂ֨ימוּ עַל־לֵ֜ב &amp; אֵינְ⁠כֶ֖ם שָׂמִ֥ים עַל־לֵֽב</w:t>
+      </w:r>
+    </w:p>
+    <w:p>
+      <w:pPr>
+        <w:bidi/>
+      </w:pPr>
+      <w:r>
+        <w:rPr>
+          <w:lang w:val="ar_AE" w:bidi="ar_AE"/>
+        </w:rPr>
+      </w:r>
+      <w:r>
+        <w:rPr>
           <w:b/>
           <w:lang w:val="ar_AE" w:bidi="ar_AE"/>
         </w:rPr>
@@ -11729,6 +12049,22 @@
       </w:r>
       <w:r>
         <w:rPr>
+          <w:lang w:val="ar_AE" w:bidi="ar_AE"/>
+        </w:rPr>
+        <w:t>וְ⁠שִׁלַּחְתִּ֤י בָ⁠כֶם֙ אֶת־הַ⁠מְּאֵרָ֔ה</w:t>
+      </w:r>
+    </w:p>
+    <w:p>
+      <w:pPr>
+        <w:bidi/>
+      </w:pPr>
+      <w:r>
+        <w:rPr>
+          <w:lang w:val="ar_AE" w:bidi="ar_AE"/>
+        </w:rPr>
+      </w:r>
+      <w:r>
+        <w:rPr>
           <w:b/>
           <w:lang w:val="ar_AE" w:bidi="ar_AE"/>
         </w:rPr>
@@ -12252,6 +12588,22 @@
         <w:rPr>
           <w:lang w:val="ar_AE" w:bidi="ar_AE"/>
         </w:rPr>
+      </w:r>
+    </w:p>
+    <w:p>
+      <w:pPr>
+        <w:bidi/>
+      </w:pPr>
+      <w:r>
+        <w:rPr>
+          <w:lang w:val="ar_AE" w:bidi="ar_AE"/>
+        </w:rPr>
+      </w:r>
+      <w:r>
+        <w:rPr>
+          <w:lang w:val="ar_AE" w:bidi="ar_AE"/>
+        </w:rPr>
+        <w:t>גֹעֵ֤ר לָ⁠כֶם֙ אֶת־הַ⁠זֶּ֔רַע</w:t>
       </w:r>
     </w:p>
     <w:p>
@@ -13373,6 +13725,22 @@
       </w:r>
       <w:r>
         <w:rPr>
+          <w:lang w:val="ar_AE" w:bidi="ar_AE"/>
+        </w:rPr>
+        <w:t>הָיְתָ֣ה אִתּ֗⁠וֹ &amp; ל֥⁠וֹ &amp; וַ⁠יִּֽירָאֵ֑⁠נִי &amp; נִחַ֥ת הֽוּא</w:t>
+      </w:r>
+    </w:p>
+    <w:p>
+      <w:pPr>
+        <w:bidi/>
+      </w:pPr>
+      <w:r>
+        <w:rPr>
+          <w:lang w:val="ar_AE" w:bidi="ar_AE"/>
+        </w:rPr>
+      </w:r>
+      <w:r>
+        <w:rPr>
           <w:b/>
           <w:lang w:val="ar_AE" w:bidi="ar_AE"/>
         </w:rPr>
@@ -13521,6 +13889,22 @@
       </w:r>
       <w:r>
         <w:rPr>
+          <w:lang w:val="ar_AE" w:bidi="ar_AE"/>
+        </w:rPr>
+        <w:t>וַ⁠יִּֽירָאֵ֑⁠נִי וּ⁠מִ⁠פְּנֵ֥י שְׁמִ֖⁠י נִחַ֥ת הֽוּא</w:t>
+      </w:r>
+    </w:p>
+    <w:p>
+      <w:pPr>
+        <w:bidi/>
+      </w:pPr>
+      <w:r>
+        <w:rPr>
+          <w:lang w:val="ar_AE" w:bidi="ar_AE"/>
+        </w:rPr>
+      </w:r>
+      <w:r>
+        <w:rPr>
           <w:b/>
           <w:lang w:val="ar_AE" w:bidi="ar_AE"/>
         </w:rPr>
@@ -13762,6 +14146,22 @@
       </w:r>
       <w:r>
         <w:rPr>
+          <w:lang w:val="ar_AE" w:bidi="ar_AE"/>
+        </w:rPr>
+        <w:t>בְּ⁠פִ֔י⁠הוּ &amp; בִ⁠שְׂפָתָ֑י⁠ו &amp; הָלַ֣ךְ &amp; הֵשִׁ֥יב</w:t>
+      </w:r>
+    </w:p>
+    <w:p>
+      <w:pPr>
+        <w:bidi/>
+      </w:pPr>
+      <w:r>
+        <w:rPr>
+          <w:lang w:val="ar_AE" w:bidi="ar_AE"/>
+        </w:rPr>
+      </w:r>
+      <w:r>
+        <w:rPr>
           <w:b/>
           <w:lang w:val="ar_AE" w:bidi="ar_AE"/>
         </w:rPr>
@@ -13910,6 +14310,22 @@
       </w:r>
       <w:r>
         <w:rPr>
+          <w:lang w:val="ar_AE" w:bidi="ar_AE"/>
+        </w:rPr>
+        <w:t>תּוֹרַ֤ת אֱמֶת֙ הָיְתָ֣ה בְּ⁠פִ֔י⁠הוּ</w:t>
+      </w:r>
+    </w:p>
+    <w:p>
+      <w:pPr>
+        <w:bidi/>
+      </w:pPr>
+      <w:r>
+        <w:rPr>
+          <w:lang w:val="ar_AE" w:bidi="ar_AE"/>
+        </w:rPr>
+      </w:r>
+      <w:r>
+        <w:rPr>
           <w:b/>
           <w:lang w:val="ar_AE" w:bidi="ar_AE"/>
         </w:rPr>
@@ -14029,6 +14445,22 @@
       </w:r>
       <w:r>
         <w:rPr>
+          <w:lang w:val="ar_AE" w:bidi="ar_AE"/>
+        </w:rPr>
+        <w:t>תּוֹרַ֤ת אֱמֶת֙ הָיְתָ֣ה בְּ⁠פִ֔י⁠הוּ</w:t>
+      </w:r>
+    </w:p>
+    <w:p>
+      <w:pPr>
+        <w:bidi/>
+      </w:pPr>
+      <w:r>
+        <w:rPr>
+          <w:lang w:val="ar_AE" w:bidi="ar_AE"/>
+        </w:rPr>
+      </w:r>
+      <w:r>
+        <w:rPr>
           <w:b/>
           <w:lang w:val="ar_AE" w:bidi="ar_AE"/>
         </w:rPr>
@@ -14269,6 +14701,22 @@
       </w:r>
       <w:r>
         <w:rPr>
+          <w:lang w:val="ar_AE" w:bidi="ar_AE"/>
+        </w:rPr>
+        <w:t>וְ⁠עַוְלָ֖ה לֹא־נִמְצָ֣א בִ⁠שְׂפָתָ֑י⁠ו</w:t>
+      </w:r>
+    </w:p>
+    <w:p>
+      <w:pPr>
+        <w:bidi/>
+      </w:pPr>
+      <w:r>
+        <w:rPr>
+          <w:lang w:val="ar_AE" w:bidi="ar_AE"/>
+        </w:rPr>
+      </w:r>
+      <w:r>
+        <w:rPr>
           <w:b/>
           <w:lang w:val="ar_AE" w:bidi="ar_AE"/>
         </w:rPr>
@@ -14374,6 +14822,22 @@
       </w:r>
       <w:r>
         <w:rPr>
+          <w:lang w:val="ar_AE" w:bidi="ar_AE"/>
+        </w:rPr>
+        <w:t>וְ⁠עַוְלָ֖ה לֹא־נִמְצָ֣א בִ⁠שְׂפָתָ֑י⁠ו</w:t>
+      </w:r>
+    </w:p>
+    <w:p>
+      <w:pPr>
+        <w:bidi/>
+      </w:pPr>
+      <w:r>
+        <w:rPr>
+          <w:lang w:val="ar_AE" w:bidi="ar_AE"/>
+        </w:rPr>
+      </w:r>
+      <w:r>
+        <w:rPr>
           <w:b/>
           <w:lang w:val="ar_AE" w:bidi="ar_AE"/>
         </w:rPr>
@@ -15564,6 +16028,22 @@
       </w:r>
       <w:r>
         <w:rPr>
+          <w:lang w:val="ar_AE" w:bidi="ar_AE"/>
+        </w:rPr>
+        <w:t>וְ⁠תוֹרָ֖ה יְבַקְשׁ֣וּ</w:t>
+      </w:r>
+    </w:p>
+    <w:p>
+      <w:pPr>
+        <w:bidi/>
+      </w:pPr>
+      <w:r>
+        <w:rPr>
+          <w:lang w:val="ar_AE" w:bidi="ar_AE"/>
+        </w:rPr>
+      </w:r>
+      <w:r>
+        <w:rPr>
           <w:b/>
           <w:lang w:val="ar_AE" w:bidi="ar_AE"/>
         </w:rPr>
@@ -15818,6 +16298,22 @@
       </w:r>
       <w:r>
         <w:rPr>
+          <w:lang w:val="ar_AE" w:bidi="ar_AE"/>
+        </w:rPr>
+        <w:t>מַלְאַ֥ךְ יְהוָֽה־צְבָא֖וֹת</w:t>
+      </w:r>
+    </w:p>
+    <w:p>
+      <w:pPr>
+        <w:bidi/>
+      </w:pPr>
+      <w:r>
+        <w:rPr>
+          <w:lang w:val="ar_AE" w:bidi="ar_AE"/>
+        </w:rPr>
+      </w:r>
+      <w:r>
+        <w:rPr>
           <w:b/>
           <w:lang w:val="ar_AE" w:bidi="ar_AE"/>
         </w:rPr>
@@ -15911,6 +16407,22 @@
         <w:rPr>
           <w:lang w:val="ar_AE" w:bidi="ar_AE"/>
         </w:rPr>
+      </w:r>
+    </w:p>
+    <w:p>
+      <w:pPr>
+        <w:bidi/>
+      </w:pPr>
+      <w:r>
+        <w:rPr>
+          <w:lang w:val="ar_AE" w:bidi="ar_AE"/>
+        </w:rPr>
+      </w:r>
+      <w:r>
+        <w:rPr>
+          <w:lang w:val="ar_AE" w:bidi="ar_AE"/>
+        </w:rPr>
+        <w:t>וְ⁠אַתֶּם֙ סַרְתֶּ֣ם מִן־הַ⁠דֶּ֔רֶךְ</w:t>
       </w:r>
     </w:p>
     <w:p>
@@ -16624,6 +17136,22 @@
       </w:r>
       <w:r>
         <w:rPr>
+          <w:lang w:val="ar_AE" w:bidi="ar_AE"/>
+        </w:rPr>
+        <w:t>וְ⁠נֹשְׂאִ֥ים פָּנִ֖ים</w:t>
+      </w:r>
+    </w:p>
+    <w:p>
+      <w:pPr>
+        <w:bidi/>
+      </w:pPr>
+      <w:r>
+        <w:rPr>
+          <w:lang w:val="ar_AE" w:bidi="ar_AE"/>
+        </w:rPr>
+      </w:r>
+      <w:r>
+        <w:rPr>
           <w:b/>
           <w:lang w:val="ar_AE" w:bidi="ar_AE"/>
         </w:rPr>
@@ -16883,6 +17411,22 @@
       </w:r>
       <w:r>
         <w:rPr>
+          <w:lang w:val="ar_AE" w:bidi="ar_AE"/>
+        </w:rPr>
+        <w:t>הֲ⁠ל֨וֹא אָ֤ב אֶחָד֙ לְ⁠כֻלָּ֔⁠נוּ הֲ⁠ל֛וֹא אֵ֥ל אֶֽחָ֖ד בְּרָאָ֑⁠נוּ</w:t>
+      </w:r>
+    </w:p>
+    <w:p>
+      <w:pPr>
+        <w:bidi/>
+      </w:pPr>
+      <w:r>
+        <w:rPr>
+          <w:lang w:val="ar_AE" w:bidi="ar_AE"/>
+        </w:rPr>
+      </w:r>
+      <w:r>
+        <w:rPr>
           <w:b/>
           <w:lang w:val="ar_AE" w:bidi="ar_AE"/>
         </w:rPr>
@@ -17097,6 +17641,22 @@
       </w:r>
       <w:r>
         <w:rPr>
+          <w:lang w:val="ar_AE" w:bidi="ar_AE"/>
+        </w:rPr>
+        <w:t>מַדּ֗וּעַ נִבְגַּד֙ אִ֣ישׁ בְּ⁠אָחִ֔י⁠ו לְ⁠חַלֵּ֖ל בְּרִ֥ית אֲבֹתֵֽי⁠נוּ</w:t>
+      </w:r>
+    </w:p>
+    <w:p>
+      <w:pPr>
+        <w:bidi/>
+      </w:pPr>
+      <w:r>
+        <w:rPr>
+          <w:lang w:val="ar_AE" w:bidi="ar_AE"/>
+        </w:rPr>
+      </w:r>
+      <w:r>
+        <w:rPr>
           <w:b/>
           <w:lang w:val="ar_AE" w:bidi="ar_AE"/>
         </w:rPr>
@@ -17460,6 +18020,22 @@
       </w:r>
       <w:r>
         <w:rPr>
+          <w:lang w:val="ar_AE" w:bidi="ar_AE"/>
+        </w:rPr>
+        <w:t>בָּגְדָ֣ה יְהוּדָ֔ה וְ⁠תוֹעֵבָ֛ה נֶעֶשְׂתָ֥ה בְ⁠יִשְׂרָאֵ֖ל וּ⁠בִ⁠ירֽוּשָׁלִָ֑ם</w:t>
+      </w:r>
+    </w:p>
+    <w:p>
+      <w:pPr>
+        <w:bidi/>
+      </w:pPr>
+      <w:r>
+        <w:rPr>
+          <w:lang w:val="ar_AE" w:bidi="ar_AE"/>
+        </w:rPr>
+      </w:r>
+      <w:r>
+        <w:rPr>
           <w:b/>
           <w:lang w:val="ar_AE" w:bidi="ar_AE"/>
         </w:rPr>
@@ -17566,6 +18142,22 @@
       </w:r>
       <w:r>
         <w:rPr>
+          <w:lang w:val="ar_AE" w:bidi="ar_AE"/>
+        </w:rPr>
+        <w:t>בָּגְדָ֣ה יְהוּדָ֔ה &amp; חִלֵּ֣ל יְהוּדָ֗ה</w:t>
+      </w:r>
+    </w:p>
+    <w:p>
+      <w:pPr>
+        <w:bidi/>
+      </w:pPr>
+      <w:r>
+        <w:rPr>
+          <w:lang w:val="ar_AE" w:bidi="ar_AE"/>
+        </w:rPr>
+      </w:r>
+      <w:r>
+        <w:rPr>
           <w:b/>
           <w:lang w:val="ar_AE" w:bidi="ar_AE"/>
         </w:rPr>
@@ -17686,6 +18278,22 @@
       </w:r>
       <w:r>
         <w:rPr>
+          <w:lang w:val="ar_AE" w:bidi="ar_AE"/>
+        </w:rPr>
+        <w:t>וְ⁠תוֹעֵבָ֛ה נֶעֶשְׂתָ֥ה בְ⁠יִשְׂרָאֵ֖ל וּ⁠בִ⁠ירֽוּשָׁלִָ֑ם</w:t>
+      </w:r>
+    </w:p>
+    <w:p>
+      <w:pPr>
+        <w:bidi/>
+      </w:pPr>
+      <w:r>
+        <w:rPr>
+          <w:lang w:val="ar_AE" w:bidi="ar_AE"/>
+        </w:rPr>
+      </w:r>
+      <w:r>
+        <w:rPr>
           <w:b/>
           <w:lang w:val="ar_AE" w:bidi="ar_AE"/>
         </w:rPr>
@@ -17926,6 +18534,22 @@
       </w:r>
       <w:r>
         <w:rPr>
+          <w:lang w:val="ar_AE" w:bidi="ar_AE"/>
+        </w:rPr>
+        <w:t>יַכְרֵ֨ת יְהוָ֜ה &amp; מֵ⁠אָהֳלֵ֖י יַֽעֲקֹ֑ב</w:t>
+      </w:r>
+    </w:p>
+    <w:p>
+      <w:pPr>
+        <w:bidi/>
+      </w:pPr>
+      <w:r>
+        <w:rPr>
+          <w:lang w:val="ar_AE" w:bidi="ar_AE"/>
+        </w:rPr>
+      </w:r>
+      <w:r>
+        <w:rPr>
           <w:b/>
           <w:lang w:val="ar_AE" w:bidi="ar_AE"/>
         </w:rPr>
@@ -18180,6 +18804,22 @@
       </w:r>
       <w:r>
         <w:rPr>
+          <w:lang w:val="ar_AE" w:bidi="ar_AE"/>
+        </w:rPr>
+        <w:t>מֵ⁠אָהֳלֵ֖י יַֽעֲקֹ֑ב</w:t>
+      </w:r>
+    </w:p>
+    <w:p>
+      <w:pPr>
+        <w:bidi/>
+      </w:pPr>
+      <w:r>
+        <w:rPr>
+          <w:lang w:val="ar_AE" w:bidi="ar_AE"/>
+        </w:rPr>
+      </w:r>
+      <w:r>
+        <w:rPr>
           <w:b/>
           <w:lang w:val="ar_AE" w:bidi="ar_AE"/>
         </w:rPr>
@@ -18582,6 +19222,22 @@
       </w:r>
       <w:r>
         <w:rPr>
+          <w:lang w:val="ar_AE" w:bidi="ar_AE"/>
+        </w:rPr>
+        <w:t>כַּסּ֤וֹת דִּמְעָה֙ אֶת־מִזְבַּ֣ח יְהוָ֔ה</w:t>
+      </w:r>
+    </w:p>
+    <w:p>
+      <w:pPr>
+        <w:bidi/>
+      </w:pPr>
+      <w:r>
+        <w:rPr>
+          <w:lang w:val="ar_AE" w:bidi="ar_AE"/>
+        </w:rPr>
+      </w:r>
+      <w:r>
+        <w:rPr>
           <w:b/>
           <w:lang w:val="ar_AE" w:bidi="ar_AE"/>
         </w:rPr>
@@ -18688,6 +19344,22 @@
       </w:r>
       <w:r>
         <w:rPr>
+          <w:lang w:val="ar_AE" w:bidi="ar_AE"/>
+        </w:rPr>
+        <w:t>פְּנוֹת֙ אֶל־הַ⁠מִּנְחָ֔ה וְ⁠לָ⁠קַ֥חַת רָצ֖וֹן מִ⁠יֶּדְ⁠כֶֽם</w:t>
+      </w:r>
+    </w:p>
+    <w:p>
+      <w:pPr>
+        <w:bidi/>
+      </w:pPr>
+      <w:r>
+        <w:rPr>
+          <w:lang w:val="ar_AE" w:bidi="ar_AE"/>
+        </w:rPr>
+      </w:r>
+      <w:r>
+        <w:rPr>
           <w:b/>
           <w:lang w:val="ar_AE" w:bidi="ar_AE"/>
         </w:rPr>
@@ -19186,6 +19858,22 @@
       </w:r>
       <w:r>
         <w:rPr>
+          <w:lang w:val="ar_AE" w:bidi="ar_AE"/>
+        </w:rPr>
+        <w:t>בֵּינְ⁠ךָ֜ &amp; נְעוּרֶ֗י⁠ךָ &amp; אַתָּה֙ בָּגַ֣דְתָּה &amp; חֲבֶרְתְּ⁠ךָ֖ &amp; בְּרִיתֶֽ⁠ךָ</w:t>
+      </w:r>
+    </w:p>
+    <w:p>
+      <w:pPr>
+        <w:bidi/>
+      </w:pPr>
+      <w:r>
+        <w:rPr>
+          <w:lang w:val="ar_AE" w:bidi="ar_AE"/>
+        </w:rPr>
+      </w:r>
+      <w:r>
+        <w:rPr>
           <w:b/>
           <w:lang w:val="ar_AE" w:bidi="ar_AE"/>
         </w:rPr>
@@ -19470,6 +20158,22 @@
       </w:r>
       <w:r>
         <w:rPr>
+          <w:lang w:val="ar_AE" w:bidi="ar_AE"/>
+        </w:rPr>
+        <w:t>וְ⁠לֹא־אֶחָ֣ד עָשָׂ֗ה וּ⁠שְׁאָ֥ר ר֨וּחַ֙ ל֔⁠וֹ</w:t>
+      </w:r>
+    </w:p>
+    <w:p>
+      <w:pPr>
+        <w:bidi/>
+      </w:pPr>
+      <w:r>
+        <w:rPr>
+          <w:lang w:val="ar_AE" w:bidi="ar_AE"/>
+        </w:rPr>
+      </w:r>
+      <w:r>
+        <w:rPr>
           <w:b/>
           <w:lang w:val="ar_AE" w:bidi="ar_AE"/>
         </w:rPr>
@@ -20116,6 +20820,22 @@
       </w:r>
       <w:r>
         <w:rPr>
+          <w:lang w:val="ar_AE" w:bidi="ar_AE"/>
+        </w:rPr>
+        <w:t>וְ⁠כִסָּ֤ה חָמָס֙ עַל־לְבוּשׁ֔⁠וֹ</w:t>
+      </w:r>
+    </w:p>
+    <w:p>
+      <w:pPr>
+        <w:bidi/>
+      </w:pPr>
+      <w:r>
+        <w:rPr>
+          <w:lang w:val="ar_AE" w:bidi="ar_AE"/>
+        </w:rPr>
+      </w:r>
+      <w:r>
+        <w:rPr>
           <w:b/>
           <w:lang w:val="ar_AE" w:bidi="ar_AE"/>
         </w:rPr>
@@ -20235,6 +20955,22 @@
       </w:r>
       <w:r>
         <w:rPr>
+          <w:lang w:val="ar_AE" w:bidi="ar_AE"/>
+        </w:rPr>
+        <w:t>וְ⁠נִשְׁמַרְתֶּ֥ם בְּ⁠רוּחֲ⁠כֶ֖ם</w:t>
+      </w:r>
+    </w:p>
+    <w:p>
+      <w:pPr>
+        <w:bidi/>
+      </w:pPr>
+      <w:r>
+        <w:rPr>
+          <w:lang w:val="ar_AE" w:bidi="ar_AE"/>
+        </w:rPr>
+      </w:r>
+      <w:r>
+        <w:rPr>
           <w:b/>
           <w:lang w:val="ar_AE" w:bidi="ar_AE"/>
         </w:rPr>
@@ -20733,6 +21469,22 @@
         <w:rPr>
           <w:lang w:val="ar_AE" w:bidi="ar_AE"/>
         </w:rPr>
+      </w:r>
+    </w:p>
+    <w:p>
+      <w:pPr>
+        <w:bidi/>
+      </w:pPr>
+      <w:r>
+        <w:rPr>
+          <w:lang w:val="ar_AE" w:bidi="ar_AE"/>
+        </w:rPr>
+      </w:r>
+      <w:r>
+        <w:rPr>
+          <w:lang w:val="ar_AE" w:bidi="ar_AE"/>
+        </w:rPr>
+        <w:t>אַיֵּ֖ה אֱלֹהֵ֥י הַ⁠מִּשְׁפָּֽט</w:t>
       </w:r>
     </w:p>
     <w:p>
@@ -21239,6 +21991,22 @@
       </w:r>
       <w:r>
         <w:rPr>
+          <w:lang w:val="ar_AE" w:bidi="ar_AE"/>
+        </w:rPr>
+        <w:t>וּ⁠פִנָּה־דֶ֖רֶךְ לְ⁠פָנָ֑⁠י</w:t>
+      </w:r>
+    </w:p>
+    <w:p>
+      <w:pPr>
+        <w:bidi/>
+      </w:pPr>
+      <w:r>
+        <w:rPr>
+          <w:lang w:val="ar_AE" w:bidi="ar_AE"/>
+        </w:rPr>
+      </w:r>
+      <w:r>
+        <w:rPr>
           <w:b/>
           <w:lang w:val="ar_AE" w:bidi="ar_AE"/>
         </w:rPr>
@@ -21619,6 +22387,22 @@
       </w:r>
       <w:r>
         <w:rPr>
+          <w:lang w:val="ar_AE" w:bidi="ar_AE"/>
+        </w:rPr>
+        <w:t>וּ⁠מִ֤י מְכַלְכֵּל֙ אֶת־י֣וֹם בּוֹא֔⁠וֹ וּ⁠מִ֥י הָ⁠עֹמֵ֖ד בְּ⁠הֵרָֽאוֹת֑⁠וֹ כִּֽי־הוּא֙ כְּ⁠אֵ֣שׁ מְצָרֵ֔ף וּ⁠כְ⁠בֹרִ֖ית מְכַבְּסִֽים</w:t>
+      </w:r>
+    </w:p>
+    <w:p>
+      <w:pPr>
+        <w:bidi/>
+      </w:pPr>
+      <w:r>
+        <w:rPr>
+          <w:lang w:val="ar_AE" w:bidi="ar_AE"/>
+        </w:rPr>
+      </w:r>
+      <w:r>
+        <w:rPr>
           <w:b/>
           <w:lang w:val="ar_AE" w:bidi="ar_AE"/>
         </w:rPr>
@@ -21725,6 +22509,22 @@
       </w:r>
       <w:r>
         <w:rPr>
+          <w:lang w:val="ar_AE" w:bidi="ar_AE"/>
+        </w:rPr>
+        <w:t>וּ⁠מִ֤י מְכַלְכֵּל֙ אֶת־י֣וֹם בּוֹא֔⁠וֹ וּ⁠מִ֥י הָ⁠עֹמֵ֖ד בְּ⁠הֵרָֽאוֹת֑⁠וֹ</w:t>
+      </w:r>
+    </w:p>
+    <w:p>
+      <w:pPr>
+        <w:bidi/>
+      </w:pPr>
+      <w:r>
+        <w:rPr>
+          <w:lang w:val="ar_AE" w:bidi="ar_AE"/>
+        </w:rPr>
+      </w:r>
+      <w:r>
+        <w:rPr>
           <w:b/>
           <w:lang w:val="ar_AE" w:bidi="ar_AE"/>
         </w:rPr>
@@ -22088,6 +22888,22 @@
       </w:r>
       <w:r>
         <w:rPr>
+          <w:lang w:val="ar_AE" w:bidi="ar_AE"/>
+        </w:rPr>
+        <w:t>הוּא֙ כְּ⁠אֵ֣שׁ מְצָרֵ֔ף וּ⁠כְ⁠בֹרִ֖ית מְכַבְּסִֽים</w:t>
+      </w:r>
+    </w:p>
+    <w:p>
+      <w:pPr>
+        <w:bidi/>
+      </w:pPr>
+      <w:r>
+        <w:rPr>
+          <w:lang w:val="ar_AE" w:bidi="ar_AE"/>
+        </w:rPr>
+      </w:r>
+      <w:r>
+        <w:rPr>
           <w:b/>
           <w:lang w:val="ar_AE" w:bidi="ar_AE"/>
         </w:rPr>
@@ -22599,6 +23415,22 @@
       </w:r>
       <w:r>
         <w:rPr>
+          <w:lang w:val="ar_AE" w:bidi="ar_AE"/>
+        </w:rPr>
+        <w:t>מִנְחַ֥ת יְהוּדָ֖ה וִ⁠ירֽוּשָׁלִָ֑ם</w:t>
+      </w:r>
+    </w:p>
+    <w:p>
+      <w:pPr>
+        <w:bidi/>
+      </w:pPr>
+      <w:r>
+        <w:rPr>
+          <w:lang w:val="ar_AE" w:bidi="ar_AE"/>
+        </w:rPr>
+      </w:r>
+      <w:r>
+        <w:rPr>
           <w:b/>
           <w:lang w:val="ar_AE" w:bidi="ar_AE"/>
         </w:rPr>
@@ -22705,6 +23537,22 @@
       </w:r>
       <w:r>
         <w:rPr>
+          <w:lang w:val="ar_AE" w:bidi="ar_AE"/>
+        </w:rPr>
+        <w:t>כִּ⁠ימֵ֣י עוֹלָ֔ם וּ⁠כְ⁠שָׁנִ֖ים קַדְמֹנִיּֽוֹת</w:t>
+      </w:r>
+    </w:p>
+    <w:p>
+      <w:pPr>
+        <w:bidi/>
+      </w:pPr>
+      <w:r>
+        <w:rPr>
+          <w:lang w:val="ar_AE" w:bidi="ar_AE"/>
+        </w:rPr>
+      </w:r>
+      <w:r>
+        <w:rPr>
           <w:b/>
           <w:lang w:val="ar_AE" w:bidi="ar_AE"/>
         </w:rPr>
@@ -22811,6 +23659,22 @@
       </w:r>
       <w:r>
         <w:rPr>
+          <w:lang w:val="ar_AE" w:bidi="ar_AE"/>
+        </w:rPr>
+        <w:t>בַּֽ⁠מְכַשְּׁפִים֙ וּ⁠בַ⁠מְנָ֣אֲפִ֔ים וּ⁠בַ⁠נִּשְׁבָּעִ֖ים לַ⁠שָּׁ֑קֶר וּ⁠בְ⁠עֹשְׁקֵ֣י שְׂכַר־שָׂ֠כִיר אַלְמָנָ֨ה וְ⁠יָת֤וֹם וּ⁠מַטֵּי־גֵר֙ וְ⁠לֹ֣א יְרֵא֔וּ⁠נִי</w:t>
+      </w:r>
+    </w:p>
+    <w:p>
+      <w:pPr>
+        <w:bidi/>
+      </w:pPr>
+      <w:r>
+        <w:rPr>
+          <w:lang w:val="ar_AE" w:bidi="ar_AE"/>
+        </w:rPr>
+      </w:r>
+      <w:r>
+        <w:rPr>
           <w:b/>
           <w:lang w:val="ar_AE" w:bidi="ar_AE"/>
         </w:rPr>
@@ -23038,6 +23902,22 @@
       </w:r>
       <w:r>
         <w:rPr>
+          <w:lang w:val="ar_AE" w:bidi="ar_AE"/>
+        </w:rPr>
+        <w:t>וְ⁠הָיִ֣יתִי ׀ עֵ֣ד מְמַהֵ֗ר בַּֽ⁠מְכַשְּׁפִים֙ וּ⁠בַ⁠מְנָ֣אֲפִ֔ים וּ⁠בַ⁠נִּשְׁבָּעִ֖ים לַ⁠שָּׁ֑קֶר וּ⁠בְ⁠עֹשְׁקֵ֣י שְׂכַר־שָׂ֠כִיר אַלְמָנָ֨ה וְ⁠יָת֤וֹם וּ⁠מַטֵּי־גֵר֙</w:t>
+      </w:r>
+    </w:p>
+    <w:p>
+      <w:pPr>
+        <w:bidi/>
+      </w:pPr>
+      <w:r>
+        <w:rPr>
+          <w:lang w:val="ar_AE" w:bidi="ar_AE"/>
+        </w:rPr>
+      </w:r>
+      <w:r>
+        <w:rPr>
           <w:b/>
           <w:lang w:val="ar_AE" w:bidi="ar_AE"/>
         </w:rPr>
@@ -23143,6 +24023,22 @@
       </w:r>
       <w:r>
         <w:rPr>
+          <w:lang w:val="ar_AE" w:bidi="ar_AE"/>
+        </w:rPr>
+        <w:t>וּ⁠בְ⁠עֹשְׁקֵ֣י שְׂכַר</w:t>
+      </w:r>
+    </w:p>
+    <w:p>
+      <w:pPr>
+        <w:bidi/>
+      </w:pPr>
+      <w:r>
+        <w:rPr>
+          <w:lang w:val="ar_AE" w:bidi="ar_AE"/>
+        </w:rPr>
+      </w:r>
+      <w:r>
+        <w:rPr>
           <w:b/>
           <w:lang w:val="ar_AE" w:bidi="ar_AE"/>
         </w:rPr>
@@ -23262,6 +24158,22 @@
       </w:r>
       <w:r>
         <w:rPr>
+          <w:lang w:val="ar_AE" w:bidi="ar_AE"/>
+        </w:rPr>
+        <w:t>שָׂ֠כִיר אַלְמָנָ֨ה וְ⁠יָת֤וֹם &amp; גֵר֙</w:t>
+      </w:r>
+    </w:p>
+    <w:p>
+      <w:pPr>
+        <w:bidi/>
+      </w:pPr>
+      <w:r>
+        <w:rPr>
+          <w:lang w:val="ar_AE" w:bidi="ar_AE"/>
+        </w:rPr>
+      </w:r>
+      <w:r>
+        <w:rPr>
           <w:b/>
           <w:lang w:val="ar_AE" w:bidi="ar_AE"/>
         </w:rPr>
@@ -23543,6 +24455,22 @@
         <w:rPr>
           <w:lang w:val="ar_AE" w:bidi="ar_AE"/>
         </w:rPr>
+      </w:r>
+    </w:p>
+    <w:p>
+      <w:pPr>
+        <w:bidi/>
+      </w:pPr>
+      <w:r>
+        <w:rPr>
+          <w:lang w:val="ar_AE" w:bidi="ar_AE"/>
+        </w:rPr>
+      </w:r>
+      <w:r>
+        <w:rPr>
+          <w:lang w:val="ar_AE" w:bidi="ar_AE"/>
+        </w:rPr>
+        <w:t>כִּ֛י אֲנִ֥י יְהוָ֖ה לֹ֣א שָׁנִ֑יתִי וְ⁠אַתֶּ֥ם בְּנֵֽי־יַעֲקֹ֖ב לֹ֥א כְלִיתֶֽם</w:t>
       </w:r>
     </w:p>
     <w:p>
@@ -24098,6 +25026,22 @@
       </w:r>
       <w:r>
         <w:rPr>
+          <w:lang w:val="ar_AE" w:bidi="ar_AE"/>
+        </w:rPr>
+        <w:t>סַרְתֶּ֤ם מֵֽ⁠חֻקַּ⁠י֙ וְ⁠לֹ֣א שְׁמַרְתֶּ֔ם</w:t>
+      </w:r>
+    </w:p>
+    <w:p>
+      <w:pPr>
+        <w:bidi/>
+      </w:pPr>
+      <w:r>
+        <w:rPr>
+          <w:lang w:val="ar_AE" w:bidi="ar_AE"/>
+        </w:rPr>
+      </w:r>
+      <w:r>
+        <w:rPr>
           <w:b/>
           <w:lang w:val="ar_AE" w:bidi="ar_AE"/>
         </w:rPr>
@@ -24204,6 +25148,22 @@
       </w:r>
       <w:r>
         <w:rPr>
+          <w:lang w:val="ar_AE" w:bidi="ar_AE"/>
+        </w:rPr>
+        <w:t>סַרְתֶּ֤ם מֵֽ⁠חֻקַּ⁠י֙</w:t>
+      </w:r>
+    </w:p>
+    <w:p>
+      <w:pPr>
+        <w:bidi/>
+      </w:pPr>
+      <w:r>
+        <w:rPr>
+          <w:lang w:val="ar_AE" w:bidi="ar_AE"/>
+        </w:rPr>
+      </w:r>
+      <w:r>
+        <w:rPr>
           <w:b/>
           <w:lang w:val="ar_AE" w:bidi="ar_AE"/>
         </w:rPr>
@@ -24296,6 +25256,22 @@
         <w:rPr>
           <w:lang w:val="ar_AE" w:bidi="ar_AE"/>
         </w:rPr>
+      </w:r>
+    </w:p>
+    <w:p>
+      <w:pPr>
+        <w:bidi/>
+      </w:pPr>
+      <w:r>
+        <w:rPr>
+          <w:lang w:val="ar_AE" w:bidi="ar_AE"/>
+        </w:rPr>
+      </w:r>
+      <w:r>
+        <w:rPr>
+          <w:lang w:val="ar_AE" w:bidi="ar_AE"/>
+        </w:rPr>
+        <w:t>וַ⁠אֲמַרְתֶּ֖ם בַּ⁠מֶּ֥ה נָשֽׁוּב</w:t>
       </w:r>
     </w:p>
     <w:p>
@@ -24568,6 +25544,22 @@
       </w:r>
       <w:r>
         <w:rPr>
+          <w:lang w:val="ar_AE" w:bidi="ar_AE"/>
+        </w:rPr>
+        <w:t>וַ⁠אֲמַרְתֶּ֖ם בַּ⁠מֶּ֣ה קְבַעֲנ֑וּ⁠ךָ</w:t>
+      </w:r>
+    </w:p>
+    <w:p>
+      <w:pPr>
+        <w:bidi/>
+      </w:pPr>
+      <w:r>
+        <w:rPr>
+          <w:lang w:val="ar_AE" w:bidi="ar_AE"/>
+        </w:rPr>
+      </w:r>
+      <w:r>
+        <w:rPr>
           <w:b/>
           <w:lang w:val="ar_AE" w:bidi="ar_AE"/>
         </w:rPr>
@@ -24796,6 +25788,22 @@
       </w:r>
       <w:r>
         <w:rPr>
+          <w:lang w:val="ar_AE" w:bidi="ar_AE"/>
+        </w:rPr>
+        <w:t>בַּ⁠מְּאֵרָה֙ אַתֶּ֣ם נֵֽאָרִ֔ים וְ⁠אֹתִ֖⁠י אַתֶּ֣ם קֹבְעִ֑ים</w:t>
+      </w:r>
+    </w:p>
+    <w:p>
+      <w:pPr>
+        <w:bidi/>
+      </w:pPr>
+      <w:r>
+        <w:rPr>
+          <w:lang w:val="ar_AE" w:bidi="ar_AE"/>
+        </w:rPr>
+      </w:r>
+      <w:r>
+        <w:rPr>
           <w:b/>
           <w:lang w:val="ar_AE" w:bidi="ar_AE"/>
         </w:rPr>
@@ -25537,6 +26545,22 @@
       </w:r>
       <w:r>
         <w:rPr>
+          <w:lang w:val="ar_AE" w:bidi="ar_AE"/>
+        </w:rPr>
+        <w:t>אִם־לֹ֧א אֶפְתַּ֣ח לָ⁠כֶ֗ם אֵ֚ת אֲרֻבּ֣וֹת הַ⁠שָּׁמַ֔יִם וַ⁠הֲרִיקֹתִ֥י לָ⁠כֶ֛ם בְּרָכָ֖ה</w:t>
+      </w:r>
+    </w:p>
+    <w:p>
+      <w:pPr>
+        <w:bidi/>
+      </w:pPr>
+      <w:r>
+        <w:rPr>
+          <w:lang w:val="ar_AE" w:bidi="ar_AE"/>
+        </w:rPr>
+      </w:r>
+      <w:r>
+        <w:rPr>
           <w:b/>
           <w:lang w:val="ar_AE" w:bidi="ar_AE"/>
         </w:rPr>
@@ -26048,6 +27072,22 @@
       </w:r>
       <w:r>
         <w:rPr>
+          <w:lang w:val="ar_AE" w:bidi="ar_AE"/>
+        </w:rPr>
+        <w:t>וְ⁠גָעַרְתִּ֤י לָ⁠כֶם֙ בָּֽ⁠אֹכֵ֔ל</w:t>
+      </w:r>
+    </w:p>
+    <w:p>
+      <w:pPr>
+        <w:bidi/>
+      </w:pPr>
+      <w:r>
+        <w:rPr>
+          <w:lang w:val="ar_AE" w:bidi="ar_AE"/>
+        </w:rPr>
+      </w:r>
+      <w:r>
+        <w:rPr>
           <w:b/>
           <w:lang w:val="ar_AE" w:bidi="ar_AE"/>
         </w:rPr>
@@ -26153,6 +27193,22 @@
       </w:r>
       <w:r>
         <w:rPr>
+          <w:lang w:val="ar_AE" w:bidi="ar_AE"/>
+        </w:rPr>
+        <w:t>אֶת־פְּרִ֣י הָ⁠אֲדָמָ֑ה</w:t>
+      </w:r>
+    </w:p>
+    <w:p>
+      <w:pPr>
+        <w:bidi/>
+      </w:pPr>
+      <w:r>
+        <w:rPr>
+          <w:lang w:val="ar_AE" w:bidi="ar_AE"/>
+        </w:rPr>
+      </w:r>
+      <w:r>
+        <w:rPr>
           <w:b/>
           <w:lang w:val="ar_AE" w:bidi="ar_AE"/>
         </w:rPr>
@@ -26272,6 +27328,22 @@
       </w:r>
       <w:r>
         <w:rPr>
+          <w:lang w:val="ar_AE" w:bidi="ar_AE"/>
+        </w:rPr>
+        <w:t>וְ⁠לֹא־תְשַׁכֵּ֨ל לָ⁠כֶ֤ם הַ⁠גֶּ֨פֶן֙ בַּ⁠שָּׂדֶ֔ה</w:t>
+      </w:r>
+    </w:p>
+    <w:p>
+      <w:pPr>
+        <w:bidi/>
+      </w:pPr>
+      <w:r>
+        <w:rPr>
+          <w:lang w:val="ar_AE" w:bidi="ar_AE"/>
+        </w:rPr>
+      </w:r>
+      <w:r>
+        <w:rPr>
           <w:b/>
           <w:lang w:val="ar_AE" w:bidi="ar_AE"/>
         </w:rPr>
@@ -26526,6 +27598,22 @@
       </w:r>
       <w:r>
         <w:rPr>
+          <w:lang w:val="ar_AE" w:bidi="ar_AE"/>
+        </w:rPr>
+        <w:t>חָזְק֥וּ עָלַ֛⁠י דִּבְרֵי⁠כֶ֖ם</w:t>
+      </w:r>
+    </w:p>
+    <w:p>
+      <w:pPr>
+        <w:bidi/>
+      </w:pPr>
+      <w:r>
+        <w:rPr>
+          <w:lang w:val="ar_AE" w:bidi="ar_AE"/>
+        </w:rPr>
+      </w:r>
+      <w:r>
+        <w:rPr>
           <w:b/>
           <w:lang w:val="ar_AE" w:bidi="ar_AE"/>
         </w:rPr>
@@ -26645,6 +27733,22 @@
       </w:r>
       <w:r>
         <w:rPr>
+          <w:lang w:val="ar_AE" w:bidi="ar_AE"/>
+        </w:rPr>
+        <w:t>וַ⁠אֲמַרְתֶּ֕ם מַה־נִּדְבַּ֖רְנוּ עָלֶֽי⁠ךָ</w:t>
+      </w:r>
+    </w:p>
+    <w:p>
+      <w:pPr>
+        <w:bidi/>
+      </w:pPr>
+      <w:r>
+        <w:rPr>
+          <w:lang w:val="ar_AE" w:bidi="ar_AE"/>
+        </w:rPr>
+      </w:r>
+      <w:r>
+        <w:rPr>
           <w:b/>
           <w:lang w:val="ar_AE" w:bidi="ar_AE"/>
         </w:rPr>
@@ -26751,6 +27855,22 @@
       </w:r>
       <w:r>
         <w:rPr>
+          <w:lang w:val="ar_AE" w:bidi="ar_AE"/>
+        </w:rPr>
+        <w:t>אֲמַרְתֶּ֕ם שָׁ֖וְא עֲבֹ֣ד אֱלֹהִ֑ים וּ⁠מַה־בֶּ֗צַע כִּ֤י שָׁמַ֨רְנוּ֙ מִשְׁמַרְתּ֔⁠וֹ וְ⁠כִ֤י הָלַ֨כְנוּ֙ קְדֹ֣רַנִּ֔ית מִ⁠פְּנֵ֖י יְהוָ֥ה צְבָאֽוֹת</w:t>
+      </w:r>
+    </w:p>
+    <w:p>
+      <w:pPr>
+        <w:bidi/>
+      </w:pPr>
+      <w:r>
+        <w:rPr>
+          <w:lang w:val="ar_AE" w:bidi="ar_AE"/>
+        </w:rPr>
+      </w:r>
+      <w:r>
+        <w:rPr>
           <w:b/>
           <w:lang w:val="ar_AE" w:bidi="ar_AE"/>
         </w:rPr>
@@ -26978,6 +28098,22 @@
       </w:r>
       <w:r>
         <w:rPr>
+          <w:lang w:val="ar_AE" w:bidi="ar_AE"/>
+        </w:rPr>
+        <w:t>מִ⁠פְּנֵ֖י יְהוָ֥ה צְבָאֽוֹת</w:t>
+      </w:r>
+    </w:p>
+    <w:p>
+      <w:pPr>
+        <w:bidi/>
+      </w:pPr>
+      <w:r>
+        <w:rPr>
+          <w:lang w:val="ar_AE" w:bidi="ar_AE"/>
+        </w:rPr>
+      </w:r>
+      <w:r>
+        <w:rPr>
           <w:b/>
           <w:lang w:val="ar_AE" w:bidi="ar_AE"/>
         </w:rPr>
@@ -27097,6 +28233,22 @@
       </w:r>
       <w:r>
         <w:rPr>
+          <w:lang w:val="ar_AE" w:bidi="ar_AE"/>
+        </w:rPr>
+        <w:t>וְ⁠עַתָּ֕ה אֲנַ֖חְנוּ מְאַשְּׁרִ֣ים זֵדִ֑ים גַּם־נִבְנוּ֙ עֹשֵׂ֣י רִשְׁעָ֔ה גַּ֧ם בָּחֲנ֛וּ אֱלֹהִ֖ים וַ⁠יִּמָּלֵֽטוּ</w:t>
+      </w:r>
+    </w:p>
+    <w:p>
+      <w:pPr>
+        <w:bidi/>
+      </w:pPr>
+      <w:r>
+        <w:rPr>
+          <w:lang w:val="ar_AE" w:bidi="ar_AE"/>
+        </w:rPr>
+      </w:r>
+      <w:r>
+        <w:rPr>
           <w:b/>
           <w:lang w:val="ar_AE" w:bidi="ar_AE"/>
         </w:rPr>
@@ -27690,6 +28842,22 @@
       </w:r>
       <w:r>
         <w:rPr>
+          <w:lang w:val="ar_AE" w:bidi="ar_AE"/>
+        </w:rPr>
+        <w:t>וַ֠⁠יִּכָּתֵב סֵ֣פֶר זִכָּר֤וֹן</w:t>
+      </w:r>
+    </w:p>
+    <w:p>
+      <w:pPr>
+        <w:bidi/>
+      </w:pPr>
+      <w:r>
+        <w:rPr>
+          <w:lang w:val="ar_AE" w:bidi="ar_AE"/>
+        </w:rPr>
+      </w:r>
+      <w:r>
+        <w:rPr>
           <w:b/>
           <w:lang w:val="ar_AE" w:bidi="ar_AE"/>
         </w:rPr>
@@ -27931,6 +29099,22 @@
       </w:r>
       <w:r>
         <w:rPr>
+          <w:lang w:val="ar_AE" w:bidi="ar_AE"/>
+        </w:rPr>
+        <w:t>לְ⁠יִרְאֵ֣י יְהוָ֔ה וּ⁠לְ⁠חֹשְׁבֵ֖י שְׁמֽ⁠וֹ</w:t>
+      </w:r>
+    </w:p>
+    <w:p>
+      <w:pPr>
+        <w:bidi/>
+      </w:pPr>
+      <w:r>
+        <w:rPr>
+          <w:lang w:val="ar_AE" w:bidi="ar_AE"/>
+        </w:rPr>
+      </w:r>
+      <w:r>
+        <w:rPr>
           <w:b/>
           <w:lang w:val="ar_AE" w:bidi="ar_AE"/>
         </w:rPr>
@@ -28037,6 +29221,22 @@
       </w:r>
       <w:r>
         <w:rPr>
+          <w:lang w:val="ar_AE" w:bidi="ar_AE"/>
+        </w:rPr>
+        <w:t>וּ⁠לְ⁠חֹשְׁבֵ֖י שְׁמֽ⁠וֹ</w:t>
+      </w:r>
+    </w:p>
+    <w:p>
+      <w:pPr>
+        <w:bidi/>
+      </w:pPr>
+      <w:r>
+        <w:rPr>
+          <w:lang w:val="ar_AE" w:bidi="ar_AE"/>
+        </w:rPr>
+      </w:r>
+      <w:r>
+        <w:rPr>
           <w:b/>
           <w:lang w:val="ar_AE" w:bidi="ar_AE"/>
         </w:rPr>
@@ -28156,6 +29356,22 @@
       </w:r>
       <w:r>
         <w:rPr>
+          <w:lang w:val="ar_AE" w:bidi="ar_AE"/>
+        </w:rPr>
+        <w:t>וְ⁠הָ֣יוּ לִ֗⁠י אָמַר֙ יְהוָ֣ה צְבָא֔וֹת &amp; סְגֻלָּ֑ה</w:t>
+      </w:r>
+    </w:p>
+    <w:p>
+      <w:pPr>
+        <w:bidi/>
+      </w:pPr>
+      <w:r>
+        <w:rPr>
+          <w:lang w:val="ar_AE" w:bidi="ar_AE"/>
+        </w:rPr>
+      </w:r>
+      <w:r>
+        <w:rPr>
           <w:b/>
           <w:lang w:val="ar_AE" w:bidi="ar_AE"/>
         </w:rPr>
@@ -28275,6 +29491,22 @@
       </w:r>
       <w:r>
         <w:rPr>
+          <w:lang w:val="ar_AE" w:bidi="ar_AE"/>
+        </w:rPr>
+        <w:t>לַ⁠יּ֕וֹם אֲשֶׁ֥ר אֲנִ֖י עֹשֶׂ֣ה</w:t>
+      </w:r>
+    </w:p>
+    <w:p>
+      <w:pPr>
+        <w:bidi/>
+      </w:pPr>
+      <w:r>
+        <w:rPr>
+          <w:lang w:val="ar_AE" w:bidi="ar_AE"/>
+        </w:rPr>
+      </w:r>
+      <w:r>
+        <w:rPr>
           <w:b/>
           <w:lang w:val="ar_AE" w:bidi="ar_AE"/>
         </w:rPr>
@@ -28894,6 +30126,22 @@
         <w:rPr>
           <w:lang w:val="ar_AE" w:bidi="ar_AE"/>
         </w:rPr>
+      </w:r>
+    </w:p>
+    <w:p>
+      <w:pPr>
+        <w:bidi/>
+      </w:pPr>
+      <w:r>
+        <w:rPr>
+          <w:lang w:val="ar_AE" w:bidi="ar_AE"/>
+        </w:rPr>
+      </w:r>
+      <w:r>
+        <w:rPr>
+          <w:lang w:val="ar_AE" w:bidi="ar_AE"/>
+        </w:rPr>
+        <w:t>בֵּ֥ין צַדִּ֖יק לְ⁠רָשָׁ֑ע בֵּ֚ין עֹבֵ֣ד אֱלֹהִ֔ים לַ⁠אֲשֶׁ֖ר לֹ֥א עֲבָדֽ⁠וֹ</w:t>
       </w:r>
     </w:p>
     <w:p>
@@ -29406,6 +30654,22 @@
       </w:r>
       <w:r>
         <w:rPr>
+          <w:lang w:val="ar_AE" w:bidi="ar_AE"/>
+        </w:rPr>
+        <w:t>בֹּעֵ֖ר כַּ⁠תַּנּ֑וּר וְ⁠הָי֨וּ כָל־זֵדִ֜ים וְ⁠כָל־עֹשֵׂ֤ה רִשְׁעָה֙ קַ֔שׁ</w:t>
+      </w:r>
+    </w:p>
+    <w:p>
+      <w:pPr>
+        <w:bidi/>
+      </w:pPr>
+      <w:r>
+        <w:rPr>
+          <w:lang w:val="ar_AE" w:bidi="ar_AE"/>
+        </w:rPr>
+      </w:r>
+      <w:r>
+        <w:rPr>
           <w:b/>
           <w:lang w:val="ar_AE" w:bidi="ar_AE"/>
         </w:rPr>
@@ -29646,6 +30910,22 @@
       </w:r>
       <w:r>
         <w:rPr>
+          <w:lang w:val="ar_AE" w:bidi="ar_AE"/>
+        </w:rPr>
+        <w:t>וְ⁠כָל־עֹשֵׂ֤ה רִשְׁעָה֙</w:t>
+      </w:r>
+    </w:p>
+    <w:p>
+      <w:pPr>
+        <w:bidi/>
+      </w:pPr>
+      <w:r>
+        <w:rPr>
+          <w:lang w:val="ar_AE" w:bidi="ar_AE"/>
+        </w:rPr>
+      </w:r>
+      <w:r>
+        <w:rPr>
           <w:b/>
           <w:lang w:val="ar_AE" w:bidi="ar_AE"/>
         </w:rPr>
@@ -29765,6 +31045,22 @@
       </w:r>
       <w:r>
         <w:rPr>
+          <w:lang w:val="ar_AE" w:bidi="ar_AE"/>
+        </w:rPr>
+        <w:t>וְ⁠הָי֨וּ כָל־זֵדִ֜ים וְ⁠כָל־עֹשֵׂ֤ה רִשְׁעָה֙ קַ֔שׁ</w:t>
+      </w:r>
+    </w:p>
+    <w:p>
+      <w:pPr>
+        <w:bidi/>
+      </w:pPr>
+      <w:r>
+        <w:rPr>
+          <w:lang w:val="ar_AE" w:bidi="ar_AE"/>
+        </w:rPr>
+      </w:r>
+      <w:r>
+        <w:rPr>
           <w:b/>
           <w:lang w:val="ar_AE" w:bidi="ar_AE"/>
         </w:rPr>
@@ -30192,6 +31488,22 @@
       </w:r>
       <w:r>
         <w:rPr>
+          <w:lang w:val="ar_AE" w:bidi="ar_AE"/>
+        </w:rPr>
+        <w:t>יִרְאֵ֤י שְׁמִ⁠י֙</w:t>
+      </w:r>
+    </w:p>
+    <w:p>
+      <w:pPr>
+        <w:bidi/>
+      </w:pPr>
+      <w:r>
+        <w:rPr>
+          <w:lang w:val="ar_AE" w:bidi="ar_AE"/>
+        </w:rPr>
+      </w:r>
+      <w:r>
+        <w:rPr>
           <w:b/>
           <w:lang w:val="ar_AE" w:bidi="ar_AE"/>
         </w:rPr>
@@ -30703,6 +32015,22 @@
       </w:r>
       <w:r>
         <w:rPr>
+          <w:lang w:val="ar_AE" w:bidi="ar_AE"/>
+        </w:rPr>
+        <w:t>וְ⁠עַסּוֹתֶ֣ם רְשָׁעִ֔ים כִּֽי־יִהְי֣וּ אֵ֔פֶר תַּ֖חַת כַּפּ֣וֹת רַגְלֵי⁠כֶ֑ם</w:t>
+      </w:r>
+    </w:p>
+    <w:p>
+      <w:pPr>
+        <w:bidi/>
+      </w:pPr>
+      <w:r>
+        <w:rPr>
+          <w:lang w:val="ar_AE" w:bidi="ar_AE"/>
+        </w:rPr>
+      </w:r>
+      <w:r>
+        <w:rPr>
           <w:b/>
           <w:lang w:val="ar_AE" w:bidi="ar_AE"/>
         </w:rPr>
@@ -31079,6 +32407,22 @@
       </w:r>
       <w:r>
         <w:rPr>
+          <w:lang w:val="ar_AE" w:bidi="ar_AE"/>
+        </w:rPr>
+        <w:t>כִּֽי־יִהְי֣וּ אֵ֔פֶר תַּ֖חַת כַּפּ֣וֹת רַגְלֵי⁠כֶ֑ם</w:t>
+      </w:r>
+    </w:p>
+    <w:p>
+      <w:pPr>
+        <w:bidi/>
+      </w:pPr>
+      <w:r>
+        <w:rPr>
+          <w:lang w:val="ar_AE" w:bidi="ar_AE"/>
+        </w:rPr>
+      </w:r>
+      <w:r>
+        <w:rPr>
           <w:b/>
           <w:lang w:val="ar_AE" w:bidi="ar_AE"/>
         </w:rPr>
@@ -31185,6 +32529,22 @@
         <w:rPr>
           <w:lang w:val="ar_AE" w:bidi="ar_AE"/>
         </w:rPr>
+      </w:r>
+    </w:p>
+    <w:p>
+      <w:pPr>
+        <w:bidi/>
+      </w:pPr>
+      <w:r>
+        <w:rPr>
+          <w:lang w:val="ar_AE" w:bidi="ar_AE"/>
+        </w:rPr>
+      </w:r>
+      <w:r>
+        <w:rPr>
+          <w:lang w:val="ar_AE" w:bidi="ar_AE"/>
+        </w:rPr>
+        <w:t>בַּ⁠יּוֹם֙ אֲשֶׁ֣ר אֲנִ֣י עֹשֶׂ֔ה</w:t>
       </w:r>
     </w:p>
     <w:p>
@@ -31827,6 +33187,22 @@
       </w:r>
       <w:r>
         <w:rPr>
+          <w:lang w:val="ar_AE" w:bidi="ar_AE"/>
+        </w:rPr>
+        <w:t>י֣וֹם יְהוָ֔ה הַ⁠גָּד֖וֹל וְ⁠הַ⁠נּוֹרָֽא</w:t>
+      </w:r>
+    </w:p>
+    <w:p>
+      <w:pPr>
+        <w:bidi/>
+      </w:pPr>
+      <w:r>
+        <w:rPr>
+          <w:lang w:val="ar_AE" w:bidi="ar_AE"/>
+        </w:rPr>
+      </w:r>
+      <w:r>
+        <w:rPr>
           <w:b/>
           <w:lang w:val="ar_AE" w:bidi="ar_AE"/>
         </w:rPr>
@@ -31933,6 +33309,22 @@
       </w:r>
       <w:r>
         <w:rPr>
+          <w:lang w:val="ar_AE" w:bidi="ar_AE"/>
+        </w:rPr>
+        <w:t>וְ⁠הֵשִׁ֤יב לֵב־אָבוֹת֙ עַל־בָּנִ֔ים וְ⁠לֵ֥ב בָּנִ֖ים עַל־אֲבוֹתָ֑⁠ם</w:t>
+      </w:r>
+    </w:p>
+    <w:p>
+      <w:pPr>
+        <w:bidi/>
+      </w:pPr>
+      <w:r>
+        <w:rPr>
+          <w:lang w:val="ar_AE" w:bidi="ar_AE"/>
+        </w:rPr>
+      </w:r>
+      <w:r>
+        <w:rPr>
           <w:b/>
           <w:lang w:val="ar_AE" w:bidi="ar_AE"/>
         </w:rPr>
@@ -32065,6 +33457,22 @@
       </w:r>
       <w:r>
         <w:rPr>
+          <w:lang w:val="ar_AE" w:bidi="ar_AE"/>
+        </w:rPr>
+        <w:t>וְ⁠הֵשִׁ֤יב לֵב־אָבוֹת֙ עַל־בָּנִ֔ים וְ⁠לֵ֥ב בָּנִ֖ים עַל־אֲבוֹתָ֑⁠ם</w:t>
+      </w:r>
+    </w:p>
+    <w:p>
+      <w:pPr>
+        <w:bidi/>
+      </w:pPr>
+      <w:r>
+        <w:rPr>
+          <w:lang w:val="ar_AE" w:bidi="ar_AE"/>
+        </w:rPr>
+      </w:r>
+      <w:r>
+        <w:rPr>
           <w:b/>
           <w:lang w:val="ar_AE" w:bidi="ar_AE"/>
         </w:rPr>
@@ -32266,6 +33674,22 @@
         <w:rPr>
           <w:lang w:val="ar_AE" w:bidi="ar_AE"/>
         </w:rPr>
+      </w:r>
+    </w:p>
+    <w:p>
+      <w:pPr>
+        <w:bidi/>
+      </w:pPr>
+      <w:r>
+        <w:rPr>
+          <w:lang w:val="ar_AE" w:bidi="ar_AE"/>
+        </w:rPr>
+      </w:r>
+      <w:r>
+        <w:rPr>
+          <w:lang w:val="ar_AE" w:bidi="ar_AE"/>
+        </w:rPr>
+        <w:t>לֵב &amp; וְ⁠לֵ֥ב</w:t>
       </w:r>
     </w:p>
     <w:p>
